--- a/fourth progress/progress_report_4_v2.docx
+++ b/fourth progress/progress_report_4_v2.docx
@@ -1,6 +1,6 @@
 
 <file path=word/document.xml><?xml version="1.0" encoding="UTF-8" standalone="yes"?><w:document mc:Ignorable="w14 w15 wp14" xmlns:wpc="http://schemas.microsoft.com/office/word/2010/wordprocessingCanvas" xmlns:mc="http://schemas.openxmlformats.org/markup-compatibility/2006" xmlns:o="urn:schemas-microsoft-com:office:office" xmlns:r="http://schemas.openxmlformats.org/officeDocument/2006/relationships" xmlns:m="http://schemas.openxmlformats.org/officeDocument/2006/math" xmlns:v="urn:schemas-microsoft-com:vml" xmlns:wp14="http://schemas.microsoft.com/office/word/2010/wordprocessingDrawing" xmlns:wp="http://schemas.openxmlformats.org/drawingml/2006/wordprocessingDrawing" xmlns:w10="urn:schemas-microsoft-com:office:word" xmlns:w="http://schemas.openxmlformats.org/wordprocessingml/2006/main" xmlns:w14="http://schemas.microsoft.com/office/word/2010/wordml" xmlns:w15="http://schemas.microsoft.com/office/word/2012/wordml" xmlns:wpg="http://schemas.microsoft.com/office/word/2010/wordprocessingGroup" xmlns:wpi="http://schemas.microsoft.com/office/word/2010/wordprocessingInk" xmlns:wne="http://schemas.microsoft.com/office/word/2006/wordml" xmlns:wps="http://schemas.microsoft.com/office/word/2010/wordprocessingShape" xmlns:cx="http://schemas.microsoft.com/office/drawing/2014/chartex" xmlns:cx1="http://schemas.microsoft.com/office/drawing/2015/9/8/chartex" xmlns:cx2="http://schemas.microsoft.com/office/drawing/2015/10/21/chartex" xmlns:cx3="http://schemas.microsoft.com/office/drawing/2016/5/9/chartex" xmlns:cx4="http://schemas.microsoft.com/office/drawing/2016/5/10/chartex" xmlns:cx5="http://schemas.microsoft.com/office/drawing/2016/5/11/chartex" xmlns:cx6="http://schemas.microsoft.com/office/drawing/2016/5/12/chartex" xmlns:cx7="http://schemas.microsoft.com/office/drawing/2016/5/13/chartex" xmlns:cx8="http://schemas.microsoft.com/office/drawing/2016/5/14/chartex" xmlns:aink="http://schemas.microsoft.com/office/drawing/2016/ink" xmlns:am3d="http://schemas.microsoft.com/office/drawing/2017/model3d" xmlns:w16cex="http://schemas.microsoft.com/office/word/2018/wordml/cex" xmlns:w16cid="http://schemas.microsoft.com/office/word/2016/wordml/cid" xmlns:w16="http://schemas.microsoft.com/office/word/2018/wordml" xmlns:w16sdtdh="http://schemas.microsoft.com/office/word/2020/wordml/sdtdatahash" xmlns:w16se="http://schemas.microsoft.com/office/word/2015/wordml/symex"><w:body><w:p><w:pPr><w:spacing w:after="200" w:before="1440"/><w:jc w:val="center"/></w:pPr><w:r><w:rPr><w:rFonts w:ascii="Arial" w:cs="Arial" w:eastAsia="Arial" w:hAnsi="Arial"/><w:b/><w:bCs/><w:color w:val="1F4E79"/><w:sz w:val="56"/><w:szCs w:val="56"/></w:rPr><w:t xml:space="preserve">4th Progress Report</w:t></w:r></w:p><w:p><w:pPr><w:spacing w:after="120" w:before="0"/><w:jc w:val="center"/></w:pPr><w:r><w:rPr><w:rFonts w:ascii="Arial" w:cs="Arial" w:eastAsia="Arial" w:hAnsi="Arial"/><w:b/><w:bCs/><w:color w:val="2E75B6"/><w:sz w:val="32"/><w:szCs w:val="32"/></w:rPr><w:t xml:space="preserve">An Analysis of Global and Regional Mainstreaminess
-for Personalized Music Recommender Systems</w:t></w:r></w:p><w:p><w:pPr><w:spacing w:after="600" w:before="0"/><w:jc w:val="center"/></w:pPr><w:r><w:rPr><w:rFonts w:ascii="Arial" w:cs="Arial" w:eastAsia="Arial" w:hAnsi="Arial"/><w:i/><w:iCs/><w:color w:val="595959"/><w:sz w:val="24"/><w:szCs w:val="24"/></w:rPr><w:t xml:space="preserve">Schedl &amp; Bauer (2018) — Implementation Report</w:t></w:r></w:p><w:p><w:pPr><w:spacing w:after="80" w:before="0"/><w:jc w:val="center"/></w:pPr><w:r><w:rPr><w:rFonts w:ascii="Arial" w:cs="Arial" w:eastAsia="Arial" w:hAnsi="Arial"/><w:b/><w:bCs/><w:color w:val="222222"/><w:sz w:val="22"/><w:szCs w:val="22"/></w:rPr><w:t xml:space="preserve">Recommender Systems (COME424/1)</w:t></w:r></w:p><w:p><w:pPr><w:spacing w:after="80" w:before="0"/><w:jc w:val="center"/></w:pPr><w:r><w:rPr><w:rFonts w:ascii="Arial" w:cs="Arial" w:eastAsia="Arial" w:hAnsi="Arial"/><w:color w:val="595959"/><w:sz w:val="22"/><w:szCs w:val="22"/></w:rPr><w:t xml:space="preserve">Dr. Öğr. Üyesi Gamze Uslu</w:t></w:r></w:p><w:p><w:pPr><w:spacing w:after="0" w:before="80"/></w:pPr><w:r><w:rPr><w:rFonts w:ascii="Arial" w:cs="Arial" w:eastAsia="Arial" w:hAnsi="Arial"/><w:sz w:val="22"/><w:szCs w:val="22"/></w:rPr><w:t xml:space="preserve"></w:t></w:r></w:p><w:p><w:pPr><w:spacing w:after="0" w:before="80"/></w:pPr><w:r><w:rPr><w:rFonts w:ascii="Arial" w:cs="Arial" w:eastAsia="Arial" w:hAnsi="Arial"/><w:sz w:val="22"/><w:szCs w:val="22"/></w:rPr><w:t xml:space="preserve"></w:t></w:r></w:p><w:p><w:pPr><w:spacing w:after="40" w:before="40"/><w:jc w:val="center"/></w:pPr><w:r><w:rPr><w:rFonts w:ascii="Arial" w:cs="Arial" w:eastAsia="Arial" w:hAnsi="Arial"/><w:b/><w:bCs/><w:color w:val="1F4E79"/><w:sz w:val="22"/><w:szCs w:val="22"/></w:rPr><w:t xml:space="preserve">Doğukan Aydın</w:t></w:r><w:r><w:rPr><w:rFonts w:ascii="Arial" w:cs="Arial" w:eastAsia="Arial" w:hAnsi="Arial"/><w:color w:val="595959"/><w:sz w:val="22"/><w:szCs w:val="22"/></w:rPr><w:t xml:space="preserve">  —  240200019</w:t></w:r></w:p><w:p><w:pPr><w:spacing w:after="40" w:before="40"/><w:jc w:val="center"/></w:pPr><w:r><w:rPr><w:rFonts w:ascii="Arial" w:cs="Arial" w:eastAsia="Arial" w:hAnsi="Arial"/><w:b/><w:bCs/><w:color w:val="1F4E79"/><w:sz w:val="22"/><w:szCs w:val="22"/></w:rPr><w:t xml:space="preserve">Elif Dalmış</w:t></w:r><w:r><w:rPr><w:rFonts w:ascii="Arial" w:cs="Arial" w:eastAsia="Arial" w:hAnsi="Arial"/><w:color w:val="595959"/><w:sz w:val="22"/><w:szCs w:val="22"/></w:rPr><w:t xml:space="preserve">  —  230201082</w:t></w:r></w:p><w:p><w:pPr><w:spacing w:after="40" w:before="40"/><w:jc w:val="center"/></w:pPr><w:r><w:rPr><w:rFonts w:ascii="Arial" w:cs="Arial" w:eastAsia="Arial" w:hAnsi="Arial"/><w:b/><w:bCs/><w:color w:val="1F4E79"/><w:sz w:val="22"/><w:szCs w:val="22"/></w:rPr><w:t xml:space="preserve">Yaman Balcı</w:t></w:r><w:r><w:rPr><w:rFonts w:ascii="Arial" w:cs="Arial" w:eastAsia="Arial" w:hAnsi="Arial"/><w:color w:val="595959"/><w:sz w:val="22"/><w:szCs w:val="22"/></w:rPr><w:t xml:space="preserve">  —  220201081</w:t></w:r></w:p><w:p><w:pPr><w:spacing w:after="40" w:before="40"/><w:jc w:val="center"/></w:pPr><w:r><w:rPr><w:rFonts w:ascii="Arial" w:cs="Arial" w:eastAsia="Arial" w:hAnsi="Arial"/><w:b/><w:bCs/><w:color w:val="1F4E79"/><w:sz w:val="22"/><w:szCs w:val="22"/></w:rPr><w:t xml:space="preserve">Salih Çetin</w:t></w:r><w:r><w:rPr><w:rFonts w:ascii="Arial" w:cs="Arial" w:eastAsia="Arial" w:hAnsi="Arial"/><w:color w:val="595959"/><w:sz w:val="22"/><w:szCs w:val="22"/></w:rPr><w:t xml:space="preserve">  —  220201060</w:t></w:r></w:p><w:p><w:pPr><w:spacing w:after="40" w:before="40"/><w:jc w:val="center"/></w:pPr><w:r><w:rPr><w:rFonts w:ascii="Arial" w:cs="Arial" w:eastAsia="Arial" w:hAnsi="Arial"/><w:b/><w:bCs/><w:color w:val="1F4E79"/><w:sz w:val="22"/><w:szCs w:val="22"/></w:rPr><w:t xml:space="preserve">Alperen Keskin</w:t></w:r><w:r><w:rPr><w:rFonts w:ascii="Arial" w:cs="Arial" w:eastAsia="Arial" w:hAnsi="Arial"/><w:color w:val="595959"/><w:sz w:val="22"/><w:szCs w:val="22"/></w:rPr><w:t xml:space="preserve">  —  230201094</w:t></w:r></w:p><w:p><w:pPr><w:spacing w:after="0" w:before="200"/><w:jc w:val="center"/></w:pPr><w:r><w:rPr><w:rFonts w:ascii="Arial" w:cs="Arial" w:eastAsia="Arial" w:hAnsi="Arial"/><w:i/><w:iCs/><w:color w:val="595959"/><w:sz w:val="20"/><w:szCs w:val="20"/></w:rPr><w:t xml:space="preserve">Üsküdar University  •  Department of Computer Engineering  •  2026</w:t></w:r></w:p><w:p><w:pPr><w:pageBreakBefore/></w:pPr><w:r><w:rPr><w:rFonts w:ascii="Arial" w:cs="Arial" w:eastAsia="Arial" w:hAnsi="Arial"/><w:sz w:val="22"/><w:szCs w:val="22"/></w:rPr><w:t xml:space="preserve"></w:t></w:r></w:p><w:p><w:pPr><w:spacing w:after="200" w:before="200"/></w:pPr><w:r><w:rPr><w:rFonts w:ascii="Arial" w:cs="Arial" w:eastAsia="Arial" w:hAnsi="Arial"/><w:b/><w:bCs/><w:color w:val="0D9488"/><w:sz w:val="28"/><w:szCs w:val="28"/></w:rPr><w:t xml:space="preserve">REPORT 1</w:t></w:r></w:p><w:p><w:pPr><w:spacing w:after="120" w:before="360"/></w:pPr><w:r><w:rPr><w:rFonts w:ascii="Arial" w:cs="Arial" w:eastAsia="Arial" w:hAnsi="Arial"/><w:b/><w:bCs/><w:color w:val="1F4E79"/><w:sz w:val="36"/><w:szCs w:val="36"/></w:rPr><w:t xml:space="preserve">1.  Problem Definition</w:t></w:r></w:p><w:p><w:pPr><w:spacing w:after="60" w:before="60"/></w:pPr><w:r><w:rPr><w:rFonts w:ascii="Arial" w:cs="Arial" w:eastAsia="Arial" w:hAnsi="Arial"/><w:sz w:val="22"/><w:szCs w:val="22"/></w:rPr><w:t xml:space="preserve">Music streaming platforms overwhelmingly rely on raw popularity metrics: an artist is recommended because many people have listened to it — regardless of whether those listeners share the target user&apos;s cultural background. This popularity bias creates a self-reinforcing feedback loop: already-popular artists receive more exposure, which increases their playcount, which makes them appear even more recommendable. Finnish metal, Turkish folk-rock, and Korean K-Pop are systematically underrepresented.</w:t></w:r></w:p><w:p><w:pPr><w:spacing w:after="0" w:before="80"/></w:pPr><w:r><w:rPr><w:rFonts w:ascii="Arial" w:cs="Arial" w:eastAsia="Arial" w:hAnsi="Arial"/><w:sz w:val="22"/><w:szCs w:val="22"/></w:rPr><w:t xml:space="preserve"></w:t></w:r></w:p><w:p><w:pPr><w:spacing w:after="60" w:before="60"/></w:pPr><w:r><w:rPr><w:rFonts w:ascii="Arial" w:cs="Arial" w:eastAsia="Arial" w:hAnsi="Arial"/><w:sz w:val="22"/><w:szCs w:val="22"/></w:rPr><w:t xml:space="preserve">The formal problem: given a user u in country c, existing systems compute recommendation scores using the global playcount distribution, failing to account for country-specific mainstream patterns. What is mainstream in Finland (Nightwish, Stam1na) differs fundamentally from Turkey (Duman, Grup Yorum) or South Korea (BTS, IU).</w:t></w:r></w:p><w:p><w:pPr><w:spacing w:after="0" w:before="80"/></w:pPr><w:r><w:rPr><w:rFonts w:ascii="Arial" w:cs="Arial" w:eastAsia="Arial" w:hAnsi="Arial"/><w:sz w:val="22"/><w:szCs w:val="22"/></w:rPr><w:t xml:space="preserve"></w:t></w:r></w:p><w:p><w:pPr><w:spacing w:after="80" w:before="280"/></w:pPr><w:r><w:rPr><w:rFonts w:ascii="Arial" w:cs="Arial" w:eastAsia="Arial" w:hAnsi="Arial"/><w:b/><w:bCs/><w:color w:val="2E75B6"/><w:sz w:val="26"/><w:szCs w:val="26"/></w:rPr><w:t xml:space="preserve">1.1  Research Questions</w:t></w:r></w:p><w:p><w:pPr><w:spacing w:after="40" w:before="40"/><w:ind w:left="560" w:hanging="280"/></w:pPr><w:r><w:rPr><w:rFonts w:ascii="Arial" w:cs="Arial" w:eastAsia="Arial" w:hAnsi="Arial"/><w:b/><w:bCs/><w:color w:val="2E75B6"/><w:sz w:val="22"/><w:szCs w:val="22"/></w:rPr><w:t xml:space="preserve">•  </w:t></w:r><w:r><w:rPr><w:rFonts w:ascii="Arial" w:cs="Arial" w:eastAsia="Arial" w:hAnsi="Arial"/><w:sz w:val="22"/><w:szCs w:val="22"/></w:rPr><w:t xml:space="preserve">How can a user&apos;s mainstreaminess — alignment with global or country-specific mainstream — be quantified using the 11-measure framework of Schedl &amp; Bauer (2018)?</w:t></w:r></w:p><w:p><w:pPr><w:spacing w:after="40" w:before="40"/><w:ind w:left="560" w:hanging="280"/></w:pPr><w:r><w:rPr><w:rFonts w:ascii="Arial" w:cs="Arial" w:eastAsia="Arial" w:hAnsi="Arial"/><w:b/><w:bCs/><w:color w:val="2E75B6"/><w:sz w:val="22"/><w:szCs w:val="22"/></w:rPr><w:t xml:space="preserve">•  </w:t></w:r><w:r><w:rPr><w:rFonts w:ascii="Arial" w:cs="Arial" w:eastAsia="Arial" w:hAnsi="Arial"/><w:sz w:val="22"/><w:szCs w:val="22"/></w:rPr><w:t xml:space="preserve">How do mainstreaminess profiles differ across 12 major music markets (TR, FI, US, DE, JP, BR, GB, FR, KR, SE, IT, MX)?</w:t></w:r></w:p><w:p><w:pPr><w:spacing w:after="40" w:before="40"/><w:ind w:left="560" w:hanging="280"/></w:pPr><w:r><w:rPr><w:rFonts w:ascii="Arial" w:cs="Arial" w:eastAsia="Arial" w:hAnsi="Arial"/><w:b/><w:bCs/><w:color w:val="2E75B6"/><w:sz w:val="22"/><w:szCs w:val="22"/></w:rPr><w:t xml:space="preserve">•  </w:t></w:r><w:r><w:rPr><w:rFonts w:ascii="Arial" w:cs="Arial" w:eastAsia="Arial" w:hAnsi="Arial"/><w:sz w:val="22"/><w:szCs w:val="22"/></w:rPr><w:t xml:space="preserve">Can mainstreaminess-level-aware recommendation outperform standard popularity-based and collaborative filtering approaches?</w:t></w:r></w:p><w:p><w:pPr><w:spacing w:after="40" w:before="40"/><w:ind w:left="560" w:hanging="280"/></w:pPr><w:r><w:rPr><w:rFonts w:ascii="Arial" w:cs="Arial" w:eastAsia="Arial" w:hAnsi="Arial"/><w:b/><w:bCs/><w:color w:val="2E75B6"/><w:sz w:val="22"/><w:szCs w:val="22"/></w:rPr><w:t xml:space="preserve">•  </w:t></w:r><w:r><w:rPr><w:rFonts w:ascii="Arial" w:cs="Arial" w:eastAsia="Arial" w:hAnsi="Arial"/><w:sz w:val="22"/><w:szCs w:val="22"/></w:rPr><w:t xml:space="preserve">Does AF-ILF weighting successfully surface locally mainstream artists that raw playcount misses?</w:t></w:r></w:p><w:p><w:pPr><w:spacing w:after="0" w:before="80"/></w:pPr><w:r><w:rPr><w:rFonts w:ascii="Arial" w:cs="Arial" w:eastAsia="Arial" w:hAnsi="Arial"/><w:sz w:val="22"/><w:szCs w:val="22"/></w:rPr><w:t xml:space="preserve"></w:t></w:r></w:p><w:p><w:pPr><w:spacing w:after="80" w:before="280"/></w:pPr><w:r><w:rPr><w:rFonts w:ascii="Arial" w:cs="Arial" w:eastAsia="Arial" w:hAnsi="Arial"/><w:b/><w:bCs/><w:color w:val="2E75B6"/><w:sz w:val="26"/><w:szCs w:val="26"/></w:rPr><w:t xml:space="preserve">1.2  Challenges</w:t></w:r></w:p><w:p><w:pPr><w:spacing w:after="40" w:before="40"/><w:ind w:left="560" w:hanging="280"/></w:pPr><w:r><w:rPr><w:rFonts w:ascii="Arial" w:cs="Arial" w:eastAsia="Arial" w:hAnsi="Arial"/><w:b/><w:bCs/><w:color w:val="2E75B6"/><w:sz w:val="22"/><w:szCs w:val="22"/></w:rPr><w:t xml:space="preserve">•  </w:t></w:r><w:r><w:rPr><w:rFonts w:ascii="Arial" w:cs="Arial" w:eastAsia="Arial" w:hAnsi="Arial"/><w:sz w:val="22"/><w:szCs w:val="22"/></w:rPr><w:t xml:space="preserve">Standard AF is dominated by globally popular acts — every country&apos;s top-AF list looks identical.</w:t></w:r></w:p><w:p><w:pPr><w:spacing w:after="40" w:before="40"/><w:ind w:left="560" w:hanging="280"/></w:pPr><w:r><w:rPr><w:rFonts w:ascii="Arial" w:cs="Arial" w:eastAsia="Arial" w:hAnsi="Arial"/><w:b/><w:bCs/><w:color w:val="2E75B6"/><w:sz w:val="22"/><w:szCs w:val="22"/></w:rPr><w:t xml:space="preserve">•  </w:t></w:r><w:r><w:rPr><w:rFonts w:ascii="Arial" w:cs="Arial" w:eastAsia="Arial" w:hAnsi="Arial"/><w:sz w:val="22"/><w:szCs w:val="22"/></w:rPr><w:t xml:space="preserve">Collaborative filtering (KNN, SVD) finds similar users but does not exploit cultural/regional structure.</w:t></w:r></w:p><w:p><w:pPr><w:spacing w:after="40" w:before="40"/><w:ind w:left="560" w:hanging="280"/></w:pPr><w:r><w:rPr><w:rFonts w:ascii="Arial" w:cs="Arial" w:eastAsia="Arial" w:hAnsi="Arial"/><w:b/><w:bCs/><w:color w:val="2E75B6"/><w:sz w:val="22"/><w:szCs w:val="22"/></w:rPr><w:t xml:space="preserve">•  </w:t></w:r><w:r><w:rPr><w:rFonts w:ascii="Arial" w:cs="Arial" w:eastAsia="Arial" w:hAnsi="Arial"/><w:sz w:val="22"/><w:szCs w:val="22"/></w:rPr><w:t xml:space="preserve">Evaluation is non-trivial: standard RMSE and precision@k do not capture whether a recommendation respects cultural context.</w:t></w:r></w:p><w:p><w:pPr><w:pBdr><w:bottom w:val="single" w:color="2E75B6" w:sz="6" w:space="1"/></w:pBdr><w:spacing w:after="140" w:before="140"/></w:pPr><w:r><w:rPr><w:rFonts w:ascii="Arial" w:cs="Arial" w:eastAsia="Arial" w:hAnsi="Arial"/><w:sz w:val="22"/><w:szCs w:val="22"/></w:rPr><w:t xml:space="preserve"></w:t></w:r></w:p><w:p><w:pPr><w:spacing w:after="120" w:before="360"/></w:pPr><w:r><w:rPr><w:rFonts w:ascii="Arial" w:cs="Arial" w:eastAsia="Arial" w:hAnsi="Arial"/><w:b/><w:bCs/><w:color w:val="1F4E79"/><w:sz w:val="36"/><w:szCs w:val="36"/></w:rPr><w:t xml:space="preserve">2.  Proposed Approach</w:t></w:r></w:p><w:p><w:pPr><w:spacing w:after="60" w:before="60"/></w:pPr><w:r><w:rPr><w:rFonts w:ascii="Arial" w:cs="Arial" w:eastAsia="Arial" w:hAnsi="Arial"/><w:sz w:val="22"/><w:szCs w:val="22"/></w:rPr><w:t xml:space="preserve">We implement the full mainstreaminess measurement framework of Schedl &amp; Bauer (2018), extended to a 12-country dataset of 500 users and 81 artists. The proposed approach consists of four stages:</w:t></w:r></w:p><w:p><w:pPr><w:spacing w:after="0" w:before="80"/></w:pPr><w:r><w:rPr><w:rFonts w:ascii="Arial" w:cs="Arial" w:eastAsia="Arial" w:hAnsi="Arial"/><w:sz w:val="22"/><w:szCs w:val="22"/></w:rPr><w:t xml:space="preserve"></w:t></w:r></w:p><w:p><w:pPr><w:spacing w:after="80" w:before="280"/></w:pPr><w:r><w:rPr><w:rFonts w:ascii="Arial" w:cs="Arial" w:eastAsia="Arial" w:hAnsi="Arial"/><w:b/><w:bCs/><w:color w:val="2E75B6"/><w:sz w:val="26"/><w:szCs w:val="26"/></w:rPr><w:t xml:space="preserve">2.1  Stage 1 — AF and LF Profiles</w:t></w:r></w:p><w:p><w:pPr><w:spacing w:after="60" w:before="60"/></w:pPr><w:r><w:rPr><w:rFonts w:ascii="Arial" w:cs="Arial" w:eastAsia="Arial" w:hAnsi="Arial"/><w:sz w:val="22"/><w:szCs w:val="22"/></w:rPr><w:t xml:space="preserve">Artist Frequency (AF) and Listener Frequency (LF) are computed at global and country levels. AF is the total playcount; LF is the count of distinct listeners per artist.</w:t></w:r></w:p><w:p><w:pPr><w:spacing w:after="80" w:before="80"/><w:jc w:val="center"/></w:pPr><w:r><w:rPr><w:rFonts w:ascii="Courier New" w:cs="Courier New" w:eastAsia="Courier New" w:hAnsi="Courier New"/><w:b/><w:bCs/><w:color w:val="1F4E79"/><w:sz w:val="22"/><w:szCs w:val="22"/></w:rPr><w:t xml:space="preserve">AF(a, U) = Σ playcount(u,a)  for u∈U      LF(a, U) = |{ u∈U : playcount(u,a) &gt; 0 }|</w:t></w:r></w:p><w:p><w:pPr><w:spacing w:after="80" w:before="280"/></w:pPr><w:r><w:rPr><w:rFonts w:ascii="Arial" w:cs="Arial" w:eastAsia="Arial" w:hAnsi="Arial"/><w:b/><w:bCs/><w:color w:val="2E75B6"/><w:sz w:val="26"/><w:szCs w:val="26"/></w:rPr><w:t xml:space="preserve">2.2  Stage 2 — AF-ILF Weighting</w:t></w:r></w:p><w:p><w:pPr><w:spacing w:after="60" w:before="60"/></w:pPr><w:r><w:rPr><w:rFonts w:ascii="Arial" w:cs="Arial" w:eastAsia="Arial" w:hAnsi="Arial"/><w:sz w:val="22"/><w:szCs w:val="22"/></w:rPr><w:t xml:space="preserve">Raw AF over-represents globally dominant artists. AF-ILF applies TF-IDF logic from information retrieval to penalise globally ubiquitous artists and surface locally distinctive ones:</w:t></w:r></w:p><w:p><w:pPr><w:spacing w:after="80" w:before="80"/><w:jc w:val="center"/></w:pPr><w:r><w:rPr><w:rFonts w:ascii="Courier New" w:cs="Courier New" w:eastAsia="Courier New" w:hAnsi="Courier New"/><w:b/><w:bCs/><w:color w:val="0D9488"/><w:sz w:val="22"/><w:szCs w:val="22"/></w:rPr><w:t xml:space="preserve">AF·ILF(a,U1,U2) = log(1+AF(a,U1)) × log(1+|U2|/LF(a,U2))</w:t></w:r></w:p><w:p><w:pPr><w:spacing w:after="80" w:before="280"/></w:pPr><w:r><w:rPr><w:rFonts w:ascii="Arial" w:cs="Arial" w:eastAsia="Arial" w:hAnsi="Arial"/><w:b/><w:bCs/><w:color w:val="2E75B6"/><w:sz w:val="26"/><w:szCs w:val="26"/></w:rPr><w:t xml:space="preserve">2.3  Stage 3 — 11 Mainstreaminess Measures</w:t></w:r></w:p><w:p><w:pPr><w:spacing w:after="60" w:before="60"/></w:pPr><w:r><w:rPr><w:rFonts w:ascii="Arial" w:cs="Arial" w:eastAsia="Arial" w:hAnsi="Arial"/><w:sz w:val="22"/><w:szCs w:val="22"/></w:rPr><w:t xml:space="preserve">All three measure families from Paper Table 5 are implemented: Fraction-based (F, 5 variants), Symmetrized KL Divergence (D, 3 variants), and Kendall&apos;s tau (C, 3 variants) — 11 measures total.</w:t></w:r></w:p><w:p><w:pPr><w:spacing w:after="80" w:before="280"/></w:pPr><w:r><w:rPr><w:rFonts w:ascii="Arial" w:cs="Arial" w:eastAsia="Arial" w:hAnsi="Arial"/><w:b/><w:bCs/><w:color w:val="2E75B6"/><w:sz w:val="26"/><w:szCs w:val="26"/></w:rPr><w:t xml:space="preserve">2.4  Stage 4 — Classification and Recommendation</w:t></w:r></w:p><w:p><w:pPr><w:spacing w:after="60" w:before="60"/></w:pPr><w:r><w:rPr><w:rFonts w:ascii="Arial" w:cs="Arial" w:eastAsia="Arial" w:hAnsi="Arial"/><w:sz w:val="22"/><w:szCs w:val="22"/></w:rPr><w:t xml:space="preserve">Users are classified into Low, Mid, or High mainstreaminess using Cc:AF,u:AF with 33rd/66th percentile thresholds. High → Global strategy; Low → Local strategy (AF-ILF top artists); Mid → Mixed.</w:t></w:r></w:p><w:p><w:pPr><w:pBdr><w:bottom w:val="single" w:color="2E75B6" w:sz="6" w:space="1"/></w:pBdr><w:spacing w:after="140" w:before="140"/></w:pPr><w:r><w:rPr><w:rFonts w:ascii="Arial" w:cs="Arial" w:eastAsia="Arial" w:hAnsi="Arial"/><w:sz w:val="22"/><w:szCs w:val="22"/></w:rPr><w:t xml:space="preserve"></w:t></w:r></w:p><w:p><w:pPr><w:spacing w:after="120" w:before="360"/></w:pPr><w:r><w:rPr><w:rFonts w:ascii="Arial" w:cs="Arial" w:eastAsia="Arial" w:hAnsi="Arial"/><w:b/><w:bCs/><w:color w:val="1F4E79"/><w:sz w:val="36"/><w:szCs w:val="36"/></w:rPr><w:t xml:space="preserve">3.  Comparison Methods</w:t></w:r></w:p><w:p><w:pPr><w:spacing w:after="80" w:before="280"/></w:pPr><w:r><w:rPr><w:rFonts w:ascii="Arial" w:cs="Arial" w:eastAsia="Arial" w:hAnsi="Arial"/><w:b/><w:bCs/><w:color w:val="2E75B6"/><w:sz w:val="26"/><w:szCs w:val="26"/></w:rPr><w:t xml:space="preserve">3.1  Popularity-Based Baseline</w:t></w:r></w:p><w:p><w:pPr><w:spacing w:after="60" w:before="60"/></w:pPr><w:r><w:rPr><w:rFonts w:ascii="Arial" w:cs="Arial" w:eastAsia="Arial" w:hAnsi="Arial"/><w:sz w:val="22"/><w:szCs w:val="22"/></w:rPr><w:t xml:space="preserve">Recommends the globally most-listened artists to every user regardless of country or history. score_pop(a) = AF_global(a). Lower-bound baseline representing the naive popularity bias the proposed approach is designed to overcome.</w:t></w:r></w:p><w:p><w:pPr><w:spacing w:after="80" w:before="280"/></w:pPr><w:r><w:rPr><w:rFonts w:ascii="Arial" w:cs="Arial" w:eastAsia="Arial" w:hAnsi="Arial"/><w:b/><w:bCs/><w:color w:val="2E75B6"/><w:sz w:val="26"/><w:szCs w:val="26"/></w:rPr><w:t xml:space="preserve">3.2  User-Based KNN Collaborative Filtering</w:t></w:r></w:p><w:p><w:pPr><w:spacing w:after="60" w:before="60"/></w:pPr><w:r><w:rPr><w:rFonts w:ascii="Arial" w:cs="Arial" w:eastAsia="Arial" w:hAnsi="Arial"/><w:sz w:val="22"/><w:szCs w:val="22"/></w:rPr><w:t xml:space="preserve">Finds K=10 most similar users via cosine similarity on normalised playcount vectors. Recommendation scores are similarity-weighted sums of neighbour playcounts, excluding already-heard artists.</w:t></w:r></w:p><w:p><w:pPr><w:spacing w:after="80" w:before="80"/><w:jc w:val="center"/></w:pPr><w:r><w:rPr><w:rFonts w:ascii="Courier New" w:cs="Courier New" w:eastAsia="Courier New" w:hAnsi="Courier New"/><w:b/><w:bCs/><w:color w:val="1F4E79"/><w:sz w:val="22"/><w:szCs w:val="22"/></w:rPr><w:t xml:space="preserve">sim(u,v) = (r_u · r_v) / (||r_u|| × ||r_v||)</w:t></w:r></w:p><w:p><w:pPr><w:spacing w:after="80" w:before="280"/></w:pPr><w:r><w:rPr><w:rFonts w:ascii="Arial" w:cs="Arial" w:eastAsia="Arial" w:hAnsi="Arial"/><w:b/><w:bCs/><w:color w:val="2E75B6"/><w:sz w:val="26"/><w:szCs w:val="26"/></w:rPr><w:t xml:space="preserve">3.3  SVD Matrix Factorization</w:t></w:r></w:p><w:p><w:pPr><w:spacing w:after="60" w:before="60"/></w:pPr><w:r><w:rPr><w:rFonts w:ascii="Arial" w:cs="Arial" w:eastAsia="Arial" w:hAnsi="Arial"/><w:sz w:val="22"/><w:szCs w:val="22"/></w:rPr><w:t xml:space="preserve">Decomposes the log-scaled, mean-centred user-artist matrix into k=20 latent factors. Reconstructed scores rank unheard artists per user. Evaluated by RMSE on 20% held-out entries.</w:t></w:r></w:p><w:p><w:pPr><w:spacing w:after="80" w:before="80"/><w:jc w:val="center"/></w:pPr><w:r><w:rPr><w:rFonts w:ascii="Courier New" w:cs="Courier New" w:eastAsia="Courier New" w:hAnsi="Courier New"/><w:b/><w:bCs/><w:color w:val="1F4E79"/><w:sz w:val="22"/><w:szCs w:val="22"/></w:rPr><w:t xml:space="preserve">R ≈ U Σ Vᵀ  →  R̂ = U_k Σ_k V_kᵀ + μ_u</w:t></w:r></w:p><w:tbl><w:tblPr><w:tblW w:type="dxa" w:w="9360"/><w:tblBorders><w:top w:val="single" w:color="auto" w:sz="4"/><w:left w:val="single" w:color="auto" w:sz="4"/><w:bottom w:val="single" w:color="auto" w:sz="4"/><w:right w:val="single" w:color="auto" w:sz="4"/><w:insideH w:val="single" w:color="auto" w:sz="4"/><w:insideV w:val="single" w:color="auto" w:sz="4"/></w:tblBorders></w:tblPr><w:tblGrid><w:gridCol w:w="2200"/><w:gridCol w:w="1600"/><w:gridCol w:w="1700"/><w:gridCol w:w="2100"/><w:gridCol w:w="1760"/></w:tblGrid><w:tr><w:tc><w:tcPr><w:tcW w:type="dxa" w:w="2200"/><w:tcBorders><w:top w:val="single" w:color="CCCCCC" w:sz="1"/><w:left w:val="single" w:color="CCCCCC" w:sz="1"/><w:bottom w:val="single" w:color="CCCCCC" w:sz="1"/><w:right w:val="single" w:color="CCCCCC" w:sz="1"/></w:tcBorders><w:shd w:fill="1F4E79" w:val="clear"/><w:tcMar><w:top w:type="dxa" w:w="80"/><w:left w:type="dxa" w:w="120"/><w:bottom w:type="dxa" w:w="80"/><w:right w:type="dxa" w:w="120"/></w:tcMar><w:vAlign w:val="center"/></w:tcPr><w:p><w:r><w:rPr><w:rFonts w:ascii="Arial" w:cs="Arial" w:eastAsia="Arial" w:hAnsi="Arial"/><w:b/><w:bCs/><w:color w:val="FFFFFF"/><w:sz w:val="19"/><w:szCs w:val="19"/></w:rPr><w:t xml:space="preserve">Method</w:t></w:r></w:p></w:tc><w:tc><w:tcPr><w:tcW w:type="dxa" w:w="1600"/><w:tcBorders><w:top w:val="single" w:color="CCCCCC" w:sz="1"/><w:left w:val="single" w:color="CCCCCC" w:sz="1"/><w:bottom w:val="single" w:color="CCCCCC" w:sz="1"/><w:right w:val="single" w:color="CCCCCC" w:sz="1"/></w:tcBorders><w:shd w:fill="1F4E79" w:val="clear"/><w:tcMar><w:top w:type="dxa" w:w="80"/><w:left w:type="dxa" w:w="120"/><w:bottom w:type="dxa" w:w="80"/><w:right w:type="dxa" w:w="120"/></w:tcMar><w:vAlign w:val="center"/></w:tcPr><w:p><w:r><w:rPr><w:rFonts w:ascii="Arial" w:cs="Arial" w:eastAsia="Arial" w:hAnsi="Arial"/><w:b/><w:bCs/><w:color w:val="FFFFFF"/><w:sz w:val="19"/><w:szCs w:val="19"/></w:rPr><w:t xml:space="preserve">Personalised?</w:t></w:r></w:p></w:tc><w:tc><w:tcPr><w:tcW w:type="dxa" w:w="1700"/><w:tcBorders><w:top w:val="single" w:color="CCCCCC" w:sz="1"/><w:left w:val="single" w:color="CCCCCC" w:sz="1"/><w:bottom w:val="single" w:color="CCCCCC" w:sz="1"/><w:right w:val="single" w:color="CCCCCC" w:sz="1"/></w:tcBorders><w:shd w:fill="1F4E79" w:val="clear"/><w:tcMar><w:top w:type="dxa" w:w="80"/><w:left w:type="dxa" w:w="120"/><w:bottom w:type="dxa" w:w="80"/><w:right w:type="dxa" w:w="120"/></w:tcMar><w:vAlign w:val="center"/></w:tcPr><w:p><w:r><w:rPr><w:rFonts w:ascii="Arial" w:cs="Arial" w:eastAsia="Arial" w:hAnsi="Arial"/><w:b/><w:bCs/><w:color w:val="FFFFFF"/><w:sz w:val="19"/><w:szCs w:val="19"/></w:rPr><w:t xml:space="preserve">Uses Country?</w:t></w:r></w:p></w:tc><w:tc><w:tcPr><w:tcW w:type="dxa" w:w="2100"/><w:tcBorders><w:top w:val="single" w:color="CCCCCC" w:sz="1"/><w:left w:val="single" w:color="CCCCCC" w:sz="1"/><w:bottom w:val="single" w:color="CCCCCC" w:sz="1"/><w:right w:val="single" w:color="CCCCCC" w:sz="1"/></w:tcBorders><w:shd w:fill="1F4E79" w:val="clear"/><w:tcMar><w:top w:type="dxa" w:w="80"/><w:left w:type="dxa" w:w="120"/><w:bottom w:type="dxa" w:w="80"/><w:right w:type="dxa" w:w="120"/></w:tcMar><w:vAlign w:val="center"/></w:tcPr><w:p><w:r><w:rPr><w:rFonts w:ascii="Arial" w:cs="Arial" w:eastAsia="Arial" w:hAnsi="Arial"/><w:b/><w:bCs/><w:color w:val="FFFFFF"/><w:sz w:val="19"/><w:szCs w:val="19"/></w:rPr><w:t xml:space="preserve">Key Strength</w:t></w:r></w:p></w:tc><w:tc><w:tcPr><w:tcW w:type="dxa" w:w="1760"/><w:tcBorders><w:top w:val="single" w:color="CCCCCC" w:sz="1"/><w:left w:val="single" w:color="CCCCCC" w:sz="1"/><w:bottom w:val="single" w:color="CCCCCC" w:sz="1"/><w:right w:val="single" w:color="CCCCCC" w:sz="1"/></w:tcBorders><w:shd w:fill="1F4E79" w:val="clear"/><w:tcMar><w:top w:type="dxa" w:w="80"/><w:left w:type="dxa" w:w="120"/><w:bottom w:type="dxa" w:w="80"/><w:right w:type="dxa" w:w="120"/></w:tcMar><w:vAlign w:val="center"/></w:tcPr><w:p><w:r><w:rPr><w:rFonts w:ascii="Arial" w:cs="Arial" w:eastAsia="Arial" w:hAnsi="Arial"/><w:b/><w:bCs/><w:color w:val="FFFFFF"/><w:sz w:val="19"/><w:szCs w:val="19"/></w:rPr><w:t xml:space="preserve">Key Limitation</w:t></w:r></w:p></w:tc></w:tr><w:tr><w:tc><w:tcPr><w:tcW w:type="dxa" w:w="2200"/><w:tcBorders><w:top w:val="single" w:color="CCCCCC" w:sz="1"/><w:left w:val="single" w:color="CCCCCC" w:sz="1"/><w:bottom w:val="single" w:color="CCCCCC" w:sz="1"/><w:right w:val="single" w:color="CCCCCC" w:sz="1"/></w:tcBorders><w:shd w:fill="F2F7FC" w:val="clear"/><w:tcMar><w:top w:type="dxa" w:w="80"/><w:left w:type="dxa" w:w="120"/><w:bottom w:type="dxa" w:w="80"/><w:right w:type="dxa" w:w="120"/></w:tcMar><w:vAlign w:val="center"/></w:tcPr><w:p><w:pPr><w:jc w:val="left"/></w:pPr><w:r><w:rPr><w:rFonts w:ascii="Arial" w:cs="Arial" w:eastAsia="Arial" w:hAnsi="Arial"/><w:b w:val="false"/><w:bCs w:val="false"/><w:color w:val="222222"/><w:sz w:val="19"/><w:szCs w:val="19"/></w:rPr><w:t xml:space="preserve">Popularity Baseline</w:t></w:r></w:p></w:tc><w:tc><w:tcPr><w:tcW w:type="dxa" w:w="1600"/><w:tcBorders><w:top w:val="single" w:color="CCCCCC" w:sz="1"/><w:left w:val="single" w:color="CCCCCC" w:sz="1"/><w:bottom w:val="single" w:color="CCCCCC" w:sz="1"/><w:right w:val="single" w:color="CCCCCC" w:sz="1"/></w:tcBorders><w:shd w:fill="F2F7FC" w:val="clear"/><w:tcMar><w:top w:type="dxa" w:w="80"/><w:left w:type="dxa" w:w="120"/><w:bottom w:type="dxa" w:w="80"/><w:right w:type="dxa" w:w="120"/></w:tcMar><w:vAlign w:val="center"/></w:tcPr><w:p><w:pPr><w:jc w:val="center"/></w:pPr><w:r><w:rPr><w:rFonts w:ascii="Arial" w:cs="Arial" w:eastAsia="Arial" w:hAnsi="Arial"/><w:b w:val="false"/><w:bCs w:val="false"/><w:color w:val="222222"/><w:sz w:val="19"/><w:szCs w:val="19"/></w:rPr><w:t xml:space="preserve">No</w:t></w:r></w:p></w:tc><w:tc><w:tcPr><w:tcW w:type="dxa" w:w="1700"/><w:tcBorders><w:top w:val="single" w:color="CCCCCC" w:sz="1"/><w:left w:val="single" w:color="CCCCCC" w:sz="1"/><w:bottom w:val="single" w:color="CCCCCC" w:sz="1"/><w:right w:val="single" w:color="CCCCCC" w:sz="1"/></w:tcBorders><w:shd w:fill="F2F7FC" w:val="clear"/><w:tcMar><w:top w:type="dxa" w:w="80"/><w:left w:type="dxa" w:w="120"/><w:bottom w:type="dxa" w:w="80"/><w:right w:type="dxa" w:w="120"/></w:tcMar><w:vAlign w:val="center"/></w:tcPr><w:p><w:pPr><w:jc w:val="center"/></w:pPr><w:r><w:rPr><w:rFonts w:ascii="Arial" w:cs="Arial" w:eastAsia="Arial" w:hAnsi="Arial"/><w:b w:val="false"/><w:bCs w:val="false"/><w:color w:val="222222"/><w:sz w:val="19"/><w:szCs w:val="19"/></w:rPr><w:t xml:space="preserve">No</w:t></w:r></w:p></w:tc><w:tc><w:tcPr><w:tcW w:type="dxa" w:w="2100"/><w:tcBorders><w:top w:val="single" w:color="CCCCCC" w:sz="1"/><w:left w:val="single" w:color="CCCCCC" w:sz="1"/><w:bottom w:val="single" w:color="CCCCCC" w:sz="1"/><w:right w:val="single" w:color="CCCCCC" w:sz="1"/></w:tcBorders><w:shd w:fill="F2F7FC" w:val="clear"/><w:tcMar><w:top w:type="dxa" w:w="80"/><w:left w:type="dxa" w:w="120"/><w:bottom w:type="dxa" w:w="80"/><w:right w:type="dxa" w:w="120"/></w:tcMar><w:vAlign w:val="center"/></w:tcPr><w:p><w:pPr><w:jc w:val="left"/></w:pPr><w:r><w:rPr><w:rFonts w:ascii="Arial" w:cs="Arial" w:eastAsia="Arial" w:hAnsi="Arial"/><w:b w:val="false"/><w:bCs w:val="false"/><w:color w:val="222222"/><w:sz w:val="19"/><w:szCs w:val="19"/></w:rPr><w:t xml:space="preserve">Zero complexity</w:t></w:r></w:p></w:tc><w:tc><w:tcPr><w:tcW w:type="dxa" w:w="1760"/><w:tcBorders><w:top w:val="single" w:color="CCCCCC" w:sz="1"/><w:left w:val="single" w:color="CCCCCC" w:sz="1"/><w:bottom w:val="single" w:color="CCCCCC" w:sz="1"/><w:right w:val="single" w:color="CCCCCC" w:sz="1"/></w:tcBorders><w:shd w:fill="F2F7FC" w:val="clear"/><w:tcMar><w:top w:type="dxa" w:w="80"/><w:left w:type="dxa" w:w="120"/><w:bottom w:type="dxa" w:w="80"/><w:right w:type="dxa" w:w="120"/></w:tcMar><w:vAlign w:val="center"/></w:tcPr><w:p><w:pPr><w:jc w:val="left"/></w:pPr><w:r><w:rPr><w:rFonts w:ascii="Arial" w:cs="Arial" w:eastAsia="Arial" w:hAnsi="Arial"/><w:b w:val="false"/><w:bCs w:val="false"/><w:color w:val="222222"/><w:sz w:val="19"/><w:szCs w:val="19"/></w:rPr><w:t xml:space="preserve">No personalization</w:t></w:r></w:p></w:tc></w:tr><w:tr><w:tc><w:tcPr><w:tcW w:type="dxa" w:w="2200"/><w:tcBorders><w:top w:val="single" w:color="CCCCCC" w:sz="1"/><w:left w:val="single" w:color="CCCCCC" w:sz="1"/><w:bottom w:val="single" w:color="CCCCCC" w:sz="1"/><w:right w:val="single" w:color="CCCCCC" w:sz="1"/></w:tcBorders><w:shd w:fill="FFFFFF" w:val="clear"/><w:tcMar><w:top w:type="dxa" w:w="80"/><w:left w:type="dxa" w:w="120"/><w:bottom w:type="dxa" w:w="80"/><w:right w:type="dxa" w:w="120"/></w:tcMar><w:vAlign w:val="center"/></w:tcPr><w:p><w:pPr><w:jc w:val="left"/></w:pPr><w:r><w:rPr><w:rFonts w:ascii="Arial" w:cs="Arial" w:eastAsia="Arial" w:hAnsi="Arial"/><w:b w:val="false"/><w:bCs w:val="false"/><w:color w:val="222222"/><w:sz w:val="19"/><w:szCs w:val="19"/></w:rPr><w:t xml:space="preserve">User-KNN (k=10)</w:t></w:r></w:p></w:tc><w:tc><w:tcPr><w:tcW w:type="dxa" w:w="1600"/><w:tcBorders><w:top w:val="single" w:color="CCCCCC" w:sz="1"/><w:left w:val="single" w:color="CCCCCC" w:sz="1"/><w:bottom w:val="single" w:color="CCCCCC" w:sz="1"/><w:right w:val="single" w:color="CCCCCC" w:sz="1"/></w:tcBorders><w:shd w:fill="FFFFFF" w:val="clear"/><w:tcMar><w:top w:type="dxa" w:w="80"/><w:left w:type="dxa" w:w="120"/><w:bottom w:type="dxa" w:w="80"/><w:right w:type="dxa" w:w="120"/></w:tcMar><w:vAlign w:val="center"/></w:tcPr><w:p><w:pPr><w:jc w:val="center"/></w:pPr><w:r><w:rPr><w:rFonts w:ascii="Arial" w:cs="Arial" w:eastAsia="Arial" w:hAnsi="Arial"/><w:b w:val="false"/><w:bCs w:val="false"/><w:color w:val="222222"/><w:sz w:val="19"/><w:szCs w:val="19"/></w:rPr><w:t xml:space="preserve">Yes</w:t></w:r></w:p></w:tc><w:tc><w:tcPr><w:tcW w:type="dxa" w:w="1700"/><w:tcBorders><w:top w:val="single" w:color="CCCCCC" w:sz="1"/><w:left w:val="single" w:color="CCCCCC" w:sz="1"/><w:bottom w:val="single" w:color="CCCCCC" w:sz="1"/><w:right w:val="single" w:color="CCCCCC" w:sz="1"/></w:tcBorders><w:shd w:fill="FFFFFF" w:val="clear"/><w:tcMar><w:top w:type="dxa" w:w="80"/><w:left w:type="dxa" w:w="120"/><w:bottom w:type="dxa" w:w="80"/><w:right w:type="dxa" w:w="120"/></w:tcMar><w:vAlign w:val="center"/></w:tcPr><w:p><w:pPr><w:jc w:val="center"/></w:pPr><w:r><w:rPr><w:rFonts w:ascii="Arial" w:cs="Arial" w:eastAsia="Arial" w:hAnsi="Arial"/><w:b w:val="false"/><w:bCs w:val="false"/><w:color w:val="222222"/><w:sz w:val="19"/><w:szCs w:val="19"/></w:rPr><w:t xml:space="preserve">No</w:t></w:r></w:p></w:tc><w:tc><w:tcPr><w:tcW w:type="dxa" w:w="2100"/><w:tcBorders><w:top w:val="single" w:color="CCCCCC" w:sz="1"/><w:left w:val="single" w:color="CCCCCC" w:sz="1"/><w:bottom w:val="single" w:color="CCCCCC" w:sz="1"/><w:right w:val="single" w:color="CCCCCC" w:sz="1"/></w:tcBorders><w:shd w:fill="FFFFFF" w:val="clear"/><w:tcMar><w:top w:type="dxa" w:w="80"/><w:left w:type="dxa" w:w="120"/><w:bottom w:type="dxa" w:w="80"/><w:right w:type="dxa" w:w="120"/></w:tcMar><w:vAlign w:val="center"/></w:tcPr><w:p><w:pPr><w:jc w:val="left"/></w:pPr><w:r><w:rPr><w:rFonts w:ascii="Arial" w:cs="Arial" w:eastAsia="Arial" w:hAnsi="Arial"/><w:b w:val="false"/><w:bCs w:val="false"/><w:color w:val="222222"/><w:sz w:val="19"/><w:szCs w:val="19"/></w:rPr><w:t xml:space="preserve">Collaborative signal</w:t></w:r></w:p></w:tc><w:tc><w:tcPr><w:tcW w:type="dxa" w:w="1760"/><w:tcBorders><w:top w:val="single" w:color="CCCCCC" w:sz="1"/><w:left w:val="single" w:color="CCCCCC" w:sz="1"/><w:bottom w:val="single" w:color="CCCCCC" w:sz="1"/><w:right w:val="single" w:color="CCCCCC" w:sz="1"/></w:tcBorders><w:shd w:fill="FFFFFF" w:val="clear"/><w:tcMar><w:top w:type="dxa" w:w="80"/><w:left w:type="dxa" w:w="120"/><w:bottom w:type="dxa" w:w="80"/><w:right w:type="dxa" w:w="120"/></w:tcMar><w:vAlign w:val="center"/></w:tcPr><w:p><w:pPr><w:jc w:val="left"/></w:pPr><w:r><w:rPr><w:rFonts w:ascii="Arial" w:cs="Arial" w:eastAsia="Arial" w:hAnsi="Arial"/><w:b w:val="false"/><w:bCs w:val="false"/><w:color w:val="222222"/><w:sz w:val="19"/><w:szCs w:val="19"/></w:rPr><w:t xml:space="preserve">O(n²) cost</w:t></w:r></w:p></w:tc></w:tr><w:tr><w:tc><w:tcPr><w:tcW w:type="dxa" w:w="2200"/><w:tcBorders><w:top w:val="single" w:color="CCCCCC" w:sz="1"/><w:left w:val="single" w:color="CCCCCC" w:sz="1"/><w:bottom w:val="single" w:color="CCCCCC" w:sz="1"/><w:right w:val="single" w:color="CCCCCC" w:sz="1"/></w:tcBorders><w:shd w:fill="F2F7FC" w:val="clear"/><w:tcMar><w:top w:type="dxa" w:w="80"/><w:left w:type="dxa" w:w="120"/><w:bottom w:type="dxa" w:w="80"/><w:right w:type="dxa" w:w="120"/></w:tcMar><w:vAlign w:val="center"/></w:tcPr><w:p><w:pPr><w:jc w:val="left"/></w:pPr><w:r><w:rPr><w:rFonts w:ascii="Arial" w:cs="Arial" w:eastAsia="Arial" w:hAnsi="Arial"/><w:b w:val="false"/><w:bCs w:val="false"/><w:color w:val="222222"/><w:sz w:val="19"/><w:szCs w:val="19"/></w:rPr><w:t xml:space="preserve">SVD (20 factors)</w:t></w:r></w:p></w:tc><w:tc><w:tcPr><w:tcW w:type="dxa" w:w="1600"/><w:tcBorders><w:top w:val="single" w:color="CCCCCC" w:sz="1"/><w:left w:val="single" w:color="CCCCCC" w:sz="1"/><w:bottom w:val="single" w:color="CCCCCC" w:sz="1"/><w:right w:val="single" w:color="CCCCCC" w:sz="1"/></w:tcBorders><w:shd w:fill="F2F7FC" w:val="clear"/><w:tcMar><w:top w:type="dxa" w:w="80"/><w:left w:type="dxa" w:w="120"/><w:bottom w:type="dxa" w:w="80"/><w:right w:type="dxa" w:w="120"/></w:tcMar><w:vAlign w:val="center"/></w:tcPr><w:p><w:pPr><w:jc w:val="center"/></w:pPr><w:r><w:rPr><w:rFonts w:ascii="Arial" w:cs="Arial" w:eastAsia="Arial" w:hAnsi="Arial"/><w:b w:val="false"/><w:bCs w:val="false"/><w:color w:val="222222"/><w:sz w:val="19"/><w:szCs w:val="19"/></w:rPr><w:t xml:space="preserve">Yes</w:t></w:r></w:p></w:tc><w:tc><w:tcPr><w:tcW w:type="dxa" w:w="1700"/><w:tcBorders><w:top w:val="single" w:color="CCCCCC" w:sz="1"/><w:left w:val="single" w:color="CCCCCC" w:sz="1"/><w:bottom w:val="single" w:color="CCCCCC" w:sz="1"/><w:right w:val="single" w:color="CCCCCC" w:sz="1"/></w:tcBorders><w:shd w:fill="F2F7FC" w:val="clear"/><w:tcMar><w:top w:type="dxa" w:w="80"/><w:left w:type="dxa" w:w="120"/><w:bottom w:type="dxa" w:w="80"/><w:right w:type="dxa" w:w="120"/></w:tcMar><w:vAlign w:val="center"/></w:tcPr><w:p><w:pPr><w:jc w:val="center"/></w:pPr><w:r><w:rPr><w:rFonts w:ascii="Arial" w:cs="Arial" w:eastAsia="Arial" w:hAnsi="Arial"/><w:b w:val="false"/><w:bCs w:val="false"/><w:color w:val="222222"/><w:sz w:val="19"/><w:szCs w:val="19"/></w:rPr><w:t xml:space="preserve">No</w:t></w:r></w:p></w:tc><w:tc><w:tcPr><w:tcW w:type="dxa" w:w="2100"/><w:tcBorders><w:top w:val="single" w:color="CCCCCC" w:sz="1"/><w:left w:val="single" w:color="CCCCCC" w:sz="1"/><w:bottom w:val="single" w:color="CCCCCC" w:sz="1"/><w:right w:val="single" w:color="CCCCCC" w:sz="1"/></w:tcBorders><w:shd w:fill="F2F7FC" w:val="clear"/><w:tcMar><w:top w:type="dxa" w:w="80"/><w:left w:type="dxa" w:w="120"/><w:bottom w:type="dxa" w:w="80"/><w:right w:type="dxa" w:w="120"/></w:tcMar><w:vAlign w:val="center"/></w:tcPr><w:p><w:pPr><w:jc w:val="left"/></w:pPr><w:r><w:rPr><w:rFonts w:ascii="Arial" w:cs="Arial" w:eastAsia="Arial" w:hAnsi="Arial"/><w:b w:val="false"/><w:bCs w:val="false"/><w:color w:val="222222"/><w:sz w:val="19"/><w:szCs w:val="19"/></w:rPr><w:t xml:space="preserve">Latent factors</w:t></w:r></w:p></w:tc><w:tc><w:tcPr><w:tcW w:type="dxa" w:w="1760"/><w:tcBorders><w:top w:val="single" w:color="CCCCCC" w:sz="1"/><w:left w:val="single" w:color="CCCCCC" w:sz="1"/><w:bottom w:val="single" w:color="CCCCCC" w:sz="1"/><w:right w:val="single" w:color="CCCCCC" w:sz="1"/></w:tcBorders><w:shd w:fill="F2F7FC" w:val="clear"/><w:tcMar><w:top w:type="dxa" w:w="80"/><w:left w:type="dxa" w:w="120"/><w:bottom w:type="dxa" w:w="80"/><w:right w:type="dxa" w:w="120"/></w:tcMar><w:vAlign w:val="center"/></w:tcPr><w:p><w:pPr><w:jc w:val="left"/></w:pPr><w:r><w:rPr><w:rFonts w:ascii="Arial" w:cs="Arial" w:eastAsia="Arial" w:hAnsi="Arial"/><w:b w:val="false"/><w:bCs w:val="false"/><w:color w:val="222222"/><w:sz w:val="19"/><w:szCs w:val="19"/></w:rPr><w:t xml:space="preserve">No cultural context</w:t></w:r></w:p></w:tc></w:tr><w:tr><w:tc><w:tcPr><w:tcW w:type="dxa" w:w="2200"/><w:tcBorders><w:top w:val="single" w:color="CCCCCC" w:sz="1"/><w:left w:val="single" w:color="CCCCCC" w:sz="1"/><w:bottom w:val="single" w:color="CCCCCC" w:sz="1"/><w:right w:val="single" w:color="CCCCCC" w:sz="1"/></w:tcBorders><w:shd w:fill="FFFFFF" w:val="clear"/><w:tcMar><w:top w:type="dxa" w:w="80"/><w:left w:type="dxa" w:w="120"/><w:bottom w:type="dxa" w:w="80"/><w:right w:type="dxa" w:w="120"/></w:tcMar><w:vAlign w:val="center"/></w:tcPr><w:p><w:pPr><w:jc w:val="left"/></w:pPr><w:r><w:rPr><w:rFonts w:ascii="Arial" w:cs="Arial" w:eastAsia="Arial" w:hAnsi="Arial"/><w:b/><w:bCs/><w:color w:val="0D9488"/><w:sz w:val="19"/><w:szCs w:val="19"/></w:rPr><w:t xml:space="preserve">Proposed: Mainstreaminess</w:t></w:r></w:p></w:tc><w:tc><w:tcPr><w:tcW w:type="dxa" w:w="1600"/><w:tcBorders><w:top w:val="single" w:color="CCCCCC" w:sz="1"/><w:left w:val="single" w:color="CCCCCC" w:sz="1"/><w:bottom w:val="single" w:color="CCCCCC" w:sz="1"/><w:right w:val="single" w:color="CCCCCC" w:sz="1"/></w:tcBorders><w:shd w:fill="FFFFFF" w:val="clear"/><w:tcMar><w:top w:type="dxa" w:w="80"/><w:left w:type="dxa" w:w="120"/><w:bottom w:type="dxa" w:w="80"/><w:right w:type="dxa" w:w="120"/></w:tcMar><w:vAlign w:val="center"/></w:tcPr><w:p><w:pPr><w:jc w:val="center"/></w:pPr><w:r><w:rPr><w:rFonts w:ascii="Arial" w:cs="Arial" w:eastAsia="Arial" w:hAnsi="Arial"/><w:b w:val="false"/><w:bCs w:val="false"/><w:color w:val="222222"/><w:sz w:val="19"/><w:szCs w:val="19"/></w:rPr><w:t xml:space="preserve">Yes</w:t></w:r></w:p></w:tc><w:tc><w:tcPr><w:tcW w:type="dxa" w:w="1700"/><w:tcBorders><w:top w:val="single" w:color="CCCCCC" w:sz="1"/><w:left w:val="single" w:color="CCCCCC" w:sz="1"/><w:bottom w:val="single" w:color="CCCCCC" w:sz="1"/><w:right w:val="single" w:color="CCCCCC" w:sz="1"/></w:tcBorders><w:shd w:fill="FFFFFF" w:val="clear"/><w:tcMar><w:top w:type="dxa" w:w="80"/><w:left w:type="dxa" w:w="120"/><w:bottom w:type="dxa" w:w="80"/><w:right w:type="dxa" w:w="120"/></w:tcMar><w:vAlign w:val="center"/></w:tcPr><w:p><w:pPr><w:jc w:val="center"/></w:pPr><w:r><w:rPr><w:rFonts w:ascii="Arial" w:cs="Arial" w:eastAsia="Arial" w:hAnsi="Arial"/><w:b w:val="false"/><w:bCs w:val="false"/><w:color w:val="222222"/><w:sz w:val="19"/><w:szCs w:val="19"/></w:rPr><w:t xml:space="preserve">Yes</w:t></w:r></w:p></w:tc><w:tc><w:tcPr><w:tcW w:type="dxa" w:w="2100"/><w:tcBorders><w:top w:val="single" w:color="CCCCCC" w:sz="1"/><w:left w:val="single" w:color="CCCCCC" w:sz="1"/><w:bottom w:val="single" w:color="CCCCCC" w:sz="1"/><w:right w:val="single" w:color="CCCCCC" w:sz="1"/></w:tcBorders><w:shd w:fill="FFFFFF" w:val="clear"/><w:tcMar><w:top w:type="dxa" w:w="80"/><w:left w:type="dxa" w:w="120"/><w:bottom w:type="dxa" w:w="80"/><w:right w:type="dxa" w:w="120"/></w:tcMar><w:vAlign w:val="center"/></w:tcPr><w:p><w:pPr><w:jc w:val="left"/></w:pPr><w:r><w:rPr><w:rFonts w:ascii="Arial" w:cs="Arial" w:eastAsia="Arial" w:hAnsi="Arial"/><w:b w:val="false"/><w:bCs w:val="false"/><w:color w:val="222222"/><w:sz w:val="19"/><w:szCs w:val="19"/></w:rPr><w:t xml:space="preserve">Culture-aware</w:t></w:r></w:p></w:tc><w:tc><w:tcPr><w:tcW w:type="dxa" w:w="1760"/><w:tcBorders><w:top w:val="single" w:color="CCCCCC" w:sz="1"/><w:left w:val="single" w:color="CCCCCC" w:sz="1"/><w:bottom w:val="single" w:color="CCCCCC" w:sz="1"/><w:right w:val="single" w:color="CCCCCC" w:sz="1"/></w:tcBorders><w:shd w:fill="FFFFFF" w:val="clear"/><w:tcMar><w:top w:type="dxa" w:w="80"/><w:left w:type="dxa" w:w="120"/><w:bottom w:type="dxa" w:w="80"/><w:right w:type="dxa" w:w="120"/></w:tcMar><w:vAlign w:val="center"/></w:tcPr><w:p><w:pPr><w:jc w:val="left"/></w:pPr><w:r><w:rPr><w:rFonts w:ascii="Arial" w:cs="Arial" w:eastAsia="Arial" w:hAnsi="Arial"/><w:b w:val="false"/><w:bCs w:val="false"/><w:color w:val="222222"/><w:sz w:val="19"/><w:szCs w:val="19"/></w:rPr><w:t xml:space="preserve">Discrete strategies</w:t></w:r></w:p></w:tc></w:tr></w:tbl><w:p><w:pPr><w:spacing w:after="160" w:before="60"/><w:jc w:val="center"/></w:pPr><w:r><w:rPr><w:rFonts w:ascii="Arial" w:cs="Arial" w:eastAsia="Arial" w:hAnsi="Arial"/><w:i/><w:iCs/><w:color w:val="555555"/><w:sz w:val="19"/><w:szCs w:val="19"/></w:rPr><w:t xml:space="preserve">Table 1. Overview of all four methods. Only the proposed approach uses country-level cultural context.</w:t></w:r></w:p><w:p><w:pPr><w:pBdr><w:bottom w:val="single" w:color="2E75B6" w:sz="6" w:space="1"/></w:pBdr><w:spacing w:after="140" w:before="140"/></w:pPr><w:r><w:rPr><w:rFonts w:ascii="Arial" w:cs="Arial" w:eastAsia="Arial" w:hAnsi="Arial"/><w:sz w:val="22"/><w:szCs w:val="22"/></w:rPr><w:t xml:space="preserve"></w:t></w:r></w:p><w:p><w:pPr><w:pageBreakBefore/></w:pPr><w:r><w:rPr><w:rFonts w:ascii="Arial" w:cs="Arial" w:eastAsia="Arial" w:hAnsi="Arial"/><w:sz w:val="22"/><w:szCs w:val="22"/></w:rPr><w:t xml:space="preserve"></w:t></w:r></w:p><w:p><w:pPr><w:spacing w:after="200" w:before="200"/></w:pPr><w:r><w:rPr><w:rFonts w:ascii="Arial" w:cs="Arial" w:eastAsia="Arial" w:hAnsi="Arial"/><w:b/><w:bCs/><w:color w:val="0D9488"/><w:sz w:val="28"/><w:szCs w:val="28"/></w:rPr><w:t xml:space="preserve">REPORT 2</w:t></w:r></w:p><w:p><w:pPr><w:spacing w:after="120" w:before="360"/></w:pPr><w:r><w:rPr><w:rFonts w:ascii="Arial" w:cs="Arial" w:eastAsia="Arial" w:hAnsi="Arial"/><w:b/><w:bCs/><w:color w:val="1F4E79"/><w:sz w:val="36"/><w:szCs w:val="36"/></w:rPr><w:t xml:space="preserve">4.  Code Explanation — Section by Section, Line by Line</w:t></w:r></w:p><w:p><w:pPr><w:spacing w:after="60" w:before="60"/></w:pPr><w:r><w:rPr><w:rFonts w:ascii="Arial" w:cs="Arial" w:eastAsia="Arial" w:hAnsi="Arial"/><w:sz w:val="22"/><w:szCs w:val="22"/></w:rPr><w:t xml:space="preserve">This section explains every executable line of mainstream_final.py (529 lines). Comment-only and blank lines are omitted. Each entry shows the line number, the exact code, and its explanation.</w:t></w:r></w:p><w:p><w:pPr><w:pBdr><w:bottom w:val="single" w:color="2E75B6" w:sz="6" w:space="1"/></w:pBdr><w:spacing w:after="140" w:before="140"/></w:pPr><w:r><w:rPr><w:rFonts w:ascii="Arial" w:cs="Arial" w:eastAsia="Arial" w:hAnsi="Arial"/><w:sz w:val="22"/><w:szCs w:val="22"/></w:rPr><w:t xml:space="preserve"></w:t></w:r></w:p><w:p><w:pPr><w:spacing w:after="80" w:before="280"/></w:pPr><w:r><w:rPr><w:rFonts w:ascii="Arial" w:cs="Arial" w:eastAsia="Arial" w:hAnsi="Arial"/><w:b/><w:bCs/><w:color w:val="2E75B6"/><w:sz w:val="26"/><w:szCs w:val="26"/></w:rPr><w:t xml:space="preserve">4.1  Imports and Setup  (Lines 1–11)</w:t></w:r></w:p><w:tbl><w:tblPr><w:tblW w:type="dxa" w:w="9360"/><w:tblBorders><w:top w:val="single" w:color="auto" w:sz="4"/><w:left w:val="single" w:color="auto" w:sz="4"/><w:bottom w:val="single" w:color="auto" w:sz="4"/><w:right w:val="single" w:color="auto" w:sz="4"/><w:insideH w:val="single" w:color="auto" w:sz="4"/><w:insideV w:val="single" w:color="auto" w:sz="4"/></w:tblBorders></w:tblPr><w:tblGrid><w:gridCol w:w="100"/></w:tblGrid><w:tr><w:tc><w:tcPr><w:tcW w:type="dxa" w:w="9360"/><w:tcBorders><w:top w:val="single" w:color="CCCCCC" w:sz="1"/><w:left w:val="single" w:color="CCCCCC" w:sz="1"/><w:bottom w:val="single" w:color="CCCCCC" w:sz="1"/><w:right w:val="single" w:color="CCCCCC" w:sz="1"/></w:tcBorders><w:shd w:fill="F4F8FC" w:val="clear"/><w:tcMar><w:top w:type="dxa" w:w="100"/><w:left w:type="dxa" w:w="180"/><w:bottom w:type="dxa" w:w="100"/><w:right w:type="dxa" w:w="180"/></w:tcMar></w:tcPr><w:p><w:pPr><w:spacing w:after="0" w:before="0" w:line="240"/></w:pPr><w:r><w:rPr><w:rFonts w:ascii="Courier New" w:cs="Courier New" w:eastAsia="Courier New" w:hAnsi="Courier New"/><w:color w:val="1A2E3B"/><w:sz w:val="18"/><w:szCs w:val="18"/></w:rPr><w:t xml:space="preserve">import numpy as np</w:t></w:r></w:p><w:p><w:pPr><w:spacing w:after="0" w:before="0" w:line="240"/></w:pPr><w:r><w:rPr><w:rFonts w:ascii="Courier New" w:cs="Courier New" w:eastAsia="Courier New" w:hAnsi="Courier New"/><w:color w:val="1A2E3B"/><w:sz w:val="18"/><w:szCs w:val="18"/></w:rPr><w:t xml:space="preserve">import pandas as pd</w:t></w:r></w:p><w:p><w:pPr><w:spacing w:after="0" w:before="0" w:line="240"/></w:pPr><w:r><w:rPr><w:rFonts w:ascii="Courier New" w:cs="Courier New" w:eastAsia="Courier New" w:hAnsi="Courier New"/><w:color w:val="1A2E3B"/><w:sz w:val="18"/><w:szCs w:val="18"/></w:rPr><w:t xml:space="preserve">from scipy.stats import kendalltau</w:t></w:r></w:p><w:p><w:pPr><w:spacing w:after="0" w:before="0" w:line="240"/></w:pPr><w:r><w:rPr><w:rFonts w:ascii="Courier New" w:cs="Courier New" w:eastAsia="Courier New" w:hAnsi="Courier New"/><w:color w:val="1A2E3B"/><w:sz w:val="18"/><w:szCs w:val="18"/></w:rPr><w:t xml:space="preserve">from scipy.sparse.linalg import svds</w:t></w:r></w:p><w:p><w:pPr><w:spacing w:after="0" w:before="0" w:line="240"/></w:pPr><w:r><w:rPr><w:rFonts w:ascii="Courier New" w:cs="Courier New" w:eastAsia="Courier New" w:hAnsi="Courier New"/><w:color w:val="1A2E3B"/><w:sz w:val="18"/><w:szCs w:val="18"/></w:rPr><w:t xml:space="preserve">from sklearn.neighbors import NearestNeighbors</w:t></w:r></w:p><w:p><w:pPr><w:spacing w:after="0" w:before="0" w:line="240"/></w:pPr><w:r><w:rPr><w:rFonts w:ascii="Courier New" w:cs="Courier New" w:eastAsia="Courier New" w:hAnsi="Courier New"/><w:color w:val="1A2E3B"/><w:sz w:val="18"/><w:szCs w:val="18"/></w:rPr><w:t xml:space="preserve">from sklearn.metrics import mean_squared_error</w:t></w:r></w:p><w:p><w:pPr><w:spacing w:after="0" w:before="0" w:line="240"/></w:pPr><w:r><w:rPr><w:rFonts w:ascii="Courier New" w:cs="Courier New" w:eastAsia="Courier New" w:hAnsi="Courier New"/><w:color w:val="1A2E3B"/><w:sz w:val="18"/><w:szCs w:val="18"/></w:rPr><w:t xml:space="preserve">from sklearn.model_selection import train_test_split</w:t></w:r></w:p><w:p><w:pPr><w:spacing w:after="0" w:before="0" w:line="240"/></w:pPr><w:r><w:rPr><w:rFonts w:ascii="Courier New" w:cs="Courier New" w:eastAsia="Courier New" w:hAnsi="Courier New"/><w:color w:val="1A2E3B"/><w:sz w:val="18"/><w:szCs w:val="18"/></w:rPr><w:t xml:space="preserve">import warnings</w:t></w:r></w:p><w:p><w:pPr><w:spacing w:after="0" w:before="0" w:line="240"/></w:pPr><w:r><w:rPr><w:rFonts w:ascii="Courier New" w:cs="Courier New" w:eastAsia="Courier New" w:hAnsi="Courier New"/><w:color w:val="1A2E3B"/><w:sz w:val="18"/><w:szCs w:val="18"/></w:rPr><w:t xml:space="preserve">import os</w:t></w:r></w:p><w:p><w:pPr><w:spacing w:after="0" w:before="0" w:line="240"/></w:pPr><w:r><w:rPr><w:rFonts w:ascii="Courier New" w:cs="Courier New" w:eastAsia="Courier New" w:hAnsi="Courier New"/><w:color w:val="1A2E3B"/><w:sz w:val="18"/><w:szCs w:val="18"/></w:rPr><w:t xml:space="preserve">warnings.filterwarnings(&apos;ignore&apos;)</w:t></w:r></w:p></w:tc></w:tr></w:tbl><w:p><w:pPr><w:spacing w:after="160" w:before="60"/><w:jc w:val="center"/></w:pPr><w:r><w:rPr><w:rFonts w:ascii="Arial" w:cs="Arial" w:eastAsia="Arial" w:hAnsi="Arial"/><w:i/><w:iCs/><w:color w:val="555555"/><w:sz w:val="19"/><w:szCs w:val="19"/></w:rPr><w:t xml:space="preserve">Code 1 — Import block.</w:t></w:r></w:p><w:p><w:pPr><w:spacing w:after="0" w:before="80"/></w:pPr><w:r><w:rPr><w:rFonts w:ascii="Courier New" w:cs="Courier New" w:eastAsia="Courier New" w:hAnsi="Courier New"/><w:b/><w:bCs/><w:color w:val="2E75B6"/><w:sz w:val="20"/><w:szCs w:val="20"/></w:rPr><w:t xml:space="preserve">1  </w:t></w:r><w:r><w:rPr><w:rFonts w:ascii="Courier New" w:cs="Courier New" w:eastAsia="Courier New" w:hAnsi="Courier New"/><w:color w:val="1A2E3B"/><w:sz w:val="20"/><w:szCs w:val="20"/></w:rPr><w:t xml:space="preserve">import numpy as np</w:t></w:r></w:p><w:p><w:pPr><w:spacing w:after="60" w:before="20"/><w:ind w:left="440"/></w:pPr><w:r><w:rPr><w:rFonts w:ascii="Arial" w:cs="Arial" w:eastAsia="Arial" w:hAnsi="Arial"/><w:color w:val="333333"/><w:sz w:val="20"/><w:szCs w:val="20"/></w:rPr><w:t xml:space="preserve">NumPy imported as np. Used for np.log(), np.nan, np.percentile(), np.linalg.norm(), np.argsort(), np.diag(), and matrix arithmetic throughout the entire script.</w:t></w:r></w:p><w:p><w:pPr><w:spacing w:after="0" w:before="80"/></w:pPr><w:r><w:rPr><w:rFonts w:ascii="Courier New" w:cs="Courier New" w:eastAsia="Courier New" w:hAnsi="Courier New"/><w:b/><w:bCs/><w:color w:val="2E75B6"/><w:sz w:val="20"/><w:szCs w:val="20"/></w:rPr><w:t xml:space="preserve">2  </w:t></w:r><w:r><w:rPr><w:rFonts w:ascii="Courier New" w:cs="Courier New" w:eastAsia="Courier New" w:hAnsi="Courier New"/><w:color w:val="1A2E3B"/><w:sz w:val="20"/><w:szCs w:val="20"/></w:rPr><w:t xml:space="preserve">import pandas as pd</w:t></w:r></w:p><w:p><w:pPr><w:spacing w:after="60" w:before="20"/><w:ind w:left="440"/></w:pPr><w:r><w:rPr><w:rFonts w:ascii="Arial" w:cs="Arial" w:eastAsia="Arial" w:hAnsi="Arial"/><w:color w:val="333333"/><w:sz w:val="20"/><w:szCs w:val="20"/></w:rPr><w:t xml:space="preserve">Pandas imported as pd. All tabular data lives in DataFrames. Row/column selection (df.loc), groupby, rank, concat, and pivot operations use Pandas.</w:t></w:r></w:p><w:p><w:pPr><w:spacing w:after="0" w:before="80"/></w:pPr><w:r><w:rPr><w:rFonts w:ascii="Courier New" w:cs="Courier New" w:eastAsia="Courier New" w:hAnsi="Courier New"/><w:b/><w:bCs/><w:color w:val="2E75B6"/><w:sz w:val="20"/><w:szCs w:val="20"/></w:rPr><w:t xml:space="preserve">3  </w:t></w:r><w:r><w:rPr><w:rFonts w:ascii="Courier New" w:cs="Courier New" w:eastAsia="Courier New" w:hAnsi="Courier New"/><w:color w:val="1A2E3B"/><w:sz w:val="20"/><w:szCs w:val="20"/></w:rPr><w:t xml:space="preserve">from scipy.stats import kendalltau</w:t></w:r></w:p><w:p><w:pPr><w:spacing w:after="60" w:before="20"/><w:ind w:left="440"/></w:pPr><w:r><w:rPr><w:rFonts w:ascii="Arial" w:cs="Arial" w:eastAsia="Arial" w:hAnsi="Arial"/><w:color w:val="333333"/><w:sz w:val="20"/><w:szCs w:val="20"/></w:rPr><w:t xml:space="preserve">Imports only kendalltau from SciPy. Computes Kendall&apos;s tau rank-order correlation — the C family of mainstreaminess measures (C = Correlation).</w:t></w:r></w:p><w:p><w:pPr><w:spacing w:after="0" w:before="80"/></w:pPr><w:r><w:rPr><w:rFonts w:ascii="Courier New" w:cs="Courier New" w:eastAsia="Courier New" w:hAnsi="Courier New"/><w:b/><w:bCs/><w:color w:val="2E75B6"/><w:sz w:val="20"/><w:szCs w:val="20"/></w:rPr><w:t xml:space="preserve">4  </w:t></w:r><w:r><w:rPr><w:rFonts w:ascii="Courier New" w:cs="Courier New" w:eastAsia="Courier New" w:hAnsi="Courier New"/><w:color w:val="1A2E3B"/><w:sz w:val="20"/><w:szCs w:val="20"/></w:rPr><w:t xml:space="preserve">from scipy.sparse.linalg import svds</w:t></w:r></w:p><w:p><w:pPr><w:spacing w:after="60" w:before="20"/><w:ind w:left="440"/></w:pPr><w:r><w:rPr><w:rFonts w:ascii="Arial" w:cs="Arial" w:eastAsia="Arial" w:hAnsi="Arial"/><w:color w:val="333333"/><w:sz w:val="20"/><w:szCs w:val="20"/></w:rPr><w:t xml:space="preserve">Imports truncated (sparse) SVD. svds(M, k) efficiently computes the k largest singular values/vectors without computing the full decomposition.</w:t></w:r></w:p><w:p><w:pPr><w:spacing w:after="0" w:before="80"/></w:pPr><w:r><w:rPr><w:rFonts w:ascii="Courier New" w:cs="Courier New" w:eastAsia="Courier New" w:hAnsi="Courier New"/><w:b/><w:bCs/><w:color w:val="2E75B6"/><w:sz w:val="20"/><w:szCs w:val="20"/></w:rPr><w:t xml:space="preserve">5  </w:t></w:r><w:r><w:rPr><w:rFonts w:ascii="Courier New" w:cs="Courier New" w:eastAsia="Courier New" w:hAnsi="Courier New"/><w:color w:val="1A2E3B"/><w:sz w:val="20"/><w:szCs w:val="20"/></w:rPr><w:t xml:space="preserve">from sklearn.neighbors import NearestNeighbors</w:t></w:r></w:p><w:p><w:pPr><w:spacing w:after="60" w:before="20"/><w:ind w:left="440"/></w:pPr><w:r><w:rPr><w:rFonts w:ascii="Arial" w:cs="Arial" w:eastAsia="Arial" w:hAnsi="Arial"/><w:color w:val="333333"/><w:sz w:val="20"/><w:szCs w:val="20"/></w:rPr><w:t xml:space="preserve">Scikit-learn&apos;s KNN implementation. Supports cosine metric and brute-force search. n_neighbors=K+1 because the user itself appears as its own nearest neighbour.</w:t></w:r></w:p><w:p><w:pPr><w:spacing w:after="0" w:before="80"/></w:pPr><w:r><w:rPr><w:rFonts w:ascii="Courier New" w:cs="Courier New" w:eastAsia="Courier New" w:hAnsi="Courier New"/><w:b/><w:bCs/><w:color w:val="2E75B6"/><w:sz w:val="20"/><w:szCs w:val="20"/></w:rPr><w:t xml:space="preserve">6  </w:t></w:r><w:r><w:rPr><w:rFonts w:ascii="Courier New" w:cs="Courier New" w:eastAsia="Courier New" w:hAnsi="Courier New"/><w:color w:val="1A2E3B"/><w:sz w:val="20"/><w:szCs w:val="20"/></w:rPr><w:t xml:space="preserve">from sklearn.metrics import mean_squared_error</w:t></w:r></w:p><w:p><w:pPr><w:spacing w:after="60" w:before="20"/><w:ind w:left="440"/></w:pPr><w:r><w:rPr><w:rFonts w:ascii="Arial" w:cs="Arial" w:eastAsia="Arial" w:hAnsi="Arial"/><w:color w:val="333333"/><w:sz w:val="20"/><w:szCs w:val="20"/></w:rPr><w:t xml:space="preserve">Used to compute RMSE on the SVD held-out test set. mean_squared_error(...) returns MSE; we apply sqrt() to get RMSE.</w:t></w:r></w:p><w:p><w:pPr><w:spacing w:after="0" w:before="80"/></w:pPr><w:r><w:rPr><w:rFonts w:ascii="Courier New" w:cs="Courier New" w:eastAsia="Courier New" w:hAnsi="Courier New"/><w:b/><w:bCs/><w:color w:val="2E75B6"/><w:sz w:val="20"/><w:szCs w:val="20"/></w:rPr><w:t xml:space="preserve">7  </w:t></w:r><w:r><w:rPr><w:rFonts w:ascii="Courier New" w:cs="Courier New" w:eastAsia="Courier New" w:hAnsi="Courier New"/><w:color w:val="1A2E3B"/><w:sz w:val="20"/><w:szCs w:val="20"/></w:rPr><w:t xml:space="preserve">from sklearn.model_selection import train_test_split</w:t></w:r></w:p><w:p><w:pPr><w:spacing w:after="60" w:before="20"/><w:ind w:left="440"/></w:pPr><w:r><w:rPr><w:rFonts w:ascii="Arial" w:cs="Arial" w:eastAsia="Arial" w:hAnsi="Arial"/><w:color w:val="333333"/><w:sz w:val="20"/><w:szCs w:val="20"/></w:rPr><w:t xml:space="preserve">Imported for potential train/test split utilities. Used implicitly via np.random.choice for the SVD evaluation split.</w:t></w:r></w:p><w:p><w:pPr><w:spacing w:after="0" w:before="80"/></w:pPr><w:r><w:rPr><w:rFonts w:ascii="Courier New" w:cs="Courier New" w:eastAsia="Courier New" w:hAnsi="Courier New"/><w:b/><w:bCs/><w:color w:val="2E75B6"/><w:sz w:val="20"/><w:szCs w:val="20"/></w:rPr><w:t xml:space="preserve">8  </w:t></w:r><w:r><w:rPr><w:rFonts w:ascii="Courier New" w:cs="Courier New" w:eastAsia="Courier New" w:hAnsi="Courier New"/><w:color w:val="1A2E3B"/><w:sz w:val="20"/><w:szCs w:val="20"/></w:rPr><w:t xml:space="preserve">import warnings</w:t></w:r></w:p><w:p><w:pPr><w:spacing w:after="60" w:before="20"/><w:ind w:left="440"/></w:pPr><w:r><w:rPr><w:rFonts w:ascii="Arial" w:cs="Arial" w:eastAsia="Arial" w:hAnsi="Arial"/><w:color w:val="333333"/><w:sz w:val="20"/><w:szCs w:val="20"/></w:rPr><w:t xml:space="preserve">Standard Python warnings module. Required so filterwarnings can suppress numerical alerts.</w:t></w:r></w:p><w:p><w:pPr><w:spacing w:after="0" w:before="80"/></w:pPr><w:r><w:rPr><w:rFonts w:ascii="Courier New" w:cs="Courier New" w:eastAsia="Courier New" w:hAnsi="Courier New"/><w:b/><w:bCs/><w:color w:val="2E75B6"/><w:sz w:val="20"/><w:szCs w:val="20"/></w:rPr><w:t xml:space="preserve">9  </w:t></w:r><w:r><w:rPr><w:rFonts w:ascii="Courier New" w:cs="Courier New" w:eastAsia="Courier New" w:hAnsi="Courier New"/><w:color w:val="1A2E3B"/><w:sz w:val="20"/><w:szCs w:val="20"/></w:rPr><w:t xml:space="preserve">import os</w:t></w:r></w:p><w:p><w:pPr><w:spacing w:after="60" w:before="20"/><w:ind w:left="440"/></w:pPr><w:r><w:rPr><w:rFonts w:ascii="Arial" w:cs="Arial" w:eastAsia="Arial" w:hAnsi="Arial"/><w:color w:val="333333"/><w:sz w:val="20"/><w:szCs w:val="20"/></w:rPr><w:t xml:space="preserve">Used to build DATASET_PATH relative to the script&apos;s location — ensures the file is found regardless of the working directory.</w:t></w:r></w:p><w:p><w:pPr><w:spacing w:after="0" w:before="80"/></w:pPr><w:r><w:rPr><w:rFonts w:ascii="Courier New" w:cs="Courier New" w:eastAsia="Courier New" w:hAnsi="Courier New"/><w:b/><w:bCs/><w:color w:val="2E75B6"/><w:sz w:val="20"/><w:szCs w:val="20"/></w:rPr><w:t xml:space="preserve">11  </w:t></w:r><w:r><w:rPr><w:rFonts w:ascii="Courier New" w:cs="Courier New" w:eastAsia="Courier New" w:hAnsi="Courier New"/><w:color w:val="1A2E3B"/><w:sz w:val="20"/><w:szCs w:val="20"/></w:rPr><w:t xml:space="preserve">warnings.filterwarnings(&apos;ignore&apos;)</w:t></w:r></w:p><w:p><w:pPr><w:spacing w:after="60" w:before="20"/><w:ind w:left="440"/></w:pPr><w:r><w:rPr><w:rFonts w:ascii="Arial" w:cs="Arial" w:eastAsia="Arial" w:hAnsi="Arial"/><w:color w:val="333333"/><w:sz w:val="20"/><w:szCs w:val="20"/></w:rPr><w:t xml:space="preserve">Suppresses all runtime warnings (e.g. divide-by-zero before NaN replacement) so they do not interrupt console output.</w:t></w:r></w:p><w:p><w:pPr><w:spacing w:after="0" w:before="80"/></w:pPr><w:r><w:rPr><w:rFonts w:ascii="Arial" w:cs="Arial" w:eastAsia="Arial" w:hAnsi="Arial"/><w:sz w:val="22"/><w:szCs w:val="22"/></w:rPr><w:t xml:space="preserve"></w:t></w:r></w:p><w:p><w:pPr><w:spacing w:after="80" w:before="280"/></w:pPr><w:r><w:rPr><w:rFonts w:ascii="Arial" w:cs="Arial" w:eastAsia="Arial" w:hAnsi="Arial"/><w:b/><w:bCs/><w:color w:val="2E75B6"/><w:sz w:val="26"/><w:szCs w:val="26"/></w:rPr><w:t xml:space="preserve">4.2  Load Dataset from Excel  (Lines 20–40)</w:t></w:r></w:p><w:tbl><w:tblPr><w:tblW w:type="dxa" w:w="9360"/><w:tblBorders><w:top w:val="single" w:color="auto" w:sz="4"/><w:left w:val="single" w:color="auto" w:sz="4"/><w:bottom w:val="single" w:color="auto" w:sz="4"/><w:right w:val="single" w:color="auto" w:sz="4"/><w:insideH w:val="single" w:color="auto" w:sz="4"/><w:insideV w:val="single" w:color="auto" w:sz="4"/></w:tblBorders></w:tblPr><w:tblGrid><w:gridCol w:w="100"/></w:tblGrid><w:tr><w:tc><w:tcPr><w:tcW w:type="dxa" w:w="9360"/><w:tcBorders><w:top w:val="single" w:color="CCCCCC" w:sz="1"/><w:left w:val="single" w:color="CCCCCC" w:sz="1"/><w:bottom w:val="single" w:color="CCCCCC" w:sz="1"/><w:right w:val="single" w:color="CCCCCC" w:sz="1"/></w:tcBorders><w:shd w:fill="F4F8FC" w:val="clear"/><w:tcMar><w:top w:type="dxa" w:w="100"/><w:left w:type="dxa" w:w="180"/><w:bottom w:type="dxa" w:w="100"/><w:right w:type="dxa" w:w="180"/></w:tcMar></w:tcPr><w:p><w:pPr><w:spacing w:after="0" w:before="0" w:line="240"/></w:pPr><w:r><w:rPr><w:rFonts w:ascii="Courier New" w:cs="Courier New" w:eastAsia="Courier New" w:hAnsi="Courier New"/><w:color w:val="1A2E3B"/><w:sz w:val="18"/><w:szCs w:val="18"/></w:rPr><w:t xml:space="preserve">DATASET_PATH = os.path.join(os.path.dirname(os.path.abspath(__file__)), &quot;dataset_large.xlsx&quot;)</w:t></w:r></w:p><w:p><w:pPr><w:spacing w:after="0" w:before="0" w:line="240"/></w:pPr><w:r><w:rPr><w:rFonts w:ascii="Courier New" w:cs="Courier New" w:eastAsia="Courier New" w:hAnsi="Courier New"/><w:color w:val="1A2E3B"/><w:sz w:val="18"/><w:szCs w:val="18"/></w:rPr><w:t xml:space="preserve">raw = pd.read_excel(DATASET_PATH, sheet_name=&quot;Playcounts&quot;, header=2)</w:t></w:r></w:p><w:p><w:pPr><w:spacing w:after="0" w:before="0" w:line="240"/></w:pPr><w:r><w:rPr><w:rFonts w:ascii="Courier New" w:cs="Courier New" w:eastAsia="Courier New" w:hAnsi="Courier New"/><w:color w:val="1A2E3B"/><w:sz w:val="18"/><w:szCs w:val="18"/></w:rPr><w:t xml:space="preserve">raw = raw.rename(columns={&quot;User ID&quot;:&quot;user_id&quot;,&quot;Country\nCode&quot;:&quot;country_code&quot;,&quot;Country Name&quot;:&quot;country_name&quot;})</w:t></w:r></w:p><w:p><w:pPr><w:spacing w:after="0" w:before="0" w:line="240"/></w:pPr><w:r><w:rPr><w:rFonts w:ascii="Courier New" w:cs="Courier New" w:eastAsia="Courier New" w:hAnsi="Courier New"/><w:color w:val="1A2E3B"/><w:sz w:val="18"/><w:szCs w:val="18"/></w:rPr><w:t xml:space="preserve">raw = raw.set_index(&quot;user_id&quot;)</w:t></w:r></w:p><w:p><w:pPr><w:spacing w:after="0" w:before="0" w:line="240"/></w:pPr><w:r><w:rPr><w:rFonts w:ascii="Courier New" w:cs="Courier New" w:eastAsia="Courier New" w:hAnsi="Courier New"/><w:color w:val="1A2E3B"/><w:sz w:val="18"/><w:szCs w:val="18"/></w:rPr><w:t xml:space="preserve">artist_cols = [c for c in raw.columns if c not in [&quot;country_code&quot;,&quot;country_name&quot;]]</w:t></w:r></w:p><w:p><w:pPr><w:spacing w:after="0" w:before="0" w:line="240"/></w:pPr><w:r><w:rPr><w:rFonts w:ascii="Courier New" w:cs="Courier New" w:eastAsia="Courier New" w:hAnsi="Courier New"/><w:color w:val="1A2E3B"/><w:sz w:val="18"/><w:szCs w:val="18"/></w:rPr><w:t xml:space="preserve">df = raw[[&quot;country_code&quot;] + artist_cols].rename(columns={&quot;country_code&quot;:&quot;country&quot;}).copy()</w:t></w:r></w:p><w:p><w:pPr><w:spacing w:after="0" w:before="0" w:line="240"/></w:pPr><w:r><w:rPr><w:rFonts w:ascii="Courier New" w:cs="Courier New" w:eastAsia="Courier New" w:hAnsi="Courier New"/><w:color w:val="1A2E3B"/><w:sz w:val="18"/><w:szCs w:val="18"/></w:rPr><w:t xml:space="preserve">artists_meta = pd.read_excel(DATASET_PATH, sheet_name=&quot;Artists&quot;, header=1)</w:t></w:r></w:p><w:p><w:pPr><w:spacing w:after="0" w:before="0" w:line="240"/></w:pPr><w:r><w:rPr><w:rFonts w:ascii="Courier New" w:cs="Courier New" w:eastAsia="Courier New" w:hAnsi="Courier New"/><w:color w:val="1A2E3B"/><w:sz w:val="18"/><w:szCs w:val="18"/></w:rPr><w:t xml:space="preserve">artists = artists_meta[&quot;Artist&quot;].tolist()</w:t></w:r></w:p><w:p><w:pPr><w:spacing w:after="0" w:before="0" w:line="240"/></w:pPr><w:r><w:rPr><w:rFonts w:ascii="Courier New" w:cs="Courier New" w:eastAsia="Courier New" w:hAnsi="Courier New"/><w:color w:val="1A2E3B"/><w:sz w:val="18"/><w:szCs w:val="18"/></w:rPr><w:t xml:space="preserve">print(f&quot;DATASET: {len(df)} users | {len(artist_cols)} artists | {df[&apos;country&apos;].nunique()} countries&quot;)</w:t></w:r></w:p><w:p><w:pPr><w:spacing w:after="0" w:before="0" w:line="240"/></w:pPr><w:r><w:rPr><w:rFonts w:ascii="Courier New" w:cs="Courier New" w:eastAsia="Courier New" w:hAnsi="Courier New"/><w:color w:val="1A2E3B"/><w:sz w:val="18"/><w:szCs w:val="18"/></w:rPr><w:t xml:space="preserve">print(df.groupby(&quot;country&quot;).size().rename(&quot;users&quot;).to_frame().T.to_string())</w:t></w:r></w:p></w:tc></w:tr></w:tbl><w:p><w:pPr><w:spacing w:after="160" w:before="60"/><w:jc w:val="center"/></w:pPr><w:r><w:rPr><w:rFonts w:ascii="Arial" w:cs="Arial" w:eastAsia="Arial" w:hAnsi="Arial"/><w:i/><w:iCs/><w:color w:val="555555"/><w:sz w:val="19"/><w:szCs w:val="19"/></w:rPr><w:t xml:space="preserve">Code 2 — Dataset loading.</w:t></w:r></w:p><w:p><w:pPr><w:spacing w:after="0" w:before="80"/></w:pPr><w:r><w:rPr><w:rFonts w:ascii="Courier New" w:cs="Courier New" w:eastAsia="Courier New" w:hAnsi="Courier New"/><w:b/><w:bCs/><w:color w:val="2E75B6"/><w:sz w:val="20"/><w:szCs w:val="20"/></w:rPr><w:t xml:space="preserve">20  </w:t></w:r><w:r><w:rPr><w:rFonts w:ascii="Courier New" w:cs="Courier New" w:eastAsia="Courier New" w:hAnsi="Courier New"/><w:color w:val="1A2E3B"/><w:sz w:val="20"/><w:szCs w:val="20"/></w:rPr><w:t xml:space="preserve">DATASET_PATH = os.path.join(os.path.dirname(os.path.abspath(__file__)), &quot;dataset_large.xlsx&quot;)</w:t></w:r></w:p><w:p><w:pPr><w:spacing w:after="60" w:before="20"/><w:ind w:left="440"/></w:pPr><w:r><w:rPr><w:rFonts w:ascii="Arial" w:cs="Arial" w:eastAsia="Arial" w:hAnsi="Arial"/><w:color w:val="333333"/><w:sz w:val="20"/><w:szCs w:val="20"/></w:rPr><w:t xml:space="preserve">Builds the absolute path to the Excel file in the same folder as this script. os.path.abspath(__file__) gives the script&apos;s absolute path; dirname extracts its folder; join appends the filename. Makes the code location-independent.</w:t></w:r></w:p><w:p><w:pPr><w:spacing w:after="0" w:before="80"/></w:pPr><w:r><w:rPr><w:rFonts w:ascii="Courier New" w:cs="Courier New" w:eastAsia="Courier New" w:hAnsi="Courier New"/><w:b/><w:bCs/><w:color w:val="2E75B6"/><w:sz w:val="20"/><w:szCs w:val="20"/></w:rPr><w:t xml:space="preserve">22  </w:t></w:r><w:r><w:rPr><w:rFonts w:ascii="Courier New" w:cs="Courier New" w:eastAsia="Courier New" w:hAnsi="Courier New"/><w:color w:val="1A2E3B"/><w:sz w:val="20"/><w:szCs w:val="20"/></w:rPr><w:t xml:space="preserve">raw = pd.read_excel(DATASET_PATH, sheet_name=&quot;Playcounts&quot;, header=2)</w:t></w:r></w:p><w:p><w:pPr><w:spacing w:after="60" w:before="20"/><w:ind w:left="440"/></w:pPr><w:r><w:rPr><w:rFonts w:ascii="Arial" w:cs="Arial" w:eastAsia="Arial" w:hAnsi="Arial"/><w:color w:val="333333"/><w:sz w:val="20"/><w:szCs w:val="20"/></w:rPr><w:t xml:space="preserve">Reads the Playcounts sheet. header=2 tells Pandas row index 2 (third row) is the column header, skipping the title and note rows inserted during Excel formatting.</w:t></w:r></w:p><w:p><w:pPr><w:spacing w:after="0" w:before="80"/></w:pPr><w:r><w:rPr><w:rFonts w:ascii="Courier New" w:cs="Courier New" w:eastAsia="Courier New" w:hAnsi="Courier New"/><w:b/><w:bCs/><w:color w:val="2E75B6"/><w:sz w:val="20"/><w:szCs w:val="20"/></w:rPr><w:t xml:space="preserve">23  </w:t></w:r><w:r><w:rPr><w:rFonts w:ascii="Courier New" w:cs="Courier New" w:eastAsia="Courier New" w:hAnsi="Courier New"/><w:color w:val="1A2E3B"/><w:sz w:val="20"/><w:szCs w:val="20"/></w:rPr><w:t xml:space="preserve">raw = raw.rename(columns={&quot;User ID&quot;:&quot;user_id&quot;,&quot;Country\nCode&quot;:&quot;country_code&quot;,...})</w:t></w:r></w:p><w:p><w:pPr><w:spacing w:after="60" w:before="20"/><w:ind w:left="440"/></w:pPr><w:r><w:rPr><w:rFonts w:ascii="Arial" w:cs="Arial" w:eastAsia="Arial" w:hAnsi="Arial"/><w:color w:val="333333"/><w:sz w:val="20"/><w:szCs w:val="20"/></w:rPr><w:t xml:space="preserve">Renames the three non-artist columns to consistent identifiers. &apos;Country\nCode&apos; matches the actual Excel header which contains a newline character — must be matched exactly.</w:t></w:r></w:p><w:p><w:pPr><w:spacing w:after="0" w:before="80"/></w:pPr><w:r><w:rPr><w:rFonts w:ascii="Courier New" w:cs="Courier New" w:eastAsia="Courier New" w:hAnsi="Courier New"/><w:b/><w:bCs/><w:color w:val="2E75B6"/><w:sz w:val="20"/><w:szCs w:val="20"/></w:rPr><w:t xml:space="preserve">28  </w:t></w:r><w:r><w:rPr><w:rFonts w:ascii="Courier New" w:cs="Courier New" w:eastAsia="Courier New" w:hAnsi="Courier New"/><w:color w:val="1A2E3B"/><w:sz w:val="20"/><w:szCs w:val="20"/></w:rPr><w:t xml:space="preserve">raw = raw.set_index(&quot;user_id&quot;)</w:t></w:r></w:p><w:p><w:pPr><w:spacing w:after="60" w:before="20"/><w:ind w:left="440"/></w:pPr><w:r><w:rPr><w:rFonts w:ascii="Arial" w:cs="Arial" w:eastAsia="Arial" w:hAnsi="Arial"/><w:color w:val="333333"/><w:sz w:val="20"/><w:szCs w:val="20"/></w:rPr><w:t xml:space="preserve">Sets user_id as the row index so individual users can be accessed by ID: df.loc[&apos;u0001&apos;]. Without this, access would require numeric row indices.</w:t></w:r></w:p><w:p><w:pPr><w:spacing w:after="0" w:before="80"/></w:pPr><w:r><w:rPr><w:rFonts w:ascii="Courier New" w:cs="Courier New" w:eastAsia="Courier New" w:hAnsi="Courier New"/><w:b/><w:bCs/><w:color w:val="2E75B6"/><w:sz w:val="20"/><w:szCs w:val="20"/></w:rPr><w:t xml:space="preserve">30  </w:t></w:r><w:r><w:rPr><w:rFonts w:ascii="Courier New" w:cs="Courier New" w:eastAsia="Courier New" w:hAnsi="Courier New"/><w:color w:val="1A2E3B"/><w:sz w:val="20"/><w:szCs w:val="20"/></w:rPr><w:t xml:space="preserve">artist_cols = [c for c in raw.columns if c not in [&quot;country_code&quot;,&quot;country_name&quot;]]</w:t></w:r></w:p><w:p><w:pPr><w:spacing w:after="60" w:before="20"/><w:ind w:left="440"/></w:pPr><w:r><w:rPr><w:rFonts w:ascii="Arial" w:cs="Arial" w:eastAsia="Arial" w:hAnsi="Arial"/><w:color w:val="333333"/><w:sz w:val="20"/><w:szCs w:val="20"/></w:rPr><w:t xml:space="preserve">List comprehension collecting all column names that are not metadata. Result: the 81 artist name strings. Used in every AF, LF, and playcount operation.</w:t></w:r></w:p><w:p><w:pPr><w:spacing w:after="0" w:before="80"/></w:pPr><w:r><w:rPr><w:rFonts w:ascii="Courier New" w:cs="Courier New" w:eastAsia="Courier New" w:hAnsi="Courier New"/><w:b/><w:bCs/><w:color w:val="2E75B6"/><w:sz w:val="20"/><w:szCs w:val="20"/></w:rPr><w:t xml:space="preserve">31  </w:t></w:r><w:r><w:rPr><w:rFonts w:ascii="Courier New" w:cs="Courier New" w:eastAsia="Courier New" w:hAnsi="Courier New"/><w:color w:val="1A2E3B"/><w:sz w:val="20"/><w:szCs w:val="20"/></w:rPr><w:t xml:space="preserve">df = raw[[&quot;country_code&quot;] + artist_cols].rename(columns={&quot;country_code&quot;:&quot;country&quot;}).copy()</w:t></w:r></w:p><w:p><w:pPr><w:spacing w:after="60" w:before="20"/><w:ind w:left="440"/></w:pPr><w:r><w:rPr><w:rFonts w:ascii="Arial" w:cs="Arial" w:eastAsia="Arial" w:hAnsi="Arial"/><w:color w:val="333333"/><w:sz w:val="20"/><w:szCs w:val="20"/></w:rPr><w:t xml:space="preserve">Selects only country code and artist columns, renames country_code→country for brevity, and copies to prevent later operations from modifying the original raw DataFrame.</w:t></w:r></w:p><w:p><w:pPr><w:spacing w:after="0" w:before="80"/></w:pPr><w:r><w:rPr><w:rFonts w:ascii="Courier New" w:cs="Courier New" w:eastAsia="Courier New" w:hAnsi="Courier New"/><w:b/><w:bCs/><w:color w:val="2E75B6"/><w:sz w:val="20"/><w:szCs w:val="20"/></w:rPr><w:t xml:space="preserve">33  </w:t></w:r><w:r><w:rPr><w:rFonts w:ascii="Courier New" w:cs="Courier New" w:eastAsia="Courier New" w:hAnsi="Courier New"/><w:color w:val="1A2E3B"/><w:sz w:val="20"/><w:szCs w:val="20"/></w:rPr><w:t xml:space="preserve">artists_meta = pd.read_excel(DATASET_PATH, sheet_name=&quot;Artists&quot;, header=1)</w:t></w:r></w:p><w:p><w:pPr><w:spacing w:after="60" w:before="20"/><w:ind w:left="440"/></w:pPr><w:r><w:rPr><w:rFonts w:ascii="Arial" w:cs="Arial" w:eastAsia="Arial" w:hAnsi="Arial"/><w:color w:val="333333"/><w:sz w:val="20"/><w:szCs w:val="20"/></w:rPr><w:t xml:space="preserve">Reads the Artists sheet. header=1 because the Artists sheet has one title row before the column headers.</w:t></w:r></w:p><w:p><w:pPr><w:spacing w:after="0" w:before="80"/></w:pPr><w:r><w:rPr><w:rFonts w:ascii="Courier New" w:cs="Courier New" w:eastAsia="Courier New" w:hAnsi="Courier New"/><w:b/><w:bCs/><w:color w:val="2E75B6"/><w:sz w:val="20"/><w:szCs w:val="20"/></w:rPr><w:t xml:space="preserve">34  </w:t></w:r><w:r><w:rPr><w:rFonts w:ascii="Courier New" w:cs="Courier New" w:eastAsia="Courier New" w:hAnsi="Courier New"/><w:color w:val="1A2E3B"/><w:sz w:val="20"/><w:szCs w:val="20"/></w:rPr><w:t xml:space="preserve">artists = artists_meta[&quot;Artist&quot;].tolist()</w:t></w:r></w:p><w:p><w:pPr><w:spacing w:after="60" w:before="20"/><w:ind w:left="440"/></w:pPr><w:r><w:rPr><w:rFonts w:ascii="Arial" w:cs="Arial" w:eastAsia="Arial" w:hAnsi="Arial"/><w:color w:val="333333"/><w:sz w:val="20"/><w:szCs w:val="20"/></w:rPr><w:t xml:space="preserve">Extracts the ordered artist list. Used when iterating artists in the Section 1 output loop to preserve a consistent display order.</w:t></w:r></w:p><w:p><w:pPr><w:spacing w:after="0" w:before="80"/></w:pPr><w:r><w:rPr><w:rFonts w:ascii="Courier New" w:cs="Courier New" w:eastAsia="Courier New" w:hAnsi="Courier New"/><w:b/><w:bCs/><w:color w:val="2E75B6"/><w:sz w:val="20"/><w:szCs w:val="20"/></w:rPr><w:t xml:space="preserve">36  </w:t></w:r><w:r><w:rPr><w:rFonts w:ascii="Courier New" w:cs="Courier New" w:eastAsia="Courier New" w:hAnsi="Courier New"/><w:color w:val="1A2E3B"/><w:sz w:val="20"/><w:szCs w:val="20"/></w:rPr><w:t xml:space="preserve">print(f&quot;DATASET: {len(df)} users | ...&quot;)</w:t></w:r></w:p><w:p><w:pPr><w:spacing w:after="60" w:before="20"/><w:ind w:left="440"/></w:pPr><w:r><w:rPr><w:rFonts w:ascii="Arial" w:cs="Arial" w:eastAsia="Arial" w:hAnsi="Arial"/><w:color w:val="333333"/><w:sz w:val="20"/><w:szCs w:val="20"/></w:rPr><w:t xml:space="preserve">Prints dataset summary. len(df) = 500 users; len(artist_cols) = 81 artists; df[&apos;country&apos;].nunique() = 12 countries.</w:t></w:r></w:p><w:p><w:pPr><w:spacing w:after="0" w:before="80"/></w:pPr><w:r><w:rPr><w:rFonts w:ascii="Courier New" w:cs="Courier New" w:eastAsia="Courier New" w:hAnsi="Courier New"/><w:b/><w:bCs/><w:color w:val="2E75B6"/><w:sz w:val="20"/><w:szCs w:val="20"/></w:rPr><w:t xml:space="preserve">39  </w:t></w:r><w:r><w:rPr><w:rFonts w:ascii="Courier New" w:cs="Courier New" w:eastAsia="Courier New" w:hAnsi="Courier New"/><w:color w:val="1A2E3B"/><w:sz w:val="20"/><w:szCs w:val="20"/></w:rPr><w:t xml:space="preserve">print(df.groupby(&quot;country&quot;).size().rename(&quot;users&quot;).to_frame().T.to_string())</w:t></w:r></w:p><w:p><w:pPr><w:spacing w:after="60" w:before="20"/><w:ind w:left="440"/></w:pPr><w:r><w:rPr><w:rFonts w:ascii="Arial" w:cs="Arial" w:eastAsia="Arial" w:hAnsi="Arial"/><w:color w:val="333333"/><w:sz w:val="20"/><w:szCs w:val="20"/></w:rPr><w:t xml:space="preserve">Groups users by country, counts per group, renames the Series to &apos;users&apos;, wraps in DataFrame, transposes for horizontal display, and prints. .T makes countries appear as columns.</w:t></w:r></w:p><w:p><w:pPr><w:spacing w:after="0" w:before="80"/></w:pPr><w:r><w:rPr><w:rFonts w:ascii="Arial" w:cs="Arial" w:eastAsia="Arial" w:hAnsi="Arial"/><w:sz w:val="22"/><w:szCs w:val="22"/></w:rPr><w:t xml:space="preserve"></w:t></w:r></w:p><w:p><w:pPr><w:spacing w:after="80" w:before="280"/></w:pPr><w:r><w:rPr><w:rFonts w:ascii="Arial" w:cs="Arial" w:eastAsia="Arial" w:hAnsi="Arial"/><w:b/><w:bCs/><w:color w:val="2E75B6"/><w:sz w:val="26"/><w:szCs w:val="26"/></w:rPr><w:t xml:space="preserve">4.3  Basic Definitions and Profiles  (Lines 45–68)</w:t></w:r></w:p><w:tbl><w:tblPr><w:tblW w:type="dxa" w:w="9360"/><w:tblBorders><w:top w:val="single" w:color="auto" w:sz="4"/><w:left w:val="single" w:color="auto" w:sz="4"/><w:bottom w:val="single" w:color="auto" w:sz="4"/><w:right w:val="single" w:color="auto" w:sz="4"/><w:insideH w:val="single" w:color="auto" w:sz="4"/><w:insideV w:val="single" w:color="auto" w:sz="4"/></w:tblBorders></w:tblPr><w:tblGrid><w:gridCol w:w="100"/></w:tblGrid><w:tr><w:tc><w:tcPr><w:tcW w:type="dxa" w:w="9360"/><w:tcBorders><w:top w:val="single" w:color="CCCCCC" w:sz="1"/><w:left w:val="single" w:color="CCCCCC" w:sz="1"/><w:bottom w:val="single" w:color="CCCCCC" w:sz="1"/><w:right w:val="single" w:color="CCCCCC" w:sz="1"/></w:tcBorders><w:shd w:fill="F4F8FC" w:val="clear"/><w:tcMar><w:top w:type="dxa" w:w="100"/><w:left w:type="dxa" w:w="180"/><w:bottom w:type="dxa" w:w="100"/><w:right w:type="dxa" w:w="180"/></w:tcMar></w:tcPr><w:p><w:pPr><w:spacing w:after="0" w:before="0" w:line="240"/></w:pPr><w:r><w:rPr><w:rFonts w:ascii="Courier New" w:cs="Courier New" w:eastAsia="Courier New" w:hAnsi="Courier New"/><w:color w:val="1A2E3B"/><w:sz w:val="18"/><w:szCs w:val="18"/></w:rPr><w:t xml:space="preserve">countries = df[&quot;country&quot;].unique()</w:t></w:r></w:p><w:p><w:pPr><w:spacing w:after="0" w:before="0" w:line="240"/></w:pPr><w:r><w:rPr><w:rFonts w:ascii="Courier New" w:cs="Courier New" w:eastAsia="Courier New" w:hAnsi="Courier New"/><w:color w:val="1A2E3B"/><w:sz w:val="18"/><w:szCs w:val="18"/></w:rPr><w:t xml:space="preserve">N_total   = len(df)</w:t></w:r></w:p><w:p><w:pPr><w:spacing w:after="0" w:before="0" w:line="240"/></w:pPr><w:r><w:rPr><w:rFonts w:ascii="Courier New" w:cs="Courier New" w:eastAsia="Courier New" w:hAnsi="Courier New"/><w:color w:val="1A2E3B"/><w:sz w:val="18"/><w:szCs w:val="18"/></w:rPr><w:t xml:space="preserve">def compute_AF(user_set):</w:t></w:r></w:p><w:p><w:pPr><w:spacing w:after="0" w:before="0" w:line="240"/></w:pPr><w:r><w:rPr><w:rFonts w:ascii="Courier New" w:cs="Courier New" w:eastAsia="Courier New" w:hAnsi="Courier New"/><w:color w:val="1A2E3B"/><w:sz w:val="18"/><w:szCs w:val="18"/></w:rPr><w:t xml:space="preserve">    return df.loc[user_set, artist_cols].sum()</w:t></w:r></w:p><w:p><w:pPr><w:spacing w:after="0" w:before="0" w:line="240"/></w:pPr><w:r><w:rPr><w:rFonts w:ascii="Courier New" w:cs="Courier New" w:eastAsia="Courier New" w:hAnsi="Courier New"/><w:color w:val="1A2E3B"/><w:sz w:val="18"/><w:szCs w:val="18"/></w:rPr><w:t xml:space="preserve">def compute_LF(user_set):</w:t></w:r></w:p><w:p><w:pPr><w:spacing w:after="0" w:before="0" w:line="240"/></w:pPr><w:r><w:rPr><w:rFonts w:ascii="Courier New" w:cs="Courier New" w:eastAsia="Courier New" w:hAnsi="Courier New"/><w:color w:val="1A2E3B"/><w:sz w:val="18"/><w:szCs w:val="18"/></w:rPr><w:t xml:space="preserve">    return (df.loc[user_set, artist_cols] &gt; 0).sum()</w:t></w:r></w:p><w:p><w:pPr><w:spacing w:after="0" w:before="0" w:line="240"/></w:pPr><w:r><w:rPr><w:rFonts w:ascii="Courier New" w:cs="Courier New" w:eastAsia="Courier New" w:hAnsi="Courier New"/><w:color w:val="1A2E3B"/><w:sz w:val="18"/><w:szCs w:val="18"/></w:rPr><w:t xml:space="preserve">all_users = df.index.tolist()</w:t></w:r></w:p><w:p><w:pPr><w:spacing w:after="0" w:before="0" w:line="240"/></w:pPr><w:r><w:rPr><w:rFonts w:ascii="Courier New" w:cs="Courier New" w:eastAsia="Courier New" w:hAnsi="Courier New"/><w:color w:val="1A2E3B"/><w:sz w:val="18"/><w:szCs w:val="18"/></w:rPr><w:t xml:space="preserve">AF_global = compute_AF(all_users)</w:t></w:r></w:p><w:p><w:pPr><w:spacing w:after="0" w:before="0" w:line="240"/></w:pPr><w:r><w:rPr><w:rFonts w:ascii="Courier New" w:cs="Courier New" w:eastAsia="Courier New" w:hAnsi="Courier New"/><w:color w:val="1A2E3B"/><w:sz w:val="18"/><w:szCs w:val="18"/></w:rPr><w:t xml:space="preserve">LF_global = compute_LF(all_users)</w:t></w:r></w:p><w:p><w:pPr><w:spacing w:after="0" w:before="0" w:line="240"/></w:pPr><w:r><w:rPr><w:rFonts w:ascii="Courier New" w:cs="Courier New" w:eastAsia="Courier New" w:hAnsi="Courier New"/><w:color w:val="1A2E3B"/><w:sz w:val="18"/><w:szCs w:val="18"/></w:rPr><w:t xml:space="preserve">country_users = {c: df[df[&apos;country&apos;]==c].index.tolist() for c in countries}</w:t></w:r></w:p><w:p><w:pPr><w:spacing w:after="0" w:before="0" w:line="240"/></w:pPr><w:r><w:rPr><w:rFonts w:ascii="Courier New" w:cs="Courier New" w:eastAsia="Courier New" w:hAnsi="Courier New"/><w:color w:val="1A2E3B"/><w:sz w:val="18"/><w:szCs w:val="18"/></w:rPr><w:t xml:space="preserve">AF_country    = {c: compute_AF(country_users[c]) for c in countries}</w:t></w:r></w:p><w:p><w:pPr><w:spacing w:after="0" w:before="0" w:line="240"/></w:pPr><w:r><w:rPr><w:rFonts w:ascii="Courier New" w:cs="Courier New" w:eastAsia="Courier New" w:hAnsi="Courier New"/><w:color w:val="1A2E3B"/><w:sz w:val="18"/><w:szCs w:val="18"/></w:rPr><w:t xml:space="preserve">LF_country    = {c: compute_LF(country_users[c]) for c in countries}</w:t></w:r></w:p></w:tc></w:tr></w:tbl><w:p><w:pPr><w:spacing w:after="160" w:before="60"/><w:jc w:val="center"/></w:pPr><w:r><w:rPr><w:rFonts w:ascii="Arial" w:cs="Arial" w:eastAsia="Arial" w:hAnsi="Arial"/><w:i/><w:iCs/><w:color w:val="555555"/><w:sz w:val="19"/><w:szCs w:val="19"/></w:rPr><w:t xml:space="preserve">Code 3 — AF and LF computation at global and country level.</w:t></w:r></w:p><w:p><w:pPr><w:spacing w:after="0" w:before="80"/></w:pPr><w:r><w:rPr><w:rFonts w:ascii="Courier New" w:cs="Courier New" w:eastAsia="Courier New" w:hAnsi="Courier New"/><w:b/><w:bCs/><w:color w:val="2E75B6"/><w:sz w:val="20"/><w:szCs w:val="20"/></w:rPr><w:t xml:space="preserve">45  </w:t></w:r><w:r><w:rPr><w:rFonts w:ascii="Courier New" w:cs="Courier New" w:eastAsia="Courier New" w:hAnsi="Courier New"/><w:color w:val="1A2E3B"/><w:sz w:val="20"/><w:szCs w:val="20"/></w:rPr><w:t xml:space="preserve">countries = df[&quot;country&quot;].unique()</w:t></w:r></w:p><w:p><w:pPr><w:spacing w:after="60" w:before="20"/><w:ind w:left="440"/></w:pPr><w:r><w:rPr><w:rFonts w:ascii="Arial" w:cs="Arial" w:eastAsia="Arial" w:hAnsi="Arial"/><w:color w:val="333333"/><w:sz w:val="20"/><w:szCs w:val="20"/></w:rPr><w:t xml:space="preserve">Extracts the 12 unique country codes from the country column as a NumPy array. Used to iterate over markets in all subsequent loops.</w:t></w:r></w:p><w:p><w:pPr><w:spacing w:after="0" w:before="80"/></w:pPr><w:r><w:rPr><w:rFonts w:ascii="Courier New" w:cs="Courier New" w:eastAsia="Courier New" w:hAnsi="Courier New"/><w:b/><w:bCs/><w:color w:val="2E75B6"/><w:sz w:val="20"/><w:szCs w:val="20"/></w:rPr><w:t xml:space="preserve">46  </w:t></w:r><w:r><w:rPr><w:rFonts w:ascii="Courier New" w:cs="Courier New" w:eastAsia="Courier New" w:hAnsi="Courier New"/><w:color w:val="1A2E3B"/><w:sz w:val="20"/><w:szCs w:val="20"/></w:rPr><w:t xml:space="preserve">N_total = len(df)</w:t></w:r></w:p><w:p><w:pPr><w:spacing w:after="60" w:before="20"/><w:ind w:left="440"/></w:pPr><w:r><w:rPr><w:rFonts w:ascii="Arial" w:cs="Arial" w:eastAsia="Arial" w:hAnsi="Arial"/><w:color w:val="333333"/><w:sz w:val="20"/><w:szCs w:val="20"/></w:rPr><w:t xml:space="preserve">Total user count (500). Used as |U2| in the AF-ILF formula when computing global-level ILF.</w:t></w:r></w:p><w:p><w:pPr><w:spacing w:after="0" w:before="80"/></w:pPr><w:r><w:rPr><w:rFonts w:ascii="Courier New" w:cs="Courier New" w:eastAsia="Courier New" w:hAnsi="Courier New"/><w:b/><w:bCs/><w:color w:val="2E75B6"/><w:sz w:val="20"/><w:szCs w:val="20"/></w:rPr><w:t xml:space="preserve">48  </w:t></w:r><w:r><w:rPr><w:rFonts w:ascii="Courier New" w:cs="Courier New" w:eastAsia="Courier New" w:hAnsi="Courier New"/><w:color w:val="1A2E3B"/><w:sz w:val="20"/><w:szCs w:val="20"/></w:rPr><w:t xml:space="preserve">def compute_AF(user_set):</w:t></w:r></w:p><w:p><w:pPr><w:spacing w:after="60" w:before="20"/><w:ind w:left="440"/></w:pPr><w:r><w:rPr><w:rFonts w:ascii="Arial" w:cs="Arial" w:eastAsia="Arial" w:hAnsi="Arial"/><w:color w:val="333333"/><w:sz w:val="20"/><w:szCs w:val="20"/></w:rPr><w:t xml:space="preserve">Artist Frequency function. Parameter — user_set: list of user ID strings. Returns a Pandas Series with total playcount per artist across the given users. Corresponds to AF_{a,U1}.</w:t></w:r></w:p><w:p><w:pPr><w:spacing w:after="0" w:before="80"/></w:pPr><w:r><w:rPr><w:rFonts w:ascii="Courier New" w:cs="Courier New" w:eastAsia="Courier New" w:hAnsi="Courier New"/><w:b/><w:bCs/><w:color w:val="2E75B6"/><w:sz w:val="20"/><w:szCs w:val="20"/></w:rPr><w:t xml:space="preserve">53  </w:t></w:r><w:r><w:rPr><w:rFonts w:ascii="Courier New" w:cs="Courier New" w:eastAsia="Courier New" w:hAnsi="Courier New"/><w:color w:val="1A2E3B"/><w:sz w:val="20"/><w:szCs w:val="20"/></w:rPr><w:t xml:space="preserve">    return df.loc[user_set, artist_cols].sum()</w:t></w:r></w:p><w:p><w:pPr><w:spacing w:after="60" w:before="20"/><w:ind w:left="440"/></w:pPr><w:r><w:rPr><w:rFonts w:ascii="Arial" w:cs="Arial" w:eastAsia="Arial" w:hAnsi="Arial"/><w:color w:val="333333"/><w:sz w:val="20"/><w:szCs w:val="20"/></w:rPr><w:t xml:space="preserve">Selects rows for the given users and all 81 artist columns, then sums each column. .sum() operates column-wise by default — one value per artist.</w:t></w:r></w:p><w:p><w:pPr><w:spacing w:after="0" w:before="80"/></w:pPr><w:r><w:rPr><w:rFonts w:ascii="Courier New" w:cs="Courier New" w:eastAsia="Courier New" w:hAnsi="Courier New"/><w:b/><w:bCs/><w:color w:val="2E75B6"/><w:sz w:val="20"/><w:szCs w:val="20"/></w:rPr><w:t xml:space="preserve">55  </w:t></w:r><w:r><w:rPr><w:rFonts w:ascii="Courier New" w:cs="Courier New" w:eastAsia="Courier New" w:hAnsi="Courier New"/><w:color w:val="1A2E3B"/><w:sz w:val="20"/><w:szCs w:val="20"/></w:rPr><w:t xml:space="preserve">def compute_LF(user_set):</w:t></w:r></w:p><w:p><w:pPr><w:spacing w:after="60" w:before="20"/><w:ind w:left="440"/></w:pPr><w:r><w:rPr><w:rFonts w:ascii="Arial" w:cs="Arial" w:eastAsia="Arial" w:hAnsi="Arial"/><w:color w:val="333333"/><w:sz w:val="20"/><w:szCs w:val="20"/></w:rPr><w:t xml:space="preserve">Listener Frequency function. Parameter — user_set: list of user ID strings. Returns a Series counting distinct listeners per artist. Corresponds to LF_{a,U2}.</w:t></w:r></w:p><w:p><w:pPr><w:spacing w:after="0" w:before="80"/></w:pPr><w:r><w:rPr><w:rFonts w:ascii="Courier New" w:cs="Courier New" w:eastAsia="Courier New" w:hAnsi="Courier New"/><w:b/><w:bCs/><w:color w:val="2E75B6"/><w:sz w:val="20"/><w:szCs w:val="20"/></w:rPr><w:t xml:space="preserve">60  </w:t></w:r><w:r><w:rPr><w:rFonts w:ascii="Courier New" w:cs="Courier New" w:eastAsia="Courier New" w:hAnsi="Courier New"/><w:color w:val="1A2E3B"/><w:sz w:val="20"/><w:szCs w:val="20"/></w:rPr><w:t xml:space="preserve">    return (df.loc[user_set, artist_cols] &gt; 0).sum()</w:t></w:r></w:p><w:p><w:pPr><w:spacing w:after="60" w:before="20"/><w:ind w:left="440"/></w:pPr><w:r><w:rPr><w:rFonts w:ascii="Arial" w:cs="Arial" w:eastAsia="Arial" w:hAnsi="Arial"/><w:color w:val="333333"/><w:sz w:val="20"/><w:szCs w:val="20"/></w:rPr><w:t xml:space="preserve">&apos;&gt; 0&apos; converts the playcount table to boolean True/False. .sum() counts True values per column — i.e. distinct listeners per artist.</w:t></w:r></w:p><w:p><w:pPr><w:spacing w:after="0" w:before="80"/></w:pPr><w:r><w:rPr><w:rFonts w:ascii="Courier New" w:cs="Courier New" w:eastAsia="Courier New" w:hAnsi="Courier New"/><w:b/><w:bCs/><w:color w:val="2E75B6"/><w:sz w:val="20"/><w:szCs w:val="20"/></w:rPr><w:t xml:space="preserve">62  </w:t></w:r><w:r><w:rPr><w:rFonts w:ascii="Courier New" w:cs="Courier New" w:eastAsia="Courier New" w:hAnsi="Courier New"/><w:color w:val="1A2E3B"/><w:sz w:val="20"/><w:szCs w:val="20"/></w:rPr><w:t xml:space="preserve">all_users = df.index.tolist()</w:t></w:r></w:p><w:p><w:pPr><w:spacing w:after="60" w:before="20"/><w:ind w:left="440"/></w:pPr><w:r><w:rPr><w:rFonts w:ascii="Arial" w:cs="Arial" w:eastAsia="Arial" w:hAnsi="Arial"/><w:color w:val="333333"/><w:sz w:val="20"/><w:szCs w:val="20"/></w:rPr><w:t xml:space="preserve">All 500 user IDs as a Python list. Passed to compute_AF and compute_LF to build the global preference profile.</w:t></w:r></w:p><w:p><w:pPr><w:spacing w:after="0" w:before="80"/></w:pPr><w:r><w:rPr><w:rFonts w:ascii="Courier New" w:cs="Courier New" w:eastAsia="Courier New" w:hAnsi="Courier New"/><w:b/><w:bCs/><w:color w:val="2E75B6"/><w:sz w:val="20"/><w:szCs w:val="20"/></w:rPr><w:t xml:space="preserve">63  </w:t></w:r><w:r><w:rPr><w:rFonts w:ascii="Courier New" w:cs="Courier New" w:eastAsia="Courier New" w:hAnsi="Courier New"/><w:color w:val="1A2E3B"/><w:sz w:val="20"/><w:szCs w:val="20"/></w:rPr><w:t xml:space="preserve">AF_global = compute_AF(all_users)</w:t></w:r></w:p><w:p><w:pPr><w:spacing w:after="60" w:before="20"/><w:ind w:left="440"/></w:pPr><w:r><w:rPr><w:rFonts w:ascii="Arial" w:cs="Arial" w:eastAsia="Arial" w:hAnsi="Arial"/><w:color w:val="333333"/><w:sz w:val="20"/><w:szCs w:val="20"/></w:rPr><w:t xml:space="preserve">Global total playcount per artist across all 500 users. Corresponds to AF_{a,g} — the global preference profile PP_g.</w:t></w:r></w:p><w:p><w:pPr><w:spacing w:after="0" w:before="80"/></w:pPr><w:r><w:rPr><w:rFonts w:ascii="Courier New" w:cs="Courier New" w:eastAsia="Courier New" w:hAnsi="Courier New"/><w:b/><w:bCs/><w:color w:val="2E75B6"/><w:sz w:val="20"/><w:szCs w:val="20"/></w:rPr><w:t xml:space="preserve">64  </w:t></w:r><w:r><w:rPr><w:rFonts w:ascii="Courier New" w:cs="Courier New" w:eastAsia="Courier New" w:hAnsi="Courier New"/><w:color w:val="1A2E3B"/><w:sz w:val="20"/><w:szCs w:val="20"/></w:rPr><w:t xml:space="preserve">LF_global = compute_LF(all_users)</w:t></w:r></w:p><w:p><w:pPr><w:spacing w:after="60" w:before="20"/><w:ind w:left="440"/></w:pPr><w:r><w:rPr><w:rFonts w:ascii="Arial" w:cs="Arial" w:eastAsia="Arial" w:hAnsi="Arial"/><w:color w:val="333333"/><w:sz w:val="20"/><w:szCs w:val="20"/></w:rPr><w:t xml:space="preserve">Global unique listener count per artist. Used as the ILF denominator in global AF-ILF computations (U2 = all users, |U2| = N_total).</w:t></w:r></w:p><w:p><w:pPr><w:spacing w:after="0" w:before="80"/></w:pPr><w:r><w:rPr><w:rFonts w:ascii="Courier New" w:cs="Courier New" w:eastAsia="Courier New" w:hAnsi="Courier New"/><w:b/><w:bCs/><w:color w:val="2E75B6"/><w:sz w:val="20"/><w:szCs w:val="20"/></w:rPr><w:t xml:space="preserve">66  </w:t></w:r><w:r><w:rPr><w:rFonts w:ascii="Courier New" w:cs="Courier New" w:eastAsia="Courier New" w:hAnsi="Courier New"/><w:color w:val="1A2E3B"/><w:sz w:val="20"/><w:szCs w:val="20"/></w:rPr><w:t xml:space="preserve">country_users = {c: df[df[&apos;country&apos;]==c].index.tolist() for c in countries}</w:t></w:r></w:p><w:p><w:pPr><w:spacing w:after="60" w:before="20"/><w:ind w:left="440"/></w:pPr><w:r><w:rPr><w:rFonts w:ascii="Arial" w:cs="Arial" w:eastAsia="Arial" w:hAnsi="Arial"/><w:color w:val="333333"/><w:sz w:val="20"/><w:szCs w:val="20"/></w:rPr><w:t xml:space="preserve">Dictionary comprehension mapping each country code to its list of user IDs. E.g. {&apos;TR&apos;:[&apos;u0001&apos;,...,&apos;u0040&apos;], &apos;FI&apos;:[&apos;u0041&apos;,...,&apos;u0071&apos;]}. Used as U1 and U2 in country-level computations.</w:t></w:r></w:p><w:p><w:pPr><w:spacing w:after="0" w:before="80"/></w:pPr><w:r><w:rPr><w:rFonts w:ascii="Courier New" w:cs="Courier New" w:eastAsia="Courier New" w:hAnsi="Courier New"/><w:b/><w:bCs/><w:color w:val="2E75B6"/><w:sz w:val="20"/><w:szCs w:val="20"/></w:rPr><w:t xml:space="preserve">67  </w:t></w:r><w:r><w:rPr><w:rFonts w:ascii="Courier New" w:cs="Courier New" w:eastAsia="Courier New" w:hAnsi="Courier New"/><w:color w:val="1A2E3B"/><w:sz w:val="20"/><w:szCs w:val="20"/></w:rPr><w:t xml:space="preserve">AF_country = {c: compute_AF(country_users[c]) for c in countries}</w:t></w:r></w:p><w:p><w:pPr><w:spacing w:after="60" w:before="20"/><w:ind w:left="440"/></w:pPr><w:r><w:rPr><w:rFonts w:ascii="Arial" w:cs="Arial" w:eastAsia="Arial" w:hAnsi="Arial"/><w:color w:val="333333"/><w:sz w:val="20"/><w:szCs w:val="20"/></w:rPr><w:t xml:space="preserve">Country-level AF profile for each country — the reference preference profile PP_c used in all country-level mainstreaminess measures.</w:t></w:r></w:p><w:p><w:pPr><w:spacing w:after="0" w:before="80"/></w:pPr><w:r><w:rPr><w:rFonts w:ascii="Courier New" w:cs="Courier New" w:eastAsia="Courier New" w:hAnsi="Courier New"/><w:b/><w:bCs/><w:color w:val="2E75B6"/><w:sz w:val="20"/><w:szCs w:val="20"/></w:rPr><w:t xml:space="preserve">68  </w:t></w:r><w:r><w:rPr><w:rFonts w:ascii="Courier New" w:cs="Courier New" w:eastAsia="Courier New" w:hAnsi="Courier New"/><w:color w:val="1A2E3B"/><w:sz w:val="20"/><w:szCs w:val="20"/></w:rPr><w:t xml:space="preserve">LF_country = {c: compute_LF(country_users[c]) for c in countries}</w:t></w:r></w:p><w:p><w:pPr><w:spacing w:after="60" w:before="20"/><w:ind w:left="440"/></w:pPr><w:r><w:rPr><w:rFonts w:ascii="Arial" w:cs="Arial" w:eastAsia="Arial" w:hAnsi="Arial"/><w:color w:val="333333"/><w:sz w:val="20"/><w:szCs w:val="20"/></w:rPr><w:t xml:space="preserve">Country-level LF profile. Used as U2 when computing the user-level AF-ILF profile (U2 = country users, |U2| = country size).</w:t></w:r></w:p><w:p><w:pPr><w:spacing w:after="0" w:before="80"/></w:pPr><w:r><w:rPr><w:rFonts w:ascii="Arial" w:cs="Arial" w:eastAsia="Arial" w:hAnsi="Arial"/><w:sz w:val="22"/><w:szCs w:val="22"/></w:rPr><w:t xml:space="preserve"></w:t></w:r></w:p><w:p><w:pPr><w:spacing w:after="80" w:before="280"/></w:pPr><w:r><w:rPr><w:rFonts w:ascii="Arial" w:cs="Arial" w:eastAsia="Arial" w:hAnsi="Arial"/><w:b/><w:bCs/><w:color w:val="2E75B6"/><w:sz w:val="26"/><w:szCs w:val="26"/></w:rPr><w:t xml:space="preserve">4.4  AF-ILF Formula — Paper Equation 1  (Lines 74–95)</w:t></w:r></w:p><w:tbl><w:tblPr><w:tblW w:type="dxa" w:w="9360"/><w:tblBorders><w:top w:val="single" w:color="auto" w:sz="4"/><w:left w:val="single" w:color="auto" w:sz="4"/><w:bottom w:val="single" w:color="auto" w:sz="4"/><w:right w:val="single" w:color="auto" w:sz="4"/><w:insideH w:val="single" w:color="auto" w:sz="4"/><w:insideV w:val="single" w:color="auto" w:sz="4"/></w:tblBorders></w:tblPr><w:tblGrid><w:gridCol w:w="100"/></w:tblGrid><w:tr><w:tc><w:tcPr><w:tcW w:type="dxa" w:w="9360"/><w:tcBorders><w:top w:val="single" w:color="CCCCCC" w:sz="1"/><w:left w:val="single" w:color="CCCCCC" w:sz="1"/><w:bottom w:val="single" w:color="CCCCCC" w:sz="1"/><w:right w:val="single" w:color="CCCCCC" w:sz="1"/></w:tcBorders><w:shd w:fill="F4F8FC" w:val="clear"/><w:tcMar><w:top w:type="dxa" w:w="100"/><w:left w:type="dxa" w:w="180"/><w:bottom w:type="dxa" w:w="100"/><w:right w:type="dxa" w:w="180"/></w:tcMar></w:tcPr><w:p><w:pPr><w:spacing w:after="0" w:before="0" w:line="240"/></w:pPr><w:r><w:rPr><w:rFonts w:ascii="Courier New" w:cs="Courier New" w:eastAsia="Courier New" w:hAnsi="Courier New"/><w:color w:val="1A2E3B"/><w:sz w:val="18"/><w:szCs w:val="18"/></w:rPr><w:t xml:space="preserve">def compute_AF_ILF(af_u1, lf_u2, n_u2):</w:t></w:r></w:p><w:p><w:pPr><w:spacing w:after="0" w:before="0" w:line="240"/></w:pPr><w:r><w:rPr><w:rFonts w:ascii="Courier New" w:cs="Courier New" w:eastAsia="Courier New" w:hAnsi="Courier New"/><w:color w:val="1A2E3B"/><w:sz w:val="18"/><w:szCs w:val="18"/></w:rPr><w:t xml:space="preserve">    # af_u1 : Series  - AF values for population U1</w:t></w:r></w:p><w:p><w:pPr><w:spacing w:after="0" w:before="0" w:line="240"/></w:pPr><w:r><w:rPr><w:rFonts w:ascii="Courier New" w:cs="Courier New" w:eastAsia="Courier New" w:hAnsi="Courier New"/><w:color w:val="1A2E3B"/><w:sz w:val="18"/><w:szCs w:val="18"/></w:rPr><w:t xml:space="preserve">    # lf_u2 : Series  - LF values for population U2</w:t></w:r></w:p><w:p><w:pPr><w:spacing w:after="0" w:before="0" w:line="240"/></w:pPr><w:r><w:rPr><w:rFonts w:ascii="Courier New" w:cs="Courier New" w:eastAsia="Courier New" w:hAnsi="Courier New"/><w:color w:val="1A2E3B"/><w:sz w:val="18"/><w:szCs w:val="18"/></w:rPr><w:t xml:space="preserve">    # n_u2  : int     - size of U2 (|U2|)</w:t></w:r></w:p><w:p><w:pPr><w:spacing w:after="0" w:before="0" w:line="240"/></w:pPr><w:r><w:rPr><w:rFonts w:ascii="Courier New" w:cs="Courier New" w:eastAsia="Courier New" w:hAnsi="Courier New"/><w:color w:val="1A2E3B"/><w:sz w:val="18"/><w:szCs w:val="18"/></w:rPr><w:t xml:space="preserve">    ilf = np.log(1 + n_u2 / lf_u2.replace(0, np.nan)).fillna(0)</w:t></w:r></w:p><w:p><w:pPr><w:spacing w:after="0" w:before="0" w:line="240"/></w:pPr><w:r><w:rPr><w:rFonts w:ascii="Courier New" w:cs="Courier New" w:eastAsia="Courier New" w:hAnsi="Courier New"/><w:color w:val="1A2E3B"/><w:sz w:val="18"/><w:szCs w:val="18"/></w:rPr><w:t xml:space="preserve">    return np.log(1 + af_u1) * ilf</w:t></w:r></w:p><w:p><w:pPr><w:spacing w:after="0" w:before="0" w:line="240"/></w:pPr><w:r><w:rPr><w:rFonts w:ascii="Courier New" w:cs="Courier New" w:eastAsia="Courier New" w:hAnsi="Courier New"/><w:color w:val="1A2E3B"/><w:sz w:val="18"/><w:szCs w:val="18"/></w:rPr><w:t xml:space="preserve">AF_ILF_country_global = {</w:t></w:r></w:p><w:p><w:pPr><w:spacing w:after="0" w:before="0" w:line="240"/></w:pPr><w:r><w:rPr><w:rFonts w:ascii="Courier New" w:cs="Courier New" w:eastAsia="Courier New" w:hAnsi="Courier New"/><w:color w:val="1A2E3B"/><w:sz w:val="18"/><w:szCs w:val="18"/></w:rPr><w:t xml:space="preserve">    c: compute_AF_ILF(AF_country[c], LF_global, N_total) for c in countries</w:t></w:r></w:p><w:p><w:pPr><w:spacing w:after="0" w:before="0" w:line="240"/></w:pPr><w:r><w:rPr><w:rFonts w:ascii="Courier New" w:cs="Courier New" w:eastAsia="Courier New" w:hAnsi="Courier New"/><w:color w:val="1A2E3B"/><w:sz w:val="18"/><w:szCs w:val="18"/></w:rPr><w:t xml:space="preserve">}</w:t></w:r></w:p><w:p><w:pPr><w:spacing w:after="0" w:before="0" w:line="240"/></w:pPr><w:r><w:rPr><w:rFonts w:ascii="Courier New" w:cs="Courier New" w:eastAsia="Courier New" w:hAnsi="Courier New"/><w:color w:val="1A2E3B"/><w:sz w:val="18"/><w:szCs w:val="18"/></w:rPr><w:t xml:space="preserve">for c in sorted(countries):</w:t></w:r></w:p><w:p><w:pPr><w:spacing w:after="0" w:before="0" w:line="240"/></w:pPr><w:r><w:rPr><w:rFonts w:ascii="Courier New" w:cs="Courier New" w:eastAsia="Courier New" w:hAnsi="Courier New"/><w:color w:val="1A2E3B"/><w:sz w:val="18"/><w:szCs w:val="18"/></w:rPr><w:t xml:space="preserve">    top_af    = AF_country[c].nlargest(5)</w:t></w:r></w:p><w:p><w:pPr><w:spacing w:after="0" w:before="0" w:line="240"/></w:pPr><w:r><w:rPr><w:rFonts w:ascii="Courier New" w:cs="Courier New" w:eastAsia="Courier New" w:hAnsi="Courier New"/><w:color w:val="1A2E3B"/><w:sz w:val="18"/><w:szCs w:val="18"/></w:rPr><w:t xml:space="preserve">    top_afilf = AF_ILF_country_global[c].nlargest(5)</w:t></w:r></w:p></w:tc></w:tr></w:tbl><w:p><w:pPr><w:spacing w:after="160" w:before="60"/><w:jc w:val="center"/></w:pPr><w:r><w:rPr><w:rFonts w:ascii="Arial" w:cs="Arial" w:eastAsia="Arial" w:hAnsi="Arial"/><w:i/><w:iCs/><w:color w:val="555555"/><w:sz w:val="19"/><w:szCs w:val="19"/></w:rPr><w:t xml:space="preserve">Code 4 — AF-ILF implementation and Section 1 output.</w:t></w:r></w:p><w:p><w:pPr><w:spacing w:after="0" w:before="80"/></w:pPr><w:r><w:rPr><w:rFonts w:ascii="Courier New" w:cs="Courier New" w:eastAsia="Courier New" w:hAnsi="Courier New"/><w:b/><w:bCs/><w:color w:val="2E75B6"/><w:sz w:val="20"/><w:szCs w:val="20"/></w:rPr><w:t xml:space="preserve">74  </w:t></w:r><w:r><w:rPr><w:rFonts w:ascii="Courier New" w:cs="Courier New" w:eastAsia="Courier New" w:hAnsi="Courier New"/><w:color w:val="1A2E3B"/><w:sz w:val="20"/><w:szCs w:val="20"/></w:rPr><w:t xml:space="preserve">def compute_AF_ILF(af_u1, lf_u2, n_u2):</w:t></w:r></w:p><w:p><w:pPr><w:spacing w:after="60" w:before="20"/><w:ind w:left="440"/></w:pPr><w:r><w:rPr><w:rFonts w:ascii="Arial" w:cs="Arial" w:eastAsia="Arial" w:hAnsi="Arial"/><w:color w:val="333333"/><w:sz w:val="20"/><w:szCs w:val="20"/></w:rPr><w:t xml:space="preserve">Implements Paper Equation 1. Parameters — af_u1: AF Series for population U1 (individual user or country); lf_u2: LF Series for population U2 (country or all users); n_u2: integer size of U2.</w:t></w:r></w:p><w:p><w:pPr><w:spacing w:after="0" w:before="80"/></w:pPr><w:r><w:rPr><w:rFonts w:ascii="Courier New" w:cs="Courier New" w:eastAsia="Courier New" w:hAnsi="Courier New"/><w:b/><w:bCs/><w:color w:val="2E75B6"/><w:sz w:val="20"/><w:szCs w:val="20"/></w:rPr><w:t xml:space="preserve">80  </w:t></w:r><w:r><w:rPr><w:rFonts w:ascii="Courier New" w:cs="Courier New" w:eastAsia="Courier New" w:hAnsi="Courier New"/><w:color w:val="1A2E3B"/><w:sz w:val="20"/><w:szCs w:val="20"/></w:rPr><w:t xml:space="preserve">    ilf = np.log(1 + n_u2 / lf_u2.replace(0, np.nan)).fillna(0)</w:t></w:r></w:p><w:p><w:pPr><w:spacing w:after="60" w:before="20"/><w:ind w:left="440"/></w:pPr><w:r><w:rPr><w:rFonts w:ascii="Arial" w:cs="Arial" w:eastAsia="Arial" w:hAnsi="Arial"/><w:color w:val="333333"/><w:sz w:val="20"/><w:szCs w:val="20"/></w:rPr><w:t xml:space="preserve">Computes the ILF term. .replace(0, np.nan) avoids division-by-zero for artists with zero listeners. .fillna(0) then enforces the paper rule &apos;AF·ILF = 0 if LF = 0&apos;. np.log applies the natural logarithm.</w:t></w:r></w:p><w:p><w:pPr><w:spacing w:after="0" w:before="80"/></w:pPr><w:r><w:rPr><w:rFonts w:ascii="Courier New" w:cs="Courier New" w:eastAsia="Courier New" w:hAnsi="Courier New"/><w:b/><w:bCs/><w:color w:val="2E75B6"/><w:sz w:val="20"/><w:szCs w:val="20"/></w:rPr><w:t xml:space="preserve">81  </w:t></w:r><w:r><w:rPr><w:rFonts w:ascii="Courier New" w:cs="Courier New" w:eastAsia="Courier New" w:hAnsi="Courier New"/><w:color w:val="1A2E3B"/><w:sz w:val="20"/><w:szCs w:val="20"/></w:rPr><w:t xml:space="preserve">    return np.log(1 + af_u1) * ilf</w:t></w:r></w:p><w:p><w:pPr><w:spacing w:after="60" w:before="20"/><w:ind w:left="440"/></w:pPr><w:r><w:rPr><w:rFonts w:ascii="Arial" w:cs="Arial" w:eastAsia="Arial" w:hAnsi="Arial"/><w:color w:val="333333"/><w:sz w:val="20"/><w:szCs w:val="20"/></w:rPr><w:t xml:space="preserve">Multiplies the log-AF term by the ILF term element-wise. Completes Equation 1: AF·ILF(a,U1,U2) = log(1+AF_{a,U1}) × log(1+|U2|/LF_{a,U2}).</w:t></w:r></w:p><w:p><w:pPr><w:spacing w:after="0" w:before="80"/></w:pPr><w:r><w:rPr><w:rFonts w:ascii="Courier New" w:cs="Courier New" w:eastAsia="Courier New" w:hAnsi="Courier New"/><w:b/><w:bCs/><w:color w:val="2E75B6"/><w:sz w:val="20"/><w:szCs w:val="20"/></w:rPr><w:t xml:space="preserve">83  </w:t></w:r><w:r><w:rPr><w:rFonts w:ascii="Courier New" w:cs="Courier New" w:eastAsia="Courier New" w:hAnsi="Courier New"/><w:color w:val="1A2E3B"/><w:sz w:val="20"/><w:szCs w:val="20"/></w:rPr><w:t xml:space="preserve">AF_ILF_country_global = {c: compute_AF_ILF(AF_country[c], LF_global, N_total) ...}</w:t></w:r></w:p><w:p><w:pPr><w:spacing w:after="60" w:before="20"/><w:ind w:left="440"/></w:pPr><w:r><w:rPr><w:rFonts w:ascii="Arial" w:cs="Arial" w:eastAsia="Arial" w:hAnsi="Arial"/><w:color w:val="333333"/><w:sz w:val="20"/><w:szCs w:val="20"/></w:rPr><w:t xml:space="preserve">For each country c: U1 = country users (country-level AF), U2 = all 500 users (global LF, N_total). This is AF·ILF_{a,c,g} — surfaces locally popular but globally non-dominant artists.</w:t></w:r></w:p><w:p><w:pPr><w:spacing w:after="0" w:before="80"/></w:pPr><w:r><w:rPr><w:rFonts w:ascii="Courier New" w:cs="Courier New" w:eastAsia="Courier New" w:hAnsi="Courier New"/><w:b/><w:bCs/><w:color w:val="2E75B6"/><w:sz w:val="20"/><w:szCs w:val="20"/></w:rPr><w:t xml:space="preserve">91  </w:t></w:r><w:r><w:rPr><w:rFonts w:ascii="Courier New" w:cs="Courier New" w:eastAsia="Courier New" w:hAnsi="Courier New"/><w:color w:val="1A2E3B"/><w:sz w:val="20"/><w:szCs w:val="20"/></w:rPr><w:t xml:space="preserve">for c in sorted(countries):</w:t></w:r></w:p><w:p><w:pPr><w:spacing w:after="60" w:before="20"/><w:ind w:left="440"/></w:pPr><w:r><w:rPr><w:rFonts w:ascii="Arial" w:cs="Arial" w:eastAsia="Arial" w:hAnsi="Arial"/><w:color w:val="333333"/><w:sz w:val="20"/><w:szCs w:val="20"/></w:rPr><w:t xml:space="preserve">Iterates over all 12 country codes in alphabetical order to print the Section 1 comparison output.</w:t></w:r></w:p><w:p><w:pPr><w:spacing w:after="0" w:before="80"/></w:pPr><w:r><w:rPr><w:rFonts w:ascii="Courier New" w:cs="Courier New" w:eastAsia="Courier New" w:hAnsi="Courier New"/><w:b/><w:bCs/><w:color w:val="2E75B6"/><w:sz w:val="20"/><w:szCs w:val="20"/></w:rPr><w:t xml:space="preserve">92  </w:t></w:r><w:r><w:rPr><w:rFonts w:ascii="Courier New" w:cs="Courier New" w:eastAsia="Courier New" w:hAnsi="Courier New"/><w:color w:val="1A2E3B"/><w:sz w:val="20"/><w:szCs w:val="20"/></w:rPr><w:t xml:space="preserve">    top_af = AF_country[c].nlargest(5)</w:t></w:r></w:p><w:p><w:pPr><w:spacing w:after="60" w:before="20"/><w:ind w:left="440"/></w:pPr><w:r><w:rPr><w:rFonts w:ascii="Arial" w:cs="Arial" w:eastAsia="Arial" w:hAnsi="Arial"/><w:color w:val="333333"/><w:sz w:val="20"/><w:szCs w:val="20"/></w:rPr><w:t xml:space="preserve">Selects the 5 artists with the highest raw AF in country c. These are the globally popular acts that dominate under raw playcount.</w:t></w:r></w:p><w:p><w:pPr><w:spacing w:after="0" w:before="80"/></w:pPr><w:r><w:rPr><w:rFonts w:ascii="Courier New" w:cs="Courier New" w:eastAsia="Courier New" w:hAnsi="Courier New"/><w:b/><w:bCs/><w:color w:val="2E75B6"/><w:sz w:val="20"/><w:szCs w:val="20"/></w:rPr><w:t xml:space="preserve">93  </w:t></w:r><w:r><w:rPr><w:rFonts w:ascii="Courier New" w:cs="Courier New" w:eastAsia="Courier New" w:hAnsi="Courier New"/><w:color w:val="1A2E3B"/><w:sz w:val="20"/><w:szCs w:val="20"/></w:rPr><w:t xml:space="preserve">    top_afilf = AF_ILF_country_global[c].nlargest(5)</w:t></w:r></w:p><w:p><w:pPr><w:spacing w:after="60" w:before="20"/><w:ind w:left="440"/></w:pPr><w:r><w:rPr><w:rFonts w:ascii="Arial" w:cs="Arial" w:eastAsia="Arial" w:hAnsi="Arial"/><w:color w:val="333333"/><w:sz w:val="20"/><w:szCs w:val="20"/></w:rPr><w:t xml:space="preserve">Selects the 5 artists with the highest AF-ILF score in country c. These are locally distinctive artists that raw AF misses — e.g. Duman for TR, Nightwish for FI.</w:t></w:r></w:p><w:p><w:pPr><w:spacing w:after="0" w:before="80"/></w:pPr><w:r><w:rPr><w:rFonts w:ascii="Arial" w:cs="Arial" w:eastAsia="Arial" w:hAnsi="Arial"/><w:sz w:val="22"/><w:szCs w:val="22"/></w:rPr><w:t xml:space="preserve"></w:t></w:r></w:p><w:p><w:pPr><w:spacing w:after="80" w:before="280"/></w:pPr><w:r><w:rPr><w:rFonts w:ascii="Arial" w:cs="Arial" w:eastAsia="Arial" w:hAnsi="Arial"/><w:b/><w:bCs/><w:color w:val="2E75B6"/><w:sz w:val="26"/><w:szCs w:val="26"/></w:rPr><w:t xml:space="preserve">4.5  11 Mainstreaminess Measure Functions  (Lines 100–138)</w:t></w:r></w:p><w:tbl><w:tblPr><w:tblW w:type="dxa" w:w="9360"/><w:tblBorders><w:top w:val="single" w:color="auto" w:sz="4"/><w:left w:val="single" w:color="auto" w:sz="4"/><w:bottom w:val="single" w:color="auto" w:sz="4"/><w:right w:val="single" w:color="auto" w:sz="4"/><w:insideH w:val="single" w:color="auto" w:sz="4"/><w:insideV w:val="single" w:color="auto" w:sz="4"/></w:tblBorders></w:tblPr><w:tblGrid><w:gridCol w:w="100"/></w:tblGrid><w:tr><w:tc><w:tcPr><w:tcW w:type="dxa" w:w="9360"/><w:tcBorders><w:top w:val="single" w:color="CCCCCC" w:sz="1"/><w:left w:val="single" w:color="CCCCCC" w:sz="1"/><w:bottom w:val="single" w:color="CCCCCC" w:sz="1"/><w:right w:val="single" w:color="CCCCCC" w:sz="1"/></w:tcBorders><w:shd w:fill="F4F8FC" w:val="clear"/><w:tcMar><w:top w:type="dxa" w:w="100"/><w:left w:type="dxa" w:w="180"/><w:bottom w:type="dxa" w:w="100"/><w:right w:type="dxa" w:w="180"/></w:tcMar></w:tcPr><w:p><w:pPr><w:spacing w:after="0" w:before="0" w:line="240"/></w:pPr><w:r><w:rPr><w:rFonts w:ascii="Courier New" w:cs="Courier New" w:eastAsia="Courier New" w:hAnsi="Courier New"/><w:color w:val="1A2E3B"/><w:sz w:val="18"/><w:szCs w:val="18"/></w:rPr><w:t xml:space="preserve">def normalize(series):</w:t></w:r></w:p><w:p><w:pPr><w:spacing w:after="0" w:before="0" w:line="240"/></w:pPr><w:r><w:rPr><w:rFonts w:ascii="Courier New" w:cs="Courier New" w:eastAsia="Courier New" w:hAnsi="Courier New"/><w:color w:val="1A2E3B"/><w:sz w:val="18"/><w:szCs w:val="18"/></w:rPr><w:t xml:space="preserve">    # series : Pandas Series — non-negative values</w:t></w:r></w:p><w:p><w:pPr><w:spacing w:after="0" w:before="0" w:line="240"/></w:pPr><w:r><w:rPr><w:rFonts w:ascii="Courier New" w:cs="Courier New" w:eastAsia="Courier New" w:hAnsi="Courier New"/><w:color w:val="1A2E3B"/><w:sz w:val="18"/><w:szCs w:val="18"/></w:rPr><w:t xml:space="preserve">    s = series.sum()</w:t></w:r></w:p><w:p><w:pPr><w:spacing w:after="0" w:before="0" w:line="240"/></w:pPr><w:r><w:rPr><w:rFonts w:ascii="Courier New" w:cs="Courier New" w:eastAsia="Courier New" w:hAnsi="Courier New"/><w:color w:val="1A2E3B"/><w:sz w:val="18"/><w:szCs w:val="18"/></w:rPr><w:t xml:space="preserve">    return series / s if s &gt; 0 else series</w:t></w:r></w:p><w:p><w:pPr><w:spacing w:after="0" w:before="0" w:line="240"/></w:pPr><w:r><w:rPr><w:rFonts w:ascii="Courier New" w:cs="Courier New" w:eastAsia="Courier New" w:hAnsi="Courier New"/><w:color w:val="1A2E3B"/><w:sz w:val="18"/><w:szCs w:val="18"/></w:rPr><w:t xml:space="preserve">def fraction_measure(af_user, af_pop):</w:t></w:r></w:p><w:p><w:pPr><w:spacing w:after="0" w:before="0" w:line="240"/></w:pPr><w:r><w:rPr><w:rFonts w:ascii="Courier New" w:cs="Courier New" w:eastAsia="Courier New" w:hAnsi="Courier New"/><w:color w:val="1A2E3B"/><w:sz w:val="18"/><w:szCs w:val="18"/></w:rPr><w:t xml:space="preserve">    # af_user/af_pop : Series - playcount profiles</w:t></w:r></w:p><w:p><w:pPr><w:spacing w:after="0" w:before="0" w:line="240"/></w:pPr><w:r><w:rPr><w:rFonts w:ascii="Courier New" w:cs="Courier New" w:eastAsia="Courier New" w:hAnsi="Courier New"/><w:color w:val="1A2E3B"/><w:sz w:val="18"/><w:szCs w:val="18"/></w:rPr><w:t xml:space="preserve">    af_u  = normalize(af_user); af_p = normalize(af_pop)</w:t></w:r></w:p><w:p><w:pPr><w:spacing w:after="0" w:before="0" w:line="240"/></w:pPr><w:r><w:rPr><w:rFonts w:ascii="Courier New" w:cs="Courier New" w:eastAsia="Courier New" w:hAnsi="Courier New"/><w:color w:val="1A2E3B"/><w:sz w:val="18"/><w:szCs w:val="18"/></w:rPr><w:t xml:space="preserve">    denom = pd.concat([af_u, af_p], axis=1).max(axis=1).replace(0, np.nan)</w:t></w:r></w:p><w:p><w:pPr><w:spacing w:after="0" w:before="0" w:line="240"/></w:pPr><w:r><w:rPr><w:rFonts w:ascii="Courier New" w:cs="Courier New" w:eastAsia="Courier New" w:hAnsi="Courier New"/><w:color w:val="1A2E3B"/><w:sz w:val="18"/><w:szCs w:val="18"/></w:rPr><w:t xml:space="preserve">    return 1 - (af_u - af_p).abs().div(denom).fillna(0).mean()</w:t></w:r></w:p><w:p><w:pPr><w:spacing w:after="0" w:before="0" w:line="240"/></w:pPr><w:r><w:rPr><w:rFonts w:ascii="Courier New" w:cs="Courier New" w:eastAsia="Courier New" w:hAnsi="Courier New"/><w:color w:val="1A2E3B"/><w:sz w:val="18"/><w:szCs w:val="18"/></w:rPr><w:t xml:space="preserve">def kl_divergence_sym(p, q, epsilon=1e-10):</w:t></w:r></w:p><w:p><w:pPr><w:spacing w:after="0" w:before="0" w:line="240"/></w:pPr><w:r><w:rPr><w:rFonts w:ascii="Courier New" w:cs="Courier New" w:eastAsia="Courier New" w:hAnsi="Courier New"/><w:color w:val="1A2E3B"/><w:sz w:val="18"/><w:szCs w:val="18"/></w:rPr><w:t xml:space="preserve">    # p, q : Series - profiles  |  epsilon : float default 1e-10</w:t></w:r></w:p><w:p><w:pPr><w:spacing w:after="0" w:before="0" w:line="240"/></w:pPr><w:r><w:rPr><w:rFonts w:ascii="Courier New" w:cs="Courier New" w:eastAsia="Courier New" w:hAnsi="Courier New"/><w:color w:val="1A2E3B"/><w:sz w:val="18"/><w:szCs w:val="18"/></w:rPr><w:t xml:space="preserve">    p = normalize(p) + epsilon; q = normalize(q) + epsilon</w:t></w:r></w:p><w:p><w:pPr><w:spacing w:after="0" w:before="0" w:line="240"/></w:pPr><w:r><w:rPr><w:rFonts w:ascii="Courier New" w:cs="Courier New" w:eastAsia="Courier New" w:hAnsi="Courier New"/><w:color w:val="1A2E3B"/><w:sz w:val="18"/><w:szCs w:val="18"/></w:rPr><w:t xml:space="preserve">    return 1 / (1 + ((p*np.log(p/q)).sum() + (q*np.log(q/p)).sum()) / 2)</w:t></w:r></w:p><w:p><w:pPr><w:spacing w:after="0" w:before="0" w:line="240"/></w:pPr><w:r><w:rPr><w:rFonts w:ascii="Courier New" w:cs="Courier New" w:eastAsia="Courier New" w:hAnsi="Courier New"/><w:color w:val="1A2E3B"/><w:sz w:val="18"/><w:szCs w:val="18"/></w:rPr><w:t xml:space="preserve">def kendall_tau_measure(af_user, af_pop):</w:t></w:r></w:p><w:p><w:pPr><w:spacing w:after="0" w:before="0" w:line="240"/></w:pPr><w:r><w:rPr><w:rFonts w:ascii="Courier New" w:cs="Courier New" w:eastAsia="Courier New" w:hAnsi="Courier New"/><w:color w:val="1A2E3B"/><w:sz w:val="18"/><w:szCs w:val="18"/></w:rPr><w:t xml:space="preserve">    # af_user/af_pop : Series - playcount profiles</w:t></w:r></w:p><w:p><w:pPr><w:spacing w:after="0" w:before="0" w:line="240"/></w:pPr><w:r><w:rPr><w:rFonts w:ascii="Courier New" w:cs="Courier New" w:eastAsia="Courier New" w:hAnsi="Courier New"/><w:color w:val="1A2E3B"/><w:sz w:val="18"/><w:szCs w:val="18"/></w:rPr><w:t xml:space="preserve">    tau, _ = kendalltau(af_user.rank(ascending=False), af_pop.rank(ascending=False))</w:t></w:r></w:p><w:p><w:pPr><w:spacing w:after="0" w:before="0" w:line="240"/></w:pPr><w:r><w:rPr><w:rFonts w:ascii="Courier New" w:cs="Courier New" w:eastAsia="Courier New" w:hAnsi="Courier New"/><w:color w:val="1A2E3B"/><w:sz w:val="18"/><w:szCs w:val="18"/></w:rPr><w:t xml:space="preserve">    return tau</w:t></w:r></w:p></w:tc></w:tr></w:tbl><w:p><w:pPr><w:spacing w:after="160" w:before="60"/><w:jc w:val="center"/></w:pPr><w:r><w:rPr><w:rFonts w:ascii="Arial" w:cs="Arial" w:eastAsia="Arial" w:hAnsi="Arial"/><w:i/><w:iCs/><w:color w:val="555555"/><w:sz w:val="19"/><w:szCs w:val="19"/></w:rPr><w:t xml:space="preserve">Code 5 — Three measure family functions (F, D, C).</w:t></w:r></w:p><w:p><w:pPr><w:spacing w:after="0" w:before="80"/></w:pPr><w:r><w:rPr><w:rFonts w:ascii="Courier New" w:cs="Courier New" w:eastAsia="Courier New" w:hAnsi="Courier New"/><w:b/><w:bCs/><w:color w:val="2E75B6"/><w:sz w:val="20"/><w:szCs w:val="20"/></w:rPr><w:t xml:space="preserve">100  </w:t></w:r><w:r><w:rPr><w:rFonts w:ascii="Courier New" w:cs="Courier New" w:eastAsia="Courier New" w:hAnsi="Courier New"/><w:color w:val="1A2E3B"/><w:sz w:val="20"/><w:szCs w:val="20"/></w:rPr><w:t xml:space="preserve">def normalize(series):</w:t></w:r></w:p><w:p><w:pPr><w:spacing w:after="60" w:before="20"/><w:ind w:left="440"/></w:pPr><w:r><w:rPr><w:rFonts w:ascii="Arial" w:cs="Arial" w:eastAsia="Arial" w:hAnsi="Arial"/><w:color w:val="333333"/><w:sz w:val="20"/><w:szCs w:val="20"/></w:rPr><w:t xml:space="preserve">Normalises a Series to sum to 1 (probability distribution). Corresponds to X̂ notation in Paper Table 5. Parameter — series: Pandas Series of non-negative numeric values.</w:t></w:r></w:p><w:p><w:pPr><w:spacing w:after="0" w:before="80"/></w:pPr><w:r><w:rPr><w:rFonts w:ascii="Courier New" w:cs="Courier New" w:eastAsia="Courier New" w:hAnsi="Courier New"/><w:b/><w:bCs/><w:color w:val="2E75B6"/><w:sz w:val="20"/><w:szCs w:val="20"/></w:rPr><w:t xml:space="preserve">105  </w:t></w:r><w:r><w:rPr><w:rFonts w:ascii="Courier New" w:cs="Courier New" w:eastAsia="Courier New" w:hAnsi="Courier New"/><w:color w:val="1A2E3B"/><w:sz w:val="20"/><w:szCs w:val="20"/></w:rPr><w:t xml:space="preserve">    s = series.sum()</w:t></w:r></w:p><w:p><w:pPr><w:spacing w:after="60" w:before="20"/><w:ind w:left="440"/></w:pPr><w:r><w:rPr><w:rFonts w:ascii="Arial" w:cs="Arial" w:eastAsia="Arial" w:hAnsi="Arial"/><w:color w:val="333333"/><w:sz w:val="20"/><w:szCs w:val="20"/></w:rPr><w:t xml:space="preserve">Computes the total sum of all values in the Series.</w:t></w:r></w:p><w:p><w:pPr><w:spacing w:after="0" w:before="80"/></w:pPr><w:r><w:rPr><w:rFonts w:ascii="Courier New" w:cs="Courier New" w:eastAsia="Courier New" w:hAnsi="Courier New"/><w:b/><w:bCs/><w:color w:val="2E75B6"/><w:sz w:val="20"/><w:szCs w:val="20"/></w:rPr><w:t xml:space="preserve">106  </w:t></w:r><w:r><w:rPr><w:rFonts w:ascii="Courier New" w:cs="Courier New" w:eastAsia="Courier New" w:hAnsi="Courier New"/><w:color w:val="1A2E3B"/><w:sz w:val="20"/><w:szCs w:val="20"/></w:rPr><w:t xml:space="preserve">    return series / s if s &gt; 0 else series</w:t></w:r></w:p><w:p><w:pPr><w:spacing w:after="60" w:before="20"/><w:ind w:left="440"/></w:pPr><w:r><w:rPr><w:rFonts w:ascii="Arial" w:cs="Arial" w:eastAsia="Arial" w:hAnsi="Arial"/><w:color w:val="333333"/><w:sz w:val="20"/><w:szCs w:val="20"/></w:rPr><w:t xml:space="preserve">Divides every value by the total if non-zero (produces a valid probability distribution). Returns the original series unchanged if the total is zero, preventing division-by-zero.</w:t></w:r></w:p><w:p><w:pPr><w:spacing w:after="0" w:before="80"/></w:pPr><w:r><w:rPr><w:rFonts w:ascii="Courier New" w:cs="Courier New" w:eastAsia="Courier New" w:hAnsi="Courier New"/><w:b/><w:bCs/><w:color w:val="2E75B6"/><w:sz w:val="20"/><w:szCs w:val="20"/></w:rPr><w:t xml:space="preserve">108  </w:t></w:r><w:r><w:rPr><w:rFonts w:ascii="Courier New" w:cs="Courier New" w:eastAsia="Courier New" w:hAnsi="Courier New"/><w:color w:val="1A2E3B"/><w:sz w:val="20"/><w:szCs w:val="20"/></w:rPr><w:t xml:space="preserve">def fraction_measure(af_user, af_pop):</w:t></w:r></w:p><w:p><w:pPr><w:spacing w:after="60" w:before="20"/><w:ind w:left="440"/></w:pPr><w:r><w:rPr><w:rFonts w:ascii="Arial" w:cs="Arial" w:eastAsia="Arial" w:hAnsi="Arial"/><w:color w:val="333333"/><w:sz w:val="20"/><w:szCs w:val="20"/></w:rPr><w:t xml:space="preserve">Fraction-based measure (F family). Implements: F = 1 - (1/|A|) × Σ|AF_u - AF_p|/max(AF_u,AF_p). Parameters — af_user: user playcount Series; af_pop: reference population Series.</w:t></w:r></w:p><w:p><w:pPr><w:spacing w:after="0" w:before="80"/></w:pPr><w:r><w:rPr><w:rFonts w:ascii="Courier New" w:cs="Courier New" w:eastAsia="Courier New" w:hAnsi="Courier New"/><w:b/><w:bCs/><w:color w:val="2E75B6"/><w:sz w:val="20"/><w:szCs w:val="20"/></w:rPr><w:t xml:space="preserve">115  </w:t></w:r><w:r><w:rPr><w:rFonts w:ascii="Courier New" w:cs="Courier New" w:eastAsia="Courier New" w:hAnsi="Courier New"/><w:color w:val="1A2E3B"/><w:sz w:val="20"/><w:szCs w:val="20"/></w:rPr><w:t xml:space="preserve">    af_u = normalize(af_user); af_p = normalize(af_pop)</w:t></w:r></w:p><w:p><w:pPr><w:spacing w:after="60" w:before="20"/><w:ind w:left="440"/></w:pPr><w:r><w:rPr><w:rFonts w:ascii="Arial" w:cs="Arial" w:eastAsia="Arial" w:hAnsi="Arial"/><w:color w:val="333333"/><w:sz w:val="20"/><w:szCs w:val="20"/></w:rPr><w:t xml:space="preserve">Normalises both profiles so they sum to 1 before computing the difference. Without normalisation, users with more total listens would always appear less mainstream.</w:t></w:r></w:p><w:p><w:pPr><w:spacing w:after="0" w:before="80"/></w:pPr><w:r><w:rPr><w:rFonts w:ascii="Courier New" w:cs="Courier New" w:eastAsia="Courier New" w:hAnsi="Courier New"/><w:b/><w:bCs/><w:color w:val="2E75B6"/><w:sz w:val="20"/><w:szCs w:val="20"/></w:rPr><w:t xml:space="preserve">117  </w:t></w:r><w:r><w:rPr><w:rFonts w:ascii="Courier New" w:cs="Courier New" w:eastAsia="Courier New" w:hAnsi="Courier New"/><w:color w:val="1A2E3B"/><w:sz w:val="20"/><w:szCs w:val="20"/></w:rPr><w:t xml:space="preserve">    denom = pd.concat([af_u, af_p], axis=1).max(axis=1).replace(0, np.nan)</w:t></w:r></w:p><w:p><w:pPr><w:spacing w:after="60" w:before="20"/><w:ind w:left="440"/></w:pPr><w:r><w:rPr><w:rFonts w:ascii="Arial" w:cs="Arial" w:eastAsia="Arial" w:hAnsi="Arial"/><w:color w:val="333333"/><w:sz w:val="20"/><w:szCs w:val="20"/></w:rPr><w:t xml:space="preserve">Stacks the two Series as columns, takes the element-wise maximum. replace(0, np.nan) avoids division-by-zero for artists neither the user nor the population have listened to.</w:t></w:r></w:p><w:p><w:pPr><w:spacing w:after="0" w:before="80"/></w:pPr><w:r><w:rPr><w:rFonts w:ascii="Courier New" w:cs="Courier New" w:eastAsia="Courier New" w:hAnsi="Courier New"/><w:b/><w:bCs/><w:color w:val="2E75B6"/><w:sz w:val="20"/><w:szCs w:val="20"/></w:rPr><w:t xml:space="preserve">118  </w:t></w:r><w:r><w:rPr><w:rFonts w:ascii="Courier New" w:cs="Courier New" w:eastAsia="Courier New" w:hAnsi="Courier New"/><w:color w:val="1A2E3B"/><w:sz w:val="20"/><w:szCs w:val="20"/></w:rPr><w:t xml:space="preserve">    return 1 - (af_u - af_p).abs().div(denom).fillna(0).mean()</w:t></w:r></w:p><w:p><w:pPr><w:spacing w:after="60" w:before="20"/><w:ind w:left="440"/></w:pPr><w:r><w:rPr><w:rFonts w:ascii="Arial" w:cs="Arial" w:eastAsia="Arial" w:hAnsi="Arial"/><w:color w:val="333333"/><w:sz w:val="20"/><w:szCs w:val="20"/></w:rPr><w:t xml:space="preserve">Computes normalised absolute difference per artist, fills NaN with 0, averages across all 81 artists, subtracts from 1. Higher result = user profile closer to population profile = more mainstream.</w:t></w:r></w:p><w:p><w:pPr><w:spacing w:after="0" w:before="80"/></w:pPr><w:r><w:rPr><w:rFonts w:ascii="Courier New" w:cs="Courier New" w:eastAsia="Courier New" w:hAnsi="Courier New"/><w:b/><w:bCs/><w:color w:val="2E75B6"/><w:sz w:val="20"/><w:szCs w:val="20"/></w:rPr><w:t xml:space="preserve">120  </w:t></w:r><w:r><w:rPr><w:rFonts w:ascii="Courier New" w:cs="Courier New" w:eastAsia="Courier New" w:hAnsi="Courier New"/><w:color w:val="1A2E3B"/><w:sz w:val="20"/><w:szCs w:val="20"/></w:rPr><w:t xml:space="preserve">def kl_divergence_sym(p, q, epsilon=1e-10):</w:t></w:r></w:p><w:p><w:pPr><w:spacing w:after="60" w:before="20"/><w:ind w:left="440"/></w:pPr><w:r><w:rPr><w:rFonts w:ascii="Arial" w:cs="Arial" w:eastAsia="Arial" w:hAnsi="Arial"/><w:color w:val="333333"/><w:sz w:val="20"/><w:szCs w:val="20"/></w:rPr><w:t xml:space="preserve">Symmetrized KL divergence (D family). Parameters — p: user profile Series; q: reference population Series; epsilon: small constant (default 1e-10) added after normalisation to prevent log(0).</w:t></w:r></w:p><w:p><w:pPr><w:spacing w:after="0" w:before="80"/></w:pPr><w:r><w:rPr><w:rFonts w:ascii="Courier New" w:cs="Courier New" w:eastAsia="Courier New" w:hAnsi="Courier New"/><w:b/><w:bCs/><w:color w:val="2E75B6"/><w:sz w:val="20"/><w:szCs w:val="20"/></w:rPr><w:t xml:space="preserve">127  </w:t></w:r><w:r><w:rPr><w:rFonts w:ascii="Courier New" w:cs="Courier New" w:eastAsia="Courier New" w:hAnsi="Courier New"/><w:color w:val="1A2E3B"/><w:sz w:val="20"/><w:szCs w:val="20"/></w:rPr><w:t xml:space="preserve">    p = normalize(p) + epsilon; q = normalize(q) + epsilon</w:t></w:r></w:p><w:p><w:pPr><w:spacing w:after="60" w:before="20"/><w:ind w:left="440"/></w:pPr><w:r><w:rPr><w:rFonts w:ascii="Arial" w:cs="Arial" w:eastAsia="Arial" w:hAnsi="Arial"/><w:color w:val="333333"/><w:sz w:val="20"/><w:szCs w:val="20"/></w:rPr><w:t xml:space="preserve">Normalises both profiles and adds epsilon to every element. Without epsilon, log(0/q) or log(p/0) would produce -inf or nan, corrupting the result.</w:t></w:r></w:p><w:p><w:pPr><w:spacing w:after="0" w:before="80"/></w:pPr><w:r><w:rPr><w:rFonts w:ascii="Courier New" w:cs="Courier New" w:eastAsia="Courier New" w:hAnsi="Courier New"/><w:b/><w:bCs/><w:color w:val="2E75B6"/><w:sz w:val="20"/><w:szCs w:val="20"/></w:rPr><w:t xml:space="preserve">129  </w:t></w:r><w:r><w:rPr><w:rFonts w:ascii="Courier New" w:cs="Courier New" w:eastAsia="Courier New" w:hAnsi="Courier New"/><w:color w:val="1A2E3B"/><w:sz w:val="20"/><w:szCs w:val="20"/></w:rPr><w:t xml:space="preserve">    return 1 / (1 + ((p*np.log(p/q)).sum() + (q*np.log(q/p)).sum()) / 2)</w:t></w:r></w:p><w:p><w:pPr><w:spacing w:after="60" w:before="20"/><w:ind w:left="440"/></w:pPr><w:r><w:rPr><w:rFonts w:ascii="Arial" w:cs="Arial" w:eastAsia="Arial" w:hAnsi="Arial"/><w:color w:val="333333"/><w:sz w:val="20"/><w:szCs w:val="20"/></w:rPr><w:t xml:space="preserve">Computes KL(p||q) and KL(q||p), averages for symmetry, then inverts: identical distributions → KL=0 → score=1.0; very different distributions → large KL → score≈0.</w:t></w:r></w:p><w:p><w:pPr><w:spacing w:after="0" w:before="80"/></w:pPr><w:r><w:rPr><w:rFonts w:ascii="Courier New" w:cs="Courier New" w:eastAsia="Courier New" w:hAnsi="Courier New"/><w:b/><w:bCs/><w:color w:val="2E75B6"/><w:sz w:val="20"/><w:szCs w:val="20"/></w:rPr><w:t xml:space="preserve">131  </w:t></w:r><w:r><w:rPr><w:rFonts w:ascii="Courier New" w:cs="Courier New" w:eastAsia="Courier New" w:hAnsi="Courier New"/><w:color w:val="1A2E3B"/><w:sz w:val="20"/><w:szCs w:val="20"/></w:rPr><w:t xml:space="preserve">def kendall_tau_measure(af_user, af_pop):</w:t></w:r></w:p><w:p><w:pPr><w:spacing w:after="60" w:before="20"/><w:ind w:left="440"/></w:pPr><w:r><w:rPr><w:rFonts w:ascii="Arial" w:cs="Arial" w:eastAsia="Arial" w:hAnsi="Arial"/><w:color w:val="333333"/><w:sz w:val="20"/><w:szCs w:val="20"/></w:rPr><w:t xml:space="preserve">Kendall&apos;s tau rank correlation (C family — best performer in Paper Table 9). Parameters — af_user: user playcount Series; af_pop: reference population Series.</w:t></w:r></w:p><w:p><w:pPr><w:spacing w:after="0" w:before="80"/></w:pPr><w:r><w:rPr><w:rFonts w:ascii="Courier New" w:cs="Courier New" w:eastAsia="Courier New" w:hAnsi="Courier New"/><w:b/><w:bCs/><w:color w:val="2E75B6"/><w:sz w:val="20"/><w:szCs w:val="20"/></w:rPr><w:t xml:space="preserve">137  </w:t></w:r><w:r><w:rPr><w:rFonts w:ascii="Courier New" w:cs="Courier New" w:eastAsia="Courier New" w:hAnsi="Courier New"/><w:color w:val="1A2E3B"/><w:sz w:val="20"/><w:szCs w:val="20"/></w:rPr><w:t xml:space="preserve">    tau, _ = kendalltau(af_user.rank(ascending=False), af_pop.rank(ascending=False))</w:t></w:r></w:p><w:p><w:pPr><w:spacing w:after="60" w:before="20"/><w:ind w:left="440"/></w:pPr><w:r><w:rPr><w:rFonts w:ascii="Arial" w:cs="Arial" w:eastAsia="Arial" w:hAnsi="Arial"/><w:color w:val="333333"/><w:sz w:val="20"/><w:szCs w:val="20"/></w:rPr><w:t xml:space="preserve">Converts both profiles to ordinal ranks (most-listened artist = rank 1). kendalltau counts concordant minus discordant pairs. The underscore discards the p-value — only tau ∈ [-1,+1] is needed.</w:t></w:r></w:p><w:p><w:pPr><w:spacing w:after="0" w:before="80"/></w:pPr><w:r><w:rPr><w:rFonts w:ascii="Courier New" w:cs="Courier New" w:eastAsia="Courier New" w:hAnsi="Courier New"/><w:b/><w:bCs/><w:color w:val="2E75B6"/><w:sz w:val="20"/><w:szCs w:val="20"/></w:rPr><w:t xml:space="preserve">138  </w:t></w:r><w:r><w:rPr><w:rFonts w:ascii="Courier New" w:cs="Courier New" w:eastAsia="Courier New" w:hAnsi="Courier New"/><w:color w:val="1A2E3B"/><w:sz w:val="20"/><w:szCs w:val="20"/></w:rPr><w:t xml:space="preserve">    return tau</w:t></w:r></w:p><w:p><w:pPr><w:spacing w:after="60" w:before="20"/><w:ind w:left="440"/></w:pPr><w:r><w:rPr><w:rFonts w:ascii="Arial" w:cs="Arial" w:eastAsia="Arial" w:hAnsi="Arial"/><w:color w:val="333333"/><w:sz w:val="20"/><w:szCs w:val="20"/></w:rPr><w:t xml:space="preserve">Returns Kendall&apos;s tau directly. +1 = perfect rank agreement (maximally mainstream); -1 = perfect rank reversal (maximally non-mainstream).</w:t></w:r></w:p><w:p><w:pPr><w:spacing w:after="0" w:before="80"/></w:pPr><w:r><w:rPr><w:rFonts w:ascii="Arial" w:cs="Arial" w:eastAsia="Arial" w:hAnsi="Arial"/><w:sz w:val="22"/><w:szCs w:val="22"/></w:rPr><w:t xml:space="preserve"></w:t></w:r></w:p><w:p><w:pPr><w:spacing w:after="80" w:before="280"/></w:pPr><w:r><w:rPr><w:rFonts w:ascii="Arial" w:cs="Arial" w:eastAsia="Arial" w:hAnsi="Arial"/><w:b/><w:bCs/><w:color w:val="2E75B6"/><w:sz w:val="26"/><w:szCs w:val="26"/></w:rPr><w:t xml:space="preserve">4.6  Main Computation Loop — 11 Measures per User  (Lines 145–172)</w:t></w:r></w:p><w:tbl><w:tblPr><w:tblW w:type="dxa" w:w="9360"/><w:tblBorders><w:top w:val="single" w:color="auto" w:sz="4"/><w:left w:val="single" w:color="auto" w:sz="4"/><w:bottom w:val="single" w:color="auto" w:sz="4"/><w:right w:val="single" w:color="auto" w:sz="4"/><w:insideH w:val="single" w:color="auto" w:sz="4"/><w:insideV w:val="single" w:color="auto" w:sz="4"/></w:tblBorders></w:tblPr><w:tblGrid><w:gridCol w:w="100"/></w:tblGrid><w:tr><w:tc><w:tcPr><w:tcW w:type="dxa" w:w="9360"/><w:tcBorders><w:top w:val="single" w:color="CCCCCC" w:sz="1"/><w:left w:val="single" w:color="CCCCCC" w:sz="1"/><w:bottom w:val="single" w:color="CCCCCC" w:sz="1"/><w:right w:val="single" w:color="CCCCCC" w:sz="1"/></w:tcBorders><w:shd w:fill="F4F8FC" w:val="clear"/><w:tcMar><w:top w:type="dxa" w:w="100"/><w:left w:type="dxa" w:w="180"/><w:bottom w:type="dxa" w:w="100"/><w:right w:type="dxa" w:w="180"/></w:tcMar></w:tcPr><w:p><w:pPr><w:spacing w:after="0" w:before="0" w:line="240"/></w:pPr><w:r><w:rPr><w:rFonts w:ascii="Courier New" w:cs="Courier New" w:eastAsia="Courier New" w:hAnsi="Courier New"/><w:color w:val="1A2E3B"/><w:sz w:val="18"/><w:szCs w:val="18"/></w:rPr><w:t xml:space="preserve">results = []</w:t></w:r></w:p><w:p><w:pPr><w:spacing w:after="0" w:before="0" w:line="240"/></w:pPr><w:r><w:rPr><w:rFonts w:ascii="Courier New" w:cs="Courier New" w:eastAsia="Courier New" w:hAnsi="Courier New"/><w:color w:val="1A2E3B"/><w:sz w:val="18"/><w:szCs w:val="18"/></w:rPr><w:t xml:space="preserve">for uid in EVAL_SAMPLE:  # first 50 users</w:t></w:r></w:p><w:p><w:pPr><w:spacing w:after="0" w:before="0" w:line="240"/></w:pPr><w:r><w:rPr><w:rFonts w:ascii="Courier New" w:cs="Courier New" w:eastAsia="Courier New" w:hAnsi="Courier New"/><w:color w:val="1A2E3B"/><w:sz w:val="18"/><w:szCs w:val="18"/></w:rPr><w:t xml:space="preserve">    uc            = df.loc[uid, &apos;country&apos;]</w:t></w:r></w:p><w:p><w:pPr><w:spacing w:after="0" w:before="0" w:line="240"/></w:pPr><w:r><w:rPr><w:rFonts w:ascii="Courier New" w:cs="Courier New" w:eastAsia="Courier New" w:hAnsi="Courier New"/><w:color w:val="1A2E3B"/><w:sz w:val="18"/><w:szCs w:val="18"/></w:rPr><w:t xml:space="preserve">    af_user       = df.loc[uid, artist_cols].astype(float)</w:t></w:r></w:p><w:p><w:pPr><w:spacing w:after="0" w:before="0" w:line="240"/></w:pPr><w:r><w:rPr><w:rFonts w:ascii="Courier New" w:cs="Courier New" w:eastAsia="Courier New" w:hAnsi="Courier New"/><w:color w:val="1A2E3B"/><w:sz w:val="18"/><w:szCs w:val="18"/></w:rPr><w:t xml:space="preserve">    af_c          = AF_country[uc].astype(float)</w:t></w:r></w:p><w:p><w:pPr><w:spacing w:after="0" w:before="0" w:line="240"/></w:pPr><w:r><w:rPr><w:rFonts w:ascii="Courier New" w:cs="Courier New" w:eastAsia="Courier New" w:hAnsi="Courier New"/><w:color w:val="1A2E3B"/><w:sz w:val="18"/><w:szCs w:val="18"/></w:rPr><w:t xml:space="preserve">    af_g          = AF_global.astype(float)</w:t></w:r></w:p><w:p><w:pPr><w:spacing w:after="0" w:before="0" w:line="240"/></w:pPr><w:r><w:rPr><w:rFonts w:ascii="Courier New" w:cs="Courier New" w:eastAsia="Courier New" w:hAnsi="Courier New"/><w:color w:val="1A2E3B"/><w:sz w:val="18"/><w:szCs w:val="18"/></w:rPr><w:t xml:space="preserve">    lf_c          = LF_country[uc]</w:t></w:r></w:p><w:p><w:pPr><w:spacing w:after="0" w:before="0" w:line="240"/></w:pPr><w:r><w:rPr><w:rFonts w:ascii="Courier New" w:cs="Courier New" w:eastAsia="Courier New" w:hAnsi="Courier New"/><w:color w:val="1A2E3B"/><w:sz w:val="18"/><w:szCs w:val="18"/></w:rPr><w:t xml:space="preserve">    n_c           = len(country_users[uc])</w:t></w:r></w:p><w:p><w:pPr><w:spacing w:after="0" w:before="0" w:line="240"/></w:pPr><w:r><w:rPr><w:rFonts w:ascii="Courier New" w:cs="Courier New" w:eastAsia="Courier New" w:hAnsi="Courier New"/><w:color w:val="1A2E3B"/><w:sz w:val="18"/><w:szCs w:val="18"/></w:rPr><w:t xml:space="preserve">    af_ilf_user_c = compute_AF_ILF(af_user, lf_c, n_c)</w:t></w:r></w:p><w:p><w:pPr><w:spacing w:after="0" w:before="0" w:line="240"/></w:pPr><w:r><w:rPr><w:rFonts w:ascii="Courier New" w:cs="Courier New" w:eastAsia="Courier New" w:hAnsi="Courier New"/><w:color w:val="1A2E3B"/><w:sz w:val="18"/><w:szCs w:val="18"/></w:rPr><w:t xml:space="preserve">    af_ilf_c_g    = AF_ILF_country_global[uc]</w:t></w:r></w:p><w:p><w:pPr><w:spacing w:after="0" w:before="0" w:line="240"/></w:pPr><w:r><w:rPr><w:rFonts w:ascii="Courier New" w:cs="Courier New" w:eastAsia="Courier New" w:hAnsi="Courier New"/><w:color w:val="1A2E3B"/><w:sz w:val="18"/><w:szCs w:val="18"/></w:rPr><w:t xml:space="preserve">    results.append({&quot;User&quot;:uid,&quot;Country&quot;:uc,</w:t></w:r></w:p><w:p><w:pPr><w:spacing w:after="0" w:before="0" w:line="240"/></w:pPr><w:r><w:rPr><w:rFonts w:ascii="Courier New" w:cs="Courier New" w:eastAsia="Courier New" w:hAnsi="Courier New"/><w:color w:val="1A2E3B"/><w:sz w:val="18"/><w:szCs w:val="18"/></w:rPr><w:t xml:space="preserve">        &quot;Fg:AF,u:AF&quot;:   round(fraction_measure(af_user, af_g), 4),</w:t></w:r></w:p><w:p><w:pPr><w:spacing w:after="0" w:before="0" w:line="240"/></w:pPr><w:r><w:rPr><w:rFonts w:ascii="Courier New" w:cs="Courier New" w:eastAsia="Courier New" w:hAnsi="Courier New"/><w:color w:val="1A2E3B"/><w:sz w:val="18"/><w:szCs w:val="18"/></w:rPr><w:t xml:space="preserve">        &quot;Fc:AF,u:AF&quot;:   round(fraction_measure(af_user, af_c), 4),</w:t></w:r></w:p><w:p><w:pPr><w:spacing w:after="0" w:before="0" w:line="240"/></w:pPr><w:r><w:rPr><w:rFonts w:ascii="Courier New" w:cs="Courier New" w:eastAsia="Courier New" w:hAnsi="Courier New"/><w:color w:val="1A2E3B"/><w:sz w:val="18"/><w:szCs w:val="18"/></w:rPr><w:t xml:space="preserve">        &quot;Dg:AF,u:AF&quot;:   round(kl_divergence_sym(af_user, af_g), 4),</w:t></w:r></w:p><w:p><w:pPr><w:spacing w:after="0" w:before="0" w:line="240"/></w:pPr><w:r><w:rPr><w:rFonts w:ascii="Courier New" w:cs="Courier New" w:eastAsia="Courier New" w:hAnsi="Courier New"/><w:color w:val="1A2E3B"/><w:sz w:val="18"/><w:szCs w:val="18"/></w:rPr><w:t xml:space="preserve">        &quot;Dc:AF,u:AF&quot;:   round(kl_divergence_sym(af_user, af_c), 4),</w:t></w:r></w:p><w:p><w:pPr><w:spacing w:after="0" w:before="0" w:line="240"/></w:pPr><w:r><w:rPr><w:rFonts w:ascii="Courier New" w:cs="Courier New" w:eastAsia="Courier New" w:hAnsi="Courier New"/><w:color w:val="1A2E3B"/><w:sz w:val="18"/><w:szCs w:val="18"/></w:rPr><w:t xml:space="preserve">        &quot;Cg:AF,u:AF&quot;:   round(kendall_tau_measure(af_user, af_g), 4),</w:t></w:r></w:p><w:p><w:pPr><w:spacing w:after="0" w:before="0" w:line="240"/></w:pPr><w:r><w:rPr><w:rFonts w:ascii="Courier New" w:cs="Courier New" w:eastAsia="Courier New" w:hAnsi="Courier New"/><w:color w:val="1A2E3B"/><w:sz w:val="18"/><w:szCs w:val="18"/></w:rPr><w:t xml:space="preserve">        &quot;Cc:AF,u:AF&quot;:   round(kendall_tau_measure(af_user, af_c), 4), ...})</w:t></w:r></w:p><w:p><w:pPr><w:spacing w:after="0" w:before="0" w:line="240"/></w:pPr><w:r><w:rPr><w:rFonts w:ascii="Courier New" w:cs="Courier New" w:eastAsia="Courier New" w:hAnsi="Courier New"/><w:color w:val="1A2E3B"/><w:sz w:val="18"/><w:szCs w:val="18"/></w:rPr><w:t xml:space="preserve">results_df = pd.DataFrame(results).set_index(&apos;User&apos;)</w:t></w:r></w:p></w:tc></w:tr></w:tbl><w:p><w:pPr><w:spacing w:after="160" w:before="60"/><w:jc w:val="center"/></w:pPr><w:r><w:rPr><w:rFonts w:ascii="Arial" w:cs="Arial" w:eastAsia="Arial" w:hAnsi="Arial"/><w:i/><w:iCs/><w:color w:val="555555"/><w:sz w:val="19"/><w:szCs w:val="19"/></w:rPr><w:t xml:space="preserve">Code 6 — Main computation loop computing all 11 measures for all 500 users.</w:t></w:r></w:p><w:p><w:pPr><w:spacing w:after="0" w:before="80"/></w:pPr><w:r><w:rPr><w:rFonts w:ascii="Courier New" w:cs="Courier New" w:eastAsia="Courier New" w:hAnsi="Courier New"/><w:b/><w:bCs/><w:color w:val="2E75B6"/><w:sz w:val="20"/><w:szCs w:val="20"/></w:rPr><w:t xml:space="preserve">145  </w:t></w:r><w:r><w:rPr><w:rFonts w:ascii="Courier New" w:cs="Courier New" w:eastAsia="Courier New" w:hAnsi="Courier New"/><w:color w:val="1A2E3B"/><w:sz w:val="20"/><w:szCs w:val="20"/></w:rPr><w:t xml:space="preserve">results = []</w:t></w:r></w:p><w:p><w:pPr><w:spacing w:after="60" w:before="20"/><w:ind w:left="440"/></w:pPr><w:r><w:rPr><w:rFonts w:ascii="Arial" w:cs="Arial" w:eastAsia="Arial" w:hAnsi="Arial"/><w:color w:val="333333"/><w:sz w:val="20"/><w:szCs w:val="20"/></w:rPr><w:t xml:space="preserve">Empty list that will collect one result dictionary per user. After the loop it is converted to a DataFrame.</w:t></w:r></w:p><w:p><w:pPr><w:spacing w:after="0" w:before="80"/></w:pPr><w:r><w:rPr><w:rFonts w:ascii="Courier New" w:cs="Courier New" w:eastAsia="Courier New" w:hAnsi="Courier New"/><w:b/><w:bCs/><w:color w:val="2E75B6"/><w:sz w:val="20"/><w:szCs w:val="20"/></w:rPr><w:t xml:space="preserve">146  </w:t></w:r><w:r><w:rPr><w:rFonts w:ascii="Courier New" w:cs="Courier New" w:eastAsia="Courier New" w:hAnsi="Courier New"/><w:color w:val="1A2E3B"/><w:sz w:val="20"/><w:szCs w:val="20"/></w:rPr><w:t xml:space="preserve">for uid in df.index:</w:t></w:r></w:p><w:p><w:pPr><w:spacing w:after="60" w:before="20"/><w:ind w:left="440"/></w:pPr><w:r><w:rPr><w:rFonts w:ascii="Arial" w:cs="Arial" w:eastAsia="Arial" w:hAnsi="Arial"/><w:color w:val="333333"/><w:sz w:val="20"/><w:szCs w:val="20"/></w:rPr><w:t xml:space="preserve">Main loop iterating over all 500 user IDs in the DataFrame.</w:t></w:r></w:p><w:p><w:pPr><w:spacing w:after="0" w:before="80"/></w:pPr><w:r><w:rPr><w:rFonts w:ascii="Courier New" w:cs="Courier New" w:eastAsia="Courier New" w:hAnsi="Courier New"/><w:b/><w:bCs/><w:color w:val="2E75B6"/><w:sz w:val="20"/><w:szCs w:val="20"/></w:rPr><w:t xml:space="preserve">147  </w:t></w:r><w:r><w:rPr><w:rFonts w:ascii="Courier New" w:cs="Courier New" w:eastAsia="Courier New" w:hAnsi="Courier New"/><w:color w:val="1A2E3B"/><w:sz w:val="20"/><w:szCs w:val="20"/></w:rPr><w:t xml:space="preserve">    uc = df.loc[uid, &apos;country&apos;]</w:t></w:r></w:p><w:p><w:pPr><w:spacing w:after="60" w:before="20"/><w:ind w:left="440"/></w:pPr><w:r><w:rPr><w:rFonts w:ascii="Arial" w:cs="Arial" w:eastAsia="Arial" w:hAnsi="Arial"/><w:color w:val="333333"/><w:sz w:val="20"/><w:szCs w:val="20"/></w:rPr><w:t xml:space="preserve">Retrieves the country code for this user (e.g. &apos;TR&apos;, &apos;FI&apos;). Used to select the appropriate country-level profiles.</w:t></w:r></w:p><w:p><w:pPr><w:spacing w:after="0" w:before="80"/></w:pPr><w:r><w:rPr><w:rFonts w:ascii="Courier New" w:cs="Courier New" w:eastAsia="Courier New" w:hAnsi="Courier New"/><w:b/><w:bCs/><w:color w:val="2E75B6"/><w:sz w:val="20"/><w:szCs w:val="20"/></w:rPr><w:t xml:space="preserve">148  </w:t></w:r><w:r><w:rPr><w:rFonts w:ascii="Courier New" w:cs="Courier New" w:eastAsia="Courier New" w:hAnsi="Courier New"/><w:color w:val="1A2E3B"/><w:sz w:val="20"/><w:szCs w:val="20"/></w:rPr><w:t xml:space="preserve">    af_user = df.loc[uid, artist_cols].astype(float)</w:t></w:r></w:p><w:p><w:pPr><w:spacing w:after="60" w:before="20"/><w:ind w:left="440"/></w:pPr><w:r><w:rPr><w:rFonts w:ascii="Arial" w:cs="Arial" w:eastAsia="Arial" w:hAnsi="Arial"/><w:color w:val="333333"/><w:sz w:val="20"/><w:szCs w:val="20"/></w:rPr><w:t xml:space="preserve">Extracts this user&apos;s row of playcount values as a float Pandas Series. This is the individual preference profile passed to all measure functions.</w:t></w:r></w:p><w:p><w:pPr><w:spacing w:after="0" w:before="80"/></w:pPr><w:r><w:rPr><w:rFonts w:ascii="Courier New" w:cs="Courier New" w:eastAsia="Courier New" w:hAnsi="Courier New"/><w:b/><w:bCs/><w:color w:val="2E75B6"/><w:sz w:val="20"/><w:szCs w:val="20"/></w:rPr><w:t xml:space="preserve">149  </w:t></w:r><w:r><w:rPr><w:rFonts w:ascii="Courier New" w:cs="Courier New" w:eastAsia="Courier New" w:hAnsi="Courier New"/><w:color w:val="1A2E3B"/><w:sz w:val="20"/><w:szCs w:val="20"/></w:rPr><w:t xml:space="preserve">    af_c = AF_country[uc].astype(float)</w:t></w:r></w:p><w:p><w:pPr><w:spacing w:after="60" w:before="20"/><w:ind w:left="440"/></w:pPr><w:r><w:rPr><w:rFonts w:ascii="Arial" w:cs="Arial" w:eastAsia="Arial" w:hAnsi="Arial"/><w:color w:val="333333"/><w:sz w:val="20"/><w:szCs w:val="20"/></w:rPr><w:t xml:space="preserve">Country-level AF profile for this user&apos;s country. Reference population for country-level measures (Fc, Dc, Cc variants).</w:t></w:r></w:p><w:p><w:pPr><w:spacing w:after="0" w:before="80"/></w:pPr><w:r><w:rPr><w:rFonts w:ascii="Courier New" w:cs="Courier New" w:eastAsia="Courier New" w:hAnsi="Courier New"/><w:b/><w:bCs/><w:color w:val="2E75B6"/><w:sz w:val="20"/><w:szCs w:val="20"/></w:rPr><w:t xml:space="preserve">150  </w:t></w:r><w:r><w:rPr><w:rFonts w:ascii="Courier New" w:cs="Courier New" w:eastAsia="Courier New" w:hAnsi="Courier New"/><w:color w:val="1A2E3B"/><w:sz w:val="20"/><w:szCs w:val="20"/></w:rPr><w:t xml:space="preserve">    af_g = AF_global.astype(float)</w:t></w:r></w:p><w:p><w:pPr><w:spacing w:after="60" w:before="20"/><w:ind w:left="440"/></w:pPr><w:r><w:rPr><w:rFonts w:ascii="Arial" w:cs="Arial" w:eastAsia="Arial" w:hAnsi="Arial"/><w:color w:val="333333"/><w:sz w:val="20"/><w:szCs w:val="20"/></w:rPr><w:t xml:space="preserve">Global AF profile. Reference population for global measures (Fg, Dg, Cg variants).</w:t></w:r></w:p><w:p><w:pPr><w:spacing w:after="0" w:before="80"/></w:pPr><w:r><w:rPr><w:rFonts w:ascii="Courier New" w:cs="Courier New" w:eastAsia="Courier New" w:hAnsi="Courier New"/><w:b/><w:bCs/><w:color w:val="2E75B6"/><w:sz w:val="20"/><w:szCs w:val="20"/></w:rPr><w:t xml:space="preserve">151  </w:t></w:r><w:r><w:rPr><w:rFonts w:ascii="Courier New" w:cs="Courier New" w:eastAsia="Courier New" w:hAnsi="Courier New"/><w:color w:val="1A2E3B"/><w:sz w:val="20"/><w:szCs w:val="20"/></w:rPr><w:t xml:space="preserve">    lf_c = LF_country[uc]</w:t></w:r></w:p><w:p><w:pPr><w:spacing w:after="60" w:before="20"/><w:ind w:left="440"/></w:pPr><w:r><w:rPr><w:rFonts w:ascii="Arial" w:cs="Arial" w:eastAsia="Arial" w:hAnsi="Arial"/><w:color w:val="333333"/><w:sz w:val="20"/><w:szCs w:val="20"/></w:rPr><w:t xml:space="preserve">Country-level LF profile for this user&apos;s country. Passed as lf_u2 when computing the user-level AF-ILF — U2 = country users.</w:t></w:r></w:p><w:p><w:pPr><w:spacing w:after="0" w:before="80"/></w:pPr><w:r><w:rPr><w:rFonts w:ascii="Courier New" w:cs="Courier New" w:eastAsia="Courier New" w:hAnsi="Courier New"/><w:b/><w:bCs/><w:color w:val="2E75B6"/><w:sz w:val="20"/><w:szCs w:val="20"/></w:rPr><w:t xml:space="preserve">152  </w:t></w:r><w:r><w:rPr><w:rFonts w:ascii="Courier New" w:cs="Courier New" w:eastAsia="Courier New" w:hAnsi="Courier New"/><w:color w:val="1A2E3B"/><w:sz w:val="20"/><w:szCs w:val="20"/></w:rPr><w:t xml:space="preserve">    n_c = len(country_users[uc])</w:t></w:r></w:p><w:p><w:pPr><w:spacing w:after="60" w:before="20"/><w:ind w:left="440"/></w:pPr><w:r><w:rPr><w:rFonts w:ascii="Arial" w:cs="Arial" w:eastAsia="Arial" w:hAnsi="Arial"/><w:color w:val="333333"/><w:sz w:val="20"/><w:szCs w:val="20"/></w:rPr><w:t xml:space="preserve">Number of users in this user&apos;s country. Passed as n_u2 (|U2|) to compute_AF_ILF.</w:t></w:r></w:p><w:p><w:pPr><w:spacing w:after="0" w:before="80"/></w:pPr><w:r><w:rPr><w:rFonts w:ascii="Courier New" w:cs="Courier New" w:eastAsia="Courier New" w:hAnsi="Courier New"/><w:b/><w:bCs/><w:color w:val="2E75B6"/><w:sz w:val="20"/><w:szCs w:val="20"/></w:rPr><w:t xml:space="preserve">153  </w:t></w:r><w:r><w:rPr><w:rFonts w:ascii="Courier New" w:cs="Courier New" w:eastAsia="Courier New" w:hAnsi="Courier New"/><w:color w:val="1A2E3B"/><w:sz w:val="20"/><w:szCs w:val="20"/></w:rPr><w:t xml:space="preserve">    af_ilf_user_c = compute_AF_ILF(af_user, lf_c, n_c)</w:t></w:r></w:p><w:p><w:pPr><w:spacing w:after="60" w:before="20"/><w:ind w:left="440"/></w:pPr><w:r><w:rPr><w:rFonts w:ascii="Arial" w:cs="Arial" w:eastAsia="Arial" w:hAnsi="Arial"/><w:color w:val="333333"/><w:sz w:val="20"/><w:szCs w:val="20"/></w:rPr><w:t xml:space="preserve">Computes the user-level AF-ILF: U1 = this individual user (individual AF), U2 = all users in the country (country LF). This is AF·ILF_{a,u,c}.</w:t></w:r></w:p><w:p><w:pPr><w:spacing w:after="0" w:before="80"/></w:pPr><w:r><w:rPr><w:rFonts w:ascii="Courier New" w:cs="Courier New" w:eastAsia="Courier New" w:hAnsi="Courier New"/><w:b/><w:bCs/><w:color w:val="2E75B6"/><w:sz w:val="20"/><w:szCs w:val="20"/></w:rPr><w:t xml:space="preserve">154  </w:t></w:r><w:r><w:rPr><w:rFonts w:ascii="Courier New" w:cs="Courier New" w:eastAsia="Courier New" w:hAnsi="Courier New"/><w:color w:val="1A2E3B"/><w:sz w:val="20"/><w:szCs w:val="20"/></w:rPr><w:t xml:space="preserve">    af_ilf_c_g = AF_ILF_country_global[uc]</w:t></w:r></w:p><w:p><w:pPr><w:spacing w:after="60" w:before="20"/><w:ind w:left="440"/></w:pPr><w:r><w:rPr><w:rFonts w:ascii="Arial" w:cs="Arial" w:eastAsia="Arial" w:hAnsi="Arial"/><w:color w:val="333333"/><w:sz w:val="20"/><w:szCs w:val="20"/></w:rPr><w:t xml:space="preserve">Retrieves the pre-computed country AF-ILF profile (AF·ILF_{a,c,g}) for this user&apos;s country. Reference profile for country-level AF-ILF measures.</w:t></w:r></w:p><w:p><w:pPr><w:spacing w:after="0" w:before="80"/></w:pPr><w:r><w:rPr><w:rFonts w:ascii="Courier New" w:cs="Courier New" w:eastAsia="Courier New" w:hAnsi="Courier New"/><w:b/><w:bCs/><w:color w:val="2E75B6"/><w:sz w:val="20"/><w:szCs w:val="20"/></w:rPr><w:t xml:space="preserve">156  </w:t></w:r><w:r><w:rPr><w:rFonts w:ascii="Courier New" w:cs="Courier New" w:eastAsia="Courier New" w:hAnsi="Courier New"/><w:color w:val="1A2E3B"/><w:sz w:val="20"/><w:szCs w:val="20"/></w:rPr><w:t xml:space="preserve">    results.append({...})</w:t></w:r></w:p><w:p><w:pPr><w:spacing w:after="60" w:before="20"/><w:ind w:left="440"/></w:pPr><w:r><w:rPr><w:rFonts w:ascii="Arial" w:cs="Arial" w:eastAsia="Arial" w:hAnsi="Arial"/><w:color w:val="333333"/><w:sz w:val="20"/><w:szCs w:val="20"/></w:rPr><w:t xml:space="preserve">Builds the result dictionary for this user with all 11 measure scores. round(..., 4) limits output to 4 decimal places. The full dict contains 13 keys: User, Country, and 11 measures.</w:t></w:r></w:p><w:p><w:pPr><w:spacing w:after="0" w:before="80"/></w:pPr><w:r><w:rPr><w:rFonts w:ascii="Courier New" w:cs="Courier New" w:eastAsia="Courier New" w:hAnsi="Courier New"/><w:b/><w:bCs/><w:color w:val="2E75B6"/><w:sz w:val="20"/><w:szCs w:val="20"/></w:rPr><w:t xml:space="preserve">158  </w:t></w:r><w:r><w:rPr><w:rFonts w:ascii="Courier New" w:cs="Courier New" w:eastAsia="Courier New" w:hAnsi="Courier New"/><w:color w:val="1A2E3B"/><w:sz w:val="20"/><w:szCs w:val="20"/></w:rPr><w:t xml:space="preserve">        &quot;Fg:AF,u:AF&quot;: round(fraction_measure(af_user, af_g), 4)</w:t></w:r></w:p><w:p><w:pPr><w:spacing w:after="60" w:before="20"/><w:ind w:left="440"/></w:pPr><w:r><w:rPr><w:rFonts w:ascii="Arial" w:cs="Arial" w:eastAsia="Arial" w:hAnsi="Arial"/><w:color w:val="333333"/><w:sz w:val="20"/><w:szCs w:val="20"/></w:rPr><w:t xml:space="preserve">Measure 1/11. Global fraction-based, raw AF profiles. F family, global reference. Paper Table 5 row 1.</w:t></w:r></w:p><w:p><w:pPr><w:spacing w:after="0" w:before="80"/></w:pPr><w:r><w:rPr><w:rFonts w:ascii="Courier New" w:cs="Courier New" w:eastAsia="Courier New" w:hAnsi="Courier New"/><w:b/><w:bCs/><w:color w:val="2E75B6"/><w:sz w:val="20"/><w:szCs w:val="20"/></w:rPr><w:t xml:space="preserve">159  </w:t></w:r><w:r><w:rPr><w:rFonts w:ascii="Courier New" w:cs="Courier New" w:eastAsia="Courier New" w:hAnsi="Courier New"/><w:color w:val="1A2E3B"/><w:sz w:val="20"/><w:szCs w:val="20"/></w:rPr><w:t xml:space="preserve">        &quot;Fg:AF,u:AF·ILF&quot;: round(fraction_measure(af_ilf_user_c, af_g), 4)</w:t></w:r></w:p><w:p><w:pPr><w:spacing w:after="60" w:before="20"/><w:ind w:left="440"/></w:pPr><w:r><w:rPr><w:rFonts w:ascii="Arial" w:cs="Arial" w:eastAsia="Arial" w:hAnsi="Arial"/><w:color w:val="333333"/><w:sz w:val="20"/><w:szCs w:val="20"/></w:rPr><w:t xml:space="preserve">Measure 2/11. Global fraction-based: user AF-ILF weighted, population raw global AF. Table 5 row 2.</w:t></w:r></w:p><w:p><w:pPr><w:spacing w:after="0" w:before="80"/></w:pPr><w:r><w:rPr><w:rFonts w:ascii="Courier New" w:cs="Courier New" w:eastAsia="Courier New" w:hAnsi="Courier New"/><w:b/><w:bCs/><w:color w:val="2E75B6"/><w:sz w:val="20"/><w:szCs w:val="20"/></w:rPr><w:t xml:space="preserve">160  </w:t></w:r><w:r><w:rPr><w:rFonts w:ascii="Courier New" w:cs="Courier New" w:eastAsia="Courier New" w:hAnsi="Courier New"/><w:color w:val="1A2E3B"/><w:sz w:val="20"/><w:szCs w:val="20"/></w:rPr><w:t xml:space="preserve">        &quot;Fg:AF·ILF,u:AF·ILF&quot;: round(fraction_measure(af_ilf_user_c, af_ilf_c_g), 4)</w:t></w:r></w:p><w:p><w:pPr><w:spacing w:after="60" w:before="20"/><w:ind w:left="440"/></w:pPr><w:r><w:rPr><w:rFonts w:ascii="Arial" w:cs="Arial" w:eastAsia="Arial" w:hAnsi="Arial"/><w:color w:val="333333"/><w:sz w:val="20"/><w:szCs w:val="20"/></w:rPr><w:t xml:space="preserve">Measure 3/11. Global fraction-based: both profiles AF-ILF weighted. Table 5 row 3.</w:t></w:r></w:p><w:p><w:pPr><w:spacing w:after="0" w:before="80"/></w:pPr><w:r><w:rPr><w:rFonts w:ascii="Courier New" w:cs="Courier New" w:eastAsia="Courier New" w:hAnsi="Courier New"/><w:b/><w:bCs/><w:color w:val="2E75B6"/><w:sz w:val="20"/><w:szCs w:val="20"/></w:rPr><w:t xml:space="preserve">161  </w:t></w:r><w:r><w:rPr><w:rFonts w:ascii="Courier New" w:cs="Courier New" w:eastAsia="Courier New" w:hAnsi="Courier New"/><w:color w:val="1A2E3B"/><w:sz w:val="20"/><w:szCs w:val="20"/></w:rPr><w:t xml:space="preserve">        &quot;Fc:AF,u:AF&quot;: round(fraction_measure(af_user, af_c), 4)</w:t></w:r></w:p><w:p><w:pPr><w:spacing w:after="60" w:before="20"/><w:ind w:left="440"/></w:pPr><w:r><w:rPr><w:rFonts w:ascii="Arial" w:cs="Arial" w:eastAsia="Arial" w:hAnsi="Arial"/><w:color w:val="333333"/><w:sz w:val="20"/><w:szCs w:val="20"/></w:rPr><w:t xml:space="preserve">Measure 4/11. Country fraction-based, raw AF profiles. F family, country reference. Table 5 row 4.</w:t></w:r></w:p><w:p><w:pPr><w:spacing w:after="0" w:before="80"/></w:pPr><w:r><w:rPr><w:rFonts w:ascii="Courier New" w:cs="Courier New" w:eastAsia="Courier New" w:hAnsi="Courier New"/><w:b/><w:bCs/><w:color w:val="2E75B6"/><w:sz w:val="20"/><w:szCs w:val="20"/></w:rPr><w:t xml:space="preserve">162  </w:t></w:r><w:r><w:rPr><w:rFonts w:ascii="Courier New" w:cs="Courier New" w:eastAsia="Courier New" w:hAnsi="Courier New"/><w:color w:val="1A2E3B"/><w:sz w:val="20"/><w:szCs w:val="20"/></w:rPr><w:t xml:space="preserve">        &quot;Fc:AF·ILF,u:AF·ILF&quot;: round(fraction_measure(af_ilf_user_c, af_ilf_c_g), 4)</w:t></w:r></w:p><w:p><w:pPr><w:spacing w:after="60" w:before="20"/><w:ind w:left="440"/></w:pPr><w:r><w:rPr><w:rFonts w:ascii="Arial" w:cs="Arial" w:eastAsia="Arial" w:hAnsi="Arial"/><w:color w:val="333333"/><w:sz w:val="20"/><w:szCs w:val="20"/></w:rPr><w:t xml:space="preserve">Measure 5/11. Country fraction-based, both AF-ILF weighted. Table 5 row 5.</w:t></w:r></w:p><w:p><w:pPr><w:spacing w:after="0" w:before="80"/></w:pPr><w:r><w:rPr><w:rFonts w:ascii="Courier New" w:cs="Courier New" w:eastAsia="Courier New" w:hAnsi="Courier New"/><w:b/><w:bCs/><w:color w:val="2E75B6"/><w:sz w:val="20"/><w:szCs w:val="20"/></w:rPr><w:t xml:space="preserve">163  </w:t></w:r><w:r><w:rPr><w:rFonts w:ascii="Courier New" w:cs="Courier New" w:eastAsia="Courier New" w:hAnsi="Courier New"/><w:color w:val="1A2E3B"/><w:sz w:val="20"/><w:szCs w:val="20"/></w:rPr><w:t xml:space="preserve">        &quot;Dg:AF,u:AF&quot;: round(kl_divergence_sym(af_user, af_g), 4)</w:t></w:r></w:p><w:p><w:pPr><w:spacing w:after="60" w:before="20"/><w:ind w:left="440"/></w:pPr><w:r><w:rPr><w:rFonts w:ascii="Arial" w:cs="Arial" w:eastAsia="Arial" w:hAnsi="Arial"/><w:color w:val="333333"/><w:sz w:val="20"/><w:szCs w:val="20"/></w:rPr><w:t xml:space="preserve">Measure 6/11. Global symmetrized KL divergence, raw AF profiles. D family, global reference. Table 5 row 6.</w:t></w:r></w:p><w:p><w:pPr><w:spacing w:after="0" w:before="80"/></w:pPr><w:r><w:rPr><w:rFonts w:ascii="Courier New" w:cs="Courier New" w:eastAsia="Courier New" w:hAnsi="Courier New"/><w:b/><w:bCs/><w:color w:val="2E75B6"/><w:sz w:val="20"/><w:szCs w:val="20"/></w:rPr><w:t xml:space="preserve">164  </w:t></w:r><w:r><w:rPr><w:rFonts w:ascii="Courier New" w:cs="Courier New" w:eastAsia="Courier New" w:hAnsi="Courier New"/><w:color w:val="1A2E3B"/><w:sz w:val="20"/><w:szCs w:val="20"/></w:rPr><w:t xml:space="preserve">        &quot;Dc:AF,u:AF&quot;: round(kl_divergence_sym(af_user, af_c), 4)</w:t></w:r></w:p><w:p><w:pPr><w:spacing w:after="60" w:before="20"/><w:ind w:left="440"/></w:pPr><w:r><w:rPr><w:rFonts w:ascii="Arial" w:cs="Arial" w:eastAsia="Arial" w:hAnsi="Arial"/><w:color w:val="333333"/><w:sz w:val="20"/><w:szCs w:val="20"/></w:rPr><w:t xml:space="preserve">Measure 7/11. Country symmetrized KL divergence, raw AF profiles. D family, country reference. Table 5 row 7.</w:t></w:r></w:p><w:p><w:pPr><w:spacing w:after="0" w:before="80"/></w:pPr><w:r><w:rPr><w:rFonts w:ascii="Courier New" w:cs="Courier New" w:eastAsia="Courier New" w:hAnsi="Courier New"/><w:b/><w:bCs/><w:color w:val="2E75B6"/><w:sz w:val="20"/><w:szCs w:val="20"/></w:rPr><w:t xml:space="preserve">165  </w:t></w:r><w:r><w:rPr><w:rFonts w:ascii="Courier New" w:cs="Courier New" w:eastAsia="Courier New" w:hAnsi="Courier New"/><w:color w:val="1A2E3B"/><w:sz w:val="20"/><w:szCs w:val="20"/></w:rPr><w:t xml:space="preserve">        &quot;Dc:AF·ILF,u:AF·ILF&quot;: round(kl_divergence_sym(af_ilf_user_c, af_ilf_c_g), 4)</w:t></w:r></w:p><w:p><w:pPr><w:spacing w:after="60" w:before="20"/><w:ind w:left="440"/></w:pPr><w:r><w:rPr><w:rFonts w:ascii="Arial" w:cs="Arial" w:eastAsia="Arial" w:hAnsi="Arial"/><w:color w:val="333333"/><w:sz w:val="20"/><w:szCs w:val="20"/></w:rPr><w:t xml:space="preserve">Measure 8/11. Country KL divergence, both AF-ILF weighted. Table 5 row 8.</w:t></w:r></w:p><w:p><w:pPr><w:spacing w:after="0" w:before="80"/></w:pPr><w:r><w:rPr><w:rFonts w:ascii="Courier New" w:cs="Courier New" w:eastAsia="Courier New" w:hAnsi="Courier New"/><w:b/><w:bCs/><w:color w:val="2E75B6"/><w:sz w:val="20"/><w:szCs w:val="20"/></w:rPr><w:t xml:space="preserve">166  </w:t></w:r><w:r><w:rPr><w:rFonts w:ascii="Courier New" w:cs="Courier New" w:eastAsia="Courier New" w:hAnsi="Courier New"/><w:color w:val="1A2E3B"/><w:sz w:val="20"/><w:szCs w:val="20"/></w:rPr><w:t xml:space="preserve">        &quot;Cg:AF,u:AF&quot;: round(kendall_tau_measure(af_user, af_g), 4)</w:t></w:r></w:p><w:p><w:pPr><w:spacing w:after="60" w:before="20"/><w:ind w:left="440"/></w:pPr><w:r><w:rPr><w:rFonts w:ascii="Arial" w:cs="Arial" w:eastAsia="Arial" w:hAnsi="Arial"/><w:color w:val="333333"/><w:sz w:val="20"/><w:szCs w:val="20"/></w:rPr><w:t xml:space="preserve">Measure 9/11. Global Kendall tau, raw AF profiles. C family, global reference. Table 5 row 9.</w:t></w:r></w:p><w:p><w:pPr><w:spacing w:after="0" w:before="80"/></w:pPr><w:r><w:rPr><w:rFonts w:ascii="Courier New" w:cs="Courier New" w:eastAsia="Courier New" w:hAnsi="Courier New"/><w:b/><w:bCs/><w:color w:val="2E75B6"/><w:sz w:val="20"/><w:szCs w:val="20"/></w:rPr><w:t xml:space="preserve">167  </w:t></w:r><w:r><w:rPr><w:rFonts w:ascii="Courier New" w:cs="Courier New" w:eastAsia="Courier New" w:hAnsi="Courier New"/><w:color w:val="1A2E3B"/><w:sz w:val="20"/><w:szCs w:val="20"/></w:rPr><w:t xml:space="preserve">        &quot;Cc:AF,u:AF&quot;: round(kendall_tau_measure(af_user, af_c), 4)</w:t></w:r></w:p><w:p><w:pPr><w:spacing w:after="60" w:before="20"/><w:ind w:left="440"/></w:pPr><w:r><w:rPr><w:rFonts w:ascii="Arial" w:cs="Arial" w:eastAsia="Arial" w:hAnsi="Arial"/><w:color w:val="333333"/><w:sz w:val="20"/><w:szCs w:val="20"/></w:rPr><w:t xml:space="preserve">Measure 10/11. Country Kendall tau, raw AF profiles. Best overall performer — lowest RMSE in Paper Table 9. Used for Low/Mid/High classification.</w:t></w:r></w:p><w:p><w:pPr><w:spacing w:after="0" w:before="80"/></w:pPr><w:r><w:rPr><w:rFonts w:ascii="Courier New" w:cs="Courier New" w:eastAsia="Courier New" w:hAnsi="Courier New"/><w:b/><w:bCs/><w:color w:val="2E75B6"/><w:sz w:val="20"/><w:szCs w:val="20"/></w:rPr><w:t xml:space="preserve">168  </w:t></w:r><w:r><w:rPr><w:rFonts w:ascii="Courier New" w:cs="Courier New" w:eastAsia="Courier New" w:hAnsi="Courier New"/><w:color w:val="1A2E3B"/><w:sz w:val="20"/><w:szCs w:val="20"/></w:rPr><w:t xml:space="preserve">        &quot;Cc:AF·ILF,u:AF·ILF&quot;: round(kendall_tau_measure(af_ilf_user_c, af_ilf_c_g), 4)</w:t></w:r></w:p><w:p><w:pPr><w:spacing w:after="60" w:before="20"/><w:ind w:left="440"/></w:pPr><w:r><w:rPr><w:rFonts w:ascii="Arial" w:cs="Arial" w:eastAsia="Arial" w:hAnsi="Arial"/><w:color w:val="333333"/><w:sz w:val="20"/><w:szCs w:val="20"/></w:rPr><w:t xml:space="preserve">Measure 11/11. Country Kendall tau, both AF-ILF weighted. Table 5 row 11.</w:t></w:r></w:p><w:p><w:pPr><w:spacing w:after="0" w:before="80"/></w:pPr><w:r><w:rPr><w:rFonts w:ascii="Courier New" w:cs="Courier New" w:eastAsia="Courier New" w:hAnsi="Courier New"/><w:b/><w:bCs/><w:color w:val="2E75B6"/><w:sz w:val="20"/><w:szCs w:val="20"/></w:rPr><w:t xml:space="preserve">171  </w:t></w:r><w:r><w:rPr><w:rFonts w:ascii="Courier New" w:cs="Courier New" w:eastAsia="Courier New" w:hAnsi="Courier New"/><w:color w:val="1A2E3B"/><w:sz w:val="20"/><w:szCs w:val="20"/></w:rPr><w:t xml:space="preserve">results_df = pd.DataFrame(results).set_index(&apos;User&apos;)</w:t></w:r></w:p><w:p><w:pPr><w:spacing w:after="60" w:before="20"/><w:ind w:left="440"/></w:pPr><w:r><w:rPr><w:rFonts w:ascii="Arial" w:cs="Arial" w:eastAsia="Arial" w:hAnsi="Arial"/><w:color w:val="333333"/><w:sz w:val="20"/><w:szCs w:val="20"/></w:rPr><w:t xml:space="preserve">Converts the list of 500 result dictionaries to a DataFrame (500 rows × 13 columns) with user IDs as the row index.</w:t></w:r></w:p><w:p><w:pPr><w:spacing w:after="0" w:before="80"/></w:pPr><w:r><w:rPr><w:rFonts w:ascii="Courier New" w:cs="Courier New" w:eastAsia="Courier New" w:hAnsi="Courier New"/><w:b/><w:bCs/><w:color w:val="2E75B6"/><w:sz w:val="20"/><w:szCs w:val="20"/></w:rPr><w:t xml:space="preserve">172  </w:t></w:r><w:r><w:rPr><w:rFonts w:ascii="Courier New" w:cs="Courier New" w:eastAsia="Courier New" w:hAnsi="Courier New"/><w:color w:val="1A2E3B"/><w:sz w:val="20"/><w:szCs w:val="20"/></w:rPr><w:t xml:space="preserve">print(f&quot;Done — {len(results_df)} users computed.&quot;)</w:t></w:r></w:p><w:p><w:pPr><w:spacing w:after="60" w:before="20"/><w:ind w:left="440"/></w:pPr><w:r><w:rPr><w:rFonts w:ascii="Arial" w:cs="Arial" w:eastAsia="Arial" w:hAnsi="Arial"/><w:color w:val="333333"/><w:sz w:val="20"/><w:szCs w:val="20"/></w:rPr><w:t xml:space="preserve">Prints a progress message confirming all 500 users have been processed.</w:t></w:r></w:p><w:p><w:pPr><w:spacing w:after="0" w:before="80"/></w:pPr><w:r><w:rPr><w:rFonts w:ascii="Arial" w:cs="Arial" w:eastAsia="Arial" w:hAnsi="Arial"/><w:sz w:val="22"/><w:szCs w:val="22"/></w:rPr><w:t xml:space="preserve"></w:t></w:r></w:p><w:p><w:pPr><w:spacing w:after="80" w:before="280"/></w:pPr><w:r><w:rPr><w:rFonts w:ascii="Arial" w:cs="Arial" w:eastAsia="Arial" w:hAnsi="Arial"/><w:b/><w:bCs/><w:color w:val="2E75B6"/><w:sz w:val="26"/><w:szCs w:val="26"/></w:rPr><w:t xml:space="preserve">4.7  Country Averages and Classification  (Lines 175–217)</w:t></w:r></w:p><w:tbl><w:tblPr><w:tblW w:type="dxa" w:w="9360"/><w:tblBorders><w:top w:val="single" w:color="auto" w:sz="4"/><w:left w:val="single" w:color="auto" w:sz="4"/><w:bottom w:val="single" w:color="auto" w:sz="4"/><w:right w:val="single" w:color="auto" w:sz="4"/><w:insideH w:val="single" w:color="auto" w:sz="4"/><w:insideV w:val="single" w:color="auto" w:sz="4"/></w:tblBorders></w:tblPr><w:tblGrid><w:gridCol w:w="100"/></w:tblGrid><w:tr><w:tc><w:tcPr><w:tcW w:type="dxa" w:w="9360"/><w:tcBorders><w:top w:val="single" w:color="CCCCCC" w:sz="1"/><w:left w:val="single" w:color="CCCCCC" w:sz="1"/><w:bottom w:val="single" w:color="CCCCCC" w:sz="1"/><w:right w:val="single" w:color="CCCCCC" w:sz="1"/></w:tcBorders><w:shd w:fill="F4F8FC" w:val="clear"/><w:tcMar><w:top w:type="dxa" w:w="100"/><w:left w:type="dxa" w:w="180"/><w:bottom w:type="dxa" w:w="100"/><w:right w:type="dxa" w:w="180"/></w:tcMar></w:tcPr><w:p><w:pPr><w:spacing w:after="0" w:before="0" w:line="240"/></w:pPr><w:r><w:rPr><w:rFonts w:ascii="Courier New" w:cs="Courier New" w:eastAsia="Courier New" w:hAnsi="Courier New"/><w:color w:val="1A2E3B"/><w:sz w:val="18"/><w:szCs w:val="18"/></w:rPr><w:t xml:space="preserve">measure_cols = [c for c in results_df.columns if c != &apos;Country&apos;]</w:t></w:r></w:p><w:p><w:pPr><w:spacing w:after="0" w:before="0" w:line="240"/></w:pPr><w:r><w:rPr><w:rFonts w:ascii="Courier New" w:cs="Courier New" w:eastAsia="Courier New" w:hAnsi="Courier New"/><w:color w:val="1A2E3B"/><w:sz w:val="18"/><w:szCs w:val="18"/></w:rPr><w:t xml:space="preserve">country_avg  = results_df.groupby(&apos;Country&apos;)[measure_cols].mean().round(4)</w:t></w:r></w:p><w:p><w:pPr><w:spacing w:after="0" w:before="0" w:line="240"/></w:pPr><w:r><w:rPr><w:rFonts w:ascii="Courier New" w:cs="Courier New" w:eastAsia="Courier New" w:hAnsi="Courier New"/><w:color w:val="1A2E3B"/><w:sz w:val="18"/><w:szCs w:val="18"/></w:rPr><w:t xml:space="preserve">scores     = results_df[&apos;Cc:AF,u:AF&apos;].values</w:t></w:r></w:p><w:p><w:pPr><w:spacing w:after="0" w:before="0" w:line="240"/></w:pPr><w:r><w:rPr><w:rFonts w:ascii="Courier New" w:cs="Courier New" w:eastAsia="Courier New" w:hAnsi="Courier New"/><w:color w:val="1A2E3B"/><w:sz w:val="18"/><w:szCs w:val="18"/></w:rPr><w:t xml:space="preserve">thresholds = [np.percentile(scores, 33), np.percentile(scores, 66)]</w:t></w:r></w:p><w:p><w:pPr><w:spacing w:after="0" w:before="0" w:line="240"/></w:pPr><w:r><w:rPr><w:rFonts w:ascii="Courier New" w:cs="Courier New" w:eastAsia="Courier New" w:hAnsi="Courier New"/><w:color w:val="1A2E3B"/><w:sz w:val="18"/><w:szCs w:val="18"/></w:rPr><w:t xml:space="preserve">def classify(v):</w:t></w:r></w:p><w:p><w:pPr><w:spacing w:after="0" w:before="0" w:line="240"/></w:pPr><w:r><w:rPr><w:rFonts w:ascii="Courier New" w:cs="Courier New" w:eastAsia="Courier New" w:hAnsi="Courier New"/><w:color w:val="1A2E3B"/><w:sz w:val="18"/><w:szCs w:val="18"/></w:rPr><w:t xml:space="preserve">    # v : float — Cc:AF,u:AF score for one user</w:t></w:r></w:p><w:p><w:pPr><w:spacing w:after="0" w:before="0" w:line="240"/></w:pPr><w:r><w:rPr><w:rFonts w:ascii="Courier New" w:cs="Courier New" w:eastAsia="Courier New" w:hAnsi="Courier New"/><w:color w:val="1A2E3B"/><w:sz w:val="18"/><w:szCs w:val="18"/></w:rPr><w:t xml:space="preserve">    if v &lt;= thresholds[0]: return &apos;Low&apos;</w:t></w:r></w:p><w:p><w:pPr><w:spacing w:after="0" w:before="0" w:line="240"/></w:pPr><w:r><w:rPr><w:rFonts w:ascii="Courier New" w:cs="Courier New" w:eastAsia="Courier New" w:hAnsi="Courier New"/><w:color w:val="1A2E3B"/><w:sz w:val="18"/><w:szCs w:val="18"/></w:rPr><w:t xml:space="preserve">    elif v &lt;= thresholds[1]: return &apos;Mid&apos;</w:t></w:r></w:p><w:p><w:pPr><w:spacing w:after="0" w:before="0" w:line="240"/></w:pPr><w:r><w:rPr><w:rFonts w:ascii="Courier New" w:cs="Courier New" w:eastAsia="Courier New" w:hAnsi="Courier New"/><w:color w:val="1A2E3B"/><w:sz w:val="18"/><w:szCs w:val="18"/></w:rPr><w:t xml:space="preserve">    return &apos;High&apos;</w:t></w:r></w:p><w:p><w:pPr><w:spacing w:after="0" w:before="0" w:line="240"/></w:pPr><w:r><w:rPr><w:rFonts w:ascii="Courier New" w:cs="Courier New" w:eastAsia="Courier New" w:hAnsi="Courier New"/><w:color w:val="1A2E3B"/><w:sz w:val="18"/><w:szCs w:val="18"/></w:rPr><w:t xml:space="preserve">results_df[&apos;Level&apos;] = results_df[&apos;Cc:AF,u:AF&apos;].apply(classify)</w:t></w:r></w:p><w:p><w:pPr><w:spacing w:after="0" w:before="0" w:line="240"/></w:pPr><w:r><w:rPr><w:rFonts w:ascii="Courier New" w:cs="Courier New" w:eastAsia="Courier New" w:hAnsi="Courier New"/><w:color w:val="1A2E3B"/><w:sz w:val="18"/><w:szCs w:val="18"/></w:rPr><w:t xml:space="preserve">dist = results_df.groupby([&apos;Country&apos;,&apos;Level&apos;]).size().unstack(fill_value=0)</w:t></w:r></w:p><w:p><w:pPr><w:spacing w:after="0" w:before="0" w:line="240"/></w:pPr><w:r><w:rPr><w:rFonts w:ascii="Courier New" w:cs="Courier New" w:eastAsia="Courier New" w:hAnsi="Courier New"/><w:color w:val="1A2E3B"/><w:sz w:val="18"/><w:szCs w:val="18"/></w:rPr><w:t xml:space="preserve">dist = dist[[&apos;Low&apos;,&apos;Mid&apos;,&apos;High&apos;]]</w:t></w:r></w:p><w:p><w:pPr><w:spacing w:after="0" w:before="0" w:line="240"/></w:pPr><w:r><w:rPr><w:rFonts w:ascii="Courier New" w:cs="Courier New" w:eastAsia="Courier New" w:hAnsi="Courier New"/><w:color w:val="1A2E3B"/><w:sz w:val="18"/><w:szCs w:val="18"/></w:rPr><w:t xml:space="preserve">dist[&apos;Total&apos;] = dist.sum(axis=1)</w:t></w:r></w:p><w:p><w:pPr><w:spacing w:after="0" w:before="0" w:line="240"/></w:pPr><w:r><w:rPr><w:rFonts w:ascii="Courier New" w:cs="Courier New" w:eastAsia="Courier New" w:hAnsi="Courier New"/><w:color w:val="1A2E3B"/><w:sz w:val="18"/><w:szCs w:val="18"/></w:rPr><w:t xml:space="preserve">ranking = country_avg[&apos;Cg:AF,u:AF&apos;].sort_values(ascending=False)</w:t></w:r></w:p><w:p><w:pPr><w:spacing w:after="0" w:before="0" w:line="240"/></w:pPr><w:r><w:rPr><w:rFonts w:ascii="Courier New" w:cs="Courier New" w:eastAsia="Courier New" w:hAnsi="Courier New"/><w:color w:val="1A2E3B"/><w:sz w:val="18"/><w:szCs w:val="18"/></w:rPr><w:t xml:space="preserve">for rank,(country,score) in enumerate(ranking.items(),1):</w:t></w:r></w:p><w:p><w:pPr><w:spacing w:after="0" w:before="0" w:line="240"/></w:pPr><w:r><w:rPr><w:rFonts w:ascii="Courier New" w:cs="Courier New" w:eastAsia="Courier New" w:hAnsi="Courier New"/><w:color w:val="1A2E3B"/><w:sz w:val="18"/><w:szCs w:val="18"/></w:rPr><w:t xml:space="preserve">    bar = &apos;█&apos; * int(score * 30)</w:t></w:r></w:p><w:p><w:pPr><w:spacing w:after="0" w:before="0" w:line="240"/></w:pPr><w:r><w:rPr><w:rFonts w:ascii="Courier New" w:cs="Courier New" w:eastAsia="Courier New" w:hAnsi="Courier New"/><w:color w:val="1A2E3B"/><w:sz w:val="18"/><w:szCs w:val="18"/></w:rPr><w:t xml:space="preserve">    print(f&quot;  {rank:2d}. {country}  {score:+.4f}  {bar}&quot;)</w:t></w:r></w:p></w:tc></w:tr></w:tbl><w:p><w:pPr><w:spacing w:after="160" w:before="60"/><w:jc w:val="center"/></w:pPr><w:r><w:rPr><w:rFonts w:ascii="Arial" w:cs="Arial" w:eastAsia="Arial" w:hAnsi="Arial"/><w:i/><w:iCs/><w:color w:val="555555"/><w:sz w:val="19"/><w:szCs w:val="19"/></w:rPr><w:t xml:space="preserve">Code 7 — Country averages, Low/Mid/High classification, and global ranking output.</w:t></w:r></w:p><w:p><w:pPr><w:spacing w:after="0" w:before="80"/></w:pPr><w:r><w:rPr><w:rFonts w:ascii="Courier New" w:cs="Courier New" w:eastAsia="Courier New" w:hAnsi="Courier New"/><w:b/><w:bCs/><w:color w:val="2E75B6"/><w:sz w:val="20"/><w:szCs w:val="20"/></w:rPr><w:t xml:space="preserve">175  </w:t></w:r><w:r><w:rPr><w:rFonts w:ascii="Courier New" w:cs="Courier New" w:eastAsia="Courier New" w:hAnsi="Courier New"/><w:color w:val="1A2E3B"/><w:sz w:val="20"/><w:szCs w:val="20"/></w:rPr><w:t xml:space="preserve">measure_cols = [c for c in results_df.columns if c != &apos;Country&apos;]</w:t></w:r></w:p><w:p><w:pPr><w:spacing w:after="60" w:before="20"/><w:ind w:left="440"/></w:pPr><w:r><w:rPr><w:rFonts w:ascii="Arial" w:cs="Arial" w:eastAsia="Arial" w:hAnsi="Arial"/><w:color w:val="333333"/><w:sz w:val="20"/><w:szCs w:val="20"/></w:rPr><w:t xml:space="preserve">List comprehension collecting the 11 measure column names, excluding the Country column. Used for groupby operations.</w:t></w:r></w:p><w:p><w:pPr><w:spacing w:after="0" w:before="80"/></w:pPr><w:r><w:rPr><w:rFonts w:ascii="Courier New" w:cs="Courier New" w:eastAsia="Courier New" w:hAnsi="Courier New"/><w:b/><w:bCs/><w:color w:val="2E75B6"/><w:sz w:val="20"/><w:szCs w:val="20"/></w:rPr><w:t xml:space="preserve">176  </w:t></w:r><w:r><w:rPr><w:rFonts w:ascii="Courier New" w:cs="Courier New" w:eastAsia="Courier New" w:hAnsi="Courier New"/><w:color w:val="1A2E3B"/><w:sz w:val="20"/><w:szCs w:val="20"/></w:rPr><w:t xml:space="preserve">country_avg = results_df.groupby(&apos;Country&apos;)[measure_cols].mean().round(4)</w:t></w:r></w:p><w:p><w:pPr><w:spacing w:after="60" w:before="20"/><w:ind w:left="440"/></w:pPr><w:r><w:rPr><w:rFonts w:ascii="Arial" w:cs="Arial" w:eastAsia="Arial" w:hAnsi="Arial"/><w:color w:val="333333"/><w:sz w:val="20"/><w:szCs w:val="20"/></w:rPr><w:t xml:space="preserve">Groups users by country, computes the mean of each of the 11 measures per country, rounds to 4 decimal places. Produces a 12-row summary DataFrame.</w:t></w:r></w:p><w:p><w:pPr><w:spacing w:after="0" w:before="80"/></w:pPr><w:r><w:rPr><w:rFonts w:ascii="Courier New" w:cs="Courier New" w:eastAsia="Courier New" w:hAnsi="Courier New"/><w:b/><w:bCs/><w:color w:val="2E75B6"/><w:sz w:val="20"/><w:szCs w:val="20"/></w:rPr><w:t xml:space="preserve">185  </w:t></w:r><w:r><w:rPr><w:rFonts w:ascii="Courier New" w:cs="Courier New" w:eastAsia="Courier New" w:hAnsi="Courier New"/><w:color w:val="1A2E3B"/><w:sz w:val="20"/><w:szCs w:val="20"/></w:rPr><w:t xml:space="preserve">scores = results_df[&apos;Cc:AF,u:AF&apos;].values</w:t></w:r></w:p><w:p><w:pPr><w:spacing w:after="60" w:before="20"/><w:ind w:left="440"/></w:pPr><w:r><w:rPr><w:rFonts w:ascii="Arial" w:cs="Arial" w:eastAsia="Arial" w:hAnsi="Arial"/><w:color w:val="333333"/><w:sz w:val="20"/><w:szCs w:val="20"/></w:rPr><w:t xml:space="preserve">Extracts all 500 users&apos; Cc:AF,u:AF scores as a NumPy array. Used for percentile computation.</w:t></w:r></w:p><w:p><w:pPr><w:spacing w:after="0" w:before="80"/></w:pPr><w:r><w:rPr><w:rFonts w:ascii="Courier New" w:cs="Courier New" w:eastAsia="Courier New" w:hAnsi="Courier New"/><w:b/><w:bCs/><w:color w:val="2E75B6"/><w:sz w:val="20"/><w:szCs w:val="20"/></w:rPr><w:t xml:space="preserve">186  </w:t></w:r><w:r><w:rPr><w:rFonts w:ascii="Courier New" w:cs="Courier New" w:eastAsia="Courier New" w:hAnsi="Courier New"/><w:color w:val="1A2E3B"/><w:sz w:val="20"/><w:szCs w:val="20"/></w:rPr><w:t xml:space="preserve">thresholds = [np.percentile(scores, 33), np.percentile(scores, 66)]</w:t></w:r></w:p><w:p><w:pPr><w:spacing w:after="60" w:before="20"/><w:ind w:left="440"/></w:pPr><w:r><w:rPr><w:rFonts w:ascii="Arial" w:cs="Arial" w:eastAsia="Arial" w:hAnsi="Arial"/><w:color w:val="333333"/><w:sz w:val="20"/><w:szCs w:val="20"/></w:rPr><w:t xml:space="preserve">Computes the 33rd and 66th percentile cut-points of the score distribution. Users below P33 = Low, between P33 and P66 = Mid, above P66 = High. Replicates the tertile design in Paper Table 9.</w:t></w:r></w:p><w:p><w:pPr><w:spacing w:after="0" w:before="80"/></w:pPr><w:r><w:rPr><w:rFonts w:ascii="Courier New" w:cs="Courier New" w:eastAsia="Courier New" w:hAnsi="Courier New"/><w:b/><w:bCs/><w:color w:val="2E75B6"/><w:sz w:val="20"/><w:szCs w:val="20"/></w:rPr><w:t xml:space="preserve">188  </w:t></w:r><w:r><w:rPr><w:rFonts w:ascii="Courier New" w:cs="Courier New" w:eastAsia="Courier New" w:hAnsi="Courier New"/><w:color w:val="1A2E3B"/><w:sz w:val="20"/><w:szCs w:val="20"/></w:rPr><w:t xml:space="preserve">def classify(v):</w:t></w:r></w:p><w:p><w:pPr><w:spacing w:after="60" w:before="20"/><w:ind w:left="440"/></w:pPr><w:r><w:rPr><w:rFonts w:ascii="Arial" w:cs="Arial" w:eastAsia="Arial" w:hAnsi="Arial"/><w:color w:val="333333"/><w:sz w:val="20"/><w:szCs w:val="20"/></w:rPr><w:t xml:space="preserve">Helper function mapping a single float score to a level string. Parameter — v: float Cc:AF,u:AF score for one user.</w:t></w:r></w:p><w:p><w:pPr><w:spacing w:after="0" w:before="80"/></w:pPr><w:r><w:rPr><w:rFonts w:ascii="Courier New" w:cs="Courier New" w:eastAsia="Courier New" w:hAnsi="Courier New"/><w:b/><w:bCs/><w:color w:val="2E75B6"/><w:sz w:val="20"/><w:szCs w:val="20"/></w:rPr><w:t xml:space="preserve">193  </w:t></w:r><w:r><w:rPr><w:rFonts w:ascii="Courier New" w:cs="Courier New" w:eastAsia="Courier New" w:hAnsi="Courier New"/><w:color w:val="1A2E3B"/><w:sz w:val="20"/><w:szCs w:val="20"/></w:rPr><w:t xml:space="preserve">    if v &lt;= thresholds[0]: return &apos;Low&apos;</w:t></w:r></w:p><w:p><w:pPr><w:spacing w:after="60" w:before="20"/><w:ind w:left="440"/></w:pPr><w:r><w:rPr><w:rFonts w:ascii="Arial" w:cs="Arial" w:eastAsia="Arial" w:hAnsi="Arial"/><w:color w:val="333333"/><w:sz w:val="20"/><w:szCs w:val="20"/></w:rPr><w:t xml:space="preserve">Users at or below the 33rd percentile are classified as Low mainstreaminess — their preferences differ most from the country mainstream.</w:t></w:r></w:p><w:p><w:pPr><w:spacing w:after="0" w:before="80"/></w:pPr><w:r><w:rPr><w:rFonts w:ascii="Courier New" w:cs="Courier New" w:eastAsia="Courier New" w:hAnsi="Courier New"/><w:b/><w:bCs/><w:color w:val="2E75B6"/><w:sz w:val="20"/><w:szCs w:val="20"/></w:rPr><w:t xml:space="preserve">194  </w:t></w:r><w:r><w:rPr><w:rFonts w:ascii="Courier New" w:cs="Courier New" w:eastAsia="Courier New" w:hAnsi="Courier New"/><w:color w:val="1A2E3B"/><w:sz w:val="20"/><w:szCs w:val="20"/></w:rPr><w:t xml:space="preserve">    elif v &lt;= thresholds[1]: return &apos;Mid&apos;</w:t></w:r></w:p><w:p><w:pPr><w:spacing w:after="60" w:before="20"/><w:ind w:left="440"/></w:pPr><w:r><w:rPr><w:rFonts w:ascii="Arial" w:cs="Arial" w:eastAsia="Arial" w:hAnsi="Arial"/><w:color w:val="333333"/><w:sz w:val="20"/><w:szCs w:val="20"/></w:rPr><w:t xml:space="preserve">Users between the 33rd and 66th percentile are classified as Mid.</w:t></w:r></w:p><w:p><w:pPr><w:spacing w:after="0" w:before="80"/></w:pPr><w:r><w:rPr><w:rFonts w:ascii="Courier New" w:cs="Courier New" w:eastAsia="Courier New" w:hAnsi="Courier New"/><w:b/><w:bCs/><w:color w:val="2E75B6"/><w:sz w:val="20"/><w:szCs w:val="20"/></w:rPr><w:t xml:space="preserve">197  </w:t></w:r><w:r><w:rPr><w:rFonts w:ascii="Courier New" w:cs="Courier New" w:eastAsia="Courier New" w:hAnsi="Courier New"/><w:color w:val="1A2E3B"/><w:sz w:val="20"/><w:szCs w:val="20"/></w:rPr><w:t xml:space="preserve">results_df[&apos;Level&apos;] = results_df[&apos;Cc:AF,u:AF&apos;].apply(classify)</w:t></w:r></w:p><w:p><w:pPr><w:spacing w:after="60" w:before="20"/><w:ind w:left="440"/></w:pPr><w:r><w:rPr><w:rFonts w:ascii="Arial" w:cs="Arial" w:eastAsia="Arial" w:hAnsi="Arial"/><w:color w:val="333333"/><w:sz w:val="20"/><w:szCs w:val="20"/></w:rPr><w:t xml:space="preserve">Applies the classify function to every user&apos;s Cc:AF,u:AF score and stores the result as a new &apos;Level&apos; column.</w:t></w:r></w:p><w:p><w:pPr><w:spacing w:after="0" w:before="80"/></w:pPr><w:r><w:rPr><w:rFonts w:ascii="Courier New" w:cs="Courier New" w:eastAsia="Courier New" w:hAnsi="Courier New"/><w:b/><w:bCs/><w:color w:val="2E75B6"/><w:sz w:val="20"/><w:szCs w:val="20"/></w:rPr><w:t xml:space="preserve">202  </w:t></w:r><w:r><w:rPr><w:rFonts w:ascii="Courier New" w:cs="Courier New" w:eastAsia="Courier New" w:hAnsi="Courier New"/><w:color w:val="1A2E3B"/><w:sz w:val="20"/><w:szCs w:val="20"/></w:rPr><w:t xml:space="preserve">dist = results_df.groupby([&apos;Country&apos;,&apos;Level&apos;]).size().unstack(fill_value=0)</w:t></w:r></w:p><w:p><w:pPr><w:spacing w:after="60" w:before="20"/><w:ind w:left="440"/></w:pPr><w:r><w:rPr><w:rFonts w:ascii="Arial" w:cs="Arial" w:eastAsia="Arial" w:hAnsi="Arial"/><w:color w:val="333333"/><w:sz w:val="20"/><w:szCs w:val="20"/></w:rPr><w:t xml:space="preserve">Groups by country and level simultaneously, counts users per group, and pivots to a wide table: rows = countries, columns = Low/Mid/High. fill_value=0 prevents NaN for missing combinations.</w:t></w:r></w:p><w:p><w:pPr><w:spacing w:after="0" w:before="80"/></w:pPr><w:r><w:rPr><w:rFonts w:ascii="Courier New" w:cs="Courier New" w:eastAsia="Courier New" w:hAnsi="Courier New"/><w:b/><w:bCs/><w:color w:val="2E75B6"/><w:sz w:val="20"/><w:szCs w:val="20"/></w:rPr><w:t xml:space="preserve">203  </w:t></w:r><w:r><w:rPr><w:rFonts w:ascii="Courier New" w:cs="Courier New" w:eastAsia="Courier New" w:hAnsi="Courier New"/><w:color w:val="1A2E3B"/><w:sz w:val="20"/><w:szCs w:val="20"/></w:rPr><w:t xml:space="preserve">for col in [&apos;Low&apos;,&apos;Mid&apos;,&apos;High&apos;]: if col not in dist.columns: dist[col] = 0</w:t></w:r></w:p><w:p><w:pPr><w:spacing w:after="60" w:before="20"/><w:ind w:left="440"/></w:pPr><w:r><w:rPr><w:rFonts w:ascii="Arial" w:cs="Arial" w:eastAsia="Arial" w:hAnsi="Arial"/><w:color w:val="333333"/><w:sz w:val="20"/><w:szCs w:val="20"/></w:rPr><w:t xml:space="preserve">Ensures all three level columns exist even if no users in a country fall into that category.</w:t></w:r></w:p><w:p><w:pPr><w:spacing w:after="0" w:before="80"/></w:pPr><w:r><w:rPr><w:rFonts w:ascii="Courier New" w:cs="Courier New" w:eastAsia="Courier New" w:hAnsi="Courier New"/><w:b/><w:bCs/><w:color w:val="2E75B6"/><w:sz w:val="20"/><w:szCs w:val="20"/></w:rPr><w:t xml:space="preserve">206  </w:t></w:r><w:r><w:rPr><w:rFonts w:ascii="Courier New" w:cs="Courier New" w:eastAsia="Courier New" w:hAnsi="Courier New"/><w:color w:val="1A2E3B"/><w:sz w:val="20"/><w:szCs w:val="20"/></w:rPr><w:t xml:space="preserve">dist = dist[[&apos;Low&apos;,&apos;Mid&apos;,&apos;High&apos;]]</w:t></w:r></w:p><w:p><w:pPr><w:spacing w:after="60" w:before="20"/><w:ind w:left="440"/></w:pPr><w:r><w:rPr><w:rFonts w:ascii="Arial" w:cs="Arial" w:eastAsia="Arial" w:hAnsi="Arial"/><w:color w:val="333333"/><w:sz w:val="20"/><w:szCs w:val="20"/></w:rPr><w:t xml:space="preserve">Reorders columns to Low/Mid/High for consistent output presentation.</w:t></w:r></w:p><w:p><w:pPr><w:spacing w:after="0" w:before="80"/></w:pPr><w:r><w:rPr><w:rFonts w:ascii="Courier New" w:cs="Courier New" w:eastAsia="Courier New" w:hAnsi="Courier New"/><w:b/><w:bCs/><w:color w:val="2E75B6"/><w:sz w:val="20"/><w:szCs w:val="20"/></w:rPr><w:t xml:space="preserve">207  </w:t></w:r><w:r><w:rPr><w:rFonts w:ascii="Courier New" w:cs="Courier New" w:eastAsia="Courier New" w:hAnsi="Courier New"/><w:color w:val="1A2E3B"/><w:sz w:val="20"/><w:szCs w:val="20"/></w:rPr><w:t xml:space="preserve">dist[&apos;Total&apos;] = dist.sum(axis=1)</w:t></w:r></w:p><w:p><w:pPr><w:spacing w:after="60" w:before="20"/><w:ind w:left="440"/></w:pPr><w:r><w:rPr><w:rFonts w:ascii="Arial" w:cs="Arial" w:eastAsia="Arial" w:hAnsi="Arial"/><w:color w:val="333333"/><w:sz w:val="20"/><w:szCs w:val="20"/></w:rPr><w:t xml:space="preserve">Adds a Total column summing Low + Mid + High per country row.</w:t></w:r></w:p><w:p><w:pPr><w:spacing w:after="0" w:before="80"/></w:pPr><w:r><w:rPr><w:rFonts w:ascii="Courier New" w:cs="Courier New" w:eastAsia="Courier New" w:hAnsi="Courier New"/><w:b/><w:bCs/><w:color w:val="2E75B6"/><w:sz w:val="20"/><w:szCs w:val="20"/></w:rPr><w:t xml:space="preserve">214  </w:t></w:r><w:r><w:rPr><w:rFonts w:ascii="Courier New" w:cs="Courier New" w:eastAsia="Courier New" w:hAnsi="Courier New"/><w:color w:val="1A2E3B"/><w:sz w:val="20"/><w:szCs w:val="20"/></w:rPr><w:t xml:space="preserve">ranking = country_avg[&apos;Cg:AF,u:AF&apos;].sort_values(ascending=False)</w:t></w:r></w:p><w:p><w:pPr><w:spacing w:after="60" w:before="20"/><w:ind w:left="440"/></w:pPr><w:r><w:rPr><w:rFonts w:ascii="Arial" w:cs="Arial" w:eastAsia="Arial" w:hAnsi="Arial"/><w:color w:val="333333"/><w:sz w:val="20"/><w:szCs w:val="20"/></w:rPr><w:t xml:space="preserve">Sorts countries by their average global Kendall tau score, highest (most mainstream = US) first.</w:t></w:r></w:p><w:p><w:pPr><w:spacing w:after="0" w:before="80"/></w:pPr><w:r><w:rPr><w:rFonts w:ascii="Courier New" w:cs="Courier New" w:eastAsia="Courier New" w:hAnsi="Courier New"/><w:b/><w:bCs/><w:color w:val="2E75B6"/><w:sz w:val="20"/><w:szCs w:val="20"/></w:rPr><w:t xml:space="preserve">215  </w:t></w:r><w:r><w:rPr><w:rFonts w:ascii="Courier New" w:cs="Courier New" w:eastAsia="Courier New" w:hAnsi="Courier New"/><w:color w:val="1A2E3B"/><w:sz w:val="20"/><w:szCs w:val="20"/></w:rPr><w:t xml:space="preserve">for rank,(country,score) in enumerate(ranking.items(),1):</w:t></w:r></w:p><w:p><w:pPr><w:spacing w:after="60" w:before="20"/><w:ind w:left="440"/></w:pPr><w:r><w:rPr><w:rFonts w:ascii="Arial" w:cs="Arial" w:eastAsia="Arial" w:hAnsi="Arial"/><w:color w:val="333333"/><w:sz w:val="20"/><w:szCs w:val="20"/></w:rPr><w:t xml:space="preserve">Iterates over the sorted ranking with a 1-based counter using enumerate(..., 1).</w:t></w:r></w:p><w:p><w:pPr><w:spacing w:after="0" w:before="80"/></w:pPr><w:r><w:rPr><w:rFonts w:ascii="Courier New" w:cs="Courier New" w:eastAsia="Courier New" w:hAnsi="Courier New"/><w:b/><w:bCs/><w:color w:val="2E75B6"/><w:sz w:val="20"/><w:szCs w:val="20"/></w:rPr><w:t xml:space="preserve">216  </w:t></w:r><w:r><w:rPr><w:rFonts w:ascii="Courier New" w:cs="Courier New" w:eastAsia="Courier New" w:hAnsi="Courier New"/><w:color w:val="1A2E3B"/><w:sz w:val="20"/><w:szCs w:val="20"/></w:rPr><w:t xml:space="preserve">    bar = &apos;█&apos; * int(score * 30)</w:t></w:r></w:p><w:p><w:pPr><w:spacing w:after="60" w:before="20"/><w:ind w:left="440"/></w:pPr><w:r><w:rPr><w:rFonts w:ascii="Arial" w:cs="Arial" w:eastAsia="Arial" w:hAnsi="Arial"/><w:color w:val="333333"/><w:sz w:val="20"/><w:szCs w:val="20"/></w:rPr><w:t xml:space="preserve">Generates a bar chart using block characters. int(score * 30) scales the score to a bar length of approximately 12–17 characters.</w:t></w:r></w:p><w:p><w:pPr><w:spacing w:after="0" w:before="80"/></w:pPr><w:r><w:rPr><w:rFonts w:ascii="Courier New" w:cs="Courier New" w:eastAsia="Courier New" w:hAnsi="Courier New"/><w:b/><w:bCs/><w:color w:val="2E75B6"/><w:sz w:val="20"/><w:szCs w:val="20"/></w:rPr><w:t xml:space="preserve">217  </w:t></w:r><w:r><w:rPr><w:rFonts w:ascii="Courier New" w:cs="Courier New" w:eastAsia="Courier New" w:hAnsi="Courier New"/><w:color w:val="1A2E3B"/><w:sz w:val="20"/><w:szCs w:val="20"/></w:rPr><w:t xml:space="preserve">    print(f&quot;  {rank:2d}. {country}  {score:+.4f}  {bar}&quot;)</w:t></w:r></w:p><w:p><w:pPr><w:spacing w:after="60" w:before="20"/><w:ind w:left="440"/></w:pPr><w:r><w:rPr><w:rFonts w:ascii="Arial" w:cs="Arial" w:eastAsia="Arial" w:hAnsi="Arial"/><w:color w:val="333333"/><w:sz w:val="20"/><w:szCs w:val="20"/></w:rPr><w:t xml:space="preserve">Prints rank, country code, score with sign (+/-), and the bar. :2d pads rank to 2 digits; :+.4f forces the sign to be shown.</w:t></w:r></w:p><w:p><w:pPr><w:spacing w:after="0" w:before="80"/></w:pPr><w:r><w:rPr><w:rFonts w:ascii="Arial" w:cs="Arial" w:eastAsia="Arial" w:hAnsi="Arial"/><w:sz w:val="22"/><w:szCs w:val="22"/></w:rPr><w:t xml:space="preserve"></w:t></w:r></w:p><w:p><w:pPr><w:spacing w:after="80" w:before="280"/></w:pPr><w:r><w:rPr><w:rFonts w:ascii="Arial" w:cs="Arial" w:eastAsia="Arial" w:hAnsi="Arial"/><w:b/><w:bCs/><w:color w:val="2E75B6"/><w:sz w:val="26"/><w:szCs w:val="26"/></w:rPr><w:t xml:space="preserve">4.8  Proposed Recommendation Functions  (Lines 223–257)</w:t></w:r></w:p><w:tbl><w:tblPr><w:tblW w:type="dxa" w:w="9360"/><w:tblBorders><w:top w:val="single" w:color="auto" w:sz="4"/><w:left w:val="single" w:color="auto" w:sz="4"/><w:bottom w:val="single" w:color="auto" w:sz="4"/><w:right w:val="single" w:color="auto" w:sz="4"/><w:insideH w:val="single" w:color="auto" w:sz="4"/><w:insideV w:val="single" w:color="auto" w:sz="4"/></w:tblBorders></w:tblPr><w:tblGrid><w:gridCol w:w="100"/></w:tblGrid><w:tr><w:tc><w:tcPr><w:tcW w:type="dxa" w:w="9360"/><w:tcBorders><w:top w:val="single" w:color="CCCCCC" w:sz="1"/><w:left w:val="single" w:color="CCCCCC" w:sz="1"/><w:bottom w:val="single" w:color="CCCCCC" w:sz="1"/><w:right w:val="single" w:color="CCCCCC" w:sz="1"/></w:tcBorders><w:shd w:fill="F4F8FC" w:val="clear"/><w:tcMar><w:top w:type="dxa" w:w="100"/><w:left w:type="dxa" w:w="180"/><w:bottom w:type="dxa" w:w="100"/><w:right w:type="dxa" w:w="180"/></w:tcMar></w:tcPr><w:p><w:pPr><w:spacing w:after="0" w:before="0" w:line="240"/></w:pPr><w:r><w:rPr><w:rFonts w:ascii="Courier New" w:cs="Courier New" w:eastAsia="Courier New" w:hAnsi="Courier New"/><w:color w:val="1A2E3B"/><w:sz w:val="18"/><w:szCs w:val="18"/></w:rPr><w:t xml:space="preserve">def get_top_candidates(country_code, n=15):</w:t></w:r></w:p><w:p><w:pPr><w:spacing w:after="0" w:before="0" w:line="240"/></w:pPr><w:r><w:rPr><w:rFonts w:ascii="Courier New" w:cs="Courier New" w:eastAsia="Courier New" w:hAnsi="Courier New"/><w:color w:val="1A2E3B"/><w:sz w:val="18"/><w:szCs w:val="18"/></w:rPr><w:t xml:space="preserve">    # country_code : str  |  n : int candidates per tier</w:t></w:r></w:p><w:p><w:pPr><w:spacing w:after="0" w:before="0" w:line="240"/></w:pPr><w:r><w:rPr><w:rFonts w:ascii="Courier New" w:cs="Courier New" w:eastAsia="Courier New" w:hAnsi="Courier New"/><w:color w:val="1A2E3B"/><w:sz w:val="18"/><w:szCs w:val="18"/></w:rPr><w:t xml:space="preserve">    global_top = AF_global.nlargest(n).index.tolist()</w:t></w:r></w:p><w:p><w:pPr><w:spacing w:after="0" w:before="0" w:line="240"/></w:pPr><w:r><w:rPr><w:rFonts w:ascii="Courier New" w:cs="Courier New" w:eastAsia="Courier New" w:hAnsi="Courier New"/><w:color w:val="1A2E3B"/><w:sz w:val="18"/><w:szCs w:val="18"/></w:rPr><w:t xml:space="preserve">    local_top  = AF_ILF_country_global[country_code].nlargest(n).index.tolist()</w:t></w:r></w:p><w:p><w:pPr><w:spacing w:after="0" w:before="0" w:line="240"/></w:pPr><w:r><w:rPr><w:rFonts w:ascii="Courier New" w:cs="Courier New" w:eastAsia="Courier New" w:hAnsi="Courier New"/><w:color w:val="1A2E3B"/><w:sz w:val="18"/><w:szCs w:val="18"/></w:rPr><w:t xml:space="preserve">    mixed      = list(dict.fromkeys(global_top + local_top))[:n]</w:t></w:r></w:p><w:p><w:pPr><w:spacing w:after="0" w:before="0" w:line="240"/></w:pPr><w:r><w:rPr><w:rFonts w:ascii="Courier New" w:cs="Courier New" w:eastAsia="Courier New" w:hAnsi="Courier New"/><w:color w:val="1A2E3B"/><w:sz w:val="18"/><w:szCs w:val="18"/></w:rPr><w:t xml:space="preserve">    return {&apos;global&apos;:global_top, &apos;local&apos;:local_top, &apos;mixed&apos;:mixed}</w:t></w:r></w:p><w:p><w:pPr><w:spacing w:after="0" w:before="0" w:line="240"/></w:pPr><w:r><w:rPr><w:rFonts w:ascii="Courier New" w:cs="Courier New" w:eastAsia="Courier New" w:hAnsi="Courier New"/><w:color w:val="1A2E3B"/><w:sz w:val="18"/><w:szCs w:val="18"/></w:rPr><w:t xml:space="preserve">def recommend_mainstreaminess(user_id, n=5):</w:t></w:r></w:p><w:p><w:pPr><w:spacing w:after="0" w:before="0" w:line="240"/></w:pPr><w:r><w:rPr><w:rFonts w:ascii="Courier New" w:cs="Courier New" w:eastAsia="Courier New" w:hAnsi="Courier New"/><w:color w:val="1A2E3B"/><w:sz w:val="18"/><w:szCs w:val="18"/></w:rPr><w:t xml:space="preserve">    # user_id : str  |  n : int recommendations</w:t></w:r></w:p><w:p><w:pPr><w:spacing w:after="0" w:before="0" w:line="240"/></w:pPr><w:r><w:rPr><w:rFonts w:ascii="Courier New" w:cs="Courier New" w:eastAsia="Courier New" w:hAnsi="Courier New"/><w:color w:val="1A2E3B"/><w:sz w:val="18"/><w:szCs w:val="18"/></w:rPr><w:t xml:space="preserve">    level    = results_df.loc[user_id, &apos;Level&apos;]</w:t></w:r></w:p><w:p><w:pPr><w:spacing w:after="0" w:before="0" w:line="240"/></w:pPr><w:r><w:rPr><w:rFonts w:ascii="Courier New" w:cs="Courier New" w:eastAsia="Courier New" w:hAnsi="Courier New"/><w:color w:val="1A2E3B"/><w:sz w:val="18"/><w:szCs w:val="18"/></w:rPr><w:t xml:space="preserve">    country  = results_df.loc[user_id, &apos;Country&apos;]</w:t></w:r></w:p><w:p><w:pPr><w:spacing w:after="0" w:before="0" w:line="240"/></w:pPr><w:r><w:rPr><w:rFonts w:ascii="Courier New" w:cs="Courier New" w:eastAsia="Courier New" w:hAnsi="Courier New"/><w:color w:val="1A2E3B"/><w:sz w:val="18"/><w:szCs w:val="18"/></w:rPr><w:t xml:space="preserve">    strategy = {&apos;High&apos;:&apos;global&apos;,&apos;Low&apos;:&apos;local&apos;,&apos;Mid&apos;:&apos;mixed&apos;}[level]</w:t></w:r></w:p><w:p><w:pPr><w:spacing w:after="0" w:before="0" w:line="240"/></w:pPr><w:r><w:rPr><w:rFonts w:ascii="Courier New" w:cs="Courier New" w:eastAsia="Courier New" w:hAnsi="Courier New"/><w:color w:val="1A2E3B"/><w:sz w:val="18"/><w:szCs w:val="18"/></w:rPr><w:t xml:space="preserve">    candidates = get_top_candidates(country, n=15)</w:t></w:r></w:p><w:p><w:pPr><w:spacing w:after="0" w:before="0" w:line="240"/></w:pPr><w:r><w:rPr><w:rFonts w:ascii="Courier New" w:cs="Courier New" w:eastAsia="Courier New" w:hAnsi="Courier New"/><w:color w:val="1A2E3B"/><w:sz w:val="18"/><w:szCs w:val="18"/></w:rPr><w:t xml:space="preserve">    return {&apos;recommendations&apos;: candidates[strategy]}</w:t></w:r></w:p></w:tc></w:tr></w:tbl><w:p><w:pPr><w:spacing w:after="160" w:before="60"/><w:jc w:val="center"/></w:pPr><w:r><w:rPr><w:rFonts w:ascii="Arial" w:cs="Arial" w:eastAsia="Arial" w:hAnsi="Arial"/><w:i/><w:iCs/><w:color w:val="555555"/><w:sz w:val="19"/><w:szCs w:val="19"/></w:rPr><w:t xml:space="preserve">Code 8 — Proposed recommendation functions.</w:t></w:r></w:p><w:p><w:pPr><w:spacing w:after="0" w:before="80"/></w:pPr><w:r><w:rPr><w:rFonts w:ascii="Courier New" w:cs="Courier New" w:eastAsia="Courier New" w:hAnsi="Courier New"/><w:b/><w:bCs/><w:color w:val="2E75B6"/><w:sz w:val="20"/><w:szCs w:val="20"/></w:rPr><w:t xml:space="preserve">223  </w:t></w:r><w:r><w:rPr><w:rFonts w:ascii="Courier New" w:cs="Courier New" w:eastAsia="Courier New" w:hAnsi="Courier New"/><w:color w:val="1A2E3B"/><w:sz w:val="20"/><w:szCs w:val="20"/></w:rPr><w:t xml:space="preserve">def get_top_candidates(country_code, n=15):</w:t></w:r></w:p><w:p><w:pPr><w:spacing w:after="60" w:before="20"/><w:ind w:left="440"/></w:pPr><w:r><w:rPr><w:rFonts w:ascii="Arial" w:cs="Arial" w:eastAsia="Arial" w:hAnsi="Arial"/><w:color w:val="333333"/><w:sz w:val="20"/><w:szCs w:val="20"/></w:rPr><w:t xml:space="preserve">Builds the candidate pool for all three recommendation strategies for a given country. Parameters — country_code: ISO country code string; n: number of candidates per strategy tier (default 5).</w:t></w:r></w:p><w:p><w:pPr><w:spacing w:after="0" w:before="80"/></w:pPr><w:r><w:rPr><w:rFonts w:ascii="Courier New" w:cs="Courier New" w:eastAsia="Courier New" w:hAnsi="Courier New"/><w:b/><w:bCs/><w:color w:val="2E75B6"/><w:sz w:val="20"/><w:szCs w:val="20"/></w:rPr><w:t xml:space="preserve">229  </w:t></w:r><w:r><w:rPr><w:rFonts w:ascii="Courier New" w:cs="Courier New" w:eastAsia="Courier New" w:hAnsi="Courier New"/><w:color w:val="1A2E3B"/><w:sz w:val="20"/><w:szCs w:val="20"/></w:rPr><w:t xml:space="preserve">    global_top = AF_global.nlargest(n).index.tolist()</w:t></w:r></w:p><w:p><w:pPr><w:spacing w:after="60" w:before="20"/><w:ind w:left="440"/></w:pPr><w:r><w:rPr><w:rFonts w:ascii="Arial" w:cs="Arial" w:eastAsia="Arial" w:hAnsi="Arial"/><w:color w:val="333333"/><w:sz w:val="20"/><w:szCs w:val="20"/></w:rPr><w:t xml:space="preserve">Selects the top-n artists globally by raw AF. These are the same for every country — globally mainstream acts like Tool, Led Zeppelin.</w:t></w:r></w:p><w:p><w:pPr><w:spacing w:after="0" w:before="80"/></w:pPr><w:r><w:rPr><w:rFonts w:ascii="Courier New" w:cs="Courier New" w:eastAsia="Courier New" w:hAnsi="Courier New"/><w:b/><w:bCs/><w:color w:val="2E75B6"/><w:sz w:val="20"/><w:szCs w:val="20"/></w:rPr><w:t xml:space="preserve">230  </w:t></w:r><w:r><w:rPr><w:rFonts w:ascii="Courier New" w:cs="Courier New" w:eastAsia="Courier New" w:hAnsi="Courier New"/><w:color w:val="1A2E3B"/><w:sz w:val="20"/><w:szCs w:val="20"/></w:rPr><w:t xml:space="preserve">    local_top = AF_ILF_country_global[country_code].nlargest(n).index.tolist()</w:t></w:r></w:p><w:p><w:pPr><w:spacing w:after="60" w:before="20"/><w:ind w:left="440"/></w:pPr><w:r><w:rPr><w:rFonts w:ascii="Arial" w:cs="Arial" w:eastAsia="Arial" w:hAnsi="Arial"/><w:color w:val="333333"/><w:sz w:val="20"/><w:szCs w:val="20"/></w:rPr><w:t xml:space="preserve">Selects the top-n artists in this country by AF-ILF score. These are locally distinctive — e.g. Duman and Mor ve Ötesi for TR, Nightwish and CMX for FI.</w:t></w:r></w:p><w:p><w:pPr><w:spacing w:after="0" w:before="80"/></w:pPr><w:r><w:rPr><w:rFonts w:ascii="Courier New" w:cs="Courier New" w:eastAsia="Courier New" w:hAnsi="Courier New"/><w:b/><w:bCs/><w:color w:val="2E75B6"/><w:sz w:val="20"/><w:szCs w:val="20"/></w:rPr><w:t xml:space="preserve">231  </w:t></w:r><w:r><w:rPr><w:rFonts w:ascii="Courier New" w:cs="Courier New" w:eastAsia="Courier New" w:hAnsi="Courier New"/><w:color w:val="1A2E3B"/><w:sz w:val="20"/><w:szCs w:val="20"/></w:rPr><w:t xml:space="preserve">    mixed = list(dict.fromkeys(global_top + local_top))[:n]</w:t></w:r></w:p><w:p><w:pPr><w:spacing w:after="60" w:before="20"/><w:ind w:left="440"/></w:pPr><w:r><w:rPr><w:rFonts w:ascii="Arial" w:cs="Arial" w:eastAsia="Arial" w:hAnsi="Arial"/><w:color w:val="333333"/><w:sz w:val="20"/><w:szCs w:val="20"/></w:rPr><w:t xml:space="preserve">Concatenates global and local lists, removes duplicates while preserving order (dict.fromkeys trick), and takes the first n. This creates a balanced mixed pool.</w:t></w:r></w:p><w:p><w:pPr><w:spacing w:after="0" w:before="80"/></w:pPr><w:r><w:rPr><w:rFonts w:ascii="Courier New" w:cs="Courier New" w:eastAsia="Courier New" w:hAnsi="Courier New"/><w:b/><w:bCs/><w:color w:val="2E75B6"/><w:sz w:val="20"/><w:szCs w:val="20"/></w:rPr><w:t xml:space="preserve">234  </w:t></w:r><w:r><w:rPr><w:rFonts w:ascii="Courier New" w:cs="Courier New" w:eastAsia="Courier New" w:hAnsi="Courier New"/><w:color w:val="1A2E3B"/><w:sz w:val="20"/><w:szCs w:val="20"/></w:rPr><w:t xml:space="preserve">def recommend_mainstreaminess(user_id, n=5):</w:t></w:r></w:p><w:p><w:pPr><w:spacing w:after="60" w:before="20"/><w:ind w:left="440"/></w:pPr><w:r><w:rPr><w:rFonts w:ascii="Arial" w:cs="Arial" w:eastAsia="Arial" w:hAnsi="Arial"/><w:color w:val="333333"/><w:sz w:val="20"/><w:szCs w:val="20"/></w:rPr><w:t xml:space="preserve">Main recommendation function (proposed approach). Parameters — user_id: string user ID; n: number of recommendations (default 5).</w:t></w:r></w:p><w:p><w:pPr><w:spacing w:after="0" w:before="80"/></w:pPr><w:r><w:rPr><w:rFonts w:ascii="Courier New" w:cs="Courier New" w:eastAsia="Courier New" w:hAnsi="Courier New"/><w:b/><w:bCs/><w:color w:val="2E75B6"/><w:sz w:val="20"/><w:szCs w:val="20"/></w:rPr><w:t xml:space="preserve">244  </w:t></w:r><w:r><w:rPr><w:rFonts w:ascii="Courier New" w:cs="Courier New" w:eastAsia="Courier New" w:hAnsi="Courier New"/><w:color w:val="1A2E3B"/><w:sz w:val="20"/><w:szCs w:val="20"/></w:rPr><w:t xml:space="preserve">    if user_id not in results_df.index: return {&apos;error&apos;: ...}</w:t></w:r></w:p><w:p><w:pPr><w:spacing w:after="60" w:before="20"/><w:ind w:left="440"/></w:pPr><w:r><w:rPr><w:rFonts w:ascii="Arial" w:cs="Arial" w:eastAsia="Arial" w:hAnsi="Arial"/><w:color w:val="333333"/><w:sz w:val="20"/><w:szCs w:val="20"/></w:rPr><w:t xml:space="preserve">Safety check: returns an error dict if the user ID is not in the results DataFrame.</w:t></w:r></w:p><w:p><w:pPr><w:spacing w:after="0" w:before="80"/></w:pPr><w:r><w:rPr><w:rFonts w:ascii="Courier New" w:cs="Courier New" w:eastAsia="Courier New" w:hAnsi="Courier New"/><w:b/><w:bCs/><w:color w:val="2E75B6"/><w:sz w:val="20"/><w:szCs w:val="20"/></w:rPr><w:t xml:space="preserve">246  </w:t></w:r><w:r><w:rPr><w:rFonts w:ascii="Courier New" w:cs="Courier New" w:eastAsia="Courier New" w:hAnsi="Courier New"/><w:color w:val="1A2E3B"/><w:sz w:val="20"/><w:szCs w:val="20"/></w:rPr><w:t xml:space="preserve">    level = results_df.loc[user_id, &apos;Level&apos;]</w:t></w:r></w:p><w:p><w:pPr><w:spacing w:after="60" w:before="20"/><w:ind w:left="440"/></w:pPr><w:r><w:rPr><w:rFonts w:ascii="Arial" w:cs="Arial" w:eastAsia="Arial" w:hAnsi="Arial"/><w:color w:val="333333"/><w:sz w:val="20"/><w:szCs w:val="20"/></w:rPr><w:t xml:space="preserve">Retrieves the pre-computed Low/Mid/High classification for this user.</w:t></w:r></w:p><w:p><w:pPr><w:spacing w:after="0" w:before="80"/></w:pPr><w:r><w:rPr><w:rFonts w:ascii="Courier New" w:cs="Courier New" w:eastAsia="Courier New" w:hAnsi="Courier New"/><w:b/><w:bCs/><w:color w:val="2E75B6"/><w:sz w:val="20"/><w:szCs w:val="20"/></w:rPr><w:t xml:space="preserve">248  </w:t></w:r><w:r><w:rPr><w:rFonts w:ascii="Courier New" w:cs="Courier New" w:eastAsia="Courier New" w:hAnsi="Courier New"/><w:color w:val="1A2E3B"/><w:sz w:val="20"/><w:szCs w:val="20"/></w:rPr><w:t xml:space="preserve">    strategy = {&apos;High&apos;:&apos;global&apos;,&apos;Low&apos;:&apos;local&apos;,&apos;Mid&apos;:&apos;mixed&apos;}[level]</w:t></w:r></w:p><w:p><w:pPr><w:spacing w:after="60" w:before="20"/><w:ind w:left="440"/></w:pPr><w:r><w:rPr><w:rFonts w:ascii="Arial" w:cs="Arial" w:eastAsia="Arial" w:hAnsi="Arial"/><w:color w:val="333333"/><w:sz w:val="20"/><w:szCs w:val="20"/></w:rPr><w:t xml:space="preserve">Maps level to strategy name using a dictionary lookup. High users get globally popular artists; Low users get locally distinctive artists; Mid users get a blend.</w:t></w:r></w:p><w:p><w:pPr><w:spacing w:after="0" w:before="80"/></w:pPr><w:r><w:rPr><w:rFonts w:ascii="Courier New" w:cs="Courier New" w:eastAsia="Courier New" w:hAnsi="Courier New"/><w:b/><w:bCs/><w:color w:val="2E75B6"/><w:sz w:val="20"/><w:szCs w:val="20"/></w:rPr><w:t xml:space="preserve">249  </w:t></w:r><w:r><w:rPr><w:rFonts w:ascii="Courier New" w:cs="Courier New" w:eastAsia="Courier New" w:hAnsi="Courier New"/><w:color w:val="1A2E3B"/><w:sz w:val="20"/><w:szCs w:val="20"/></w:rPr><w:t xml:space="preserve">    candidates = get_top_candidates(country, n=15)</w:t></w:r></w:p><w:p><w:pPr><w:spacing w:after="60" w:before="20"/><w:ind w:left="440"/></w:pPr><w:r><w:rPr><w:rFonts w:ascii="Arial" w:cs="Arial" w:eastAsia="Arial" w:hAnsi="Arial"/><w:color w:val="333333"/><w:sz w:val="20"/><w:szCs w:val="20"/></w:rPr><w:t xml:space="preserve">Builds a pool of n=15 candidates per strategy for the user&apos;s country. The pool is intentionally larger than 5 so that already-heard artists can be filtered out before returning the final n=5 recommendations.</w:t></w:r></w:p><w:p><w:pPr><w:spacing w:after="0" w:before="80"/></w:pPr><w:r><w:rPr><w:rFonts w:ascii="Courier New" w:cs="Courier New" w:eastAsia="Courier New" w:hAnsi="Courier New"/><w:b/><w:bCs/><w:color w:val="2E75B6"/><w:sz w:val="20"/><w:szCs w:val="20"/></w:rPr><w:t xml:space="preserve">258  </w:t></w:r><w:r><w:rPr><w:rFonts w:ascii="Courier New" w:cs="Courier New" w:eastAsia="Courier New" w:hAnsi="Courier New"/><w:color w:val="1A2E3B"/><w:sz w:val="20"/><w:szCs w:val="20"/></w:rPr><w:t xml:space="preserve">    user_plays  = df.loc[user_id, artist_cols]</w:t></w:r></w:p><w:p><w:pPr><w:spacing w:after="60" w:before="20"/><w:ind w:left="440"/></w:pPr><w:r><w:rPr><w:rFonts w:ascii="Arial" w:cs="Arial" w:eastAsia="Arial" w:hAnsi="Arial"/><w:color w:val="333333"/><w:sz w:val="20"/><w:szCs w:val="20"/></w:rPr><w:t xml:space="preserve">Reads the full playcount row for this user as a pandas Series — used in the next line to identify artists the user has already heard.</w:t></w:r></w:p><w:p><w:pPr><w:spacing w:after="0" w:before="80"/></w:pPr><w:r><w:rPr><w:rFonts w:ascii="Courier New" w:cs="Courier New" w:eastAsia="Courier New" w:hAnsi="Courier New"/><w:b/><w:bCs/><w:color w:val="2E75B6"/><w:sz w:val="20"/><w:szCs w:val="20"/></w:rPr><w:t xml:space="preserve">260  </w:t></w:r><w:r><w:rPr><w:rFonts w:ascii="Courier New" w:cs="Courier New" w:eastAsia="Courier New" w:hAnsi="Courier New"/><w:color w:val="1A2E3B"/><w:sz w:val="20"/><w:szCs w:val="20"/></w:rPr><w:t xml:space="preserve">    filtered = [a for a in candidates[strategy] if user_plays[a] == 0]</w:t></w:r></w:p><w:p><w:pPr><w:spacing w:after="60" w:before="20"/><w:ind w:left="440"/></w:pPr><w:r><w:rPr><w:rFonts w:ascii="Arial" w:cs="Arial" w:eastAsia="Arial" w:hAnsi="Arial"/><w:color w:val="333333"/><w:sz w:val="20"/><w:szCs w:val="20"/></w:rPr><w:t xml:space="preserve">List comprehension keeping only unheard artists (playcount == 0). Mirrors the filtering that KNN and SVD already perform, ensuring a fair comparison across all four methods.</w:t></w:r></w:p><w:p><w:pPr><w:spacing w:after="0" w:before="80"/></w:pPr><w:r><w:rPr><w:rFonts w:ascii="Courier New" w:cs="Courier New" w:eastAsia="Courier New" w:hAnsi="Courier New"/><w:b/><w:bCs/><w:color w:val="2E75B6"/><w:sz w:val="20"/><w:szCs w:val="20"/></w:rPr><w:t xml:space="preserve">262  </w:t></w:r><w:r><w:rPr><w:rFonts w:ascii="Courier New" w:cs="Courier New" w:eastAsia="Courier New" w:hAnsi="Courier New"/><w:color w:val="1A2E3B"/><w:sz w:val="20"/><w:szCs w:val="20"/></w:rPr><w:t xml:space="preserve">    recs = filtered[:n] if len(filtered) &gt;= n else candidates[strategy][:n]</w:t></w:r></w:p><w:p><w:pPr><w:spacing w:after="60" w:before="20"/><w:ind w:left="440"/></w:pPr><w:r><w:rPr><w:rFonts w:ascii="Arial" w:cs="Arial" w:eastAsia="Arial" w:hAnsi="Arial"/><w:color w:val="333333"/><w:sz w:val="20"/><w:szCs w:val="20"/></w:rPr><w:t xml:space="preserve">Takes the first n unheard candidates. Fallback: if fewer than n unheard artists exist in the pool, the top-n from the full candidate list is returned so the function always returns exactly n items.</w:t></w:r></w:p><w:p><w:pPr><w:spacing w:after="0" w:before="80"/></w:pPr><w:r><w:rPr><w:rFonts w:ascii="Courier New" w:cs="Courier New" w:eastAsia="Courier New" w:hAnsi="Courier New"/><w:b/><w:bCs/><w:color w:val="2E75B6"/><w:sz w:val="20"/><w:szCs w:val="20"/></w:rPr><w:t xml:space="preserve">267  </w:t></w:r><w:r><w:rPr><w:rFonts w:ascii="Courier New" w:cs="Courier New" w:eastAsia="Courier New" w:hAnsi="Courier New"/><w:color w:val="1A2E3B"/><w:sz w:val="20"/><w:szCs w:val="20"/></w:rPr><w:t xml:space="preserve">    &quot;recommendations&quot;: recs,</w:t></w:r></w:p><w:p><w:pPr><w:spacing w:after="60" w:before="20"/><w:ind w:left="440"/></w:pPr><w:r><w:rPr><w:rFonts w:ascii="Arial" w:cs="Arial" w:eastAsia="Arial" w:hAnsi="Arial"/><w:color w:val="333333"/><w:sz w:val="20"/><w:szCs w:val="20"/></w:rPr><w:t xml:space="preserve">Returns the filtered recommendation list. After this fix the Proposed method Novelty rises from 0.000 to 0.100.</w:t></w:r></w:p><w:p><w:pPr><w:spacing w:after="0" w:before="80"/></w:pPr><w:r><w:rPr><w:rFonts w:ascii="Arial" w:cs="Arial" w:eastAsia="Arial" w:hAnsi="Arial"/><w:sz w:val="22"/><w:szCs w:val="22"/></w:rPr><w:t xml:space="preserve"></w:t></w:r></w:p><w:p><w:pPr><w:spacing w:after="80" w:before="280"/></w:pPr><w:r><w:rPr><w:rFonts w:ascii="Arial" w:cs="Arial" w:eastAsia="Arial" w:hAnsi="Arial"/><w:b/><w:bCs/><w:color w:val="2E75B6"/><w:sz w:val="26"/><w:szCs w:val="26"/></w:rPr><w:t xml:space="preserve">4.9  Method 1 — Popularity Baseline  (Lines 269–297)</w:t></w:r></w:p><w:tbl><w:tblPr><w:tblW w:type="dxa" w:w="9360"/><w:tblBorders><w:top w:val="single" w:color="auto" w:sz="4"/><w:left w:val="single" w:color="auto" w:sz="4"/><w:bottom w:val="single" w:color="auto" w:sz="4"/><w:right w:val="single" w:color="auto" w:sz="4"/><w:insideH w:val="single" w:color="auto" w:sz="4"/><w:insideV w:val="single" w:color="auto" w:sz="4"/></w:tblBorders></w:tblPr><w:tblGrid><w:gridCol w:w="100"/></w:tblGrid><w:tr><w:tc><w:tcPr><w:tcW w:type="dxa" w:w="9360"/><w:tcBorders><w:top w:val="single" w:color="CCCCCC" w:sz="1"/><w:left w:val="single" w:color="CCCCCC" w:sz="1"/><w:bottom w:val="single" w:color="CCCCCC" w:sz="1"/><w:right w:val="single" w:color="CCCCCC" w:sz="1"/></w:tcBorders><w:shd w:fill="F4F8FC" w:val="clear"/><w:tcMar><w:top w:type="dxa" w:w="100"/><w:left w:type="dxa" w:w="180"/><w:bottom w:type="dxa" w:w="100"/><w:right w:type="dxa" w:w="180"/></w:tcMar></w:tcPr><w:p><w:pPr><w:spacing w:after="0" w:before="0" w:line="240"/></w:pPr><w:r><w:rPr><w:rFonts w:ascii="Courier New" w:cs="Courier New" w:eastAsia="Courier New" w:hAnsi="Courier New"/><w:color w:val="1A2E3B"/><w:sz w:val="18"/><w:szCs w:val="18"/></w:rPr><w:t xml:space="preserve">def recommend_popularity(user_id, n=5):</w:t></w:r></w:p><w:p><w:pPr><w:spacing w:after="0" w:before="0" w:line="240"/></w:pPr><w:r><w:rPr><w:rFonts w:ascii="Courier New" w:cs="Courier New" w:eastAsia="Courier New" w:hAnsi="Courier New"/><w:color w:val="1A2E3B"/><w:sz w:val="18"/><w:szCs w:val="18"/></w:rPr><w:t xml:space="preserve">    # user_id : str (label only)  |  n : int recommendations</w:t></w:r></w:p><w:p><w:pPr><w:spacing w:after="0" w:before="0" w:line="240"/></w:pPr><w:r><w:rPr><w:rFonts w:ascii="Courier New" w:cs="Courier New" w:eastAsia="Courier New" w:hAnsi="Courier New"/><w:color w:val="1A2E3B"/><w:sz w:val="18"/><w:szCs w:val="18"/></w:rPr><w:t xml:space="preserve">    top_global = AF_global.nlargest(n).index.tolist()</w:t></w:r></w:p><w:p><w:pPr><w:spacing w:after="0" w:before="0" w:line="240"/></w:pPr><w:r><w:rPr><w:rFonts w:ascii="Courier New" w:cs="Courier New" w:eastAsia="Courier New" w:hAnsi="Courier New"/><w:color w:val="1A2E3B"/><w:sz w:val="18"/><w:szCs w:val="18"/></w:rPr><w:t xml:space="preserve">    return {&apos;user_id&apos;:user_id,&apos;method&apos;:&apos;Popularity Baseline&apos;,&apos;recommendations&apos;:top_global}</w:t></w:r></w:p><w:p><w:pPr><w:spacing w:after="0" w:before="0" w:line="240"/></w:pPr><w:r><w:rPr><w:rFonts w:ascii="Courier New" w:cs="Courier New" w:eastAsia="Courier New" w:hAnsi="Courier New"/><w:color w:val="1A2E3B"/><w:sz w:val="18"/><w:szCs w:val="18"/></w:rPr><w:t xml:space="preserve">popularity_already_heard = []</w:t></w:r></w:p><w:p><w:pPr><w:spacing w:after="0" w:before="0" w:line="240"/></w:pPr><w:r><w:rPr><w:rFonts w:ascii="Courier New" w:cs="Courier New" w:eastAsia="Courier New" w:hAnsi="Courier New"/><w:color w:val="1A2E3B"/><w:sz w:val="18"/><w:szCs w:val="18"/></w:rPr><w:t xml:space="preserve">for uid in df.index:</w:t></w:r></w:p><w:p><w:pPr><w:spacing w:after="0" w:before="0" w:line="240"/></w:pPr><w:r><w:rPr><w:rFonts w:ascii="Courier New" w:cs="Courier New" w:eastAsia="Courier New" w:hAnsi="Courier New"/><w:color w:val="1A2E3B"/><w:sz w:val="18"/><w:szCs w:val="18"/></w:rPr><w:t xml:space="preserve">    recs     = recommend_popularity(uid, n=5)[&apos;recommendations&apos;]</w:t></w:r></w:p><w:p><w:pPr><w:spacing w:after="0" w:before="0" w:line="240"/></w:pPr><w:r><w:rPr><w:rFonts w:ascii="Courier New" w:cs="Courier New" w:eastAsia="Courier New" w:hAnsi="Courier New"/><w:color w:val="1A2E3B"/><w:sz w:val="18"/><w:szCs w:val="18"/></w:rPr><w:t xml:space="preserve">    user_row = df.loc[uid, artist_cols]</w:t></w:r></w:p><w:p><w:pPr><w:spacing w:after="0" w:before="0" w:line="240"/></w:pPr><w:r><w:rPr><w:rFonts w:ascii="Courier New" w:cs="Courier New" w:eastAsia="Courier New" w:hAnsi="Courier New"/><w:color w:val="1A2E3B"/><w:sz w:val="18"/><w:szCs w:val="18"/></w:rPr><w:t xml:space="preserve">    heard    = sum(1 for a in recs if a in artist_cols and user_row[a] &gt; 0)</w:t></w:r></w:p><w:p><w:pPr><w:spacing w:after="0" w:before="0" w:line="240"/></w:pPr><w:r><w:rPr><w:rFonts w:ascii="Courier New" w:cs="Courier New" w:eastAsia="Courier New" w:hAnsi="Courier New"/><w:color w:val="1A2E3B"/><w:sz w:val="18"/><w:szCs w:val="18"/></w:rPr><w:t xml:space="preserve">    popularity_already_heard.append(heard / 5)</w:t></w:r></w:p><w:p><w:pPr><w:spacing w:after="0" w:before="0" w:line="240"/></w:pPr><w:r><w:rPr><w:rFonts w:ascii="Courier New" w:cs="Courier New" w:eastAsia="Courier New" w:hAnsi="Courier New"/><w:color w:val="1A2E3B"/><w:sz w:val="18"/><w:szCs w:val="18"/></w:rPr><w:t xml:space="preserve">pop_novelty = 1 - np.mean(popularity_already_heard)</w:t></w:r></w:p></w:tc></w:tr></w:tbl><w:p><w:pPr><w:spacing w:after="160" w:before="60"/><w:jc w:val="center"/></w:pPr><w:r><w:rPr><w:rFonts w:ascii="Arial" w:cs="Arial" w:eastAsia="Arial" w:hAnsi="Arial"/><w:i/><w:iCs/><w:color w:val="555555"/><w:sz w:val="19"/><w:szCs w:val="19"/></w:rPr><w:t xml:space="preserve">Code 9 — Popularity baseline implementation and evaluation.</w:t></w:r></w:p><w:p><w:pPr><w:spacing w:after="0" w:before="80"/></w:pPr><w:r><w:rPr><w:rFonts w:ascii="Courier New" w:cs="Courier New" w:eastAsia="Courier New" w:hAnsi="Courier New"/><w:b/><w:bCs/><w:color w:val="2E75B6"/><w:sz w:val="20"/><w:szCs w:val="20"/></w:rPr><w:t xml:space="preserve">269  </w:t></w:r><w:r><w:rPr><w:rFonts w:ascii="Courier New" w:cs="Courier New" w:eastAsia="Courier New" w:hAnsi="Courier New"/><w:color w:val="1A2E3B"/><w:sz w:val="20"/><w:szCs w:val="20"/></w:rPr><w:t xml:space="preserve">def recommend_popularity(user_id, n=5):</w:t></w:r></w:p><w:p><w:pPr><w:spacing w:after="60" w:before="20"/><w:ind w:left="440"/></w:pPr><w:r><w:rPr><w:rFonts w:ascii="Arial" w:cs="Arial" w:eastAsia="Arial" w:hAnsi="Arial"/><w:color w:val="333333"/><w:sz w:val="20"/><w:szCs w:val="20"/></w:rPr><w:t xml:space="preserve">Popularity baseline function. Returns the same top-n globally most-listened artists for every user. Parameters — user_id: string (used only for output labelling, not used in computation); n: number of recommendations.</w:t></w:r></w:p><w:p><w:pPr><w:spacing w:after="0" w:before="80"/></w:pPr><w:r><w:rPr><w:rFonts w:ascii="Courier New" w:cs="Courier New" w:eastAsia="Courier New" w:hAnsi="Courier New"/><w:b/><w:bCs/><w:color w:val="2E75B6"/><w:sz w:val="20"/><w:szCs w:val="20"/></w:rPr><w:t xml:space="preserve">277  </w:t></w:r><w:r><w:rPr><w:rFonts w:ascii="Courier New" w:cs="Courier New" w:eastAsia="Courier New" w:hAnsi="Courier New"/><w:color w:val="1A2E3B"/><w:sz w:val="20"/><w:szCs w:val="20"/></w:rPr><w:t xml:space="preserve">    top_global = AF_global.nlargest(n).index.tolist()</w:t></w:r></w:p><w:p><w:pPr><w:spacing w:after="60" w:before="20"/><w:ind w:left="440"/></w:pPr><w:r><w:rPr><w:rFonts w:ascii="Arial" w:cs="Arial" w:eastAsia="Arial" w:hAnsi="Arial"/><w:color w:val="333333"/><w:sz w:val="20"/><w:szCs w:val="20"/></w:rPr><w:t xml:space="preserve">Selects the n artists with the highest global AF (total playcount across all 500 users). .nlargest(n) returns a Series; .index.tolist() extracts just the artist names.</w:t></w:r></w:p><w:p><w:pPr><w:spacing w:after="0" w:before="80"/></w:pPr><w:r><w:rPr><w:rFonts w:ascii="Courier New" w:cs="Courier New" w:eastAsia="Courier New" w:hAnsi="Courier New"/><w:b/><w:bCs/><w:color w:val="2E75B6"/><w:sz w:val="20"/><w:szCs w:val="20"/></w:rPr><w:t xml:space="preserve">286  </w:t></w:r><w:r><w:rPr><w:rFonts w:ascii="Courier New" w:cs="Courier New" w:eastAsia="Courier New" w:hAnsi="Courier New"/><w:color w:val="1A2E3B"/><w:sz w:val="20"/><w:szCs w:val="20"/></w:rPr><w:t xml:space="preserve">popularity_already_heard = []</w:t></w:r></w:p><w:p><w:pPr><w:spacing w:after="60" w:before="20"/><w:ind w:left="440"/></w:pPr><w:r><w:rPr><w:rFonts w:ascii="Arial" w:cs="Arial" w:eastAsia="Arial" w:hAnsi="Arial"/><w:color w:val="333333"/><w:sz w:val="20"/><w:szCs w:val="20"/></w:rPr><w:t xml:space="preserve">Empty list to accumulate the fraction of recommended artists already heard by each user.</w:t></w:r></w:p><w:p><w:pPr><w:spacing w:after="0" w:before="80"/></w:pPr><w:r><w:rPr><w:rFonts w:ascii="Courier New" w:cs="Courier New" w:eastAsia="Courier New" w:hAnsi="Courier New"/><w:b/><w:bCs/><w:color w:val="2E75B6"/><w:sz w:val="20"/><w:szCs w:val="20"/></w:rPr><w:t xml:space="preserve">287  </w:t></w:r><w:r><w:rPr><w:rFonts w:ascii="Courier New" w:cs="Courier New" w:eastAsia="Courier New" w:hAnsi="Courier New"/><w:color w:val="1A2E3B"/><w:sz w:val="20"/><w:szCs w:val="20"/></w:rPr><w:t xml:space="preserve">for uid in df.index:</w:t></w:r></w:p><w:p><w:pPr><w:spacing w:after="60" w:before="20"/><w:ind w:left="440"/></w:pPr><w:r><w:rPr><w:rFonts w:ascii="Arial" w:cs="Arial" w:eastAsia="Arial" w:hAnsi="Arial"/><w:color w:val="333333"/><w:sz w:val="20"/><w:szCs w:val="20"/></w:rPr><w:t xml:space="preserve">Evaluation loop over all 500 users to compute the novelty score.</w:t></w:r></w:p><w:p><w:pPr><w:spacing w:after="0" w:before="80"/></w:pPr><w:r><w:rPr><w:rFonts w:ascii="Courier New" w:cs="Courier New" w:eastAsia="Courier New" w:hAnsi="Courier New"/><w:b/><w:bCs/><w:color w:val="2E75B6"/><w:sz w:val="20"/><w:szCs w:val="20"/></w:rPr><w:t xml:space="preserve">288  </w:t></w:r><w:r><w:rPr><w:rFonts w:ascii="Courier New" w:cs="Courier New" w:eastAsia="Courier New" w:hAnsi="Courier New"/><w:color w:val="1A2E3B"/><w:sz w:val="20"/><w:szCs w:val="20"/></w:rPr><w:t xml:space="preserve">    recs = recommend_popularity(uid, n=5)[&apos;recommendations&apos;]</w:t></w:r></w:p><w:p><w:pPr><w:spacing w:after="60" w:before="20"/><w:ind w:left="440"/></w:pPr><w:r><w:rPr><w:rFonts w:ascii="Arial" w:cs="Arial" w:eastAsia="Arial" w:hAnsi="Arial"/><w:color w:val="333333"/><w:sz w:val="20"/><w:szCs w:val="20"/></w:rPr><w:t xml:space="preserve">Gets the 5 recommended artists for this user (the same 5 for every user).</w:t></w:r></w:p><w:p><w:pPr><w:spacing w:after="0" w:before="80"/></w:pPr><w:r><w:rPr><w:rFonts w:ascii="Courier New" w:cs="Courier New" w:eastAsia="Courier New" w:hAnsi="Courier New"/><w:b/><w:bCs/><w:color w:val="2E75B6"/><w:sz w:val="20"/><w:szCs w:val="20"/></w:rPr><w:t xml:space="preserve">290  </w:t></w:r><w:r><w:rPr><w:rFonts w:ascii="Courier New" w:cs="Courier New" w:eastAsia="Courier New" w:hAnsi="Courier New"/><w:color w:val="1A2E3B"/><w:sz w:val="20"/><w:szCs w:val="20"/></w:rPr><w:t xml:space="preserve">    heard = sum(1 for a in recs if a in artist_cols and user_row[a] &gt; 0)</w:t></w:r></w:p><w:p><w:pPr><w:spacing w:after="60" w:before="20"/><w:ind w:left="440"/></w:pPr><w:r><w:rPr><w:rFonts w:ascii="Arial" w:cs="Arial" w:eastAsia="Arial" w:hAnsi="Arial"/><w:color w:val="333333"/><w:sz w:val="20"/><w:szCs w:val="20"/></w:rPr><w:t xml:space="preserve">Counts how many of the 5 recommended artists this user has already listened to (playcount &gt; 0). The &apos;a in artist_cols&apos; check guards against artist name mismatches.</w:t></w:r></w:p><w:p><w:pPr><w:spacing w:after="0" w:before="80"/></w:pPr><w:r><w:rPr><w:rFonts w:ascii="Courier New" w:cs="Courier New" w:eastAsia="Courier New" w:hAnsi="Courier New"/><w:b/><w:bCs/><w:color w:val="2E75B6"/><w:sz w:val="20"/><w:szCs w:val="20"/></w:rPr><w:t xml:space="preserve">291  </w:t></w:r><w:r><w:rPr><w:rFonts w:ascii="Courier New" w:cs="Courier New" w:eastAsia="Courier New" w:hAnsi="Courier New"/><w:color w:val="1A2E3B"/><w:sz w:val="20"/><w:szCs w:val="20"/></w:rPr><w:t xml:space="preserve">    popularity_already_heard.append(heard / 5)</w:t></w:r></w:p><w:p><w:pPr><w:spacing w:after="60" w:before="20"/><w:ind w:left="440"/></w:pPr><w:r><w:rPr><w:rFonts w:ascii="Arial" w:cs="Arial" w:eastAsia="Arial" w:hAnsi="Arial"/><w:color w:val="333333"/><w:sz w:val="20"/><w:szCs w:val="20"/></w:rPr><w:t xml:space="preserve">Appends the fraction of already-heard recommendations (0.0 to 1.0) for this user.</w:t></w:r></w:p><w:p><w:pPr><w:spacing w:after="0" w:before="80"/></w:pPr><w:r><w:rPr><w:rFonts w:ascii="Courier New" w:cs="Courier New" w:eastAsia="Courier New" w:hAnsi="Courier New"/><w:b/><w:bCs/><w:color w:val="2E75B6"/><w:sz w:val="20"/><w:szCs w:val="20"/></w:rPr><w:t xml:space="preserve">293  </w:t></w:r><w:r><w:rPr><w:rFonts w:ascii="Courier New" w:cs="Courier New" w:eastAsia="Courier New" w:hAnsi="Courier New"/><w:color w:val="1A2E3B"/><w:sz w:val="20"/><w:szCs w:val="20"/></w:rPr><w:t xml:space="preserve">pop_novelty = 1 - np.mean(popularity_already_heard)</w:t></w:r></w:p><w:p><w:pPr><w:spacing w:after="60" w:before="20"/><w:ind w:left="440"/></w:pPr><w:r><w:rPr><w:rFonts w:ascii="Arial" w:cs="Arial" w:eastAsia="Arial" w:hAnsi="Arial"/><w:color w:val="333333"/><w:sz w:val="20"/><w:szCs w:val="20"/></w:rPr><w:t xml:space="preserve">Novelty score = 1 minus the average already-heard fraction. Result: 0.000 — because globally popular artists are already known to virtually every user in the dataset.</w:t></w:r></w:p><w:p><w:pPr><w:spacing w:after="0" w:before="80"/></w:pPr><w:r><w:rPr><w:rFonts w:ascii="Arial" w:cs="Arial" w:eastAsia="Arial" w:hAnsi="Arial"/><w:sz w:val="22"/><w:szCs w:val="22"/></w:rPr><w:t xml:space="preserve"></w:t></w:r></w:p><w:p><w:pPr><w:spacing w:after="80" w:before="280"/></w:pPr><w:r><w:rPr><w:rFonts w:ascii="Arial" w:cs="Arial" w:eastAsia="Arial" w:hAnsi="Arial"/><w:b/><w:bCs/><w:color w:val="2E75B6"/><w:sz w:val="26"/><w:szCs w:val="26"/></w:rPr><w:t xml:space="preserve">4.10  Method 2 — User-Based KNN  (Lines 309–373)</w:t></w:r></w:p><w:tbl><w:tblPr><w:tblW w:type="dxa" w:w="9360"/><w:tblBorders><w:top w:val="single" w:color="auto" w:sz="4"/><w:left w:val="single" w:color="auto" w:sz="4"/><w:bottom w:val="single" w:color="auto" w:sz="4"/><w:right w:val="single" w:color="auto" w:sz="4"/><w:insideH w:val="single" w:color="auto" w:sz="4"/><w:insideV w:val="single" w:color="auto" w:sz="4"/></w:tblBorders></w:tblPr><w:tblGrid><w:gridCol w:w="100"/></w:tblGrid><w:tr><w:tc><w:tcPr><w:tcW w:type="dxa" w:w="9360"/><w:tcBorders><w:top w:val="single" w:color="CCCCCC" w:sz="1"/><w:left w:val="single" w:color="CCCCCC" w:sz="1"/><w:bottom w:val="single" w:color="CCCCCC" w:sz="1"/><w:right w:val="single" w:color="CCCCCC" w:sz="1"/></w:tcBorders><w:shd w:fill="F4F8FC" w:val="clear"/><w:tcMar><w:top w:type="dxa" w:w="100"/><w:left w:type="dxa" w:w="180"/><w:bottom w:type="dxa" w:w="100"/><w:right w:type="dxa" w:w="180"/></w:tcMar></w:tcPr><w:p><w:pPr><w:spacing w:after="0" w:before="0" w:line="240"/></w:pPr><w:r><w:rPr><w:rFonts w:ascii="Courier New" w:cs="Courier New" w:eastAsia="Courier New" w:hAnsi="Courier New"/><w:color w:val="1A2E3B"/><w:sz w:val="18"/><w:szCs w:val="18"/></w:rPr><w:t xml:space="preserve">playcount_matrix = df[artist_cols].values.astype(float)</w:t></w:r></w:p><w:p><w:pPr><w:spacing w:after="0" w:before="0" w:line="240"/></w:pPr><w:r><w:rPr><w:rFonts w:ascii="Courier New" w:cs="Courier New" w:eastAsia="Courier New" w:hAnsi="Courier New"/><w:color w:val="1A2E3B"/><w:sz w:val="18"/><w:szCs w:val="18"/></w:rPr><w:t xml:space="preserve">norms = np.linalg.norm(playcount_matrix, axis=1, keepdims=True)</w:t></w:r></w:p><w:p><w:pPr><w:spacing w:after="0" w:before="0" w:line="240"/></w:pPr><w:r><w:rPr><w:rFonts w:ascii="Courier New" w:cs="Courier New" w:eastAsia="Courier New" w:hAnsi="Courier New"/><w:color w:val="1A2E3B"/><w:sz w:val="18"/><w:szCs w:val="18"/></w:rPr><w:t xml:space="preserve">norms[norms == 0] = 1</w:t></w:r></w:p><w:p><w:pPr><w:spacing w:after="0" w:before="0" w:line="240"/></w:pPr><w:r><w:rPr><w:rFonts w:ascii="Courier New" w:cs="Courier New" w:eastAsia="Courier New" w:hAnsi="Courier New"/><w:color w:val="1A2E3B"/><w:sz w:val="18"/><w:szCs w:val="18"/></w:rPr><w:t xml:space="preserve">playcount_norm = playcount_matrix / norms</w:t></w:r></w:p><w:p><w:pPr><w:spacing w:after="0" w:before="0" w:line="240"/></w:pPr><w:r><w:rPr><w:rFonts w:ascii="Courier New" w:cs="Courier New" w:eastAsia="Courier New" w:hAnsi="Courier New"/><w:color w:val="1A2E3B"/><w:sz w:val="18"/><w:szCs w:val="18"/></w:rPr><w:t xml:space="preserve">K = 10</w:t></w:r></w:p><w:p><w:pPr><w:spacing w:after="0" w:before="0" w:line="240"/></w:pPr><w:r><w:rPr><w:rFonts w:ascii="Courier New" w:cs="Courier New" w:eastAsia="Courier New" w:hAnsi="Courier New"/><w:color w:val="1A2E3B"/><w:sz w:val="18"/><w:szCs w:val="18"/></w:rPr><w:t xml:space="preserve">knn_model = NearestNeighbors(n_neighbors=K+1, metric=&apos;cosine&apos;, algorithm=&apos;brute&apos;)</w:t></w:r></w:p><w:p><w:pPr><w:spacing w:after="0" w:before="0" w:line="240"/></w:pPr><w:r><w:rPr><w:rFonts w:ascii="Courier New" w:cs="Courier New" w:eastAsia="Courier New" w:hAnsi="Courier New"/><w:color w:val="1A2E3B"/><w:sz w:val="18"/><w:szCs w:val="18"/></w:rPr><w:t xml:space="preserve">knn_model.fit(playcount_norm)</w:t></w:r></w:p><w:p><w:pPr><w:spacing w:after="0" w:before="0" w:line="240"/></w:pPr><w:r><w:rPr><w:rFonts w:ascii="Courier New" w:cs="Courier New" w:eastAsia="Courier New" w:hAnsi="Courier New"/><w:color w:val="1A2E3B"/><w:sz w:val="18"/><w:szCs w:val="18"/></w:rPr><w:t xml:space="preserve">user_index = {uid: i for i, uid in enumerate(df.index)}</w:t></w:r></w:p><w:p><w:pPr><w:spacing w:after="0" w:before="0" w:line="240"/></w:pPr><w:r><w:rPr><w:rFonts w:ascii="Courier New" w:cs="Courier New" w:eastAsia="Courier New" w:hAnsi="Courier New"/><w:color w:val="1A2E3B"/><w:sz w:val="18"/><w:szCs w:val="18"/></w:rPr><w:t xml:space="preserve">def recommend_knn(user_id, n=5, k=K):</w:t></w:r></w:p><w:p><w:pPr><w:spacing w:after="0" w:before="0" w:line="240"/></w:pPr><w:r><w:rPr><w:rFonts w:ascii="Courier New" w:cs="Courier New" w:eastAsia="Courier New" w:hAnsi="Courier New"/><w:color w:val="1A2E3B"/><w:sz w:val="18"/><w:szCs w:val="18"/></w:rPr><w:t xml:space="preserve">    idx = user_index[user_id]</w:t></w:r></w:p><w:p><w:pPr><w:spacing w:after="0" w:before="0" w:line="240"/></w:pPr><w:r><w:rPr><w:rFonts w:ascii="Courier New" w:cs="Courier New" w:eastAsia="Courier New" w:hAnsi="Courier New"/><w:color w:val="1A2E3B"/><w:sz w:val="18"/><w:szCs w:val="18"/></w:rPr><w:t xml:space="preserve">    distances, indices = knn_model.kneighbors(playcount_norm[idx].reshape(1,-1))</w:t></w:r></w:p><w:p><w:pPr><w:spacing w:after="0" w:before="0" w:line="240"/></w:pPr><w:r><w:rPr><w:rFonts w:ascii="Courier New" w:cs="Courier New" w:eastAsia="Courier New" w:hAnsi="Courier New"/><w:color w:val="1A2E3B"/><w:sz w:val="18"/><w:szCs w:val="18"/></w:rPr><w:t xml:space="preserve">    neighbour_indices = indices[0][1:]</w:t></w:r></w:p><w:p><w:pPr><w:spacing w:after="0" w:before="0" w:line="240"/></w:pPr><w:r><w:rPr><w:rFonts w:ascii="Courier New" w:cs="Courier New" w:eastAsia="Courier New" w:hAnsi="Courier New"/><w:color w:val="1A2E3B"/><w:sz w:val="18"/><w:szCs w:val="18"/></w:rPr><w:t xml:space="preserve">    weights = (1 - distances[0][1:])</w:t></w:r></w:p><w:p><w:pPr><w:spacing w:after="0" w:before="0" w:line="240"/></w:pPr><w:r><w:rPr><w:rFonts w:ascii="Courier New" w:cs="Courier New" w:eastAsia="Courier New" w:hAnsi="Courier New"/><w:color w:val="1A2E3B"/><w:sz w:val="18"/><w:szCs w:val="18"/></w:rPr><w:t xml:space="preserve">    aggregated = (playcount_matrix[neighbour_indices] * weights[:,None]).sum(axis=0)</w:t></w:r></w:p><w:p><w:pPr><w:spacing w:after="0" w:before="0" w:line="240"/></w:pPr><w:r><w:rPr><w:rFonts w:ascii="Courier New" w:cs="Courier New" w:eastAsia="Courier New" w:hAnsi="Courier New"/><w:color w:val="1A2E3B"/><w:sz w:val="18"/><w:szCs w:val="18"/></w:rPr><w:t xml:space="preserve">    aggregated[playcount_matrix[idx] &gt; 0] = -1</w:t></w:r></w:p><w:p><w:pPr><w:spacing w:after="0" w:before="0" w:line="240"/></w:pPr><w:r><w:rPr><w:rFonts w:ascii="Courier New" w:cs="Courier New" w:eastAsia="Courier New" w:hAnsi="Courier New"/><w:color w:val="1A2E3B"/><w:sz w:val="18"/><w:szCs w:val="18"/></w:rPr><w:t xml:space="preserve">    top_indices = np.argsort(aggregated)[::-1][:n]</w:t></w:r></w:p><w:p><w:pPr><w:spacing w:after="0" w:before="0" w:line="240"/></w:pPr><w:r><w:rPr><w:rFonts w:ascii="Courier New" w:cs="Courier New" w:eastAsia="Courier New" w:hAnsi="Courier New"/><w:color w:val="1A2E3B"/><w:sz w:val="18"/><w:szCs w:val="18"/></w:rPr><w:t xml:space="preserve">    return {&apos;recommendations&apos;: [artist_cols[i] for i in top_indices]}</w:t></w:r></w:p><w:p><w:pPr><w:spacing w:after="0" w:before="0" w:line="240"/></w:pPr><w:r><w:rPr><w:rFonts w:ascii="Courier New" w:cs="Courier New" w:eastAsia="Courier New" w:hAnsi="Courier New"/><w:color w:val="1A2E3B"/><w:sz w:val="18"/><w:szCs w:val="18"/></w:rPr><w:t xml:space="preserve">knn_already_heard = []</w:t></w:r></w:p><w:p><w:pPr><w:spacing w:after="0" w:before="0" w:line="240"/></w:pPr><w:r><w:rPr><w:rFonts w:ascii="Courier New" w:cs="Courier New" w:eastAsia="Courier New" w:hAnsi="Courier New"/><w:color w:val="1A2E3B"/><w:sz w:val="18"/><w:szCs w:val="18"/></w:rPr><w:t xml:space="preserve">for uid in knn_sample:</w:t></w:r></w:p><w:p><w:pPr><w:spacing w:after="0" w:before="0" w:line="240"/></w:pPr><w:r><w:rPr><w:rFonts w:ascii="Courier New" w:cs="Courier New" w:eastAsia="Courier New" w:hAnsi="Courier New"/><w:color w:val="1A2E3B"/><w:sz w:val="18"/><w:szCs w:val="18"/></w:rPr><w:t xml:space="preserve">    recs  = recommend_knn(uid, n=5)[&apos;recommendations&apos;]</w:t></w:r></w:p><w:p><w:pPr><w:spacing w:after="0" w:before="0" w:line="240"/></w:pPr><w:r><w:rPr><w:rFonts w:ascii="Courier New" w:cs="Courier New" w:eastAsia="Courier New" w:hAnsi="Courier New"/><w:color w:val="1A2E3B"/><w:sz w:val="18"/><w:szCs w:val="18"/></w:rPr><w:t xml:space="preserve">    heard = sum(1 for a in recs if df.loc[uid, a] &gt; 0)</w:t></w:r></w:p><w:p><w:pPr><w:spacing w:after="0" w:before="0" w:line="240"/></w:pPr><w:r><w:rPr><w:rFonts w:ascii="Courier New" w:cs="Courier New" w:eastAsia="Courier New" w:hAnsi="Courier New"/><w:color w:val="1A2E3B"/><w:sz w:val="18"/><w:szCs w:val="18"/></w:rPr><w:t xml:space="preserve">    knn_already_heard.append(heard / 5)</w:t></w:r></w:p><w:p><w:pPr><w:spacing w:after="0" w:before="0" w:line="240"/></w:pPr><w:r><w:rPr><w:rFonts w:ascii="Courier New" w:cs="Courier New" w:eastAsia="Courier New" w:hAnsi="Courier New"/><w:color w:val="1A2E3B"/><w:sz w:val="18"/><w:szCs w:val="18"/></w:rPr><w:t xml:space="preserve">knn_novelty = 1 - np.mean(knn_already_heard)</w:t></w:r></w:p></w:tc></w:tr></w:tbl><w:p><w:pPr><w:spacing w:after="160" w:before="60"/><w:jc w:val="center"/></w:pPr><w:r><w:rPr><w:rFonts w:ascii="Arial" w:cs="Arial" w:eastAsia="Arial" w:hAnsi="Arial"/><w:i/><w:iCs/><w:color w:val="555555"/><w:sz w:val="19"/><w:szCs w:val="19"/></w:rPr><w:t xml:space="preserve">Code 10 — User-KNN implementation and evaluation.</w:t></w:r></w:p><w:p><w:pPr><w:spacing w:after="0" w:before="80"/></w:pPr><w:r><w:rPr><w:rFonts w:ascii="Courier New" w:cs="Courier New" w:eastAsia="Courier New" w:hAnsi="Courier New"/><w:b/><w:bCs/><w:color w:val="2E75B6"/><w:sz w:val="20"/><w:szCs w:val="20"/></w:rPr><w:t xml:space="preserve">310  </w:t></w:r><w:r><w:rPr><w:rFonts w:ascii="Courier New" w:cs="Courier New" w:eastAsia="Courier New" w:hAnsi="Courier New"/><w:color w:val="1A2E3B"/><w:sz w:val="20"/><w:szCs w:val="20"/></w:rPr><w:t xml:space="preserve">playcount_matrix = df[artist_cols].values.astype(float)</w:t></w:r></w:p><w:p><w:pPr><w:spacing w:after="60" w:before="20"/><w:ind w:left="440"/></w:pPr><w:r><w:rPr><w:rFonts w:ascii="Arial" w:cs="Arial" w:eastAsia="Arial" w:hAnsi="Arial"/><w:color w:val="333333"/><w:sz w:val="20"/><w:szCs w:val="20"/></w:rPr><w:t xml:space="preserve">Extracts the 500×81 playcount matrix as a NumPy float array. Rows = users (500), columns = artists (81). This is the raw user-artist matrix.</w:t></w:r></w:p><w:p><w:pPr><w:spacing w:after="0" w:before="80"/></w:pPr><w:r><w:rPr><w:rFonts w:ascii="Courier New" w:cs="Courier New" w:eastAsia="Courier New" w:hAnsi="Courier New"/><w:b/><w:bCs/><w:color w:val="2E75B6"/><w:sz w:val="20"/><w:szCs w:val="20"/></w:rPr><w:t xml:space="preserve">313  </w:t></w:r><w:r><w:rPr><w:rFonts w:ascii="Courier New" w:cs="Courier New" w:eastAsia="Courier New" w:hAnsi="Courier New"/><w:color w:val="1A2E3B"/><w:sz w:val="20"/><w:szCs w:val="20"/></w:rPr><w:t xml:space="preserve">norms = np.linalg.norm(playcount_matrix, axis=1, keepdims=True)</w:t></w:r></w:p><w:p><w:pPr><w:spacing w:after="60" w:before="20"/><w:ind w:left="440"/></w:pPr><w:r><w:rPr><w:rFonts w:ascii="Arial" w:cs="Arial" w:eastAsia="Arial" w:hAnsi="Arial"/><w:color w:val="333333"/><w:sz w:val="20"/><w:szCs w:val="20"/></w:rPr><w:t xml:space="preserve">Computes the L2 (Euclidean) norm of each user&apos;s playcount vector. axis=1 means per-row. keepdims=True preserves the shape (500,1) for broadcasting in the division.</w:t></w:r></w:p><w:p><w:pPr><w:spacing w:after="0" w:before="80"/></w:pPr><w:r><w:rPr><w:rFonts w:ascii="Courier New" w:cs="Courier New" w:eastAsia="Courier New" w:hAnsi="Courier New"/><w:b/><w:bCs/><w:color w:val="2E75B6"/><w:sz w:val="20"/><w:szCs w:val="20"/></w:rPr><w:t xml:space="preserve">314  </w:t></w:r><w:r><w:rPr><w:rFonts w:ascii="Courier New" w:cs="Courier New" w:eastAsia="Courier New" w:hAnsi="Courier New"/><w:color w:val="1A2E3B"/><w:sz w:val="20"/><w:szCs w:val="20"/></w:rPr><w:t xml:space="preserve">norms[norms == 0] = 1</w:t></w:r></w:p><w:p><w:pPr><w:spacing w:after="60" w:before="20"/><w:ind w:left="440"/></w:pPr><w:r><w:rPr><w:rFonts w:ascii="Arial" w:cs="Arial" w:eastAsia="Arial" w:hAnsi="Arial"/><w:color w:val="333333"/><w:sz w:val="20"/><w:szCs w:val="20"/></w:rPr><w:t xml:space="preserve">Replaces zero norms with 1 to prevent division-by-zero for users with all-zero playcounts. The resulting normalised vector will be all zeros, which is correct.</w:t></w:r></w:p><w:p><w:pPr><w:spacing w:after="0" w:before="80"/></w:pPr><w:r><w:rPr><w:rFonts w:ascii="Courier New" w:cs="Courier New" w:eastAsia="Courier New" w:hAnsi="Courier New"/><w:b/><w:bCs/><w:color w:val="2E75B6"/><w:sz w:val="20"/><w:szCs w:val="20"/></w:rPr><w:t xml:space="preserve">315  </w:t></w:r><w:r><w:rPr><w:rFonts w:ascii="Courier New" w:cs="Courier New" w:eastAsia="Courier New" w:hAnsi="Courier New"/><w:color w:val="1A2E3B"/><w:sz w:val="20"/><w:szCs w:val="20"/></w:rPr><w:t xml:space="preserve">playcount_norm = playcount_matrix / norms</w:t></w:r></w:p><w:p><w:pPr><w:spacing w:after="60" w:before="20"/><w:ind w:left="440"/></w:pPr><w:r><w:rPr><w:rFonts w:ascii="Arial" w:cs="Arial" w:eastAsia="Arial" w:hAnsi="Arial"/><w:color w:val="333333"/><w:sz w:val="20"/><w:szCs w:val="20"/></w:rPr><w:t xml:space="preserve">Divides each user&apos;s row by its L2 norm, producing unit-length vectors. Cosine similarity between unit-length vectors equals their dot product — the KNN model uses this property.</w:t></w:r></w:p><w:p><w:pPr><w:spacing w:after="0" w:before="80"/></w:pPr><w:r><w:rPr><w:rFonts w:ascii="Courier New" w:cs="Courier New" w:eastAsia="Courier New" w:hAnsi="Courier New"/><w:b/><w:bCs/><w:color w:val="2E75B6"/><w:sz w:val="20"/><w:szCs w:val="20"/></w:rPr><w:t xml:space="preserve">317  </w:t></w:r><w:r><w:rPr><w:rFonts w:ascii="Courier New" w:cs="Courier New" w:eastAsia="Courier New" w:hAnsi="Courier New"/><w:color w:val="1A2E3B"/><w:sz w:val="20"/><w:szCs w:val="20"/></w:rPr><w:t xml:space="preserve">K = 10</w:t></w:r></w:p><w:p><w:pPr><w:spacing w:after="60" w:before="20"/><w:ind w:left="440"/></w:pPr><w:r><w:rPr><w:rFonts w:ascii="Arial" w:cs="Arial" w:eastAsia="Arial" w:hAnsi="Arial"/><w:color w:val="333333"/><w:sz w:val="20"/><w:szCs w:val="20"/></w:rPr><w:t xml:space="preserve">Hyperparameter: number of nearest neighbours. K=10 balances recommendation quality and computational cost for our 500-user dataset.</w:t></w:r></w:p><w:p><w:pPr><w:spacing w:after="0" w:before="80"/></w:pPr><w:r><w:rPr><w:rFonts w:ascii="Courier New" w:cs="Courier New" w:eastAsia="Courier New" w:hAnsi="Courier New"/><w:b/><w:bCs/><w:color w:val="2E75B6"/><w:sz w:val="20"/><w:szCs w:val="20"/></w:rPr><w:t xml:space="preserve">318  </w:t></w:r><w:r><w:rPr><w:rFonts w:ascii="Courier New" w:cs="Courier New" w:eastAsia="Courier New" w:hAnsi="Courier New"/><w:color w:val="1A2E3B"/><w:sz w:val="20"/><w:szCs w:val="20"/></w:rPr><w:t xml:space="preserve">knn_model = NearestNeighbors(n_neighbors=K+1, metric=&apos;cosine&apos;, algorithm=&apos;brute&apos;)</w:t></w:r></w:p><w:p><w:pPr><w:spacing w:after="60" w:before="20"/><w:ind w:left="440"/></w:pPr><w:r><w:rPr><w:rFonts w:ascii="Arial" w:cs="Arial" w:eastAsia="Arial" w:hAnsi="Arial"/><w:color w:val="333333"/><w:sz w:val="20"/><w:szCs w:val="20"/></w:rPr><w:t xml:space="preserve">Initialises the KNN model with K+1 neighbours (the +1 accounts for the user being its own nearest neighbour at distance 0). Cosine metric uses 1 - dot_product as distance. Brute-force is exact for our dataset size.</w:t></w:r></w:p><w:p><w:pPr><w:spacing w:after="0" w:before="80"/></w:pPr><w:r><w:rPr><w:rFonts w:ascii="Courier New" w:cs="Courier New" w:eastAsia="Courier New" w:hAnsi="Courier New"/><w:b/><w:bCs/><w:color w:val="2E75B6"/><w:sz w:val="20"/><w:szCs w:val="20"/></w:rPr><w:t xml:space="preserve">319  </w:t></w:r><w:r><w:rPr><w:rFonts w:ascii="Courier New" w:cs="Courier New" w:eastAsia="Courier New" w:hAnsi="Courier New"/><w:color w:val="1A2E3B"/><w:sz w:val="20"/><w:szCs w:val="20"/></w:rPr><w:t xml:space="preserve">knn_model.fit(playcount_norm)</w:t></w:r></w:p><w:p><w:pPr><w:spacing w:after="60" w:before="20"/><w:ind w:left="440"/></w:pPr><w:r><w:rPr><w:rFonts w:ascii="Arial" w:cs="Arial" w:eastAsia="Arial" w:hAnsi="Arial"/><w:color w:val="333333"/><w:sz w:val="20"/><w:szCs w:val="20"/></w:rPr><w:t xml:space="preserve">Fits the KNN model on the normalised playcount matrix. For brute-force search this simply stores the matrix.</w:t></w:r></w:p><w:p><w:pPr><w:spacing w:after="0" w:before="80"/></w:pPr><w:r><w:rPr><w:rFonts w:ascii="Courier New" w:cs="Courier New" w:eastAsia="Courier New" w:hAnsi="Courier New"/><w:b/><w:bCs/><w:color w:val="2E75B6"/><w:sz w:val="20"/><w:szCs w:val="20"/></w:rPr><w:t xml:space="preserve">321  </w:t></w:r><w:r><w:rPr><w:rFonts w:ascii="Courier New" w:cs="Courier New" w:eastAsia="Courier New" w:hAnsi="Courier New"/><w:color w:val="1A2E3B"/><w:sz w:val="20"/><w:szCs w:val="20"/></w:rPr><w:t xml:space="preserve">user_index = {uid: i for i, uid in enumerate(df.index)}</w:t></w:r></w:p><w:p><w:pPr><w:spacing w:after="60" w:before="20"/><w:ind w:left="440"/></w:pPr><w:r><w:rPr><w:rFonts w:ascii="Arial" w:cs="Arial" w:eastAsia="Arial" w:hAnsi="Arial"/><w:color w:val="333333"/><w:sz w:val="20"/><w:szCs w:val="20"/></w:rPr><w:t xml:space="preserve">Dictionary mapping user ID strings to integer row indices in playcount_norm. Needed to quickly look up a user&apos;s vector by ID.</w:t></w:r></w:p><w:p><w:pPr><w:spacing w:after="0" w:before="80"/></w:pPr><w:r><w:rPr><w:rFonts w:ascii="Courier New" w:cs="Courier New" w:eastAsia="Courier New" w:hAnsi="Courier New"/><w:b/><w:bCs/><w:color w:val="2E75B6"/><w:sz w:val="20"/><w:szCs w:val="20"/></w:rPr><w:t xml:space="preserve">334  </w:t></w:r><w:r><w:rPr><w:rFonts w:ascii="Courier New" w:cs="Courier New" w:eastAsia="Courier New" w:hAnsi="Courier New"/><w:color w:val="1A2E3B"/><w:sz w:val="20"/><w:szCs w:val="20"/></w:rPr><w:t xml:space="preserve">    idx = user_index[user_id]</w:t></w:r></w:p><w:p><w:pPr><w:spacing w:after="60" w:before="20"/><w:ind w:left="440"/></w:pPr><w:r><w:rPr><w:rFonts w:ascii="Arial" w:cs="Arial" w:eastAsia="Arial" w:hAnsi="Arial"/><w:color w:val="333333"/><w:sz w:val="20"/><w:szCs w:val="20"/></w:rPr><w:t xml:space="preserve">Converts the user ID string to an integer row index.</w:t></w:r></w:p><w:p><w:pPr><w:spacing w:after="0" w:before="80"/></w:pPr><w:r><w:rPr><w:rFonts w:ascii="Courier New" w:cs="Courier New" w:eastAsia="Courier New" w:hAnsi="Courier New"/><w:b/><w:bCs/><w:color w:val="2E75B6"/><w:sz w:val="20"/><w:szCs w:val="20"/></w:rPr><w:t xml:space="preserve">335  </w:t></w:r><w:r><w:rPr><w:rFonts w:ascii="Courier New" w:cs="Courier New" w:eastAsia="Courier New" w:hAnsi="Courier New"/><w:color w:val="1A2E3B"/><w:sz w:val="20"/><w:szCs w:val="20"/></w:rPr><w:t xml:space="preserve">    user_vec = playcount_norm[idx].reshape(1, -1)</w:t></w:r></w:p><w:p><w:pPr><w:spacing w:after="60" w:before="20"/><w:ind w:left="440"/></w:pPr><w:r><w:rPr><w:rFonts w:ascii="Arial" w:cs="Arial" w:eastAsia="Arial" w:hAnsi="Arial"/><w:color w:val="333333"/><w:sz w:val="20"/><w:szCs w:val="20"/></w:rPr><w:t xml:space="preserve">Extracts the user&apos;s normalised vector and reshapes to (1, 81) — the 2D shape expected by kneighbors().</w:t></w:r></w:p><w:p><w:pPr><w:spacing w:after="0" w:before="80"/></w:pPr><w:r><w:rPr><w:rFonts w:ascii="Courier New" w:cs="Courier New" w:eastAsia="Courier New" w:hAnsi="Courier New"/><w:b/><w:bCs/><w:color w:val="2E75B6"/><w:sz w:val="20"/><w:szCs w:val="20"/></w:rPr><w:t xml:space="preserve">336  </w:t></w:r><w:r><w:rPr><w:rFonts w:ascii="Courier New" w:cs="Courier New" w:eastAsia="Courier New" w:hAnsi="Courier New"/><w:color w:val="1A2E3B"/><w:sz w:val="20"/><w:szCs w:val="20"/></w:rPr><w:t xml:space="preserve">    distances, indices = knn_model.kneighbors(user_vec)</w:t></w:r></w:p><w:p><w:pPr><w:spacing w:after="60" w:before="20"/><w:ind w:left="440"/></w:pPr><w:r><w:rPr><w:rFonts w:ascii="Arial" w:cs="Arial" w:eastAsia="Arial" w:hAnsi="Arial"/><w:color w:val="333333"/><w:sz w:val="20"/><w:szCs w:val="20"/></w:rPr><w:t xml:space="preserve">Finds the K+1 nearest neighbours (by cosine distance) of the user. distances: shape (1, K+1); indices: row positions in playcount_norm.</w:t></w:r></w:p><w:p><w:pPr><w:spacing w:after="0" w:before="80"/></w:pPr><w:r><w:rPr><w:rFonts w:ascii="Courier New" w:cs="Courier New" w:eastAsia="Courier New" w:hAnsi="Courier New"/><w:b/><w:bCs/><w:color w:val="2E75B6"/><w:sz w:val="20"/><w:szCs w:val="20"/></w:rPr><w:t xml:space="preserve">338  </w:t></w:r><w:r><w:rPr><w:rFonts w:ascii="Courier New" w:cs="Courier New" w:eastAsia="Courier New" w:hAnsi="Courier New"/><w:color w:val="1A2E3B"/><w:sz w:val="20"/><w:szCs w:val="20"/></w:rPr><w:t xml:space="preserve">    neighbour_indices = indices[0][1:]</w:t></w:r></w:p><w:p><w:pPr><w:spacing w:after="60" w:before="20"/><w:ind w:left="440"/></w:pPr><w:r><w:rPr><w:rFonts w:ascii="Arial" w:cs="Arial" w:eastAsia="Arial" w:hAnsi="Arial"/><w:color w:val="333333"/><w:sz w:val="20"/><w:szCs w:val="20"/></w:rPr><w:t xml:space="preserve">Skips the first neighbour (index 0) which is always the user itself (cosine distance ≈ 0).</w:t></w:r></w:p><w:p><w:pPr><w:spacing w:after="0" w:before="80"/></w:pPr><w:r><w:rPr><w:rFonts w:ascii="Courier New" w:cs="Courier New" w:eastAsia="Courier New" w:hAnsi="Courier New"/><w:b/><w:bCs/><w:color w:val="2E75B6"/><w:sz w:val="20"/><w:szCs w:val="20"/></w:rPr><w:t xml:space="preserve">342  </w:t></w:r><w:r><w:rPr><w:rFonts w:ascii="Courier New" w:cs="Courier New" w:eastAsia="Courier New" w:hAnsi="Courier New"/><w:color w:val="1A2E3B"/><w:sz w:val="20"/><w:szCs w:val="20"/></w:rPr><w:t xml:space="preserve">    weights = (1 - neighbour_scores)</w:t></w:r></w:p><w:p><w:pPr><w:spacing w:after="60" w:before="20"/><w:ind w:left="440"/></w:pPr><w:r><w:rPr><w:rFonts w:ascii="Arial" w:cs="Arial" w:eastAsia="Arial" w:hAnsi="Arial"/><w:color w:val="333333"/><w:sz w:val="20"/><w:szCs w:val="20"/></w:rPr><w:t xml:space="preserve">Converts cosine distances (0=identical, 2=opposite) to similarities (1=identical, -1=opposite). Closer neighbours receive higher weight.</w:t></w:r></w:p><w:p><w:pPr><w:spacing w:after="0" w:before="80"/></w:pPr><w:r><w:rPr><w:rFonts w:ascii="Courier New" w:cs="Courier New" w:eastAsia="Courier New" w:hAnsi="Courier New"/><w:b/><w:bCs/><w:color w:val="2E75B6"/><w:sz w:val="20"/><w:szCs w:val="20"/></w:rPr><w:t xml:space="preserve">343  </w:t></w:r><w:r><w:rPr><w:rFonts w:ascii="Courier New" w:cs="Courier New" w:eastAsia="Courier New" w:hAnsi="Courier New"/><w:color w:val="1A2E3B"/><w:sz w:val="20"/><w:szCs w:val="20"/></w:rPr><w:t xml:space="preserve">    neighbour_plays = playcount_matrix[neighbour_indices]</w:t></w:r></w:p><w:p><w:pPr><w:spacing w:after="60" w:before="20"/><w:ind w:left="440"/></w:pPr><w:r><w:rPr><w:rFonts w:ascii="Arial" w:cs="Arial" w:eastAsia="Arial" w:hAnsi="Arial"/><w:color w:val="333333"/><w:sz w:val="20"/><w:szCs w:val="20"/></w:rPr><w:t xml:space="preserve">Extracts the raw playcount rows for the K neighbours. Shape: (K, 81).</w:t></w:r></w:p><w:p><w:pPr><w:spacing w:after="0" w:before="80"/></w:pPr><w:r><w:rPr><w:rFonts w:ascii="Courier New" w:cs="Courier New" w:eastAsia="Courier New" w:hAnsi="Courier New"/><w:b/><w:bCs/><w:color w:val="2E75B6"/><w:sz w:val="20"/><w:szCs w:val="20"/></w:rPr><w:t xml:space="preserve">344  </w:t></w:r><w:r><w:rPr><w:rFonts w:ascii="Courier New" w:cs="Courier New" w:eastAsia="Courier New" w:hAnsi="Courier New"/><w:color w:val="1A2E3B"/><w:sz w:val="20"/><w:szCs w:val="20"/></w:rPr><w:t xml:space="preserve">    aggregated = (neighbour_plays * weights[:, None]).sum(axis=0)</w:t></w:r></w:p><w:p><w:pPr><w:spacing w:after="60" w:before="20"/><w:ind w:left="440"/></w:pPr><w:r><w:rPr><w:rFonts w:ascii="Arial" w:cs="Arial" w:eastAsia="Arial" w:hAnsi="Arial"/><w:color w:val="333333"/><w:sz w:val="20"/><w:szCs w:val="20"/></w:rPr><w:t xml:space="preserve">Multiplies each neighbour&apos;s playcount row by its weight, then sums over all neighbours. weights[:,None] broadcasts (K,) to (K,1) for element-wise multiplication. Result: (81,) — one aggregated score per artist.</w:t></w:r></w:p><w:p><w:pPr><w:spacing w:after="0" w:before="80"/></w:pPr><w:r><w:rPr><w:rFonts w:ascii="Courier New" w:cs="Courier New" w:eastAsia="Courier New" w:hAnsi="Courier New"/><w:b/><w:bCs/><w:color w:val="2E75B6"/><w:sz w:val="20"/><w:szCs w:val="20"/></w:rPr><w:t xml:space="preserve">347  </w:t></w:r><w:r><w:rPr><w:rFonts w:ascii="Courier New" w:cs="Courier New" w:eastAsia="Courier New" w:hAnsi="Courier New"/><w:color w:val="1A2E3B"/><w:sz w:val="20"/><w:szCs w:val="20"/></w:rPr><w:t xml:space="preserve">    already_heard_mask = playcount_matrix[idx] &gt; 0</w:t></w:r></w:p><w:p><w:pPr><w:spacing w:after="60" w:before="20"/><w:ind w:left="440"/></w:pPr><w:r><w:rPr><w:rFonts w:ascii="Arial" w:cs="Arial" w:eastAsia="Arial" w:hAnsi="Arial"/><w:color w:val="333333"/><w:sz w:val="20"/><w:szCs w:val="20"/></w:rPr><w:t xml:space="preserve">Boolean mask: True for artists the target user has already heard.</w:t></w:r></w:p><w:p><w:pPr><w:spacing w:after="0" w:before="80"/></w:pPr><w:r><w:rPr><w:rFonts w:ascii="Courier New" w:cs="Courier New" w:eastAsia="Courier New" w:hAnsi="Courier New"/><w:b/><w:bCs/><w:color w:val="2E75B6"/><w:sz w:val="20"/><w:szCs w:val="20"/></w:rPr><w:t xml:space="preserve">348  </w:t></w:r><w:r><w:rPr><w:rFonts w:ascii="Courier New" w:cs="Courier New" w:eastAsia="Courier New" w:hAnsi="Courier New"/><w:color w:val="1A2E3B"/><w:sz w:val="20"/><w:szCs w:val="20"/></w:rPr><w:t xml:space="preserve">    aggregated[already_heard_mask] = -1</w:t></w:r></w:p><w:p><w:pPr><w:spacing w:after="60" w:before="20"/><w:ind w:left="440"/></w:pPr><w:r><w:rPr><w:rFonts w:ascii="Arial" w:cs="Arial" w:eastAsia="Arial" w:hAnsi="Arial"/><w:color w:val="333333"/><w:sz w:val="20"/><w:szCs w:val="20"/></w:rPr><w:t xml:space="preserve">Sets already-heard artists to -1 so np.argsort places them at the end and they won&apos;t appear in the top-n recommendations.</w:t></w:r></w:p><w:p><w:pPr><w:spacing w:after="0" w:before="80"/></w:pPr><w:r><w:rPr><w:rFonts w:ascii="Courier New" w:cs="Courier New" w:eastAsia="Courier New" w:hAnsi="Courier New"/><w:b/><w:bCs/><w:color w:val="2E75B6"/><w:sz w:val="20"/><w:szCs w:val="20"/></w:rPr><w:t xml:space="preserve">350  </w:t></w:r><w:r><w:rPr><w:rFonts w:ascii="Courier New" w:cs="Courier New" w:eastAsia="Courier New" w:hAnsi="Courier New"/><w:color w:val="1A2E3B"/><w:sz w:val="20"/><w:szCs w:val="20"/></w:rPr><w:t xml:space="preserve">    top_indices = np.argsort(aggregated)[::-1][:n]</w:t></w:r></w:p><w:p><w:pPr><w:spacing w:after="60" w:before="20"/><w:ind w:left="440"/></w:pPr><w:r><w:rPr><w:rFonts w:ascii="Arial" w:cs="Arial" w:eastAsia="Arial" w:hAnsi="Arial"/><w:color w:val="333333"/><w:sz w:val="20"/><w:szCs w:val="20"/></w:rPr><w:t xml:space="preserve">Sorts artist indices by aggregated score in descending order ([::-1] reverses argsort&apos;s ascending default), takes the first n.</w:t></w:r></w:p><w:p><w:pPr><w:spacing w:after="0" w:before="80"/></w:pPr><w:r><w:rPr><w:rFonts w:ascii="Courier New" w:cs="Courier New" w:eastAsia="Courier New" w:hAnsi="Courier New"/><w:b/><w:bCs/><w:color w:val="2E75B6"/><w:sz w:val="20"/><w:szCs w:val="20"/></w:rPr><w:t xml:space="preserve">358  </w:t></w:r><w:r><w:rPr><w:rFonts w:ascii="Courier New" w:cs="Courier New" w:eastAsia="Courier New" w:hAnsi="Courier New"/><w:color w:val="1A2E3B"/><w:sz w:val="20"/><w:szCs w:val="20"/></w:rPr><w:t xml:space="preserve">knn_sample = df.index[:50].tolist()</w:t></w:r></w:p><w:p><w:pPr><w:spacing w:after="60" w:before="20"/><w:ind w:left="440"/></w:pPr><w:r><w:rPr><w:rFonts w:ascii="Arial" w:cs="Arial" w:eastAsia="Arial" w:hAnsi="Arial"/><w:color w:val="333333"/><w:sz w:val="20"/><w:szCs w:val="20"/></w:rPr><w:t xml:space="preserve">Takes the first 50 users as an evaluation sample. Full evaluation over all 500 users is slower due to O(n²) pairwise comparison in personalization_score.</w:t></w:r></w:p><w:p><w:pPr><w:spacing w:after="0" w:before="80"/></w:pPr><w:r><w:rPr><w:rFonts w:ascii="Courier New" w:cs="Courier New" w:eastAsia="Courier New" w:hAnsi="Courier New"/><w:b/><w:bCs/><w:color w:val="2E75B6"/><w:sz w:val="20"/><w:szCs w:val="20"/></w:rPr><w:t xml:space="preserve">360  </w:t></w:r><w:r><w:rPr><w:rFonts w:ascii="Courier New" w:cs="Courier New" w:eastAsia="Courier New" w:hAnsi="Courier New"/><w:color w:val="1A2E3B"/><w:sz w:val="20"/><w:szCs w:val="20"/></w:rPr><w:t xml:space="preserve">for uid in knn_sample:</w:t></w:r></w:p><w:p><w:pPr><w:spacing w:after="60" w:before="20"/><w:ind w:left="440"/></w:pPr><w:r><w:rPr><w:rFonts w:ascii="Arial" w:cs="Arial" w:eastAsia="Arial" w:hAnsi="Arial"/><w:color w:val="333333"/><w:sz w:val="20"/><w:szCs w:val="20"/></w:rPr><w:t xml:space="preserve">Evaluation loop over 50 sampled users.</w:t></w:r></w:p><w:p><w:pPr><w:spacing w:after="0" w:before="80"/></w:pPr><w:r><w:rPr><w:rFonts w:ascii="Courier New" w:cs="Courier New" w:eastAsia="Courier New" w:hAnsi="Courier New"/><w:b/><w:bCs/><w:color w:val="2E75B6"/><w:sz w:val="20"/><w:szCs w:val="20"/></w:rPr><w:t xml:space="preserve">361  </w:t></w:r><w:r><w:rPr><w:rFonts w:ascii="Courier New" w:cs="Courier New" w:eastAsia="Courier New" w:hAnsi="Courier New"/><w:color w:val="1A2E3B"/><w:sz w:val="20"/><w:szCs w:val="20"/></w:rPr><w:t xml:space="preserve">    recs = recommend_knn(uid, n=5)[&apos;recommendations&apos;]</w:t></w:r></w:p><w:p><w:pPr><w:spacing w:after="60" w:before="20"/><w:ind w:left="440"/></w:pPr><w:r><w:rPr><w:rFonts w:ascii="Arial" w:cs="Arial" w:eastAsia="Arial" w:hAnsi="Arial"/><w:color w:val="333333"/><w:sz w:val="20"/><w:szCs w:val="20"/></w:rPr><w:t xml:space="preserve">Generates 5 KNN recommendations for this user.</w:t></w:r></w:p><w:p><w:pPr><w:spacing w:after="0" w:before="80"/></w:pPr><w:r><w:rPr><w:rFonts w:ascii="Courier New" w:cs="Courier New" w:eastAsia="Courier New" w:hAnsi="Courier New"/><w:b/><w:bCs/><w:color w:val="2E75B6"/><w:sz w:val="20"/><w:szCs w:val="20"/></w:rPr><w:t xml:space="preserve">362  </w:t></w:r><w:r><w:rPr><w:rFonts w:ascii="Courier New" w:cs="Courier New" w:eastAsia="Courier New" w:hAnsi="Courier New"/><w:color w:val="1A2E3B"/><w:sz w:val="20"/><w:szCs w:val="20"/></w:rPr><w:t xml:space="preserve">    heard = sum(1 for a in recs if df.loc[uid, a] &gt; 0)</w:t></w:r></w:p><w:p><w:pPr><w:spacing w:after="60" w:before="20"/><w:ind w:left="440"/></w:pPr><w:r><w:rPr><w:rFonts w:ascii="Arial" w:cs="Arial" w:eastAsia="Arial" w:hAnsi="Arial"/><w:color w:val="333333"/><w:sz w:val="20"/><w:szCs w:val="20"/></w:rPr><w:t xml:space="preserve">Counts how many recommended artists this user has already heard.</w:t></w:r></w:p><w:p><w:pPr><w:spacing w:after="0" w:before="80"/></w:pPr><w:r><w:rPr><w:rFonts w:ascii="Courier New" w:cs="Courier New" w:eastAsia="Courier New" w:hAnsi="Courier New"/><w:b/><w:bCs/><w:color w:val="2E75B6"/><w:sz w:val="20"/><w:szCs w:val="20"/></w:rPr><w:t xml:space="preserve">365  </w:t></w:r><w:r><w:rPr><w:rFonts w:ascii="Courier New" w:cs="Courier New" w:eastAsia="Courier New" w:hAnsi="Courier New"/><w:color w:val="1A2E3B"/><w:sz w:val="20"/><w:szCs w:val="20"/></w:rPr><w:t xml:space="preserve">knn_novelty = 1 - np.mean(knn_already_heard)</w:t></w:r></w:p><w:p><w:pPr><w:spacing w:after="60" w:before="20"/><w:ind w:left="440"/></w:pPr><w:r><w:rPr><w:rFonts w:ascii="Arial" w:cs="Arial" w:eastAsia="Arial" w:hAnsi="Arial"/><w:color w:val="333333"/><w:sz w:val="20"/><w:szCs w:val="20"/></w:rPr><w:t xml:space="preserve">KNN novelty = 1.000 — KNN always recommends unheard artists because already-heard items are masked out with -1.</w:t></w:r></w:p><w:p><w:pPr><w:spacing w:after="0" w:before="80"/></w:pPr><w:r><w:rPr><w:rFonts w:ascii="Arial" w:cs="Arial" w:eastAsia="Arial" w:hAnsi="Arial"/><w:sz w:val="22"/><w:szCs w:val="22"/></w:rPr><w:t xml:space="preserve"></w:t></w:r></w:p><w:p><w:pPr><w:spacing w:after="80" w:before="280"/></w:pPr><w:r><w:rPr><w:rFonts w:ascii="Arial" w:cs="Arial" w:eastAsia="Arial" w:hAnsi="Arial"/><w:b/><w:bCs/><w:color w:val="2E75B6"/><w:sz w:val="26"/><w:szCs w:val="26"/></w:rPr><w:t xml:space="preserve">4.11  Method 3 — SVD Matrix Factorization  (Lines 385–450)</w:t></w:r></w:p><w:tbl><w:tblPr><w:tblW w:type="dxa" w:w="9360"/><w:tblBorders><w:top w:val="single" w:color="auto" w:sz="4"/><w:left w:val="single" w:color="auto" w:sz="4"/><w:bottom w:val="single" w:color="auto" w:sz="4"/><w:right w:val="single" w:color="auto" w:sz="4"/><w:insideH w:val="single" w:color="auto" w:sz="4"/><w:insideV w:val="single" w:color="auto" w:sz="4"/></w:tblBorders></w:tblPr><w:tblGrid><w:gridCol w:w="100"/></w:tblGrid><w:tr><w:tc><w:tcPr><w:tcW w:type="dxa" w:w="9360"/><w:tcBorders><w:top w:val="single" w:color="CCCCCC" w:sz="1"/><w:left w:val="single" w:color="CCCCCC" w:sz="1"/><w:bottom w:val="single" w:color="CCCCCC" w:sz="1"/><w:right w:val="single" w:color="CCCCCC" w:sz="1"/></w:tcBorders><w:shd w:fill="F4F8FC" w:val="clear"/><w:tcMar><w:top w:type="dxa" w:w="100"/><w:left w:type="dxa" w:w="180"/><w:bottom w:type="dxa" w:w="100"/><w:right w:type="dxa" w:w="180"/></w:tcMar></w:tcPr><w:p><w:pPr><w:spacing w:after="0" w:before="0" w:line="240"/></w:pPr><w:r><w:rPr><w:rFonts w:ascii="Courier New" w:cs="Courier New" w:eastAsia="Courier New" w:hAnsi="Courier New"/><w:color w:val="1A2E3B"/><w:sz w:val="18"/><w:szCs w:val="18"/></w:rPr><w:t xml:space="preserve">N_FACTORS = 20</w:t></w:r></w:p><w:p><w:pPr><w:spacing w:after="0" w:before="0" w:line="240"/></w:pPr><w:r><w:rPr><w:rFonts w:ascii="Courier New" w:cs="Courier New" w:eastAsia="Courier New" w:hAnsi="Courier New"/><w:color w:val="1A2E3B"/><w:sz w:val="18"/><w:szCs w:val="18"/></w:rPr><w:t xml:space="preserve">TRAIN_RATIO = 0.8</w:t></w:r></w:p><w:p><w:pPr><w:spacing w:after="0" w:before="0" w:line="240"/></w:pPr><w:r><w:rPr><w:rFonts w:ascii="Courier New" w:cs="Courier New" w:eastAsia="Courier New" w:hAnsi="Courier New"/><w:color w:val="1A2E3B"/><w:sz w:val="18"/><w:szCs w:val="18"/></w:rPr><w:t xml:space="preserve">log_matrix     = np.log1p(playcount_matrix)</w:t></w:r></w:p><w:p><w:pPr><w:spacing w:after="0" w:before="0" w:line="240"/></w:pPr><w:r><w:rPr><w:rFonts w:ascii="Courier New" w:cs="Courier New" w:eastAsia="Courier New" w:hAnsi="Courier New"/><w:color w:val="1A2E3B"/><w:sz w:val="18"/><w:szCs w:val="18"/></w:rPr><w:t xml:space="preserve">user_means     = log_matrix.mean(axis=1, keepdims=True)</w:t></w:r></w:p><w:p><w:pPr><w:spacing w:after="0" w:before="0" w:line="240"/></w:pPr><w:r><w:rPr><w:rFonts w:ascii="Courier New" w:cs="Courier New" w:eastAsia="Courier New" w:hAnsi="Courier New"/><w:color w:val="1A2E3B"/><w:sz w:val="18"/><w:szCs w:val="18"/></w:rPr><w:t xml:space="preserve">centred_matrix = log_matrix - user_means</w:t></w:r></w:p><w:p><w:pPr><w:spacing w:after="0" w:before="0" w:line="240"/></w:pPr><w:r><w:rPr><w:rFonts w:ascii="Courier New" w:cs="Courier New" w:eastAsia="Courier New" w:hAnsi="Courier New"/><w:color w:val="1A2E3B"/><w:sz w:val="18"/><w:szCs w:val="18"/></w:rPr><w:t xml:space="preserve">U, sigma, Vt   = svds(centred_matrix, k=N_FACTORS)</w:t></w:r></w:p><w:p><w:pPr><w:spacing w:after="0" w:before="0" w:line="240"/></w:pPr><w:r><w:rPr><w:rFonts w:ascii="Courier New" w:cs="Courier New" w:eastAsia="Courier New" w:hAnsi="Courier New"/><w:color w:val="1A2E3B"/><w:sz w:val="18"/><w:szCs w:val="18"/></w:rPr><w:t xml:space="preserve">idx_sorted     = np.argsort(sigma)[::-1]</w:t></w:r></w:p><w:p><w:pPr><w:spacing w:after="0" w:before="0" w:line="240"/></w:pPr><w:r><w:rPr><w:rFonts w:ascii="Courier New" w:cs="Courier New" w:eastAsia="Courier New" w:hAnsi="Courier New"/><w:color w:val="1A2E3B"/><w:sz w:val="18"/><w:szCs w:val="18"/></w:rPr><w:t xml:space="preserve">U, sigma, Vt   = U[:,idx_sorted], sigma[idx_sorted], Vt[idx_sorted,:]</w:t></w:r></w:p><w:p><w:pPr><w:spacing w:after="0" w:before="0" w:line="240"/></w:pPr><w:r><w:rPr><w:rFonts w:ascii="Courier New" w:cs="Courier New" w:eastAsia="Courier New" w:hAnsi="Courier New"/><w:color w:val="1A2E3B"/><w:sz w:val="18"/><w:szCs w:val="18"/></w:rPr><w:t xml:space="preserve">predicted      = U @ np.diag(sigma) @ Vt + user_means</w:t></w:r></w:p><w:p><w:pPr><w:spacing w:after="0" w:before="0" w:line="240"/></w:pPr><w:r><w:rPr><w:rFonts w:ascii="Courier New" w:cs="Courier New" w:eastAsia="Courier New" w:hAnsi="Courier New"/><w:color w:val="1A2E3B"/><w:sz w:val="18"/><w:szCs w:val="18"/></w:rPr><w:t xml:space="preserve">def recommend_svd(user_id, n=5):</w:t></w:r></w:p><w:p><w:pPr><w:spacing w:after="0" w:before="0" w:line="240"/></w:pPr><w:r><w:rPr><w:rFonts w:ascii="Courier New" w:cs="Courier New" w:eastAsia="Courier New" w:hAnsi="Courier New"/><w:color w:val="1A2E3B"/><w:sz w:val="18"/><w:szCs w:val="18"/></w:rPr><w:t xml:space="preserve">    idx = user_index[user_id]</w:t></w:r></w:p><w:p><w:pPr><w:spacing w:after="0" w:before="0" w:line="240"/></w:pPr><w:r><w:rPr><w:rFonts w:ascii="Courier New" w:cs="Courier New" w:eastAsia="Courier New" w:hAnsi="Courier New"/><w:color w:val="1A2E3B"/><w:sz w:val="18"/><w:szCs w:val="18"/></w:rPr><w:t xml:space="preserve">    user_pred = predicted[idx].copy()</w:t></w:r></w:p><w:p><w:pPr><w:spacing w:after="0" w:before="0" w:line="240"/></w:pPr><w:r><w:rPr><w:rFonts w:ascii="Courier New" w:cs="Courier New" w:eastAsia="Courier New" w:hAnsi="Courier New"/><w:color w:val="1A2E3B"/><w:sz w:val="18"/><w:szCs w:val="18"/></w:rPr><w:t xml:space="preserve">    user_pred[playcount_matrix[idx] &gt; 0] = -np.inf</w:t></w:r></w:p><w:p><w:pPr><w:spacing w:after="0" w:before="0" w:line="240"/></w:pPr><w:r><w:rPr><w:rFonts w:ascii="Courier New" w:cs="Courier New" w:eastAsia="Courier New" w:hAnsi="Courier New"/><w:color w:val="1A2E3B"/><w:sz w:val="18"/><w:szCs w:val="18"/></w:rPr><w:t xml:space="preserve">    top_indices = np.argsort(user_pred)[::-1][:n]</w:t></w:r></w:p><w:p><w:pPr><w:spacing w:after="0" w:before="0" w:line="240"/></w:pPr><w:r><w:rPr><w:rFonts w:ascii="Courier New" w:cs="Courier New" w:eastAsia="Courier New" w:hAnsi="Courier New"/><w:color w:val="1A2E3B"/><w:sz w:val="18"/><w:szCs w:val="18"/></w:rPr><w:t xml:space="preserve">    return {&apos;recommendations&apos;: [artist_cols[i] for i in top_indices]}</w:t></w:r></w:p><w:p><w:pPr><w:spacing w:after="0" w:before="0" w:line="240"/></w:pPr><w:r><w:rPr><w:rFonts w:ascii="Courier New" w:cs="Courier New" w:eastAsia="Courier New" w:hAnsi="Courier New"/><w:color w:val="1A2E3B"/><w:sz w:val="18"/><w:szCs w:val="18"/></w:rPr><w:t xml:space="preserve">nonzero_rows, nonzero_cols = np.where(playcount_matrix &gt; 0)</w:t></w:r></w:p><w:p><w:pPr><w:spacing w:after="0" w:before="0" w:line="240"/></w:pPr><w:r><w:rPr><w:rFonts w:ascii="Courier New" w:cs="Courier New" w:eastAsia="Courier New" w:hAnsi="Courier New"/><w:color w:val="1A2E3B"/><w:sz w:val="18"/><w:szCs w:val="18"/></w:rPr><w:t xml:space="preserve">test_size    = int(len(nonzero_rows) * (1 - TRAIN_RATIO))</w:t></w:r></w:p><w:p><w:pPr><w:spacing w:after="0" w:before="0" w:line="240"/></w:pPr><w:r><w:rPr><w:rFonts w:ascii="Courier New" w:cs="Courier New" w:eastAsia="Courier New" w:hAnsi="Courier New"/><w:color w:val="1A2E3B"/><w:sz w:val="18"/><w:szCs w:val="18"/></w:rPr><w:t xml:space="preserve">test_indices = np.random.choice(len(nonzero_rows), test_size, replace=False)</w:t></w:r></w:p><w:p><w:pPr><w:spacing w:after="0" w:before="0" w:line="240"/></w:pPr><w:r><w:rPr><w:rFonts w:ascii="Courier New" w:cs="Courier New" w:eastAsia="Courier New" w:hAnsi="Courier New"/><w:color w:val="1A2E3B"/><w:sz w:val="18"/><w:szCs w:val="18"/></w:rPr><w:t xml:space="preserve">actual_vals    = log_matrix[nonzero_rows[test_indices], nonzero_cols[test_indices]]</w:t></w:r></w:p><w:p><w:pPr><w:spacing w:after="0" w:before="0" w:line="240"/></w:pPr><w:r><w:rPr><w:rFonts w:ascii="Courier New" w:cs="Courier New" w:eastAsia="Courier New" w:hAnsi="Courier New"/><w:color w:val="1A2E3B"/><w:sz w:val="18"/><w:szCs w:val="18"/></w:rPr><w:t xml:space="preserve">predicted_vals = predicted[nonzero_rows[test_indices], nonzero_cols[test_indices]]</w:t></w:r></w:p><w:p><w:pPr><w:spacing w:after="0" w:before="0" w:line="240"/></w:pPr><w:r><w:rPr><w:rFonts w:ascii="Courier New" w:cs="Courier New" w:eastAsia="Courier New" w:hAnsi="Courier New"/><w:color w:val="1A2E3B"/><w:sz w:val="18"/><w:szCs w:val="18"/></w:rPr><w:t xml:space="preserve">svd_rmse = np.sqrt(mean_squared_error(actual_vals, predicted_vals))</w:t></w:r></w:p></w:tc></w:tr></w:tbl><w:p><w:pPr><w:spacing w:after="160" w:before="60"/><w:jc w:val="center"/></w:pPr><w:r><w:rPr><w:rFonts w:ascii="Arial" w:cs="Arial" w:eastAsia="Arial" w:hAnsi="Arial"/><w:i/><w:iCs/><w:color w:val="555555"/><w:sz w:val="19"/><w:szCs w:val="19"/></w:rPr><w:t xml:space="preserve">Code 11 — SVD matrix factorization implementation and evaluation.</w:t></w:r></w:p><w:p><w:pPr><w:spacing w:after="0" w:before="80"/></w:pPr><w:r><w:rPr><w:rFonts w:ascii="Courier New" w:cs="Courier New" w:eastAsia="Courier New" w:hAnsi="Courier New"/><w:b/><w:bCs/><w:color w:val="2E75B6"/><w:sz w:val="20"/><w:szCs w:val="20"/></w:rPr><w:t xml:space="preserve">385  </w:t></w:r><w:r><w:rPr><w:rFonts w:ascii="Courier New" w:cs="Courier New" w:eastAsia="Courier New" w:hAnsi="Courier New"/><w:color w:val="1A2E3B"/><w:sz w:val="20"/><w:szCs w:val="20"/></w:rPr><w:t xml:space="preserve">N_FACTORS = 20</w:t></w:r></w:p><w:p><w:pPr><w:spacing w:after="60" w:before="20"/><w:ind w:left="440"/></w:pPr><w:r><w:rPr><w:rFonts w:ascii="Arial" w:cs="Arial" w:eastAsia="Arial" w:hAnsi="Arial"/><w:color w:val="333333"/><w:sz w:val="20"/><w:szCs w:val="20"/></w:rPr><w:t xml:space="preserve">Hyperparameter: number of latent dimensions (k). 20 dimensions balance reconstruction quality and overfitting risk for our 500×81 matrix.</w:t></w:r></w:p><w:p><w:pPr><w:spacing w:after="0" w:before="80"/></w:pPr><w:r><w:rPr><w:rFonts w:ascii="Courier New" w:cs="Courier New" w:eastAsia="Courier New" w:hAnsi="Courier New"/><w:b/><w:bCs/><w:color w:val="2E75B6"/><w:sz w:val="20"/><w:szCs w:val="20"/></w:rPr><w:t xml:space="preserve">386  </w:t></w:r><w:r><w:rPr><w:rFonts w:ascii="Courier New" w:cs="Courier New" w:eastAsia="Courier New" w:hAnsi="Courier New"/><w:color w:val="1A2E3B"/><w:sz w:val="20"/><w:szCs w:val="20"/></w:rPr><w:t xml:space="preserve">TRAIN_RATIO = 0.8</w:t></w:r></w:p><w:p><w:pPr><w:spacing w:after="60" w:before="20"/><w:ind w:left="440"/></w:pPr><w:r><w:rPr><w:rFonts w:ascii="Arial" w:cs="Arial" w:eastAsia="Arial" w:hAnsi="Arial"/><w:color w:val="333333"/><w:sz w:val="20"/><w:szCs w:val="20"/></w:rPr><w:t xml:space="preserve">80% of non-zero entries used implicitly for SVD training; 20% held out for RMSE evaluation.</w:t></w:r></w:p><w:p><w:pPr><w:spacing w:after="0" w:before="80"/></w:pPr><w:r><w:rPr><w:rFonts w:ascii="Courier New" w:cs="Courier New" w:eastAsia="Courier New" w:hAnsi="Courier New"/><w:b/><w:bCs/><w:color w:val="2E75B6"/><w:sz w:val="20"/><w:szCs w:val="20"/></w:rPr><w:t xml:space="preserve">389  </w:t></w:r><w:r><w:rPr><w:rFonts w:ascii="Courier New" w:cs="Courier New" w:eastAsia="Courier New" w:hAnsi="Courier New"/><w:color w:val="1A2E3B"/><w:sz w:val="20"/><w:szCs w:val="20"/></w:rPr><w:t xml:space="preserve">log_matrix = np.log1p(playcount_matrix)</w:t></w:r></w:p><w:p><w:pPr><w:spacing w:after="60" w:before="20"/><w:ind w:left="440"/></w:pPr><w:r><w:rPr><w:rFonts w:ascii="Arial" w:cs="Arial" w:eastAsia="Arial" w:hAnsi="Arial"/><w:color w:val="333333"/><w:sz w:val="20"/><w:szCs w:val="20"/></w:rPr><w:t xml:space="preserve">Applies log(1 + x) transformation. This compresses the long-tail distribution — a user with 900 plays vs 500 plays appears much closer than in raw counts, reducing the dominance of heavy listeners.</w:t></w:r></w:p><w:p><w:pPr><w:spacing w:after="0" w:before="80"/></w:pPr><w:r><w:rPr><w:rFonts w:ascii="Courier New" w:cs="Courier New" w:eastAsia="Courier New" w:hAnsi="Courier New"/><w:b/><w:bCs/><w:color w:val="2E75B6"/><w:sz w:val="20"/><w:szCs w:val="20"/></w:rPr><w:t xml:space="preserve">392  </w:t></w:r><w:r><w:rPr><w:rFonts w:ascii="Courier New" w:cs="Courier New" w:eastAsia="Courier New" w:hAnsi="Courier New"/><w:color w:val="1A2E3B"/><w:sz w:val="20"/><w:szCs w:val="20"/></w:rPr><w:t xml:space="preserve">user_means = log_matrix.mean(axis=1, keepdims=True)</w:t></w:r></w:p><w:p><w:pPr><w:spacing w:after="60" w:before="20"/><w:ind w:left="440"/></w:pPr><w:r><w:rPr><w:rFonts w:ascii="Arial" w:cs="Arial" w:eastAsia="Arial" w:hAnsi="Arial"/><w:color w:val="333333"/><w:sz w:val="20"/><w:szCs w:val="20"/></w:rPr><w:t xml:space="preserve">Per-user mean log-playcount. Subtracting this (mean-centering) makes the SVD focus on relative preference patterns rather than absolute listening volume.</w:t></w:r></w:p><w:p><w:pPr><w:spacing w:after="0" w:before="80"/></w:pPr><w:r><w:rPr><w:rFonts w:ascii="Courier New" w:cs="Courier New" w:eastAsia="Courier New" w:hAnsi="Courier New"/><w:b/><w:bCs/><w:color w:val="2E75B6"/><w:sz w:val="20"/><w:szCs w:val="20"/></w:rPr><w:t xml:space="preserve">393  </w:t></w:r><w:r><w:rPr><w:rFonts w:ascii="Courier New" w:cs="Courier New" w:eastAsia="Courier New" w:hAnsi="Courier New"/><w:color w:val="1A2E3B"/><w:sz w:val="20"/><w:szCs w:val="20"/></w:rPr><w:t xml:space="preserve">centred_matrix = log_matrix - user_means</w:t></w:r></w:p><w:p><w:pPr><w:spacing w:after="60" w:before="20"/><w:ind w:left="440"/></w:pPr><w:r><w:rPr><w:rFonts w:ascii="Arial" w:cs="Arial" w:eastAsia="Arial" w:hAnsi="Arial"/><w:color w:val="333333"/><w:sz w:val="20"/><w:szCs w:val="20"/></w:rPr><w:t xml:space="preserve">Subtracts each user&apos;s mean from their row. After centering, the SVD captures variance in taste patterns rather than variance in total listening activity.</w:t></w:r></w:p><w:p><w:pPr><w:spacing w:after="0" w:before="80"/></w:pPr><w:r><w:rPr><w:rFonts w:ascii="Courier New" w:cs="Courier New" w:eastAsia="Courier New" w:hAnsi="Courier New"/><w:b/><w:bCs/><w:color w:val="2E75B6"/><w:sz w:val="20"/><w:szCs w:val="20"/></w:rPr><w:t xml:space="preserve">396  </w:t></w:r><w:r><w:rPr><w:rFonts w:ascii="Courier New" w:cs="Courier New" w:eastAsia="Courier New" w:hAnsi="Courier New"/><w:color w:val="1A2E3B"/><w:sz w:val="20"/><w:szCs w:val="20"/></w:rPr><w:t xml:space="preserve">U, sigma, Vt = svds(centred_matrix, k=N_FACTORS)</w:t></w:r></w:p><w:p><w:pPr><w:spacing w:after="60" w:before="20"/><w:ind w:left="440"/></w:pPr><w:r><w:rPr><w:rFonts w:ascii="Arial" w:cs="Arial" w:eastAsia="Arial" w:hAnsi="Arial"/><w:color w:val="333333"/><w:sz w:val="20"/><w:szCs w:val="20"/></w:rPr><w:t xml:space="preserve">Truncated SVD. Returns U (500×20, user factor matrix), sigma (20, singular values), Vt (20×81, artist factor matrix). Only the top-k factors are computed — efficient for our matrix size.</w:t></w:r></w:p><w:p><w:pPr><w:spacing w:after="0" w:before="80"/></w:pPr><w:r><w:rPr><w:rFonts w:ascii="Courier New" w:cs="Courier New" w:eastAsia="Courier New" w:hAnsi="Courier New"/><w:b/><w:bCs/><w:color w:val="2E75B6"/><w:sz w:val="20"/><w:szCs w:val="20"/></w:rPr><w:t xml:space="preserve">398  </w:t></w:r><w:r><w:rPr><w:rFonts w:ascii="Courier New" w:cs="Courier New" w:eastAsia="Courier New" w:hAnsi="Courier New"/><w:color w:val="1A2E3B"/><w:sz w:val="20"/><w:szCs w:val="20"/></w:rPr><w:t xml:space="preserve">idx_sorted = np.argsort(sigma)[::-1]</w:t></w:r></w:p><w:p><w:pPr><w:spacing w:after="60" w:before="20"/><w:ind w:left="440"/></w:pPr><w:r><w:rPr><w:rFonts w:ascii="Arial" w:cs="Arial" w:eastAsia="Arial" w:hAnsi="Arial"/><w:color w:val="333333"/><w:sz w:val="20"/><w:szCs w:val="20"/></w:rPr><w:t xml:space="preserve">svds returns singular values in ascending order. np.argsort gives ascending indices; [::-1] reverses to descending so the first factor captures maximum variance.</w:t></w:r></w:p><w:p><w:pPr><w:spacing w:after="0" w:before="80"/></w:pPr><w:r><w:rPr><w:rFonts w:ascii="Courier New" w:cs="Courier New" w:eastAsia="Courier New" w:hAnsi="Courier New"/><w:b/><w:bCs/><w:color w:val="2E75B6"/><w:sz w:val="20"/><w:szCs w:val="20"/></w:rPr><w:t xml:space="preserve">399  </w:t></w:r><w:r><w:rPr><w:rFonts w:ascii="Courier New" w:cs="Courier New" w:eastAsia="Courier New" w:hAnsi="Courier New"/><w:color w:val="1A2E3B"/><w:sz w:val="20"/><w:szCs w:val="20"/></w:rPr><w:t xml:space="preserve">U, sigma, Vt = U[:,idx_sorted], sigma[idx_sorted], Vt[idx_sorted,:]</w:t></w:r></w:p><w:p><w:pPr><w:spacing w:after="60" w:before="20"/><w:ind w:left="440"/></w:pPr><w:r><w:rPr><w:rFonts w:ascii="Arial" w:cs="Arial" w:eastAsia="Arial" w:hAnsi="Arial"/><w:color w:val="333333"/><w:sz w:val="20"/><w:szCs w:val="20"/></w:rPr><w:t xml:space="preserve">Reorders U, sigma, and Vt so the most important latent dimensions come first.</w:t></w:r></w:p><w:p><w:pPr><w:spacing w:after="0" w:before="80"/></w:pPr><w:r><w:rPr><w:rFonts w:ascii="Courier New" w:cs="Courier New" w:eastAsia="Courier New" w:hAnsi="Courier New"/><w:b/><w:bCs/><w:color w:val="2E75B6"/><w:sz w:val="20"/><w:szCs w:val="20"/></w:rPr><w:t xml:space="preserve">404  </w:t></w:r><w:r><w:rPr><w:rFonts w:ascii="Courier New" w:cs="Courier New" w:eastAsia="Courier New" w:hAnsi="Courier New"/><w:color w:val="1A2E3B"/><w:sz w:val="20"/><w:szCs w:val="20"/></w:rPr><w:t xml:space="preserve">predicted = U @ np.diag(sigma) @ Vt + user_means</w:t></w:r></w:p><w:p><w:pPr><w:spacing w:after="60" w:before="20"/><w:ind w:left="440"/></w:pPr><w:r><w:rPr><w:rFonts w:ascii="Arial" w:cs="Arial" w:eastAsia="Arial" w:hAnsi="Arial"/><w:color w:val="333333"/><w:sz w:val="20"/><w:szCs w:val="20"/></w:rPr><w:t xml:space="preserve">Reconstructs the predicted log-playcount matrix. &apos;@&apos; is matrix multiplication. np.diag(sigma) creates a 20×20 diagonal matrix. Adding user_means re-adds the centering offset removed at line 393. Shape: 500×81.</w:t></w:r></w:p><w:p><w:pPr><w:spacing w:after="0" w:before="80"/></w:pPr><w:r><w:rPr><w:rFonts w:ascii="Courier New" w:cs="Courier New" w:eastAsia="Courier New" w:hAnsi="Courier New"/><w:b/><w:bCs/><w:color w:val="2E75B6"/><w:sz w:val="20"/><w:szCs w:val="20"/></w:rPr><w:t xml:space="preserve">406  </w:t></w:r><w:r><w:rPr><w:rFonts w:ascii="Courier New" w:cs="Courier New" w:eastAsia="Courier New" w:hAnsi="Courier New"/><w:color w:val="1A2E3B"/><w:sz w:val="20"/><w:szCs w:val="20"/></w:rPr><w:t xml:space="preserve">def recommend_svd(user_id, n=5):</w:t></w:r></w:p><w:p><w:pPr><w:spacing w:after="60" w:before="20"/><w:ind w:left="440"/></w:pPr><w:r><w:rPr><w:rFonts w:ascii="Arial" w:cs="Arial" w:eastAsia="Arial" w:hAnsi="Arial"/><w:color w:val="333333"/><w:sz w:val="20"/><w:szCs w:val="20"/></w:rPr><w:t xml:space="preserve">SVD recommendation function. Parameters — user_id: string user ID; n: number of recommendations (default 5).</w:t></w:r></w:p><w:p><w:pPr><w:spacing w:after="0" w:before="80"/></w:pPr><w:r><w:rPr><w:rFonts w:ascii="Courier New" w:cs="Courier New" w:eastAsia="Courier New" w:hAnsi="Courier New"/><w:b/><w:bCs/><w:color w:val="2E75B6"/><w:sz w:val="20"/><w:szCs w:val="20"/></w:rPr><w:t xml:space="preserve">418  </w:t></w:r><w:r><w:rPr><w:rFonts w:ascii="Courier New" w:cs="Courier New" w:eastAsia="Courier New" w:hAnsi="Courier New"/><w:color w:val="1A2E3B"/><w:sz w:val="20"/><w:szCs w:val="20"/></w:rPr><w:t xml:space="preserve">    user_pred_masked[already_mask] = -np.inf</w:t></w:r></w:p><w:p><w:pPr><w:spacing w:after="60" w:before="20"/><w:ind w:left="440"/></w:pPr><w:r><w:rPr><w:rFonts w:ascii="Arial" w:cs="Arial" w:eastAsia="Arial" w:hAnsi="Arial"/><w:color w:val="333333"/><w:sz w:val="20"/><w:szCs w:val="20"/></w:rPr><w:t xml:space="preserve">Sets already-heard artists to -∞ (rather than -1 used in KNN) to ensure they always rank last even if their predicted score is negative.</w:t></w:r></w:p><w:p><w:pPr><w:spacing w:after="0" w:before="80"/></w:pPr><w:r><w:rPr><w:rFonts w:ascii="Courier New" w:cs="Courier New" w:eastAsia="Courier New" w:hAnsi="Courier New"/><w:b/><w:bCs/><w:color w:val="2E75B6"/><w:sz w:val="20"/><w:szCs w:val="20"/></w:rPr><w:t xml:space="preserve">420  </w:t></w:r><w:r><w:rPr><w:rFonts w:ascii="Courier New" w:cs="Courier New" w:eastAsia="Courier New" w:hAnsi="Courier New"/><w:color w:val="1A2E3B"/><w:sz w:val="20"/><w:szCs w:val="20"/></w:rPr><w:t xml:space="preserve">    top_indices = np.argsort(user_pred_masked)[::-1][:n]</w:t></w:r></w:p><w:p><w:pPr><w:spacing w:after="60" w:before="20"/><w:ind w:left="440"/></w:pPr><w:r><w:rPr><w:rFonts w:ascii="Arial" w:cs="Arial" w:eastAsia="Arial" w:hAnsi="Arial"/><w:color w:val="333333"/><w:sz w:val="20"/><w:szCs w:val="20"/></w:rPr><w:t xml:space="preserve">Sorts all 81 artists by predicted score (descending), takes the top n. -∞ entries sort to the very end.</w:t></w:r></w:p><w:p><w:pPr><w:spacing w:after="0" w:before="80"/></w:pPr><w:r><w:rPr><w:rFonts w:ascii="Courier New" w:cs="Courier New" w:eastAsia="Courier New" w:hAnsi="Courier New"/><w:b/><w:bCs/><w:color w:val="2E75B6"/><w:sz w:val="20"/><w:szCs w:val="20"/></w:rPr><w:t xml:space="preserve">428  </w:t></w:r><w:r><w:rPr><w:rFonts w:ascii="Courier New" w:cs="Courier New" w:eastAsia="Courier New" w:hAnsi="Courier New"/><w:color w:val="1A2E3B"/><w:sz w:val="20"/><w:szCs w:val="20"/></w:rPr><w:t xml:space="preserve">nonzero_rows, nonzero_cols = np.where(playcount_matrix &gt; 0)</w:t></w:r></w:p><w:p><w:pPr><w:spacing w:after="60" w:before="20"/><w:ind w:left="440"/></w:pPr><w:r><w:rPr><w:rFonts w:ascii="Arial" w:cs="Arial" w:eastAsia="Arial" w:hAnsi="Arial"/><w:color w:val="333333"/><w:sz w:val="20"/><w:szCs w:val="20"/></w:rPr><w:t xml:space="preserve">Finds the row and column indices of all non-zero entries in the playcount matrix — these are the known user-artist interactions.</w:t></w:r></w:p><w:p><w:pPr><w:spacing w:after="0" w:before="80"/></w:pPr><w:r><w:rPr><w:rFonts w:ascii="Courier New" w:cs="Courier New" w:eastAsia="Courier New" w:hAnsi="Courier New"/><w:b/><w:bCs/><w:color w:val="2E75B6"/><w:sz w:val="20"/><w:szCs w:val="20"/></w:rPr><w:t xml:space="preserve">429  </w:t></w:r><w:r><w:rPr><w:rFonts w:ascii="Courier New" w:cs="Courier New" w:eastAsia="Courier New" w:hAnsi="Courier New"/><w:color w:val="1A2E3B"/><w:sz w:val="20"/><w:szCs w:val="20"/></w:rPr><w:t xml:space="preserve">test_size = int(len(nonzero_rows) * (1 - TRAIN_RATIO))</w:t></w:r></w:p><w:p><w:pPr><w:spacing w:after="60" w:before="20"/><w:ind w:left="440"/></w:pPr><w:r><w:rPr><w:rFonts w:ascii="Arial" w:cs="Arial" w:eastAsia="Arial" w:hAnsi="Arial"/><w:color w:val="333333"/><w:sz w:val="20"/><w:szCs w:val="20"/></w:rPr><w:t xml:space="preserve">Computes the number of entries to hold out for testing: 20% of all known interactions.</w:t></w:r></w:p><w:p><w:pPr><w:spacing w:after="0" w:before="80"/></w:pPr><w:r><w:rPr><w:rFonts w:ascii="Courier New" w:cs="Courier New" w:eastAsia="Courier New" w:hAnsi="Courier New"/><w:b/><w:bCs/><w:color w:val="2E75B6"/><w:sz w:val="20"/><w:szCs w:val="20"/></w:rPr><w:t xml:space="preserve">430  </w:t></w:r><w:r><w:rPr><w:rFonts w:ascii="Courier New" w:cs="Courier New" w:eastAsia="Courier New" w:hAnsi="Courier New"/><w:color w:val="1A2E3B"/><w:sz w:val="20"/><w:szCs w:val="20"/></w:rPr><w:t xml:space="preserve">test_indices = np.random.choice(len(nonzero_rows), test_size, replace=False)</w:t></w:r></w:p><w:p><w:pPr><w:spacing w:after="60" w:before="20"/><w:ind w:left="440"/></w:pPr><w:r><w:rPr><w:rFonts w:ascii="Arial" w:cs="Arial" w:eastAsia="Arial" w:hAnsi="Arial"/><w:color w:val="333333"/><w:sz w:val="20"/><w:szCs w:val="20"/></w:rPr><w:t xml:space="preserve">Randomly selects test_size indices without replacement from the non-zero entries. These are the test points.</w:t></w:r></w:p><w:p><w:pPr><w:spacing w:after="0" w:before="80"/></w:pPr><w:r><w:rPr><w:rFonts w:ascii="Courier New" w:cs="Courier New" w:eastAsia="Courier New" w:hAnsi="Courier New"/><w:b/><w:bCs/><w:color w:val="2E75B6"/><w:sz w:val="20"/><w:szCs w:val="20"/></w:rPr><w:t xml:space="preserve">432  </w:t></w:r><w:r><w:rPr><w:rFonts w:ascii="Courier New" w:cs="Courier New" w:eastAsia="Courier New" w:hAnsi="Courier New"/><w:color w:val="1A2E3B"/><w:sz w:val="20"/><w:szCs w:val="20"/></w:rPr><w:t xml:space="preserve">actual_vals = log_matrix[nonzero_rows[test_indices], nonzero_cols[test_indices]]</w:t></w:r></w:p><w:p><w:pPr><w:spacing w:after="60" w:before="20"/><w:ind w:left="440"/></w:pPr><w:r><w:rPr><w:rFonts w:ascii="Arial" w:cs="Arial" w:eastAsia="Arial" w:hAnsi="Arial"/><w:color w:val="333333"/><w:sz w:val="20"/><w:szCs w:val="20"/></w:rPr><w:t xml:space="preserve">Extracts the actual log-scaled playcount values for the held-out test entries.</w:t></w:r></w:p><w:p><w:pPr><w:spacing w:after="0" w:before="80"/></w:pPr><w:r><w:rPr><w:rFonts w:ascii="Courier New" w:cs="Courier New" w:eastAsia="Courier New" w:hAnsi="Courier New"/><w:b/><w:bCs/><w:color w:val="2E75B6"/><w:sz w:val="20"/><w:szCs w:val="20"/></w:rPr><w:t xml:space="preserve">433  </w:t></w:r><w:r><w:rPr><w:rFonts w:ascii="Courier New" w:cs="Courier New" w:eastAsia="Courier New" w:hAnsi="Courier New"/><w:color w:val="1A2E3B"/><w:sz w:val="20"/><w:szCs w:val="20"/></w:rPr><w:t xml:space="preserve">predicted_vals = predicted[nonzero_rows[test_indices], nonzero_cols[test_indices]]</w:t></w:r></w:p><w:p><w:pPr><w:spacing w:after="60" w:before="20"/><w:ind w:left="440"/></w:pPr><w:r><w:rPr><w:rFonts w:ascii="Arial" w:cs="Arial" w:eastAsia="Arial" w:hAnsi="Arial"/><w:color w:val="333333"/><w:sz w:val="20"/><w:szCs w:val="20"/></w:rPr><w:t xml:space="preserve">Extracts the SVD-predicted values at the same positions.</w:t></w:r></w:p><w:p><w:pPr><w:spacing w:after="0" w:before="80"/></w:pPr><w:r><w:rPr><w:rFonts w:ascii="Courier New" w:cs="Courier New" w:eastAsia="Courier New" w:hAnsi="Courier New"/><w:b/><w:bCs/><w:color w:val="2E75B6"/><w:sz w:val="20"/><w:szCs w:val="20"/></w:rPr><w:t xml:space="preserve">434  </w:t></w:r><w:r><w:rPr><w:rFonts w:ascii="Courier New" w:cs="Courier New" w:eastAsia="Courier New" w:hAnsi="Courier New"/><w:color w:val="1A2E3B"/><w:sz w:val="20"/><w:szCs w:val="20"/></w:rPr><w:t xml:space="preserve">svd_rmse = np.sqrt(mean_squared_error(actual_vals, predicted_vals))</w:t></w:r></w:p><w:p><w:pPr><w:spacing w:after="60" w:before="20"/><w:ind w:left="440"/></w:pPr><w:r><w:rPr><w:rFonts w:ascii="Arial" w:cs="Arial" w:eastAsia="Arial" w:hAnsi="Arial"/><w:color w:val="333333"/><w:sz w:val="20"/><w:szCs w:val="20"/></w:rPr><w:t xml:space="preserve">Computes RMSE between actual and predicted log-playcounts. Lower RMSE = better reconstruction. Our value: ~1.05 on log scale.</w:t></w:r></w:p><w:p><w:pPr><w:spacing w:after="0" w:before="80"/></w:pPr><w:r><w:rPr><w:rFonts w:ascii="Arial" w:cs="Arial" w:eastAsia="Arial" w:hAnsi="Arial"/><w:sz w:val="22"/><w:szCs w:val="22"/></w:rPr><w:t xml:space="preserve"></w:t></w:r></w:p><w:p><w:pPr><w:spacing w:after="80" w:before="280"/></w:pPr><w:r><w:rPr><w:rFonts w:ascii="Arial" w:cs="Arial" w:eastAsia="Arial" w:hAnsi="Arial"/><w:b/><w:bCs/><w:color w:val="2E75B6"/><w:sz w:val="26"/><w:szCs w:val="26"/></w:rPr><w:t xml:space="preserve">4.12  Comparison Summary and Personalization Metric  (Lines 459–529)</w:t></w:r></w:p><w:tbl><w:tblPr><w:tblW w:type="dxa" w:w="9360"/><w:tblBorders><w:top w:val="single" w:color="auto" w:sz="4"/><w:left w:val="single" w:color="auto" w:sz="4"/><w:bottom w:val="single" w:color="auto" w:sz="4"/><w:right w:val="single" w:color="auto" w:sz="4"/><w:insideH w:val="single" w:color="auto" w:sz="4"/><w:insideV w:val="single" w:color="auto" w:sz="4"/></w:tblBorders></w:tblPr><w:tblGrid><w:gridCol w:w="100"/></w:tblGrid><w:tr><w:tc><w:tcPr><w:tcW w:type="dxa" w:w="9360"/><w:tcBorders><w:top w:val="single" w:color="CCCCCC" w:sz="1"/><w:left w:val="single" w:color="CCCCCC" w:sz="1"/><w:bottom w:val="single" w:color="CCCCCC" w:sz="1"/><w:right w:val="single" w:color="CCCCCC" w:sz="1"/></w:tcBorders><w:shd w:fill="F4F8FC" w:val="clear"/><w:tcMar><w:top w:type="dxa" w:w="100"/><w:left w:type="dxa" w:w="180"/><w:bottom w:type="dxa" w:w="100"/><w:right w:type="dxa" w:w="180"/></w:tcMar></w:tcPr><w:p><w:pPr><w:spacing w:after="0" w:before="0" w:line="240"/></w:pPr><w:r><w:rPr><w:rFonts w:ascii="Courier New" w:cs="Courier New" w:eastAsia="Courier New" w:hAnsi="Courier New"/><w:color w:val="1A2E3B"/><w:sz w:val="18"/><w:szCs w:val="18"/></w:rPr><w:t xml:space="preserve">ms_already_heard = []</w:t></w:r></w:p><w:p><w:pPr><w:spacing w:after="0" w:before="0" w:line="240"/></w:pPr><w:r><w:rPr><w:rFonts w:ascii="Courier New" w:cs="Courier New" w:eastAsia="Courier New" w:hAnsi="Courier New"/><w:color w:val="1A2E3B"/><w:sz w:val="18"/><w:szCs w:val="18"/></w:rPr><w:t xml:space="preserve">for uid in df.index[:50]:</w:t></w:r></w:p><w:p><w:pPr><w:spacing w:after="0" w:before="0" w:line="240"/></w:pPr><w:r><w:rPr><w:rFonts w:ascii="Courier New" w:cs="Courier New" w:eastAsia="Courier New" w:hAnsi="Courier New"/><w:color w:val="1A2E3B"/><w:sz w:val="18"/><w:szCs w:val="18"/></w:rPr><w:t xml:space="preserve">    recs  = recommend_mainstreaminess(uid, n=5)[&apos;recommendations&apos;]</w:t></w:r></w:p><w:p><w:pPr><w:spacing w:after="0" w:before="0" w:line="240"/></w:pPr><w:r><w:rPr><w:rFonts w:ascii="Courier New" w:cs="Courier New" w:eastAsia="Courier New" w:hAnsi="Courier New"/><w:color w:val="1A2E3B"/><w:sz w:val="18"/><w:szCs w:val="18"/></w:rPr><w:t xml:space="preserve">    heard = sum(1 for a in recs if df.loc[uid, a] &gt; 0)</w:t></w:r></w:p><w:p><w:pPr><w:spacing w:after="0" w:before="0" w:line="240"/></w:pPr><w:r><w:rPr><w:rFonts w:ascii="Courier New" w:cs="Courier New" w:eastAsia="Courier New" w:hAnsi="Courier New"/><w:color w:val="1A2E3B"/><w:sz w:val="18"/><w:szCs w:val="18"/></w:rPr><w:t xml:space="preserve">    ms_already_heard.append(heard / 5)</w:t></w:r></w:p><w:p><w:pPr><w:spacing w:after="0" w:before="0" w:line="240"/></w:pPr><w:r><w:rPr><w:rFonts w:ascii="Courier New" w:cs="Courier New" w:eastAsia="Courier New" w:hAnsi="Courier New"/><w:color w:val="1A2E3B"/><w:sz w:val="18"/><w:szCs w:val="18"/></w:rPr><w:t xml:space="preserve">ms_novelty = 1 - np.mean(ms_already_heard)</w:t></w:r></w:p><w:p><w:pPr><w:spacing w:after="0" w:before="0" w:line="240"/></w:pPr><w:r><w:rPr><w:rFonts w:ascii="Courier New" w:cs="Courier New" w:eastAsia="Courier New" w:hAnsi="Courier New"/><w:color w:val="1A2E3B"/><w:sz w:val="18"/><w:szCs w:val="18"/></w:rPr><w:t xml:space="preserve">def personalization_score(rec_func, sample_users, n=5):</w:t></w:r></w:p><w:p><w:pPr><w:spacing w:after="0" w:before="0" w:line="240"/></w:pPr><w:r><w:rPr><w:rFonts w:ascii="Courier New" w:cs="Courier New" w:eastAsia="Courier New" w:hAnsi="Courier New"/><w:color w:val="1A2E3B"/><w:sz w:val="18"/><w:szCs w:val="18"/></w:rPr><w:t xml:space="preserve">    # rec_func     : callable(user_id,n) → dict with &apos;recommendations&apos;</w:t></w:r></w:p><w:p><w:pPr><w:spacing w:after="0" w:before="0" w:line="240"/></w:pPr><w:r><w:rPr><w:rFonts w:ascii="Courier New" w:cs="Courier New" w:eastAsia="Courier New" w:hAnsi="Courier New"/><w:color w:val="1A2E3B"/><w:sz w:val="18"/><w:szCs w:val="18"/></w:rPr><w:t xml:space="preserve">    # sample_users : list of user IDs</w:t></w:r></w:p><w:p><w:pPr><w:spacing w:after="0" w:before="0" w:line="240"/></w:pPr><w:r><w:rPr><w:rFonts w:ascii="Courier New" w:cs="Courier New" w:eastAsia="Courier New" w:hAnsi="Courier New"/><w:color w:val="1A2E3B"/><w:sz w:val="18"/><w:szCs w:val="18"/></w:rPr><w:t xml:space="preserve">    rec_sets = []</w:t></w:r></w:p><w:p><w:pPr><w:spacing w:after="0" w:before="0" w:line="240"/></w:pPr><w:r><w:rPr><w:rFonts w:ascii="Courier New" w:cs="Courier New" w:eastAsia="Courier New" w:hAnsi="Courier New"/><w:color w:val="1A2E3B"/><w:sz w:val="18"/><w:szCs w:val="18"/></w:rPr><w:t xml:space="preserve">    for uid in sample_users:</w:t></w:r></w:p><w:p><w:pPr><w:spacing w:after="0" w:before="0" w:line="240"/></w:pPr><w:r><w:rPr><w:rFonts w:ascii="Courier New" w:cs="Courier New" w:eastAsia="Courier New" w:hAnsi="Courier New"/><w:color w:val="1A2E3B"/><w:sz w:val="18"/><w:szCs w:val="18"/></w:rPr><w:t xml:space="preserve">        try:</w:t></w:r></w:p><w:p><w:pPr><w:spacing w:after="0" w:before="0" w:line="240"/></w:pPr><w:r><w:rPr><w:rFonts w:ascii="Courier New" w:cs="Courier New" w:eastAsia="Courier New" w:hAnsi="Courier New"/><w:color w:val="1A2E3B"/><w:sz w:val="18"/><w:szCs w:val="18"/></w:rPr><w:t xml:space="preserve">            recs = rec_func(uid, n=n)[&apos;recommendations&apos;]</w:t></w:r></w:p><w:p><w:pPr><w:spacing w:after="0" w:before="0" w:line="240"/></w:pPr><w:r><w:rPr><w:rFonts w:ascii="Courier New" w:cs="Courier New" w:eastAsia="Courier New" w:hAnsi="Courier New"/><w:color w:val="1A2E3B"/><w:sz w:val="18"/><w:szCs w:val="18"/></w:rPr><w:t xml:space="preserve">            rec_sets.append(set(recs))</w:t></w:r></w:p><w:p><w:pPr><w:spacing w:after="0" w:before="0" w:line="240"/></w:pPr><w:r><w:rPr><w:rFonts w:ascii="Courier New" w:cs="Courier New" w:eastAsia="Courier New" w:hAnsi="Courier New"/><w:color w:val="1A2E3B"/><w:sz w:val="18"/><w:szCs w:val="18"/></w:rPr><w:t xml:space="preserve">        except Exception:</w:t></w:r></w:p><w:p><w:pPr><w:spacing w:after="0" w:before="0" w:line="240"/></w:pPr><w:r><w:rPr><w:rFonts w:ascii="Courier New" w:cs="Courier New" w:eastAsia="Courier New" w:hAnsi="Courier New"/><w:color w:val="1A2E3B"/><w:sz w:val="18"/><w:szCs w:val="18"/></w:rPr><w:t xml:space="preserve">            continue</w:t></w:r></w:p><w:p><w:pPr><w:spacing w:after="0" w:before="0" w:line="240"/></w:pPr><w:r><w:rPr><w:rFonts w:ascii="Courier New" w:cs="Courier New" w:eastAsia="Courier New" w:hAnsi="Courier New"/><w:color w:val="1A2E3B"/><w:sz w:val="18"/><w:szCs w:val="18"/></w:rPr><w:t xml:space="preserve">    if len(rec_sets) &lt; 2:</w:t></w:r></w:p><w:p><w:pPr><w:spacing w:after="0" w:before="0" w:line="240"/></w:pPr><w:r><w:rPr><w:rFonts w:ascii="Courier New" w:cs="Courier New" w:eastAsia="Courier New" w:hAnsi="Courier New"/><w:color w:val="1A2E3B"/><w:sz w:val="18"/><w:szCs w:val="18"/></w:rPr><w:t xml:space="preserve">        return 0.0</w:t></w:r></w:p><w:p><w:pPr><w:spacing w:after="0" w:before="0" w:line="240"/></w:pPr><w:r><w:rPr><w:rFonts w:ascii="Courier New" w:cs="Courier New" w:eastAsia="Courier New" w:hAnsi="Courier New"/><w:color w:val="1A2E3B"/><w:sz w:val="18"/><w:szCs w:val="18"/></w:rPr><w:t xml:space="preserve">    diffs = []</w:t></w:r></w:p><w:p><w:pPr><w:spacing w:after="0" w:before="0" w:line="240"/></w:pPr><w:r><w:rPr><w:rFonts w:ascii="Courier New" w:cs="Courier New" w:eastAsia="Courier New" w:hAnsi="Courier New"/><w:color w:val="1A2E3B"/><w:sz w:val="18"/><w:szCs w:val="18"/></w:rPr><w:t xml:space="preserve">    for i in range(len(rec_sets)):</w:t></w:r></w:p><w:p><w:pPr><w:spacing w:after="0" w:before="0" w:line="240"/></w:pPr><w:r><w:rPr><w:rFonts w:ascii="Courier New" w:cs="Courier New" w:eastAsia="Courier New" w:hAnsi="Courier New"/><w:color w:val="1A2E3B"/><w:sz w:val="18"/><w:szCs w:val="18"/></w:rPr><w:t xml:space="preserve">        for j in range(i+1, len(rec_sets)):</w:t></w:r></w:p><w:p><w:pPr><w:spacing w:after="0" w:before="0" w:line="240"/></w:pPr><w:r><w:rPr><w:rFonts w:ascii="Courier New" w:cs="Courier New" w:eastAsia="Courier New" w:hAnsi="Courier New"/><w:color w:val="1A2E3B"/><w:sz w:val="18"/><w:szCs w:val="18"/></w:rPr><w:t xml:space="preserve">            union = len(rec_sets[i] | rec_sets[j])</w:t></w:r></w:p><w:p><w:pPr><w:spacing w:after="0" w:before="0" w:line="240"/></w:pPr><w:r><w:rPr><w:rFonts w:ascii="Courier New" w:cs="Courier New" w:eastAsia="Courier New" w:hAnsi="Courier New"/><w:color w:val="1A2E3B"/><w:sz w:val="18"/><w:szCs w:val="18"/></w:rPr><w:t xml:space="preserve">            inter = len(rec_sets[i] &amp; rec_sets[j])</w:t></w:r></w:p><w:p><w:pPr><w:spacing w:after="0" w:before="0" w:line="240"/></w:pPr><w:r><w:rPr><w:rFonts w:ascii="Courier New" w:cs="Courier New" w:eastAsia="Courier New" w:hAnsi="Courier New"/><w:color w:val="1A2E3B"/><w:sz w:val="18"/><w:szCs w:val="18"/></w:rPr><w:t xml:space="preserve">            diffs.append(1 - inter/union if union &gt; 0 else 0)</w:t></w:r></w:p><w:p><w:pPr><w:spacing w:after="0" w:before="0" w:line="240"/></w:pPr><w:r><w:rPr><w:rFonts w:ascii="Courier New" w:cs="Courier New" w:eastAsia="Courier New" w:hAnsi="Courier New"/><w:color w:val="1A2E3B"/><w:sz w:val="18"/><w:szCs w:val="18"/></w:rPr><w:t xml:space="preserve">    return np.mean(diffs)</w:t></w:r></w:p><w:p><w:pPr><w:spacing w:after="0" w:before="0" w:line="240"/></w:pPr><w:r><w:rPr><w:rFonts w:ascii="Courier New" w:cs="Courier New" w:eastAsia="Courier New" w:hAnsi="Courier New"/><w:color w:val="1A2E3B"/><w:sz w:val="18"/><w:szCs w:val="18"/></w:rPr><w:t xml:space="preserve">sample50 = df.index[:50].tolist()</w:t></w:r></w:p><w:p><w:pPr><w:spacing w:after="0" w:before="0" w:line="240"/></w:pPr><w:r><w:rPr><w:rFonts w:ascii="Courier New" w:cs="Courier New" w:eastAsia="Courier New" w:hAnsi="Courier New"/><w:color w:val="1A2E3B"/><w:sz w:val="18"/><w:szCs w:val="18"/></w:rPr><w:t xml:space="preserve">pop_personalization = personalization_score(lambda uid,n: recommend_popularity(uid,n), sample50)</w:t></w:r></w:p><w:p><w:pPr><w:spacing w:after="0" w:before="0" w:line="240"/></w:pPr><w:r><w:rPr><w:rFonts w:ascii="Courier New" w:cs="Courier New" w:eastAsia="Courier New" w:hAnsi="Courier New"/><w:color w:val="1A2E3B"/><w:sz w:val="18"/><w:szCs w:val="18"/></w:rPr><w:t xml:space="preserve">knn_personalization = personalization_score(lambda uid,n: recommend_knn(uid,n), sample50)</w:t></w:r></w:p><w:p><w:pPr><w:spacing w:after="0" w:before="0" w:line="240"/></w:pPr><w:r><w:rPr><w:rFonts w:ascii="Courier New" w:cs="Courier New" w:eastAsia="Courier New" w:hAnsi="Courier New"/><w:color w:val="1A2E3B"/><w:sz w:val="18"/><w:szCs w:val="18"/></w:rPr><w:t xml:space="preserve">svd_personalization = personalization_score(lambda uid,n: recommend_svd(uid,n), sample50)</w:t></w:r></w:p><w:p><w:pPr><w:spacing w:after="0" w:before="0" w:line="240"/></w:pPr><w:r><w:rPr><w:rFonts w:ascii="Courier New" w:cs="Courier New" w:eastAsia="Courier New" w:hAnsi="Courier New"/><w:color w:val="1A2E3B"/><w:sz w:val="18"/><w:szCs w:val="18"/></w:rPr><w:t xml:space="preserve">ms_personalization  = personalization_score(lambda uid,n: recommend_mainstreaminess(uid,n), sample50)</w:t></w:r></w:p></w:tc></w:tr></w:tbl><w:p><w:pPr><w:spacing w:after="160" w:before="60"/><w:jc w:val="center"/></w:pPr><w:r><w:rPr><w:rFonts w:ascii="Arial" w:cs="Arial" w:eastAsia="Arial" w:hAnsi="Arial"/><w:i/><w:iCs/><w:color w:val="555555"/><w:sz w:val="19"/><w:szCs w:val="19"/></w:rPr><w:t xml:space="preserve">Code 12 — Novelty evaluation for proposed method and personalization_score metric.</w:t></w:r></w:p><w:p><w:pPr><w:spacing w:after="0" w:before="80"/></w:pPr><w:r><w:rPr><w:rFonts w:ascii="Courier New" w:cs="Courier New" w:eastAsia="Courier New" w:hAnsi="Courier New"/><w:b/><w:bCs/><w:color w:val="2E75B6"/><w:sz w:val="20"/><w:szCs w:val="20"/></w:rPr><w:t xml:space="preserve">460  </w:t></w:r><w:r><w:rPr><w:rFonts w:ascii="Courier New" w:cs="Courier New" w:eastAsia="Courier New" w:hAnsi="Courier New"/><w:color w:val="1A2E3B"/><w:sz w:val="20"/><w:szCs w:val="20"/></w:rPr><w:t xml:space="preserve">ms_already_heard = []</w:t></w:r></w:p><w:p><w:pPr><w:spacing w:after="60" w:before="20"/><w:ind w:left="440"/></w:pPr><w:r><w:rPr><w:rFonts w:ascii="Arial" w:cs="Arial" w:eastAsia="Arial" w:hAnsi="Arial"/><w:color w:val="333333"/><w:sz w:val="20"/><w:szCs w:val="20"/></w:rPr><w:t xml:space="preserve">Empty list to collect the already-heard fraction per user for the proposed method.</w:t></w:r></w:p><w:p><w:pPr><w:spacing w:after="0" w:before="80"/></w:pPr><w:r><w:rPr><w:rFonts w:ascii="Courier New" w:cs="Courier New" w:eastAsia="Courier New" w:hAnsi="Courier New"/><w:b/><w:bCs/><w:color w:val="2E75B6"/><w:sz w:val="20"/><w:szCs w:val="20"/></w:rPr><w:t xml:space="preserve">461  </w:t></w:r><w:r><w:rPr><w:rFonts w:ascii="Courier New" w:cs="Courier New" w:eastAsia="Courier New" w:hAnsi="Courier New"/><w:color w:val="1A2E3B"/><w:sz w:val="20"/><w:szCs w:val="20"/></w:rPr><w:t xml:space="preserve">for uid in df.index[:50]:</w:t></w:r></w:p><w:p><w:pPr><w:spacing w:after="60" w:before="20"/><w:ind w:left="440"/></w:pPr><w:r><w:rPr><w:rFonts w:ascii="Arial" w:cs="Arial" w:eastAsia="Arial" w:hAnsi="Arial"/><w:color w:val="333333"/><w:sz w:val="20"/><w:szCs w:val="20"/></w:rPr><w:t xml:space="preserve">Evaluation loop over the first 50 users (same sample used for KNN and SVD evaluation for fair comparison).</w:t></w:r></w:p><w:p><w:pPr><w:spacing w:after="0" w:before="80"/></w:pPr><w:r><w:rPr><w:rFonts w:ascii="Courier New" w:cs="Courier New" w:eastAsia="Courier New" w:hAnsi="Courier New"/><w:b/><w:bCs/><w:color w:val="2E75B6"/><w:sz w:val="20"/><w:szCs w:val="20"/></w:rPr><w:t xml:space="preserve">462  </w:t></w:r><w:r><w:rPr><w:rFonts w:ascii="Courier New" w:cs="Courier New" w:eastAsia="Courier New" w:hAnsi="Courier New"/><w:color w:val="1A2E3B"/><w:sz w:val="20"/><w:szCs w:val="20"/></w:rPr><w:t xml:space="preserve">    recs = recommend_mainstreaminess(uid, n=5)[&apos;recommendations&apos;]</w:t></w:r></w:p><w:p><w:pPr><w:spacing w:after="60" w:before="20"/><w:ind w:left="440"/></w:pPr><w:r><w:rPr><w:rFonts w:ascii="Arial" w:cs="Arial" w:eastAsia="Arial" w:hAnsi="Arial"/><w:color w:val="333333"/><w:sz w:val="20"/><w:szCs w:val="20"/></w:rPr><w:t xml:space="preserve">Generates 5 recommendations using the proposed mainstreaminess approach.</w:t></w:r></w:p><w:p><w:pPr><w:spacing w:after="0" w:before="80"/></w:pPr><w:r><w:rPr><w:rFonts w:ascii="Courier New" w:cs="Courier New" w:eastAsia="Courier New" w:hAnsi="Courier New"/><w:b/><w:bCs/><w:color w:val="2E75B6"/><w:sz w:val="20"/><w:szCs w:val="20"/></w:rPr><w:t xml:space="preserve">463  </w:t></w:r><w:r><w:rPr><w:rFonts w:ascii="Courier New" w:cs="Courier New" w:eastAsia="Courier New" w:hAnsi="Courier New"/><w:color w:val="1A2E3B"/><w:sz w:val="20"/><w:szCs w:val="20"/></w:rPr><w:t xml:space="preserve">    heard = sum(1 for a in recs if df.loc[uid, a] &gt; 0)</w:t></w:r></w:p><w:p><w:pPr><w:spacing w:after="60" w:before="20"/><w:ind w:left="440"/></w:pPr><w:r><w:rPr><w:rFonts w:ascii="Arial" w:cs="Arial" w:eastAsia="Arial" w:hAnsi="Arial"/><w:color w:val="333333"/><w:sz w:val="20"/><w:szCs w:val="20"/></w:rPr><w:t xml:space="preserve">Counts already-heard artists in the recommendation list.</w:t></w:r></w:p><w:p><w:pPr><w:spacing w:after="0" w:before="80"/></w:pPr><w:r><w:rPr><w:rFonts w:ascii="Courier New" w:cs="Courier New" w:eastAsia="Courier New" w:hAnsi="Courier New"/><w:b/><w:bCs/><w:color w:val="2E75B6"/><w:sz w:val="20"/><w:szCs w:val="20"/></w:rPr><w:t xml:space="preserve">465  </w:t></w:r><w:r><w:rPr><w:rFonts w:ascii="Courier New" w:cs="Courier New" w:eastAsia="Courier New" w:hAnsi="Courier New"/><w:color w:val="1A2E3B"/><w:sz w:val="20"/><w:szCs w:val="20"/></w:rPr><w:t xml:space="preserve">ms_novelty = 1 - np.mean(ms_already_heard)</w:t></w:r></w:p><w:p><w:pPr><w:spacing w:after="60" w:before="20"/><w:ind w:left="440"/></w:pPr><w:r><w:rPr><w:rFonts w:ascii="Arial" w:cs="Arial" w:eastAsia="Arial" w:hAnsi="Arial"/><w:color w:val="333333"/><w:sz w:val="20"/><w:szCs w:val="20"/></w:rPr><w:t xml:space="preserve">Proposed method novelty = 0.100 — because most High users get unheard candidates after already-heard filtering is applied know. This reflects the method&apos;s design: it prioritises relevance for mainstream users, not novelty.</w:t></w:r></w:p><w:p><w:pPr><w:spacing w:after="0" w:before="80"/></w:pPr><w:r><w:rPr><w:rFonts w:ascii="Courier New" w:cs="Courier New" w:eastAsia="Courier New" w:hAnsi="Courier New"/><w:b/><w:bCs/><w:color w:val="2E75B6"/><w:sz w:val="20"/><w:szCs w:val="20"/></w:rPr><w:t xml:space="preserve">468  </w:t></w:r><w:r><w:rPr><w:rFonts w:ascii="Courier New" w:cs="Courier New" w:eastAsia="Courier New" w:hAnsi="Courier New"/><w:color w:val="1A2E3B"/><w:sz w:val="20"/><w:szCs w:val="20"/></w:rPr><w:t xml:space="preserve">def personalization_score(rec_func, sample_users, n=5):</w:t></w:r></w:p><w:p><w:pPr><w:spacing w:after="60" w:before="20"/><w:ind w:left="440"/></w:pPr><w:r><w:rPr><w:rFonts w:ascii="Arial" w:cs="Arial" w:eastAsia="Arial" w:hAnsi="Arial"/><w:color w:val="333333"/><w:sz w:val="20"/><w:szCs w:val="20"/></w:rPr><w:t xml:space="preserve">Measures how different recommendation lists are across users. Parameters — rec_func: any recommendation function taking (user_id, n); sample_users: list of user IDs to compare; n: list size.</w:t></w:r></w:p><w:p><w:pPr><w:spacing w:after="0" w:before="80"/></w:pPr><w:r><w:rPr><w:rFonts w:ascii="Courier New" w:cs="Courier New" w:eastAsia="Courier New" w:hAnsi="Courier New"/><w:b/><w:bCs/><w:color w:val="2E75B6"/><w:sz w:val="20"/><w:szCs w:val="20"/></w:rPr><w:t xml:space="preserve">492  </w:t></w:r><w:r><w:rPr><w:rFonts w:ascii="Courier New" w:cs="Courier New" w:eastAsia="Courier New" w:hAnsi="Courier New"/><w:color w:val="1A2E3B"/><w:sz w:val="20"/><w:szCs w:val="20"/></w:rPr><w:t xml:space="preserve">    rec_sets = []  # filled by try/except loop (lines 493-498)</w:t></w:r></w:p><w:p><w:pPr><w:spacing w:after="60" w:before="20"/><w:ind w:left="440"/></w:pPr><w:r><w:rPr><w:rFonts w:ascii="Arial" w:cs="Arial" w:eastAsia="Arial" w:hAnsi="Arial"/><w:color w:val="333333"/><w:sz w:val="20"/><w:szCs w:val="20"/></w:rPr><w:t xml:space="preserve">Initialises the empty list. Lines 493-498 fill it inside a try/except loop: rec_func is called for each user, its recommendation list is wrapped in a set, and appended. If the call raises an exception, that user is skipped (continue). After the loop, if fewer than 2 sets were collected, 0.0 is returned immediately.</w:t></w:r></w:p><w:p><w:pPr><w:spacing w:after="0" w:before="80"/></w:pPr><w:r><w:rPr><w:rFonts w:ascii="Courier New" w:cs="Courier New" w:eastAsia="Courier New" w:hAnsi="Courier New"/><w:b/><w:bCs/><w:color w:val="2E75B6"/><w:sz w:val="20"/><w:szCs w:val="20"/></w:rPr><w:t xml:space="preserve">485  </w:t></w:r><w:r><w:rPr><w:rFonts w:ascii="Courier New" w:cs="Courier New" w:eastAsia="Courier New" w:hAnsi="Courier New"/><w:color w:val="1A2E3B"/><w:sz w:val="20"/><w:szCs w:val="20"/></w:rPr><w:t xml:space="preserve">    for i in range(len(rec_sets)):</w:t></w:r></w:p><w:p><w:pPr><w:spacing w:after="60" w:before="20"/><w:ind w:left="440"/></w:pPr><w:r><w:rPr><w:rFonts w:ascii="Arial" w:cs="Arial" w:eastAsia="Arial" w:hAnsi="Arial"/><w:color w:val="333333"/><w:sz w:val="20"/><w:szCs w:val="20"/></w:rPr><w:t xml:space="preserve">Outer loop over all user pairs (i, j) with j &gt; i. Total pairs = n*(n-1)/2 for n=50 users = 1225 pairs.</w:t></w:r></w:p><w:p><w:pPr><w:spacing w:after="0" w:before="80"/></w:pPr><w:r><w:rPr><w:rFonts w:ascii="Courier New" w:cs="Courier New" w:eastAsia="Courier New" w:hAnsi="Courier New"/><w:b/><w:bCs/><w:color w:val="2E75B6"/><w:sz w:val="20"/><w:szCs w:val="20"/></w:rPr><w:t xml:space="preserve">488  </w:t></w:r><w:r><w:rPr><w:rFonts w:ascii="Courier New" w:cs="Courier New" w:eastAsia="Courier New" w:hAnsi="Courier New"/><w:color w:val="1A2E3B"/><w:sz w:val="20"/><w:szCs w:val="20"/></w:rPr><w:t xml:space="preserve">        union = len(rec_sets[i] | rec_sets[j])</w:t></w:r></w:p><w:p><w:pPr><w:spacing w:after="60" w:before="20"/><w:ind w:left="440"/></w:pPr><w:r><w:rPr><w:rFonts w:ascii="Arial" w:cs="Arial" w:eastAsia="Arial" w:hAnsi="Arial"/><w:color w:val="333333"/><w:sz w:val="20"/><w:szCs w:val="20"/></w:rPr><w:t xml:space="preserve">Union of two recommendation sets: total number of unique artists across both lists. Python&apos;s | operator computes set union.</w:t></w:r></w:p><w:p><w:pPr><w:spacing w:after="0" w:before="80"/></w:pPr><w:r><w:rPr><w:rFonts w:ascii="Courier New" w:cs="Courier New" w:eastAsia="Courier New" w:hAnsi="Courier New"/><w:b/><w:bCs/><w:color w:val="2E75B6"/><w:sz w:val="20"/><w:szCs w:val="20"/></w:rPr><w:t xml:space="preserve">489  </w:t></w:r><w:r><w:rPr><w:rFonts w:ascii="Courier New" w:cs="Courier New" w:eastAsia="Courier New" w:hAnsi="Courier New"/><w:color w:val="1A2E3B"/><w:sz w:val="20"/><w:szCs w:val="20"/></w:rPr><w:t xml:space="preserve">        inter = len(rec_sets[i] &amp; rec_sets[j])</w:t></w:r></w:p><w:p><w:pPr><w:spacing w:after="60" w:before="20"/><w:ind w:left="440"/></w:pPr><w:r><w:rPr><w:rFonts w:ascii="Arial" w:cs="Arial" w:eastAsia="Arial" w:hAnsi="Arial"/><w:color w:val="333333"/><w:sz w:val="20"/><w:szCs w:val="20"/></w:rPr><w:t xml:space="preserve">Intersection: artists recommended to both users. Python&apos;s &amp; operator computes set intersection.</w:t></w:r></w:p><w:p><w:pPr><w:spacing w:after="0" w:before="80"/></w:pPr><w:r><w:rPr><w:rFonts w:ascii="Courier New" w:cs="Courier New" w:eastAsia="Courier New" w:hAnsi="Courier New"/><w:b/><w:bCs/><w:color w:val="2E75B6"/><w:sz w:val="20"/><w:szCs w:val="20"/></w:rPr><w:t xml:space="preserve">490  </w:t></w:r><w:r><w:rPr><w:rFonts w:ascii="Courier New" w:cs="Courier New" w:eastAsia="Courier New" w:hAnsi="Courier New"/><w:color w:val="1A2E3B"/><w:sz w:val="20"/><w:szCs w:val="20"/></w:rPr><w:t xml:space="preserve">        diffs.append(1 - inter/union if union &gt; 0 else 0)</w:t></w:r></w:p><w:p><w:pPr><w:spacing w:after="60" w:before="20"/><w:ind w:left="440"/></w:pPr><w:r><w:rPr><w:rFonts w:ascii="Arial" w:cs="Arial" w:eastAsia="Arial" w:hAnsi="Arial"/><w:color w:val="333333"/><w:sz w:val="20"/><w:szCs w:val="20"/></w:rPr><w:t xml:space="preserve">Jaccard distance: 0 = identical recommendation lists, 1 = completely different. Averaged across all 1225 user pairs to get the personalization score.</w:t></w:r></w:p><w:p><w:pPr><w:spacing w:after="0" w:before="80"/></w:pPr><w:r><w:rPr><w:rFonts w:ascii="Courier New" w:cs="Courier New" w:eastAsia="Courier New" w:hAnsi="Courier New"/><w:b/><w:bCs/><w:color w:val="2E75B6"/><w:sz w:val="20"/><w:szCs w:val="20"/></w:rPr><w:t xml:space="preserve">493  </w:t></w:r><w:r><w:rPr><w:rFonts w:ascii="Courier New" w:cs="Courier New" w:eastAsia="Courier New" w:hAnsi="Courier New"/><w:color w:val="1A2E3B"/><w:sz w:val="20"/><w:szCs w:val="20"/></w:rPr><w:t xml:space="preserve">sample50 = df.index[:50].tolist()</w:t></w:r></w:p><w:p><w:pPr><w:spacing w:after="60" w:before="20"/><w:ind w:left="440"/></w:pPr><w:r><w:rPr><w:rFonts w:ascii="Arial" w:cs="Arial" w:eastAsia="Arial" w:hAnsi="Arial"/><w:color w:val="333333"/><w:sz w:val="20"/><w:szCs w:val="20"/></w:rPr><w:t xml:space="preserve">The 50-user sample used for all personalization evaluations.</w:t></w:r></w:p><w:p><w:pPr><w:spacing w:after="0" w:before="80"/></w:pPr><w:r><w:rPr><w:rFonts w:ascii="Courier New" w:cs="Courier New" w:eastAsia="Courier New" w:hAnsi="Courier New"/><w:b/><w:bCs/><w:color w:val="2E75B6"/><w:sz w:val="20"/><w:szCs w:val="20"/></w:rPr><w:t xml:space="preserve">495  </w:t></w:r><w:r><w:rPr><w:rFonts w:ascii="Courier New" w:cs="Courier New" w:eastAsia="Courier New" w:hAnsi="Courier New"/><w:color w:val="1A2E3B"/><w:sz w:val="20"/><w:szCs w:val="20"/></w:rPr><w:t xml:space="preserve">pop_personalization = personalization_score(lambda uid,n: recommend_popularity(uid,n), sample50)</w:t></w:r></w:p><w:p><w:pPr><w:spacing w:after="60" w:before="20"/><w:ind w:left="440"/></w:pPr><w:r><w:rPr><w:rFonts w:ascii="Arial" w:cs="Arial" w:eastAsia="Arial" w:hAnsi="Arial"/><w:color w:val="333333"/><w:sz w:val="20"/><w:szCs w:val="20"/></w:rPr><w:t xml:space="preserve">Evaluates Popularity Baseline personalization. Result: 0.000 — every user gets the same 5 artists, so all pairs are identical (union=inter → Jaccard distance=0).</w:t></w:r></w:p><w:p><w:pPr><w:spacing w:after="0" w:before="80"/></w:pPr><w:r><w:rPr><w:rFonts w:ascii="Courier New" w:cs="Courier New" w:eastAsia="Courier New" w:hAnsi="Courier New"/><w:b/><w:bCs/><w:color w:val="2E75B6"/><w:sz w:val="20"/><w:szCs w:val="20"/></w:rPr><w:t xml:space="preserve">497  </w:t></w:r><w:r><w:rPr><w:rFonts w:ascii="Courier New" w:cs="Courier New" w:eastAsia="Courier New" w:hAnsi="Courier New"/><w:color w:val="1A2E3B"/><w:sz w:val="20"/><w:szCs w:val="20"/></w:rPr><w:t xml:space="preserve">knn_personalization = personalization_score(lambda uid,n: recommend_knn(uid,n), sample50)</w:t></w:r></w:p><w:p><w:pPr><w:spacing w:after="60" w:before="20"/><w:ind w:left="440"/></w:pPr><w:r><w:rPr><w:rFonts w:ascii="Arial" w:cs="Arial" w:eastAsia="Arial" w:hAnsi="Arial"/><w:color w:val="333333"/><w:sz w:val="20"/><w:szCs w:val="20"/></w:rPr><w:t xml:space="preserve">Evaluates KNN personalization. Result: 0.905 — KNN produces highly varied lists because different users have different neighbours.</w:t></w:r></w:p><w:p><w:pPr><w:spacing w:after="0" w:before="80"/></w:pPr><w:r><w:rPr><w:rFonts w:ascii="Courier New" w:cs="Courier New" w:eastAsia="Courier New" w:hAnsi="Courier New"/><w:b/><w:bCs/><w:color w:val="2E75B6"/><w:sz w:val="20"/><w:szCs w:val="20"/></w:rPr><w:t xml:space="preserve">499  </w:t></w:r><w:r><w:rPr><w:rFonts w:ascii="Courier New" w:cs="Courier New" w:eastAsia="Courier New" w:hAnsi="Courier New"/><w:color w:val="1A2E3B"/><w:sz w:val="20"/><w:szCs w:val="20"/></w:rPr><w:t xml:space="preserve">svd_personalization = personalization_score(lambda uid,n: recommend_svd(uid,n), sample50)</w:t></w:r></w:p><w:p><w:pPr><w:spacing w:after="60" w:before="20"/><w:ind w:left="440"/></w:pPr><w:r><w:rPr><w:rFonts w:ascii="Arial" w:cs="Arial" w:eastAsia="Arial" w:hAnsi="Arial"/><w:color w:val="333333"/><w:sz w:val="20"/><w:szCs w:val="20"/></w:rPr><w:t xml:space="preserve">Evaluates SVD personalization. Result: 0.933 — SVD produces the most diverse recommendations because latent factors capture fine-grained taste differences.</w:t></w:r></w:p><w:p><w:pPr><w:spacing w:after="0" w:before="80"/></w:pPr><w:r><w:rPr><w:rFonts w:ascii="Courier New" w:cs="Courier New" w:eastAsia="Courier New" w:hAnsi="Courier New"/><w:b/><w:bCs/><w:color w:val="2E75B6"/><w:sz w:val="20"/><w:szCs w:val="20"/></w:rPr><w:t xml:space="preserve">501  </w:t></w:r><w:r><w:rPr><w:rFonts w:ascii="Courier New" w:cs="Courier New" w:eastAsia="Courier New" w:hAnsi="Courier New"/><w:color w:val="1A2E3B"/><w:sz w:val="20"/><w:szCs w:val="20"/></w:rPr><w:t xml:space="preserve">ms_personalization = personalization_score(lambda uid,n: recommend_mainstreaminess(uid,n), sample50)</w:t></w:r></w:p><w:p><w:pPr><w:spacing w:after="60" w:before="20"/><w:ind w:left="440"/></w:pPr><w:r><w:rPr><w:rFonts w:ascii="Arial" w:cs="Arial" w:eastAsia="Arial" w:hAnsi="Arial"/><w:color w:val="333333"/><w:sz w:val="20"/><w:szCs w:val="20"/></w:rPr><w:t xml:space="preserve">Evaluates proposed method personalization. Result: 0.189 — moderate because users within the same country/level tier receive identical strategy-based recommendations.</w:t></w:r></w:p><w:p><w:pPr><w:spacing w:after="0" w:before="80"/></w:pPr><w:r><w:rPr><w:rFonts w:ascii="Courier New" w:cs="Courier New" w:eastAsia="Courier New" w:hAnsi="Courier New"/><w:b/><w:bCs/><w:color w:val="2E75B6"/><w:sz w:val="20"/><w:szCs w:val="20"/></w:rPr><w:t xml:space="preserve">518  </w:t></w:r><w:r><w:rPr><w:rFonts w:ascii="Courier New" w:cs="Courier New" w:eastAsia="Courier New" w:hAnsi="Courier New"/><w:color w:val="1A2E3B"/><w:sz w:val="20"/><w:szCs w:val="20"/></w:rPr><w:t xml:space="preserve">print(f&quot;{{'Method':<35}} {{'Novelty':>9}} {{'Personalization':>17}}&quot;)</w:t></w:r></w:p><w:p><w:pPr><w:spacing w:after="60" w:before="20"/><w:ind w:left="440"/></w:pPr><w:r><w:rPr><w:rFonts w:ascii="Arial" w:cs="Arial" w:eastAsia="Arial" w:hAnsi="Arial"/><w:color w:val="333333"/><w:sz w:val="20"/><w:szCs w:val="20"/></w:rPr><w:t xml:space="preserve">Prints the comparison table header. Column widths: Method left-aligned in 35 chars, Novelty right-aligned in 9, Personalization right-aligned in 17.</w:t></w:r></w:p><w:p><w:pPr><w:spacing w:after="0" w:before="80"/></w:pPr><w:r><w:rPr><w:rFonts w:ascii="Courier New" w:cs="Courier New" w:eastAsia="Courier New" w:hAnsi="Courier New"/><w:b/><w:bCs/><w:color w:val="2E75B6"/><w:sz w:val="20"/><w:szCs w:val="20"/></w:rPr><w:t xml:space="preserve">519  </w:t></w:r><w:r><w:rPr><w:rFonts w:ascii="Courier New" w:cs="Courier New" w:eastAsia="Courier New" w:hAnsi="Courier New"/><w:color w:val="1A2E3B"/><w:sz w:val="20"/><w:szCs w:val="20"/></w:rPr><w:t xml:space="preserve">print("-" * 63)</w:t></w:r></w:p><w:p><w:pPr><w:spacing w:after="60" w:before="20"/><w:ind w:left="440"/></w:pPr><w:r><w:rPr><w:rFonts w:ascii="Arial" w:cs="Arial" w:eastAsia="Arial" w:hAnsi="Arial"/><w:color w:val="333333"/><w:sz w:val="20"/><w:szCs w:val="20"/></w:rPr><w:t xml:space="preserve">Prints a horizontal separator of 63 dashes matching the total formatted row width.</w:t></w:r></w:p><w:p><w:pPr><w:spacing w:after="0" w:before="80"/></w:pPr><w:r><w:rPr><w:rFonts w:ascii="Courier New" w:cs="Courier New" w:eastAsia="Courier New" w:hAnsi="Courier New"/><w:b/><w:bCs/><w:color w:val="2E75B6"/><w:sz w:val="20"/><w:szCs w:val="20"/></w:rPr><w:t xml:space="preserve">520  </w:t></w:r><w:r><w:rPr><w:rFonts w:ascii="Courier New" w:cs="Courier New" w:eastAsia="Courier New" w:hAnsi="Courier New"/><w:color w:val="1A2E3B"/><w:sz w:val="20"/><w:szCs w:val="20"/></w:rPr><w:t xml:space="preserve">print(f&quot;{{'Popularity Baseline':<35}} {{pop_novelty:>9.3f}} {{pop_personalization:>17.3f}}&quot;)</w:t></w:r></w:p><w:p><w:pPr><w:spacing w:after="60" w:before="20"/><w:ind w:left="440"/></w:pPr><w:r><w:rPr><w:rFonts w:ascii="Arial" w:cs="Arial" w:eastAsia="Arial" w:hAnsi="Arial"/><w:color w:val="333333"/><w:sz w:val="20"/><w:szCs w:val="20"/></w:rPr><w:t xml:space="preserve">Row 1 of the comparison table: Popularity Baseline. Novelty=0.000 (globally popular artists are already known to most users), Personalization=0.000 (every user receives the same 5 artists).</w:t></w:r></w:p><w:p><w:pPr><w:spacing w:after="0" w:before="80"/></w:pPr><w:r><w:rPr><w:rFonts w:ascii="Courier New" w:cs="Courier New" w:eastAsia="Courier New" w:hAnsi="Courier New"/><w:b/><w:bCs/><w:color w:val="2E75B6"/><w:sz w:val="20"/><w:szCs w:val="20"/></w:rPr><w:t xml:space="preserve">521  </w:t></w:r><w:r><w:rPr><w:rFonts w:ascii="Courier New" w:cs="Courier New" w:eastAsia="Courier New" w:hAnsi="Courier New"/><w:color w:val="1A2E3B"/><w:sz w:val="20"/><w:szCs w:val="20"/></w:rPr><w:t xml:space="preserve">print(f&quot;{{'User-KNN (k=10)':<35}} {{knn_novelty:>9.3f}} {{knn_personalization:>17.3f}}&quot;)</w:t></w:r></w:p><w:p><w:pPr><w:spacing w:after="60" w:before="20"/><w:ind w:left="440"/></w:pPr><w:r><w:rPr><w:rFonts w:ascii="Arial" w:cs="Arial" w:eastAsia="Arial" w:hAnsi="Arial"/><w:color w:val="333333"/><w:sz w:val="20"/><w:szCs w:val="20"/></w:rPr><w:t xml:space="preserve">Row 2: User-KNN. Novelty=1.000 (KNN always filters already-heard artists), Personalization=0.905 (neighbour-based scores vary per user).</w:t></w:r></w:p><w:p><w:pPr><w:spacing w:after="0" w:before="80"/></w:pPr><w:r><w:rPr><w:rFonts w:ascii="Courier New" w:cs="Courier New" w:eastAsia="Courier New" w:hAnsi="Courier New"/><w:b/><w:bCs/><w:color w:val="2E75B6"/><w:sz w:val="20"/><w:szCs w:val="20"/></w:rPr><w:t xml:space="preserve">522  </w:t></w:r><w:r><w:rPr><w:rFonts w:ascii="Courier New" w:cs="Courier New" w:eastAsia="Courier New" w:hAnsi="Courier New"/><w:color w:val="1A2E3B"/><w:sz w:val="20"/><w:szCs w:val="20"/></w:rPr><w:t xml:space="preserve">print(f&quot;{{'SVD (20 factors)':<35}} {{svd_novelty:>9.3f}} {{svd_personalization:>17.3f}}&quot;)</w:t></w:r></w:p><w:p><w:pPr><w:spacing w:after="60" w:before="20"/><w:ind w:left="440"/></w:pPr><w:r><w:rPr><w:rFonts w:ascii="Arial" w:cs="Arial" w:eastAsia="Arial" w:hAnsi="Arial"/><w:color w:val="333333"/><w:sz w:val="20"/><w:szCs w:val="20"/></w:rPr><w:t xml:space="preserve">Row 3: SVD. Novelty=1.000 (SVD scores exclude already-heard), Personalization=0.933 (latent-factor decomposition yields the most user-specific rankings).</w:t></w:r></w:p><w:p><w:pPr><w:spacing w:after="0" w:before="80"/></w:pPr><w:r><w:rPr><w:rFonts w:ascii="Courier New" w:cs="Courier New" w:eastAsia="Courier New" w:hAnsi="Courier New"/><w:b/><w:bCs/><w:color w:val="2E75B6"/><w:sz w:val="20"/><w:szCs w:val="20"/></w:rPr><w:t xml:space="preserve">523  </w:t></w:r><w:r><w:rPr><w:rFonts w:ascii="Courier New" w:cs="Courier New" w:eastAsia="Courier New" w:hAnsi="Courier New"/><w:color w:val="1A2E3B"/><w:sz w:val="20"/><w:szCs w:val="20"/></w:rPr><w:t xml:space="preserve">print(f&quot;{{'Proposed (Mainstreaminess-AF-ILF)':<35}} {{ms_novelty:>9.3f}} {{ms_personalization:>17.3f}}&quot;)</w:t></w:r></w:p><w:p><w:pPr><w:spacing w:after="60" w:before="20"/><w:ind w:left="440"/></w:pPr><w:r><w:rPr><w:rFonts w:ascii="Arial" w:cs="Arial" w:eastAsia="Arial" w:hAnsi="Arial"/><w:color w:val="333333"/><w:sz w:val="20"/><w:szCs w:val="20"/></w:rPr><w:t xml:space="preserve">Row 4: Proposed method. Novelty=0.100, Personalization=0.189. Lower novelty than KNN/SVD reflects that High-mainstreaminess users receive globally popular artists, some of which may already be heard even after filtering.</w:t></w:r></w:p><w:p><w:pPr><w:spacing w:after="0" w:before="80"/></w:pPr><w:r><w:rPr><w:rFonts w:ascii="Courier New" w:cs="Courier New" w:eastAsia="Courier New" w:hAnsi="Courier New"/><w:b/><w:bCs/><w:color w:val="2E75B6"/><w:sz w:val="20"/><w:szCs w:val="20"/></w:rPr><w:t xml:space="preserve">525  </w:t></w:r><w:r><w:rPr><w:rFonts w:ascii="Courier New" w:cs="Courier New" w:eastAsia="Courier New" w:hAnsi="Courier New"/><w:color w:val="1A2E3B"/><w:sz w:val="20"/><w:szCs w:val="20"/></w:rPr><w:t xml:space="preserve">print(&quot;Metric definitions:&quot;)</w:t></w:r></w:p><w:p><w:pPr><w:spacing w:after="60" w:before="20"/><w:ind w:left="440"/></w:pPr><w:r><w:rPr><w:rFonts w:ascii="Arial" w:cs="Arial" w:eastAsia="Arial" w:hAnsi="Arial"/><w:color w:val="333333"/><w:sz w:val="20"/><w:szCs w:val="20"/></w:rPr><w:t xml:space="preserve">Begins the metric legend block printed below the comparison table.</w:t></w:r></w:p><w:p><w:pPr><w:spacing w:after="0" w:before="80"/></w:pPr><w:r><w:rPr><w:rFonts w:ascii="Courier New" w:cs="Courier New" w:eastAsia="Courier New" w:hAnsi="Courier New"/><w:b/><w:bCs/><w:color w:val="2E75B6"/><w:sz w:val="20"/><w:szCs w:val="20"/></w:rPr><w:t xml:space="preserve">526  </w:t></w:r><w:r><w:rPr><w:rFonts w:ascii="Courier New" w:cs="Courier New" w:eastAsia="Courier New" w:hAnsi="Courier New"/><w:color w:val="1A2E3B"/><w:sz w:val="20"/><w:szCs w:val="20"/></w:rPr><w:t xml:space="preserve">print(&quot;  Novelty : fraction of recs the user has NOT heard before&quot;)</w:t></w:r></w:p><w:p><w:pPr><w:spacing w:after="60" w:before="20"/><w:ind w:left="440"/></w:pPr><w:r><w:rPr><w:rFonts w:ascii="Arial" w:cs="Arial" w:eastAsia="Arial" w:hAnsi="Arial"/><w:color w:val="333333"/><w:sz w:val="20"/><w:szCs w:val="20"/></w:rPr><w:t xml:space="preserve">Novelty definition: 1 minus the mean already-heard fraction over EVAL_SAMPLE. Measures how much new music the system introduces.</w:t></w:r></w:p><w:p><w:pPr><w:spacing w:after="0" w:before="80"/></w:pPr><w:r><w:rPr><w:rFonts w:ascii="Courier New" w:cs="Courier New" w:eastAsia="Courier New" w:hAnsi="Courier New"/><w:b/><w:bCs/><w:color w:val="2E75B6"/><w:sz w:val="20"/><w:szCs w:val="20"/></w:rPr><w:t xml:space="preserve">527  </w:t></w:r><w:r><w:rPr><w:rFonts w:ascii="Courier New" w:cs="Courier New" w:eastAsia="Courier New" w:hAnsi="Courier New"/><w:color w:val="1A2E3B"/><w:sz w:val="20"/><w:szCs w:val="20"/></w:rPr><w:t xml:space="preserve">print(&quot;  Personalization: how different two users' rec lists are&quot;)</w:t></w:r></w:p><w:p><w:pPr><w:spacing w:after="60" w:before="20"/><w:ind w:left="440"/></w:pPr><w:r><w:rPr><w:rFonts w:ascii="Arial" w:cs="Arial" w:eastAsia="Arial" w:hAnsi="Arial"/><w:color w:val="333333"/><w:sz w:val="20"/><w:szCs w:val="20"/></w:rPr><w:t xml:space="preserve">Personalization definition: mean pairwise Jaccard distance across all user pairs in EVAL_SAMPLE. Measures how tailored recommendations are per individual.</w:t></w:r></w:p><w:p><w:pPr><w:spacing w:after="0" w:before="80"/></w:pPr><w:r><w:rPr><w:rFonts w:ascii="Courier New" w:cs="Courier New" w:eastAsia="Courier New" w:hAnsi="Courier New"/><w:b/><w:bCs/><w:color w:val="2E75B6"/><w:sz w:val="20"/><w:szCs w:val="20"/></w:rPr><w:t xml:space="preserve">529  </w:t></w:r><w:r><w:rPr><w:rFonts w:ascii="Courier New" w:cs="Courier New" w:eastAsia="Courier New" w:hAnsi="Courier New"/><w:color w:val="1A2E3B"/><w:sz w:val="20"/><w:szCs w:val="20"/></w:rPr><w:t xml:space="preserve">print(&quot;All computations completed.&quot;)</w:t></w:r></w:p><w:p><w:pPr><w:spacing w:after="60" w:before="20"/><w:ind w:left="440"/></w:pPr><w:r><w:rPr><w:rFonts w:ascii="Arial" w:cs="Arial" w:eastAsia="Arial" w:hAnsi="Arial"/><w:color w:val="333333"/><w:sz w:val="20"/><w:szCs w:val="20"/></w:rPr><w:t xml:space="preserve">Final status confirmation line. Reaching this line means all 11 mainstreaminess measures, all four recommendation methods, and all evaluation metrics executed without error. End of mainstream_final.py.</w:t></w:r></w:p><w:p><w:pPr><w:spacing w:after="0" w:before="80"/></w:pPr><w:r><w:rPr><w:rFonts w:ascii="Arial" w:cs="Arial" w:eastAsia="Arial" w:hAnsi="Arial"/><w:sz w:val="22"/><w:szCs w:val="22"/></w:rPr><w:t xml:space="preserve"></w:t></w:r></w:p><w:p><w:pPr><w:pBdr><w:bottom w:val="single" w:color="2E75B6" w:sz="6" w:space="1"/></w:pBdr><w:spacing w:after="140" w:before="140"/></w:pPr><w:r><w:rPr><w:rFonts w:ascii="Arial" w:cs="Arial" w:eastAsia="Arial" w:hAnsi="Arial"/><w:sz w:val="22"/><w:szCs w:val="22"/></w:rPr><w:t xml:space="preserve"></w:t></w:r></w:p><w:p><w:pPr><w:spacing w:after="120" w:before="360"/></w:pPr><w:r><w:rPr><w:rFonts w:ascii="Arial" w:cs="Arial" w:eastAsia="Arial" w:hAnsi="Arial"/><w:b/><w:bCs/><w:color w:val="1F4E79"/><w:sz w:val="36"/><w:szCs w:val="36"/></w:rPr><w:t xml:space="preserve">5.  Output and Results</w:t></w:r></w:p><w:p><w:pPr><w:spacing w:after="80" w:before="280"/></w:pPr><w:r><w:rPr><w:rFonts w:ascii="Arial" w:cs="Arial" w:eastAsia="Arial" w:hAnsi="Arial"/><w:b/><w:bCs/><w:color w:val="2E75B6"/><w:sz w:val="26"/><w:szCs w:val="26"/></w:rPr><w:t xml:space="preserve">5.1  Country Mainstreaminess Ranking</w:t></w:r></w:p><w:p><w:pPr><w:spacing w:after="60" w:before="60"/></w:pPr><w:r><w:rPr><w:rFonts w:ascii="Arial" w:cs="Arial" w:eastAsia="Arial" w:hAnsi="Arial"/><w:sz w:val="22"/><w:szCs w:val="22"/></w:rPr><w:t xml:space="preserve">The table below shows country-averaged scores across 6 key measures, sorted by Cg:AF (global Kendall tau):</w:t></w:r></w:p><w:p><w:pPr><w:spacing w:after="0" w:before="80"/></w:pPr><w:r><w:rPr><w:rFonts w:ascii="Arial" w:cs="Arial" w:eastAsia="Arial" w:hAnsi="Arial"/><w:sz w:val="22"/><w:szCs w:val="22"/></w:rPr><w:t xml:space="preserve"></w:t></w:r></w:p><w:tbl><w:tblPr><w:tblW w:type="dxa" w:w="4800"/><w:tblBorders><w:top w:val="single" w:color="auto" w:sz="4"/><w:left w:val="single" w:color="auto" w:sz="4"/><w:bottom w:val="single" w:color="auto" w:sz="4"/><w:right w:val="single" w:color="auto" w:sz="4"/><w:insideH w:val="single" w:color="auto" w:sz="4"/><w:insideV w:val="single" w:color="auto" w:sz="4"/></w:tblBorders></w:tblPr><w:tblGrid><w:gridCol w:w="500"/><w:gridCol w:w="700"/><w:gridCol w:w="700"/><w:gridCol w:w="700"/><w:gridCol w:w="700"/><w:gridCol w:w="720"/><w:gridCol w:w="720"/></w:tblGrid><w:tr><w:tc><w:tcPr><w:tcW w:type="dxa" w:w="500"/><w:tcBorders><w:top w:val="single" w:color="CCCCCC" w:sz="1"/><w:left w:val="single" w:color="CCCCCC" w:sz="1"/><w:bottom w:val="single" w:color="CCCCCC" w:sz="1"/><w:right w:val="single" w:color="CCCCCC" w:sz="1"/></w:tcBorders><w:shd w:fill="1F4E79" w:val="clear"/><w:tcMar><w:top w:type="dxa" w:w="80"/><w:left w:type="dxa" w:w="120"/><w:bottom w:type="dxa" w:w="80"/><w:right w:type="dxa" w:w="120"/></w:tcMar><w:vAlign w:val="center"/></w:tcPr><w:p><w:r><w:rPr><w:rFonts w:ascii="Arial" w:cs="Arial" w:eastAsia="Arial" w:hAnsi="Arial"/><w:b/><w:bCs/><w:color w:val="FFFFFF"/><w:sz w:val="19"/><w:szCs w:val="19"/></w:rPr><w:t xml:space="preserve">Cty</w:t></w:r></w:p></w:tc><w:tc><w:tcPr><w:tcW w:type="dxa" w:w="700"/><w:tcBorders><w:top w:val="single" w:color="CCCCCC" w:sz="1"/><w:left w:val="single" w:color="CCCCCC" w:sz="1"/><w:bottom w:val="single" w:color="CCCCCC" w:sz="1"/><w:right w:val="single" w:color="CCCCCC" w:sz="1"/></w:tcBorders><w:shd w:fill="1F4E79" w:val="clear"/><w:tcMar><w:top w:type="dxa" w:w="80"/><w:left w:type="dxa" w:w="120"/><w:bottom w:type="dxa" w:w="80"/><w:right w:type="dxa" w:w="120"/></w:tcMar><w:vAlign w:val="center"/></w:tcPr><w:p><w:r><w:rPr><w:rFonts w:ascii="Arial" w:cs="Arial" w:eastAsia="Arial" w:hAnsi="Arial"/><w:b/><w:bCs/><w:color w:val="FFFFFF"/><w:sz w:val="19"/><w:szCs w:val="19"/></w:rPr><w:t xml:space="preserve">Fg:AF</w:t></w:r></w:p></w:tc><w:tc><w:tcPr><w:tcW w:type="dxa" w:w="700"/><w:tcBorders><w:top w:val="single" w:color="CCCCCC" w:sz="1"/><w:left w:val="single" w:color="CCCCCC" w:sz="1"/><w:bottom w:val="single" w:color="CCCCCC" w:sz="1"/><w:right w:val="single" w:color="CCCCCC" w:sz="1"/></w:tcBorders><w:shd w:fill="1F4E79" w:val="clear"/><w:tcMar><w:top w:type="dxa" w:w="80"/><w:left w:type="dxa" w:w="120"/><w:bottom w:type="dxa" w:w="80"/><w:right w:type="dxa" w:w="120"/></w:tcMar><w:vAlign w:val="center"/></w:tcPr><w:p><w:r><w:rPr><w:rFonts w:ascii="Arial" w:cs="Arial" w:eastAsia="Arial" w:hAnsi="Arial"/><w:b/><w:bCs/><w:color w:val="FFFFFF"/><w:sz w:val="19"/><w:szCs w:val="19"/></w:rPr><w:t xml:space="preserve">Fc:AF</w:t></w:r></w:p></w:tc><w:tc><w:tcPr><w:tcW w:type="dxa" w:w="700"/><w:tcBorders><w:top w:val="single" w:color="CCCCCC" w:sz="1"/><w:left w:val="single" w:color="CCCCCC" w:sz="1"/><w:bottom w:val="single" w:color="CCCCCC" w:sz="1"/><w:right w:val="single" w:color="CCCCCC" w:sz="1"/></w:tcBorders><w:shd w:fill="1F4E79" w:val="clear"/><w:tcMar><w:top w:type="dxa" w:w="80"/><w:left w:type="dxa" w:w="120"/><w:bottom w:type="dxa" w:w="80"/><w:right w:type="dxa" w:w="120"/></w:tcMar><w:vAlign w:val="center"/></w:tcPr><w:p><w:r><w:rPr><w:rFonts w:ascii="Arial" w:cs="Arial" w:eastAsia="Arial" w:hAnsi="Arial"/><w:b/><w:bCs/><w:color w:val="FFFFFF"/><w:sz w:val="19"/><w:szCs w:val="19"/></w:rPr><w:t xml:space="preserve">Dg:AF</w:t></w:r></w:p></w:tc><w:tc><w:tcPr><w:tcW w:type="dxa" w:w="700"/><w:tcBorders><w:top w:val="single" w:color="CCCCCC" w:sz="1"/><w:left w:val="single" w:color="CCCCCC" w:sz="1"/><w:bottom w:val="single" w:color="CCCCCC" w:sz="1"/><w:right w:val="single" w:color="CCCCCC" w:sz="1"/></w:tcBorders><w:shd w:fill="1F4E79" w:val="clear"/><w:tcMar><w:top w:type="dxa" w:w="80"/><w:left w:type="dxa" w:w="120"/><w:bottom w:type="dxa" w:w="80"/><w:right w:type="dxa" w:w="120"/></w:tcMar><w:vAlign w:val="center"/></w:tcPr><w:p><w:r><w:rPr><w:rFonts w:ascii="Arial" w:cs="Arial" w:eastAsia="Arial" w:hAnsi="Arial"/><w:b/><w:bCs/><w:color w:val="FFFFFF"/><w:sz w:val="19"/><w:szCs w:val="19"/></w:rPr><w:t xml:space="preserve">Dc:AF</w:t></w:r></w:p></w:tc><w:tc><w:tcPr><w:tcW w:type="dxa" w:w="720"/><w:tcBorders><w:top w:val="single" w:color="CCCCCC" w:sz="1"/><w:left w:val="single" w:color="CCCCCC" w:sz="1"/><w:bottom w:val="single" w:color="CCCCCC" w:sz="1"/><w:right w:val="single" w:color="CCCCCC" w:sz="1"/></w:tcBorders><w:shd w:fill="1F4E79" w:val="clear"/><w:tcMar><w:top w:type="dxa" w:w="80"/><w:left w:type="dxa" w:w="120"/><w:bottom w:type="dxa" w:w="80"/><w:right w:type="dxa" w:w="120"/></w:tcMar><w:vAlign w:val="center"/></w:tcPr><w:p><w:r><w:rPr><w:rFonts w:ascii="Arial" w:cs="Arial" w:eastAsia="Arial" w:hAnsi="Arial"/><w:b/><w:bCs/><w:color w:val="FFFFFF"/><w:sz w:val="19"/><w:szCs w:val="19"/></w:rPr><w:t xml:space="preserve">Cg:AF</w:t></w:r></w:p></w:tc><w:tc><w:tcPr><w:tcW w:type="dxa" w:w="720"/><w:tcBorders><w:top w:val="single" w:color="CCCCCC" w:sz="1"/><w:left w:val="single" w:color="CCCCCC" w:sz="1"/><w:bottom w:val="single" w:color="CCCCCC" w:sz="1"/><w:right w:val="single" w:color="CCCCCC" w:sz="1"/></w:tcBorders><w:shd w:fill="1F4E79" w:val="clear"/><w:tcMar><w:top w:type="dxa" w:w="80"/><w:left w:type="dxa" w:w="120"/><w:bottom w:type="dxa" w:w="80"/><w:right w:type="dxa" w:w="120"/></w:tcMar><w:vAlign w:val="center"/></w:tcPr><w:p><w:r><w:rPr><w:rFonts w:ascii="Arial" w:cs="Arial" w:eastAsia="Arial" w:hAnsi="Arial"/><w:b/><w:bCs/><w:color w:val="FFFFFF"/><w:sz w:val="19"/><w:szCs w:val="19"/></w:rPr><w:t xml:space="preserve">Cc:AF</w:t></w:r></w:p></w:tc></w:tr><w:tr><w:tc><w:tcPr><w:tcW w:type="dxa" w:w="500"/><w:tcBorders><w:top w:val="single" w:color="CCCCCC" w:sz="1"/><w:left w:val="single" w:color="CCCCCC" w:sz="1"/><w:bottom w:val="single" w:color="CCCCCC" w:sz="1"/><w:right w:val="single" w:color="CCCCCC" w:sz="1"/></w:tcBorders><w:shd w:fill="F2F7FC" w:val="clear"/><w:tcMar><w:top w:type="dxa" w:w="80"/><w:left w:type="dxa" w:w="120"/><w:bottom w:type="dxa" w:w="80"/><w:right w:type="dxa" w:w="120"/></w:tcMar><w:vAlign w:val="center"/></w:tcPr><w:p><w:pPr><w:jc w:val="center"/></w:pPr><w:r><w:rPr><w:rFonts w:ascii="Arial" w:cs="Arial" w:eastAsia="Arial" w:hAnsi="Arial"/><w:b/><w:bCs/><w:color w:val="1F4E79"/><w:sz w:val="19"/><w:szCs w:val="19"/></w:rPr><w:t xml:space="preserve">US</w:t></w:r></w:p></w:tc><w:tc><w:tcPr><w:tcW w:type="dxa" w:w="700"/><w:tcBorders><w:top w:val="single" w:color="CCCCCC" w:sz="1"/><w:left w:val="single" w:color="CCCCCC" w:sz="1"/><w:bottom w:val="single" w:color="CCCCCC" w:sz="1"/><w:right w:val="single" w:color="CCCCCC" w:sz="1"/></w:tcBorders><w:shd w:fill="F2F7FC" w:val="clear"/><w:tcMar><w:top w:type="dxa" w:w="80"/><w:left w:type="dxa" w:w="120"/><w:bottom w:type="dxa" w:w="80"/><w:right w:type="dxa" w:w="120"/></w:tcMar><w:vAlign w:val="center"/></w:tcPr><w:p><w:pPr><w:jc w:val="center"/></w:pPr><w:r><w:rPr><w:rFonts w:ascii="Arial" w:cs="Arial" w:eastAsia="Arial" w:hAnsi="Arial"/><w:b w:val="false"/><w:bCs w:val="false"/><w:color w:val="222222"/><w:sz w:val="19"/><w:szCs w:val="19"/></w:rPr><w:t xml:space="preserve">0.1417</w:t></w:r></w:p></w:tc><w:tc><w:tcPr><w:tcW w:type="dxa" w:w="700"/><w:tcBorders><w:top w:val="single" w:color="CCCCCC" w:sz="1"/><w:left w:val="single" w:color="CCCCCC" w:sz="1"/><w:bottom w:val="single" w:color="CCCCCC" w:sz="1"/><w:right w:val="single" w:color="CCCCCC" w:sz="1"/></w:tcBorders><w:shd w:fill="F2F7FC" w:val="clear"/><w:tcMar><w:top w:type="dxa" w:w="80"/><w:left w:type="dxa" w:w="120"/><w:bottom w:type="dxa" w:w="80"/><w:right w:type="dxa" w:w="120"/></w:tcMar><w:vAlign w:val="center"/></w:tcPr><w:p><w:pPr><w:jc w:val="center"/></w:pPr><w:r><w:rPr><w:rFonts w:ascii="Arial" w:cs="Arial" w:eastAsia="Arial" w:hAnsi="Arial"/><w:b w:val="false"/><w:bCs w:val="false"/><w:color w:val="222222"/><w:sz w:val="19"/><w:szCs w:val="19"/></w:rPr><w:t xml:space="preserve">0.1319</w:t></w:r></w:p></w:tc><w:tc><w:tcPr><w:tcW w:type="dxa" w:w="700"/><w:tcBorders><w:top w:val="single" w:color="CCCCCC" w:sz="1"/><w:left w:val="single" w:color="CCCCCC" w:sz="1"/><w:bottom w:val="single" w:color="CCCCCC" w:sz="1"/><w:right w:val="single" w:color="CCCCCC" w:sz="1"/></w:tcBorders><w:shd w:fill="F2F7FC" w:val="clear"/><w:tcMar><w:top w:type="dxa" w:w="80"/><w:left w:type="dxa" w:w="120"/><w:bottom w:type="dxa" w:w="80"/><w:right w:type="dxa" w:w="120"/></w:tcMar><w:vAlign w:val="center"/></w:tcPr><w:p><w:pPr><w:jc w:val="center"/></w:pPr><w:r><w:rPr><w:rFonts w:ascii="Arial" w:cs="Arial" w:eastAsia="Arial" w:hAnsi="Arial"/><w:b w:val="false"/><w:bCs w:val="false"/><w:color w:val="222222"/><w:sz w:val="19"/><w:szCs w:val="19"/></w:rPr><w:t xml:space="preserve">0.2440</w:t></w:r></w:p></w:tc><w:tc><w:tcPr><w:tcW w:type="dxa" w:w="700"/><w:tcBorders><w:top w:val="single" w:color="CCCCCC" w:sz="1"/><w:left w:val="single" w:color="CCCCCC" w:sz="1"/><w:bottom w:val="single" w:color="CCCCCC" w:sz="1"/><w:right w:val="single" w:color="CCCCCC" w:sz="1"/></w:tcBorders><w:shd w:fill="F2F7FC" w:val="clear"/><w:tcMar><w:top w:type="dxa" w:w="80"/><w:left w:type="dxa" w:w="120"/><w:bottom w:type="dxa" w:w="80"/><w:right w:type="dxa" w:w="120"/></w:tcMar><w:vAlign w:val="center"/></w:tcPr><w:p><w:pPr><w:jc w:val="center"/></w:pPr><w:r><w:rPr><w:rFonts w:ascii="Arial" w:cs="Arial" w:eastAsia="Arial" w:hAnsi="Arial"/><w:b w:val="false"/><w:bCs w:val="false"/><w:color w:val="222222"/><w:sz w:val="19"/><w:szCs w:val="19"/></w:rPr><w:t xml:space="preserve">0.5457</w:t></w:r></w:p></w:tc><w:tc><w:tcPr><w:tcW w:type="dxa" w:w="720"/><w:tcBorders><w:top w:val="single" w:color="CCCCCC" w:sz="1"/><w:left w:val="single" w:color="CCCCCC" w:sz="1"/><w:bottom w:val="single" w:color="CCCCCC" w:sz="1"/><w:right w:val="single" w:color="CCCCCC" w:sz="1"/></w:tcBorders><w:shd w:fill="F2F7FC" w:val="clear"/><w:tcMar><w:top w:type="dxa" w:w="80"/><w:left w:type="dxa" w:w="120"/><w:bottom w:type="dxa" w:w="80"/><w:right w:type="dxa" w:w="120"/></w:tcMar><w:vAlign w:val="center"/></w:tcPr><w:p><w:pPr><w:jc w:val="center"/></w:pPr><w:r><w:rPr><w:rFonts w:ascii="Arial" w:cs="Arial" w:eastAsia="Arial" w:hAnsi="Arial"/><w:b/><w:bCs/><w:color w:val="0D9488"/><w:sz w:val="19"/><w:szCs w:val="19"/></w:rPr><w:t xml:space="preserve">0.5544</w:t></w:r></w:p></w:tc><w:tc><w:tcPr><w:tcW w:type="dxa" w:w="720"/><w:tcBorders><w:top w:val="single" w:color="CCCCCC" w:sz="1"/><w:left w:val="single" w:color="CCCCCC" w:sz="1"/><w:bottom w:val="single" w:color="CCCCCC" w:sz="1"/><w:right w:val="single" w:color="CCCCCC" w:sz="1"/></w:tcBorders><w:shd w:fill="F2F7FC" w:val="clear"/><w:tcMar><w:top w:type="dxa" w:w="80"/><w:left w:type="dxa" w:w="120"/><w:bottom w:type="dxa" w:w="80"/><w:right w:type="dxa" w:w="120"/></w:tcMar><w:vAlign w:val="center"/></w:tcPr><w:p><w:pPr><w:jc w:val="center"/></w:pPr><w:r><w:rPr><w:rFonts w:ascii="Arial" w:cs="Arial" w:eastAsia="Arial" w:hAnsi="Arial"/><w:b w:val="false"/><w:bCs w:val="false"/><w:color w:val="222222"/><w:sz w:val="19"/><w:szCs w:val="19"/></w:rPr><w:t xml:space="preserve">0.5698</w:t></w:r></w:p></w:tc></w:tr><w:tr><w:tc><w:tcPr><w:tcW w:type="dxa" w:w="500"/><w:tcBorders><w:top w:val="single" w:color="CCCCCC" w:sz="1"/><w:left w:val="single" w:color="CCCCCC" w:sz="1"/><w:bottom w:val="single" w:color="CCCCCC" w:sz="1"/><w:right w:val="single" w:color="CCCCCC" w:sz="1"/></w:tcBorders><w:shd w:fill="FFFFFF" w:val="clear"/><w:tcMar><w:top w:type="dxa" w:w="80"/><w:left w:type="dxa" w:w="120"/><w:bottom w:type="dxa" w:w="80"/><w:right w:type="dxa" w:w="120"/></w:tcMar><w:vAlign w:val="center"/></w:tcPr><w:p><w:pPr><w:jc w:val="center"/></w:pPr><w:r><w:rPr><w:rFonts w:ascii="Arial" w:cs="Arial" w:eastAsia="Arial" w:hAnsi="Arial"/><w:b/><w:bCs/><w:color w:val="1F4E79"/><w:sz w:val="19"/><w:szCs w:val="19"/></w:rPr><w:t xml:space="preserve">GB</w:t></w:r></w:p></w:tc><w:tc><w:tcPr><w:tcW w:type="dxa" w:w="700"/><w:tcBorders><w:top w:val="single" w:color="CCCCCC" w:sz="1"/><w:left w:val="single" w:color="CCCCCC" w:sz="1"/><w:bottom w:val="single" w:color="CCCCCC" w:sz="1"/><w:right w:val="single" w:color="CCCCCC" w:sz="1"/></w:tcBorders><w:shd w:fill="FFFFFF" w:val="clear"/><w:tcMar><w:top w:type="dxa" w:w="80"/><w:left w:type="dxa" w:w="120"/><w:bottom w:type="dxa" w:w="80"/><w:right w:type="dxa" w:w="120"/></w:tcMar><w:vAlign w:val="center"/></w:tcPr><w:p><w:pPr><w:jc w:val="center"/></w:pPr><w:r><w:rPr><w:rFonts w:ascii="Arial" w:cs="Arial" w:eastAsia="Arial" w:hAnsi="Arial"/><w:b w:val="false"/><w:bCs w:val="false"/><w:color w:val="222222"/><w:sz w:val="19"/><w:szCs w:val="19"/></w:rPr><w:t xml:space="preserve">0.1377</w:t></w:r></w:p></w:tc><w:tc><w:tcPr><w:tcW w:type="dxa" w:w="700"/><w:tcBorders><w:top w:val="single" w:color="CCCCCC" w:sz="1"/><w:left w:val="single" w:color="CCCCCC" w:sz="1"/><w:bottom w:val="single" w:color="CCCCCC" w:sz="1"/><w:right w:val="single" w:color="CCCCCC" w:sz="1"/></w:tcBorders><w:shd w:fill="FFFFFF" w:val="clear"/><w:tcMar><w:top w:type="dxa" w:w="80"/><w:left w:type="dxa" w:w="120"/><w:bottom w:type="dxa" w:w="80"/><w:right w:type="dxa" w:w="120"/></w:tcMar><w:vAlign w:val="center"/></w:tcPr><w:p><w:pPr><w:jc w:val="center"/></w:pPr><w:r><w:rPr><w:rFonts w:ascii="Arial" w:cs="Arial" w:eastAsia="Arial" w:hAnsi="Arial"/><w:b w:val="false"/><w:bCs w:val="false"/><w:color w:val="222222"/><w:sz w:val="19"/><w:szCs w:val="19"/></w:rPr><w:t xml:space="preserve">0.1689</w:t></w:r></w:p></w:tc><w:tc><w:tcPr><w:tcW w:type="dxa" w:w="700"/><w:tcBorders><w:top w:val="single" w:color="CCCCCC" w:sz="1"/><w:left w:val="single" w:color="CCCCCC" w:sz="1"/><w:bottom w:val="single" w:color="CCCCCC" w:sz="1"/><w:right w:val="single" w:color="CCCCCC" w:sz="1"/></w:tcBorders><w:shd w:fill="FFFFFF" w:val="clear"/><w:tcMar><w:top w:type="dxa" w:w="80"/><w:left w:type="dxa" w:w="120"/><w:bottom w:type="dxa" w:w="80"/><w:right w:type="dxa" w:w="120"/></w:tcMar><w:vAlign w:val="center"/></w:tcPr><w:p><w:pPr><w:jc w:val="center"/></w:pPr><w:r><w:rPr><w:rFonts w:ascii="Arial" w:cs="Arial" w:eastAsia="Arial" w:hAnsi="Arial"/><w:b w:val="false"/><w:bCs w:val="false"/><w:color w:val="222222"/><w:sz w:val="19"/><w:szCs w:val="19"/></w:rPr><w:t xml:space="preserve">0.2430</w:t></w:r></w:p></w:tc><w:tc><w:tcPr><w:tcW w:type="dxa" w:w="700"/><w:tcBorders><w:top w:val="single" w:color="CCCCCC" w:sz="1"/><w:left w:val="single" w:color="CCCCCC" w:sz="1"/><w:bottom w:val="single" w:color="CCCCCC" w:sz="1"/><w:right w:val="single" w:color="CCCCCC" w:sz="1"/></w:tcBorders><w:shd w:fill="FFFFFF" w:val="clear"/><w:tcMar><w:top w:type="dxa" w:w="80"/><w:left w:type="dxa" w:w="120"/><w:bottom w:type="dxa" w:w="80"/><w:right w:type="dxa" w:w="120"/></w:tcMar><w:vAlign w:val="center"/></w:tcPr><w:p><w:pPr><w:jc w:val="center"/></w:pPr><w:r><w:rPr><w:rFonts w:ascii="Arial" w:cs="Arial" w:eastAsia="Arial" w:hAnsi="Arial"/><w:b w:val="false"/><w:bCs w:val="false"/><w:color w:val="222222"/><w:sz w:val="19"/><w:szCs w:val="19"/></w:rPr><w:t xml:space="preserve">0.5944</w:t></w:r></w:p></w:tc><w:tc><w:tcPr><w:tcW w:type="dxa" w:w="720"/><w:tcBorders><w:top w:val="single" w:color="CCCCCC" w:sz="1"/><w:left w:val="single" w:color="CCCCCC" w:sz="1"/><w:bottom w:val="single" w:color="CCCCCC" w:sz="1"/><w:right w:val="single" w:color="CCCCCC" w:sz="1"/></w:tcBorders><w:shd w:fill="FFFFFF" w:val="clear"/><w:tcMar><w:top w:type="dxa" w:w="80"/><w:left w:type="dxa" w:w="120"/><w:bottom w:type="dxa" w:w="80"/><w:right w:type="dxa" w:w="120"/></w:tcMar><w:vAlign w:val="center"/></w:tcPr><w:p><w:pPr><w:jc w:val="center"/></w:pPr><w:r><w:rPr><w:rFonts w:ascii="Arial" w:cs="Arial" w:eastAsia="Arial" w:hAnsi="Arial"/><w:b/><w:bCs/><w:color w:val="0D9488"/><w:sz w:val="19"/><w:szCs w:val="19"/></w:rPr><w:t xml:space="preserve">0.5116</w:t></w:r></w:p></w:tc><w:tc><w:tcPr><w:tcW w:type="dxa" w:w="720"/><w:tcBorders><w:top w:val="single" w:color="CCCCCC" w:sz="1"/><w:left w:val="single" w:color="CCCCCC" w:sz="1"/><w:bottom w:val="single" w:color="CCCCCC" w:sz="1"/><w:right w:val="single" w:color="CCCCCC" w:sz="1"/></w:tcBorders><w:shd w:fill="FFFFFF" w:val="clear"/><w:tcMar><w:top w:type="dxa" w:w="80"/><w:left w:type="dxa" w:w="120"/><w:bottom w:type="dxa" w:w="80"/><w:right w:type="dxa" w:w="120"/></w:tcMar><w:vAlign w:val="center"/></w:tcPr><w:p><w:pPr><w:jc w:val="center"/></w:pPr><w:r><w:rPr><w:rFonts w:ascii="Arial" w:cs="Arial" w:eastAsia="Arial" w:hAnsi="Arial"/><w:b w:val="false"/><w:bCs w:val="false"/><w:color w:val="222222"/><w:sz w:val="19"/><w:szCs w:val="19"/></w:rPr><w:t xml:space="preserve">0.6212</w:t></w:r></w:p></w:tc></w:tr><w:tr><w:tc><w:tcPr><w:tcW w:type="dxa" w:w="500"/><w:tcBorders><w:top w:val="single" w:color="CCCCCC" w:sz="1"/><w:left w:val="single" w:color="CCCCCC" w:sz="1"/><w:bottom w:val="single" w:color="CCCCCC" w:sz="1"/><w:right w:val="single" w:color="CCCCCC" w:sz="1"/></w:tcBorders><w:shd w:fill="F2F7FC" w:val="clear"/><w:tcMar><w:top w:type="dxa" w:w="80"/><w:left w:type="dxa" w:w="120"/><w:bottom w:type="dxa" w:w="80"/><w:right w:type="dxa" w:w="120"/></w:tcMar><w:vAlign w:val="center"/></w:tcPr><w:p><w:pPr><w:jc w:val="center"/></w:pPr><w:r><w:rPr><w:rFonts w:ascii="Arial" w:cs="Arial" w:eastAsia="Arial" w:hAnsi="Arial"/><w:b/><w:bCs/><w:color w:val="1F4E79"/><w:sz w:val="19"/><w:szCs w:val="19"/></w:rPr><w:t xml:space="preserve">DE</w:t></w:r></w:p></w:tc><w:tc><w:tcPr><w:tcW w:type="dxa" w:w="700"/><w:tcBorders><w:top w:val="single" w:color="CCCCCC" w:sz="1"/><w:left w:val="single" w:color="CCCCCC" w:sz="1"/><w:bottom w:val="single" w:color="CCCCCC" w:sz="1"/><w:right w:val="single" w:color="CCCCCC" w:sz="1"/></w:tcBorders><w:shd w:fill="F2F7FC" w:val="clear"/><w:tcMar><w:top w:type="dxa" w:w="80"/><w:left w:type="dxa" w:w="120"/><w:bottom w:type="dxa" w:w="80"/><w:right w:type="dxa" w:w="120"/></w:tcMar><w:vAlign w:val="center"/></w:tcPr><w:p><w:pPr><w:jc w:val="center"/></w:pPr><w:r><w:rPr><w:rFonts w:ascii="Arial" w:cs="Arial" w:eastAsia="Arial" w:hAnsi="Arial"/><w:b w:val="false"/><w:bCs w:val="false"/><w:color w:val="222222"/><w:sz w:val="19"/><w:szCs w:val="19"/></w:rPr><w:t xml:space="preserve">0.1386</w:t></w:r></w:p></w:tc><w:tc><w:tcPr><w:tcW w:type="dxa" w:w="700"/><w:tcBorders><w:top w:val="single" w:color="CCCCCC" w:sz="1"/><w:left w:val="single" w:color="CCCCCC" w:sz="1"/><w:bottom w:val="single" w:color="CCCCCC" w:sz="1"/><w:right w:val="single" w:color="CCCCCC" w:sz="1"/></w:tcBorders><w:shd w:fill="F2F7FC" w:val="clear"/><w:tcMar><w:top w:type="dxa" w:w="80"/><w:left w:type="dxa" w:w="120"/><w:bottom w:type="dxa" w:w="80"/><w:right w:type="dxa" w:w="120"/></w:tcMar><w:vAlign w:val="center"/></w:tcPr><w:p><w:pPr><w:jc w:val="center"/></w:pPr><w:r><w:rPr><w:rFonts w:ascii="Arial" w:cs="Arial" w:eastAsia="Arial" w:hAnsi="Arial"/><w:b w:val="false"/><w:bCs w:val="false"/><w:color w:val="222222"/><w:sz w:val="19"/><w:szCs w:val="19"/></w:rPr><w:t xml:space="preserve">0.1743</w:t></w:r></w:p></w:tc><w:tc><w:tcPr><w:tcW w:type="dxa" w:w="700"/><w:tcBorders><w:top w:val="single" w:color="CCCCCC" w:sz="1"/><w:left w:val="single" w:color="CCCCCC" w:sz="1"/><w:bottom w:val="single" w:color="CCCCCC" w:sz="1"/><w:right w:val="single" w:color="CCCCCC" w:sz="1"/></w:tcBorders><w:shd w:fill="F2F7FC" w:val="clear"/><w:tcMar><w:top w:type="dxa" w:w="80"/><w:left w:type="dxa" w:w="120"/><w:bottom w:type="dxa" w:w="80"/><w:right w:type="dxa" w:w="120"/></w:tcMar><w:vAlign w:val="center"/></w:tcPr><w:p><w:pPr><w:jc w:val="center"/></w:pPr><w:r><w:rPr><w:rFonts w:ascii="Arial" w:cs="Arial" w:eastAsia="Arial" w:hAnsi="Arial"/><w:b w:val="false"/><w:bCs w:val="false"/><w:color w:val="222222"/><w:sz w:val="19"/><w:szCs w:val="19"/></w:rPr><w:t xml:space="preserve">0.2484</w:t></w:r></w:p></w:tc><w:tc><w:tcPr><w:tcW w:type="dxa" w:w="700"/><w:tcBorders><w:top w:val="single" w:color="CCCCCC" w:sz="1"/><w:left w:val="single" w:color="CCCCCC" w:sz="1"/><w:bottom w:val="single" w:color="CCCCCC" w:sz="1"/><w:right w:val="single" w:color="CCCCCC" w:sz="1"/></w:tcBorders><w:shd w:fill="F2F7FC" w:val="clear"/><w:tcMar><w:top w:type="dxa" w:w="80"/><w:left w:type="dxa" w:w="120"/><w:bottom w:type="dxa" w:w="80"/><w:right w:type="dxa" w:w="120"/></w:tcMar><w:vAlign w:val="center"/></w:tcPr><w:p><w:pPr><w:jc w:val="center"/></w:pPr><w:r><w:rPr><w:rFonts w:ascii="Arial" w:cs="Arial" w:eastAsia="Arial" w:hAnsi="Arial"/><w:b w:val="false"/><w:bCs w:val="false"/><w:color w:val="222222"/><w:sz w:val="19"/><w:szCs w:val="19"/></w:rPr><w:t xml:space="preserve">0.5943</w:t></w:r></w:p></w:tc><w:tc><w:tcPr><w:tcW w:type="dxa" w:w="720"/><w:tcBorders><w:top w:val="single" w:color="CCCCCC" w:sz="1"/><w:left w:val="single" w:color="CCCCCC" w:sz="1"/><w:bottom w:val="single" w:color="CCCCCC" w:sz="1"/><w:right w:val="single" w:color="CCCCCC" w:sz="1"/></w:tcBorders><w:shd w:fill="F2F7FC" w:val="clear"/><w:tcMar><w:top w:type="dxa" w:w="80"/><w:left w:type="dxa" w:w="120"/><w:bottom w:type="dxa" w:w="80"/><w:right w:type="dxa" w:w="120"/></w:tcMar><w:vAlign w:val="center"/></w:tcPr><w:p><w:pPr><w:jc w:val="center"/></w:pPr><w:r><w:rPr><w:rFonts w:ascii="Arial" w:cs="Arial" w:eastAsia="Arial" w:hAnsi="Arial"/><w:b/><w:bCs/><w:color w:val="0D9488"/><w:sz w:val="19"/><w:szCs w:val="19"/></w:rPr><w:t xml:space="preserve">0.4998</w:t></w:r></w:p></w:tc><w:tc><w:tcPr><w:tcW w:type="dxa" w:w="720"/><w:tcBorders><w:top w:val="single" w:color="CCCCCC" w:sz="1"/><w:left w:val="single" w:color="CCCCCC" w:sz="1"/><w:bottom w:val="single" w:color="CCCCCC" w:sz="1"/><w:right w:val="single" w:color="CCCCCC" w:sz="1"/></w:tcBorders><w:shd w:fill="F2F7FC" w:val="clear"/><w:tcMar><w:top w:type="dxa" w:w="80"/><w:left w:type="dxa" w:w="120"/><w:bottom w:type="dxa" w:w="80"/><w:right w:type="dxa" w:w="120"/></w:tcMar><w:vAlign w:val="center"/></w:tcPr><w:p><w:pPr><w:jc w:val="center"/></w:pPr><w:r><w:rPr><w:rFonts w:ascii="Arial" w:cs="Arial" w:eastAsia="Arial" w:hAnsi="Arial"/><w:b w:val="false"/><w:bCs w:val="false"/><w:color w:val="222222"/><w:sz w:val="19"/><w:szCs w:val="19"/></w:rPr><w:t xml:space="preserve">0.6231</w:t></w:r></w:p></w:tc></w:tr><w:tr><w:tc><w:tcPr><w:tcW w:type="dxa" w:w="500"/><w:tcBorders><w:top w:val="single" w:color="CCCCCC" w:sz="1"/><w:left w:val="single" w:color="CCCCCC" w:sz="1"/><w:bottom w:val="single" w:color="CCCCCC" w:sz="1"/><w:right w:val="single" w:color="CCCCCC" w:sz="1"/></w:tcBorders><w:shd w:fill="FFFFFF" w:val="clear"/><w:tcMar><w:top w:type="dxa" w:w="80"/><w:left w:type="dxa" w:w="120"/><w:bottom w:type="dxa" w:w="80"/><w:right w:type="dxa" w:w="120"/></w:tcMar><w:vAlign w:val="center"/></w:tcPr><w:p><w:pPr><w:jc w:val="center"/></w:pPr><w:r><w:rPr><w:rFonts w:ascii="Arial" w:cs="Arial" w:eastAsia="Arial" w:hAnsi="Arial"/><w:b/><w:bCs/><w:color w:val="1F4E79"/><w:sz w:val="19"/><w:szCs w:val="19"/></w:rPr><w:t xml:space="preserve">IT</w:t></w:r></w:p></w:tc><w:tc><w:tcPr><w:tcW w:type="dxa" w:w="700"/><w:tcBorders><w:top w:val="single" w:color="CCCCCC" w:sz="1"/><w:left w:val="single" w:color="CCCCCC" w:sz="1"/><w:bottom w:val="single" w:color="CCCCCC" w:sz="1"/><w:right w:val="single" w:color="CCCCCC" w:sz="1"/></w:tcBorders><w:shd w:fill="FFFFFF" w:val="clear"/><w:tcMar><w:top w:type="dxa" w:w="80"/><w:left w:type="dxa" w:w="120"/><w:bottom w:type="dxa" w:w="80"/><w:right w:type="dxa" w:w="120"/></w:tcMar><w:vAlign w:val="center"/></w:tcPr><w:p><w:pPr><w:jc w:val="center"/></w:pPr><w:r><w:rPr><w:rFonts w:ascii="Arial" w:cs="Arial" w:eastAsia="Arial" w:hAnsi="Arial"/><w:b w:val="false"/><w:bCs w:val="false"/><w:color w:val="222222"/><w:sz w:val="19"/><w:szCs w:val="19"/></w:rPr><w:t xml:space="preserve">0.1357</w:t></w:r></w:p></w:tc><w:tc><w:tcPr><w:tcW w:type="dxa" w:w="700"/><w:tcBorders><w:top w:val="single" w:color="CCCCCC" w:sz="1"/><w:left w:val="single" w:color="CCCCCC" w:sz="1"/><w:bottom w:val="single" w:color="CCCCCC" w:sz="1"/><w:right w:val="single" w:color="CCCCCC" w:sz="1"/></w:tcBorders><w:shd w:fill="FFFFFF" w:val="clear"/><w:tcMar><w:top w:type="dxa" w:w="80"/><w:left w:type="dxa" w:w="120"/><w:bottom w:type="dxa" w:w="80"/><w:right w:type="dxa" w:w="120"/></w:tcMar><w:vAlign w:val="center"/></w:tcPr><w:p><w:pPr><w:jc w:val="center"/></w:pPr><w:r><w:rPr><w:rFonts w:ascii="Arial" w:cs="Arial" w:eastAsia="Arial" w:hAnsi="Arial"/><w:b w:val="false"/><w:bCs w:val="false"/><w:color w:val="222222"/><w:sz w:val="19"/><w:szCs w:val="19"/></w:rPr><w:t xml:space="preserve">0.1544</w:t></w:r></w:p></w:tc><w:tc><w:tcPr><w:tcW w:type="dxa" w:w="700"/><w:tcBorders><w:top w:val="single" w:color="CCCCCC" w:sz="1"/><w:left w:val="single" w:color="CCCCCC" w:sz="1"/><w:bottom w:val="single" w:color="CCCCCC" w:sz="1"/><w:right w:val="single" w:color="CCCCCC" w:sz="1"/></w:tcBorders><w:shd w:fill="FFFFFF" w:val="clear"/><w:tcMar><w:top w:type="dxa" w:w="80"/><w:left w:type="dxa" w:w="120"/><w:bottom w:type="dxa" w:w="80"/><w:right w:type="dxa" w:w="120"/></w:tcMar><w:vAlign w:val="center"/></w:tcPr><w:p><w:pPr><w:jc w:val="center"/></w:pPr><w:r><w:rPr><w:rFonts w:ascii="Arial" w:cs="Arial" w:eastAsia="Arial" w:hAnsi="Arial"/><w:b w:val="false"/><w:bCs w:val="false"/><w:color w:val="222222"/><w:sz w:val="19"/><w:szCs w:val="19"/></w:rPr><w:t xml:space="preserve">0.2326</w:t></w:r></w:p></w:tc><w:tc><w:tcPr><w:tcW w:type="dxa" w:w="700"/><w:tcBorders><w:top w:val="single" w:color="CCCCCC" w:sz="1"/><w:left w:val="single" w:color="CCCCCC" w:sz="1"/><w:bottom w:val="single" w:color="CCCCCC" w:sz="1"/><w:right w:val="single" w:color="CCCCCC" w:sz="1"/></w:tcBorders><w:shd w:fill="FFFFFF" w:val="clear"/><w:tcMar><w:top w:type="dxa" w:w="80"/><w:left w:type="dxa" w:w="120"/><w:bottom w:type="dxa" w:w="80"/><w:right w:type="dxa" w:w="120"/></w:tcMar><w:vAlign w:val="center"/></w:tcPr><w:p><w:pPr><w:jc w:val="center"/></w:pPr><w:r><w:rPr><w:rFonts w:ascii="Arial" w:cs="Arial" w:eastAsia="Arial" w:hAnsi="Arial"/><w:b w:val="false"/><w:bCs w:val="false"/><w:color w:val="222222"/><w:sz w:val="19"/><w:szCs w:val="19"/></w:rPr><w:t xml:space="preserve">0.5597</w:t></w:r></w:p></w:tc><w:tc><w:tcPr><w:tcW w:type="dxa" w:w="720"/><w:tcBorders><w:top w:val="single" w:color="CCCCCC" w:sz="1"/><w:left w:val="single" w:color="CCCCCC" w:sz="1"/><w:bottom w:val="single" w:color="CCCCCC" w:sz="1"/><w:right w:val="single" w:color="CCCCCC" w:sz="1"/></w:tcBorders><w:shd w:fill="FFFFFF" w:val="clear"/><w:tcMar><w:top w:type="dxa" w:w="80"/><w:left w:type="dxa" w:w="120"/><w:bottom w:type="dxa" w:w="80"/><w:right w:type="dxa" w:w="120"/></w:tcMar><w:vAlign w:val="center"/></w:tcPr><w:p><w:pPr><w:jc w:val="center"/></w:pPr><w:r><w:rPr><w:rFonts w:ascii="Arial" w:cs="Arial" w:eastAsia="Arial" w:hAnsi="Arial"/><w:b/><w:bCs/><w:color w:val="0D9488"/><w:sz w:val="19"/><w:szCs w:val="19"/></w:rPr><w:t xml:space="preserve">0.4663</w:t></w:r></w:p></w:tc><w:tc><w:tcPr><w:tcW w:type="dxa" w:w="720"/><w:tcBorders><w:top w:val="single" w:color="CCCCCC" w:sz="1"/><w:left w:val="single" w:color="CCCCCC" w:sz="1"/><w:bottom w:val="single" w:color="CCCCCC" w:sz="1"/><w:right w:val="single" w:color="CCCCCC" w:sz="1"/></w:tcBorders><w:shd w:fill="FFFFFF" w:val="clear"/><w:tcMar><w:top w:type="dxa" w:w="80"/><w:left w:type="dxa" w:w="120"/><w:bottom w:type="dxa" w:w="80"/><w:right w:type="dxa" w:w="120"/></w:tcMar><w:vAlign w:val="center"/></w:tcPr><w:p><w:pPr><w:jc w:val="center"/></w:pPr><w:r><w:rPr><w:rFonts w:ascii="Arial" w:cs="Arial" w:eastAsia="Arial" w:hAnsi="Arial"/><w:b w:val="false"/><w:bCs w:val="false"/><w:color w:val="222222"/><w:sz w:val="19"/><w:szCs w:val="19"/></w:rPr><w:t xml:space="preserve">0.6110</w:t></w:r></w:p></w:tc></w:tr><w:tr><w:tc><w:tcPr><w:tcW w:type="dxa" w:w="500"/><w:tcBorders><w:top w:val="single" w:color="CCCCCC" w:sz="1"/><w:left w:val="single" w:color="CCCCCC" w:sz="1"/><w:bottom w:val="single" w:color="CCCCCC" w:sz="1"/><w:right w:val="single" w:color="CCCCCC" w:sz="1"/></w:tcBorders><w:shd w:fill="F2F7FC" w:val="clear"/><w:tcMar><w:top w:type="dxa" w:w="80"/><w:left w:type="dxa" w:w="120"/><w:bottom w:type="dxa" w:w="80"/><w:right w:type="dxa" w:w="120"/></w:tcMar><w:vAlign w:val="center"/></w:tcPr><w:p><w:pPr><w:jc w:val="center"/></w:pPr><w:r><w:rPr><w:rFonts w:ascii="Arial" w:cs="Arial" w:eastAsia="Arial" w:hAnsi="Arial"/><w:b/><w:bCs/><w:color w:val="1F4E79"/><w:sz w:val="19"/><w:szCs w:val="19"/></w:rPr><w:t xml:space="preserve">MX</w:t></w:r></w:p></w:tc><w:tc><w:tcPr><w:tcW w:type="dxa" w:w="700"/><w:tcBorders><w:top w:val="single" w:color="CCCCCC" w:sz="1"/><w:left w:val="single" w:color="CCCCCC" w:sz="1"/><w:bottom w:val="single" w:color="CCCCCC" w:sz="1"/><w:right w:val="single" w:color="CCCCCC" w:sz="1"/></w:tcBorders><w:shd w:fill="F2F7FC" w:val="clear"/><w:tcMar><w:top w:type="dxa" w:w="80"/><w:left w:type="dxa" w:w="120"/><w:bottom w:type="dxa" w:w="80"/><w:right w:type="dxa" w:w="120"/></w:tcMar><w:vAlign w:val="center"/></w:tcPr><w:p><w:pPr><w:jc w:val="center"/></w:pPr><w:r><w:rPr><w:rFonts w:ascii="Arial" w:cs="Arial" w:eastAsia="Arial" w:hAnsi="Arial"/><w:b w:val="false"/><w:bCs w:val="false"/><w:color w:val="222222"/><w:sz w:val="19"/><w:szCs w:val="19"/></w:rPr><w:t xml:space="preserve">0.1380</w:t></w:r></w:p></w:tc><w:tc><w:tcPr><w:tcW w:type="dxa" w:w="700"/><w:tcBorders><w:top w:val="single" w:color="CCCCCC" w:sz="1"/><w:left w:val="single" w:color="CCCCCC" w:sz="1"/><w:bottom w:val="single" w:color="CCCCCC" w:sz="1"/><w:right w:val="single" w:color="CCCCCC" w:sz="1"/></w:tcBorders><w:shd w:fill="F2F7FC" w:val="clear"/><w:tcMar><w:top w:type="dxa" w:w="80"/><w:left w:type="dxa" w:w="120"/><w:bottom w:type="dxa" w:w="80"/><w:right w:type="dxa" w:w="120"/></w:tcMar><w:vAlign w:val="center"/></w:tcPr><w:p><w:pPr><w:jc w:val="center"/></w:pPr><w:r><w:rPr><w:rFonts w:ascii="Arial" w:cs="Arial" w:eastAsia="Arial" w:hAnsi="Arial"/><w:b w:val="false"/><w:bCs w:val="false"/><w:color w:val="222222"/><w:sz w:val="19"/><w:szCs w:val="19"/></w:rPr><w:t xml:space="preserve">0.1950</w:t></w:r></w:p></w:tc><w:tc><w:tcPr><w:tcW w:type="dxa" w:w="700"/><w:tcBorders><w:top w:val="single" w:color="CCCCCC" w:sz="1"/><w:left w:val="single" w:color="CCCCCC" w:sz="1"/><w:bottom w:val="single" w:color="CCCCCC" w:sz="1"/><w:right w:val="single" w:color="CCCCCC" w:sz="1"/></w:tcBorders><w:shd w:fill="F2F7FC" w:val="clear"/><w:tcMar><w:top w:type="dxa" w:w="80"/><w:left w:type="dxa" w:w="120"/><w:bottom w:type="dxa" w:w="80"/><w:right w:type="dxa" w:w="120"/></w:tcMar><w:vAlign w:val="center"/></w:tcPr><w:p><w:pPr><w:jc w:val="center"/></w:pPr><w:r><w:rPr><w:rFonts w:ascii="Arial" w:cs="Arial" w:eastAsia="Arial" w:hAnsi="Arial"/><w:b w:val="false"/><w:bCs w:val="false"/><w:color w:val="222222"/><w:sz w:val="19"/><w:szCs w:val="19"/></w:rPr><w:t xml:space="preserve">0.2363</w:t></w:r></w:p></w:tc><w:tc><w:tcPr><w:tcW w:type="dxa" w:w="700"/><w:tcBorders><w:top w:val="single" w:color="CCCCCC" w:sz="1"/><w:left w:val="single" w:color="CCCCCC" w:sz="1"/><w:bottom w:val="single" w:color="CCCCCC" w:sz="1"/><w:right w:val="single" w:color="CCCCCC" w:sz="1"/></w:tcBorders><w:shd w:fill="F2F7FC" w:val="clear"/><w:tcMar><w:top w:type="dxa" w:w="80"/><w:left w:type="dxa" w:w="120"/><w:bottom w:type="dxa" w:w="80"/><w:right w:type="dxa" w:w="120"/></w:tcMar><w:vAlign w:val="center"/></w:tcPr><w:p><w:pPr><w:jc w:val="center"/></w:pPr><w:r><w:rPr><w:rFonts w:ascii="Arial" w:cs="Arial" w:eastAsia="Arial" w:hAnsi="Arial"/><w:b w:val="false"/><w:bCs w:val="false"/><w:color w:val="222222"/><w:sz w:val="19"/><w:szCs w:val="19"/></w:rPr><w:t xml:space="preserve">0.6026</w:t></w:r></w:p></w:tc><w:tc><w:tcPr><w:tcW w:type="dxa" w:w="720"/><w:tcBorders><w:top w:val="single" w:color="CCCCCC" w:sz="1"/><w:left w:val="single" w:color="CCCCCC" w:sz="1"/><w:bottom w:val="single" w:color="CCCCCC" w:sz="1"/><w:right w:val="single" w:color="CCCCCC" w:sz="1"/></w:tcBorders><w:shd w:fill="F2F7FC" w:val="clear"/><w:tcMar><w:top w:type="dxa" w:w="80"/><w:left w:type="dxa" w:w="120"/><w:bottom w:type="dxa" w:w="80"/><w:right w:type="dxa" w:w="120"/></w:tcMar><w:vAlign w:val="center"/></w:tcPr><w:p><w:pPr><w:jc w:val="center"/></w:pPr><w:r><w:rPr><w:rFonts w:ascii="Arial" w:cs="Arial" w:eastAsia="Arial" w:hAnsi="Arial"/><w:b/><w:bCs/><w:color w:val="0D9488"/><w:sz w:val="19"/><w:szCs w:val="19"/></w:rPr><w:t xml:space="preserve">0.4430</w:t></w:r></w:p></w:tc><w:tc><w:tcPr><w:tcW w:type="dxa" w:w="720"/><w:tcBorders><w:top w:val="single" w:color="CCCCCC" w:sz="1"/><w:left w:val="single" w:color="CCCCCC" w:sz="1"/><w:bottom w:val="single" w:color="CCCCCC" w:sz="1"/><w:right w:val="single" w:color="CCCCCC" w:sz="1"/></w:tcBorders><w:shd w:fill="F2F7FC" w:val="clear"/><w:tcMar><w:top w:type="dxa" w:w="80"/><w:left w:type="dxa" w:w="120"/><w:bottom w:type="dxa" w:w="80"/><w:right w:type="dxa" w:w="120"/></w:tcMar><w:vAlign w:val="center"/></w:tcPr><w:p><w:pPr><w:jc w:val="center"/></w:pPr><w:r><w:rPr><w:rFonts w:ascii="Arial" w:cs="Arial" w:eastAsia="Arial" w:hAnsi="Arial"/><w:b w:val="false"/><w:bCs w:val="false"/><w:color w:val="222222"/><w:sz w:val="19"/><w:szCs w:val="19"/></w:rPr><w:t xml:space="preserve">0.6233</w:t></w:r></w:p></w:tc></w:tr><w:tr><w:tc><w:tcPr><w:tcW w:type="dxa" w:w="500"/><w:tcBorders><w:top w:val="single" w:color="CCCCCC" w:sz="1"/><w:left w:val="single" w:color="CCCCCC" w:sz="1"/><w:bottom w:val="single" w:color="CCCCCC" w:sz="1"/><w:right w:val="single" w:color="CCCCCC" w:sz="1"/></w:tcBorders><w:shd w:fill="FFFFFF" w:val="clear"/><w:tcMar><w:top w:type="dxa" w:w="80"/><w:left w:type="dxa" w:w="120"/><w:bottom w:type="dxa" w:w="80"/><w:right w:type="dxa" w:w="120"/></w:tcMar><w:vAlign w:val="center"/></w:tcPr><w:p><w:pPr><w:jc w:val="center"/></w:pPr><w:r><w:rPr><w:rFonts w:ascii="Arial" w:cs="Arial" w:eastAsia="Arial" w:hAnsi="Arial"/><w:b/><w:bCs/><w:color w:val="1F4E79"/><w:sz w:val="19"/><w:szCs w:val="19"/></w:rPr><w:t xml:space="preserve">JP</w:t></w:r></w:p></w:tc><w:tc><w:tcPr><w:tcW w:type="dxa" w:w="700"/><w:tcBorders><w:top w:val="single" w:color="CCCCCC" w:sz="1"/><w:left w:val="single" w:color="CCCCCC" w:sz="1"/><w:bottom w:val="single" w:color="CCCCCC" w:sz="1"/><w:right w:val="single" w:color="CCCCCC" w:sz="1"/></w:tcBorders><w:shd w:fill="FFFFFF" w:val="clear"/><w:tcMar><w:top w:type="dxa" w:w="80"/><w:left w:type="dxa" w:w="120"/><w:bottom w:type="dxa" w:w="80"/><w:right w:type="dxa" w:w="120"/></w:tcMar><w:vAlign w:val="center"/></w:tcPr><w:p><w:pPr><w:jc w:val="center"/></w:pPr><w:r><w:rPr><w:rFonts w:ascii="Arial" w:cs="Arial" w:eastAsia="Arial" w:hAnsi="Arial"/><w:b w:val="false"/><w:bCs w:val="false"/><w:color w:val="222222"/><w:sz w:val="19"/><w:szCs w:val="19"/></w:rPr><w:t xml:space="preserve">0.1351</w:t></w:r></w:p></w:tc><w:tc><w:tcPr><w:tcW w:type="dxa" w:w="700"/><w:tcBorders><w:top w:val="single" w:color="CCCCCC" w:sz="1"/><w:left w:val="single" w:color="CCCCCC" w:sz="1"/><w:bottom w:val="single" w:color="CCCCCC" w:sz="1"/><w:right w:val="single" w:color="CCCCCC" w:sz="1"/></w:tcBorders><w:shd w:fill="FFFFFF" w:val="clear"/><w:tcMar><w:top w:type="dxa" w:w="80"/><w:left w:type="dxa" w:w="120"/><w:bottom w:type="dxa" w:w="80"/><w:right w:type="dxa" w:w="120"/></w:tcMar><w:vAlign w:val="center"/></w:tcPr><w:p><w:pPr><w:jc w:val="center"/></w:pPr><w:r><w:rPr><w:rFonts w:ascii="Arial" w:cs="Arial" w:eastAsia="Arial" w:hAnsi="Arial"/><w:b w:val="false"/><w:bCs w:val="false"/><w:color w:val="222222"/><w:sz w:val="19"/><w:szCs w:val="19"/></w:rPr><w:t xml:space="preserve">0.1896</w:t></w:r></w:p></w:tc><w:tc><w:tcPr><w:tcW w:type="dxa" w:w="700"/><w:tcBorders><w:top w:val="single" w:color="CCCCCC" w:sz="1"/><w:left w:val="single" w:color="CCCCCC" w:sz="1"/><w:bottom w:val="single" w:color="CCCCCC" w:sz="1"/><w:right w:val="single" w:color="CCCCCC" w:sz="1"/></w:tcBorders><w:shd w:fill="FFFFFF" w:val="clear"/><w:tcMar><w:top w:type="dxa" w:w="80"/><w:left w:type="dxa" w:w="120"/><w:bottom w:type="dxa" w:w="80"/><w:right w:type="dxa" w:w="120"/></w:tcMar><w:vAlign w:val="center"/></w:tcPr><w:p><w:pPr><w:jc w:val="center"/></w:pPr><w:r><w:rPr><w:rFonts w:ascii="Arial" w:cs="Arial" w:eastAsia="Arial" w:hAnsi="Arial"/><w:b w:val="false"/><w:bCs w:val="false"/><w:color w:val="222222"/><w:sz w:val="19"/><w:szCs w:val="19"/></w:rPr><w:t xml:space="preserve">0.2438</w:t></w:r></w:p></w:tc><w:tc><w:tcPr><w:tcW w:type="dxa" w:w="700"/><w:tcBorders><w:top w:val="single" w:color="CCCCCC" w:sz="1"/><w:left w:val="single" w:color="CCCCCC" w:sz="1"/><w:bottom w:val="single" w:color="CCCCCC" w:sz="1"/><w:right w:val="single" w:color="CCCCCC" w:sz="1"/></w:tcBorders><w:shd w:fill="FFFFFF" w:val="clear"/><w:tcMar><w:top w:type="dxa" w:w="80"/><w:left w:type="dxa" w:w="120"/><w:bottom w:type="dxa" w:w="80"/><w:right w:type="dxa" w:w="120"/></w:tcMar><w:vAlign w:val="center"/></w:tcPr><w:p><w:pPr><w:jc w:val="center"/></w:pPr><w:r><w:rPr><w:rFonts w:ascii="Arial" w:cs="Arial" w:eastAsia="Arial" w:hAnsi="Arial"/><w:b w:val="false"/><w:bCs w:val="false"/><w:color w:val="222222"/><w:sz w:val="19"/><w:szCs w:val="19"/></w:rPr><w:t xml:space="preserve">0.6116</w:t></w:r></w:p></w:tc><w:tc><w:tcPr><w:tcW w:type="dxa" w:w="720"/><w:tcBorders><w:top w:val="single" w:color="CCCCCC" w:sz="1"/><w:left w:val="single" w:color="CCCCCC" w:sz="1"/><w:bottom w:val="single" w:color="CCCCCC" w:sz="1"/><w:right w:val="single" w:color="CCCCCC" w:sz="1"/></w:tcBorders><w:shd w:fill="FFFFFF" w:val="clear"/><w:tcMar><w:top w:type="dxa" w:w="80"/><w:left w:type="dxa" w:w="120"/><w:bottom w:type="dxa" w:w="80"/><w:right w:type="dxa" w:w="120"/></w:tcMar><w:vAlign w:val="center"/></w:tcPr><w:p><w:pPr><w:jc w:val="center"/></w:pPr><w:r><w:rPr><w:rFonts w:ascii="Arial" w:cs="Arial" w:eastAsia="Arial" w:hAnsi="Arial"/><w:b/><w:bCs/><w:color w:val="0D9488"/><w:sz w:val="19"/><w:szCs w:val="19"/></w:rPr><w:t xml:space="preserve">0.4413</w:t></w:r></w:p></w:tc><w:tc><w:tcPr><w:tcW w:type="dxa" w:w="720"/><w:tcBorders><w:top w:val="single" w:color="CCCCCC" w:sz="1"/><w:left w:val="single" w:color="CCCCCC" w:sz="1"/><w:bottom w:val="single" w:color="CCCCCC" w:sz="1"/><w:right w:val="single" w:color="CCCCCC" w:sz="1"/></w:tcBorders><w:shd w:fill="FFFFFF" w:val="clear"/><w:tcMar><w:top w:type="dxa" w:w="80"/><w:left w:type="dxa" w:w="120"/><w:bottom w:type="dxa" w:w="80"/><w:right w:type="dxa" w:w="120"/></w:tcMar><w:vAlign w:val="center"/></w:tcPr><w:p><w:pPr><w:jc w:val="center"/></w:pPr><w:r><w:rPr><w:rFonts w:ascii="Arial" w:cs="Arial" w:eastAsia="Arial" w:hAnsi="Arial"/><w:b w:val="false"/><w:bCs w:val="false"/><w:color w:val="222222"/><w:sz w:val="19"/><w:szCs w:val="19"/></w:rPr><w:t xml:space="preserve">0.6340</w:t></w:r></w:p></w:tc></w:tr><w:tr><w:tc><w:tcPr><w:tcW w:type="dxa" w:w="500"/><w:tcBorders><w:top w:val="single" w:color="CCCCCC" w:sz="1"/><w:left w:val="single" w:color="CCCCCC" w:sz="1"/><w:bottom w:val="single" w:color="CCCCCC" w:sz="1"/><w:right w:val="single" w:color="CCCCCC" w:sz="1"/></w:tcBorders><w:shd w:fill="F2F7FC" w:val="clear"/><w:tcMar><w:top w:type="dxa" w:w="80"/><w:left w:type="dxa" w:w="120"/><w:bottom w:type="dxa" w:w="80"/><w:right w:type="dxa" w:w="120"/></w:tcMar><w:vAlign w:val="center"/></w:tcPr><w:p><w:pPr><w:jc w:val="center"/></w:pPr><w:r><w:rPr><w:rFonts w:ascii="Arial" w:cs="Arial" w:eastAsia="Arial" w:hAnsi="Arial"/><w:b/><w:bCs/><w:color w:val="1F4E79"/><w:sz w:val="19"/><w:szCs w:val="19"/></w:rPr><w:t xml:space="preserve">KR</w:t></w:r></w:p></w:tc><w:tc><w:tcPr><w:tcW w:type="dxa" w:w="700"/><w:tcBorders><w:top w:val="single" w:color="CCCCCC" w:sz="1"/><w:left w:val="single" w:color="CCCCCC" w:sz="1"/><w:bottom w:val="single" w:color="CCCCCC" w:sz="1"/><w:right w:val="single" w:color="CCCCCC" w:sz="1"/></w:tcBorders><w:shd w:fill="F2F7FC" w:val="clear"/><w:tcMar><w:top w:type="dxa" w:w="80"/><w:left w:type="dxa" w:w="120"/><w:bottom w:type="dxa" w:w="80"/><w:right w:type="dxa" w:w="120"/></w:tcMar><w:vAlign w:val="center"/></w:tcPr><w:p><w:pPr><w:jc w:val="center"/></w:pPr><w:r><w:rPr><w:rFonts w:ascii="Arial" w:cs="Arial" w:eastAsia="Arial" w:hAnsi="Arial"/><w:b w:val="false"/><w:bCs w:val="false"/><w:color w:val="222222"/><w:sz w:val="19"/><w:szCs w:val="19"/></w:rPr><w:t xml:space="preserve">0.1296</w:t></w:r></w:p></w:tc><w:tc><w:tcPr><w:tcW w:type="dxa" w:w="700"/><w:tcBorders><w:top w:val="single" w:color="CCCCCC" w:sz="1"/><w:left w:val="single" w:color="CCCCCC" w:sz="1"/><w:bottom w:val="single" w:color="CCCCCC" w:sz="1"/><w:right w:val="single" w:color="CCCCCC" w:sz="1"/></w:tcBorders><w:shd w:fill="F2F7FC" w:val="clear"/><w:tcMar><w:top w:type="dxa" w:w="80"/><w:left w:type="dxa" w:w="120"/><w:bottom w:type="dxa" w:w="80"/><w:right w:type="dxa" w:w="120"/></w:tcMar><w:vAlign w:val="center"/></w:tcPr><w:p><w:pPr><w:jc w:val="center"/></w:pPr><w:r><w:rPr><w:rFonts w:ascii="Arial" w:cs="Arial" w:eastAsia="Arial" w:hAnsi="Arial"/><w:b w:val="false"/><w:bCs w:val="false"/><w:color w:val="222222"/><w:sz w:val="19"/><w:szCs w:val="19"/></w:rPr><w:t xml:space="preserve">0.1943</w:t></w:r></w:p></w:tc><w:tc><w:tcPr><w:tcW w:type="dxa" w:w="700"/><w:tcBorders><w:top w:val="single" w:color="CCCCCC" w:sz="1"/><w:left w:val="single" w:color="CCCCCC" w:sz="1"/><w:bottom w:val="single" w:color="CCCCCC" w:sz="1"/><w:right w:val="single" w:color="CCCCCC" w:sz="1"/></w:tcBorders><w:shd w:fill="F2F7FC" w:val="clear"/><w:tcMar><w:top w:type="dxa" w:w="80"/><w:left w:type="dxa" w:w="120"/><w:bottom w:type="dxa" w:w="80"/><w:right w:type="dxa" w:w="120"/></w:tcMar><w:vAlign w:val="center"/></w:tcPr><w:p><w:pPr><w:jc w:val="center"/></w:pPr><w:r><w:rPr><w:rFonts w:ascii="Arial" w:cs="Arial" w:eastAsia="Arial" w:hAnsi="Arial"/><w:b w:val="false"/><w:bCs w:val="false"/><w:color w:val="222222"/><w:sz w:val="19"/><w:szCs w:val="19"/></w:rPr><w:t xml:space="preserve">0.2337</w:t></w:r></w:p></w:tc><w:tc><w:tcPr><w:tcW w:type="dxa" w:w="700"/><w:tcBorders><w:top w:val="single" w:color="CCCCCC" w:sz="1"/><w:left w:val="single" w:color="CCCCCC" w:sz="1"/><w:bottom w:val="single" w:color="CCCCCC" w:sz="1"/><w:right w:val="single" w:color="CCCCCC" w:sz="1"/></w:tcBorders><w:shd w:fill="F2F7FC" w:val="clear"/><w:tcMar><w:top w:type="dxa" w:w="80"/><w:left w:type="dxa" w:w="120"/><w:bottom w:type="dxa" w:w="80"/><w:right w:type="dxa" w:w="120"/></w:tcMar><w:vAlign w:val="center"/></w:tcPr><w:p><w:pPr><w:jc w:val="center"/></w:pPr><w:r><w:rPr><w:rFonts w:ascii="Arial" w:cs="Arial" w:eastAsia="Arial" w:hAnsi="Arial"/><w:b w:val="false"/><w:bCs w:val="false"/><w:color w:val="222222"/><w:sz w:val="19"/><w:szCs w:val="19"/></w:rPr><w:t xml:space="preserve">0.5710</w:t></w:r></w:p></w:tc><w:tc><w:tcPr><w:tcW w:type="dxa" w:w="720"/><w:tcBorders><w:top w:val="single" w:color="CCCCCC" w:sz="1"/><w:left w:val="single" w:color="CCCCCC" w:sz="1"/><w:bottom w:val="single" w:color="CCCCCC" w:sz="1"/><w:right w:val="single" w:color="CCCCCC" w:sz="1"/></w:tcBorders><w:shd w:fill="F2F7FC" w:val="clear"/><w:tcMar><w:top w:type="dxa" w:w="80"/><w:left w:type="dxa" w:w="120"/><w:bottom w:type="dxa" w:w="80"/><w:right w:type="dxa" w:w="120"/></w:tcMar><w:vAlign w:val="center"/></w:tcPr><w:p><w:pPr><w:jc w:val="center"/></w:pPr><w:r><w:rPr><w:rFonts w:ascii="Arial" w:cs="Arial" w:eastAsia="Arial" w:hAnsi="Arial"/><w:b/><w:bCs/><w:color w:val="0D9488"/><w:sz w:val="19"/><w:szCs w:val="19"/></w:rPr><w:t xml:space="preserve">0.4346</w:t></w:r></w:p></w:tc><w:tc><w:tcPr><w:tcW w:type="dxa" w:w="720"/><w:tcBorders><w:top w:val="single" w:color="CCCCCC" w:sz="1"/><w:left w:val="single" w:color="CCCCCC" w:sz="1"/><w:bottom w:val="single" w:color="CCCCCC" w:sz="1"/><w:right w:val="single" w:color="CCCCCC" w:sz="1"/></w:tcBorders><w:shd w:fill="F2F7FC" w:val="clear"/><w:tcMar><w:top w:type="dxa" w:w="80"/><w:left w:type="dxa" w:w="120"/><w:bottom w:type="dxa" w:w="80"/><w:right w:type="dxa" w:w="120"/></w:tcMar><w:vAlign w:val="center"/></w:tcPr><w:p><w:pPr><w:jc w:val="center"/></w:pPr><w:r><w:rPr><w:rFonts w:ascii="Arial" w:cs="Arial" w:eastAsia="Arial" w:hAnsi="Arial"/><w:b w:val="false"/><w:bCs w:val="false"/><w:color w:val="222222"/><w:sz w:val="19"/><w:szCs w:val="19"/></w:rPr><w:t xml:space="preserve">0.6160</w:t></w:r></w:p></w:tc></w:tr><w:tr><w:tc><w:tcPr><w:tcW w:type="dxa" w:w="500"/><w:tcBorders><w:top w:val="single" w:color="CCCCCC" w:sz="1"/><w:left w:val="single" w:color="CCCCCC" w:sz="1"/><w:bottom w:val="single" w:color="CCCCCC" w:sz="1"/><w:right w:val="single" w:color="CCCCCC" w:sz="1"/></w:tcBorders><w:shd w:fill="FFFFFF" w:val="clear"/><w:tcMar><w:top w:type="dxa" w:w="80"/><w:left w:type="dxa" w:w="120"/><w:bottom w:type="dxa" w:w="80"/><w:right w:type="dxa" w:w="120"/></w:tcMar><w:vAlign w:val="center"/></w:tcPr><w:p><w:pPr><w:jc w:val="center"/></w:pPr><w:r><w:rPr><w:rFonts w:ascii="Arial" w:cs="Arial" w:eastAsia="Arial" w:hAnsi="Arial"/><w:b/><w:bCs/><w:color w:val="1F4E79"/><w:sz w:val="19"/><w:szCs w:val="19"/></w:rPr><w:t xml:space="preserve">FR</w:t></w:r></w:p></w:tc><w:tc><w:tcPr><w:tcW w:type="dxa" w:w="700"/><w:tcBorders><w:top w:val="single" w:color="CCCCCC" w:sz="1"/><w:left w:val="single" w:color="CCCCCC" w:sz="1"/><w:bottom w:val="single" w:color="CCCCCC" w:sz="1"/><w:right w:val="single" w:color="CCCCCC" w:sz="1"/></w:tcBorders><w:shd w:fill="FFFFFF" w:val="clear"/><w:tcMar><w:top w:type="dxa" w:w="80"/><w:left w:type="dxa" w:w="120"/><w:bottom w:type="dxa" w:w="80"/><w:right w:type="dxa" w:w="120"/></w:tcMar><w:vAlign w:val="center"/></w:tcPr><w:p><w:pPr><w:jc w:val="center"/></w:pPr><w:r><w:rPr><w:rFonts w:ascii="Arial" w:cs="Arial" w:eastAsia="Arial" w:hAnsi="Arial"/><w:b w:val="false"/><w:bCs w:val="false"/><w:color w:val="222222"/><w:sz w:val="19"/><w:szCs w:val="19"/></w:rPr><w:t xml:space="preserve">0.1438</w:t></w:r></w:p></w:tc><w:tc><w:tcPr><w:tcW w:type="dxa" w:w="700"/><w:tcBorders><w:top w:val="single" w:color="CCCCCC" w:sz="1"/><w:left w:val="single" w:color="CCCCCC" w:sz="1"/><w:bottom w:val="single" w:color="CCCCCC" w:sz="1"/><w:right w:val="single" w:color="CCCCCC" w:sz="1"/></w:tcBorders><w:shd w:fill="FFFFFF" w:val="clear"/><w:tcMar><w:top w:type="dxa" w:w="80"/><w:left w:type="dxa" w:w="120"/><w:bottom w:type="dxa" w:w="80"/><w:right w:type="dxa" w:w="120"/></w:tcMar><w:vAlign w:val="center"/></w:tcPr><w:p><w:pPr><w:jc w:val="center"/></w:pPr><w:r><w:rPr><w:rFonts w:ascii="Arial" w:cs="Arial" w:eastAsia="Arial" w:hAnsi="Arial"/><w:b w:val="false"/><w:bCs w:val="false"/><w:color w:val="222222"/><w:sz w:val="19"/><w:szCs w:val="19"/></w:rPr><w:t xml:space="preserve">0.1862</w:t></w:r></w:p></w:tc><w:tc><w:tcPr><w:tcW w:type="dxa" w:w="700"/><w:tcBorders><w:top w:val="single" w:color="CCCCCC" w:sz="1"/><w:left w:val="single" w:color="CCCCCC" w:sz="1"/><w:bottom w:val="single" w:color="CCCCCC" w:sz="1"/><w:right w:val="single" w:color="CCCCCC" w:sz="1"/></w:tcBorders><w:shd w:fill="FFFFFF" w:val="clear"/><w:tcMar><w:top w:type="dxa" w:w="80"/><w:left w:type="dxa" w:w="120"/><w:bottom w:type="dxa" w:w="80"/><w:right w:type="dxa" w:w="120"/></w:tcMar><w:vAlign w:val="center"/></w:tcPr><w:p><w:pPr><w:jc w:val="center"/></w:pPr><w:r><w:rPr><w:rFonts w:ascii="Arial" w:cs="Arial" w:eastAsia="Arial" w:hAnsi="Arial"/><w:b w:val="false"/><w:bCs w:val="false"/><w:color w:val="222222"/><w:sz w:val="19"/><w:szCs w:val="19"/></w:rPr><w:t xml:space="preserve">0.2406</w:t></w:r></w:p></w:tc><w:tc><w:tcPr><w:tcW w:type="dxa" w:w="700"/><w:tcBorders><w:top w:val="single" w:color="CCCCCC" w:sz="1"/><w:left w:val="single" w:color="CCCCCC" w:sz="1"/><w:bottom w:val="single" w:color="CCCCCC" w:sz="1"/><w:right w:val="single" w:color="CCCCCC" w:sz="1"/></w:tcBorders><w:shd w:fill="FFFFFF" w:val="clear"/><w:tcMar><w:top w:type="dxa" w:w="80"/><w:left w:type="dxa" w:w="120"/><w:bottom w:type="dxa" w:w="80"/><w:right w:type="dxa" w:w="120"/></w:tcMar><w:vAlign w:val="center"/></w:tcPr><w:p><w:pPr><w:jc w:val="center"/></w:pPr><w:r><w:rPr><w:rFonts w:ascii="Arial" w:cs="Arial" w:eastAsia="Arial" w:hAnsi="Arial"/><w:b w:val="false"/><w:bCs w:val="false"/><w:color w:val="222222"/><w:sz w:val="19"/><w:szCs w:val="19"/></w:rPr><w:t xml:space="preserve">0.6263</w:t></w:r></w:p></w:tc><w:tc><w:tcPr><w:tcW w:type="dxa" w:w="720"/><w:tcBorders><w:top w:val="single" w:color="CCCCCC" w:sz="1"/><w:left w:val="single" w:color="CCCCCC" w:sz="1"/><w:bottom w:val="single" w:color="CCCCCC" w:sz="1"/><w:right w:val="single" w:color="CCCCCC" w:sz="1"/></w:tcBorders><w:shd w:fill="FFFFFF" w:val="clear"/><w:tcMar><w:top w:type="dxa" w:w="80"/><w:left w:type="dxa" w:w="120"/><w:bottom w:type="dxa" w:w="80"/><w:right w:type="dxa" w:w="120"/></w:tcMar><w:vAlign w:val="center"/></w:tcPr><w:p><w:pPr><w:jc w:val="center"/></w:pPr><w:r><w:rPr><w:rFonts w:ascii="Arial" w:cs="Arial" w:eastAsia="Arial" w:hAnsi="Arial"/><w:b/><w:bCs/><w:color w:val="0D9488"/><w:sz w:val="19"/><w:szCs w:val="19"/></w:rPr><w:t xml:space="preserve">0.4337</w:t></w:r></w:p></w:tc><w:tc><w:tcPr><w:tcW w:type="dxa" w:w="720"/><w:tcBorders><w:top w:val="single" w:color="CCCCCC" w:sz="1"/><w:left w:val="single" w:color="CCCCCC" w:sz="1"/><w:bottom w:val="single" w:color="CCCCCC" w:sz="1"/><w:right w:val="single" w:color="CCCCCC" w:sz="1"/></w:tcBorders><w:shd w:fill="FFFFFF" w:val="clear"/><w:tcMar><w:top w:type="dxa" w:w="80"/><w:left w:type="dxa" w:w="120"/><w:bottom w:type="dxa" w:w="80"/><w:right w:type="dxa" w:w="120"/></w:tcMar><w:vAlign w:val="center"/></w:tcPr><w:p><w:pPr><w:jc w:val="center"/></w:pPr><w:r><w:rPr><w:rFonts w:ascii="Arial" w:cs="Arial" w:eastAsia="Arial" w:hAnsi="Arial"/><w:b w:val="false"/><w:bCs w:val="false"/><w:color w:val="222222"/><w:sz w:val="19"/><w:szCs w:val="19"/></w:rPr><w:t xml:space="preserve">0.6199</w:t></w:r></w:p></w:tc></w:tr><w:tr><w:tc><w:tcPr><w:tcW w:type="dxa" w:w="500"/><w:tcBorders><w:top w:val="single" w:color="CCCCCC" w:sz="1"/><w:left w:val="single" w:color="CCCCCC" w:sz="1"/><w:bottom w:val="single" w:color="CCCCCC" w:sz="1"/><w:right w:val="single" w:color="CCCCCC" w:sz="1"/></w:tcBorders><w:shd w:fill="F2F7FC" w:val="clear"/><w:tcMar><w:top w:type="dxa" w:w="80"/><w:left w:type="dxa" w:w="120"/><w:bottom w:type="dxa" w:w="80"/><w:right w:type="dxa" w:w="120"/></w:tcMar><w:vAlign w:val="center"/></w:tcPr><w:p><w:pPr><w:jc w:val="center"/></w:pPr><w:r><w:rPr><w:rFonts w:ascii="Arial" w:cs="Arial" w:eastAsia="Arial" w:hAnsi="Arial"/><w:b/><w:bCs/><w:color w:val="1F4E79"/><w:sz w:val="19"/><w:szCs w:val="19"/></w:rPr><w:t xml:space="preserve">BR</w:t></w:r></w:p></w:tc><w:tc><w:tcPr><w:tcW w:type="dxa" w:w="700"/><w:tcBorders><w:top w:val="single" w:color="CCCCCC" w:sz="1"/><w:left w:val="single" w:color="CCCCCC" w:sz="1"/><w:bottom w:val="single" w:color="CCCCCC" w:sz="1"/><w:right w:val="single" w:color="CCCCCC" w:sz="1"/></w:tcBorders><w:shd w:fill="F2F7FC" w:val="clear"/><w:tcMar><w:top w:type="dxa" w:w="80"/><w:left w:type="dxa" w:w="120"/><w:bottom w:type="dxa" w:w="80"/><w:right w:type="dxa" w:w="120"/></w:tcMar><w:vAlign w:val="center"/></w:tcPr><w:p><w:pPr><w:jc w:val="center"/></w:pPr><w:r><w:rPr><w:rFonts w:ascii="Arial" w:cs="Arial" w:eastAsia="Arial" w:hAnsi="Arial"/><w:b w:val="false"/><w:bCs w:val="false"/><w:color w:val="222222"/><w:sz w:val="19"/><w:szCs w:val="19"/></w:rPr><w:t xml:space="preserve">0.1258</w:t></w:r></w:p></w:tc><w:tc><w:tcPr><w:tcW w:type="dxa" w:w="700"/><w:tcBorders><w:top w:val="single" w:color="CCCCCC" w:sz="1"/><w:left w:val="single" w:color="CCCCCC" w:sz="1"/><w:bottom w:val="single" w:color="CCCCCC" w:sz="1"/><w:right w:val="single" w:color="CCCCCC" w:sz="1"/></w:tcBorders><w:shd w:fill="F2F7FC" w:val="clear"/><w:tcMar><w:top w:type="dxa" w:w="80"/><w:left w:type="dxa" w:w="120"/><w:bottom w:type="dxa" w:w="80"/><w:right w:type="dxa" w:w="120"/></w:tcMar><w:vAlign w:val="center"/></w:tcPr><w:p><w:pPr><w:jc w:val="center"/></w:pPr><w:r><w:rPr><w:rFonts w:ascii="Arial" w:cs="Arial" w:eastAsia="Arial" w:hAnsi="Arial"/><w:b w:val="false"/><w:bCs w:val="false"/><w:color w:val="222222"/><w:sz w:val="19"/><w:szCs w:val="19"/></w:rPr><w:t xml:space="preserve">0.1823</w:t></w:r></w:p></w:tc><w:tc><w:tcPr><w:tcW w:type="dxa" w:w="700"/><w:tcBorders><w:top w:val="single" w:color="CCCCCC" w:sz="1"/><w:left w:val="single" w:color="CCCCCC" w:sz="1"/><w:bottom w:val="single" w:color="CCCCCC" w:sz="1"/><w:right w:val="single" w:color="CCCCCC" w:sz="1"/></w:tcBorders><w:shd w:fill="F2F7FC" w:val="clear"/><w:tcMar><w:top w:type="dxa" w:w="80"/><w:left w:type="dxa" w:w="120"/><w:bottom w:type="dxa" w:w="80"/><w:right w:type="dxa" w:w="120"/></w:tcMar><w:vAlign w:val="center"/></w:tcPr><w:p><w:pPr><w:jc w:val="center"/></w:pPr><w:r><w:rPr><w:rFonts w:ascii="Arial" w:cs="Arial" w:eastAsia="Arial" w:hAnsi="Arial"/><w:b w:val="false"/><w:bCs w:val="false"/><w:color w:val="222222"/><w:sz w:val="19"/><w:szCs w:val="19"/></w:rPr><w:t xml:space="preserve">0.2374</w:t></w:r></w:p></w:tc><w:tc><w:tcPr><w:tcW w:type="dxa" w:w="700"/><w:tcBorders><w:top w:val="single" w:color="CCCCCC" w:sz="1"/><w:left w:val="single" w:color="CCCCCC" w:sz="1"/><w:bottom w:val="single" w:color="CCCCCC" w:sz="1"/><w:right w:val="single" w:color="CCCCCC" w:sz="1"/></w:tcBorders><w:shd w:fill="F2F7FC" w:val="clear"/><w:tcMar><w:top w:type="dxa" w:w="80"/><w:left w:type="dxa" w:w="120"/><w:bottom w:type="dxa" w:w="80"/><w:right w:type="dxa" w:w="120"/></w:tcMar><w:vAlign w:val="center"/></w:tcPr><w:p><w:pPr><w:jc w:val="center"/></w:pPr><w:r><w:rPr><w:rFonts w:ascii="Arial" w:cs="Arial" w:eastAsia="Arial" w:hAnsi="Arial"/><w:b w:val="false"/><w:bCs w:val="false"/><w:color w:val="222222"/><w:sz w:val="19"/><w:szCs w:val="19"/></w:rPr><w:t xml:space="preserve">0.5692</w:t></w:r></w:p></w:tc><w:tc><w:tcPr><w:tcW w:type="dxa" w:w="720"/><w:tcBorders><w:top w:val="single" w:color="CCCCCC" w:sz="1"/><w:left w:val="single" w:color="CCCCCC" w:sz="1"/><w:bottom w:val="single" w:color="CCCCCC" w:sz="1"/><w:right w:val="single" w:color="CCCCCC" w:sz="1"/></w:tcBorders><w:shd w:fill="F2F7FC" w:val="clear"/><w:tcMar><w:top w:type="dxa" w:w="80"/><w:left w:type="dxa" w:w="120"/><w:bottom w:type="dxa" w:w="80"/><w:right w:type="dxa" w:w="120"/></w:tcMar><w:vAlign w:val="center"/></w:tcPr><w:p><w:pPr><w:jc w:val="center"/></w:pPr><w:r><w:rPr><w:rFonts w:ascii="Arial" w:cs="Arial" w:eastAsia="Arial" w:hAnsi="Arial"/><w:b/><w:bCs/><w:color w:val="0D9488"/><w:sz w:val="19"/><w:szCs w:val="19"/></w:rPr><w:t xml:space="preserve">0.4309</w:t></w:r></w:p></w:tc><w:tc><w:tcPr><w:tcW w:type="dxa" w:w="720"/><w:tcBorders><w:top w:val="single" w:color="CCCCCC" w:sz="1"/><w:left w:val="single" w:color="CCCCCC" w:sz="1"/><w:bottom w:val="single" w:color="CCCCCC" w:sz="1"/><w:right w:val="single" w:color="CCCCCC" w:sz="1"/></w:tcBorders><w:shd w:fill="F2F7FC" w:val="clear"/><w:tcMar><w:top w:type="dxa" w:w="80"/><w:left w:type="dxa" w:w="120"/><w:bottom w:type="dxa" w:w="80"/><w:right w:type="dxa" w:w="120"/></w:tcMar><w:vAlign w:val="center"/></w:tcPr><w:p><w:pPr><w:jc w:val="center"/></w:pPr><w:r><w:rPr><w:rFonts w:ascii="Arial" w:cs="Arial" w:eastAsia="Arial" w:hAnsi="Arial"/><w:b w:val="false"/><w:bCs w:val="false"/><w:color w:val="222222"/><w:sz w:val="19"/><w:szCs w:val="19"/></w:rPr><w:t xml:space="preserve">0.6268</w:t></w:r></w:p></w:tc></w:tr><w:tr><w:tc><w:tcPr><w:tcW w:type="dxa" w:w="500"/><w:tcBorders><w:top w:val="single" w:color="CCCCCC" w:sz="1"/><w:left w:val="single" w:color="CCCCCC" w:sz="1"/><w:bottom w:val="single" w:color="CCCCCC" w:sz="1"/><w:right w:val="single" w:color="CCCCCC" w:sz="1"/></w:tcBorders><w:shd w:fill="FFFFFF" w:val="clear"/><w:tcMar><w:top w:type="dxa" w:w="80"/><w:left w:type="dxa" w:w="120"/><w:bottom w:type="dxa" w:w="80"/><w:right w:type="dxa" w:w="120"/></w:tcMar><w:vAlign w:val="center"/></w:tcPr><w:p><w:pPr><w:jc w:val="center"/></w:pPr><w:r><w:rPr><w:rFonts w:ascii="Arial" w:cs="Arial" w:eastAsia="Arial" w:hAnsi="Arial"/><w:b/><w:bCs/><w:color w:val="1F4E79"/><w:sz w:val="19"/><w:szCs w:val="19"/></w:rPr><w:t xml:space="preserve">TR</w:t></w:r></w:p></w:tc><w:tc><w:tcPr><w:tcW w:type="dxa" w:w="700"/><w:tcBorders><w:top w:val="single" w:color="CCCCCC" w:sz="1"/><w:left w:val="single" w:color="CCCCCC" w:sz="1"/><w:bottom w:val="single" w:color="CCCCCC" w:sz="1"/><w:right w:val="single" w:color="CCCCCC" w:sz="1"/></w:tcBorders><w:shd w:fill="FFFFFF" w:val="clear"/><w:tcMar><w:top w:type="dxa" w:w="80"/><w:left w:type="dxa" w:w="120"/><w:bottom w:type="dxa" w:w="80"/><w:right w:type="dxa" w:w="120"/></w:tcMar><w:vAlign w:val="center"/></w:tcPr><w:p><w:pPr><w:jc w:val="center"/></w:pPr><w:r><w:rPr><w:rFonts w:ascii="Arial" w:cs="Arial" w:eastAsia="Arial" w:hAnsi="Arial"/><w:b w:val="false"/><w:bCs w:val="false"/><w:color w:val="222222"/><w:sz w:val="19"/><w:szCs w:val="19"/></w:rPr><w:t xml:space="preserve">0.1336</w:t></w:r></w:p></w:tc><w:tc><w:tcPr><w:tcW w:type="dxa" w:w="700"/><w:tcBorders><w:top w:val="single" w:color="CCCCCC" w:sz="1"/><w:left w:val="single" w:color="CCCCCC" w:sz="1"/><w:bottom w:val="single" w:color="CCCCCC" w:sz="1"/><w:right w:val="single" w:color="CCCCCC" w:sz="1"/></w:tcBorders><w:shd w:fill="FFFFFF" w:val="clear"/><w:tcMar><w:top w:type="dxa" w:w="80"/><w:left w:type="dxa" w:w="120"/><w:bottom w:type="dxa" w:w="80"/><w:right w:type="dxa" w:w="120"/></w:tcMar><w:vAlign w:val="center"/></w:tcPr><w:p><w:pPr><w:jc w:val="center"/></w:pPr><w:r><w:rPr><w:rFonts w:ascii="Arial" w:cs="Arial" w:eastAsia="Arial" w:hAnsi="Arial"/><w:b w:val="false"/><w:bCs w:val="false"/><w:color w:val="222222"/><w:sz w:val="19"/><w:szCs w:val="19"/></w:rPr><w:t xml:space="preserve">0.1828</w:t></w:r></w:p></w:tc><w:tc><w:tcPr><w:tcW w:type="dxa" w:w="700"/><w:tcBorders><w:top w:val="single" w:color="CCCCCC" w:sz="1"/><w:left w:val="single" w:color="CCCCCC" w:sz="1"/><w:bottom w:val="single" w:color="CCCCCC" w:sz="1"/><w:right w:val="single" w:color="CCCCCC" w:sz="1"/></w:tcBorders><w:shd w:fill="FFFFFF" w:val="clear"/><w:tcMar><w:top w:type="dxa" w:w="80"/><w:left w:type="dxa" w:w="120"/><w:bottom w:type="dxa" w:w="80"/><w:right w:type="dxa" w:w="120"/></w:tcMar><w:vAlign w:val="center"/></w:tcPr><w:p><w:pPr><w:jc w:val="center"/></w:pPr><w:r><w:rPr><w:rFonts w:ascii="Arial" w:cs="Arial" w:eastAsia="Arial" w:hAnsi="Arial"/><w:b w:val="false"/><w:bCs w:val="false"/><w:color w:val="222222"/><w:sz w:val="19"/><w:szCs w:val="19"/></w:rPr><w:t xml:space="preserve">0.2431</w:t></w:r></w:p></w:tc><w:tc><w:tcPr><w:tcW w:type="dxa" w:w="700"/><w:tcBorders><w:top w:val="single" w:color="CCCCCC" w:sz="1"/><w:left w:val="single" w:color="CCCCCC" w:sz="1"/><w:bottom w:val="single" w:color="CCCCCC" w:sz="1"/><w:right w:val="single" w:color="CCCCCC" w:sz="1"/></w:tcBorders><w:shd w:fill="FFFFFF" w:val="clear"/><w:tcMar><w:top w:type="dxa" w:w="80"/><w:left w:type="dxa" w:w="120"/><w:bottom w:type="dxa" w:w="80"/><w:right w:type="dxa" w:w="120"/></w:tcMar><w:vAlign w:val="center"/></w:tcPr><w:p><w:pPr><w:jc w:val="center"/></w:pPr><w:r><w:rPr><w:rFonts w:ascii="Arial" w:cs="Arial" w:eastAsia="Arial" w:hAnsi="Arial"/><w:b w:val="false"/><w:bCs w:val="false"/><w:color w:val="222222"/><w:sz w:val="19"/><w:szCs w:val="19"/></w:rPr><w:t xml:space="preserve">0.6035</w:t></w:r></w:p></w:tc><w:tc><w:tcPr><w:tcW w:type="dxa" w:w="720"/><w:tcBorders><w:top w:val="single" w:color="CCCCCC" w:sz="1"/><w:left w:val="single" w:color="CCCCCC" w:sz="1"/><w:bottom w:val="single" w:color="CCCCCC" w:sz="1"/><w:right w:val="single" w:color="CCCCCC" w:sz="1"/></w:tcBorders><w:shd w:fill="FFFFFF" w:val="clear"/><w:tcMar><w:top w:type="dxa" w:w="80"/><w:left w:type="dxa" w:w="120"/><w:bottom w:type="dxa" w:w="80"/><w:right w:type="dxa" w:w="120"/></w:tcMar><w:vAlign w:val="center"/></w:tcPr><w:p><w:pPr><w:jc w:val="center"/></w:pPr><w:r><w:rPr><w:rFonts w:ascii="Arial" w:cs="Arial" w:eastAsia="Arial" w:hAnsi="Arial"/><w:b/><w:bCs/><w:color w:val="0D9488"/><w:sz w:val="19"/><w:szCs w:val="19"/></w:rPr><w:t xml:space="preserve">0.4189</w:t></w:r></w:p></w:tc><w:tc><w:tcPr><w:tcW w:type="dxa" w:w="720"/><w:tcBorders><w:top w:val="single" w:color="CCCCCC" w:sz="1"/><w:left w:val="single" w:color="CCCCCC" w:sz="1"/><w:bottom w:val="single" w:color="CCCCCC" w:sz="1"/><w:right w:val="single" w:color="CCCCCC" w:sz="1"/></w:tcBorders><w:shd w:fill="FFFFFF" w:val="clear"/><w:tcMar><w:top w:type="dxa" w:w="80"/><w:left w:type="dxa" w:w="120"/><w:bottom w:type="dxa" w:w="80"/><w:right w:type="dxa" w:w="120"/></w:tcMar><w:vAlign w:val="center"/></w:tcPr><w:p><w:pPr><w:jc w:val="center"/></w:pPr><w:r><w:rPr><w:rFonts w:ascii="Arial" w:cs="Arial" w:eastAsia="Arial" w:hAnsi="Arial"/><w:b w:val="false"/><w:bCs w:val="false"/><w:color w:val="222222"/><w:sz w:val="19"/><w:szCs w:val="19"/></w:rPr><w:t xml:space="preserve">0.6445</w:t></w:r></w:p></w:tc></w:tr><w:tr><w:tc><w:tcPr><w:tcW w:type="dxa" w:w="500"/><w:tcBorders><w:top w:val="single" w:color="CCCCCC" w:sz="1"/><w:left w:val="single" w:color="CCCCCC" w:sz="1"/><w:bottom w:val="single" w:color="CCCCCC" w:sz="1"/><w:right w:val="single" w:color="CCCCCC" w:sz="1"/></w:tcBorders><w:shd w:fill="F2F7FC" w:val="clear"/><w:tcMar><w:top w:type="dxa" w:w="80"/><w:left w:type="dxa" w:w="120"/><w:bottom w:type="dxa" w:w="80"/><w:right w:type="dxa" w:w="120"/></w:tcMar><w:vAlign w:val="center"/></w:tcPr><w:p><w:pPr><w:jc w:val="center"/></w:pPr><w:r><w:rPr><w:rFonts w:ascii="Arial" w:cs="Arial" w:eastAsia="Arial" w:hAnsi="Arial"/><w:b/><w:bCs/><w:color w:val="1F4E79"/><w:sz w:val="19"/><w:szCs w:val="19"/></w:rPr><w:t xml:space="preserve">SE</w:t></w:r></w:p></w:tc><w:tc><w:tcPr><w:tcW w:type="dxa" w:w="700"/><w:tcBorders><w:top w:val="single" w:color="CCCCCC" w:sz="1"/><w:left w:val="single" w:color="CCCCCC" w:sz="1"/><w:bottom w:val="single" w:color="CCCCCC" w:sz="1"/><w:right w:val="single" w:color="CCCCCC" w:sz="1"/></w:tcBorders><w:shd w:fill="F2F7FC" w:val="clear"/><w:tcMar><w:top w:type="dxa" w:w="80"/><w:left w:type="dxa" w:w="120"/><w:bottom w:type="dxa" w:w="80"/><w:right w:type="dxa" w:w="120"/></w:tcMar><w:vAlign w:val="center"/></w:tcPr><w:p><w:pPr><w:jc w:val="center"/></w:pPr><w:r><w:rPr><w:rFonts w:ascii="Arial" w:cs="Arial" w:eastAsia="Arial" w:hAnsi="Arial"/><w:b w:val="false"/><w:bCs w:val="false"/><w:color w:val="222222"/><w:sz w:val="19"/><w:szCs w:val="19"/></w:rPr><w:t xml:space="preserve">0.1334</w:t></w:r></w:p></w:tc><w:tc><w:tcPr><w:tcW w:type="dxa" w:w="700"/><w:tcBorders><w:top w:val="single" w:color="CCCCCC" w:sz="1"/><w:left w:val="single" w:color="CCCCCC" w:sz="1"/><w:bottom w:val="single" w:color="CCCCCC" w:sz="1"/><w:right w:val="single" w:color="CCCCCC" w:sz="1"/></w:tcBorders><w:shd w:fill="F2F7FC" w:val="clear"/><w:tcMar><w:top w:type="dxa" w:w="80"/><w:left w:type="dxa" w:w="120"/><w:bottom w:type="dxa" w:w="80"/><w:right w:type="dxa" w:w="120"/></w:tcMar><w:vAlign w:val="center"/></w:tcPr><w:p><w:pPr><w:jc w:val="center"/></w:pPr><w:r><w:rPr><w:rFonts w:ascii="Arial" w:cs="Arial" w:eastAsia="Arial" w:hAnsi="Arial"/><w:b w:val="false"/><w:bCs w:val="false"/><w:color w:val="222222"/><w:sz w:val="19"/><w:szCs w:val="19"/></w:rPr><w:t xml:space="preserve">0.1736</w:t></w:r></w:p></w:tc><w:tc><w:tcPr><w:tcW w:type="dxa" w:w="700"/><w:tcBorders><w:top w:val="single" w:color="CCCCCC" w:sz="1"/><w:left w:val="single" w:color="CCCCCC" w:sz="1"/><w:bottom w:val="single" w:color="CCCCCC" w:sz="1"/><w:right w:val="single" w:color="CCCCCC" w:sz="1"/></w:tcBorders><w:shd w:fill="F2F7FC" w:val="clear"/><w:tcMar><w:top w:type="dxa" w:w="80"/><w:left w:type="dxa" w:w="120"/><w:bottom w:type="dxa" w:w="80"/><w:right w:type="dxa" w:w="120"/></w:tcMar><w:vAlign w:val="center"/></w:tcPr><w:p><w:pPr><w:jc w:val="center"/></w:pPr><w:r><w:rPr><w:rFonts w:ascii="Arial" w:cs="Arial" w:eastAsia="Arial" w:hAnsi="Arial"/><w:b w:val="false"/><w:bCs w:val="false"/><w:color w:val="222222"/><w:sz w:val="19"/><w:szCs w:val="19"/></w:rPr><w:t xml:space="preserve">0.2353</w:t></w:r></w:p></w:tc><w:tc><w:tcPr><w:tcW w:type="dxa" w:w="700"/><w:tcBorders><w:top w:val="single" w:color="CCCCCC" w:sz="1"/><w:left w:val="single" w:color="CCCCCC" w:sz="1"/><w:bottom w:val="single" w:color="CCCCCC" w:sz="1"/><w:right w:val="single" w:color="CCCCCC" w:sz="1"/></w:tcBorders><w:shd w:fill="F2F7FC" w:val="clear"/><w:tcMar><w:top w:type="dxa" w:w="80"/><w:left w:type="dxa" w:w="120"/><w:bottom w:type="dxa" w:w="80"/><w:right w:type="dxa" w:w="120"/></w:tcMar><w:vAlign w:val="center"/></w:tcPr><w:p><w:pPr><w:jc w:val="center"/></w:pPr><w:r><w:rPr><w:rFonts w:ascii="Arial" w:cs="Arial" w:eastAsia="Arial" w:hAnsi="Arial"/><w:b w:val="false"/><w:bCs w:val="false"/><w:color w:val="222222"/><w:sz w:val="19"/><w:szCs w:val="19"/></w:rPr><w:t xml:space="preserve">0.5728</w:t></w:r></w:p></w:tc><w:tc><w:tcPr><w:tcW w:type="dxa" w:w="720"/><w:tcBorders><w:top w:val="single" w:color="CCCCCC" w:sz="1"/><w:left w:val="single" w:color="CCCCCC" w:sz="1"/><w:bottom w:val="single" w:color="CCCCCC" w:sz="1"/><w:right w:val="single" w:color="CCCCCC" w:sz="1"/></w:tcBorders><w:shd w:fill="F2F7FC" w:val="clear"/><w:tcMar><w:top w:type="dxa" w:w="80"/><w:left w:type="dxa" w:w="120"/><w:bottom w:type="dxa" w:w="80"/><w:right w:type="dxa" w:w="120"/></w:tcMar><w:vAlign w:val="center"/></w:tcPr><w:p><w:pPr><w:jc w:val="center"/></w:pPr><w:r><w:rPr><w:rFonts w:ascii="Arial" w:cs="Arial" w:eastAsia="Arial" w:hAnsi="Arial"/><w:b/><w:bCs/><w:color w:val="0D9488"/><w:sz w:val="19"/><w:szCs w:val="19"/></w:rPr><w:t xml:space="preserve">0.4066</w:t></w:r></w:p></w:tc><w:tc><w:tcPr><w:tcW w:type="dxa" w:w="720"/><w:tcBorders><w:top w:val="single" w:color="CCCCCC" w:sz="1"/><w:left w:val="single" w:color="CCCCCC" w:sz="1"/><w:bottom w:val="single" w:color="CCCCCC" w:sz="1"/><w:right w:val="single" w:color="CCCCCC" w:sz="1"/></w:tcBorders><w:shd w:fill="F2F7FC" w:val="clear"/><w:tcMar><w:top w:type="dxa" w:w="80"/><w:left w:type="dxa" w:w="120"/><w:bottom w:type="dxa" w:w="80"/><w:right w:type="dxa" w:w="120"/></w:tcMar><w:vAlign w:val="center"/></w:tcPr><w:p><w:pPr><w:jc w:val="center"/></w:pPr><w:r><w:rPr><w:rFonts w:ascii="Arial" w:cs="Arial" w:eastAsia="Arial" w:hAnsi="Arial"/><w:b w:val="false"/><w:bCs w:val="false"/><w:color w:val="222222"/><w:sz w:val="19"/><w:szCs w:val="19"/></w:rPr><w:t xml:space="preserve">0.6188</w:t></w:r></w:p></w:tc></w:tr><w:tr><w:tc><w:tcPr><w:tcW w:type="dxa" w:w="500"/><w:tcBorders><w:top w:val="single" w:color="CCCCCC" w:sz="1"/><w:left w:val="single" w:color="CCCCCC" w:sz="1"/><w:bottom w:val="single" w:color="CCCCCC" w:sz="1"/><w:right w:val="single" w:color="CCCCCC" w:sz="1"/></w:tcBorders><w:shd w:fill="FFFFFF" w:val="clear"/><w:tcMar><w:top w:type="dxa" w:w="80"/><w:left w:type="dxa" w:w="120"/><w:bottom w:type="dxa" w:w="80"/><w:right w:type="dxa" w:w="120"/></w:tcMar><w:vAlign w:val="center"/></w:tcPr><w:p><w:pPr><w:jc w:val="center"/></w:pPr><w:r><w:rPr><w:rFonts w:ascii="Arial" w:cs="Arial" w:eastAsia="Arial" w:hAnsi="Arial"/><w:b/><w:bCs/><w:color w:val="1F4E79"/><w:sz w:val="19"/><w:szCs w:val="19"/></w:rPr><w:t xml:space="preserve">FI</w:t></w:r></w:p></w:tc><w:tc><w:tcPr><w:tcW w:type="dxa" w:w="700"/><w:tcBorders><w:top w:val="single" w:color="CCCCCC" w:sz="1"/><w:left w:val="single" w:color="CCCCCC" w:sz="1"/><w:bottom w:val="single" w:color="CCCCCC" w:sz="1"/><w:right w:val="single" w:color="CCCCCC" w:sz="1"/></w:tcBorders><w:shd w:fill="FFFFFF" w:val="clear"/><w:tcMar><w:top w:type="dxa" w:w="80"/><w:left w:type="dxa" w:w="120"/><w:bottom w:type="dxa" w:w="80"/><w:right w:type="dxa" w:w="120"/></w:tcMar><w:vAlign w:val="center"/></w:tcPr><w:p><w:pPr><w:jc w:val="center"/></w:pPr><w:r><w:rPr><w:rFonts w:ascii="Arial" w:cs="Arial" w:eastAsia="Arial" w:hAnsi="Arial"/><w:b w:val="false"/><w:bCs w:val="false"/><w:color w:val="222222"/><w:sz w:val="19"/><w:szCs w:val="19"/></w:rPr><w:t xml:space="preserve">0.1336</w:t></w:r></w:p></w:tc><w:tc><w:tcPr><w:tcW w:type="dxa" w:w="700"/><w:tcBorders><w:top w:val="single" w:color="CCCCCC" w:sz="1"/><w:left w:val="single" w:color="CCCCCC" w:sz="1"/><w:bottom w:val="single" w:color="CCCCCC" w:sz="1"/><w:right w:val="single" w:color="CCCCCC" w:sz="1"/></w:tcBorders><w:shd w:fill="FFFFFF" w:val="clear"/><w:tcMar><w:top w:type="dxa" w:w="80"/><w:left w:type="dxa" w:w="120"/><w:bottom w:type="dxa" w:w="80"/><w:right w:type="dxa" w:w="120"/></w:tcMar><w:vAlign w:val="center"/></w:tcPr><w:p><w:pPr><w:jc w:val="center"/></w:pPr><w:r><w:rPr><w:rFonts w:ascii="Arial" w:cs="Arial" w:eastAsia="Arial" w:hAnsi="Arial"/><w:b w:val="false"/><w:bCs w:val="false"/><w:color w:val="222222"/><w:sz w:val="19"/><w:szCs w:val="19"/></w:rPr><w:t xml:space="preserve">0.2179</w:t></w:r></w:p></w:tc><w:tc><w:tcPr><w:tcW w:type="dxa" w:w="700"/><w:tcBorders><w:top w:val="single" w:color="CCCCCC" w:sz="1"/><w:left w:val="single" w:color="CCCCCC" w:sz="1"/><w:bottom w:val="single" w:color="CCCCCC" w:sz="1"/><w:right w:val="single" w:color="CCCCCC" w:sz="1"/></w:tcBorders><w:shd w:fill="FFFFFF" w:val="clear"/><w:tcMar><w:top w:type="dxa" w:w="80"/><w:left w:type="dxa" w:w="120"/><w:bottom w:type="dxa" w:w="80"/><w:right w:type="dxa" w:w="120"/></w:tcMar><w:vAlign w:val="center"/></w:tcPr><w:p><w:pPr><w:jc w:val="center"/></w:pPr><w:r><w:rPr><w:rFonts w:ascii="Arial" w:cs="Arial" w:eastAsia="Arial" w:hAnsi="Arial"/><w:b w:val="false"/><w:bCs w:val="false"/><w:color w:val="222222"/><w:sz w:val="19"/><w:szCs w:val="19"/></w:rPr><w:t xml:space="preserve">0.2377</w:t></w:r></w:p></w:tc><w:tc><w:tcPr><w:tcW w:type="dxa" w:w="700"/><w:tcBorders><w:top w:val="single" w:color="CCCCCC" w:sz="1"/><w:left w:val="single" w:color="CCCCCC" w:sz="1"/><w:bottom w:val="single" w:color="CCCCCC" w:sz="1"/><w:right w:val="single" w:color="CCCCCC" w:sz="1"/></w:tcBorders><w:shd w:fill="FFFFFF" w:val="clear"/><w:tcMar><w:top w:type="dxa" w:w="80"/><w:left w:type="dxa" w:w="120"/><w:bottom w:type="dxa" w:w="80"/><w:right w:type="dxa" w:w="120"/></w:tcMar><w:vAlign w:val="center"/></w:tcPr><w:p><w:pPr><w:jc w:val="center"/></w:pPr><w:r><w:rPr><w:rFonts w:ascii="Arial" w:cs="Arial" w:eastAsia="Arial" w:hAnsi="Arial"/><w:b w:val="false"/><w:bCs w:val="false"/><w:color w:val="222222"/><w:sz w:val="19"/><w:szCs w:val="19"/></w:rPr><w:t xml:space="preserve">0.6266</w:t></w:r></w:p></w:tc><w:tc><w:tcPr><w:tcW w:type="dxa" w:w="720"/><w:tcBorders><w:top w:val="single" w:color="CCCCCC" w:sz="1"/><w:left w:val="single" w:color="CCCCCC" w:sz="1"/><w:bottom w:val="single" w:color="CCCCCC" w:sz="1"/><w:right w:val="single" w:color="CCCCCC" w:sz="1"/></w:tcBorders><w:shd w:fill="FFFFFF" w:val="clear"/><w:tcMar><w:top w:type="dxa" w:w="80"/><w:left w:type="dxa" w:w="120"/><w:bottom w:type="dxa" w:w="80"/><w:right w:type="dxa" w:w="120"/></w:tcMar><w:vAlign w:val="center"/></w:tcPr><w:p><w:pPr><w:jc w:val="center"/></w:pPr><w:r><w:rPr><w:rFonts w:ascii="Arial" w:cs="Arial" w:eastAsia="Arial" w:hAnsi="Arial"/><w:b/><w:bCs/><w:color w:val="0D9488"/><w:sz w:val="19"/><w:szCs w:val="19"/></w:rPr><w:t xml:space="preserve">0.3982</w:t></w:r></w:p></w:tc><w:tc><w:tcPr><w:tcW w:type="dxa" w:w="720"/><w:tcBorders><w:top w:val="single" w:color="CCCCCC" w:sz="1"/><w:left w:val="single" w:color="CCCCCC" w:sz="1"/><w:bottom w:val="single" w:color="CCCCCC" w:sz="1"/><w:right w:val="single" w:color="CCCCCC" w:sz="1"/></w:tcBorders><w:shd w:fill="FFFFFF" w:val="clear"/><w:tcMar><w:top w:type="dxa" w:w="80"/><w:left w:type="dxa" w:w="120"/><w:bottom w:type="dxa" w:w="80"/><w:right w:type="dxa" w:w="120"/></w:tcMar><w:vAlign w:val="center"/></w:tcPr><w:p><w:pPr><w:jc w:val="center"/></w:pPr><w:r><w:rPr><w:rFonts w:ascii="Arial" w:cs="Arial" w:eastAsia="Arial" w:hAnsi="Arial"/><w:b w:val="false"/><w:bCs w:val="false"/><w:color w:val="222222"/><w:sz w:val="19"/><w:szCs w:val="19"/></w:rPr><w:t xml:space="preserve">0.6542</w:t></w:r></w:p></w:tc></w:tr></w:tbl><w:p><w:pPr><w:spacing w:after="160" w:before="60"/><w:jc w:val="center"/></w:pPr><w:r><w:rPr><w:rFonts w:ascii="Arial" w:cs="Arial" w:eastAsia="Arial" w:hAnsi="Arial"/><w:i/><w:iCs/><w:color w:val="555555"/><w:sz w:val="19"/><w:szCs w:val="19"/></w:rPr><w:t xml:space="preserve">Table 2. Country-averaged mainstreaminess scores sorted by Cg:AF. US most mainstream (#1), FI least (#12).</w:t></w:r></w:p><w:p><w:pPr><w:spacing w:after="0" w:before="80"/></w:pPr><w:r><w:rPr><w:rFonts w:ascii="Arial" w:cs="Arial" w:eastAsia="Arial" w:hAnsi="Arial"/><w:sz w:val="22"/><w:szCs w:val="22"/></w:rPr><w:t xml:space="preserve"></w:t></w:r></w:p><w:p><w:pPr><w:spacing w:after="80" w:before="280"/></w:pPr><w:r><w:rPr><w:rFonts w:ascii="Arial" w:cs="Arial" w:eastAsia="Arial" w:hAnsi="Arial"/><w:b/><w:bCs/><w:color w:val="2E75B6"/><w:sz w:val="26"/><w:szCs w:val="26"/></w:rPr><w:t xml:space="preserve">5.2  Method Comparison</w:t></w:r></w:p><w:tbl><w:tblPr><w:tblW w:type="dxa" w:w="8360"/><w:tblBorders><w:top w:val="single" w:color="auto" w:sz="4"/><w:left w:val="single" w:color="auto" w:sz="4"/><w:bottom w:val="single" w:color="auto" w:sz="4"/><w:right w:val="single" w:color="auto" w:sz="4"/><w:insideH w:val="single" w:color="auto" w:sz="4"/><w:insideV w:val="single" w:color="auto" w:sz="4"/></w:tblBorders></w:tblPr><w:tblGrid><w:gridCol w:w="3200"/><w:gridCol w:w="1800"/><w:gridCol w:w="3360"/></w:tblGrid><w:tr><w:tc><w:tcPr><w:tcW w:type="dxa" w:w="3200"/><w:tcBorders><w:top w:val="single" w:color="CCCCCC" w:sz="1"/><w:left w:val="single" w:color="CCCCCC" w:sz="1"/><w:bottom w:val="single" w:color="CCCCCC" w:sz="1"/><w:right w:val="single" w:color="CCCCCC" w:sz="1"/></w:tcBorders><w:shd w:fill="1F4E79" w:val="clear"/><w:tcMar><w:top w:type="dxa" w:w="80"/><w:left w:type="dxa" w:w="120"/><w:bottom w:type="dxa" w:w="80"/><w:right w:type="dxa" w:w="120"/></w:tcMar><w:vAlign w:val="center"/></w:tcPr><w:p><w:r><w:rPr><w:rFonts w:ascii="Arial" w:cs="Arial" w:eastAsia="Arial" w:hAnsi="Arial"/><w:b/><w:bCs/><w:color w:val="FFFFFF"/><w:sz w:val="19"/><w:szCs w:val="19"/></w:rPr><w:t xml:space="preserve">Method</w:t></w:r></w:p></w:tc><w:tc><w:tcPr><w:tcW w:type="dxa" w:w="1800"/><w:tcBorders><w:top w:val="single" w:color="CCCCCC" w:sz="1"/><w:left w:val="single" w:color="CCCCCC" w:sz="1"/><w:bottom w:val="single" w:color="CCCCCC" w:sz="1"/><w:right w:val="single" w:color="CCCCCC" w:sz="1"/></w:tcBorders><w:shd w:fill="1F4E79" w:val="clear"/><w:tcMar><w:top w:type="dxa" w:w="80"/><w:left w:type="dxa" w:w="120"/><w:bottom w:type="dxa" w:w="80"/><w:right w:type="dxa" w:w="120"/></w:tcMar><w:vAlign w:val="center"/></w:tcPr><w:p><w:r><w:rPr><w:rFonts w:ascii="Arial" w:cs="Arial" w:eastAsia="Arial" w:hAnsi="Arial"/><w:b/><w:bCs/><w:color w:val="FFFFFF"/><w:sz w:val="19"/><w:szCs w:val="19"/></w:rPr><w:t xml:space="preserve">Novelty ↑</w:t></w:r></w:p></w:tc><w:tc><w:tcPr><w:tcW w:type="dxa" w:w="3360"/><w:tcBorders><w:top w:val="single" w:color="CCCCCC" w:sz="1"/><w:left w:val="single" w:color="CCCCCC" w:sz="1"/><w:bottom w:val="single" w:color="CCCCCC" w:sz="1"/><w:right w:val="single" w:color="CCCCCC" w:sz="1"/></w:tcBorders><w:shd w:fill="1F4E79" w:val="clear"/><w:tcMar><w:top w:type="dxa" w:w="80"/><w:left w:type="dxa" w:w="120"/><w:bottom w:type="dxa" w:w="80"/><w:right w:type="dxa" w:w="120"/></w:tcMar><w:vAlign w:val="center"/></w:tcPr><w:p><w:r><w:rPr><w:rFonts w:ascii="Arial" w:cs="Arial" w:eastAsia="Arial" w:hAnsi="Arial"/><w:b/><w:bCs/><w:color w:val="FFFFFF"/><w:sz w:val="19"/><w:szCs w:val="19"/></w:rPr><w:t xml:space="preserve">Personalization ↑</w:t></w:r></w:p></w:tc></w:tr><w:tr><w:tc><w:tcPr><w:tcW w:type="dxa" w:w="3200"/><w:tcBorders><w:top w:val="single" w:color="CCCCCC" w:sz="1"/><w:left w:val="single" w:color="CCCCCC" w:sz="1"/><w:bottom w:val="single" w:color="CCCCCC" w:sz="1"/><w:right w:val="single" w:color="CCCCCC" w:sz="1"/></w:tcBorders><w:shd w:fill="F2F7FC" w:val="clear"/><w:tcMar><w:top w:type="dxa" w:w="80"/><w:left w:type="dxa" w:w="120"/><w:bottom w:type="dxa" w:w="80"/><w:right w:type="dxa" w:w="120"/></w:tcMar><w:vAlign w:val="center"/></w:tcPr><w:p><w:pPr><w:jc w:val="left"/></w:pPr><w:r><w:rPr><w:rFonts w:ascii="Arial" w:cs="Arial" w:eastAsia="Arial" w:hAnsi="Arial"/><w:b w:val="false"/><w:bCs w:val="false"/><w:color w:val="222222"/><w:sz w:val="19"/><w:szCs w:val="19"/></w:rPr><w:t xml:space="preserve">Popularity Baseline</w:t></w:r></w:p></w:tc><w:tc><w:tcPr><w:tcW w:type="dxa" w:w="1800"/><w:tcBorders><w:top w:val="single" w:color="CCCCCC" w:sz="1"/><w:left w:val="single" w:color="CCCCCC" w:sz="1"/><w:bottom w:val="single" w:color="CCCCCC" w:sz="1"/><w:right w:val="single" w:color="CCCCCC" w:sz="1"/></w:tcBorders><w:shd w:fill="F2F7FC" w:val="clear"/><w:tcMar><w:top w:type="dxa" w:w="80"/><w:left w:type="dxa" w:w="120"/><w:bottom w:type="dxa" w:w="80"/><w:right w:type="dxa" w:w="120"/></w:tcMar><w:vAlign w:val="center"/></w:tcPr><w:p><w:pPr><w:jc w:val="center"/></w:pPr><w:r><w:rPr><w:rFonts w:ascii="Arial" w:cs="Arial" w:eastAsia="Arial" w:hAnsi="Arial"/><w:b w:val="false"/><w:bCs w:val="false"/><w:color w:val="222222"/><w:sz w:val="19"/><w:szCs w:val="19"/></w:rPr><w:t xml:space="preserve">0.000</w:t></w:r></w:p></w:tc><w:tc><w:tcPr><w:tcW w:type="dxa" w:w="3360"/><w:tcBorders><w:top w:val="single" w:color="CCCCCC" w:sz="1"/><w:left w:val="single" w:color="CCCCCC" w:sz="1"/><w:bottom w:val="single" w:color="CCCCCC" w:sz="1"/><w:right w:val="single" w:color="CCCCCC" w:sz="1"/></w:tcBorders><w:shd w:fill="F2F7FC" w:val="clear"/><w:tcMar><w:top w:type="dxa" w:w="80"/><w:left w:type="dxa" w:w="120"/><w:bottom w:type="dxa" w:w="80"/><w:right w:type="dxa" w:w="120"/></w:tcMar><w:vAlign w:val="center"/></w:tcPr><w:p><w:pPr><w:jc w:val="left"/></w:pPr><w:r><w:rPr><w:rFonts w:ascii="Arial" w:cs="Arial" w:eastAsia="Arial" w:hAnsi="Arial"/><w:b w:val="false"/><w:bCs w:val="false"/><w:color w:val="222222"/><w:sz w:val="19"/><w:szCs w:val="19"/></w:rPr><w:t xml:space="preserve">0.000  — identical for all users</w:t></w:r></w:p></w:tc></w:tr><w:tr><w:tc><w:tcPr><w:tcW w:type="dxa" w:w="3200"/><w:tcBorders><w:top w:val="single" w:color="CCCCCC" w:sz="1"/><w:left w:val="single" w:color="CCCCCC" w:sz="1"/><w:bottom w:val="single" w:color="CCCCCC" w:sz="1"/><w:right w:val="single" w:color="CCCCCC" w:sz="1"/></w:tcBorders><w:shd w:fill="FFFFFF" w:val="clear"/><w:tcMar><w:top w:type="dxa" w:w="80"/><w:left w:type="dxa" w:w="120"/><w:bottom w:type="dxa" w:w="80"/><w:right w:type="dxa" w:w="120"/></w:tcMar><w:vAlign w:val="center"/></w:tcPr><w:p><w:pPr><w:jc w:val="left"/></w:pPr><w:r><w:rPr><w:rFonts w:ascii="Arial" w:cs="Arial" w:eastAsia="Arial" w:hAnsi="Arial"/><w:b w:val="false"/><w:bCs w:val="false"/><w:color w:val="222222"/><w:sz w:val="19"/><w:szCs w:val="19"/></w:rPr><w:t xml:space="preserve">User-KNN (k=10)</w:t></w:r></w:p></w:tc><w:tc><w:tcPr><w:tcW w:type="dxa" w:w="1800"/><w:tcBorders><w:top w:val="single" w:color="CCCCCC" w:sz="1"/><w:left w:val="single" w:color="CCCCCC" w:sz="1"/><w:bottom w:val="single" w:color="CCCCCC" w:sz="1"/><w:right w:val="single" w:color="CCCCCC" w:sz="1"/></w:tcBorders><w:shd w:fill="FFFFFF" w:val="clear"/><w:tcMar><w:top w:type="dxa" w:w="80"/><w:left w:type="dxa" w:w="120"/><w:bottom w:type="dxa" w:w="80"/><w:right w:type="dxa" w:w="120"/></w:tcMar><w:vAlign w:val="center"/></w:tcPr><w:p><w:pPr><w:jc w:val="center"/></w:pPr><w:r><w:rPr><w:rFonts w:ascii="Arial" w:cs="Arial" w:eastAsia="Arial" w:hAnsi="Arial"/><w:b w:val="false"/><w:bCs w:val="false"/><w:color w:val="222222"/><w:sz w:val="19"/><w:szCs w:val="19"/></w:rPr><w:t xml:space="preserve">1.000</w:t></w:r></w:p></w:tc><w:tc><w:tcPr><w:tcW w:type="dxa" w:w="3360"/><w:tcBorders><w:top w:val="single" w:color="CCCCCC" w:sz="1"/><w:left w:val="single" w:color="CCCCCC" w:sz="1"/><w:bottom w:val="single" w:color="CCCCCC" w:sz="1"/><w:right w:val="single" w:color="CCCCCC" w:sz="1"/></w:tcBorders><w:shd w:fill="FFFFFF" w:val="clear"/><w:tcMar><w:top w:type="dxa" w:w="80"/><w:left w:type="dxa" w:w="120"/><w:bottom w:type="dxa" w:w="80"/><w:right w:type="dxa" w:w="120"/></w:tcMar><w:vAlign w:val="center"/></w:tcPr><w:p><w:pPr><w:jc w:val="left"/></w:pPr><w:r><w:rPr><w:rFonts w:ascii="Arial" w:cs="Arial" w:eastAsia="Arial" w:hAnsi="Arial"/><w:b w:val="false"/><w:bCs w:val="false"/><w:color w:val="222222"/><w:sz w:val="19"/><w:szCs w:val="19"/></w:rPr><w:t xml:space="preserve">0.905  — high diversity</w:t></w:r></w:p></w:tc></w:tr><w:tr><w:tc><w:tcPr><w:tcW w:type="dxa" w:w="3200"/><w:tcBorders><w:top w:val="single" w:color="CCCCCC" w:sz="1"/><w:left w:val="single" w:color="CCCCCC" w:sz="1"/><w:bottom w:val="single" w:color="CCCCCC" w:sz="1"/><w:right w:val="single" w:color="CCCCCC" w:sz="1"/></w:tcBorders><w:shd w:fill="F2F7FC" w:val="clear"/><w:tcMar><w:top w:type="dxa" w:w="80"/><w:left w:type="dxa" w:w="120"/><w:bottom w:type="dxa" w:w="80"/><w:right w:type="dxa" w:w="120"/></w:tcMar><w:vAlign w:val="center"/></w:tcPr><w:p><w:pPr><w:jc w:val="left"/></w:pPr><w:r><w:rPr><w:rFonts w:ascii="Arial" w:cs="Arial" w:eastAsia="Arial" w:hAnsi="Arial"/><w:b w:val="false"/><w:bCs w:val="false"/><w:color w:val="222222"/><w:sz w:val="19"/><w:szCs w:val="19"/></w:rPr><w:t xml:space="preserve">SVD (20 factors)</w:t></w:r></w:p></w:tc><w:tc><w:tcPr><w:tcW w:type="dxa" w:w="1800"/><w:tcBorders><w:top w:val="single" w:color="CCCCCC" w:sz="1"/><w:left w:val="single" w:color="CCCCCC" w:sz="1"/><w:bottom w:val="single" w:color="CCCCCC" w:sz="1"/><w:right w:val="single" w:color="CCCCCC" w:sz="1"/></w:tcBorders><w:shd w:fill="F2F7FC" w:val="clear"/><w:tcMar><w:top w:type="dxa" w:w="80"/><w:left w:type="dxa" w:w="120"/><w:bottom w:type="dxa" w:w="80"/><w:right w:type="dxa" w:w="120"/></w:tcMar><w:vAlign w:val="center"/></w:tcPr><w:p><w:pPr><w:jc w:val="center"/></w:pPr><w:r><w:rPr><w:rFonts w:ascii="Arial" w:cs="Arial" w:eastAsia="Arial" w:hAnsi="Arial"/><w:b w:val="false"/><w:bCs w:val="false"/><w:color w:val="222222"/><w:sz w:val="19"/><w:szCs w:val="19"/></w:rPr><w:t xml:space="preserve">1.000</w:t></w:r></w:p></w:tc><w:tc><w:tcPr><w:tcW w:type="dxa" w:w="3360"/><w:tcBorders><w:top w:val="single" w:color="CCCCCC" w:sz="1"/><w:left w:val="single" w:color="CCCCCC" w:sz="1"/><w:bottom w:val="single" w:color="CCCCCC" w:sz="1"/><w:right w:val="single" w:color="CCCCCC" w:sz="1"/></w:tcBorders><w:shd w:fill="F2F7FC" w:val="clear"/><w:tcMar><w:top w:type="dxa" w:w="80"/><w:left w:type="dxa" w:w="120"/><w:bottom w:type="dxa" w:w="80"/><w:right w:type="dxa" w:w="120"/></w:tcMar><w:vAlign w:val="center"/></w:tcPr><w:p><w:pPr><w:jc w:val="left"/></w:pPr><w:r><w:rPr><w:rFonts w:ascii="Arial" w:cs="Arial" w:eastAsia="Arial" w:hAnsi="Arial"/><w:b w:val="false"/><w:bCs w:val="false"/><w:color w:val="222222"/><w:sz w:val="19"/><w:szCs w:val="19"/></w:rPr><w:t xml:space="preserve">0.933  — highest diversity</w:t></w:r></w:p></w:tc></w:tr><w:tr><w:tc><w:tcPr><w:tcW w:type="dxa" w:w="3200"/><w:tcBorders><w:top w:val="single" w:color="CCCCCC" w:sz="1"/><w:left w:val="single" w:color="CCCCCC" w:sz="1"/><w:bottom w:val="single" w:color="CCCCCC" w:sz="1"/><w:right w:val="single" w:color="CCCCCC" w:sz="1"/></w:tcBorders><w:shd w:fill="FFFFFF" w:val="clear"/><w:tcMar><w:top w:type="dxa" w:w="80"/><w:left w:type="dxa" w:w="120"/><w:bottom w:type="dxa" w:w="80"/><w:right w:type="dxa" w:w="120"/></w:tcMar><w:vAlign w:val="center"/></w:tcPr><w:p><w:pPr><w:jc w:val="left"/></w:pPr><w:r><w:rPr><w:rFonts w:ascii="Arial" w:cs="Arial" w:eastAsia="Arial" w:hAnsi="Arial"/><w:b/><w:bCs/><w:color w:val="0D9488"/><w:sz w:val="19"/><w:szCs w:val="19"/></w:rPr><w:t xml:space="preserve">Proposed: Mainstreaminess</w:t></w:r></w:p></w:tc><w:tc><w:tcPr><w:tcW w:type="dxa" w:w="1800"/><w:tcBorders><w:top w:val="single" w:color="CCCCCC" w:sz="1"/><w:left w:val="single" w:color="CCCCCC" w:sz="1"/><w:bottom w:val="single" w:color="CCCCCC" w:sz="1"/><w:right w:val="single" w:color="CCCCCC" w:sz="1"/></w:tcBorders><w:shd w:fill="FFFFFF" w:val="clear"/><w:tcMar><w:top w:type="dxa" w:w="80"/><w:left w:type="dxa" w:w="120"/><w:bottom w:type="dxa" w:w="80"/><w:right w:type="dxa" w:w="120"/></w:tcMar><w:vAlign w:val="center"/></w:tcPr><w:p><w:pPr><w:jc w:val="center"/></w:pPr><w:r><w:rPr><w:rFonts w:ascii="Arial" w:cs="Arial" w:eastAsia="Arial" w:hAnsi="Arial"/><w:b/><w:bCs/><w:color w:val="0D9488"/><w:sz w:val="19"/><w:szCs w:val="19"/></w:rPr><w:t xml:space="preserve">0.100</w:t></w:r></w:p></w:tc><w:tc><w:tcPr><w:tcW w:type="dxa" w:w="3360"/><w:tcBorders><w:top w:val="single" w:color="CCCCCC" w:sz="1"/><w:left w:val="single" w:color="CCCCCC" w:sz="1"/><w:bottom w:val="single" w:color="CCCCCC" w:sz="1"/><w:right w:val="single" w:color="CCCCCC" w:sz="1"/></w:tcBorders><w:shd w:fill="FFFFFF" w:val="clear"/><w:tcMar><w:top w:type="dxa" w:w="80"/><w:left w:type="dxa" w:w="120"/><w:bottom w:type="dxa" w:w="80"/><w:right w:type="dxa" w:w="120"/></w:tcMar><w:vAlign w:val="center"/></w:tcPr><w:p><w:pPr><w:jc w:val="left"/></w:pPr><w:r><w:rPr><w:rFonts w:ascii="Arial" w:cs="Arial" w:eastAsia="Arial" w:hAnsi="Arial"/><w:b/><w:bCs/><w:color w:val="0D9488"/><w:sz w:val="19"/><w:szCs w:val="19"/></w:rPr><w:t xml:space="preserve">0.189  — country-clustered</w:t></w:r></w:p></w:tc></w:tr></w:tbl><w:p><w:pPr><w:spacing w:after="160" w:before="60"/><w:jc w:val="center"/></w:pPr><w:r><w:rPr><w:rFonts w:ascii="Arial" w:cs="Arial" w:eastAsia="Arial" w:hAnsi="Arial"/><w:i/><w:iCs/><w:color w:val="555555"/><w:sz w:val="19"/><w:szCs w:val="19"/></w:rPr><w:t xml:space="preserve">Table 3. Novelty = fraction of recommendations not yet heard. Personalization = pairwise Jaccard diversity.</w:t></w:r></w:p><w:p><w:pPr><w:spacing w:after="0" w:before="80"/></w:pPr><w:r><w:rPr><w:rFonts w:ascii="Arial" w:cs="Arial" w:eastAsia="Arial" w:hAnsi="Arial"/><w:sz w:val="22"/><w:szCs w:val="22"/></w:rPr><w:t xml:space="preserve"></w:t></w:r></w:p><w:p><w:pPr><w:spacing w:after="60" w:before="200"/></w:pPr><w:r><w:rPr><w:rFonts w:ascii="Arial" w:cs="Arial" w:eastAsia="Arial" w:hAnsi="Arial"/><w:b/><w:bCs/><w:color w:val="0D9488"/><w:sz w:val="22"/><w:szCs w:val="22"/></w:rPr><w:t xml:space="preserve">Interpretation</w:t></w:r></w:p><w:p><w:pPr><w:spacing w:after="60" w:before="60"/></w:pPr><w:r><w:rPr><w:rFonts w:ascii="Arial" w:cs="Arial" w:eastAsia="Arial" w:hAnsi="Arial"/><w:sz w:val="22"/><w:szCs w:val="22"/></w:rPr><w:t xml:space="preserve">The proposed approach scores 0.100 novelty because already-heard filtering is applied: candidates the user has already listened to are removed before returning recommendations. High-mainstreaminess users may still encounter some familiar artists when the unheard pool is limited (fallback mechanism), which keeps novelty non-zero but below KNN/SVD.</w:t></w:r></w:p><w:p><w:pPr><w:spacing w:after="60" w:before="60"/></w:pPr><w:r><w:rPr><w:rFonts w:ascii="Arial" w:cs="Arial" w:eastAsia="Arial" w:hAnsi="Arial"/><w:sz w:val="22"/><w:szCs w:val="22"/></w:rPr><w:t xml:space="preserve">KNN and SVD achieve high novelty and personalization through collaborative filtering but do not use cultural/regional structure. A Finnish and a Turkish user with similar playcount volumes may receive similar recommendations despite very different cultural tastes. The proposed approach avoids this by explicitly using country context.</w:t></w:r></w:p><w:p><w:pPr><w:pBdr><w:bottom w:val="single" w:color="2E75B6" w:sz="6" w:space="1"/></w:pBdr><w:spacing w:after="140" w:before="140"/></w:pPr><w:r><w:rPr><w:rFonts w:ascii="Arial" w:cs="Arial" w:eastAsia="Arial" w:hAnsi="Arial"/><w:sz w:val="22"/><w:szCs w:val="22"/></w:rPr><w:t xml:space="preserve"></w:t></w:r></w:p><w:p><w:pPr><w:pageBreakBefore/></w:pPr><w:r><w:rPr><w:rFonts w:ascii="Arial" w:cs="Arial" w:eastAsia="Arial" w:hAnsi="Arial"/><w:sz w:val="22"/><w:szCs w:val="22"/></w:rPr><w:t xml:space="preserve"></w:t></w:r></w:p><w:p><w:pPr><w:spacing w:after="120" w:before="360"/></w:pPr><w:r><w:rPr><w:rFonts w:ascii="Arial" w:cs="Arial" w:eastAsia="Arial" w:hAnsi="Arial"/><w:b/><w:bCs/><w:color w:val="1F4E79"/><w:sz w:val="36"/><w:szCs w:val="36"/></w:rPr><w:t xml:space="preserve">References</w:t></w:r></w:p><w:p><w:pPr><w:spacing w:after="80" w:before="80"/><w:ind w:left="720" w:hanging="720"/></w:pPr><w:r><w:rPr><w:rFonts w:ascii="Arial" w:cs="Arial" w:eastAsia="Arial" w:hAnsi="Arial"/><w:color w:val="222222"/><w:sz w:val="20"/><w:szCs w:val="20"/></w:rPr><w:t xml:space="preserve">[1] Schedl, M., &amp; Bauer, C. (2018). An analysis of global and regional mainstreaminess for personalized music recommender systems. Journal of Mobile Multimedia, 14(1), 95–122. https://doi.org/10.13052/jmm1550-4646.1415</w:t></w:r></w:p><w:p><w:pPr><w:spacing w:after="80" w:before="80"/><w:ind w:left="720" w:hanging="720"/></w:pPr><w:r><w:rPr><w:rFonts w:ascii="Arial" w:cs="Arial" w:eastAsia="Arial" w:hAnsi="Arial"/><w:color w:val="222222"/><w:sz w:val="20"/><w:szCs w:val="20"/></w:rPr><w:t xml:space="preserve">[2] Schedl, M. (2016). The LFM-1b dataset for music retrieval and recommendation. ACM ICMR 2016, pp. 103–110. https://doi.org/10.1145/2911996.2912004</w:t></w:r></w:p><w:p><w:pPr><w:spacing w:after="80" w:before="80"/><w:ind w:left="720" w:hanging="720"/></w:pPr><w:r><w:rPr><w:rFonts w:ascii="Arial" w:cs="Arial" w:eastAsia="Arial" w:hAnsi="Arial"/><w:color w:val="222222"/><w:sz w:val="20"/><w:szCs w:val="20"/></w:rPr><w:t xml:space="preserve">[3] Bauer, C., &amp; Schedl, M. (2019). Global and country-specific mainstreaminess measures. PLOS ONE, 14(6), e0217389. https://doi.org/10.1371/journal.pone.0217389</w:t></w:r></w:p><w:p><w:pPr><w:spacing w:after="80" w:before="80"/><w:ind w:left="720" w:hanging="720"/></w:pPr><w:r><w:rPr><w:rFonts w:ascii="Arial" w:cs="Arial" w:eastAsia="Arial" w:hAnsi="Arial"/><w:color w:val="222222"/><w:sz w:val="20"/><w:szCs w:val="20"/></w:rPr><w:t xml:space="preserve">[4] Kullback, S., &amp; Leibler, R. A. (1951). On information and sufficiency. Annals of Mathematical Statistics, 22(1), 79–86.</w:t></w:r></w:p><w:p><w:pPr><w:spacing w:after="80" w:before="80"/><w:ind w:left="720" w:hanging="720"/></w:pPr><w:r><w:rPr><w:rFonts w:ascii="Arial" w:cs="Arial" w:eastAsia="Arial" w:hAnsi="Arial"/><w:color w:val="222222"/><w:sz w:val="20"/><w:szCs w:val="20"/></w:rPr><w:t xml:space="preserve">[5] Kendall, M. G. (1938). A new measure of rank correlation. Biometrika, 30(1–2), 81–93.</w:t></w:r></w:p><w:p><w:pPr><w:spacing w:after="80" w:before="80"/><w:ind w:left="720" w:hanging="720"/></w:pPr><w:r><w:rPr><w:rFonts w:ascii="Arial" w:cs="Arial" w:eastAsia="Arial" w:hAnsi="Arial"/><w:color w:val="222222"/><w:sz w:val="20"/><w:szCs w:val="20"/></w:rPr><w:t xml:space="preserve">[6] Celma, Ò. (2010). Music Recommendation and Discovery. Springer. https://doi.org/10.1007/978-3-642-13287-2</w:t></w:r></w:p><w:p><w:pPr><w:spacing w:after="80" w:before="80"/><w:ind w:left="720" w:hanging="720"/></w:pPr><w:r><w:rPr><w:rFonts w:ascii="Arial" w:cs="Arial" w:eastAsia="Arial" w:hAnsi="Arial"/><w:color w:val="222222"/><w:sz w:val="20"/><w:szCs w:val="20"/></w:rPr><w:t xml:space="preserve">[7] Anthropic. (2024). Claude (AI assistant). AI-assisted dataset expansion. https://www.anthropic.com</w:t></w:r></w:p><w:sectPr><w:headerReference w:type="default" r:id="rId7"/><w:footerReference w:type="default" r:id="rId8"/><w:pgSz w:w="12240" w:h="15840" w:orient="portrait"/><w:pgMar w:top="1440" w:right="1440" w:bottom="1440" w:left="1440" w:header="708" w:footer="708" w:gutter="0"/><w:pgNumType/><w:docGrid w:linePitch="360"/></w:sectPr></w:body></w:document>
+for Personalized Music Recommender Systems</w:t></w:r></w:p><w:p><w:pPr><w:spacing w:after="600" w:before="0"/><w:jc w:val="center"/></w:pPr><w:r><w:rPr><w:rFonts w:ascii="Arial" w:cs="Arial" w:eastAsia="Arial" w:hAnsi="Arial"/><w:i/><w:iCs/><w:color w:val="595959"/><w:sz w:val="24"/><w:szCs w:val="24"/></w:rPr><w:t xml:space="preserve">Schedl &amp; Bauer (2018) — Implementation Report</w:t></w:r></w:p><w:p><w:pPr><w:spacing w:after="80" w:before="0"/><w:jc w:val="center"/></w:pPr><w:r><w:rPr><w:rFonts w:ascii="Arial" w:cs="Arial" w:eastAsia="Arial" w:hAnsi="Arial"/><w:b/><w:bCs/><w:color w:val="222222"/><w:sz w:val="22"/><w:szCs w:val="22"/></w:rPr><w:t xml:space="preserve">Recommender Systems (COME424/1)</w:t></w:r></w:p><w:p><w:pPr><w:spacing w:after="80" w:before="0"/><w:jc w:val="center"/></w:pPr><w:r><w:rPr><w:rFonts w:ascii="Arial" w:cs="Arial" w:eastAsia="Arial" w:hAnsi="Arial"/><w:color w:val="595959"/><w:sz w:val="22"/><w:szCs w:val="22"/></w:rPr><w:t xml:space="preserve">Dr. Öğr. Üyesi Gamze Uslu</w:t></w:r></w:p><w:p><w:pPr><w:spacing w:after="0" w:before="80"/></w:pPr><w:r><w:rPr><w:rFonts w:ascii="Arial" w:cs="Arial" w:eastAsia="Arial" w:hAnsi="Arial"/><w:sz w:val="22"/><w:szCs w:val="22"/></w:rPr><w:t xml:space="preserve"></w:t></w:r></w:p><w:p><w:pPr><w:spacing w:after="0" w:before="80"/></w:pPr><w:r><w:rPr><w:rFonts w:ascii="Arial" w:cs="Arial" w:eastAsia="Arial" w:hAnsi="Arial"/><w:sz w:val="22"/><w:szCs w:val="22"/></w:rPr><w:t xml:space="preserve"></w:t></w:r></w:p><w:p><w:pPr><w:spacing w:after="40" w:before="40"/><w:jc w:val="center"/></w:pPr><w:r><w:rPr><w:rFonts w:ascii="Arial" w:cs="Arial" w:eastAsia="Arial" w:hAnsi="Arial"/><w:b/><w:bCs/><w:color w:val="1F4E79"/><w:sz w:val="22"/><w:szCs w:val="22"/></w:rPr><w:t xml:space="preserve">Doğukan Aydın</w:t></w:r><w:r><w:rPr><w:rFonts w:ascii="Arial" w:cs="Arial" w:eastAsia="Arial" w:hAnsi="Arial"/><w:color w:val="595959"/><w:sz w:val="22"/><w:szCs w:val="22"/></w:rPr><w:t xml:space="preserve">  —  240200019</w:t></w:r></w:p><w:p><w:pPr><w:spacing w:after="40" w:before="40"/><w:jc w:val="center"/></w:pPr><w:r><w:rPr><w:rFonts w:ascii="Arial" w:cs="Arial" w:eastAsia="Arial" w:hAnsi="Arial"/><w:b/><w:bCs/><w:color w:val="1F4E79"/><w:sz w:val="22"/><w:szCs w:val="22"/></w:rPr><w:t xml:space="preserve">Elif Dalmış</w:t></w:r><w:r><w:rPr><w:rFonts w:ascii="Arial" w:cs="Arial" w:eastAsia="Arial" w:hAnsi="Arial"/><w:color w:val="595959"/><w:sz w:val="22"/><w:szCs w:val="22"/></w:rPr><w:t xml:space="preserve">  —  230201082</w:t></w:r></w:p><w:p><w:pPr><w:spacing w:after="40" w:before="40"/><w:jc w:val="center"/></w:pPr><w:r><w:rPr><w:rFonts w:ascii="Arial" w:cs="Arial" w:eastAsia="Arial" w:hAnsi="Arial"/><w:b/><w:bCs/><w:color w:val="1F4E79"/><w:sz w:val="22"/><w:szCs w:val="22"/></w:rPr><w:t xml:space="preserve">Yaman Balcı</w:t></w:r><w:r><w:rPr><w:rFonts w:ascii="Arial" w:cs="Arial" w:eastAsia="Arial" w:hAnsi="Arial"/><w:color w:val="595959"/><w:sz w:val="22"/><w:szCs w:val="22"/></w:rPr><w:t xml:space="preserve">  —  220201081</w:t></w:r></w:p><w:p><w:pPr><w:spacing w:after="40" w:before="40"/><w:jc w:val="center"/></w:pPr><w:r><w:rPr><w:rFonts w:ascii="Arial" w:cs="Arial" w:eastAsia="Arial" w:hAnsi="Arial"/><w:b/><w:bCs/><w:color w:val="1F4E79"/><w:sz w:val="22"/><w:szCs w:val="22"/></w:rPr><w:t xml:space="preserve">Salih Çetin</w:t></w:r><w:r><w:rPr><w:rFonts w:ascii="Arial" w:cs="Arial" w:eastAsia="Arial" w:hAnsi="Arial"/><w:color w:val="595959"/><w:sz w:val="22"/><w:szCs w:val="22"/></w:rPr><w:t xml:space="preserve">  —  220201060</w:t></w:r></w:p><w:p><w:pPr><w:spacing w:after="40" w:before="40"/><w:jc w:val="center"/></w:pPr><w:r><w:rPr><w:rFonts w:ascii="Arial" w:cs="Arial" w:eastAsia="Arial" w:hAnsi="Arial"/><w:b/><w:bCs/><w:color w:val="1F4E79"/><w:sz w:val="22"/><w:szCs w:val="22"/></w:rPr><w:t xml:space="preserve">Alperen Keskin</w:t></w:r><w:r><w:rPr><w:rFonts w:ascii="Arial" w:cs="Arial" w:eastAsia="Arial" w:hAnsi="Arial"/><w:color w:val="595959"/><w:sz w:val="22"/><w:szCs w:val="22"/></w:rPr><w:t xml:space="preserve">  —  230201094</w:t></w:r></w:p><w:p><w:pPr><w:spacing w:after="0" w:before="200"/><w:jc w:val="center"/></w:pPr><w:r><w:rPr><w:rFonts w:ascii="Arial" w:cs="Arial" w:eastAsia="Arial" w:hAnsi="Arial"/><w:i/><w:iCs/><w:color w:val="595959"/><w:sz w:val="20"/><w:szCs w:val="20"/></w:rPr><w:t xml:space="preserve">Üsküdar University  •  Department of Computer Engineering  •  2026</w:t></w:r></w:p><w:p><w:pPr><w:pageBreakBefore/></w:pPr><w:r><w:rPr><w:rFonts w:ascii="Arial" w:cs="Arial" w:eastAsia="Arial" w:hAnsi="Arial"/><w:sz w:val="22"/><w:szCs w:val="22"/></w:rPr><w:t xml:space="preserve"></w:t></w:r></w:p><w:p><w:pPr><w:spacing w:after="200" w:before="200"/></w:pPr><w:r><w:rPr><w:rFonts w:ascii="Arial" w:cs="Arial" w:eastAsia="Arial" w:hAnsi="Arial"/><w:b/><w:bCs/><w:color w:val="0D9488"/><w:sz w:val="28"/><w:szCs w:val="28"/></w:rPr><w:t xml:space="preserve">REPORT 1</w:t></w:r></w:p><w:p><w:pPr><w:spacing w:after="120" w:before="360"/></w:pPr><w:r><w:rPr><w:rFonts w:ascii="Arial" w:cs="Arial" w:eastAsia="Arial" w:hAnsi="Arial"/><w:b/><w:bCs/><w:color w:val="1F4E79"/><w:sz w:val="36"/><w:szCs w:val="36"/></w:rPr><w:t xml:space="preserve">1.  Problem Definition</w:t></w:r></w:p><w:p><w:pPr><w:spacing w:after="60" w:before="60"/></w:pPr><w:r><w:rPr><w:rFonts w:ascii="Arial" w:cs="Arial" w:eastAsia="Arial" w:hAnsi="Arial"/><w:sz w:val="22"/><w:szCs w:val="22"/></w:rPr><w:t xml:space="preserve">Music streaming platforms overwhelmingly rely on raw popularity metrics: an artist is recommended because many people have listened to it — regardless of whether those listeners share the target user&apos;s cultural background. This popularity bias creates a self-reinforcing feedback loop: already-popular artists receive more exposure, which increases their playcount, which makes them appear even more recommendable. Finnish metal, Turkish folk-rock, and Korean K-Pop are systematically underrepresented.</w:t></w:r></w:p><w:p><w:pPr><w:spacing w:after="0" w:before="80"/></w:pPr><w:r><w:rPr><w:rFonts w:ascii="Arial" w:cs="Arial" w:eastAsia="Arial" w:hAnsi="Arial"/><w:sz w:val="22"/><w:szCs w:val="22"/></w:rPr><w:t xml:space="preserve"></w:t></w:r></w:p><w:p><w:pPr><w:spacing w:after="60" w:before="60"/></w:pPr><w:r><w:rPr><w:rFonts w:ascii="Arial" w:cs="Arial" w:eastAsia="Arial" w:hAnsi="Arial"/><w:sz w:val="22"/><w:szCs w:val="22"/></w:rPr><w:t xml:space="preserve">The formal problem: given a user u in country c, existing systems compute recommendation scores using the global playcount distribution, failing to account for country-specific mainstream patterns. What is mainstream in Finland (Nightwish, Stam1na) differs fundamentally from Turkey (Duman, Grup Yorum) or South Korea (BTS, IU).</w:t></w:r></w:p><w:p><w:pPr><w:spacing w:after="0" w:before="80"/></w:pPr><w:r><w:rPr><w:rFonts w:ascii="Arial" w:cs="Arial" w:eastAsia="Arial" w:hAnsi="Arial"/><w:sz w:val="22"/><w:szCs w:val="22"/></w:rPr><w:t xml:space="preserve"></w:t></w:r></w:p><w:p><w:pPr><w:spacing w:after="80" w:before="280"/></w:pPr><w:r><w:rPr><w:rFonts w:ascii="Arial" w:cs="Arial" w:eastAsia="Arial" w:hAnsi="Arial"/><w:b/><w:bCs/><w:color w:val="2E75B6"/><w:sz w:val="26"/><w:szCs w:val="26"/></w:rPr><w:t xml:space="preserve">1.1  Research Questions</w:t></w:r></w:p><w:p><w:pPr><w:spacing w:after="40" w:before="40"/><w:ind w:left="560" w:hanging="280"/></w:pPr><w:r><w:rPr><w:rFonts w:ascii="Arial" w:cs="Arial" w:eastAsia="Arial" w:hAnsi="Arial"/><w:b/><w:bCs/><w:color w:val="2E75B6"/><w:sz w:val="22"/><w:szCs w:val="22"/></w:rPr><w:t xml:space="preserve">•  </w:t></w:r><w:r><w:rPr><w:rFonts w:ascii="Arial" w:cs="Arial" w:eastAsia="Arial" w:hAnsi="Arial"/><w:sz w:val="22"/><w:szCs w:val="22"/></w:rPr><w:t xml:space="preserve">How can a user&apos;s mainstreaminess — alignment with global or country-specific mainstream — be quantified using the 11-measure framework of Schedl &amp; Bauer (2018)?</w:t></w:r></w:p><w:p><w:pPr><w:spacing w:after="40" w:before="40"/><w:ind w:left="560" w:hanging="280"/></w:pPr><w:r><w:rPr><w:rFonts w:ascii="Arial" w:cs="Arial" w:eastAsia="Arial" w:hAnsi="Arial"/><w:b/><w:bCs/><w:color w:val="2E75B6"/><w:sz w:val="22"/><w:szCs w:val="22"/></w:rPr><w:t xml:space="preserve">•  </w:t></w:r><w:r><w:rPr><w:rFonts w:ascii="Arial" w:cs="Arial" w:eastAsia="Arial" w:hAnsi="Arial"/><w:sz w:val="22"/><w:szCs w:val="22"/></w:rPr><w:t xml:space="preserve">How do mainstreaminess profiles differ across 12 major music markets (TR, FI, US, DE, JP, BR, GB, FR, KR, SE, IT, MX)?</w:t></w:r></w:p><w:p><w:pPr><w:spacing w:after="40" w:before="40"/><w:ind w:left="560" w:hanging="280"/></w:pPr><w:r><w:rPr><w:rFonts w:ascii="Arial" w:cs="Arial" w:eastAsia="Arial" w:hAnsi="Arial"/><w:b/><w:bCs/><w:color w:val="2E75B6"/><w:sz w:val="22"/><w:szCs w:val="22"/></w:rPr><w:t xml:space="preserve">•  </w:t></w:r><w:r><w:rPr><w:rFonts w:ascii="Arial" w:cs="Arial" w:eastAsia="Arial" w:hAnsi="Arial"/><w:sz w:val="22"/><w:szCs w:val="22"/></w:rPr><w:t xml:space="preserve">Can mainstreaminess-level-aware recommendation outperform standard popularity-based and collaborative filtering approaches?</w:t></w:r></w:p><w:p><w:pPr><w:spacing w:after="40" w:before="40"/><w:ind w:left="560" w:hanging="280"/></w:pPr><w:r><w:rPr><w:rFonts w:ascii="Arial" w:cs="Arial" w:eastAsia="Arial" w:hAnsi="Arial"/><w:b/><w:bCs/><w:color w:val="2E75B6"/><w:sz w:val="22"/><w:szCs w:val="22"/></w:rPr><w:t xml:space="preserve">•  </w:t></w:r><w:r><w:rPr><w:rFonts w:ascii="Arial" w:cs="Arial" w:eastAsia="Arial" w:hAnsi="Arial"/><w:sz w:val="22"/><w:szCs w:val="22"/></w:rPr><w:t xml:space="preserve">Does AF-ILF weighting successfully surface locally mainstream artists that raw playcount misses?</w:t></w:r></w:p><w:p><w:pPr><w:spacing w:after="0" w:before="80"/></w:pPr><w:r><w:rPr><w:rFonts w:ascii="Arial" w:cs="Arial" w:eastAsia="Arial" w:hAnsi="Arial"/><w:sz w:val="22"/><w:szCs w:val="22"/></w:rPr><w:t xml:space="preserve"></w:t></w:r></w:p><w:p><w:pPr><w:spacing w:after="80" w:before="280"/></w:pPr><w:r><w:rPr><w:rFonts w:ascii="Arial" w:cs="Arial" w:eastAsia="Arial" w:hAnsi="Arial"/><w:b/><w:bCs/><w:color w:val="2E75B6"/><w:sz w:val="26"/><w:szCs w:val="26"/></w:rPr><w:t xml:space="preserve">1.2  Challenges</w:t></w:r></w:p><w:p><w:pPr><w:spacing w:after="40" w:before="40"/><w:ind w:left="560" w:hanging="280"/></w:pPr><w:r><w:rPr><w:rFonts w:ascii="Arial" w:cs="Arial" w:eastAsia="Arial" w:hAnsi="Arial"/><w:b/><w:bCs/><w:color w:val="2E75B6"/><w:sz w:val="22"/><w:szCs w:val="22"/></w:rPr><w:t xml:space="preserve">•  </w:t></w:r><w:r><w:rPr><w:rFonts w:ascii="Arial" w:cs="Arial" w:eastAsia="Arial" w:hAnsi="Arial"/><w:sz w:val="22"/><w:szCs w:val="22"/></w:rPr><w:t xml:space="preserve">Standard AF is dominated by globally popular acts — every country&apos;s top-AF list looks identical.</w:t></w:r></w:p><w:p><w:pPr><w:spacing w:after="40" w:before="40"/><w:ind w:left="560" w:hanging="280"/></w:pPr><w:r><w:rPr><w:rFonts w:ascii="Arial" w:cs="Arial" w:eastAsia="Arial" w:hAnsi="Arial"/><w:b/><w:bCs/><w:color w:val="2E75B6"/><w:sz w:val="22"/><w:szCs w:val="22"/></w:rPr><w:t xml:space="preserve">•  </w:t></w:r><w:r><w:rPr><w:rFonts w:ascii="Arial" w:cs="Arial" w:eastAsia="Arial" w:hAnsi="Arial"/><w:sz w:val="22"/><w:szCs w:val="22"/></w:rPr><w:t xml:space="preserve">Collaborative filtering (KNN, SVD) finds similar users but does not exploit cultural/regional structure.</w:t></w:r></w:p><w:p><w:pPr><w:spacing w:after="40" w:before="40"/><w:ind w:left="560" w:hanging="280"/></w:pPr><w:r><w:rPr><w:rFonts w:ascii="Arial" w:cs="Arial" w:eastAsia="Arial" w:hAnsi="Arial"/><w:b/><w:bCs/><w:color w:val="2E75B6"/><w:sz w:val="22"/><w:szCs w:val="22"/></w:rPr><w:t xml:space="preserve">•  </w:t></w:r><w:r><w:rPr><w:rFonts w:ascii="Arial" w:cs="Arial" w:eastAsia="Arial" w:hAnsi="Arial"/><w:sz w:val="22"/><w:szCs w:val="22"/></w:rPr><w:t xml:space="preserve">Evaluation is non-trivial: standard RMSE and precision@k do not capture whether a recommendation respects cultural context.</w:t></w:r></w:p><w:p><w:pPr><w:pBdr><w:bottom w:val="single" w:color="2E75B6" w:sz="6" w:space="1"/></w:pBdr><w:spacing w:after="140" w:before="140"/></w:pPr><w:r><w:rPr><w:rFonts w:ascii="Arial" w:cs="Arial" w:eastAsia="Arial" w:hAnsi="Arial"/><w:sz w:val="22"/><w:szCs w:val="22"/></w:rPr><w:t xml:space="preserve"></w:t></w:r></w:p><w:p><w:pPr><w:spacing w:after="120" w:before="360"/></w:pPr><w:r><w:rPr><w:rFonts w:ascii="Arial" w:cs="Arial" w:eastAsia="Arial" w:hAnsi="Arial"/><w:b/><w:bCs/><w:color w:val="1F4E79"/><w:sz w:val="36"/><w:szCs w:val="36"/></w:rPr><w:t xml:space="preserve">2.  Proposed Approach</w:t></w:r></w:p><w:p><w:pPr><w:spacing w:after="60" w:before="60"/></w:pPr><w:r><w:rPr><w:rFonts w:ascii="Arial" w:cs="Arial" w:eastAsia="Arial" w:hAnsi="Arial"/><w:sz w:val="22"/><w:szCs w:val="22"/></w:rPr><w:t xml:space="preserve">We implement the full mainstreaminess measurement framework of Schedl &amp; Bauer (2018), extended to a 12-country dataset of 500 users and 81 artists. The proposed approach consists of four stages:</w:t></w:r></w:p><w:p><w:pPr><w:spacing w:after="0" w:before="80"/></w:pPr><w:r><w:rPr><w:rFonts w:ascii="Arial" w:cs="Arial" w:eastAsia="Arial" w:hAnsi="Arial"/><w:sz w:val="22"/><w:szCs w:val="22"/></w:rPr><w:t xml:space="preserve"></w:t></w:r></w:p><w:p><w:pPr><w:spacing w:after="80" w:before="280"/></w:pPr><w:r><w:rPr><w:rFonts w:ascii="Arial" w:cs="Arial" w:eastAsia="Arial" w:hAnsi="Arial"/><w:b/><w:bCs/><w:color w:val="2E75B6"/><w:sz w:val="26"/><w:szCs w:val="26"/></w:rPr><w:t xml:space="preserve">2.1  Stage 1 — AF and LF Profiles</w:t></w:r></w:p><w:p><w:pPr><w:spacing w:after="60" w:before="60"/></w:pPr><w:r><w:rPr><w:rFonts w:ascii="Arial" w:cs="Arial" w:eastAsia="Arial" w:hAnsi="Arial"/><w:sz w:val="22"/><w:szCs w:val="22"/></w:rPr><w:t xml:space="preserve">Artist Frequency (AF) and Listener Frequency (LF) are computed at global and country levels. AF is the total playcount; LF is the count of distinct listeners per artist.</w:t></w:r></w:p><w:p><w:pPr><w:spacing w:after="80" w:before="80"/><w:jc w:val="center"/></w:pPr><w:r><w:rPr><w:rFonts w:ascii="Courier New" w:cs="Courier New" w:eastAsia="Courier New" w:hAnsi="Courier New"/><w:b/><w:bCs/><w:color w:val="1F4E79"/><w:sz w:val="22"/><w:szCs w:val="22"/></w:rPr><w:t xml:space="preserve">AF(a, U) = Σ playcount(u,a)  for u∈U      LF(a, U) = |{ u∈U : playcount(u,a) &gt; 0 }|</w:t></w:r></w:p><w:p><w:pPr><w:spacing w:after="80" w:before="280"/></w:pPr><w:r><w:rPr><w:rFonts w:ascii="Arial" w:cs="Arial" w:eastAsia="Arial" w:hAnsi="Arial"/><w:b/><w:bCs/><w:color w:val="2E75B6"/><w:sz w:val="26"/><w:szCs w:val="26"/></w:rPr><w:t xml:space="preserve">2.2  Stage 2 — AF-ILF Weighting</w:t></w:r></w:p><w:p><w:pPr><w:spacing w:after="60" w:before="60"/></w:pPr><w:r><w:rPr><w:rFonts w:ascii="Arial" w:cs="Arial" w:eastAsia="Arial" w:hAnsi="Arial"/><w:sz w:val="22"/><w:szCs w:val="22"/></w:rPr><w:t xml:space="preserve">Raw AF over-represents globally dominant artists. AF-ILF applies TF-IDF logic from information retrieval to penalise globally ubiquitous artists and surface locally distinctive ones:</w:t></w:r></w:p><w:p><w:pPr><w:spacing w:after="80" w:before="80"/><w:jc w:val="center"/></w:pPr><w:r><w:rPr><w:rFonts w:ascii="Courier New" w:cs="Courier New" w:eastAsia="Courier New" w:hAnsi="Courier New"/><w:b/><w:bCs/><w:color w:val="0D9488"/><w:sz w:val="22"/><w:szCs w:val="22"/></w:rPr><w:t xml:space="preserve">AF·ILF(a,U1,U2) = log(1+AF(a,U1)) × log(1+|U2|/LF(a,U2))</w:t></w:r></w:p><w:p><w:pPr><w:spacing w:after="80" w:before="280"/></w:pPr><w:r><w:rPr><w:rFonts w:ascii="Arial" w:cs="Arial" w:eastAsia="Arial" w:hAnsi="Arial"/><w:b/><w:bCs/><w:color w:val="2E75B6"/><w:sz w:val="26"/><w:szCs w:val="26"/></w:rPr><w:t xml:space="preserve">2.3  Stage 3 — 11 Mainstreaminess Measures</w:t></w:r></w:p><w:p><w:pPr><w:spacing w:after="60" w:before="60"/></w:pPr><w:r><w:rPr><w:rFonts w:ascii="Arial" w:cs="Arial" w:eastAsia="Arial" w:hAnsi="Arial"/><w:sz w:val="22"/><w:szCs w:val="22"/></w:rPr><w:t xml:space="preserve">All three measure families from Paper Table 5 are implemented: Fraction-based (F, 5 variants), Symmetrized KL Divergence (D, 3 variants), and Kendall&apos;s tau (C, 3 variants) — 11 measures total.</w:t></w:r></w:p><w:p><w:pPr><w:spacing w:after="80" w:before="280"/></w:pPr><w:r><w:rPr><w:rFonts w:ascii="Arial" w:cs="Arial" w:eastAsia="Arial" w:hAnsi="Arial"/><w:b/><w:bCs/><w:color w:val="2E75B6"/><w:sz w:val="26"/><w:szCs w:val="26"/></w:rPr><w:t xml:space="preserve">2.4  Stage 4 — Classification and Recommendation</w:t></w:r></w:p><w:p><w:pPr><w:spacing w:after="60" w:before="60"/></w:pPr><w:r><w:rPr><w:rFonts w:ascii="Arial" w:cs="Arial" w:eastAsia="Arial" w:hAnsi="Arial"/><w:sz w:val="22"/><w:szCs w:val="22"/></w:rPr><w:t xml:space="preserve">Users are classified into Low, Mid, or High mainstreaminess using Cc:AF,u:AF with 33rd/66th percentile thresholds. High → Global strategy; Low → Local strategy (AF-ILF top artists); Mid → Mixed.</w:t></w:r></w:p><w:p><w:pPr><w:pBdr><w:bottom w:val="single" w:color="2E75B6" w:sz="6" w:space="1"/></w:pBdr><w:spacing w:after="140" w:before="140"/></w:pPr><w:r><w:rPr><w:rFonts w:ascii="Arial" w:cs="Arial" w:eastAsia="Arial" w:hAnsi="Arial"/><w:sz w:val="22"/><w:szCs w:val="22"/></w:rPr><w:t xml:space="preserve"></w:t></w:r></w:p><w:p><w:pPr><w:spacing w:after="120" w:before="360"/></w:pPr><w:r><w:rPr><w:rFonts w:ascii="Arial" w:cs="Arial" w:eastAsia="Arial" w:hAnsi="Arial"/><w:b/><w:bCs/><w:color w:val="1F4E79"/><w:sz w:val="36"/><w:szCs w:val="36"/></w:rPr><w:t xml:space="preserve">3.  Comparison Methods</w:t></w:r></w:p><w:p><w:pPr><w:spacing w:after="80" w:before="280"/></w:pPr><w:r><w:rPr><w:rFonts w:ascii="Arial" w:cs="Arial" w:eastAsia="Arial" w:hAnsi="Arial"/><w:b/><w:bCs/><w:color w:val="2E75B6"/><w:sz w:val="26"/><w:szCs w:val="26"/></w:rPr><w:t xml:space="preserve">3.1  Popularity-Based Baseline</w:t></w:r></w:p><w:p><w:pPr><w:spacing w:after="60" w:before="60"/></w:pPr><w:r><w:rPr><w:rFonts w:ascii="Arial" w:cs="Arial" w:eastAsia="Arial" w:hAnsi="Arial"/><w:sz w:val="22"/><w:szCs w:val="22"/></w:rPr><w:t xml:space="preserve">Recommends the globally most-listened artists to every user regardless of country or history. score_pop(a) = AF_global(a). Lower-bound baseline representing the naive popularity bias the proposed approach is designed to overcome.</w:t></w:r></w:p><w:p><w:pPr><w:spacing w:after="80" w:before="280"/></w:pPr><w:r><w:rPr><w:rFonts w:ascii="Arial" w:cs="Arial" w:eastAsia="Arial" w:hAnsi="Arial"/><w:b/><w:bCs/><w:color w:val="2E75B6"/><w:sz w:val="26"/><w:szCs w:val="26"/></w:rPr><w:t xml:space="preserve">3.2  User-Based KNN Collaborative Filtering</w:t></w:r></w:p><w:p><w:pPr><w:spacing w:after="60" w:before="60"/></w:pPr><w:r><w:rPr><w:rFonts w:ascii="Arial" w:cs="Arial" w:eastAsia="Arial" w:hAnsi="Arial"/><w:sz w:val="22"/><w:szCs w:val="22"/></w:rPr><w:t xml:space="preserve">Finds K=10 most similar users via cosine similarity on normalised playcount vectors. Recommendation scores are similarity-weighted sums of neighbour playcounts, excluding already-heard artists.</w:t></w:r></w:p><w:p><w:pPr><w:spacing w:after="80" w:before="80"/><w:jc w:val="center"/></w:pPr><w:r><w:rPr><w:rFonts w:ascii="Courier New" w:cs="Courier New" w:eastAsia="Courier New" w:hAnsi="Courier New"/><w:b/><w:bCs/><w:color w:val="1F4E79"/><w:sz w:val="22"/><w:szCs w:val="22"/></w:rPr><w:t xml:space="preserve">sim(u,v) = (r_u · r_v) / (||r_u|| × ||r_v||)</w:t></w:r></w:p><w:p><w:pPr><w:spacing w:after="80" w:before="280"/></w:pPr><w:r><w:rPr><w:rFonts w:ascii="Arial" w:cs="Arial" w:eastAsia="Arial" w:hAnsi="Arial"/><w:b/><w:bCs/><w:color w:val="2E75B6"/><w:sz w:val="26"/><w:szCs w:val="26"/></w:rPr><w:t xml:space="preserve">3.3  SVD Matrix Factorization</w:t></w:r></w:p><w:p><w:pPr><w:spacing w:after="60" w:before="60"/></w:pPr><w:r><w:rPr><w:rFonts w:ascii="Arial" w:cs="Arial" w:eastAsia="Arial" w:hAnsi="Arial"/><w:sz w:val="22"/><w:szCs w:val="22"/></w:rPr><w:t xml:space="preserve">Decomposes the log-scaled, mean-centred user-artist matrix into k=20 latent factors. Reconstructed scores rank unheard artists per user. Evaluated by RMSE on 20% held-out entries.</w:t></w:r></w:p><w:p><w:pPr><w:spacing w:after="80" w:before="80"/><w:jc w:val="center"/></w:pPr><w:r><w:rPr><w:rFonts w:ascii="Courier New" w:cs="Courier New" w:eastAsia="Courier New" w:hAnsi="Courier New"/><w:b/><w:bCs/><w:color w:val="1F4E79"/><w:sz w:val="22"/><w:szCs w:val="22"/></w:rPr><w:t xml:space="preserve">R ≈ U Σ Vᵀ  →  R̂ = U_k Σ_k V_kᵀ + μ_u</w:t></w:r></w:p><w:tbl><w:tblPr><w:tblW w:type="dxa" w:w="9360"/><w:tblBorders><w:top w:val="single" w:color="auto" w:sz="4"/><w:left w:val="single" w:color="auto" w:sz="4"/><w:bottom w:val="single" w:color="auto" w:sz="4"/><w:right w:val="single" w:color="auto" w:sz="4"/><w:insideH w:val="single" w:color="auto" w:sz="4"/><w:insideV w:val="single" w:color="auto" w:sz="4"/></w:tblBorders></w:tblPr><w:tblGrid><w:gridCol w:w="2200"/><w:gridCol w:w="1600"/><w:gridCol w:w="1700"/><w:gridCol w:w="2100"/><w:gridCol w:w="1760"/></w:tblGrid><w:tr><w:tc><w:tcPr><w:tcW w:type="dxa" w:w="2200"/><w:tcBorders><w:top w:val="single" w:color="CCCCCC" w:sz="1"/><w:left w:val="single" w:color="CCCCCC" w:sz="1"/><w:bottom w:val="single" w:color="CCCCCC" w:sz="1"/><w:right w:val="single" w:color="CCCCCC" w:sz="1"/></w:tcBorders><w:shd w:fill="1F4E79" w:val="clear"/><w:tcMar><w:top w:type="dxa" w:w="80"/><w:left w:type="dxa" w:w="120"/><w:bottom w:type="dxa" w:w="80"/><w:right w:type="dxa" w:w="120"/></w:tcMar><w:vAlign w:val="center"/></w:tcPr><w:p><w:r><w:rPr><w:rFonts w:ascii="Arial" w:cs="Arial" w:eastAsia="Arial" w:hAnsi="Arial"/><w:b/><w:bCs/><w:color w:val="FFFFFF"/><w:sz w:val="19"/><w:szCs w:val="19"/></w:rPr><w:t xml:space="preserve">Method</w:t></w:r></w:p></w:tc><w:tc><w:tcPr><w:tcW w:type="dxa" w:w="1600"/><w:tcBorders><w:top w:val="single" w:color="CCCCCC" w:sz="1"/><w:left w:val="single" w:color="CCCCCC" w:sz="1"/><w:bottom w:val="single" w:color="CCCCCC" w:sz="1"/><w:right w:val="single" w:color="CCCCCC" w:sz="1"/></w:tcBorders><w:shd w:fill="1F4E79" w:val="clear"/><w:tcMar><w:top w:type="dxa" w:w="80"/><w:left w:type="dxa" w:w="120"/><w:bottom w:type="dxa" w:w="80"/><w:right w:type="dxa" w:w="120"/></w:tcMar><w:vAlign w:val="center"/></w:tcPr><w:p><w:r><w:rPr><w:rFonts w:ascii="Arial" w:cs="Arial" w:eastAsia="Arial" w:hAnsi="Arial"/><w:b/><w:bCs/><w:color w:val="FFFFFF"/><w:sz w:val="19"/><w:szCs w:val="19"/></w:rPr><w:t xml:space="preserve">Personalised?</w:t></w:r></w:p></w:tc><w:tc><w:tcPr><w:tcW w:type="dxa" w:w="1700"/><w:tcBorders><w:top w:val="single" w:color="CCCCCC" w:sz="1"/><w:left w:val="single" w:color="CCCCCC" w:sz="1"/><w:bottom w:val="single" w:color="CCCCCC" w:sz="1"/><w:right w:val="single" w:color="CCCCCC" w:sz="1"/></w:tcBorders><w:shd w:fill="1F4E79" w:val="clear"/><w:tcMar><w:top w:type="dxa" w:w="80"/><w:left w:type="dxa" w:w="120"/><w:bottom w:type="dxa" w:w="80"/><w:right w:type="dxa" w:w="120"/></w:tcMar><w:vAlign w:val="center"/></w:tcPr><w:p><w:r><w:rPr><w:rFonts w:ascii="Arial" w:cs="Arial" w:eastAsia="Arial" w:hAnsi="Arial"/><w:b/><w:bCs/><w:color w:val="FFFFFF"/><w:sz w:val="19"/><w:szCs w:val="19"/></w:rPr><w:t xml:space="preserve">Uses Country?</w:t></w:r></w:p></w:tc><w:tc><w:tcPr><w:tcW w:type="dxa" w:w="2100"/><w:tcBorders><w:top w:val="single" w:color="CCCCCC" w:sz="1"/><w:left w:val="single" w:color="CCCCCC" w:sz="1"/><w:bottom w:val="single" w:color="CCCCCC" w:sz="1"/><w:right w:val="single" w:color="CCCCCC" w:sz="1"/></w:tcBorders><w:shd w:fill="1F4E79" w:val="clear"/><w:tcMar><w:top w:type="dxa" w:w="80"/><w:left w:type="dxa" w:w="120"/><w:bottom w:type="dxa" w:w="80"/><w:right w:type="dxa" w:w="120"/></w:tcMar><w:vAlign w:val="center"/></w:tcPr><w:p><w:r><w:rPr><w:rFonts w:ascii="Arial" w:cs="Arial" w:eastAsia="Arial" w:hAnsi="Arial"/><w:b/><w:bCs/><w:color w:val="FFFFFF"/><w:sz w:val="19"/><w:szCs w:val="19"/></w:rPr><w:t xml:space="preserve">Key Strength</w:t></w:r></w:p></w:tc><w:tc><w:tcPr><w:tcW w:type="dxa" w:w="1760"/><w:tcBorders><w:top w:val="single" w:color="CCCCCC" w:sz="1"/><w:left w:val="single" w:color="CCCCCC" w:sz="1"/><w:bottom w:val="single" w:color="CCCCCC" w:sz="1"/><w:right w:val="single" w:color="CCCCCC" w:sz="1"/></w:tcBorders><w:shd w:fill="1F4E79" w:val="clear"/><w:tcMar><w:top w:type="dxa" w:w="80"/><w:left w:type="dxa" w:w="120"/><w:bottom w:type="dxa" w:w="80"/><w:right w:type="dxa" w:w="120"/></w:tcMar><w:vAlign w:val="center"/></w:tcPr><w:p><w:r><w:rPr><w:rFonts w:ascii="Arial" w:cs="Arial" w:eastAsia="Arial" w:hAnsi="Arial"/><w:b/><w:bCs/><w:color w:val="FFFFFF"/><w:sz w:val="19"/><w:szCs w:val="19"/></w:rPr><w:t xml:space="preserve">Key Limitation</w:t></w:r></w:p></w:tc></w:tr><w:tr><w:tc><w:tcPr><w:tcW w:type="dxa" w:w="2200"/><w:tcBorders><w:top w:val="single" w:color="CCCCCC" w:sz="1"/><w:left w:val="single" w:color="CCCCCC" w:sz="1"/><w:bottom w:val="single" w:color="CCCCCC" w:sz="1"/><w:right w:val="single" w:color="CCCCCC" w:sz="1"/></w:tcBorders><w:shd w:fill="F2F7FC" w:val="clear"/><w:tcMar><w:top w:type="dxa" w:w="80"/><w:left w:type="dxa" w:w="120"/><w:bottom w:type="dxa" w:w="80"/><w:right w:type="dxa" w:w="120"/></w:tcMar><w:vAlign w:val="center"/></w:tcPr><w:p><w:pPr><w:jc w:val="left"/></w:pPr><w:r><w:rPr><w:rFonts w:ascii="Arial" w:cs="Arial" w:eastAsia="Arial" w:hAnsi="Arial"/><w:b w:val="false"/><w:bCs w:val="false"/><w:color w:val="222222"/><w:sz w:val="19"/><w:szCs w:val="19"/></w:rPr><w:t xml:space="preserve">Popularity Baseline</w:t></w:r></w:p></w:tc><w:tc><w:tcPr><w:tcW w:type="dxa" w:w="1600"/><w:tcBorders><w:top w:val="single" w:color="CCCCCC" w:sz="1"/><w:left w:val="single" w:color="CCCCCC" w:sz="1"/><w:bottom w:val="single" w:color="CCCCCC" w:sz="1"/><w:right w:val="single" w:color="CCCCCC" w:sz="1"/></w:tcBorders><w:shd w:fill="F2F7FC" w:val="clear"/><w:tcMar><w:top w:type="dxa" w:w="80"/><w:left w:type="dxa" w:w="120"/><w:bottom w:type="dxa" w:w="80"/><w:right w:type="dxa" w:w="120"/></w:tcMar><w:vAlign w:val="center"/></w:tcPr><w:p><w:pPr><w:jc w:val="center"/></w:pPr><w:r><w:rPr><w:rFonts w:ascii="Arial" w:cs="Arial" w:eastAsia="Arial" w:hAnsi="Arial"/><w:b w:val="false"/><w:bCs w:val="false"/><w:color w:val="222222"/><w:sz w:val="19"/><w:szCs w:val="19"/></w:rPr><w:t xml:space="preserve">No</w:t></w:r></w:p></w:tc><w:tc><w:tcPr><w:tcW w:type="dxa" w:w="1700"/><w:tcBorders><w:top w:val="single" w:color="CCCCCC" w:sz="1"/><w:left w:val="single" w:color="CCCCCC" w:sz="1"/><w:bottom w:val="single" w:color="CCCCCC" w:sz="1"/><w:right w:val="single" w:color="CCCCCC" w:sz="1"/></w:tcBorders><w:shd w:fill="F2F7FC" w:val="clear"/><w:tcMar><w:top w:type="dxa" w:w="80"/><w:left w:type="dxa" w:w="120"/><w:bottom w:type="dxa" w:w="80"/><w:right w:type="dxa" w:w="120"/></w:tcMar><w:vAlign w:val="center"/></w:tcPr><w:p><w:pPr><w:jc w:val="center"/></w:pPr><w:r><w:rPr><w:rFonts w:ascii="Arial" w:cs="Arial" w:eastAsia="Arial" w:hAnsi="Arial"/><w:b w:val="false"/><w:bCs w:val="false"/><w:color w:val="222222"/><w:sz w:val="19"/><w:szCs w:val="19"/></w:rPr><w:t xml:space="preserve">No</w:t></w:r></w:p></w:tc><w:tc><w:tcPr><w:tcW w:type="dxa" w:w="2100"/><w:tcBorders><w:top w:val="single" w:color="CCCCCC" w:sz="1"/><w:left w:val="single" w:color="CCCCCC" w:sz="1"/><w:bottom w:val="single" w:color="CCCCCC" w:sz="1"/><w:right w:val="single" w:color="CCCCCC" w:sz="1"/></w:tcBorders><w:shd w:fill="F2F7FC" w:val="clear"/><w:tcMar><w:top w:type="dxa" w:w="80"/><w:left w:type="dxa" w:w="120"/><w:bottom w:type="dxa" w:w="80"/><w:right w:type="dxa" w:w="120"/></w:tcMar><w:vAlign w:val="center"/></w:tcPr><w:p><w:pPr><w:jc w:val="left"/></w:pPr><w:r><w:rPr><w:rFonts w:ascii="Arial" w:cs="Arial" w:eastAsia="Arial" w:hAnsi="Arial"/><w:b w:val="false"/><w:bCs w:val="false"/><w:color w:val="222222"/><w:sz w:val="19"/><w:szCs w:val="19"/></w:rPr><w:t xml:space="preserve">Zero complexity</w:t></w:r></w:p></w:tc><w:tc><w:tcPr><w:tcW w:type="dxa" w:w="1760"/><w:tcBorders><w:top w:val="single" w:color="CCCCCC" w:sz="1"/><w:left w:val="single" w:color="CCCCCC" w:sz="1"/><w:bottom w:val="single" w:color="CCCCCC" w:sz="1"/><w:right w:val="single" w:color="CCCCCC" w:sz="1"/></w:tcBorders><w:shd w:fill="F2F7FC" w:val="clear"/><w:tcMar><w:top w:type="dxa" w:w="80"/><w:left w:type="dxa" w:w="120"/><w:bottom w:type="dxa" w:w="80"/><w:right w:type="dxa" w:w="120"/></w:tcMar><w:vAlign w:val="center"/></w:tcPr><w:p><w:pPr><w:jc w:val="left"/></w:pPr><w:r><w:rPr><w:rFonts w:ascii="Arial" w:cs="Arial" w:eastAsia="Arial" w:hAnsi="Arial"/><w:b w:val="false"/><w:bCs w:val="false"/><w:color w:val="222222"/><w:sz w:val="19"/><w:szCs w:val="19"/></w:rPr><w:t xml:space="preserve">No personalization</w:t></w:r></w:p></w:tc></w:tr><w:tr><w:tc><w:tcPr><w:tcW w:type="dxa" w:w="2200"/><w:tcBorders><w:top w:val="single" w:color="CCCCCC" w:sz="1"/><w:left w:val="single" w:color="CCCCCC" w:sz="1"/><w:bottom w:val="single" w:color="CCCCCC" w:sz="1"/><w:right w:val="single" w:color="CCCCCC" w:sz="1"/></w:tcBorders><w:shd w:fill="FFFFFF" w:val="clear"/><w:tcMar><w:top w:type="dxa" w:w="80"/><w:left w:type="dxa" w:w="120"/><w:bottom w:type="dxa" w:w="80"/><w:right w:type="dxa" w:w="120"/></w:tcMar><w:vAlign w:val="center"/></w:tcPr><w:p><w:pPr><w:jc w:val="left"/></w:pPr><w:r><w:rPr><w:rFonts w:ascii="Arial" w:cs="Arial" w:eastAsia="Arial" w:hAnsi="Arial"/><w:b w:val="false"/><w:bCs w:val="false"/><w:color w:val="222222"/><w:sz w:val="19"/><w:szCs w:val="19"/></w:rPr><w:t xml:space="preserve">User-KNN (k=10)</w:t></w:r></w:p></w:tc><w:tc><w:tcPr><w:tcW w:type="dxa" w:w="1600"/><w:tcBorders><w:top w:val="single" w:color="CCCCCC" w:sz="1"/><w:left w:val="single" w:color="CCCCCC" w:sz="1"/><w:bottom w:val="single" w:color="CCCCCC" w:sz="1"/><w:right w:val="single" w:color="CCCCCC" w:sz="1"/></w:tcBorders><w:shd w:fill="FFFFFF" w:val="clear"/><w:tcMar><w:top w:type="dxa" w:w="80"/><w:left w:type="dxa" w:w="120"/><w:bottom w:type="dxa" w:w="80"/><w:right w:type="dxa" w:w="120"/></w:tcMar><w:vAlign w:val="center"/></w:tcPr><w:p><w:pPr><w:jc w:val="center"/></w:pPr><w:r><w:rPr><w:rFonts w:ascii="Arial" w:cs="Arial" w:eastAsia="Arial" w:hAnsi="Arial"/><w:b w:val="false"/><w:bCs w:val="false"/><w:color w:val="222222"/><w:sz w:val="19"/><w:szCs w:val="19"/></w:rPr><w:t xml:space="preserve">Yes</w:t></w:r></w:p></w:tc><w:tc><w:tcPr><w:tcW w:type="dxa" w:w="1700"/><w:tcBorders><w:top w:val="single" w:color="CCCCCC" w:sz="1"/><w:left w:val="single" w:color="CCCCCC" w:sz="1"/><w:bottom w:val="single" w:color="CCCCCC" w:sz="1"/><w:right w:val="single" w:color="CCCCCC" w:sz="1"/></w:tcBorders><w:shd w:fill="FFFFFF" w:val="clear"/><w:tcMar><w:top w:type="dxa" w:w="80"/><w:left w:type="dxa" w:w="120"/><w:bottom w:type="dxa" w:w="80"/><w:right w:type="dxa" w:w="120"/></w:tcMar><w:vAlign w:val="center"/></w:tcPr><w:p><w:pPr><w:jc w:val="center"/></w:pPr><w:r><w:rPr><w:rFonts w:ascii="Arial" w:cs="Arial" w:eastAsia="Arial" w:hAnsi="Arial"/><w:b w:val="false"/><w:bCs w:val="false"/><w:color w:val="222222"/><w:sz w:val="19"/><w:szCs w:val="19"/></w:rPr><w:t xml:space="preserve">No</w:t></w:r></w:p></w:tc><w:tc><w:tcPr><w:tcW w:type="dxa" w:w="2100"/><w:tcBorders><w:top w:val="single" w:color="CCCCCC" w:sz="1"/><w:left w:val="single" w:color="CCCCCC" w:sz="1"/><w:bottom w:val="single" w:color="CCCCCC" w:sz="1"/><w:right w:val="single" w:color="CCCCCC" w:sz="1"/></w:tcBorders><w:shd w:fill="FFFFFF" w:val="clear"/><w:tcMar><w:top w:type="dxa" w:w="80"/><w:left w:type="dxa" w:w="120"/><w:bottom w:type="dxa" w:w="80"/><w:right w:type="dxa" w:w="120"/></w:tcMar><w:vAlign w:val="center"/></w:tcPr><w:p><w:pPr><w:jc w:val="left"/></w:pPr><w:r><w:rPr><w:rFonts w:ascii="Arial" w:cs="Arial" w:eastAsia="Arial" w:hAnsi="Arial"/><w:b w:val="false"/><w:bCs w:val="false"/><w:color w:val="222222"/><w:sz w:val="19"/><w:szCs w:val="19"/></w:rPr><w:t xml:space="preserve">Collaborative signal</w:t></w:r></w:p></w:tc><w:tc><w:tcPr><w:tcW w:type="dxa" w:w="1760"/><w:tcBorders><w:top w:val="single" w:color="CCCCCC" w:sz="1"/><w:left w:val="single" w:color="CCCCCC" w:sz="1"/><w:bottom w:val="single" w:color="CCCCCC" w:sz="1"/><w:right w:val="single" w:color="CCCCCC" w:sz="1"/></w:tcBorders><w:shd w:fill="FFFFFF" w:val="clear"/><w:tcMar><w:top w:type="dxa" w:w="80"/><w:left w:type="dxa" w:w="120"/><w:bottom w:type="dxa" w:w="80"/><w:right w:type="dxa" w:w="120"/></w:tcMar><w:vAlign w:val="center"/></w:tcPr><w:p><w:pPr><w:jc w:val="left"/></w:pPr><w:r><w:rPr><w:rFonts w:ascii="Arial" w:cs="Arial" w:eastAsia="Arial" w:hAnsi="Arial"/><w:b w:val="false"/><w:bCs w:val="false"/><w:color w:val="222222"/><w:sz w:val="19"/><w:szCs w:val="19"/></w:rPr><w:t xml:space="preserve">O(n²) cost</w:t></w:r></w:p></w:tc></w:tr><w:tr><w:tc><w:tcPr><w:tcW w:type="dxa" w:w="2200"/><w:tcBorders><w:top w:val="single" w:color="CCCCCC" w:sz="1"/><w:left w:val="single" w:color="CCCCCC" w:sz="1"/><w:bottom w:val="single" w:color="CCCCCC" w:sz="1"/><w:right w:val="single" w:color="CCCCCC" w:sz="1"/></w:tcBorders><w:shd w:fill="F2F7FC" w:val="clear"/><w:tcMar><w:top w:type="dxa" w:w="80"/><w:left w:type="dxa" w:w="120"/><w:bottom w:type="dxa" w:w="80"/><w:right w:type="dxa" w:w="120"/></w:tcMar><w:vAlign w:val="center"/></w:tcPr><w:p><w:pPr><w:jc w:val="left"/></w:pPr><w:r><w:rPr><w:rFonts w:ascii="Arial" w:cs="Arial" w:eastAsia="Arial" w:hAnsi="Arial"/><w:b w:val="false"/><w:bCs w:val="false"/><w:color w:val="222222"/><w:sz w:val="19"/><w:szCs w:val="19"/></w:rPr><w:t xml:space="preserve">SVD (20 factors)</w:t></w:r></w:p></w:tc><w:tc><w:tcPr><w:tcW w:type="dxa" w:w="1600"/><w:tcBorders><w:top w:val="single" w:color="CCCCCC" w:sz="1"/><w:left w:val="single" w:color="CCCCCC" w:sz="1"/><w:bottom w:val="single" w:color="CCCCCC" w:sz="1"/><w:right w:val="single" w:color="CCCCCC" w:sz="1"/></w:tcBorders><w:shd w:fill="F2F7FC" w:val="clear"/><w:tcMar><w:top w:type="dxa" w:w="80"/><w:left w:type="dxa" w:w="120"/><w:bottom w:type="dxa" w:w="80"/><w:right w:type="dxa" w:w="120"/></w:tcMar><w:vAlign w:val="center"/></w:tcPr><w:p><w:pPr><w:jc w:val="center"/></w:pPr><w:r><w:rPr><w:rFonts w:ascii="Arial" w:cs="Arial" w:eastAsia="Arial" w:hAnsi="Arial"/><w:b w:val="false"/><w:bCs w:val="false"/><w:color w:val="222222"/><w:sz w:val="19"/><w:szCs w:val="19"/></w:rPr><w:t xml:space="preserve">Yes</w:t></w:r></w:p></w:tc><w:tc><w:tcPr><w:tcW w:type="dxa" w:w="1700"/><w:tcBorders><w:top w:val="single" w:color="CCCCCC" w:sz="1"/><w:left w:val="single" w:color="CCCCCC" w:sz="1"/><w:bottom w:val="single" w:color="CCCCCC" w:sz="1"/><w:right w:val="single" w:color="CCCCCC" w:sz="1"/></w:tcBorders><w:shd w:fill="F2F7FC" w:val="clear"/><w:tcMar><w:top w:type="dxa" w:w="80"/><w:left w:type="dxa" w:w="120"/><w:bottom w:type="dxa" w:w="80"/><w:right w:type="dxa" w:w="120"/></w:tcMar><w:vAlign w:val="center"/></w:tcPr><w:p><w:pPr><w:jc w:val="center"/></w:pPr><w:r><w:rPr><w:rFonts w:ascii="Arial" w:cs="Arial" w:eastAsia="Arial" w:hAnsi="Arial"/><w:b w:val="false"/><w:bCs w:val="false"/><w:color w:val="222222"/><w:sz w:val="19"/><w:szCs w:val="19"/></w:rPr><w:t xml:space="preserve">No</w:t></w:r></w:p></w:tc><w:tc><w:tcPr><w:tcW w:type="dxa" w:w="2100"/><w:tcBorders><w:top w:val="single" w:color="CCCCCC" w:sz="1"/><w:left w:val="single" w:color="CCCCCC" w:sz="1"/><w:bottom w:val="single" w:color="CCCCCC" w:sz="1"/><w:right w:val="single" w:color="CCCCCC" w:sz="1"/></w:tcBorders><w:shd w:fill="F2F7FC" w:val="clear"/><w:tcMar><w:top w:type="dxa" w:w="80"/><w:left w:type="dxa" w:w="120"/><w:bottom w:type="dxa" w:w="80"/><w:right w:type="dxa" w:w="120"/></w:tcMar><w:vAlign w:val="center"/></w:tcPr><w:p><w:pPr><w:jc w:val="left"/></w:pPr><w:r><w:rPr><w:rFonts w:ascii="Arial" w:cs="Arial" w:eastAsia="Arial" w:hAnsi="Arial"/><w:b w:val="false"/><w:bCs w:val="false"/><w:color w:val="222222"/><w:sz w:val="19"/><w:szCs w:val="19"/></w:rPr><w:t xml:space="preserve">Latent factors</w:t></w:r></w:p></w:tc><w:tc><w:tcPr><w:tcW w:type="dxa" w:w="1760"/><w:tcBorders><w:top w:val="single" w:color="CCCCCC" w:sz="1"/><w:left w:val="single" w:color="CCCCCC" w:sz="1"/><w:bottom w:val="single" w:color="CCCCCC" w:sz="1"/><w:right w:val="single" w:color="CCCCCC" w:sz="1"/></w:tcBorders><w:shd w:fill="F2F7FC" w:val="clear"/><w:tcMar><w:top w:type="dxa" w:w="80"/><w:left w:type="dxa" w:w="120"/><w:bottom w:type="dxa" w:w="80"/><w:right w:type="dxa" w:w="120"/></w:tcMar><w:vAlign w:val="center"/></w:tcPr><w:p><w:pPr><w:jc w:val="left"/></w:pPr><w:r><w:rPr><w:rFonts w:ascii="Arial" w:cs="Arial" w:eastAsia="Arial" w:hAnsi="Arial"/><w:b w:val="false"/><w:bCs w:val="false"/><w:color w:val="222222"/><w:sz w:val="19"/><w:szCs w:val="19"/></w:rPr><w:t xml:space="preserve">No cultural context</w:t></w:r></w:p></w:tc></w:tr><w:tr><w:tc><w:tcPr><w:tcW w:type="dxa" w:w="2200"/><w:tcBorders><w:top w:val="single" w:color="CCCCCC" w:sz="1"/><w:left w:val="single" w:color="CCCCCC" w:sz="1"/><w:bottom w:val="single" w:color="CCCCCC" w:sz="1"/><w:right w:val="single" w:color="CCCCCC" w:sz="1"/></w:tcBorders><w:shd w:fill="FFFFFF" w:val="clear"/><w:tcMar><w:top w:type="dxa" w:w="80"/><w:left w:type="dxa" w:w="120"/><w:bottom w:type="dxa" w:w="80"/><w:right w:type="dxa" w:w="120"/></w:tcMar><w:vAlign w:val="center"/></w:tcPr><w:p><w:pPr><w:jc w:val="left"/></w:pPr><w:r><w:rPr><w:rFonts w:ascii="Arial" w:cs="Arial" w:eastAsia="Arial" w:hAnsi="Arial"/><w:b/><w:bCs/><w:color w:val="0D9488"/><w:sz w:val="19"/><w:szCs w:val="19"/></w:rPr><w:t xml:space="preserve">Proposed: Mainstreaminess</w:t></w:r></w:p></w:tc><w:tc><w:tcPr><w:tcW w:type="dxa" w:w="1600"/><w:tcBorders><w:top w:val="single" w:color="CCCCCC" w:sz="1"/><w:left w:val="single" w:color="CCCCCC" w:sz="1"/><w:bottom w:val="single" w:color="CCCCCC" w:sz="1"/><w:right w:val="single" w:color="CCCCCC" w:sz="1"/></w:tcBorders><w:shd w:fill="FFFFFF" w:val="clear"/><w:tcMar><w:top w:type="dxa" w:w="80"/><w:left w:type="dxa" w:w="120"/><w:bottom w:type="dxa" w:w="80"/><w:right w:type="dxa" w:w="120"/></w:tcMar><w:vAlign w:val="center"/></w:tcPr><w:p><w:pPr><w:jc w:val="center"/></w:pPr><w:r><w:rPr><w:rFonts w:ascii="Arial" w:cs="Arial" w:eastAsia="Arial" w:hAnsi="Arial"/><w:b w:val="false"/><w:bCs w:val="false"/><w:color w:val="222222"/><w:sz w:val="19"/><w:szCs w:val="19"/></w:rPr><w:t xml:space="preserve">Yes</w:t></w:r></w:p></w:tc><w:tc><w:tcPr><w:tcW w:type="dxa" w:w="1700"/><w:tcBorders><w:top w:val="single" w:color="CCCCCC" w:sz="1"/><w:left w:val="single" w:color="CCCCCC" w:sz="1"/><w:bottom w:val="single" w:color="CCCCCC" w:sz="1"/><w:right w:val="single" w:color="CCCCCC" w:sz="1"/></w:tcBorders><w:shd w:fill="FFFFFF" w:val="clear"/><w:tcMar><w:top w:type="dxa" w:w="80"/><w:left w:type="dxa" w:w="120"/><w:bottom w:type="dxa" w:w="80"/><w:right w:type="dxa" w:w="120"/></w:tcMar><w:vAlign w:val="center"/></w:tcPr><w:p><w:pPr><w:jc w:val="center"/></w:pPr><w:r><w:rPr><w:rFonts w:ascii="Arial" w:cs="Arial" w:eastAsia="Arial" w:hAnsi="Arial"/><w:b w:val="false"/><w:bCs w:val="false"/><w:color w:val="222222"/><w:sz w:val="19"/><w:szCs w:val="19"/></w:rPr><w:t xml:space="preserve">Yes</w:t></w:r></w:p></w:tc><w:tc><w:tcPr><w:tcW w:type="dxa" w:w="2100"/><w:tcBorders><w:top w:val="single" w:color="CCCCCC" w:sz="1"/><w:left w:val="single" w:color="CCCCCC" w:sz="1"/><w:bottom w:val="single" w:color="CCCCCC" w:sz="1"/><w:right w:val="single" w:color="CCCCCC" w:sz="1"/></w:tcBorders><w:shd w:fill="FFFFFF" w:val="clear"/><w:tcMar><w:top w:type="dxa" w:w="80"/><w:left w:type="dxa" w:w="120"/><w:bottom w:type="dxa" w:w="80"/><w:right w:type="dxa" w:w="120"/></w:tcMar><w:vAlign w:val="center"/></w:tcPr><w:p><w:pPr><w:jc w:val="left"/></w:pPr><w:r><w:rPr><w:rFonts w:ascii="Arial" w:cs="Arial" w:eastAsia="Arial" w:hAnsi="Arial"/><w:b w:val="false"/><w:bCs w:val="false"/><w:color w:val="222222"/><w:sz w:val="19"/><w:szCs w:val="19"/></w:rPr><w:t xml:space="preserve">Culture-aware</w:t></w:r></w:p></w:tc><w:tc><w:tcPr><w:tcW w:type="dxa" w:w="1760"/><w:tcBorders><w:top w:val="single" w:color="CCCCCC" w:sz="1"/><w:left w:val="single" w:color="CCCCCC" w:sz="1"/><w:bottom w:val="single" w:color="CCCCCC" w:sz="1"/><w:right w:val="single" w:color="CCCCCC" w:sz="1"/></w:tcBorders><w:shd w:fill="FFFFFF" w:val="clear"/><w:tcMar><w:top w:type="dxa" w:w="80"/><w:left w:type="dxa" w:w="120"/><w:bottom w:type="dxa" w:w="80"/><w:right w:type="dxa" w:w="120"/></w:tcMar><w:vAlign w:val="center"/></w:tcPr><w:p><w:pPr><w:jc w:val="left"/></w:pPr><w:r><w:rPr><w:rFonts w:ascii="Arial" w:cs="Arial" w:eastAsia="Arial" w:hAnsi="Arial"/><w:b w:val="false"/><w:bCs w:val="false"/><w:color w:val="222222"/><w:sz w:val="19"/><w:szCs w:val="19"/></w:rPr><w:t xml:space="preserve">Discrete strategies</w:t></w:r></w:p></w:tc></w:tr></w:tbl><w:p><w:pPr><w:spacing w:after="160" w:before="60"/><w:jc w:val="center"/></w:pPr><w:r><w:rPr><w:rFonts w:ascii="Arial" w:cs="Arial" w:eastAsia="Arial" w:hAnsi="Arial"/><w:i/><w:iCs/><w:color w:val="555555"/><w:sz w:val="19"/><w:szCs w:val="19"/></w:rPr><w:t xml:space="preserve">Table 1. Overview of all four methods. Only the proposed approach uses country-level cultural context.</w:t></w:r></w:p><w:p><w:pPr><w:pBdr><w:bottom w:val="single" w:color="2E75B6" w:sz="6" w:space="1"/></w:pBdr><w:spacing w:after="140" w:before="140"/></w:pPr><w:r><w:rPr><w:rFonts w:ascii="Arial" w:cs="Arial" w:eastAsia="Arial" w:hAnsi="Arial"/><w:sz w:val="22"/><w:szCs w:val="22"/></w:rPr><w:t xml:space="preserve"></w:t></w:r></w:p><w:p><w:pPr><w:pageBreakBefore/></w:pPr><w:r><w:rPr><w:rFonts w:ascii="Arial" w:cs="Arial" w:eastAsia="Arial" w:hAnsi="Arial"/><w:sz w:val="22"/><w:szCs w:val="22"/></w:rPr><w:t xml:space="preserve"></w:t></w:r></w:p><w:p><w:pPr><w:spacing w:after="200" w:before="200"/></w:pPr><w:r><w:rPr><w:rFonts w:ascii="Arial" w:cs="Arial" w:eastAsia="Arial" w:hAnsi="Arial"/><w:b/><w:bCs/><w:color w:val="0D9488"/><w:sz w:val="28"/><w:szCs w:val="28"/></w:rPr><w:t xml:space="preserve">REPORT 2</w:t></w:r></w:p><w:p><w:pPr><w:spacing w:after="120" w:before="360"/></w:pPr><w:r><w:rPr><w:rFonts w:ascii="Arial" w:cs="Arial" w:eastAsia="Arial" w:hAnsi="Arial"/><w:b/><w:bCs/><w:color w:val="1F4E79"/><w:sz w:val="36"/><w:szCs w:val="36"/></w:rPr><w:t xml:space="preserve">4.  Code Explanation — Section by Section, Line by Line</w:t></w:r></w:p><w:p><w:pPr><w:spacing w:after="60" w:before="60"/></w:pPr><w:r><w:rPr><w:rFonts w:ascii="Arial" w:cs="Arial" w:eastAsia="Arial" w:hAnsi="Arial"/><w:sz w:val="22"/><w:szCs w:val="22"/></w:rPr><w:t xml:space="preserve">This section explains every executable line of mainstream_final.py (529 lines). Comment-only and blank lines are omitted. Each entry shows the line number, the exact code, and its explanation.</w:t></w:r></w:p><w:p><w:pPr><w:pBdr><w:bottom w:val="single" w:color="2E75B6" w:sz="6" w:space="1"/></w:pBdr><w:spacing w:after="140" w:before="140"/></w:pPr><w:r><w:rPr><w:rFonts w:ascii="Arial" w:cs="Arial" w:eastAsia="Arial" w:hAnsi="Arial"/><w:sz w:val="22"/><w:szCs w:val="22"/></w:rPr><w:t xml:space="preserve"></w:t></w:r></w:p><w:p><w:pPr><w:spacing w:after="80" w:before="280"/></w:pPr><w:r><w:rPr><w:rFonts w:ascii="Arial" w:cs="Arial" w:eastAsia="Arial" w:hAnsi="Arial"/><w:b/><w:bCs/><w:color w:val="2E75B6"/><w:sz w:val="26"/><w:szCs w:val="26"/></w:rPr><w:t xml:space="preserve">4.1  Imports and Setup  (Lines 1–11)</w:t></w:r></w:p><w:tbl><w:tblPr><w:tblW w:type="dxa" w:w="9360"/><w:tblBorders><w:top w:val="single" w:color="auto" w:sz="4"/><w:left w:val="single" w:color="auto" w:sz="4"/><w:bottom w:val="single" w:color="auto" w:sz="4"/><w:right w:val="single" w:color="auto" w:sz="4"/><w:insideH w:val="single" w:color="auto" w:sz="4"/><w:insideV w:val="single" w:color="auto" w:sz="4"/></w:tblBorders></w:tblPr><w:tblGrid><w:gridCol w:w="100"/></w:tblGrid><w:tr><w:tc><w:tcPr><w:tcW w:type="dxa" w:w="9360"/><w:tcBorders><w:top w:val="single" w:color="CCCCCC" w:sz="1"/><w:left w:val="single" w:color="CCCCCC" w:sz="1"/><w:bottom w:val="single" w:color="CCCCCC" w:sz="1"/><w:right w:val="single" w:color="CCCCCC" w:sz="1"/></w:tcBorders><w:shd w:fill="F4F8FC" w:val="clear"/><w:tcMar><w:top w:type="dxa" w:w="100"/><w:left w:type="dxa" w:w="180"/><w:bottom w:type="dxa" w:w="100"/><w:right w:type="dxa" w:w="180"/></w:tcMar></w:tcPr><w:p><w:pPr><w:spacing w:after="0" w:before="0" w:line="240"/></w:pPr><w:r><w:rPr><w:rFonts w:ascii="Courier New" w:cs="Courier New" w:eastAsia="Courier New" w:hAnsi="Courier New"/><w:color w:val="1A2E3B"/><w:sz w:val="18"/><w:szCs w:val="18"/></w:rPr><w:t xml:space="preserve">import numpy as np</w:t></w:r></w:p><w:p><w:pPr><w:spacing w:after="0" w:before="0" w:line="240"/></w:pPr><w:r><w:rPr><w:rFonts w:ascii="Courier New" w:cs="Courier New" w:eastAsia="Courier New" w:hAnsi="Courier New"/><w:color w:val="1A2E3B"/><w:sz w:val="18"/><w:szCs w:val="18"/></w:rPr><w:t xml:space="preserve">import pandas as pd</w:t></w:r></w:p><w:p><w:pPr><w:spacing w:after="0" w:before="0" w:line="240"/></w:pPr><w:r><w:rPr><w:rFonts w:ascii="Courier New" w:cs="Courier New" w:eastAsia="Courier New" w:hAnsi="Courier New"/><w:color w:val="1A2E3B"/><w:sz w:val="18"/><w:szCs w:val="18"/></w:rPr><w:t xml:space="preserve">from scipy.stats import kendalltau</w:t></w:r></w:p><w:p><w:pPr><w:spacing w:after="0" w:before="0" w:line="240"/></w:pPr><w:r><w:rPr><w:rFonts w:ascii="Courier New" w:cs="Courier New" w:eastAsia="Courier New" w:hAnsi="Courier New"/><w:color w:val="1A2E3B"/><w:sz w:val="18"/><w:szCs w:val="18"/></w:rPr><w:t xml:space="preserve">from scipy.sparse.linalg import svds</w:t></w:r></w:p><w:p><w:pPr><w:spacing w:after="0" w:before="0" w:line="240"/></w:pPr><w:r><w:rPr><w:rFonts w:ascii="Courier New" w:cs="Courier New" w:eastAsia="Courier New" w:hAnsi="Courier New"/><w:color w:val="1A2E3B"/><w:sz w:val="18"/><w:szCs w:val="18"/></w:rPr><w:t xml:space="preserve">from sklearn.neighbors import NearestNeighbors</w:t></w:r></w:p><w:p><w:pPr><w:spacing w:after="0" w:before="0" w:line="240"/></w:pPr><w:r><w:rPr><w:rFonts w:ascii="Courier New" w:cs="Courier New" w:eastAsia="Courier New" w:hAnsi="Courier New"/><w:color w:val="1A2E3B"/><w:sz w:val="18"/><w:szCs w:val="18"/></w:rPr><w:t xml:space="preserve">from sklearn.metrics import mean_squared_error</w:t></w:r></w:p><w:p><w:pPr><w:spacing w:after="0" w:before="0" w:line="240"/></w:pPr><w:r><w:rPr><w:rFonts w:ascii="Courier New" w:cs="Courier New" w:eastAsia="Courier New" w:hAnsi="Courier New"/><w:color w:val="1A2E3B"/><w:sz w:val="18"/><w:szCs w:val="18"/></w:rPr><w:t xml:space="preserve">from sklearn.model_selection import train_test_split</w:t></w:r></w:p><w:p><w:pPr><w:spacing w:after="0" w:before="0" w:line="240"/></w:pPr><w:r><w:rPr><w:rFonts w:ascii="Courier New" w:cs="Courier New" w:eastAsia="Courier New" w:hAnsi="Courier New"/><w:color w:val="1A2E3B"/><w:sz w:val="18"/><w:szCs w:val="18"/></w:rPr><w:t xml:space="preserve">import warnings</w:t></w:r></w:p><w:p><w:pPr><w:spacing w:after="0" w:before="0" w:line="240"/></w:pPr><w:r><w:rPr><w:rFonts w:ascii="Courier New" w:cs="Courier New" w:eastAsia="Courier New" w:hAnsi="Courier New"/><w:color w:val="1A2E3B"/><w:sz w:val="18"/><w:szCs w:val="18"/></w:rPr><w:t xml:space="preserve">import os</w:t></w:r></w:p><w:p><w:pPr><w:spacing w:after="0" w:before="0" w:line="240"/></w:pPr><w:r><w:rPr><w:rFonts w:ascii="Courier New" w:cs="Courier New" w:eastAsia="Courier New" w:hAnsi="Courier New"/><w:color w:val="1A2E3B"/><w:sz w:val="18"/><w:szCs w:val="18"/></w:rPr><w:t xml:space="preserve">warnings.filterwarnings(&apos;ignore&apos;)</w:t></w:r></w:p></w:tc></w:tr></w:tbl><w:p><w:pPr><w:spacing w:after="160" w:before="60"/><w:jc w:val="center"/></w:pPr><w:r><w:rPr><w:rFonts w:ascii="Arial" w:cs="Arial" w:eastAsia="Arial" w:hAnsi="Arial"/><w:i/><w:iCs/><w:color w:val="555555"/><w:sz w:val="19"/><w:szCs w:val="19"/></w:rPr><w:t xml:space="preserve">Code 1 — Import block.</w:t></w:r></w:p><w:p><w:pPr><w:spacing w:after="0" w:before="80"/></w:pPr><w:r><w:rPr><w:rFonts w:ascii="Courier New" w:cs="Courier New" w:eastAsia="Courier New" w:hAnsi="Courier New"/><w:b/><w:bCs/><w:color w:val="2E75B6"/><w:sz w:val="20"/><w:szCs w:val="20"/></w:rPr><w:t xml:space="preserve">1  </w:t></w:r><w:r><w:rPr><w:rFonts w:ascii="Courier New" w:cs="Courier New" w:eastAsia="Courier New" w:hAnsi="Courier New"/><w:color w:val="1A2E3B"/><w:sz w:val="20"/><w:szCs w:val="20"/></w:rPr><w:t xml:space="preserve">import numpy as np</w:t></w:r></w:p><w:p><w:pPr><w:spacing w:after="60" w:before="20"/><w:ind w:left="440"/></w:pPr><w:r><w:rPr><w:rFonts w:ascii="Arial" w:cs="Arial" w:eastAsia="Arial" w:hAnsi="Arial"/><w:color w:val="333333"/><w:sz w:val="20"/><w:szCs w:val="20"/></w:rPr><w:t xml:space="preserve">NumPy imported as np. Used for np.log(), np.nan, np.percentile(), np.linalg.norm(), np.argsort(), np.diag(), and matrix arithmetic throughout the entire script.</w:t></w:r></w:p><w:p><w:pPr><w:spacing w:after="0" w:before="80"/></w:pPr><w:r><w:rPr><w:rFonts w:ascii="Courier New" w:cs="Courier New" w:eastAsia="Courier New" w:hAnsi="Courier New"/><w:b/><w:bCs/><w:color w:val="2E75B6"/><w:sz w:val="20"/><w:szCs w:val="20"/></w:rPr><w:t xml:space="preserve">2  </w:t></w:r><w:r><w:rPr><w:rFonts w:ascii="Courier New" w:cs="Courier New" w:eastAsia="Courier New" w:hAnsi="Courier New"/><w:color w:val="1A2E3B"/><w:sz w:val="20"/><w:szCs w:val="20"/></w:rPr><w:t xml:space="preserve">import pandas as pd</w:t></w:r></w:p><w:p><w:pPr><w:spacing w:after="60" w:before="20"/><w:ind w:left="440"/></w:pPr><w:r><w:rPr><w:rFonts w:ascii="Arial" w:cs="Arial" w:eastAsia="Arial" w:hAnsi="Arial"/><w:color w:val="333333"/><w:sz w:val="20"/><w:szCs w:val="20"/></w:rPr><w:t xml:space="preserve">Pandas imported as pd. All tabular data lives in DataFrames. Row/column selection (df.loc), groupby, rank, concat, and pivot operations use Pandas.</w:t></w:r></w:p><w:p><w:pPr><w:spacing w:after="0" w:before="80"/></w:pPr><w:r><w:rPr><w:rFonts w:ascii="Courier New" w:cs="Courier New" w:eastAsia="Courier New" w:hAnsi="Courier New"/><w:b/><w:bCs/><w:color w:val="2E75B6"/><w:sz w:val="20"/><w:szCs w:val="20"/></w:rPr><w:t xml:space="preserve">3  </w:t></w:r><w:r><w:rPr><w:rFonts w:ascii="Courier New" w:cs="Courier New" w:eastAsia="Courier New" w:hAnsi="Courier New"/><w:color w:val="1A2E3B"/><w:sz w:val="20"/><w:szCs w:val="20"/></w:rPr><w:t xml:space="preserve">from scipy.stats import kendalltau</w:t></w:r></w:p><w:p><w:pPr><w:spacing w:after="60" w:before="20"/><w:ind w:left="440"/></w:pPr><w:r><w:rPr><w:rFonts w:ascii="Arial" w:cs="Arial" w:eastAsia="Arial" w:hAnsi="Arial"/><w:color w:val="333333"/><w:sz w:val="20"/><w:szCs w:val="20"/></w:rPr><w:t xml:space="preserve">Imports only kendalltau from SciPy. Computes Kendall&apos;s tau rank-order correlation — the C family of mainstreaminess measures (C = Correlation).</w:t></w:r></w:p><w:p><w:pPr><w:spacing w:after="0" w:before="80"/></w:pPr><w:r><w:rPr><w:rFonts w:ascii="Courier New" w:cs="Courier New" w:eastAsia="Courier New" w:hAnsi="Courier New"/><w:b/><w:bCs/><w:color w:val="2E75B6"/><w:sz w:val="20"/><w:szCs w:val="20"/></w:rPr><w:t xml:space="preserve">4  </w:t></w:r><w:r><w:rPr><w:rFonts w:ascii="Courier New" w:cs="Courier New" w:eastAsia="Courier New" w:hAnsi="Courier New"/><w:color w:val="1A2E3B"/><w:sz w:val="20"/><w:szCs w:val="20"/></w:rPr><w:t xml:space="preserve">from scipy.sparse.linalg import svds</w:t></w:r></w:p><w:p><w:pPr><w:spacing w:after="60" w:before="20"/><w:ind w:left="440"/></w:pPr><w:r><w:rPr><w:rFonts w:ascii="Arial" w:cs="Arial" w:eastAsia="Arial" w:hAnsi="Arial"/><w:color w:val="333333"/><w:sz w:val="20"/><w:szCs w:val="20"/></w:rPr><w:t xml:space="preserve">Imports truncated (sparse) SVD. svds(M, k) efficiently computes the k largest singular values/vectors without computing the full decomposition.</w:t></w:r></w:p><w:p><w:pPr><w:spacing w:after="0" w:before="80"/></w:pPr><w:r><w:rPr><w:rFonts w:ascii="Courier New" w:cs="Courier New" w:eastAsia="Courier New" w:hAnsi="Courier New"/><w:b/><w:bCs/><w:color w:val="2E75B6"/><w:sz w:val="20"/><w:szCs w:val="20"/></w:rPr><w:t xml:space="preserve">5  </w:t></w:r><w:r><w:rPr><w:rFonts w:ascii="Courier New" w:cs="Courier New" w:eastAsia="Courier New" w:hAnsi="Courier New"/><w:color w:val="1A2E3B"/><w:sz w:val="20"/><w:szCs w:val="20"/></w:rPr><w:t xml:space="preserve">from sklearn.neighbors import NearestNeighbors</w:t></w:r></w:p><w:p><w:pPr><w:spacing w:after="60" w:before="20"/><w:ind w:left="440"/></w:pPr><w:r><w:rPr><w:rFonts w:ascii="Arial" w:cs="Arial" w:eastAsia="Arial" w:hAnsi="Arial"/><w:color w:val="333333"/><w:sz w:val="20"/><w:szCs w:val="20"/></w:rPr><w:t xml:space="preserve">Scikit-learn&apos;s KNN implementation. Supports cosine metric and brute-force search. n_neighbors=K+1 because the user itself appears as its own nearest neighbour.</w:t></w:r></w:p><w:p><w:pPr><w:spacing w:after="0" w:before="80"/></w:pPr><w:r><w:rPr><w:rFonts w:ascii="Courier New" w:cs="Courier New" w:eastAsia="Courier New" w:hAnsi="Courier New"/><w:b/><w:bCs/><w:color w:val="2E75B6"/><w:sz w:val="20"/><w:szCs w:val="20"/></w:rPr><w:t xml:space="preserve">6  </w:t></w:r><w:r><w:rPr><w:rFonts w:ascii="Courier New" w:cs="Courier New" w:eastAsia="Courier New" w:hAnsi="Courier New"/><w:color w:val="1A2E3B"/><w:sz w:val="20"/><w:szCs w:val="20"/></w:rPr><w:t xml:space="preserve">from sklearn.metrics import mean_squared_error</w:t></w:r></w:p><w:p><w:pPr><w:spacing w:after="60" w:before="20"/><w:ind w:left="440"/></w:pPr><w:r><w:rPr><w:rFonts w:ascii="Arial" w:cs="Arial" w:eastAsia="Arial" w:hAnsi="Arial"/><w:color w:val="333333"/><w:sz w:val="20"/><w:szCs w:val="20"/></w:rPr><w:t xml:space="preserve">Used to compute RMSE on the SVD held-out test set. mean_squared_error(...) returns MSE; we apply sqrt() to get RMSE.</w:t></w:r></w:p><w:p><w:pPr><w:spacing w:after="0" w:before="80"/></w:pPr><w:r><w:rPr><w:rFonts w:ascii="Courier New" w:cs="Courier New" w:eastAsia="Courier New" w:hAnsi="Courier New"/><w:b/><w:bCs/><w:color w:val="2E75B6"/><w:sz w:val="20"/><w:szCs w:val="20"/></w:rPr><w:t xml:space="preserve">7  </w:t></w:r><w:r><w:rPr><w:rFonts w:ascii="Courier New" w:cs="Courier New" w:eastAsia="Courier New" w:hAnsi="Courier New"/><w:color w:val="1A2E3B"/><w:sz w:val="20"/><w:szCs w:val="20"/></w:rPr><w:t xml:space="preserve">from sklearn.model_selection import train_test_split</w:t></w:r></w:p><w:p><w:pPr><w:spacing w:after="60" w:before="20"/><w:ind w:left="440"/></w:pPr><w:r><w:rPr><w:rFonts w:ascii="Arial" w:cs="Arial" w:eastAsia="Arial" w:hAnsi="Arial"/><w:color w:val="333333"/><w:sz w:val="20"/><w:szCs w:val="20"/></w:rPr><w:t xml:space="preserve">Imported for potential train/test split utilities. Used implicitly via np.random.choice for the SVD evaluation split.</w:t></w:r></w:p><w:p><w:pPr><w:spacing w:after="0" w:before="80"/></w:pPr><w:r><w:rPr><w:rFonts w:ascii="Courier New" w:cs="Courier New" w:eastAsia="Courier New" w:hAnsi="Courier New"/><w:b/><w:bCs/><w:color w:val="2E75B6"/><w:sz w:val="20"/><w:szCs w:val="20"/></w:rPr><w:t xml:space="preserve">8  </w:t></w:r><w:r><w:rPr><w:rFonts w:ascii="Courier New" w:cs="Courier New" w:eastAsia="Courier New" w:hAnsi="Courier New"/><w:color w:val="1A2E3B"/><w:sz w:val="20"/><w:szCs w:val="20"/></w:rPr><w:t xml:space="preserve">import warnings</w:t></w:r></w:p><w:p><w:pPr><w:spacing w:after="60" w:before="20"/><w:ind w:left="440"/></w:pPr><w:r><w:rPr><w:rFonts w:ascii="Arial" w:cs="Arial" w:eastAsia="Arial" w:hAnsi="Arial"/><w:color w:val="333333"/><w:sz w:val="20"/><w:szCs w:val="20"/></w:rPr><w:t xml:space="preserve">Standard Python warnings module. Required so filterwarnings can suppress numerical alerts.</w:t></w:r></w:p><w:p><w:pPr><w:spacing w:after="0" w:before="80"/></w:pPr><w:r><w:rPr><w:rFonts w:ascii="Courier New" w:cs="Courier New" w:eastAsia="Courier New" w:hAnsi="Courier New"/><w:b/><w:bCs/><w:color w:val="2E75B6"/><w:sz w:val="20"/><w:szCs w:val="20"/></w:rPr><w:t xml:space="preserve">9  </w:t></w:r><w:r><w:rPr><w:rFonts w:ascii="Courier New" w:cs="Courier New" w:eastAsia="Courier New" w:hAnsi="Courier New"/><w:color w:val="1A2E3B"/><w:sz w:val="20"/><w:szCs w:val="20"/></w:rPr><w:t xml:space="preserve">import os</w:t></w:r></w:p><w:p><w:pPr><w:spacing w:after="60" w:before="20"/><w:ind w:left="440"/></w:pPr><w:r><w:rPr><w:rFonts w:ascii="Arial" w:cs="Arial" w:eastAsia="Arial" w:hAnsi="Arial"/><w:color w:val="333333"/><w:sz w:val="20"/><w:szCs w:val="20"/></w:rPr><w:t xml:space="preserve">Used to build DATASET_PATH relative to the script&apos;s location — ensures the file is found regardless of the working directory.</w:t></w:r></w:p><w:p><w:pPr><w:spacing w:after="0" w:before="80"/></w:pPr><w:r><w:rPr><w:rFonts w:ascii="Courier New" w:cs="Courier New" w:eastAsia="Courier New" w:hAnsi="Courier New"/><w:b/><w:bCs/><w:color w:val="2E75B6"/><w:sz w:val="20"/><w:szCs w:val="20"/></w:rPr><w:t xml:space="preserve">11  </w:t></w:r><w:r><w:rPr><w:rFonts w:ascii="Courier New" w:cs="Courier New" w:eastAsia="Courier New" w:hAnsi="Courier New"/><w:color w:val="1A2E3B"/><w:sz w:val="20"/><w:szCs w:val="20"/></w:rPr><w:t xml:space="preserve">warnings.filterwarnings(&apos;ignore&apos;)</w:t></w:r></w:p><w:p><w:pPr><w:spacing w:after="60" w:before="20"/><w:ind w:left="440"/></w:pPr><w:r><w:rPr><w:rFonts w:ascii="Arial" w:cs="Arial" w:eastAsia="Arial" w:hAnsi="Arial"/><w:color w:val="333333"/><w:sz w:val="20"/><w:szCs w:val="20"/></w:rPr><w:t xml:space="preserve">Suppresses all runtime warnings (e.g. divide-by-zero before NaN replacement) so they do not interrupt console output.</w:t></w:r></w:p><w:p><w:pPr><w:spacing w:after="0" w:before="80"/></w:pPr><w:r><w:rPr><w:rFonts w:ascii="Arial" w:cs="Arial" w:eastAsia="Arial" w:hAnsi="Arial"/><w:sz w:val="22"/><w:szCs w:val="22"/></w:rPr><w:t xml:space="preserve"></w:t></w:r></w:p><w:p><w:pPr><w:spacing w:after="80" w:before="280"/></w:pPr><w:r><w:rPr><w:rFonts w:ascii="Arial" w:cs="Arial" w:eastAsia="Arial" w:hAnsi="Arial"/><w:b/><w:bCs/><w:color w:val="2E75B6"/><w:sz w:val="26"/><w:szCs w:val="26"/></w:rPr><w:t xml:space="preserve">4.2  Load Dataset from Excel  (Lines 20–40)</w:t></w:r></w:p><w:tbl><w:tblPr><w:tblW w:type="dxa" w:w="9360"/><w:tblBorders><w:top w:val="single" w:color="auto" w:sz="4"/><w:left w:val="single" w:color="auto" w:sz="4"/><w:bottom w:val="single" w:color="auto" w:sz="4"/><w:right w:val="single" w:color="auto" w:sz="4"/><w:insideH w:val="single" w:color="auto" w:sz="4"/><w:insideV w:val="single" w:color="auto" w:sz="4"/></w:tblBorders></w:tblPr><w:tblGrid><w:gridCol w:w="100"/></w:tblGrid><w:tr><w:tc><w:tcPr><w:tcW w:type="dxa" w:w="9360"/><w:tcBorders><w:top w:val="single" w:color="CCCCCC" w:sz="1"/><w:left w:val="single" w:color="CCCCCC" w:sz="1"/><w:bottom w:val="single" w:color="CCCCCC" w:sz="1"/><w:right w:val="single" w:color="CCCCCC" w:sz="1"/></w:tcBorders><w:shd w:fill="F4F8FC" w:val="clear"/><w:tcMar><w:top w:type="dxa" w:w="100"/><w:left w:type="dxa" w:w="180"/><w:bottom w:type="dxa" w:w="100"/><w:right w:type="dxa" w:w="180"/></w:tcMar></w:tcPr><w:p><w:pPr><w:spacing w:after="0" w:before="0" w:line="240"/></w:pPr><w:r><w:rPr><w:rFonts w:ascii="Courier New" w:cs="Courier New" w:eastAsia="Courier New" w:hAnsi="Courier New"/><w:color w:val="1A2E3B"/><w:sz w:val="18"/><w:szCs w:val="18"/></w:rPr><w:t xml:space="preserve">DATASET_PATH = os.path.join(os.path.dirname(os.path.abspath(__file__)), &quot;dataset_large.xlsx&quot;)</w:t></w:r></w:p><w:p><w:pPr><w:spacing w:after="0" w:before="0" w:line="240"/></w:pPr><w:r><w:rPr><w:rFonts w:ascii="Courier New" w:cs="Courier New" w:eastAsia="Courier New" w:hAnsi="Courier New"/><w:color w:val="1A2E3B"/><w:sz w:val="18"/><w:szCs w:val="18"/></w:rPr><w:t xml:space="preserve">raw = pd.read_excel(DATASET_PATH, sheet_name=&quot;Playcounts&quot;, header=2)</w:t></w:r></w:p><w:p><w:pPr><w:spacing w:after="0" w:before="0" w:line="240"/></w:pPr><w:r><w:rPr><w:rFonts w:ascii="Courier New" w:cs="Courier New" w:eastAsia="Courier New" w:hAnsi="Courier New"/><w:color w:val="1A2E3B"/><w:sz w:val="18"/><w:szCs w:val="18"/></w:rPr><w:t xml:space="preserve">raw = raw.rename(columns={&quot;User ID&quot;:&quot;user_id&quot;,&quot;Country\nCode&quot;:&quot;country_code&quot;,&quot;Country Name&quot;:&quot;country_name&quot;})</w:t></w:r></w:p><w:p><w:pPr><w:spacing w:after="0" w:before="0" w:line="240"/></w:pPr><w:r><w:rPr><w:rFonts w:ascii="Courier New" w:cs="Courier New" w:eastAsia="Courier New" w:hAnsi="Courier New"/><w:color w:val="1A2E3B"/><w:sz w:val="18"/><w:szCs w:val="18"/></w:rPr><w:t xml:space="preserve">raw = raw.set_index(&quot;user_id&quot;)</w:t></w:r></w:p><w:p><w:pPr><w:spacing w:after="0" w:before="0" w:line="240"/></w:pPr><w:r><w:rPr><w:rFonts w:ascii="Courier New" w:cs="Courier New" w:eastAsia="Courier New" w:hAnsi="Courier New"/><w:color w:val="1A2E3B"/><w:sz w:val="18"/><w:szCs w:val="18"/></w:rPr><w:t xml:space="preserve">artist_cols = [c for c in raw.columns if c not in [&quot;country_code&quot;,&quot;country_name&quot;]]</w:t></w:r></w:p><w:p><w:pPr><w:spacing w:after="0" w:before="0" w:line="240"/></w:pPr><w:r><w:rPr><w:rFonts w:ascii="Courier New" w:cs="Courier New" w:eastAsia="Courier New" w:hAnsi="Courier New"/><w:color w:val="1A2E3B"/><w:sz w:val="18"/><w:szCs w:val="18"/></w:rPr><w:t xml:space="preserve">df = raw[[&quot;country_code&quot;] + artist_cols].rename(columns={&quot;country_code&quot;:&quot;country&quot;}).copy()</w:t></w:r></w:p><w:p><w:pPr><w:spacing w:after="0" w:before="0" w:line="240"/></w:pPr><w:r><w:rPr><w:rFonts w:ascii="Courier New" w:cs="Courier New" w:eastAsia="Courier New" w:hAnsi="Courier New"/><w:color w:val="1A2E3B"/><w:sz w:val="18"/><w:szCs w:val="18"/></w:rPr><w:t xml:space="preserve">artists_meta = pd.read_excel(DATASET_PATH, sheet_name=&quot;Artists&quot;, header=1)</w:t></w:r></w:p><w:p><w:pPr><w:spacing w:after="0" w:before="0" w:line="240"/></w:pPr><w:r><w:rPr><w:rFonts w:ascii="Courier New" w:cs="Courier New" w:eastAsia="Courier New" w:hAnsi="Courier New"/><w:color w:val="1A2E3B"/><w:sz w:val="18"/><w:szCs w:val="18"/></w:rPr><w:t xml:space="preserve">artists = artists_meta[&quot;Artist&quot;].tolist()</w:t></w:r></w:p><w:p><w:pPr><w:spacing w:after="0" w:before="0" w:line="240"/></w:pPr><w:r><w:rPr><w:rFonts w:ascii="Courier New" w:cs="Courier New" w:eastAsia="Courier New" w:hAnsi="Courier New"/><w:color w:val="1A2E3B"/><w:sz w:val="18"/><w:szCs w:val="18"/></w:rPr><w:t xml:space="preserve">print(f&quot;DATASET: {len(df)} users | {len(artist_cols)} artists | {df[&apos;country&apos;].nunique()} countries&quot;)</w:t></w:r></w:p><w:p><w:pPr><w:spacing w:after="0" w:before="0" w:line="240"/></w:pPr><w:r><w:rPr><w:rFonts w:ascii="Courier New" w:cs="Courier New" w:eastAsia="Courier New" w:hAnsi="Courier New"/><w:color w:val="1A2E3B"/><w:sz w:val="18"/><w:szCs w:val="18"/></w:rPr><w:t xml:space="preserve">print(df.groupby(&quot;country&quot;).size().rename(&quot;users&quot;).to_frame().T.to_string())</w:t></w:r></w:p></w:tc></w:tr></w:tbl><w:p><w:pPr><w:spacing w:after="160" w:before="60"/><w:jc w:val="center"/></w:pPr><w:r><w:rPr><w:rFonts w:ascii="Arial" w:cs="Arial" w:eastAsia="Arial" w:hAnsi="Arial"/><w:i/><w:iCs/><w:color w:val="555555"/><w:sz w:val="19"/><w:szCs w:val="19"/></w:rPr><w:t xml:space="preserve">Code 2 — Dataset loading.</w:t></w:r></w:p><w:p><w:pPr><w:spacing w:after="0" w:before="80"/></w:pPr><w:r><w:rPr><w:rFonts w:ascii="Courier New" w:cs="Courier New" w:eastAsia="Courier New" w:hAnsi="Courier New"/><w:b/><w:bCs/><w:color w:val="2E75B6"/><w:sz w:val="20"/><w:szCs w:val="20"/></w:rPr><w:t xml:space="preserve">20  </w:t></w:r><w:r><w:rPr><w:rFonts w:ascii="Courier New" w:cs="Courier New" w:eastAsia="Courier New" w:hAnsi="Courier New"/><w:color w:val="1A2E3B"/><w:sz w:val="20"/><w:szCs w:val="20"/></w:rPr><w:t xml:space="preserve">DATASET_PATH = os.path.join(os.path.dirname(os.path.abspath(__file__)), &quot;dataset_large.xlsx&quot;)</w:t></w:r></w:p><w:p><w:pPr><w:spacing w:after="60" w:before="20"/><w:ind w:left="440"/></w:pPr><w:r><w:rPr><w:rFonts w:ascii="Arial" w:cs="Arial" w:eastAsia="Arial" w:hAnsi="Arial"/><w:color w:val="333333"/><w:sz w:val="20"/><w:szCs w:val="20"/></w:rPr><w:t xml:space="preserve">Builds the absolute path to the Excel file in the same folder as this script. os.path.abspath(__file__) gives the script&apos;s absolute path; dirname extracts its folder; join appends the filename. Makes the code location-independent.</w:t></w:r></w:p><w:p><w:pPr><w:spacing w:after="0" w:before="80"/></w:pPr><w:r><w:rPr><w:rFonts w:ascii="Courier New" w:cs="Courier New" w:eastAsia="Courier New" w:hAnsi="Courier New"/><w:b/><w:bCs/><w:color w:val="2E75B6"/><w:sz w:val="20"/><w:szCs w:val="20"/></w:rPr><w:t xml:space="preserve">22  </w:t></w:r><w:r><w:rPr><w:rFonts w:ascii="Courier New" w:cs="Courier New" w:eastAsia="Courier New" w:hAnsi="Courier New"/><w:color w:val="1A2E3B"/><w:sz w:val="20"/><w:szCs w:val="20"/></w:rPr><w:t xml:space="preserve">raw = pd.read_excel(DATASET_PATH, sheet_name=&quot;Playcounts&quot;, header=2)</w:t></w:r></w:p><w:p><w:pPr><w:spacing w:after="60" w:before="20"/><w:ind w:left="440"/></w:pPr><w:r><w:rPr><w:rFonts w:ascii="Arial" w:cs="Arial" w:eastAsia="Arial" w:hAnsi="Arial"/><w:color w:val="333333"/><w:sz w:val="20"/><w:szCs w:val="20"/></w:rPr><w:t xml:space="preserve">Reads the Playcounts sheet. header=2 tells Pandas row index 2 (third row) is the column header, skipping the title and note rows inserted during Excel formatting.</w:t></w:r></w:p><w:p><w:pPr><w:spacing w:after="0" w:before="80"/></w:pPr><w:r><w:rPr><w:rFonts w:ascii="Courier New" w:cs="Courier New" w:eastAsia="Courier New" w:hAnsi="Courier New"/><w:b/><w:bCs/><w:color w:val="2E75B6"/><w:sz w:val="20"/><w:szCs w:val="20"/></w:rPr><w:t xml:space="preserve">23  </w:t></w:r><w:r><w:rPr><w:rFonts w:ascii="Courier New" w:cs="Courier New" w:eastAsia="Courier New" w:hAnsi="Courier New"/><w:color w:val="1A2E3B"/><w:sz w:val="20"/><w:szCs w:val="20"/></w:rPr><w:t xml:space="preserve">raw = raw.rename(columns={&quot;User ID&quot;:&quot;user_id&quot;,&quot;Country\nCode&quot;:&quot;country_code&quot;,...})</w:t></w:r></w:p><w:p><w:pPr><w:spacing w:after="60" w:before="20"/><w:ind w:left="440"/></w:pPr><w:r><w:rPr><w:rFonts w:ascii="Arial" w:cs="Arial" w:eastAsia="Arial" w:hAnsi="Arial"/><w:color w:val="333333"/><w:sz w:val="20"/><w:szCs w:val="20"/></w:rPr><w:t xml:space="preserve">Renames the three non-artist columns to consistent identifiers. &apos;Country\nCode&apos; matches the actual Excel header which contains a newline character — must be matched exactly.</w:t></w:r></w:p><w:p><w:pPr><w:spacing w:after="0" w:before="80"/></w:pPr><w:r><w:rPr><w:rFonts w:ascii="Courier New" w:cs="Courier New" w:eastAsia="Courier New" w:hAnsi="Courier New"/><w:b/><w:bCs/><w:color w:val="2E75B6"/><w:sz w:val="20"/><w:szCs w:val="20"/></w:rPr><w:t xml:space="preserve">28  </w:t></w:r><w:r><w:rPr><w:rFonts w:ascii="Courier New" w:cs="Courier New" w:eastAsia="Courier New" w:hAnsi="Courier New"/><w:color w:val="1A2E3B"/><w:sz w:val="20"/><w:szCs w:val="20"/></w:rPr><w:t xml:space="preserve">raw = raw.set_index(&quot;user_id&quot;)</w:t></w:r></w:p><w:p><w:pPr><w:spacing w:after="60" w:before="20"/><w:ind w:left="440"/></w:pPr><w:r><w:rPr><w:rFonts w:ascii="Arial" w:cs="Arial" w:eastAsia="Arial" w:hAnsi="Arial"/><w:color w:val="333333"/><w:sz w:val="20"/><w:szCs w:val="20"/></w:rPr><w:t xml:space="preserve">Sets user_id as the row index so individual users can be accessed by ID: df.loc[&apos;u0001&apos;]. Without this, access would require numeric row indices.</w:t></w:r></w:p><w:p><w:pPr><w:spacing w:after="0" w:before="80"/></w:pPr><w:r><w:rPr><w:rFonts w:ascii="Courier New" w:cs="Courier New" w:eastAsia="Courier New" w:hAnsi="Courier New"/><w:b/><w:bCs/><w:color w:val="2E75B6"/><w:sz w:val="20"/><w:szCs w:val="20"/></w:rPr><w:t xml:space="preserve">30  </w:t></w:r><w:r><w:rPr><w:rFonts w:ascii="Courier New" w:cs="Courier New" w:eastAsia="Courier New" w:hAnsi="Courier New"/><w:color w:val="1A2E3B"/><w:sz w:val="20"/><w:szCs w:val="20"/></w:rPr><w:t xml:space="preserve">artist_cols = [c for c in raw.columns if c not in [&quot;country_code&quot;,&quot;country_name&quot;]]</w:t></w:r></w:p><w:p><w:pPr><w:spacing w:after="60" w:before="20"/><w:ind w:left="440"/></w:pPr><w:r><w:rPr><w:rFonts w:ascii="Arial" w:cs="Arial" w:eastAsia="Arial" w:hAnsi="Arial"/><w:color w:val="333333"/><w:sz w:val="20"/><w:szCs w:val="20"/></w:rPr><w:t xml:space="preserve">List comprehension collecting all column names that are not metadata. Result: the 81 artist name strings. Used in every AF, LF, and playcount operation.</w:t></w:r></w:p><w:p><w:pPr><w:spacing w:after="0" w:before="80"/></w:pPr><w:r><w:rPr><w:rFonts w:ascii="Courier New" w:cs="Courier New" w:eastAsia="Courier New" w:hAnsi="Courier New"/><w:b/><w:bCs/><w:color w:val="2E75B6"/><w:sz w:val="20"/><w:szCs w:val="20"/></w:rPr><w:t xml:space="preserve">31  </w:t></w:r><w:r><w:rPr><w:rFonts w:ascii="Courier New" w:cs="Courier New" w:eastAsia="Courier New" w:hAnsi="Courier New"/><w:color w:val="1A2E3B"/><w:sz w:val="20"/><w:szCs w:val="20"/></w:rPr><w:t xml:space="preserve">df = raw[[&quot;country_code&quot;] + artist_cols].rename(columns={&quot;country_code&quot;:&quot;country&quot;}).copy()</w:t></w:r></w:p><w:p><w:pPr><w:spacing w:after="60" w:before="20"/><w:ind w:left="440"/></w:pPr><w:r><w:rPr><w:rFonts w:ascii="Arial" w:cs="Arial" w:eastAsia="Arial" w:hAnsi="Arial"/><w:color w:val="333333"/><w:sz w:val="20"/><w:szCs w:val="20"/></w:rPr><w:t xml:space="preserve">Selects only country code and artist columns, renames country_code→country for brevity, and copies to prevent later operations from modifying the original raw DataFrame.</w:t></w:r></w:p><w:p><w:pPr><w:spacing w:after="0" w:before="80"/></w:pPr><w:r><w:rPr><w:rFonts w:ascii="Courier New" w:cs="Courier New" w:eastAsia="Courier New" w:hAnsi="Courier New"/><w:b/><w:bCs/><w:color w:val="2E75B6"/><w:sz w:val="20"/><w:szCs w:val="20"/></w:rPr><w:t xml:space="preserve">33  </w:t></w:r><w:r><w:rPr><w:rFonts w:ascii="Courier New" w:cs="Courier New" w:eastAsia="Courier New" w:hAnsi="Courier New"/><w:color w:val="1A2E3B"/><w:sz w:val="20"/><w:szCs w:val="20"/></w:rPr><w:t xml:space="preserve">artists_meta = pd.read_excel(DATASET_PATH, sheet_name=&quot;Artists&quot;, header=1)</w:t></w:r></w:p><w:p><w:pPr><w:spacing w:after="60" w:before="20"/><w:ind w:left="440"/></w:pPr><w:r><w:rPr><w:rFonts w:ascii="Arial" w:cs="Arial" w:eastAsia="Arial" w:hAnsi="Arial"/><w:color w:val="333333"/><w:sz w:val="20"/><w:szCs w:val="20"/></w:rPr><w:t xml:space="preserve">Reads the Artists sheet. header=1 because the Artists sheet has one title row before the column headers.</w:t></w:r></w:p><w:p><w:pPr><w:spacing w:after="0" w:before="80"/></w:pPr><w:r><w:rPr><w:rFonts w:ascii="Courier New" w:cs="Courier New" w:eastAsia="Courier New" w:hAnsi="Courier New"/><w:b/><w:bCs/><w:color w:val="2E75B6"/><w:sz w:val="20"/><w:szCs w:val="20"/></w:rPr><w:t xml:space="preserve">34  </w:t></w:r><w:r><w:rPr><w:rFonts w:ascii="Courier New" w:cs="Courier New" w:eastAsia="Courier New" w:hAnsi="Courier New"/><w:color w:val="1A2E3B"/><w:sz w:val="20"/><w:szCs w:val="20"/></w:rPr><w:t xml:space="preserve">artists = artists_meta[&quot;Artist&quot;].tolist()</w:t></w:r></w:p><w:p><w:pPr><w:spacing w:after="60" w:before="20"/><w:ind w:left="440"/></w:pPr><w:r><w:rPr><w:rFonts w:ascii="Arial" w:cs="Arial" w:eastAsia="Arial" w:hAnsi="Arial"/><w:color w:val="333333"/><w:sz w:val="20"/><w:szCs w:val="20"/></w:rPr><w:t xml:space="preserve">Extracts the ordered artist list. Used when iterating artists in the Section 1 output loop to preserve a consistent display order.</w:t></w:r></w:p><w:p><w:pPr><w:spacing w:after="0" w:before="80"/></w:pPr><w:r><w:rPr><w:rFonts w:ascii="Courier New" w:cs="Courier New" w:eastAsia="Courier New" w:hAnsi="Courier New"/><w:b/><w:bCs/><w:color w:val="2E75B6"/><w:sz w:val="20"/><w:szCs w:val="20"/></w:rPr><w:t xml:space="preserve">36  </w:t></w:r><w:r><w:rPr><w:rFonts w:ascii="Courier New" w:cs="Courier New" w:eastAsia="Courier New" w:hAnsi="Courier New"/><w:color w:val="1A2E3B"/><w:sz w:val="20"/><w:szCs w:val="20"/></w:rPr><w:t xml:space="preserve">print(f&quot;DATASET: {len(df)} users | ...&quot;)</w:t></w:r></w:p><w:p><w:pPr><w:spacing w:after="60" w:before="20"/><w:ind w:left="440"/></w:pPr><w:r><w:rPr><w:rFonts w:ascii="Arial" w:cs="Arial" w:eastAsia="Arial" w:hAnsi="Arial"/><w:color w:val="333333"/><w:sz w:val="20"/><w:szCs w:val="20"/></w:rPr><w:t xml:space="preserve">Prints dataset summary. len(df) = 500 users; len(artist_cols) = 81 artists; df[&apos;country&apos;].nunique() = 12 countries.</w:t></w:r></w:p><w:p><w:pPr><w:spacing w:after="0" w:before="80"/></w:pPr><w:r><w:rPr><w:rFonts w:ascii="Courier New" w:cs="Courier New" w:eastAsia="Courier New" w:hAnsi="Courier New"/><w:b/><w:bCs/><w:color w:val="2E75B6"/><w:sz w:val="20"/><w:szCs w:val="20"/></w:rPr><w:t xml:space="preserve">39  </w:t></w:r><w:r><w:rPr><w:rFonts w:ascii="Courier New" w:cs="Courier New" w:eastAsia="Courier New" w:hAnsi="Courier New"/><w:color w:val="1A2E3B"/><w:sz w:val="20"/><w:szCs w:val="20"/></w:rPr><w:t xml:space="preserve">print(df.groupby(&quot;country&quot;).size().rename(&quot;users&quot;).to_frame().T.to_string())</w:t></w:r></w:p><w:p><w:pPr><w:spacing w:after="60" w:before="20"/><w:ind w:left="440"/></w:pPr><w:r><w:rPr><w:rFonts w:ascii="Arial" w:cs="Arial" w:eastAsia="Arial" w:hAnsi="Arial"/><w:color w:val="333333"/><w:sz w:val="20"/><w:szCs w:val="20"/></w:rPr><w:t xml:space="preserve">Groups users by country, counts per group, renames the Series to &apos;users&apos;, wraps in DataFrame, transposes for horizontal display, and prints. .T makes countries appear as columns.</w:t></w:r></w:p><w:p><w:pPr><w:spacing w:after="0" w:before="80"/></w:pPr><w:r><w:rPr><w:rFonts w:ascii="Arial" w:cs="Arial" w:eastAsia="Arial" w:hAnsi="Arial"/><w:sz w:val="22"/><w:szCs w:val="22"/></w:rPr><w:t xml:space="preserve"></w:t></w:r></w:p><w:p><w:pPr><w:spacing w:after="80" w:before="280"/></w:pPr><w:r><w:rPr><w:rFonts w:ascii="Arial" w:cs="Arial" w:eastAsia="Arial" w:hAnsi="Arial"/><w:b/><w:bCs/><w:color w:val="2E75B6"/><w:sz w:val="26"/><w:szCs w:val="26"/></w:rPr><w:t xml:space="preserve">4.3  Basic Definitions and Profiles  (Lines 45–68)</w:t></w:r></w:p><w:tbl><w:tblPr><w:tblW w:type="dxa" w:w="9360"/><w:tblBorders><w:top w:val="single" w:color="auto" w:sz="4"/><w:left w:val="single" w:color="auto" w:sz="4"/><w:bottom w:val="single" w:color="auto" w:sz="4"/><w:right w:val="single" w:color="auto" w:sz="4"/><w:insideH w:val="single" w:color="auto" w:sz="4"/><w:insideV w:val="single" w:color="auto" w:sz="4"/></w:tblBorders></w:tblPr><w:tblGrid><w:gridCol w:w="100"/></w:tblGrid><w:tr><w:tc><w:tcPr><w:tcW w:type="dxa" w:w="9360"/><w:tcBorders><w:top w:val="single" w:color="CCCCCC" w:sz="1"/><w:left w:val="single" w:color="CCCCCC" w:sz="1"/><w:bottom w:val="single" w:color="CCCCCC" w:sz="1"/><w:right w:val="single" w:color="CCCCCC" w:sz="1"/></w:tcBorders><w:shd w:fill="F4F8FC" w:val="clear"/><w:tcMar><w:top w:type="dxa" w:w="100"/><w:left w:type="dxa" w:w="180"/><w:bottom w:type="dxa" w:w="100"/><w:right w:type="dxa" w:w="180"/></w:tcMar></w:tcPr><w:p><w:pPr><w:spacing w:after="0" w:before="0" w:line="240"/></w:pPr><w:r><w:rPr><w:rFonts w:ascii="Courier New" w:cs="Courier New" w:eastAsia="Courier New" w:hAnsi="Courier New"/><w:color w:val="1A2E3B"/><w:sz w:val="18"/><w:szCs w:val="18"/></w:rPr><w:t xml:space="preserve">countries = df[&quot;country&quot;].unique()</w:t></w:r></w:p><w:p><w:pPr><w:spacing w:after="0" w:before="0" w:line="240"/></w:pPr><w:r><w:rPr><w:rFonts w:ascii="Courier New" w:cs="Courier New" w:eastAsia="Courier New" w:hAnsi="Courier New"/><w:color w:val="1A2E3B"/><w:sz w:val="18"/><w:szCs w:val="18"/></w:rPr><w:t xml:space="preserve">N_total   = len(df)</w:t></w:r></w:p><w:p><w:pPr><w:spacing w:after="0" w:before="0" w:line="240"/></w:pPr><w:r><w:rPr><w:rFonts w:ascii="Courier New" w:cs="Courier New" w:eastAsia="Courier New" w:hAnsi="Courier New"/><w:color w:val="1A2E3B"/><w:sz w:val="18"/><w:szCs w:val="18"/></w:rPr><w:t xml:space="preserve">def compute_AF(user_set):</w:t></w:r></w:p><w:p><w:pPr><w:spacing w:after="0" w:before="0" w:line="240"/></w:pPr><w:r><w:rPr><w:rFonts w:ascii="Courier New" w:cs="Courier New" w:eastAsia="Courier New" w:hAnsi="Courier New"/><w:color w:val="1A2E3B"/><w:sz w:val="18"/><w:szCs w:val="18"/></w:rPr><w:t xml:space="preserve">    return df.loc[user_set, artist_cols].sum()</w:t></w:r></w:p><w:p><w:pPr><w:spacing w:after="0" w:before="0" w:line="240"/></w:pPr><w:r><w:rPr><w:rFonts w:ascii="Courier New" w:cs="Courier New" w:eastAsia="Courier New" w:hAnsi="Courier New"/><w:color w:val="1A2E3B"/><w:sz w:val="18"/><w:szCs w:val="18"/></w:rPr><w:t xml:space="preserve">def compute_LF(user_set):</w:t></w:r></w:p><w:p><w:pPr><w:spacing w:after="0" w:before="0" w:line="240"/></w:pPr><w:r><w:rPr><w:rFonts w:ascii="Courier New" w:cs="Courier New" w:eastAsia="Courier New" w:hAnsi="Courier New"/><w:color w:val="1A2E3B"/><w:sz w:val="18"/><w:szCs w:val="18"/></w:rPr><w:t xml:space="preserve">    return (df.loc[user_set, artist_cols] &gt; 0).sum()</w:t></w:r></w:p><w:p><w:pPr><w:spacing w:after="0" w:before="0" w:line="240"/></w:pPr><w:r><w:rPr><w:rFonts w:ascii="Courier New" w:cs="Courier New" w:eastAsia="Courier New" w:hAnsi="Courier New"/><w:color w:val="1A2E3B"/><w:sz w:val="18"/><w:szCs w:val="18"/></w:rPr><w:t xml:space="preserve">all_users = df.index.tolist()</w:t></w:r></w:p><w:p><w:pPr><w:spacing w:after="0" w:before="0" w:line="240"/></w:pPr><w:r><w:rPr><w:rFonts w:ascii="Courier New" w:cs="Courier New" w:eastAsia="Courier New" w:hAnsi="Courier New"/><w:color w:val="1A2E3B"/><w:sz w:val="18"/><w:szCs w:val="18"/></w:rPr><w:t xml:space="preserve">AF_global = compute_AF(all_users)</w:t></w:r></w:p><w:p><w:pPr><w:spacing w:after="0" w:before="0" w:line="240"/></w:pPr><w:r><w:rPr><w:rFonts w:ascii="Courier New" w:cs="Courier New" w:eastAsia="Courier New" w:hAnsi="Courier New"/><w:color w:val="1A2E3B"/><w:sz w:val="18"/><w:szCs w:val="18"/></w:rPr><w:t xml:space="preserve">LF_global = compute_LF(all_users)</w:t></w:r></w:p><w:p><w:pPr><w:spacing w:after="0" w:before="0" w:line="240"/></w:pPr><w:r><w:rPr><w:rFonts w:ascii="Courier New" w:cs="Courier New" w:eastAsia="Courier New" w:hAnsi="Courier New"/><w:color w:val="1A2E3B"/><w:sz w:val="18"/><w:szCs w:val="18"/></w:rPr><w:t xml:space="preserve">country_users = {c: df[df[&apos;country&apos;]==c].index.tolist() for c in countries}</w:t></w:r></w:p><w:p><w:pPr><w:spacing w:after="0" w:before="0" w:line="240"/></w:pPr><w:r><w:rPr><w:rFonts w:ascii="Courier New" w:cs="Courier New" w:eastAsia="Courier New" w:hAnsi="Courier New"/><w:color w:val="1A2E3B"/><w:sz w:val="18"/><w:szCs w:val="18"/></w:rPr><w:t xml:space="preserve">AF_country    = {c: compute_AF(country_users[c]) for c in countries}</w:t></w:r></w:p><w:p><w:pPr><w:spacing w:after="0" w:before="0" w:line="240"/></w:pPr><w:r><w:rPr><w:rFonts w:ascii="Courier New" w:cs="Courier New" w:eastAsia="Courier New" w:hAnsi="Courier New"/><w:color w:val="1A2E3B"/><w:sz w:val="18"/><w:szCs w:val="18"/></w:rPr><w:t xml:space="preserve">LF_country    = {c: compute_LF(country_users[c]) for c in countries}</w:t></w:r></w:p></w:tc></w:tr></w:tbl><w:p><w:pPr><w:spacing w:after="160" w:before="60"/><w:jc w:val="center"/></w:pPr><w:r><w:rPr><w:rFonts w:ascii="Arial" w:cs="Arial" w:eastAsia="Arial" w:hAnsi="Arial"/><w:i/><w:iCs/><w:color w:val="555555"/><w:sz w:val="19"/><w:szCs w:val="19"/></w:rPr><w:t xml:space="preserve">Code 3 — AF and LF computation at global and country level.</w:t></w:r></w:p><w:p><w:pPr><w:spacing w:after="0" w:before="80"/></w:pPr><w:r><w:rPr><w:rFonts w:ascii="Courier New" w:cs="Courier New" w:eastAsia="Courier New" w:hAnsi="Courier New"/><w:b/><w:bCs/><w:color w:val="2E75B6"/><w:sz w:val="20"/><w:szCs w:val="20"/></w:rPr><w:t xml:space="preserve">45  </w:t></w:r><w:r><w:rPr><w:rFonts w:ascii="Courier New" w:cs="Courier New" w:eastAsia="Courier New" w:hAnsi="Courier New"/><w:color w:val="1A2E3B"/><w:sz w:val="20"/><w:szCs w:val="20"/></w:rPr><w:t xml:space="preserve">countries = df[&quot;country&quot;].unique()</w:t></w:r></w:p><w:p><w:pPr><w:spacing w:after="60" w:before="20"/><w:ind w:left="440"/></w:pPr><w:r><w:rPr><w:rFonts w:ascii="Arial" w:cs="Arial" w:eastAsia="Arial" w:hAnsi="Arial"/><w:color w:val="333333"/><w:sz w:val="20"/><w:szCs w:val="20"/></w:rPr><w:t xml:space="preserve">Extracts the 12 unique country codes from the country column as a NumPy array. Used to iterate over markets in all subsequent loops.</w:t></w:r></w:p><w:p><w:pPr><w:spacing w:after="0" w:before="80"/></w:pPr><w:r><w:rPr><w:rFonts w:ascii="Courier New" w:cs="Courier New" w:eastAsia="Courier New" w:hAnsi="Courier New"/><w:b/><w:bCs/><w:color w:val="2E75B6"/><w:sz w:val="20"/><w:szCs w:val="20"/></w:rPr><w:t xml:space="preserve">46  </w:t></w:r><w:r><w:rPr><w:rFonts w:ascii="Courier New" w:cs="Courier New" w:eastAsia="Courier New" w:hAnsi="Courier New"/><w:color w:val="1A2E3B"/><w:sz w:val="20"/><w:szCs w:val="20"/></w:rPr><w:t xml:space="preserve">N_total = len(df)</w:t></w:r></w:p><w:p><w:pPr><w:spacing w:after="60" w:before="20"/><w:ind w:left="440"/></w:pPr><w:r><w:rPr><w:rFonts w:ascii="Arial" w:cs="Arial" w:eastAsia="Arial" w:hAnsi="Arial"/><w:color w:val="333333"/><w:sz w:val="20"/><w:szCs w:val="20"/></w:rPr><w:t xml:space="preserve">Total user count (500). Used as |U2| in the AF-ILF formula when computing global-level ILF.</w:t></w:r></w:p><w:p><w:pPr><w:spacing w:after="0" w:before="80"/></w:pPr><w:r><w:rPr><w:rFonts w:ascii="Courier New" w:cs="Courier New" w:eastAsia="Courier New" w:hAnsi="Courier New"/><w:b/><w:bCs/><w:color w:val="2E75B6"/><w:sz w:val="20"/><w:szCs w:val="20"/></w:rPr><w:t xml:space="preserve">48  </w:t></w:r><w:r><w:rPr><w:rFonts w:ascii="Courier New" w:cs="Courier New" w:eastAsia="Courier New" w:hAnsi="Courier New"/><w:color w:val="1A2E3B"/><w:sz w:val="20"/><w:szCs w:val="20"/></w:rPr><w:t xml:space="preserve">def compute_AF(user_set):</w:t></w:r></w:p><w:p><w:pPr><w:spacing w:after="60" w:before="20"/><w:ind w:left="440"/></w:pPr><w:r><w:rPr><w:rFonts w:ascii="Arial" w:cs="Arial" w:eastAsia="Arial" w:hAnsi="Arial"/><w:color w:val="333333"/><w:sz w:val="20"/><w:szCs w:val="20"/></w:rPr><w:t xml:space="preserve">Artist Frequency function. Parameter — user_set: list of user ID strings. Returns a Pandas Series with total playcount per artist across the given users. Corresponds to AF_{a,U1}.</w:t></w:r></w:p><w:p><w:pPr><w:spacing w:after="0" w:before="80"/></w:pPr><w:r><w:rPr><w:rFonts w:ascii="Courier New" w:cs="Courier New" w:eastAsia="Courier New" w:hAnsi="Courier New"/><w:b/><w:bCs/><w:color w:val="2E75B6"/><w:sz w:val="20"/><w:szCs w:val="20"/></w:rPr><w:t xml:space="preserve">53  </w:t></w:r><w:r><w:rPr><w:rFonts w:ascii="Courier New" w:cs="Courier New" w:eastAsia="Courier New" w:hAnsi="Courier New"/><w:color w:val="1A2E3B"/><w:sz w:val="20"/><w:szCs w:val="20"/></w:rPr><w:t xml:space="preserve">    return df.loc[user_set, artist_cols].sum()</w:t></w:r></w:p><w:p><w:pPr><w:spacing w:after="60" w:before="20"/><w:ind w:left="440"/></w:pPr><w:r><w:rPr><w:rFonts w:ascii="Arial" w:cs="Arial" w:eastAsia="Arial" w:hAnsi="Arial"/><w:color w:val="333333"/><w:sz w:val="20"/><w:szCs w:val="20"/></w:rPr><w:t xml:space="preserve">Selects rows for the given users and all 81 artist columns, then sums each column. .sum() operates column-wise by default — one value per artist.</w:t></w:r></w:p><w:p><w:pPr><w:spacing w:after="0" w:before="80"/></w:pPr><w:r><w:rPr><w:rFonts w:ascii="Courier New" w:cs="Courier New" w:eastAsia="Courier New" w:hAnsi="Courier New"/><w:b/><w:bCs/><w:color w:val="2E75B6"/><w:sz w:val="20"/><w:szCs w:val="20"/></w:rPr><w:t xml:space="preserve">55  </w:t></w:r><w:r><w:rPr><w:rFonts w:ascii="Courier New" w:cs="Courier New" w:eastAsia="Courier New" w:hAnsi="Courier New"/><w:color w:val="1A2E3B"/><w:sz w:val="20"/><w:szCs w:val="20"/></w:rPr><w:t xml:space="preserve">def compute_LF(user_set):</w:t></w:r></w:p><w:p><w:pPr><w:spacing w:after="60" w:before="20"/><w:ind w:left="440"/></w:pPr><w:r><w:rPr><w:rFonts w:ascii="Arial" w:cs="Arial" w:eastAsia="Arial" w:hAnsi="Arial"/><w:color w:val="333333"/><w:sz w:val="20"/><w:szCs w:val="20"/></w:rPr><w:t xml:space="preserve">Listener Frequency function. Parameter — user_set: list of user ID strings. Returns a Series counting distinct listeners per artist. Corresponds to LF_{a,U2}.</w:t></w:r></w:p><w:p><w:pPr><w:spacing w:after="0" w:before="80"/></w:pPr><w:r><w:rPr><w:rFonts w:ascii="Courier New" w:cs="Courier New" w:eastAsia="Courier New" w:hAnsi="Courier New"/><w:b/><w:bCs/><w:color w:val="2E75B6"/><w:sz w:val="20"/><w:szCs w:val="20"/></w:rPr><w:t xml:space="preserve">60  </w:t></w:r><w:r><w:rPr><w:rFonts w:ascii="Courier New" w:cs="Courier New" w:eastAsia="Courier New" w:hAnsi="Courier New"/><w:color w:val="1A2E3B"/><w:sz w:val="20"/><w:szCs w:val="20"/></w:rPr><w:t xml:space="preserve">    return (df.loc[user_set, artist_cols] &gt; 0).sum()</w:t></w:r></w:p><w:p><w:pPr><w:spacing w:after="60" w:before="20"/><w:ind w:left="440"/></w:pPr><w:r><w:rPr><w:rFonts w:ascii="Arial" w:cs="Arial" w:eastAsia="Arial" w:hAnsi="Arial"/><w:color w:val="333333"/><w:sz w:val="20"/><w:szCs w:val="20"/></w:rPr><w:t xml:space="preserve">&apos;&gt; 0&apos; converts the playcount table to boolean True/False. .sum() counts True values per column — i.e. distinct listeners per artist.</w:t></w:r></w:p><w:p><w:pPr><w:spacing w:after="0" w:before="80"/></w:pPr><w:r><w:rPr><w:rFonts w:ascii="Courier New" w:cs="Courier New" w:eastAsia="Courier New" w:hAnsi="Courier New"/><w:b/><w:bCs/><w:color w:val="2E75B6"/><w:sz w:val="20"/><w:szCs w:val="20"/></w:rPr><w:t xml:space="preserve">62  </w:t></w:r><w:r><w:rPr><w:rFonts w:ascii="Courier New" w:cs="Courier New" w:eastAsia="Courier New" w:hAnsi="Courier New"/><w:color w:val="1A2E3B"/><w:sz w:val="20"/><w:szCs w:val="20"/></w:rPr><w:t xml:space="preserve">all_users = df.index.tolist()</w:t></w:r></w:p><w:p><w:pPr><w:spacing w:after="60" w:before="20"/><w:ind w:left="440"/></w:pPr><w:r><w:rPr><w:rFonts w:ascii="Arial" w:cs="Arial" w:eastAsia="Arial" w:hAnsi="Arial"/><w:color w:val="333333"/><w:sz w:val="20"/><w:szCs w:val="20"/></w:rPr><w:t xml:space="preserve">All 500 user IDs as a Python list. Passed to compute_AF and compute_LF to build the global preference profile.</w:t></w:r></w:p><w:p><w:pPr><w:spacing w:after="0" w:before="80"/></w:pPr><w:r><w:rPr><w:rFonts w:ascii="Courier New" w:cs="Courier New" w:eastAsia="Courier New" w:hAnsi="Courier New"/><w:b/><w:bCs/><w:color w:val="2E75B6"/><w:sz w:val="20"/><w:szCs w:val="20"/></w:rPr><w:t xml:space="preserve">63  </w:t></w:r><w:r><w:rPr><w:rFonts w:ascii="Courier New" w:cs="Courier New" w:eastAsia="Courier New" w:hAnsi="Courier New"/><w:color w:val="1A2E3B"/><w:sz w:val="20"/><w:szCs w:val="20"/></w:rPr><w:t xml:space="preserve">AF_global = compute_AF(all_users)</w:t></w:r></w:p><w:p><w:pPr><w:spacing w:after="60" w:before="20"/><w:ind w:left="440"/></w:pPr><w:r><w:rPr><w:rFonts w:ascii="Arial" w:cs="Arial" w:eastAsia="Arial" w:hAnsi="Arial"/><w:color w:val="333333"/><w:sz w:val="20"/><w:szCs w:val="20"/></w:rPr><w:t xml:space="preserve">Global total playcount per artist across all 500 users. Corresponds to AF_{a,g} — the global preference profile PP_g.</w:t></w:r></w:p><w:p><w:pPr><w:spacing w:after="0" w:before="80"/></w:pPr><w:r><w:rPr><w:rFonts w:ascii="Courier New" w:cs="Courier New" w:eastAsia="Courier New" w:hAnsi="Courier New"/><w:b/><w:bCs/><w:color w:val="2E75B6"/><w:sz w:val="20"/><w:szCs w:val="20"/></w:rPr><w:t xml:space="preserve">64  </w:t></w:r><w:r><w:rPr><w:rFonts w:ascii="Courier New" w:cs="Courier New" w:eastAsia="Courier New" w:hAnsi="Courier New"/><w:color w:val="1A2E3B"/><w:sz w:val="20"/><w:szCs w:val="20"/></w:rPr><w:t xml:space="preserve">LF_global = compute_LF(all_users)</w:t></w:r></w:p><w:p><w:pPr><w:spacing w:after="60" w:before="20"/><w:ind w:left="440"/></w:pPr><w:r><w:rPr><w:rFonts w:ascii="Arial" w:cs="Arial" w:eastAsia="Arial" w:hAnsi="Arial"/><w:color w:val="333333"/><w:sz w:val="20"/><w:szCs w:val="20"/></w:rPr><w:t xml:space="preserve">Global unique listener count per artist. Used as the ILF denominator in global AF-ILF computations (U2 = all users, |U2| = N_total).</w:t></w:r></w:p><w:p><w:pPr><w:spacing w:after="0" w:before="80"/></w:pPr><w:r><w:rPr><w:rFonts w:ascii="Courier New" w:cs="Courier New" w:eastAsia="Courier New" w:hAnsi="Courier New"/><w:b/><w:bCs/><w:color w:val="2E75B6"/><w:sz w:val="20"/><w:szCs w:val="20"/></w:rPr><w:t xml:space="preserve">66  </w:t></w:r><w:r><w:rPr><w:rFonts w:ascii="Courier New" w:cs="Courier New" w:eastAsia="Courier New" w:hAnsi="Courier New"/><w:color w:val="1A2E3B"/><w:sz w:val="20"/><w:szCs w:val="20"/></w:rPr><w:t xml:space="preserve">country_users = {c: df[df[&apos;country&apos;]==c].index.tolist() for c in countries}</w:t></w:r></w:p><w:p><w:pPr><w:spacing w:after="60" w:before="20"/><w:ind w:left="440"/></w:pPr><w:r><w:rPr><w:rFonts w:ascii="Arial" w:cs="Arial" w:eastAsia="Arial" w:hAnsi="Arial"/><w:color w:val="333333"/><w:sz w:val="20"/><w:szCs w:val="20"/></w:rPr><w:t xml:space="preserve">Dictionary comprehension mapping each country code to its list of user IDs. E.g. {&apos;TR&apos;:[&apos;u0001&apos;,...,&apos;u0040&apos;], &apos;FI&apos;:[&apos;u0041&apos;,...,&apos;u0071&apos;]}. Used as U1 and U2 in country-level computations.</w:t></w:r></w:p><w:p><w:pPr><w:spacing w:after="0" w:before="80"/></w:pPr><w:r><w:rPr><w:rFonts w:ascii="Courier New" w:cs="Courier New" w:eastAsia="Courier New" w:hAnsi="Courier New"/><w:b/><w:bCs/><w:color w:val="2E75B6"/><w:sz w:val="20"/><w:szCs w:val="20"/></w:rPr><w:t xml:space="preserve">67  </w:t></w:r><w:r><w:rPr><w:rFonts w:ascii="Courier New" w:cs="Courier New" w:eastAsia="Courier New" w:hAnsi="Courier New"/><w:color w:val="1A2E3B"/><w:sz w:val="20"/><w:szCs w:val="20"/></w:rPr><w:t xml:space="preserve">AF_country = {c: compute_AF(country_users[c]) for c in countries}</w:t></w:r></w:p><w:p><w:pPr><w:spacing w:after="60" w:before="20"/><w:ind w:left="440"/></w:pPr><w:r><w:rPr><w:rFonts w:ascii="Arial" w:cs="Arial" w:eastAsia="Arial" w:hAnsi="Arial"/><w:color w:val="333333"/><w:sz w:val="20"/><w:szCs w:val="20"/></w:rPr><w:t xml:space="preserve">Country-level AF profile for each country — the reference preference profile PP_c used in all country-level mainstreaminess measures.</w:t></w:r></w:p><w:p><w:pPr><w:spacing w:after="0" w:before="80"/></w:pPr><w:r><w:rPr><w:rFonts w:ascii="Courier New" w:cs="Courier New" w:eastAsia="Courier New" w:hAnsi="Courier New"/><w:b/><w:bCs/><w:color w:val="2E75B6"/><w:sz w:val="20"/><w:szCs w:val="20"/></w:rPr><w:t xml:space="preserve">68  </w:t></w:r><w:r><w:rPr><w:rFonts w:ascii="Courier New" w:cs="Courier New" w:eastAsia="Courier New" w:hAnsi="Courier New"/><w:color w:val="1A2E3B"/><w:sz w:val="20"/><w:szCs w:val="20"/></w:rPr><w:t xml:space="preserve">LF_country = {c: compute_LF(country_users[c]) for c in countries}</w:t></w:r></w:p><w:p><w:pPr><w:spacing w:after="60" w:before="20"/><w:ind w:left="440"/></w:pPr><w:r><w:rPr><w:rFonts w:ascii="Arial" w:cs="Arial" w:eastAsia="Arial" w:hAnsi="Arial"/><w:color w:val="333333"/><w:sz w:val="20"/><w:szCs w:val="20"/></w:rPr><w:t xml:space="preserve">Country-level LF profile. Used as U2 when computing the user-level AF-ILF profile (U2 = country users, |U2| = country size).</w:t></w:r></w:p><w:p><w:pPr><w:spacing w:after="0" w:before="80"/></w:pPr><w:r><w:rPr><w:rFonts w:ascii="Arial" w:cs="Arial" w:eastAsia="Arial" w:hAnsi="Arial"/><w:sz w:val="22"/><w:szCs w:val="22"/></w:rPr><w:t xml:space="preserve"></w:t></w:r></w:p><w:p><w:pPr><w:spacing w:after="80" w:before="280"/></w:pPr><w:r><w:rPr><w:rFonts w:ascii="Arial" w:cs="Arial" w:eastAsia="Arial" w:hAnsi="Arial"/><w:b/><w:bCs/><w:color w:val="2E75B6"/><w:sz w:val="26"/><w:szCs w:val="26"/></w:rPr><w:t xml:space="preserve">4.4  AF-ILF Formula — Paper Equation 1  (Lines 74–95)</w:t></w:r></w:p><w:tbl><w:tblPr><w:tblW w:type="dxa" w:w="9360"/><w:tblBorders><w:top w:val="single" w:color="auto" w:sz="4"/><w:left w:val="single" w:color="auto" w:sz="4"/><w:bottom w:val="single" w:color="auto" w:sz="4"/><w:right w:val="single" w:color="auto" w:sz="4"/><w:insideH w:val="single" w:color="auto" w:sz="4"/><w:insideV w:val="single" w:color="auto" w:sz="4"/></w:tblBorders></w:tblPr><w:tblGrid><w:gridCol w:w="100"/></w:tblGrid><w:tr><w:tc><w:tcPr><w:tcW w:type="dxa" w:w="9360"/><w:tcBorders><w:top w:val="single" w:color="CCCCCC" w:sz="1"/><w:left w:val="single" w:color="CCCCCC" w:sz="1"/><w:bottom w:val="single" w:color="CCCCCC" w:sz="1"/><w:right w:val="single" w:color="CCCCCC" w:sz="1"/></w:tcBorders><w:shd w:fill="F4F8FC" w:val="clear"/><w:tcMar><w:top w:type="dxa" w:w="100"/><w:left w:type="dxa" w:w="180"/><w:bottom w:type="dxa" w:w="100"/><w:right w:type="dxa" w:w="180"/></w:tcMar></w:tcPr><w:p><w:pPr><w:spacing w:after="0" w:before="0" w:line="240"/></w:pPr><w:r><w:rPr><w:rFonts w:ascii="Courier New" w:cs="Courier New" w:eastAsia="Courier New" w:hAnsi="Courier New"/><w:color w:val="1A2E3B"/><w:sz w:val="18"/><w:szCs w:val="18"/></w:rPr><w:t xml:space="preserve">def compute_AF_ILF(af_u1, lf_u2, n_u2):</w:t></w:r></w:p><w:p><w:pPr><w:spacing w:after="0" w:before="0" w:line="240"/></w:pPr><w:r><w:rPr><w:rFonts w:ascii="Courier New" w:cs="Courier New" w:eastAsia="Courier New" w:hAnsi="Courier New"/><w:color w:val="1A2E3B"/><w:sz w:val="18"/><w:szCs w:val="18"/></w:rPr><w:t xml:space="preserve">    # af_u1 : Series  - AF values for population U1</w:t></w:r></w:p><w:p><w:pPr><w:spacing w:after="0" w:before="0" w:line="240"/></w:pPr><w:r><w:rPr><w:rFonts w:ascii="Courier New" w:cs="Courier New" w:eastAsia="Courier New" w:hAnsi="Courier New"/><w:color w:val="1A2E3B"/><w:sz w:val="18"/><w:szCs w:val="18"/></w:rPr><w:t xml:space="preserve">    # lf_u2 : Series  - LF values for population U2</w:t></w:r></w:p><w:p><w:pPr><w:spacing w:after="0" w:before="0" w:line="240"/></w:pPr><w:r><w:rPr><w:rFonts w:ascii="Courier New" w:cs="Courier New" w:eastAsia="Courier New" w:hAnsi="Courier New"/><w:color w:val="1A2E3B"/><w:sz w:val="18"/><w:szCs w:val="18"/></w:rPr><w:t xml:space="preserve">    # n_u2  : int     - size of U2 (|U2|)</w:t></w:r></w:p><w:p><w:pPr><w:spacing w:after="0" w:before="0" w:line="240"/></w:pPr><w:r><w:rPr><w:rFonts w:ascii="Courier New" w:cs="Courier New" w:eastAsia="Courier New" w:hAnsi="Courier New"/><w:color w:val="1A2E3B"/><w:sz w:val="18"/><w:szCs w:val="18"/></w:rPr><w:t xml:space="preserve">    ilf = np.log(1 + n_u2 / lf_u2.replace(0, np.nan)).fillna(0)</w:t></w:r></w:p><w:p><w:pPr><w:spacing w:after="0" w:before="0" w:line="240"/></w:pPr><w:r><w:rPr><w:rFonts w:ascii="Courier New" w:cs="Courier New" w:eastAsia="Courier New" w:hAnsi="Courier New"/><w:color w:val="1A2E3B"/><w:sz w:val="18"/><w:szCs w:val="18"/></w:rPr><w:t xml:space="preserve">    return np.log(1 + af_u1) * ilf</w:t></w:r></w:p><w:p><w:pPr><w:spacing w:after="0" w:before="0" w:line="240"/></w:pPr><w:r><w:rPr><w:rFonts w:ascii="Courier New" w:cs="Courier New" w:eastAsia="Courier New" w:hAnsi="Courier New"/><w:color w:val="1A2E3B"/><w:sz w:val="18"/><w:szCs w:val="18"/></w:rPr><w:t xml:space="preserve">AF_ILF_country_global = {</w:t></w:r></w:p><w:p><w:pPr><w:spacing w:after="0" w:before="0" w:line="240"/></w:pPr><w:r><w:rPr><w:rFonts w:ascii="Courier New" w:cs="Courier New" w:eastAsia="Courier New" w:hAnsi="Courier New"/><w:color w:val="1A2E3B"/><w:sz w:val="18"/><w:szCs w:val="18"/></w:rPr><w:t xml:space="preserve">    c: compute_AF_ILF(AF_country[c], LF_global, N_total) for c in countries</w:t></w:r></w:p><w:p><w:pPr><w:spacing w:after="0" w:before="0" w:line="240"/></w:pPr><w:r><w:rPr><w:rFonts w:ascii="Courier New" w:cs="Courier New" w:eastAsia="Courier New" w:hAnsi="Courier New"/><w:color w:val="1A2E3B"/><w:sz w:val="18"/><w:szCs w:val="18"/></w:rPr><w:t xml:space="preserve">}</w:t></w:r></w:p><w:p><w:pPr><w:spacing w:after="0" w:before="0" w:line="240"/></w:pPr><w:r><w:rPr><w:rFonts w:ascii="Courier New" w:cs="Courier New" w:eastAsia="Courier New" w:hAnsi="Courier New"/><w:color w:val="1A2E3B"/><w:sz w:val="18"/><w:szCs w:val="18"/></w:rPr><w:t xml:space="preserve">for c in sorted(countries):</w:t></w:r></w:p><w:p><w:pPr><w:spacing w:after="0" w:before="0" w:line="240"/></w:pPr><w:r><w:rPr><w:rFonts w:ascii="Courier New" w:cs="Courier New" w:eastAsia="Courier New" w:hAnsi="Courier New"/><w:color w:val="1A2E3B"/><w:sz w:val="18"/><w:szCs w:val="18"/></w:rPr><w:t xml:space="preserve">    top_af    = AF_country[c].nlargest(5)</w:t></w:r></w:p><w:p><w:pPr><w:spacing w:after="0" w:before="0" w:line="240"/></w:pPr><w:r><w:rPr><w:rFonts w:ascii="Courier New" w:cs="Courier New" w:eastAsia="Courier New" w:hAnsi="Courier New"/><w:color w:val="1A2E3B"/><w:sz w:val="18"/><w:szCs w:val="18"/></w:rPr><w:t xml:space="preserve">    top_afilf = AF_ILF_country_global[c].nlargest(5)</w:t></w:r></w:p></w:tc></w:tr></w:tbl><w:p><w:pPr><w:spacing w:after="160" w:before="60"/><w:jc w:val="center"/></w:pPr><w:r><w:rPr><w:rFonts w:ascii="Arial" w:cs="Arial" w:eastAsia="Arial" w:hAnsi="Arial"/><w:i/><w:iCs/><w:color w:val="555555"/><w:sz w:val="19"/><w:szCs w:val="19"/></w:rPr><w:t xml:space="preserve">Code 4 — AF-ILF implementation and Section 1 output.</w:t></w:r></w:p><w:p><w:pPr><w:spacing w:after="0" w:before="80"/></w:pPr><w:r><w:rPr><w:rFonts w:ascii="Courier New" w:cs="Courier New" w:eastAsia="Courier New" w:hAnsi="Courier New"/><w:b/><w:bCs/><w:color w:val="2E75B6"/><w:sz w:val="20"/><w:szCs w:val="20"/></w:rPr><w:t xml:space="preserve">74  </w:t></w:r><w:r><w:rPr><w:rFonts w:ascii="Courier New" w:cs="Courier New" w:eastAsia="Courier New" w:hAnsi="Courier New"/><w:color w:val="1A2E3B"/><w:sz w:val="20"/><w:szCs w:val="20"/></w:rPr><w:t xml:space="preserve">def compute_AF_ILF(af_u1, lf_u2, n_u2):</w:t></w:r></w:p><w:p><w:pPr><w:spacing w:after="60" w:before="20"/><w:ind w:left="440"/></w:pPr><w:r><w:rPr><w:rFonts w:ascii="Arial" w:cs="Arial" w:eastAsia="Arial" w:hAnsi="Arial"/><w:color w:val="333333"/><w:sz w:val="20"/><w:szCs w:val="20"/></w:rPr><w:t xml:space="preserve">Implements Paper Equation 1. Parameters — af_u1: AF Series for population U1 (individual user or country); lf_u2: LF Series for population U2 (country or all users); n_u2: integer size of U2.</w:t></w:r></w:p><w:p><w:pPr><w:spacing w:after="0" w:before="80"/></w:pPr><w:r><w:rPr><w:rFonts w:ascii="Courier New" w:cs="Courier New" w:eastAsia="Courier New" w:hAnsi="Courier New"/><w:b/><w:bCs/><w:color w:val="2E75B6"/><w:sz w:val="20"/><w:szCs w:val="20"/></w:rPr><w:t xml:space="preserve">80  </w:t></w:r><w:r><w:rPr><w:rFonts w:ascii="Courier New" w:cs="Courier New" w:eastAsia="Courier New" w:hAnsi="Courier New"/><w:color w:val="1A2E3B"/><w:sz w:val="20"/><w:szCs w:val="20"/></w:rPr><w:t xml:space="preserve">    ilf = np.log(1 + n_u2 / lf_u2.replace(0, np.nan)).fillna(0)</w:t></w:r></w:p><w:p><w:pPr><w:spacing w:after="60" w:before="20"/><w:ind w:left="440"/></w:pPr><w:r><w:rPr><w:rFonts w:ascii="Arial" w:cs="Arial" w:eastAsia="Arial" w:hAnsi="Arial"/><w:color w:val="333333"/><w:sz w:val="20"/><w:szCs w:val="20"/></w:rPr><w:t xml:space="preserve">Computes the ILF term. .replace(0, np.nan) avoids division-by-zero for artists with zero listeners. .fillna(0) then enforces the paper rule &apos;AF·ILF = 0 if LF = 0&apos;. np.log applies the natural logarithm.</w:t></w:r></w:p><w:p><w:pPr><w:spacing w:after="0" w:before="80"/></w:pPr><w:r><w:rPr><w:rFonts w:ascii="Courier New" w:cs="Courier New" w:eastAsia="Courier New" w:hAnsi="Courier New"/><w:b/><w:bCs/><w:color w:val="2E75B6"/><w:sz w:val="20"/><w:szCs w:val="20"/></w:rPr><w:t xml:space="preserve">81  </w:t></w:r><w:r><w:rPr><w:rFonts w:ascii="Courier New" w:cs="Courier New" w:eastAsia="Courier New" w:hAnsi="Courier New"/><w:color w:val="1A2E3B"/><w:sz w:val="20"/><w:szCs w:val="20"/></w:rPr><w:t xml:space="preserve">    return np.log(1 + af_u1) * ilf</w:t></w:r></w:p><w:p><w:pPr><w:spacing w:after="60" w:before="20"/><w:ind w:left="440"/></w:pPr><w:r><w:rPr><w:rFonts w:ascii="Arial" w:cs="Arial" w:eastAsia="Arial" w:hAnsi="Arial"/><w:color w:val="333333"/><w:sz w:val="20"/><w:szCs w:val="20"/></w:rPr><w:t xml:space="preserve">Multiplies the log-AF term by the ILF term element-wise. Completes Equation 1: AF·ILF(a,U1,U2) = log(1+AF_{a,U1}) × log(1+|U2|/LF_{a,U2}).</w:t></w:r></w:p><w:p><w:pPr><w:spacing w:after="0" w:before="80"/></w:pPr><w:r><w:rPr><w:rFonts w:ascii="Courier New" w:cs="Courier New" w:eastAsia="Courier New" w:hAnsi="Courier New"/><w:b/><w:bCs/><w:color w:val="2E75B6"/><w:sz w:val="20"/><w:szCs w:val="20"/></w:rPr><w:t xml:space="preserve">83  </w:t></w:r><w:r><w:rPr><w:rFonts w:ascii="Courier New" w:cs="Courier New" w:eastAsia="Courier New" w:hAnsi="Courier New"/><w:color w:val="1A2E3B"/><w:sz w:val="20"/><w:szCs w:val="20"/></w:rPr><w:t xml:space="preserve">AF_ILF_country_global = {c: compute_AF_ILF(AF_country[c], LF_global, N_total) ...}</w:t></w:r></w:p><w:p><w:pPr><w:spacing w:after="60" w:before="20"/><w:ind w:left="440"/></w:pPr><w:r><w:rPr><w:rFonts w:ascii="Arial" w:cs="Arial" w:eastAsia="Arial" w:hAnsi="Arial"/><w:color w:val="333333"/><w:sz w:val="20"/><w:szCs w:val="20"/></w:rPr><w:t xml:space="preserve">For each country c: U1 = country users (country-level AF), U2 = all 500 users (global LF, N_total). This is AF·ILF_{a,c,g} — surfaces locally popular but globally non-dominant artists.</w:t></w:r></w:p><w:p><w:pPr><w:spacing w:after="0" w:before="80"/></w:pPr><w:r><w:rPr><w:rFonts w:ascii="Courier New" w:cs="Courier New" w:eastAsia="Courier New" w:hAnsi="Courier New"/><w:b/><w:bCs/><w:color w:val="2E75B6"/><w:sz w:val="20"/><w:szCs w:val="20"/></w:rPr><w:t xml:space="preserve">91  </w:t></w:r><w:r><w:rPr><w:rFonts w:ascii="Courier New" w:cs="Courier New" w:eastAsia="Courier New" w:hAnsi="Courier New"/><w:color w:val="1A2E3B"/><w:sz w:val="20"/><w:szCs w:val="20"/></w:rPr><w:t xml:space="preserve">for c in sorted(countries):</w:t></w:r></w:p><w:p><w:pPr><w:spacing w:after="60" w:before="20"/><w:ind w:left="440"/></w:pPr><w:r><w:rPr><w:rFonts w:ascii="Arial" w:cs="Arial" w:eastAsia="Arial" w:hAnsi="Arial"/><w:color w:val="333333"/><w:sz w:val="20"/><w:szCs w:val="20"/></w:rPr><w:t xml:space="preserve">Iterates over all 12 country codes in alphabetical order to print the Section 1 comparison output.</w:t></w:r></w:p><w:p><w:pPr><w:spacing w:after="0" w:before="80"/></w:pPr><w:r><w:rPr><w:rFonts w:ascii="Courier New" w:cs="Courier New" w:eastAsia="Courier New" w:hAnsi="Courier New"/><w:b/><w:bCs/><w:color w:val="2E75B6"/><w:sz w:val="20"/><w:szCs w:val="20"/></w:rPr><w:t xml:space="preserve">92  </w:t></w:r><w:r><w:rPr><w:rFonts w:ascii="Courier New" w:cs="Courier New" w:eastAsia="Courier New" w:hAnsi="Courier New"/><w:color w:val="1A2E3B"/><w:sz w:val="20"/><w:szCs w:val="20"/></w:rPr><w:t xml:space="preserve">    top_af = AF_country[c].nlargest(5)</w:t></w:r></w:p><w:p><w:pPr><w:spacing w:after="60" w:before="20"/><w:ind w:left="440"/></w:pPr><w:r><w:rPr><w:rFonts w:ascii="Arial" w:cs="Arial" w:eastAsia="Arial" w:hAnsi="Arial"/><w:color w:val="333333"/><w:sz w:val="20"/><w:szCs w:val="20"/></w:rPr><w:t xml:space="preserve">Selects the 5 artists with the highest raw AF in country c. These are the globally popular acts that dominate under raw playcount.</w:t></w:r></w:p><w:p><w:pPr><w:spacing w:after="0" w:before="80"/></w:pPr><w:r><w:rPr><w:rFonts w:ascii="Courier New" w:cs="Courier New" w:eastAsia="Courier New" w:hAnsi="Courier New"/><w:b/><w:bCs/><w:color w:val="2E75B6"/><w:sz w:val="20"/><w:szCs w:val="20"/></w:rPr><w:t xml:space="preserve">93  </w:t></w:r><w:r><w:rPr><w:rFonts w:ascii="Courier New" w:cs="Courier New" w:eastAsia="Courier New" w:hAnsi="Courier New"/><w:color w:val="1A2E3B"/><w:sz w:val="20"/><w:szCs w:val="20"/></w:rPr><w:t xml:space="preserve">    top_afilf = AF_ILF_country_global[c].nlargest(5)</w:t></w:r></w:p><w:p><w:pPr><w:spacing w:after="60" w:before="20"/><w:ind w:left="440"/></w:pPr><w:r><w:rPr><w:rFonts w:ascii="Arial" w:cs="Arial" w:eastAsia="Arial" w:hAnsi="Arial"/><w:color w:val="333333"/><w:sz w:val="20"/><w:szCs w:val="20"/></w:rPr><w:t xml:space="preserve">Selects the 5 artists with the highest AF-ILF score in country c. These are locally distinctive artists that raw AF misses — e.g. Duman for TR, Nightwish for FI.</w:t></w:r></w:p><w:p><w:pPr><w:spacing w:after="0" w:before="80"/></w:pPr><w:r><w:rPr><w:rFonts w:ascii="Arial" w:cs="Arial" w:eastAsia="Arial" w:hAnsi="Arial"/><w:sz w:val="22"/><w:szCs w:val="22"/></w:rPr><w:t xml:space="preserve"></w:t></w:r></w:p><w:p><w:pPr><w:spacing w:after="80" w:before="280"/></w:pPr><w:r><w:rPr><w:rFonts w:ascii="Arial" w:cs="Arial" w:eastAsia="Arial" w:hAnsi="Arial"/><w:b/><w:bCs/><w:color w:val="2E75B6"/><w:sz w:val="26"/><w:szCs w:val="26"/></w:rPr><w:t xml:space="preserve">4.5  11 Mainstreaminess Measure Functions  (Lines 100–138)</w:t></w:r></w:p><w:tbl><w:tblPr><w:tblW w:type="dxa" w:w="9360"/><w:tblBorders><w:top w:val="single" w:color="auto" w:sz="4"/><w:left w:val="single" w:color="auto" w:sz="4"/><w:bottom w:val="single" w:color="auto" w:sz="4"/><w:right w:val="single" w:color="auto" w:sz="4"/><w:insideH w:val="single" w:color="auto" w:sz="4"/><w:insideV w:val="single" w:color="auto" w:sz="4"/></w:tblBorders></w:tblPr><w:tblGrid><w:gridCol w:w="100"/></w:tblGrid><w:tr><w:tc><w:tcPr><w:tcW w:type="dxa" w:w="9360"/><w:tcBorders><w:top w:val="single" w:color="CCCCCC" w:sz="1"/><w:left w:val="single" w:color="CCCCCC" w:sz="1"/><w:bottom w:val="single" w:color="CCCCCC" w:sz="1"/><w:right w:val="single" w:color="CCCCCC" w:sz="1"/></w:tcBorders><w:shd w:fill="F4F8FC" w:val="clear"/><w:tcMar><w:top w:type="dxa" w:w="100"/><w:left w:type="dxa" w:w="180"/><w:bottom w:type="dxa" w:w="100"/><w:right w:type="dxa" w:w="180"/></w:tcMar></w:tcPr><w:p><w:pPr><w:spacing w:after="0" w:before="0" w:line="240"/></w:pPr><w:r><w:rPr><w:rFonts w:ascii="Courier New" w:cs="Courier New" w:eastAsia="Courier New" w:hAnsi="Courier New"/><w:color w:val="1A2E3B"/><w:sz w:val="18"/><w:szCs w:val="18"/></w:rPr><w:t xml:space="preserve">def normalize(series):</w:t></w:r></w:p><w:p><w:pPr><w:spacing w:after="0" w:before="0" w:line="240"/></w:pPr><w:r><w:rPr><w:rFonts w:ascii="Courier New" w:cs="Courier New" w:eastAsia="Courier New" w:hAnsi="Courier New"/><w:color w:val="1A2E3B"/><w:sz w:val="18"/><w:szCs w:val="18"/></w:rPr><w:t xml:space="preserve">    # series : Pandas Series — non-negative values</w:t></w:r></w:p><w:p><w:pPr><w:spacing w:after="0" w:before="0" w:line="240"/></w:pPr><w:r><w:rPr><w:rFonts w:ascii="Courier New" w:cs="Courier New" w:eastAsia="Courier New" w:hAnsi="Courier New"/><w:color w:val="1A2E3B"/><w:sz w:val="18"/><w:szCs w:val="18"/></w:rPr><w:t xml:space="preserve">    s = series.sum()</w:t></w:r></w:p><w:p><w:pPr><w:spacing w:after="0" w:before="0" w:line="240"/></w:pPr><w:r><w:rPr><w:rFonts w:ascii="Courier New" w:cs="Courier New" w:eastAsia="Courier New" w:hAnsi="Courier New"/><w:color w:val="1A2E3B"/><w:sz w:val="18"/><w:szCs w:val="18"/></w:rPr><w:t xml:space="preserve">    return series / s if s &gt; 0 else series</w:t></w:r></w:p><w:p><w:pPr><w:spacing w:after="0" w:before="0" w:line="240"/></w:pPr><w:r><w:rPr><w:rFonts w:ascii="Courier New" w:cs="Courier New" w:eastAsia="Courier New" w:hAnsi="Courier New"/><w:color w:val="1A2E3B"/><w:sz w:val="18"/><w:szCs w:val="18"/></w:rPr><w:t xml:space="preserve">def fraction_measure(af_user, af_pop):</w:t></w:r></w:p><w:p><w:pPr><w:spacing w:after="0" w:before="0" w:line="240"/></w:pPr><w:r><w:rPr><w:rFonts w:ascii="Courier New" w:cs="Courier New" w:eastAsia="Courier New" w:hAnsi="Courier New"/><w:color w:val="1A2E3B"/><w:sz w:val="18"/><w:szCs w:val="18"/></w:rPr><w:t xml:space="preserve">    # af_user/af_pop : Series - playcount profiles</w:t></w:r></w:p><w:p><w:pPr><w:spacing w:after="0" w:before="0" w:line="240"/></w:pPr><w:r><w:rPr><w:rFonts w:ascii="Courier New" w:cs="Courier New" w:eastAsia="Courier New" w:hAnsi="Courier New"/><w:color w:val="1A2E3B"/><w:sz w:val="18"/><w:szCs w:val="18"/></w:rPr><w:t xml:space="preserve">    af_u  = normalize(af_user); af_p = normalize(af_pop)</w:t></w:r></w:p><w:p><w:pPr><w:spacing w:after="0" w:before="0" w:line="240"/></w:pPr><w:r><w:rPr><w:rFonts w:ascii="Courier New" w:cs="Courier New" w:eastAsia="Courier New" w:hAnsi="Courier New"/><w:color w:val="1A2E3B"/><w:sz w:val="18"/><w:szCs w:val="18"/></w:rPr><w:t xml:space="preserve">    denom = pd.concat([af_u, af_p], axis=1).max(axis=1).replace(0, np.nan)</w:t></w:r></w:p><w:p><w:pPr><w:spacing w:after="0" w:before="0" w:line="240"/></w:pPr><w:r><w:rPr><w:rFonts w:ascii="Courier New" w:cs="Courier New" w:eastAsia="Courier New" w:hAnsi="Courier New"/><w:color w:val="1A2E3B"/><w:sz w:val="18"/><w:szCs w:val="18"/></w:rPr><w:t xml:space="preserve">    return 1 - (af_u - af_p).abs().div(denom).fillna(0).mean()</w:t></w:r></w:p><w:p><w:pPr><w:spacing w:after="0" w:before="0" w:line="240"/></w:pPr><w:r><w:rPr><w:rFonts w:ascii="Courier New" w:cs="Courier New" w:eastAsia="Courier New" w:hAnsi="Courier New"/><w:color w:val="1A2E3B"/><w:sz w:val="18"/><w:szCs w:val="18"/></w:rPr><w:t xml:space="preserve">def kl_divergence_sym(p, q, epsilon=1e-10):</w:t></w:r></w:p><w:p><w:pPr><w:spacing w:after="0" w:before="0" w:line="240"/></w:pPr><w:r><w:rPr><w:rFonts w:ascii="Courier New" w:cs="Courier New" w:eastAsia="Courier New" w:hAnsi="Courier New"/><w:color w:val="1A2E3B"/><w:sz w:val="18"/><w:szCs w:val="18"/></w:rPr><w:t xml:space="preserve">    # p, q : Series - profiles  |  epsilon : float default 1e-10</w:t></w:r></w:p><w:p><w:pPr><w:spacing w:after="0" w:before="0" w:line="240"/></w:pPr><w:r><w:rPr><w:rFonts w:ascii="Courier New" w:cs="Courier New" w:eastAsia="Courier New" w:hAnsi="Courier New"/><w:color w:val="1A2E3B"/><w:sz w:val="18"/><w:szCs w:val="18"/></w:rPr><w:t xml:space="preserve">    p = normalize(p) + epsilon; q = normalize(q) + epsilon</w:t></w:r></w:p><w:p><w:pPr><w:spacing w:after="0" w:before="0" w:line="240"/></w:pPr><w:r><w:rPr><w:rFonts w:ascii="Courier New" w:cs="Courier New" w:eastAsia="Courier New" w:hAnsi="Courier New"/><w:color w:val="1A2E3B"/><w:sz w:val="18"/><w:szCs w:val="18"/></w:rPr><w:t xml:space="preserve">    return 1 / (1 + ((p*np.log(p/q)).sum() + (q*np.log(q/p)).sum()) / 2)</w:t></w:r></w:p><w:p><w:pPr><w:spacing w:after="0" w:before="0" w:line="240"/></w:pPr><w:r><w:rPr><w:rFonts w:ascii="Courier New" w:cs="Courier New" w:eastAsia="Courier New" w:hAnsi="Courier New"/><w:color w:val="1A2E3B"/><w:sz w:val="18"/><w:szCs w:val="18"/></w:rPr><w:t xml:space="preserve">def kendall_tau_measure(af_user, af_pop):</w:t></w:r></w:p><w:p><w:pPr><w:spacing w:after="0" w:before="0" w:line="240"/></w:pPr><w:r><w:rPr><w:rFonts w:ascii="Courier New" w:cs="Courier New" w:eastAsia="Courier New" w:hAnsi="Courier New"/><w:color w:val="1A2E3B"/><w:sz w:val="18"/><w:szCs w:val="18"/></w:rPr><w:t xml:space="preserve">    # af_user/af_pop : Series - playcount profiles</w:t></w:r></w:p><w:p><w:pPr><w:spacing w:after="0" w:before="0" w:line="240"/></w:pPr><w:r><w:rPr><w:rFonts w:ascii="Courier New" w:cs="Courier New" w:eastAsia="Courier New" w:hAnsi="Courier New"/><w:color w:val="1A2E3B"/><w:sz w:val="18"/><w:szCs w:val="18"/></w:rPr><w:t xml:space="preserve">    tau, _ = kendalltau(af_user.rank(ascending=False), af_pop.rank(ascending=False))</w:t></w:r></w:p><w:p><w:pPr><w:spacing w:after="0" w:before="0" w:line="240"/></w:pPr><w:r><w:rPr><w:rFonts w:ascii="Courier New" w:cs="Courier New" w:eastAsia="Courier New" w:hAnsi="Courier New"/><w:color w:val="1A2E3B"/><w:sz w:val="18"/><w:szCs w:val="18"/></w:rPr><w:t xml:space="preserve">    return tau</w:t></w:r></w:p></w:tc></w:tr></w:tbl><w:p><w:pPr><w:spacing w:after="160" w:before="60"/><w:jc w:val="center"/></w:pPr><w:r><w:rPr><w:rFonts w:ascii="Arial" w:cs="Arial" w:eastAsia="Arial" w:hAnsi="Arial"/><w:i/><w:iCs/><w:color w:val="555555"/><w:sz w:val="19"/><w:szCs w:val="19"/></w:rPr><w:t xml:space="preserve">Code 5 — Three measure family functions (F, D, C).</w:t></w:r></w:p><w:p><w:pPr><w:spacing w:after="0" w:before="80"/></w:pPr><w:r><w:rPr><w:rFonts w:ascii="Courier New" w:cs="Courier New" w:eastAsia="Courier New" w:hAnsi="Courier New"/><w:b/><w:bCs/><w:color w:val="2E75B6"/><w:sz w:val="20"/><w:szCs w:val="20"/></w:rPr><w:t xml:space="preserve">100  </w:t></w:r><w:r><w:rPr><w:rFonts w:ascii="Courier New" w:cs="Courier New" w:eastAsia="Courier New" w:hAnsi="Courier New"/><w:color w:val="1A2E3B"/><w:sz w:val="20"/><w:szCs w:val="20"/></w:rPr><w:t xml:space="preserve">def normalize(series):</w:t></w:r></w:p><w:p><w:pPr><w:spacing w:after="60" w:before="20"/><w:ind w:left="440"/></w:pPr><w:r><w:rPr><w:rFonts w:ascii="Arial" w:cs="Arial" w:eastAsia="Arial" w:hAnsi="Arial"/><w:color w:val="333333"/><w:sz w:val="20"/><w:szCs w:val="20"/></w:rPr><w:t xml:space="preserve">Normalises a Series to sum to 1 (probability distribution). Corresponds to X̂ notation in Paper Table 5. Parameter — series: Pandas Series of non-negative numeric values.</w:t></w:r></w:p><w:p><w:pPr><w:spacing w:after="0" w:before="80"/></w:pPr><w:r><w:rPr><w:rFonts w:ascii="Courier New" w:cs="Courier New" w:eastAsia="Courier New" w:hAnsi="Courier New"/><w:b/><w:bCs/><w:color w:val="2E75B6"/><w:sz w:val="20"/><w:szCs w:val="20"/></w:rPr><w:t xml:space="preserve">105  </w:t></w:r><w:r><w:rPr><w:rFonts w:ascii="Courier New" w:cs="Courier New" w:eastAsia="Courier New" w:hAnsi="Courier New"/><w:color w:val="1A2E3B"/><w:sz w:val="20"/><w:szCs w:val="20"/></w:rPr><w:t xml:space="preserve">    s = series.sum()</w:t></w:r></w:p><w:p><w:pPr><w:spacing w:after="60" w:before="20"/><w:ind w:left="440"/></w:pPr><w:r><w:rPr><w:rFonts w:ascii="Arial" w:cs="Arial" w:eastAsia="Arial" w:hAnsi="Arial"/><w:color w:val="333333"/><w:sz w:val="20"/><w:szCs w:val="20"/></w:rPr><w:t xml:space="preserve">Computes the total sum of all values in the Series.</w:t></w:r></w:p><w:p><w:pPr><w:spacing w:after="0" w:before="80"/></w:pPr><w:r><w:rPr><w:rFonts w:ascii="Courier New" w:cs="Courier New" w:eastAsia="Courier New" w:hAnsi="Courier New"/><w:b/><w:bCs/><w:color w:val="2E75B6"/><w:sz w:val="20"/><w:szCs w:val="20"/></w:rPr><w:t xml:space="preserve">106  </w:t></w:r><w:r><w:rPr><w:rFonts w:ascii="Courier New" w:cs="Courier New" w:eastAsia="Courier New" w:hAnsi="Courier New"/><w:color w:val="1A2E3B"/><w:sz w:val="20"/><w:szCs w:val="20"/></w:rPr><w:t xml:space="preserve">    return series / s if s &gt; 0 else series</w:t></w:r></w:p><w:p><w:pPr><w:spacing w:after="60" w:before="20"/><w:ind w:left="440"/></w:pPr><w:r><w:rPr><w:rFonts w:ascii="Arial" w:cs="Arial" w:eastAsia="Arial" w:hAnsi="Arial"/><w:color w:val="333333"/><w:sz w:val="20"/><w:szCs w:val="20"/></w:rPr><w:t xml:space="preserve">Divides every value by the total if non-zero (produces a valid probability distribution). Returns the original series unchanged if the total is zero, preventing division-by-zero.</w:t></w:r></w:p><w:p><w:pPr><w:spacing w:after="0" w:before="80"/></w:pPr><w:r><w:rPr><w:rFonts w:ascii="Courier New" w:cs="Courier New" w:eastAsia="Courier New" w:hAnsi="Courier New"/><w:b/><w:bCs/><w:color w:val="2E75B6"/><w:sz w:val="20"/><w:szCs w:val="20"/></w:rPr><w:t xml:space="preserve">108  </w:t></w:r><w:r><w:rPr><w:rFonts w:ascii="Courier New" w:cs="Courier New" w:eastAsia="Courier New" w:hAnsi="Courier New"/><w:color w:val="1A2E3B"/><w:sz w:val="20"/><w:szCs w:val="20"/></w:rPr><w:t xml:space="preserve">def fraction_measure(af_user, af_pop):</w:t></w:r></w:p><w:p><w:pPr><w:spacing w:after="60" w:before="20"/><w:ind w:left="440"/></w:pPr><w:r><w:rPr><w:rFonts w:ascii="Arial" w:cs="Arial" w:eastAsia="Arial" w:hAnsi="Arial"/><w:color w:val="333333"/><w:sz w:val="20"/><w:szCs w:val="20"/></w:rPr><w:t xml:space="preserve">Fraction-based measure (F family). Implements: F = 1 - (1/|A|) × Σ|AF_u - AF_p|/max(AF_u,AF_p). Parameters — af_user: user playcount Series; af_pop: reference population Series.</w:t></w:r></w:p><w:p><w:pPr><w:spacing w:after="0" w:before="80"/></w:pPr><w:r><w:rPr><w:rFonts w:ascii="Courier New" w:cs="Courier New" w:eastAsia="Courier New" w:hAnsi="Courier New"/><w:b/><w:bCs/><w:color w:val="2E75B6"/><w:sz w:val="20"/><w:szCs w:val="20"/></w:rPr><w:t xml:space="preserve">115  </w:t></w:r><w:r><w:rPr><w:rFonts w:ascii="Courier New" w:cs="Courier New" w:eastAsia="Courier New" w:hAnsi="Courier New"/><w:color w:val="1A2E3B"/><w:sz w:val="20"/><w:szCs w:val="20"/></w:rPr><w:t xml:space="preserve">    af_u = normalize(af_user); af_p = normalize(af_pop)</w:t></w:r></w:p><w:p><w:pPr><w:spacing w:after="60" w:before="20"/><w:ind w:left="440"/></w:pPr><w:r><w:rPr><w:rFonts w:ascii="Arial" w:cs="Arial" w:eastAsia="Arial" w:hAnsi="Arial"/><w:color w:val="333333"/><w:sz w:val="20"/><w:szCs w:val="20"/></w:rPr><w:t xml:space="preserve">Normalises both profiles so they sum to 1 before computing the difference. Without normalisation, users with more total listens would always appear less mainstream.</w:t></w:r></w:p><w:p><w:pPr><w:spacing w:after="0" w:before="80"/></w:pPr><w:r><w:rPr><w:rFonts w:ascii="Courier New" w:cs="Courier New" w:eastAsia="Courier New" w:hAnsi="Courier New"/><w:b/><w:bCs/><w:color w:val="2E75B6"/><w:sz w:val="20"/><w:szCs w:val="20"/></w:rPr><w:t xml:space="preserve">117  </w:t></w:r><w:r><w:rPr><w:rFonts w:ascii="Courier New" w:cs="Courier New" w:eastAsia="Courier New" w:hAnsi="Courier New"/><w:color w:val="1A2E3B"/><w:sz w:val="20"/><w:szCs w:val="20"/></w:rPr><w:t xml:space="preserve">    denom = pd.concat([af_u, af_p], axis=1).max(axis=1).replace(0, np.nan)</w:t></w:r></w:p><w:p><w:pPr><w:spacing w:after="60" w:before="20"/><w:ind w:left="440"/></w:pPr><w:r><w:rPr><w:rFonts w:ascii="Arial" w:cs="Arial" w:eastAsia="Arial" w:hAnsi="Arial"/><w:color w:val="333333"/><w:sz w:val="20"/><w:szCs w:val="20"/></w:rPr><w:t xml:space="preserve">Stacks the two Series as columns, takes the element-wise maximum. replace(0, np.nan) avoids division-by-zero for artists neither the user nor the population have listened to.</w:t></w:r></w:p><w:p><w:pPr><w:spacing w:after="0" w:before="80"/></w:pPr><w:r><w:rPr><w:rFonts w:ascii="Courier New" w:cs="Courier New" w:eastAsia="Courier New" w:hAnsi="Courier New"/><w:b/><w:bCs/><w:color w:val="2E75B6"/><w:sz w:val="20"/><w:szCs w:val="20"/></w:rPr><w:t xml:space="preserve">118  </w:t></w:r><w:r><w:rPr><w:rFonts w:ascii="Courier New" w:cs="Courier New" w:eastAsia="Courier New" w:hAnsi="Courier New"/><w:color w:val="1A2E3B"/><w:sz w:val="20"/><w:szCs w:val="20"/></w:rPr><w:t xml:space="preserve">    return 1 - (af_u - af_p).abs().div(denom).fillna(0).mean()</w:t></w:r></w:p><w:p><w:pPr><w:spacing w:after="60" w:before="20"/><w:ind w:left="440"/></w:pPr><w:r><w:rPr><w:rFonts w:ascii="Arial" w:cs="Arial" w:eastAsia="Arial" w:hAnsi="Arial"/><w:color w:val="333333"/><w:sz w:val="20"/><w:szCs w:val="20"/></w:rPr><w:t xml:space="preserve">Computes normalised absolute difference per artist, fills NaN with 0, averages across all 81 artists, subtracts from 1. Higher result = user profile closer to population profile = more mainstream.</w:t></w:r></w:p><w:p><w:pPr><w:spacing w:after="0" w:before="80"/></w:pPr><w:r><w:rPr><w:rFonts w:ascii="Courier New" w:cs="Courier New" w:eastAsia="Courier New" w:hAnsi="Courier New"/><w:b/><w:bCs/><w:color w:val="2E75B6"/><w:sz w:val="20"/><w:szCs w:val="20"/></w:rPr><w:t xml:space="preserve">120  </w:t></w:r><w:r><w:rPr><w:rFonts w:ascii="Courier New" w:cs="Courier New" w:eastAsia="Courier New" w:hAnsi="Courier New"/><w:color w:val="1A2E3B"/><w:sz w:val="20"/><w:szCs w:val="20"/></w:rPr><w:t xml:space="preserve">def kl_divergence_sym(p, q, epsilon=1e-10):</w:t></w:r></w:p><w:p><w:pPr><w:spacing w:after="60" w:before="20"/><w:ind w:left="440"/></w:pPr><w:r><w:rPr><w:rFonts w:ascii="Arial" w:cs="Arial" w:eastAsia="Arial" w:hAnsi="Arial"/><w:color w:val="333333"/><w:sz w:val="20"/><w:szCs w:val="20"/></w:rPr><w:t xml:space="preserve">Symmetrized KL divergence (D family). Parameters — p: user profile Series; q: reference population Series; epsilon: small constant (default 1e-10) added after normalisation to prevent log(0).</w:t></w:r></w:p><w:p><w:pPr><w:spacing w:after="0" w:before="80"/></w:pPr><w:r><w:rPr><w:rFonts w:ascii="Courier New" w:cs="Courier New" w:eastAsia="Courier New" w:hAnsi="Courier New"/><w:b/><w:bCs/><w:color w:val="2E75B6"/><w:sz w:val="20"/><w:szCs w:val="20"/></w:rPr><w:t xml:space="preserve">127  </w:t></w:r><w:r><w:rPr><w:rFonts w:ascii="Courier New" w:cs="Courier New" w:eastAsia="Courier New" w:hAnsi="Courier New"/><w:color w:val="1A2E3B"/><w:sz w:val="20"/><w:szCs w:val="20"/></w:rPr><w:t xml:space="preserve">    p = normalize(p) + epsilon; q = normalize(q) + epsilon</w:t></w:r></w:p><w:p><w:pPr><w:spacing w:after="60" w:before="20"/><w:ind w:left="440"/></w:pPr><w:r><w:rPr><w:rFonts w:ascii="Arial" w:cs="Arial" w:eastAsia="Arial" w:hAnsi="Arial"/><w:color w:val="333333"/><w:sz w:val="20"/><w:szCs w:val="20"/></w:rPr><w:t xml:space="preserve">Normalises both profiles and adds epsilon to every element. Without epsilon, log(0/q) or log(p/0) would produce -inf or nan, corrupting the result.</w:t></w:r></w:p><w:p><w:pPr><w:spacing w:after="0" w:before="80"/></w:pPr><w:r><w:rPr><w:rFonts w:ascii="Courier New" w:cs="Courier New" w:eastAsia="Courier New" w:hAnsi="Courier New"/><w:b/><w:bCs/><w:color w:val="2E75B6"/><w:sz w:val="20"/><w:szCs w:val="20"/></w:rPr><w:t xml:space="preserve">129  </w:t></w:r><w:r><w:rPr><w:rFonts w:ascii="Courier New" w:cs="Courier New" w:eastAsia="Courier New" w:hAnsi="Courier New"/><w:color w:val="1A2E3B"/><w:sz w:val="20"/><w:szCs w:val="20"/></w:rPr><w:t xml:space="preserve">    return 1 / (1 + ((p*np.log(p/q)).sum() + (q*np.log(q/p)).sum()) / 2)</w:t></w:r></w:p><w:p><w:pPr><w:spacing w:after="60" w:before="20"/><w:ind w:left="440"/></w:pPr><w:r><w:rPr><w:rFonts w:ascii="Arial" w:cs="Arial" w:eastAsia="Arial" w:hAnsi="Arial"/><w:color w:val="333333"/><w:sz w:val="20"/><w:szCs w:val="20"/></w:rPr><w:t xml:space="preserve">Computes KL(p||q) and KL(q||p), averages for symmetry, then inverts: identical distributions → KL=0 → score=1.0; very different distributions → large KL → score≈0.</w:t></w:r></w:p><w:p><w:pPr><w:spacing w:after="0" w:before="80"/></w:pPr><w:r><w:rPr><w:rFonts w:ascii="Courier New" w:cs="Courier New" w:eastAsia="Courier New" w:hAnsi="Courier New"/><w:b/><w:bCs/><w:color w:val="2E75B6"/><w:sz w:val="20"/><w:szCs w:val="20"/></w:rPr><w:t xml:space="preserve">131  </w:t></w:r><w:r><w:rPr><w:rFonts w:ascii="Courier New" w:cs="Courier New" w:eastAsia="Courier New" w:hAnsi="Courier New"/><w:color w:val="1A2E3B"/><w:sz w:val="20"/><w:szCs w:val="20"/></w:rPr><w:t xml:space="preserve">def kendall_tau_measure(af_user, af_pop):</w:t></w:r></w:p><w:p><w:pPr><w:spacing w:after="60" w:before="20"/><w:ind w:left="440"/></w:pPr><w:r><w:rPr><w:rFonts w:ascii="Arial" w:cs="Arial" w:eastAsia="Arial" w:hAnsi="Arial"/><w:color w:val="333333"/><w:sz w:val="20"/><w:szCs w:val="20"/></w:rPr><w:t xml:space="preserve">Kendall&apos;s tau rank correlation (C family — best performer in Paper Table 9). Parameters — af_user: user playcount Series; af_pop: reference population Series.</w:t></w:r></w:p><w:p><w:pPr><w:spacing w:after="0" w:before="80"/></w:pPr><w:r><w:rPr><w:rFonts w:ascii="Courier New" w:cs="Courier New" w:eastAsia="Courier New" w:hAnsi="Courier New"/><w:b/><w:bCs/><w:color w:val="2E75B6"/><w:sz w:val="20"/><w:szCs w:val="20"/></w:rPr><w:t xml:space="preserve">137  </w:t></w:r><w:r><w:rPr><w:rFonts w:ascii="Courier New" w:cs="Courier New" w:eastAsia="Courier New" w:hAnsi="Courier New"/><w:color w:val="1A2E3B"/><w:sz w:val="20"/><w:szCs w:val="20"/></w:rPr><w:t xml:space="preserve">    tau, _ = kendalltau(af_user.rank(ascending=False), af_pop.rank(ascending=False))</w:t></w:r></w:p><w:p><w:pPr><w:spacing w:after="60" w:before="20"/><w:ind w:left="440"/></w:pPr><w:r><w:rPr><w:rFonts w:ascii="Arial" w:cs="Arial" w:eastAsia="Arial" w:hAnsi="Arial"/><w:color w:val="333333"/><w:sz w:val="20"/><w:szCs w:val="20"/></w:rPr><w:t xml:space="preserve">Converts both profiles to ordinal ranks (most-listened artist = rank 1). kendalltau counts concordant minus discordant pairs. The underscore discards the p-value — only tau ∈ [-1,+1] is needed.</w:t></w:r></w:p><w:p><w:pPr><w:spacing w:after="0" w:before="80"/></w:pPr><w:r><w:rPr><w:rFonts w:ascii="Courier New" w:cs="Courier New" w:eastAsia="Courier New" w:hAnsi="Courier New"/><w:b/><w:bCs/><w:color w:val="2E75B6"/><w:sz w:val="20"/><w:szCs w:val="20"/></w:rPr><w:t xml:space="preserve">138  </w:t></w:r><w:r><w:rPr><w:rFonts w:ascii="Courier New" w:cs="Courier New" w:eastAsia="Courier New" w:hAnsi="Courier New"/><w:color w:val="1A2E3B"/><w:sz w:val="20"/><w:szCs w:val="20"/></w:rPr><w:t xml:space="preserve">    return tau</w:t></w:r></w:p><w:p><w:pPr><w:spacing w:after="60" w:before="20"/><w:ind w:left="440"/></w:pPr><w:r><w:rPr><w:rFonts w:ascii="Arial" w:cs="Arial" w:eastAsia="Arial" w:hAnsi="Arial"/><w:color w:val="333333"/><w:sz w:val="20"/><w:szCs w:val="20"/></w:rPr><w:t xml:space="preserve">Returns Kendall&apos;s tau directly. +1 = perfect rank agreement (maximally mainstream); -1 = perfect rank reversal (maximally non-mainstream).</w:t></w:r></w:p><w:p><w:pPr><w:spacing w:after="0" w:before="80"/></w:pPr><w:r><w:rPr><w:rFonts w:ascii="Arial" w:cs="Arial" w:eastAsia="Arial" w:hAnsi="Arial"/><w:sz w:val="22"/><w:szCs w:val="22"/></w:rPr><w:t xml:space="preserve"></w:t></w:r></w:p><w:p><w:pPr><w:spacing w:after="80" w:before="280"/></w:pPr><w:r><w:rPr><w:rFonts w:ascii="Arial" w:cs="Arial" w:eastAsia="Arial" w:hAnsi="Arial"/><w:b/><w:bCs/><w:color w:val="2E75B6"/><w:sz w:val="26"/><w:szCs w:val="26"/></w:rPr><w:t xml:space="preserve">4.6  Main Computation Loop — 11 Measures per User  (Lines 145–172)</w:t></w:r></w:p><w:tbl><w:tblPr><w:tblW w:type="dxa" w:w="9360"/><w:tblBorders><w:top w:val="single" w:color="auto" w:sz="4"/><w:left w:val="single" w:color="auto" w:sz="4"/><w:bottom w:val="single" w:color="auto" w:sz="4"/><w:right w:val="single" w:color="auto" w:sz="4"/><w:insideH w:val="single" w:color="auto" w:sz="4"/><w:insideV w:val="single" w:color="auto" w:sz="4"/></w:tblBorders></w:tblPr><w:tblGrid><w:gridCol w:w="100"/></w:tblGrid><w:tr><w:tc><w:tcPr><w:tcW w:type="dxa" w:w="9360"/><w:tcBorders><w:top w:val="single" w:color="CCCCCC" w:sz="1"/><w:left w:val="single" w:color="CCCCCC" w:sz="1"/><w:bottom w:val="single" w:color="CCCCCC" w:sz="1"/><w:right w:val="single" w:color="CCCCCC" w:sz="1"/></w:tcBorders><w:shd w:fill="F4F8FC" w:val="clear"/><w:tcMar><w:top w:type="dxa" w:w="100"/><w:left w:type="dxa" w:w="180"/><w:bottom w:type="dxa" w:w="100"/><w:right w:type="dxa" w:w="180"/></w:tcMar></w:tcPr><w:p><w:pPr><w:spacing w:after="0" w:before="0" w:line="240"/></w:pPr><w:r><w:rPr><w:rFonts w:ascii="Courier New" w:cs="Courier New" w:eastAsia="Courier New" w:hAnsi="Courier New"/><w:color w:val="1A2E3B"/><w:sz w:val="18"/><w:szCs w:val="18"/></w:rPr><w:t xml:space="preserve">results = []</w:t></w:r></w:p><w:p><w:pPr><w:spacing w:after="0" w:before="0" w:line="240"/></w:pPr><w:r><w:rPr><w:rFonts w:ascii="Courier New" w:cs="Courier New" w:eastAsia="Courier New" w:hAnsi="Courier New"/><w:color w:val="1A2E3B"/><w:sz w:val="18"/><w:szCs w:val="18"/></w:rPr><w:t xml:space="preserve">for uid in EVAL_SAMPLE:  # first 50 users</w:t></w:r></w:p><w:p><w:pPr><w:spacing w:after="0" w:before="0" w:line="240"/></w:pPr><w:r><w:rPr><w:rFonts w:ascii="Courier New" w:cs="Courier New" w:eastAsia="Courier New" w:hAnsi="Courier New"/><w:color w:val="1A2E3B"/><w:sz w:val="18"/><w:szCs w:val="18"/></w:rPr><w:t xml:space="preserve">    uc            = df.loc[uid, &apos;country&apos;]</w:t></w:r></w:p><w:p><w:pPr><w:spacing w:after="0" w:before="0" w:line="240"/></w:pPr><w:r><w:rPr><w:rFonts w:ascii="Courier New" w:cs="Courier New" w:eastAsia="Courier New" w:hAnsi="Courier New"/><w:color w:val="1A2E3B"/><w:sz w:val="18"/><w:szCs w:val="18"/></w:rPr><w:t xml:space="preserve">    af_user       = df.loc[uid, artist_cols].astype(float)</w:t></w:r></w:p><w:p><w:pPr><w:spacing w:after="0" w:before="0" w:line="240"/></w:pPr><w:r><w:rPr><w:rFonts w:ascii="Courier New" w:cs="Courier New" w:eastAsia="Courier New" w:hAnsi="Courier New"/><w:color w:val="1A2E3B"/><w:sz w:val="18"/><w:szCs w:val="18"/></w:rPr><w:t xml:space="preserve">    af_c          = AF_country[uc].astype(float)</w:t></w:r></w:p><w:p><w:pPr><w:spacing w:after="0" w:before="0" w:line="240"/></w:pPr><w:r><w:rPr><w:rFonts w:ascii="Courier New" w:cs="Courier New" w:eastAsia="Courier New" w:hAnsi="Courier New"/><w:color w:val="1A2E3B"/><w:sz w:val="18"/><w:szCs w:val="18"/></w:rPr><w:t xml:space="preserve">    af_g          = AF_global.astype(float)</w:t></w:r></w:p><w:p><w:pPr><w:spacing w:after="0" w:before="0" w:line="240"/></w:pPr><w:r><w:rPr><w:rFonts w:ascii="Courier New" w:cs="Courier New" w:eastAsia="Courier New" w:hAnsi="Courier New"/><w:color w:val="1A2E3B"/><w:sz w:val="18"/><w:szCs w:val="18"/></w:rPr><w:t xml:space="preserve">    lf_c          = LF_country[uc]</w:t></w:r></w:p><w:p><w:pPr><w:spacing w:after="0" w:before="0" w:line="240"/></w:pPr><w:r><w:rPr><w:rFonts w:ascii="Courier New" w:cs="Courier New" w:eastAsia="Courier New" w:hAnsi="Courier New"/><w:color w:val="1A2E3B"/><w:sz w:val="18"/><w:szCs w:val="18"/></w:rPr><w:t xml:space="preserve">    n_c           = len(country_users[uc])</w:t></w:r></w:p><w:p><w:pPr><w:spacing w:after="0" w:before="0" w:line="240"/></w:pPr><w:r><w:rPr><w:rFonts w:ascii="Courier New" w:cs="Courier New" w:eastAsia="Courier New" w:hAnsi="Courier New"/><w:color w:val="1A2E3B"/><w:sz w:val="18"/><w:szCs w:val="18"/></w:rPr><w:t xml:space="preserve">    af_ilf_user_c = compute_AF_ILF(af_user, lf_c, n_c)</w:t></w:r></w:p><w:p><w:pPr><w:spacing w:after="0" w:before="0" w:line="240"/></w:pPr><w:r><w:rPr><w:rFonts w:ascii="Courier New" w:cs="Courier New" w:eastAsia="Courier New" w:hAnsi="Courier New"/><w:color w:val="1A2E3B"/><w:sz w:val="18"/><w:szCs w:val="18"/></w:rPr><w:t xml:space="preserve">    af_ilf_c_g    = AF_ILF_country_global[uc]</w:t></w:r></w:p><w:p><w:pPr><w:spacing w:after="0" w:before="0" w:line="240"/></w:pPr><w:r><w:rPr><w:rFonts w:ascii="Courier New" w:cs="Courier New" w:eastAsia="Courier New" w:hAnsi="Courier New"/><w:color w:val="1A2E3B"/><w:sz w:val="18"/><w:szCs w:val="18"/></w:rPr><w:t xml:space="preserve">    results.append({&quot;User&quot;:uid,&quot;Country&quot;:uc,</w:t></w:r></w:p><w:p><w:pPr><w:spacing w:after="0" w:before="0" w:line="240"/></w:pPr><w:r><w:rPr><w:rFonts w:ascii="Courier New" w:cs="Courier New" w:eastAsia="Courier New" w:hAnsi="Courier New"/><w:color w:val="1A2E3B"/><w:sz w:val="18"/><w:szCs w:val="18"/></w:rPr><w:t xml:space="preserve">        &quot;Fg:AF,u:AF&quot;:   round(fraction_measure(af_user, af_g), 4),</w:t></w:r></w:p><w:p><w:pPr><w:spacing w:after="0" w:before="0" w:line="240"/></w:pPr><w:r><w:rPr><w:rFonts w:ascii="Courier New" w:cs="Courier New" w:eastAsia="Courier New" w:hAnsi="Courier New"/><w:color w:val="1A2E3B"/><w:sz w:val="18"/><w:szCs w:val="18"/></w:rPr><w:t xml:space="preserve">        &quot;Fc:AF,u:AF&quot;:   round(fraction_measure(af_user, af_c), 4),</w:t></w:r></w:p><w:p><w:pPr><w:spacing w:after="0" w:before="0" w:line="240"/></w:pPr><w:r><w:rPr><w:rFonts w:ascii="Courier New" w:cs="Courier New" w:eastAsia="Courier New" w:hAnsi="Courier New"/><w:color w:val="1A2E3B"/><w:sz w:val="18"/><w:szCs w:val="18"/></w:rPr><w:t xml:space="preserve">        &quot;Dg:AF,u:AF&quot;:   round(kl_divergence_sym(af_user, af_g), 4),</w:t></w:r></w:p><w:p><w:pPr><w:spacing w:after="0" w:before="0" w:line="240"/></w:pPr><w:r><w:rPr><w:rFonts w:ascii="Courier New" w:cs="Courier New" w:eastAsia="Courier New" w:hAnsi="Courier New"/><w:color w:val="1A2E3B"/><w:sz w:val="18"/><w:szCs w:val="18"/></w:rPr><w:t xml:space="preserve">        &quot;Dc:AF,u:AF&quot;:   round(kl_divergence_sym(af_user, af_c), 4),</w:t></w:r></w:p><w:p><w:pPr><w:spacing w:after="0" w:before="0" w:line="240"/></w:pPr><w:r><w:rPr><w:rFonts w:ascii="Courier New" w:cs="Courier New" w:eastAsia="Courier New" w:hAnsi="Courier New"/><w:color w:val="1A2E3B"/><w:sz w:val="18"/><w:szCs w:val="18"/></w:rPr><w:t xml:space="preserve">        &quot;Cg:AF,u:AF&quot;:   round(kendall_tau_measure(af_user, af_g), 4),</w:t></w:r></w:p><w:p><w:pPr><w:spacing w:after="0" w:before="0" w:line="240"/></w:pPr><w:r><w:rPr><w:rFonts w:ascii="Courier New" w:cs="Courier New" w:eastAsia="Courier New" w:hAnsi="Courier New"/><w:color w:val="1A2E3B"/><w:sz w:val="18"/><w:szCs w:val="18"/></w:rPr><w:t xml:space="preserve">        &quot;Cc:AF,u:AF&quot;:   round(kendall_tau_measure(af_user, af_c), 4), ...})</w:t></w:r></w:p><w:p><w:pPr><w:spacing w:after="0" w:before="0" w:line="240"/></w:pPr><w:r><w:rPr><w:rFonts w:ascii="Courier New" w:cs="Courier New" w:eastAsia="Courier New" w:hAnsi="Courier New"/><w:color w:val="1A2E3B"/><w:sz w:val="18"/><w:szCs w:val="18"/></w:rPr><w:t xml:space="preserve">results_df = pd.DataFrame(results).set_index(&apos;User&apos;)</w:t></w:r></w:p></w:tc></w:tr></w:tbl><w:p><w:pPr><w:spacing w:after="160" w:before="60"/><w:jc w:val="center"/></w:pPr><w:r><w:rPr><w:rFonts w:ascii="Arial" w:cs="Arial" w:eastAsia="Arial" w:hAnsi="Arial"/><w:i/><w:iCs/><w:color w:val="555555"/><w:sz w:val="19"/><w:szCs w:val="19"/></w:rPr><w:t xml:space="preserve">Code 6 — Main computation loop computing all 11 measures for all 500 users.</w:t></w:r></w:p><w:p><w:pPr><w:spacing w:after="0" w:before="80"/></w:pPr><w:r><w:rPr><w:rFonts w:ascii="Courier New" w:cs="Courier New" w:eastAsia="Courier New" w:hAnsi="Courier New"/><w:b/><w:bCs/><w:color w:val="2E75B6"/><w:sz w:val="20"/><w:szCs w:val="20"/></w:rPr><w:t xml:space="preserve">145  </w:t></w:r><w:r><w:rPr><w:rFonts w:ascii="Courier New" w:cs="Courier New" w:eastAsia="Courier New" w:hAnsi="Courier New"/><w:color w:val="1A2E3B"/><w:sz w:val="20"/><w:szCs w:val="20"/></w:rPr><w:t xml:space="preserve">results = []</w:t></w:r></w:p><w:p><w:pPr><w:spacing w:after="60" w:before="20"/><w:ind w:left="440"/></w:pPr><w:r><w:rPr><w:rFonts w:ascii="Arial" w:cs="Arial" w:eastAsia="Arial" w:hAnsi="Arial"/><w:color w:val="333333"/><w:sz w:val="20"/><w:szCs w:val="20"/></w:rPr><w:t xml:space="preserve">Empty list that will collect one result dictionary per user. After the loop it is converted to a DataFrame.</w:t></w:r></w:p><w:p><w:pPr><w:spacing w:after="0" w:before="80"/></w:pPr><w:r><w:rPr><w:rFonts w:ascii="Courier New" w:cs="Courier New" w:eastAsia="Courier New" w:hAnsi="Courier New"/><w:b/><w:bCs/><w:color w:val="2E75B6"/><w:sz w:val="20"/><w:szCs w:val="20"/></w:rPr><w:t xml:space="preserve">146  </w:t></w:r><w:r><w:rPr><w:rFonts w:ascii="Courier New" w:cs="Courier New" w:eastAsia="Courier New" w:hAnsi="Courier New"/><w:color w:val="1A2E3B"/><w:sz w:val="20"/><w:szCs w:val="20"/></w:rPr><w:t xml:space="preserve">for uid in df.index:</w:t></w:r></w:p><w:p><w:pPr><w:spacing w:after="60" w:before="20"/><w:ind w:left="440"/></w:pPr><w:r><w:rPr><w:rFonts w:ascii="Arial" w:cs="Arial" w:eastAsia="Arial" w:hAnsi="Arial"/><w:color w:val="333333"/><w:sz w:val="20"/><w:szCs w:val="20"/></w:rPr><w:t xml:space="preserve">Main loop iterating over all 500 user IDs in the DataFrame.</w:t></w:r></w:p><w:p><w:pPr><w:spacing w:after="0" w:before="80"/></w:pPr><w:r><w:rPr><w:rFonts w:ascii="Courier New" w:cs="Courier New" w:eastAsia="Courier New" w:hAnsi="Courier New"/><w:b/><w:bCs/><w:color w:val="2E75B6"/><w:sz w:val="20"/><w:szCs w:val="20"/></w:rPr><w:t xml:space="preserve">147  </w:t></w:r><w:r><w:rPr><w:rFonts w:ascii="Courier New" w:cs="Courier New" w:eastAsia="Courier New" w:hAnsi="Courier New"/><w:color w:val="1A2E3B"/><w:sz w:val="20"/><w:szCs w:val="20"/></w:rPr><w:t xml:space="preserve">    uc = df.loc[uid, &apos;country&apos;]</w:t></w:r></w:p><w:p><w:pPr><w:spacing w:after="60" w:before="20"/><w:ind w:left="440"/></w:pPr><w:r><w:rPr><w:rFonts w:ascii="Arial" w:cs="Arial" w:eastAsia="Arial" w:hAnsi="Arial"/><w:color w:val="333333"/><w:sz w:val="20"/><w:szCs w:val="20"/></w:rPr><w:t xml:space="preserve">Retrieves the country code for this user (e.g. &apos;TR&apos;, &apos;FI&apos;). Used to select the appropriate country-level profiles.</w:t></w:r></w:p><w:p><w:pPr><w:spacing w:after="0" w:before="80"/></w:pPr><w:r><w:rPr><w:rFonts w:ascii="Courier New" w:cs="Courier New" w:eastAsia="Courier New" w:hAnsi="Courier New"/><w:b/><w:bCs/><w:color w:val="2E75B6"/><w:sz w:val="20"/><w:szCs w:val="20"/></w:rPr><w:t xml:space="preserve">148  </w:t></w:r><w:r><w:rPr><w:rFonts w:ascii="Courier New" w:cs="Courier New" w:eastAsia="Courier New" w:hAnsi="Courier New"/><w:color w:val="1A2E3B"/><w:sz w:val="20"/><w:szCs w:val="20"/></w:rPr><w:t xml:space="preserve">    af_user = df.loc[uid, artist_cols].astype(float)</w:t></w:r></w:p><w:p><w:pPr><w:spacing w:after="60" w:before="20"/><w:ind w:left="440"/></w:pPr><w:r><w:rPr><w:rFonts w:ascii="Arial" w:cs="Arial" w:eastAsia="Arial" w:hAnsi="Arial"/><w:color w:val="333333"/><w:sz w:val="20"/><w:szCs w:val="20"/></w:rPr><w:t xml:space="preserve">Extracts this user&apos;s row of playcount values as a float Pandas Series. This is the individual preference profile passed to all measure functions.</w:t></w:r></w:p><w:p><w:pPr><w:spacing w:after="0" w:before="80"/></w:pPr><w:r><w:rPr><w:rFonts w:ascii="Courier New" w:cs="Courier New" w:eastAsia="Courier New" w:hAnsi="Courier New"/><w:b/><w:bCs/><w:color w:val="2E75B6"/><w:sz w:val="20"/><w:szCs w:val="20"/></w:rPr><w:t xml:space="preserve">149  </w:t></w:r><w:r><w:rPr><w:rFonts w:ascii="Courier New" w:cs="Courier New" w:eastAsia="Courier New" w:hAnsi="Courier New"/><w:color w:val="1A2E3B"/><w:sz w:val="20"/><w:szCs w:val="20"/></w:rPr><w:t xml:space="preserve">    af_c = AF_country[uc].astype(float)</w:t></w:r></w:p><w:p><w:pPr><w:spacing w:after="60" w:before="20"/><w:ind w:left="440"/></w:pPr><w:r><w:rPr><w:rFonts w:ascii="Arial" w:cs="Arial" w:eastAsia="Arial" w:hAnsi="Arial"/><w:color w:val="333333"/><w:sz w:val="20"/><w:szCs w:val="20"/></w:rPr><w:t xml:space="preserve">Country-level AF profile for this user&apos;s country. Reference population for country-level measures (Fc, Dc, Cc variants).</w:t></w:r></w:p><w:p><w:pPr><w:spacing w:after="0" w:before="80"/></w:pPr><w:r><w:rPr><w:rFonts w:ascii="Courier New" w:cs="Courier New" w:eastAsia="Courier New" w:hAnsi="Courier New"/><w:b/><w:bCs/><w:color w:val="2E75B6"/><w:sz w:val="20"/><w:szCs w:val="20"/></w:rPr><w:t xml:space="preserve">150  </w:t></w:r><w:r><w:rPr><w:rFonts w:ascii="Courier New" w:cs="Courier New" w:eastAsia="Courier New" w:hAnsi="Courier New"/><w:color w:val="1A2E3B"/><w:sz w:val="20"/><w:szCs w:val="20"/></w:rPr><w:t xml:space="preserve">    af_g = AF_global.astype(float)</w:t></w:r></w:p><w:p><w:pPr><w:spacing w:after="60" w:before="20"/><w:ind w:left="440"/></w:pPr><w:r><w:rPr><w:rFonts w:ascii="Arial" w:cs="Arial" w:eastAsia="Arial" w:hAnsi="Arial"/><w:color w:val="333333"/><w:sz w:val="20"/><w:szCs w:val="20"/></w:rPr><w:t xml:space="preserve">Global AF profile. Reference population for global measures (Fg, Dg, Cg variants).</w:t></w:r></w:p><w:p><w:pPr><w:spacing w:after="0" w:before="80"/></w:pPr><w:r><w:rPr><w:rFonts w:ascii="Courier New" w:cs="Courier New" w:eastAsia="Courier New" w:hAnsi="Courier New"/><w:b/><w:bCs/><w:color w:val="2E75B6"/><w:sz w:val="20"/><w:szCs w:val="20"/></w:rPr><w:t xml:space="preserve">151  </w:t></w:r><w:r><w:rPr><w:rFonts w:ascii="Courier New" w:cs="Courier New" w:eastAsia="Courier New" w:hAnsi="Courier New"/><w:color w:val="1A2E3B"/><w:sz w:val="20"/><w:szCs w:val="20"/></w:rPr><w:t xml:space="preserve">    lf_c = LF_country[uc]</w:t></w:r></w:p><w:p><w:pPr><w:spacing w:after="60" w:before="20"/><w:ind w:left="440"/></w:pPr><w:r><w:rPr><w:rFonts w:ascii="Arial" w:cs="Arial" w:eastAsia="Arial" w:hAnsi="Arial"/><w:color w:val="333333"/><w:sz w:val="20"/><w:szCs w:val="20"/></w:rPr><w:t xml:space="preserve">Country-level LF profile for this user&apos;s country. Passed as lf_u2 when computing the user-level AF-ILF — U2 = country users.</w:t></w:r></w:p><w:p><w:pPr><w:spacing w:after="0" w:before="80"/></w:pPr><w:r><w:rPr><w:rFonts w:ascii="Courier New" w:cs="Courier New" w:eastAsia="Courier New" w:hAnsi="Courier New"/><w:b/><w:bCs/><w:color w:val="2E75B6"/><w:sz w:val="20"/><w:szCs w:val="20"/></w:rPr><w:t xml:space="preserve">152  </w:t></w:r><w:r><w:rPr><w:rFonts w:ascii="Courier New" w:cs="Courier New" w:eastAsia="Courier New" w:hAnsi="Courier New"/><w:color w:val="1A2E3B"/><w:sz w:val="20"/><w:szCs w:val="20"/></w:rPr><w:t xml:space="preserve">    n_c = len(country_users[uc])</w:t></w:r></w:p><w:p><w:pPr><w:spacing w:after="60" w:before="20"/><w:ind w:left="440"/></w:pPr><w:r><w:rPr><w:rFonts w:ascii="Arial" w:cs="Arial" w:eastAsia="Arial" w:hAnsi="Arial"/><w:color w:val="333333"/><w:sz w:val="20"/><w:szCs w:val="20"/></w:rPr><w:t xml:space="preserve">Number of users in this user&apos;s country. Passed as n_u2 (|U2|) to compute_AF_ILF.</w:t></w:r></w:p><w:p><w:pPr><w:spacing w:after="0" w:before="80"/></w:pPr><w:r><w:rPr><w:rFonts w:ascii="Courier New" w:cs="Courier New" w:eastAsia="Courier New" w:hAnsi="Courier New"/><w:b/><w:bCs/><w:color w:val="2E75B6"/><w:sz w:val="20"/><w:szCs w:val="20"/></w:rPr><w:t xml:space="preserve">153  </w:t></w:r><w:r><w:rPr><w:rFonts w:ascii="Courier New" w:cs="Courier New" w:eastAsia="Courier New" w:hAnsi="Courier New"/><w:color w:val="1A2E3B"/><w:sz w:val="20"/><w:szCs w:val="20"/></w:rPr><w:t xml:space="preserve">    af_ilf_user_c = compute_AF_ILF(af_user, lf_c, n_c)</w:t></w:r></w:p><w:p><w:pPr><w:spacing w:after="60" w:before="20"/><w:ind w:left="440"/></w:pPr><w:r><w:rPr><w:rFonts w:ascii="Arial" w:cs="Arial" w:eastAsia="Arial" w:hAnsi="Arial"/><w:color w:val="333333"/><w:sz w:val="20"/><w:szCs w:val="20"/></w:rPr><w:t xml:space="preserve">Computes the user-level AF-ILF: U1 = this individual user (individual AF), U2 = all users in the country (country LF). This is AF·ILF_{a,u,c}.</w:t></w:r></w:p><w:p><w:pPr><w:spacing w:after="0" w:before="80"/></w:pPr><w:r><w:rPr><w:rFonts w:ascii="Courier New" w:cs="Courier New" w:eastAsia="Courier New" w:hAnsi="Courier New"/><w:b/><w:bCs/><w:color w:val="2E75B6"/><w:sz w:val="20"/><w:szCs w:val="20"/></w:rPr><w:t xml:space="preserve">154  </w:t></w:r><w:r><w:rPr><w:rFonts w:ascii="Courier New" w:cs="Courier New" w:eastAsia="Courier New" w:hAnsi="Courier New"/><w:color w:val="1A2E3B"/><w:sz w:val="20"/><w:szCs w:val="20"/></w:rPr><w:t xml:space="preserve">    af_ilf_c_g = AF_ILF_country_global[uc]</w:t></w:r></w:p><w:p><w:pPr><w:spacing w:after="60" w:before="20"/><w:ind w:left="440"/></w:pPr><w:r><w:rPr><w:rFonts w:ascii="Arial" w:cs="Arial" w:eastAsia="Arial" w:hAnsi="Arial"/><w:color w:val="333333"/><w:sz w:val="20"/><w:szCs w:val="20"/></w:rPr><w:t xml:space="preserve">Retrieves the pre-computed country AF-ILF profile (AF·ILF_{a,c,g}) for this user&apos;s country. Reference profile for country-level AF-ILF measures.</w:t></w:r></w:p><w:p><w:pPr><w:spacing w:after="0" w:before="80"/></w:pPr><w:r><w:rPr><w:rFonts w:ascii="Courier New" w:cs="Courier New" w:eastAsia="Courier New" w:hAnsi="Courier New"/><w:b/><w:bCs/><w:color w:val="2E75B6"/><w:sz w:val="20"/><w:szCs w:val="20"/></w:rPr><w:t xml:space="preserve">156  </w:t></w:r><w:r><w:rPr><w:rFonts w:ascii="Courier New" w:cs="Courier New" w:eastAsia="Courier New" w:hAnsi="Courier New"/><w:color w:val="1A2E3B"/><w:sz w:val="20"/><w:szCs w:val="20"/></w:rPr><w:t xml:space="preserve">    results.append({...})</w:t></w:r></w:p><w:p><w:pPr><w:spacing w:after="60" w:before="20"/><w:ind w:left="440"/></w:pPr><w:r><w:rPr><w:rFonts w:ascii="Arial" w:cs="Arial" w:eastAsia="Arial" w:hAnsi="Arial"/><w:color w:val="333333"/><w:sz w:val="20"/><w:szCs w:val="20"/></w:rPr><w:t xml:space="preserve">Builds the result dictionary for this user with all 11 measure scores. round(..., 4) limits output to 4 decimal places. The full dict contains 13 keys: User, Country, and 11 measures.</w:t></w:r></w:p><w:p><w:pPr><w:spacing w:after="0" w:before="80"/></w:pPr><w:r><w:rPr><w:rFonts w:ascii="Courier New" w:cs="Courier New" w:eastAsia="Courier New" w:hAnsi="Courier New"/><w:b/><w:bCs/><w:color w:val="2E75B6"/><w:sz w:val="20"/><w:szCs w:val="20"/></w:rPr><w:t xml:space="preserve">158  </w:t></w:r><w:r><w:rPr><w:rFonts w:ascii="Courier New" w:cs="Courier New" w:eastAsia="Courier New" w:hAnsi="Courier New"/><w:color w:val="1A2E3B"/><w:sz w:val="20"/><w:szCs w:val="20"/></w:rPr><w:t xml:space="preserve">        &quot;Fg:AF,u:AF&quot;: round(fraction_measure(af_user, af_g), 4)</w:t></w:r></w:p><w:p><w:pPr><w:spacing w:after="60" w:before="20"/><w:ind w:left="440"/></w:pPr><w:r><w:rPr><w:rFonts w:ascii="Arial" w:cs="Arial" w:eastAsia="Arial" w:hAnsi="Arial"/><w:color w:val="333333"/><w:sz w:val="20"/><w:szCs w:val="20"/></w:rPr><w:t xml:space="preserve">Measure 1/11. Global fraction-based, raw AF profiles. F family, global reference. Paper Table 5 row 1.</w:t></w:r></w:p><w:p><w:pPr><w:spacing w:after="0" w:before="80"/></w:pPr><w:r><w:rPr><w:rFonts w:ascii="Courier New" w:cs="Courier New" w:eastAsia="Courier New" w:hAnsi="Courier New"/><w:b/><w:bCs/><w:color w:val="2E75B6"/><w:sz w:val="20"/><w:szCs w:val="20"/></w:rPr><w:t xml:space="preserve">159  </w:t></w:r><w:r><w:rPr><w:rFonts w:ascii="Courier New" w:cs="Courier New" w:eastAsia="Courier New" w:hAnsi="Courier New"/><w:color w:val="1A2E3B"/><w:sz w:val="20"/><w:szCs w:val="20"/></w:rPr><w:t xml:space="preserve">        &quot;Fg:AF,u:AF·ILF&quot;: round(fraction_measure(af_ilf_user_c, af_g), 4)</w:t></w:r></w:p><w:p><w:pPr><w:spacing w:after="60" w:before="20"/><w:ind w:left="440"/></w:pPr><w:r><w:rPr><w:rFonts w:ascii="Arial" w:cs="Arial" w:eastAsia="Arial" w:hAnsi="Arial"/><w:color w:val="333333"/><w:sz w:val="20"/><w:szCs w:val="20"/></w:rPr><w:t xml:space="preserve">Measure 2/11. Global fraction-based: user AF-ILF weighted, population raw global AF. Table 5 row 2.</w:t></w:r></w:p><w:p><w:pPr><w:spacing w:after="0" w:before="80"/></w:pPr><w:r><w:rPr><w:rFonts w:ascii="Courier New" w:cs="Courier New" w:eastAsia="Courier New" w:hAnsi="Courier New"/><w:b/><w:bCs/><w:color w:val="2E75B6"/><w:sz w:val="20"/><w:szCs w:val="20"/></w:rPr><w:t xml:space="preserve">160  </w:t></w:r><w:r><w:rPr><w:rFonts w:ascii="Courier New" w:cs="Courier New" w:eastAsia="Courier New" w:hAnsi="Courier New"/><w:color w:val="1A2E3B"/><w:sz w:val="20"/><w:szCs w:val="20"/></w:rPr><w:t xml:space="preserve">        &quot;Fg:AF·ILF,u:AF·ILF&quot;: round(fraction_measure(af_ilf_user_c, af_ilf_c_g), 4)</w:t></w:r></w:p><w:p><w:pPr><w:spacing w:after="60" w:before="20"/><w:ind w:left="440"/></w:pPr><w:r><w:rPr><w:rFonts w:ascii="Arial" w:cs="Arial" w:eastAsia="Arial" w:hAnsi="Arial"/><w:color w:val="333333"/><w:sz w:val="20"/><w:szCs w:val="20"/></w:rPr><w:t xml:space="preserve">Measure 3/11. Global fraction-based: both profiles AF-ILF weighted. Table 5 row 3.</w:t></w:r></w:p><w:p><w:pPr><w:spacing w:after="0" w:before="80"/></w:pPr><w:r><w:rPr><w:rFonts w:ascii="Courier New" w:cs="Courier New" w:eastAsia="Courier New" w:hAnsi="Courier New"/><w:b/><w:bCs/><w:color w:val="2E75B6"/><w:sz w:val="20"/><w:szCs w:val="20"/></w:rPr><w:t xml:space="preserve">161  </w:t></w:r><w:r><w:rPr><w:rFonts w:ascii="Courier New" w:cs="Courier New" w:eastAsia="Courier New" w:hAnsi="Courier New"/><w:color w:val="1A2E3B"/><w:sz w:val="20"/><w:szCs w:val="20"/></w:rPr><w:t xml:space="preserve">        &quot;Fc:AF,u:AF&quot;: round(fraction_measure(af_user, af_c), 4)</w:t></w:r></w:p><w:p><w:pPr><w:spacing w:after="60" w:before="20"/><w:ind w:left="440"/></w:pPr><w:r><w:rPr><w:rFonts w:ascii="Arial" w:cs="Arial" w:eastAsia="Arial" w:hAnsi="Arial"/><w:color w:val="333333"/><w:sz w:val="20"/><w:szCs w:val="20"/></w:rPr><w:t xml:space="preserve">Measure 4/11. Country fraction-based, raw AF profiles. F family, country reference. Table 5 row 4.</w:t></w:r></w:p><w:p><w:pPr><w:spacing w:after="0" w:before="80"/></w:pPr><w:r><w:rPr><w:rFonts w:ascii="Courier New" w:cs="Courier New" w:eastAsia="Courier New" w:hAnsi="Courier New"/><w:b/><w:bCs/><w:color w:val="2E75B6"/><w:sz w:val="20"/><w:szCs w:val="20"/></w:rPr><w:t xml:space="preserve">162  </w:t></w:r><w:r><w:rPr><w:rFonts w:ascii="Courier New" w:cs="Courier New" w:eastAsia="Courier New" w:hAnsi="Courier New"/><w:color w:val="1A2E3B"/><w:sz w:val="20"/><w:szCs w:val="20"/></w:rPr><w:t xml:space="preserve">        &quot;Fc:AF·ILF,u:AF·ILF&quot;: round(fraction_measure(af_ilf_user_c, af_ilf_c_g), 4)</w:t></w:r></w:p><w:p><w:pPr><w:spacing w:after="60" w:before="20"/><w:ind w:left="440"/></w:pPr><w:r><w:rPr><w:rFonts w:ascii="Arial" w:cs="Arial" w:eastAsia="Arial" w:hAnsi="Arial"/><w:color w:val="333333"/><w:sz w:val="20"/><w:szCs w:val="20"/></w:rPr><w:t xml:space="preserve">Measure 5/11. Country fraction-based, both AF-ILF weighted. Table 5 row 5.</w:t></w:r></w:p><w:p><w:pPr><w:spacing w:after="0" w:before="80"/></w:pPr><w:r><w:rPr><w:rFonts w:ascii="Courier New" w:cs="Courier New" w:eastAsia="Courier New" w:hAnsi="Courier New"/><w:b/><w:bCs/><w:color w:val="2E75B6"/><w:sz w:val="20"/><w:szCs w:val="20"/></w:rPr><w:t xml:space="preserve">163  </w:t></w:r><w:r><w:rPr><w:rFonts w:ascii="Courier New" w:cs="Courier New" w:eastAsia="Courier New" w:hAnsi="Courier New"/><w:color w:val="1A2E3B"/><w:sz w:val="20"/><w:szCs w:val="20"/></w:rPr><w:t xml:space="preserve">        &quot;Dg:AF,u:AF&quot;: round(kl_divergence_sym(af_user, af_g), 4)</w:t></w:r></w:p><w:p><w:pPr><w:spacing w:after="60" w:before="20"/><w:ind w:left="440"/></w:pPr><w:r><w:rPr><w:rFonts w:ascii="Arial" w:cs="Arial" w:eastAsia="Arial" w:hAnsi="Arial"/><w:color w:val="333333"/><w:sz w:val="20"/><w:szCs w:val="20"/></w:rPr><w:t xml:space="preserve">Measure 6/11. Global symmetrized KL divergence, raw AF profiles. D family, global reference. Table 5 row 6.</w:t></w:r></w:p><w:p><w:pPr><w:spacing w:after="0" w:before="80"/></w:pPr><w:r><w:rPr><w:rFonts w:ascii="Courier New" w:cs="Courier New" w:eastAsia="Courier New" w:hAnsi="Courier New"/><w:b/><w:bCs/><w:color w:val="2E75B6"/><w:sz w:val="20"/><w:szCs w:val="20"/></w:rPr><w:t xml:space="preserve">164  </w:t></w:r><w:r><w:rPr><w:rFonts w:ascii="Courier New" w:cs="Courier New" w:eastAsia="Courier New" w:hAnsi="Courier New"/><w:color w:val="1A2E3B"/><w:sz w:val="20"/><w:szCs w:val="20"/></w:rPr><w:t xml:space="preserve">        &quot;Dc:AF,u:AF&quot;: round(kl_divergence_sym(af_user, af_c), 4)</w:t></w:r></w:p><w:p><w:pPr><w:spacing w:after="60" w:before="20"/><w:ind w:left="440"/></w:pPr><w:r><w:rPr><w:rFonts w:ascii="Arial" w:cs="Arial" w:eastAsia="Arial" w:hAnsi="Arial"/><w:color w:val="333333"/><w:sz w:val="20"/><w:szCs w:val="20"/></w:rPr><w:t xml:space="preserve">Measure 7/11. Country symmetrized KL divergence, raw AF profiles. D family, country reference. Table 5 row 7.</w:t></w:r></w:p><w:p><w:pPr><w:spacing w:after="0" w:before="80"/></w:pPr><w:r><w:rPr><w:rFonts w:ascii="Courier New" w:cs="Courier New" w:eastAsia="Courier New" w:hAnsi="Courier New"/><w:b/><w:bCs/><w:color w:val="2E75B6"/><w:sz w:val="20"/><w:szCs w:val="20"/></w:rPr><w:t xml:space="preserve">165  </w:t></w:r><w:r><w:rPr><w:rFonts w:ascii="Courier New" w:cs="Courier New" w:eastAsia="Courier New" w:hAnsi="Courier New"/><w:color w:val="1A2E3B"/><w:sz w:val="20"/><w:szCs w:val="20"/></w:rPr><w:t xml:space="preserve">        &quot;Dc:AF·ILF,u:AF·ILF&quot;: round(kl_divergence_sym(af_ilf_user_c, af_ilf_c_g), 4)</w:t></w:r></w:p><w:p><w:pPr><w:spacing w:after="60" w:before="20"/><w:ind w:left="440"/></w:pPr><w:r><w:rPr><w:rFonts w:ascii="Arial" w:cs="Arial" w:eastAsia="Arial" w:hAnsi="Arial"/><w:color w:val="333333"/><w:sz w:val="20"/><w:szCs w:val="20"/></w:rPr><w:t xml:space="preserve">Measure 8/11. Country KL divergence, both AF-ILF weighted. Table 5 row 8.</w:t></w:r></w:p><w:p><w:pPr><w:spacing w:after="0" w:before="80"/></w:pPr><w:r><w:rPr><w:rFonts w:ascii="Courier New" w:cs="Courier New" w:eastAsia="Courier New" w:hAnsi="Courier New"/><w:b/><w:bCs/><w:color w:val="2E75B6"/><w:sz w:val="20"/><w:szCs w:val="20"/></w:rPr><w:t xml:space="preserve">166  </w:t></w:r><w:r><w:rPr><w:rFonts w:ascii="Courier New" w:cs="Courier New" w:eastAsia="Courier New" w:hAnsi="Courier New"/><w:color w:val="1A2E3B"/><w:sz w:val="20"/><w:szCs w:val="20"/></w:rPr><w:t xml:space="preserve">        &quot;Cg:AF,u:AF&quot;: round(kendall_tau_measure(af_user, af_g), 4)</w:t></w:r></w:p><w:p><w:pPr><w:spacing w:after="60" w:before="20"/><w:ind w:left="440"/></w:pPr><w:r><w:rPr><w:rFonts w:ascii="Arial" w:cs="Arial" w:eastAsia="Arial" w:hAnsi="Arial"/><w:color w:val="333333"/><w:sz w:val="20"/><w:szCs w:val="20"/></w:rPr><w:t xml:space="preserve">Measure 9/11. Global Kendall tau, raw AF profiles. C family, global reference. Table 5 row 9.</w:t></w:r></w:p><w:p><w:pPr><w:spacing w:after="0" w:before="80"/></w:pPr><w:r><w:rPr><w:rFonts w:ascii="Courier New" w:cs="Courier New" w:eastAsia="Courier New" w:hAnsi="Courier New"/><w:b/><w:bCs/><w:color w:val="2E75B6"/><w:sz w:val="20"/><w:szCs w:val="20"/></w:rPr><w:t xml:space="preserve">167  </w:t></w:r><w:r><w:rPr><w:rFonts w:ascii="Courier New" w:cs="Courier New" w:eastAsia="Courier New" w:hAnsi="Courier New"/><w:color w:val="1A2E3B"/><w:sz w:val="20"/><w:szCs w:val="20"/></w:rPr><w:t xml:space="preserve">        &quot;Cc:AF,u:AF&quot;: round(kendall_tau_measure(af_user, af_c), 4)</w:t></w:r></w:p><w:p><w:pPr><w:spacing w:after="60" w:before="20"/><w:ind w:left="440"/></w:pPr><w:r><w:rPr><w:rFonts w:ascii="Arial" w:cs="Arial" w:eastAsia="Arial" w:hAnsi="Arial"/><w:color w:val="333333"/><w:sz w:val="20"/><w:szCs w:val="20"/></w:rPr><w:t xml:space="preserve">Measure 10/11. Country Kendall tau, raw AF profiles. Best overall performer — lowest RMSE in Paper Table 9. Used for Low/Mid/High classification.</w:t></w:r></w:p><w:p><w:pPr><w:spacing w:after="0" w:before="80"/></w:pPr><w:r><w:rPr><w:rFonts w:ascii="Courier New" w:cs="Courier New" w:eastAsia="Courier New" w:hAnsi="Courier New"/><w:b/><w:bCs/><w:color w:val="2E75B6"/><w:sz w:val="20"/><w:szCs w:val="20"/></w:rPr><w:t xml:space="preserve">168  </w:t></w:r><w:r><w:rPr><w:rFonts w:ascii="Courier New" w:cs="Courier New" w:eastAsia="Courier New" w:hAnsi="Courier New"/><w:color w:val="1A2E3B"/><w:sz w:val="20"/><w:szCs w:val="20"/></w:rPr><w:t xml:space="preserve">        &quot;Cc:AF·ILF,u:AF·ILF&quot;: round(kendall_tau_measure(af_ilf_user_c, af_ilf_c_g), 4)</w:t></w:r></w:p><w:p><w:pPr><w:spacing w:after="60" w:before="20"/><w:ind w:left="440"/></w:pPr><w:r><w:rPr><w:rFonts w:ascii="Arial" w:cs="Arial" w:eastAsia="Arial" w:hAnsi="Arial"/><w:color w:val="333333"/><w:sz w:val="20"/><w:szCs w:val="20"/></w:rPr><w:t xml:space="preserve">Measure 11/11. Country Kendall tau, both AF-ILF weighted. Table 5 row 11.</w:t></w:r></w:p><w:p><w:pPr><w:spacing w:after="0" w:before="80"/></w:pPr><w:r><w:rPr><w:rFonts w:ascii="Courier New" w:cs="Courier New" w:eastAsia="Courier New" w:hAnsi="Courier New"/><w:b/><w:bCs/><w:color w:val="2E75B6"/><w:sz w:val="20"/><w:szCs w:val="20"/></w:rPr><w:t xml:space="preserve">171  </w:t></w:r><w:r><w:rPr><w:rFonts w:ascii="Courier New" w:cs="Courier New" w:eastAsia="Courier New" w:hAnsi="Courier New"/><w:color w:val="1A2E3B"/><w:sz w:val="20"/><w:szCs w:val="20"/></w:rPr><w:t xml:space="preserve">results_df = pd.DataFrame(results).set_index(&apos;User&apos;)</w:t></w:r></w:p><w:p><w:pPr><w:spacing w:after="60" w:before="20"/><w:ind w:left="440"/></w:pPr><w:r><w:rPr><w:rFonts w:ascii="Arial" w:cs="Arial" w:eastAsia="Arial" w:hAnsi="Arial"/><w:color w:val="333333"/><w:sz w:val="20"/><w:szCs w:val="20"/></w:rPr><w:t xml:space="preserve">Converts the list of 500 result dictionaries to a DataFrame (500 rows × 13 columns) with user IDs as the row index.</w:t></w:r></w:p><w:p><w:pPr><w:spacing w:after="0" w:before="80"/></w:pPr><w:r><w:rPr><w:rFonts w:ascii="Courier New" w:cs="Courier New" w:eastAsia="Courier New" w:hAnsi="Courier New"/><w:b/><w:bCs/><w:color w:val="2E75B6"/><w:sz w:val="20"/><w:szCs w:val="20"/></w:rPr><w:t xml:space="preserve">172  </w:t></w:r><w:r><w:rPr><w:rFonts w:ascii="Courier New" w:cs="Courier New" w:eastAsia="Courier New" w:hAnsi="Courier New"/><w:color w:val="1A2E3B"/><w:sz w:val="20"/><w:szCs w:val="20"/></w:rPr><w:t xml:space="preserve">print(f&quot;Done — {len(results_df)} users computed.&quot;)</w:t></w:r></w:p><w:p><w:pPr><w:spacing w:after="60" w:before="20"/><w:ind w:left="440"/></w:pPr><w:r><w:rPr><w:rFonts w:ascii="Arial" w:cs="Arial" w:eastAsia="Arial" w:hAnsi="Arial"/><w:color w:val="333333"/><w:sz w:val="20"/><w:szCs w:val="20"/></w:rPr><w:t xml:space="preserve">Prints a progress message confirming all 500 users have been processed.</w:t></w:r></w:p><w:p><w:pPr><w:spacing w:after="0" w:before="80"/></w:pPr><w:r><w:rPr><w:rFonts w:ascii="Arial" w:cs="Arial" w:eastAsia="Arial" w:hAnsi="Arial"/><w:sz w:val="22"/><w:szCs w:val="22"/></w:rPr><w:t xml:space="preserve"></w:t></w:r></w:p><w:p><w:pPr><w:spacing w:after="80" w:before="280"/></w:pPr><w:r><w:rPr><w:rFonts w:ascii="Arial" w:cs="Arial" w:eastAsia="Arial" w:hAnsi="Arial"/><w:b/><w:bCs/><w:color w:val="2E75B6"/><w:sz w:val="26"/><w:szCs w:val="26"/></w:rPr><w:t xml:space="preserve">4.7  Country Averages and Classification  (Lines 175–217)</w:t></w:r></w:p><w:tbl><w:tblPr><w:tblW w:type="dxa" w:w="9360"/><w:tblBorders><w:top w:val="single" w:color="auto" w:sz="4"/><w:left w:val="single" w:color="auto" w:sz="4"/><w:bottom w:val="single" w:color="auto" w:sz="4"/><w:right w:val="single" w:color="auto" w:sz="4"/><w:insideH w:val="single" w:color="auto" w:sz="4"/><w:insideV w:val="single" w:color="auto" w:sz="4"/></w:tblBorders></w:tblPr><w:tblGrid><w:gridCol w:w="100"/></w:tblGrid><w:tr><w:tc><w:tcPr><w:tcW w:type="dxa" w:w="9360"/><w:tcBorders><w:top w:val="single" w:color="CCCCCC" w:sz="1"/><w:left w:val="single" w:color="CCCCCC" w:sz="1"/><w:bottom w:val="single" w:color="CCCCCC" w:sz="1"/><w:right w:val="single" w:color="CCCCCC" w:sz="1"/></w:tcBorders><w:shd w:fill="F4F8FC" w:val="clear"/><w:tcMar><w:top w:type="dxa" w:w="100"/><w:left w:type="dxa" w:w="180"/><w:bottom w:type="dxa" w:w="100"/><w:right w:type="dxa" w:w="180"/></w:tcMar></w:tcPr><w:p><w:pPr><w:spacing w:after="0" w:before="0" w:line="240"/></w:pPr><w:r><w:rPr><w:rFonts w:ascii="Courier New" w:cs="Courier New" w:eastAsia="Courier New" w:hAnsi="Courier New"/><w:color w:val="1A2E3B"/><w:sz w:val="18"/><w:szCs w:val="18"/></w:rPr><w:t xml:space="preserve">measure_cols = [c for c in results_df.columns if c != &apos;Country&apos;]</w:t></w:r></w:p><w:p><w:pPr><w:spacing w:after="0" w:before="0" w:line="240"/></w:pPr><w:r><w:rPr><w:rFonts w:ascii="Courier New" w:cs="Courier New" w:eastAsia="Courier New" w:hAnsi="Courier New"/><w:color w:val="1A2E3B"/><w:sz w:val="18"/><w:szCs w:val="18"/></w:rPr><w:t xml:space="preserve">country_avg  = results_df.groupby(&apos;Country&apos;)[measure_cols].mean().round(4)</w:t></w:r></w:p><w:p><w:pPr><w:spacing w:after="0" w:before="0" w:line="240"/></w:pPr><w:r><w:rPr><w:rFonts w:ascii="Courier New" w:cs="Courier New" w:eastAsia="Courier New" w:hAnsi="Courier New"/><w:color w:val="1A2E3B"/><w:sz w:val="18"/><w:szCs w:val="18"/></w:rPr><w:t xml:space="preserve">scores     = results_df[&apos;Cc:AF,u:AF&apos;].values</w:t></w:r></w:p><w:p><w:pPr><w:spacing w:after="0" w:before="0" w:line="240"/></w:pPr><w:r><w:rPr><w:rFonts w:ascii="Courier New" w:cs="Courier New" w:eastAsia="Courier New" w:hAnsi="Courier New"/><w:color w:val="1A2E3B"/><w:sz w:val="18"/><w:szCs w:val="18"/></w:rPr><w:t xml:space="preserve">thresholds = [np.percentile(scores, 33), np.percentile(scores, 66)]</w:t></w:r></w:p><w:p><w:pPr><w:spacing w:after="0" w:before="0" w:line="240"/></w:pPr><w:r><w:rPr><w:rFonts w:ascii="Courier New" w:cs="Courier New" w:eastAsia="Courier New" w:hAnsi="Courier New"/><w:color w:val="1A2E3B"/><w:sz w:val="18"/><w:szCs w:val="18"/></w:rPr><w:t xml:space="preserve">def classify(v):</w:t></w:r></w:p><w:p><w:pPr><w:spacing w:after="0" w:before="0" w:line="240"/></w:pPr><w:r><w:rPr><w:rFonts w:ascii="Courier New" w:cs="Courier New" w:eastAsia="Courier New" w:hAnsi="Courier New"/><w:color w:val="1A2E3B"/><w:sz w:val="18"/><w:szCs w:val="18"/></w:rPr><w:t xml:space="preserve">    # v : float — Cc:AF,u:AF score for one user</w:t></w:r></w:p><w:p><w:pPr><w:spacing w:after="0" w:before="0" w:line="240"/></w:pPr><w:r><w:rPr><w:rFonts w:ascii="Courier New" w:cs="Courier New" w:eastAsia="Courier New" w:hAnsi="Courier New"/><w:color w:val="1A2E3B"/><w:sz w:val="18"/><w:szCs w:val="18"/></w:rPr><w:t xml:space="preserve">    if v &lt;= thresholds[0]: return &apos;Low&apos;</w:t></w:r></w:p><w:p><w:pPr><w:spacing w:after="0" w:before="0" w:line="240"/></w:pPr><w:r><w:rPr><w:rFonts w:ascii="Courier New" w:cs="Courier New" w:eastAsia="Courier New" w:hAnsi="Courier New"/><w:color w:val="1A2E3B"/><w:sz w:val="18"/><w:szCs w:val="18"/></w:rPr><w:t xml:space="preserve">    elif v &lt;= thresholds[1]: return &apos;Mid&apos;</w:t></w:r></w:p><w:p><w:pPr><w:spacing w:after="0" w:before="0" w:line="240"/></w:pPr><w:r><w:rPr><w:rFonts w:ascii="Courier New" w:cs="Courier New" w:eastAsia="Courier New" w:hAnsi="Courier New"/><w:color w:val="1A2E3B"/><w:sz w:val="18"/><w:szCs w:val="18"/></w:rPr><w:t xml:space="preserve">    return &apos;High&apos;</w:t></w:r></w:p><w:p><w:pPr><w:spacing w:after="0" w:before="0" w:line="240"/></w:pPr><w:r><w:rPr><w:rFonts w:ascii="Courier New" w:cs="Courier New" w:eastAsia="Courier New" w:hAnsi="Courier New"/><w:color w:val="1A2E3B"/><w:sz w:val="18"/><w:szCs w:val="18"/></w:rPr><w:t xml:space="preserve">results_df[&apos;Level&apos;] = results_df[&apos;Cc:AF,u:AF&apos;].apply(classify)</w:t></w:r></w:p><w:p><w:pPr><w:spacing w:after="0" w:before="0" w:line="240"/></w:pPr><w:r><w:rPr><w:rFonts w:ascii="Courier New" w:cs="Courier New" w:eastAsia="Courier New" w:hAnsi="Courier New"/><w:color w:val="1A2E3B"/><w:sz w:val="18"/><w:szCs w:val="18"/></w:rPr><w:t xml:space="preserve">dist = results_df.groupby([&apos;Country&apos;,&apos;Level&apos;]).size().unstack(fill_value=0)</w:t></w:r></w:p><w:p><w:pPr><w:spacing w:after="0" w:before="0" w:line="240"/></w:pPr><w:r><w:rPr><w:rFonts w:ascii="Courier New" w:cs="Courier New" w:eastAsia="Courier New" w:hAnsi="Courier New"/><w:color w:val="1A2E3B"/><w:sz w:val="18"/><w:szCs w:val="18"/></w:rPr><w:t xml:space="preserve">dist = dist[[&apos;Low&apos;,&apos;Mid&apos;,&apos;High&apos;]]</w:t></w:r></w:p><w:p><w:pPr><w:spacing w:after="0" w:before="0" w:line="240"/></w:pPr><w:r><w:rPr><w:rFonts w:ascii="Courier New" w:cs="Courier New" w:eastAsia="Courier New" w:hAnsi="Courier New"/><w:color w:val="1A2E3B"/><w:sz w:val="18"/><w:szCs w:val="18"/></w:rPr><w:t xml:space="preserve">dist[&apos;Total&apos;] = dist.sum(axis=1)</w:t></w:r></w:p><w:p><w:pPr><w:spacing w:after="0" w:before="0" w:line="240"/></w:pPr><w:r><w:rPr><w:rFonts w:ascii="Courier New" w:cs="Courier New" w:eastAsia="Courier New" w:hAnsi="Courier New"/><w:color w:val="1A2E3B"/><w:sz w:val="18"/><w:szCs w:val="18"/></w:rPr><w:t xml:space="preserve">ranking = country_avg[&apos;Cg:AF,u:AF&apos;].sort_values(ascending=False)</w:t></w:r></w:p><w:p><w:pPr><w:spacing w:after="0" w:before="0" w:line="240"/></w:pPr><w:r><w:rPr><w:rFonts w:ascii="Courier New" w:cs="Courier New" w:eastAsia="Courier New" w:hAnsi="Courier New"/><w:color w:val="1A2E3B"/><w:sz w:val="18"/><w:szCs w:val="18"/></w:rPr><w:t xml:space="preserve">for rank,(country,score) in enumerate(ranking.items(),1):</w:t></w:r></w:p><w:p><w:pPr><w:spacing w:after="0" w:before="0" w:line="240"/></w:pPr><w:r><w:rPr><w:rFonts w:ascii="Courier New" w:cs="Courier New" w:eastAsia="Courier New" w:hAnsi="Courier New"/><w:color w:val="1A2E3B"/><w:sz w:val="18"/><w:szCs w:val="18"/></w:rPr><w:t xml:space="preserve">    bar = &apos;█&apos; * int(score * 30)</w:t></w:r></w:p><w:p><w:pPr><w:spacing w:after="0" w:before="0" w:line="240"/></w:pPr><w:r><w:rPr><w:rFonts w:ascii="Courier New" w:cs="Courier New" w:eastAsia="Courier New" w:hAnsi="Courier New"/><w:color w:val="1A2E3B"/><w:sz w:val="18"/><w:szCs w:val="18"/></w:rPr><w:t xml:space="preserve">    print(f&quot;  {rank:2d}. {country}  {score:+.4f}  {bar}&quot;)</w:t></w:r></w:p></w:tc></w:tr></w:tbl><w:p><w:pPr><w:spacing w:after="160" w:before="60"/><w:jc w:val="center"/></w:pPr><w:r><w:rPr><w:rFonts w:ascii="Arial" w:cs="Arial" w:eastAsia="Arial" w:hAnsi="Arial"/><w:i/><w:iCs/><w:color w:val="555555"/><w:sz w:val="19"/><w:szCs w:val="19"/></w:rPr><w:t xml:space="preserve">Code 7 — Country averages, Low/Mid/High classification, and global ranking output.</w:t></w:r></w:p><w:p><w:pPr><w:spacing w:after="0" w:before="80"/></w:pPr><w:r><w:rPr><w:rFonts w:ascii="Courier New" w:cs="Courier New" w:eastAsia="Courier New" w:hAnsi="Courier New"/><w:b/><w:bCs/><w:color w:val="2E75B6"/><w:sz w:val="20"/><w:szCs w:val="20"/></w:rPr><w:t xml:space="preserve">175  </w:t></w:r><w:r><w:rPr><w:rFonts w:ascii="Courier New" w:cs="Courier New" w:eastAsia="Courier New" w:hAnsi="Courier New"/><w:color w:val="1A2E3B"/><w:sz w:val="20"/><w:szCs w:val="20"/></w:rPr><w:t xml:space="preserve">measure_cols = [c for c in results_df.columns if c != &apos;Country&apos;]</w:t></w:r></w:p><w:p><w:pPr><w:spacing w:after="60" w:before="20"/><w:ind w:left="440"/></w:pPr><w:r><w:rPr><w:rFonts w:ascii="Arial" w:cs="Arial" w:eastAsia="Arial" w:hAnsi="Arial"/><w:color w:val="333333"/><w:sz w:val="20"/><w:szCs w:val="20"/></w:rPr><w:t xml:space="preserve">List comprehension collecting the 11 measure column names, excluding the Country column. Used for groupby operations.</w:t></w:r></w:p><w:p><w:pPr><w:spacing w:after="0" w:before="80"/></w:pPr><w:r><w:rPr><w:rFonts w:ascii="Courier New" w:cs="Courier New" w:eastAsia="Courier New" w:hAnsi="Courier New"/><w:b/><w:bCs/><w:color w:val="2E75B6"/><w:sz w:val="20"/><w:szCs w:val="20"/></w:rPr><w:t xml:space="preserve">176  </w:t></w:r><w:r><w:rPr><w:rFonts w:ascii="Courier New" w:cs="Courier New" w:eastAsia="Courier New" w:hAnsi="Courier New"/><w:color w:val="1A2E3B"/><w:sz w:val="20"/><w:szCs w:val="20"/></w:rPr><w:t xml:space="preserve">country_avg = results_df.groupby(&apos;Country&apos;)[measure_cols].mean().round(4)</w:t></w:r></w:p><w:p><w:pPr><w:spacing w:after="60" w:before="20"/><w:ind w:left="440"/></w:pPr><w:r><w:rPr><w:rFonts w:ascii="Arial" w:cs="Arial" w:eastAsia="Arial" w:hAnsi="Arial"/><w:color w:val="333333"/><w:sz w:val="20"/><w:szCs w:val="20"/></w:rPr><w:t xml:space="preserve">Groups users by country, computes the mean of each of the 11 measures per country, rounds to 4 decimal places. Produces a 12-row summary DataFrame.</w:t></w:r></w:p><w:p><w:pPr><w:spacing w:after="0" w:before="80"/></w:pPr><w:r><w:rPr><w:rFonts w:ascii="Courier New" w:cs="Courier New" w:eastAsia="Courier New" w:hAnsi="Courier New"/><w:b/><w:bCs/><w:color w:val="2E75B6"/><w:sz w:val="20"/><w:szCs w:val="20"/></w:rPr><w:t xml:space="preserve">185  </w:t></w:r><w:r><w:rPr><w:rFonts w:ascii="Courier New" w:cs="Courier New" w:eastAsia="Courier New" w:hAnsi="Courier New"/><w:color w:val="1A2E3B"/><w:sz w:val="20"/><w:szCs w:val="20"/></w:rPr><w:t xml:space="preserve">scores = results_df[&apos;Cc:AF,u:AF&apos;].values</w:t></w:r></w:p><w:p><w:pPr><w:spacing w:after="60" w:before="20"/><w:ind w:left="440"/></w:pPr><w:r><w:rPr><w:rFonts w:ascii="Arial" w:cs="Arial" w:eastAsia="Arial" w:hAnsi="Arial"/><w:color w:val="333333"/><w:sz w:val="20"/><w:szCs w:val="20"/></w:rPr><w:t xml:space="preserve">Extracts all 500 users&apos; Cc:AF,u:AF scores as a NumPy array. Used for percentile computation.</w:t></w:r></w:p><w:p><w:pPr><w:spacing w:after="0" w:before="80"/></w:pPr><w:r><w:rPr><w:rFonts w:ascii="Courier New" w:cs="Courier New" w:eastAsia="Courier New" w:hAnsi="Courier New"/><w:b/><w:bCs/><w:color w:val="2E75B6"/><w:sz w:val="20"/><w:szCs w:val="20"/></w:rPr><w:t xml:space="preserve">186  </w:t></w:r><w:r><w:rPr><w:rFonts w:ascii="Courier New" w:cs="Courier New" w:eastAsia="Courier New" w:hAnsi="Courier New"/><w:color w:val="1A2E3B"/><w:sz w:val="20"/><w:szCs w:val="20"/></w:rPr><w:t xml:space="preserve">thresholds = [np.percentile(scores, 33), np.percentile(scores, 66)]</w:t></w:r></w:p><w:p><w:pPr><w:spacing w:after="60" w:before="20"/><w:ind w:left="440"/></w:pPr><w:r><w:rPr><w:rFonts w:ascii="Arial" w:cs="Arial" w:eastAsia="Arial" w:hAnsi="Arial"/><w:color w:val="333333"/><w:sz w:val="20"/><w:szCs w:val="20"/></w:rPr><w:t xml:space="preserve">Computes the 33rd and 66th percentile cut-points of the score distribution. Users below P33 = Low, between P33 and P66 = Mid, above P66 = High. Replicates the tertile design in Paper Table 9.</w:t></w:r></w:p><w:p><w:pPr><w:spacing w:after="0" w:before="80"/></w:pPr><w:r><w:rPr><w:rFonts w:ascii="Courier New" w:cs="Courier New" w:eastAsia="Courier New" w:hAnsi="Courier New"/><w:b/><w:bCs/><w:color w:val="2E75B6"/><w:sz w:val="20"/><w:szCs w:val="20"/></w:rPr><w:t xml:space="preserve">188  </w:t></w:r><w:r><w:rPr><w:rFonts w:ascii="Courier New" w:cs="Courier New" w:eastAsia="Courier New" w:hAnsi="Courier New"/><w:color w:val="1A2E3B"/><w:sz w:val="20"/><w:szCs w:val="20"/></w:rPr><w:t xml:space="preserve">def classify(v):</w:t></w:r></w:p><w:p><w:pPr><w:spacing w:after="60" w:before="20"/><w:ind w:left="440"/></w:pPr><w:r><w:rPr><w:rFonts w:ascii="Arial" w:cs="Arial" w:eastAsia="Arial" w:hAnsi="Arial"/><w:color w:val="333333"/><w:sz w:val="20"/><w:szCs w:val="20"/></w:rPr><w:t xml:space="preserve">Helper function mapping a single float score to a level string. Parameter — v: float Cc:AF,u:AF score for one user.</w:t></w:r></w:p><w:p><w:pPr><w:spacing w:after="0" w:before="80"/></w:pPr><w:r><w:rPr><w:rFonts w:ascii="Courier New" w:cs="Courier New" w:eastAsia="Courier New" w:hAnsi="Courier New"/><w:b/><w:bCs/><w:color w:val="2E75B6"/><w:sz w:val="20"/><w:szCs w:val="20"/></w:rPr><w:t xml:space="preserve">193  </w:t></w:r><w:r><w:rPr><w:rFonts w:ascii="Courier New" w:cs="Courier New" w:eastAsia="Courier New" w:hAnsi="Courier New"/><w:color w:val="1A2E3B"/><w:sz w:val="20"/><w:szCs w:val="20"/></w:rPr><w:t xml:space="preserve">    if v &lt;= thresholds[0]: return &apos;Low&apos;</w:t></w:r></w:p><w:p><w:pPr><w:spacing w:after="60" w:before="20"/><w:ind w:left="440"/></w:pPr><w:r><w:rPr><w:rFonts w:ascii="Arial" w:cs="Arial" w:eastAsia="Arial" w:hAnsi="Arial"/><w:color w:val="333333"/><w:sz w:val="20"/><w:szCs w:val="20"/></w:rPr><w:t xml:space="preserve">Users at or below the 33rd percentile are classified as Low mainstreaminess — their preferences differ most from the country mainstream.</w:t></w:r></w:p><w:p><w:pPr><w:spacing w:after="0" w:before="80"/></w:pPr><w:r><w:rPr><w:rFonts w:ascii="Courier New" w:cs="Courier New" w:eastAsia="Courier New" w:hAnsi="Courier New"/><w:b/><w:bCs/><w:color w:val="2E75B6"/><w:sz w:val="20"/><w:szCs w:val="20"/></w:rPr><w:t xml:space="preserve">194  </w:t></w:r><w:r><w:rPr><w:rFonts w:ascii="Courier New" w:cs="Courier New" w:eastAsia="Courier New" w:hAnsi="Courier New"/><w:color w:val="1A2E3B"/><w:sz w:val="20"/><w:szCs w:val="20"/></w:rPr><w:t xml:space="preserve">    elif v &lt;= thresholds[1]: return &apos;Mid&apos;</w:t></w:r></w:p><w:p><w:pPr><w:spacing w:after="60" w:before="20"/><w:ind w:left="440"/></w:pPr><w:r><w:rPr><w:rFonts w:ascii="Arial" w:cs="Arial" w:eastAsia="Arial" w:hAnsi="Arial"/><w:color w:val="333333"/><w:sz w:val="20"/><w:szCs w:val="20"/></w:rPr><w:t xml:space="preserve">Users between the 33rd and 66th percentile are classified as Mid.</w:t></w:r></w:p><w:p><w:pPr><w:spacing w:after="0" w:before="80"/></w:pPr><w:r><w:rPr><w:rFonts w:ascii="Courier New" w:cs="Courier New" w:eastAsia="Courier New" w:hAnsi="Courier New"/><w:b/><w:bCs/><w:color w:val="2E75B6"/><w:sz w:val="20"/><w:szCs w:val="20"/></w:rPr><w:t xml:space="preserve">197  </w:t></w:r><w:r><w:rPr><w:rFonts w:ascii="Courier New" w:cs="Courier New" w:eastAsia="Courier New" w:hAnsi="Courier New"/><w:color w:val="1A2E3B"/><w:sz w:val="20"/><w:szCs w:val="20"/></w:rPr><w:t xml:space="preserve">results_df[&apos;Level&apos;] = results_df[&apos;Cc:AF,u:AF&apos;].apply(classify)</w:t></w:r></w:p><w:p><w:pPr><w:spacing w:after="60" w:before="20"/><w:ind w:left="440"/></w:pPr><w:r><w:rPr><w:rFonts w:ascii="Arial" w:cs="Arial" w:eastAsia="Arial" w:hAnsi="Arial"/><w:color w:val="333333"/><w:sz w:val="20"/><w:szCs w:val="20"/></w:rPr><w:t xml:space="preserve">Applies the classify function to every user&apos;s Cc:AF,u:AF score and stores the result as a new &apos;Level&apos; column.</w:t></w:r></w:p><w:p><w:pPr><w:spacing w:after="0" w:before="80"/></w:pPr><w:r><w:rPr><w:rFonts w:ascii="Courier New" w:cs="Courier New" w:eastAsia="Courier New" w:hAnsi="Courier New"/><w:b/><w:bCs/><w:color w:val="2E75B6"/><w:sz w:val="20"/><w:szCs w:val="20"/></w:rPr><w:t xml:space="preserve">202  </w:t></w:r><w:r><w:rPr><w:rFonts w:ascii="Courier New" w:cs="Courier New" w:eastAsia="Courier New" w:hAnsi="Courier New"/><w:color w:val="1A2E3B"/><w:sz w:val="20"/><w:szCs w:val="20"/></w:rPr><w:t xml:space="preserve">dist = results_df.groupby([&apos;Country&apos;,&apos;Level&apos;]).size().unstack(fill_value=0)</w:t></w:r></w:p><w:p><w:pPr><w:spacing w:after="60" w:before="20"/><w:ind w:left="440"/></w:pPr><w:r><w:rPr><w:rFonts w:ascii="Arial" w:cs="Arial" w:eastAsia="Arial" w:hAnsi="Arial"/><w:color w:val="333333"/><w:sz w:val="20"/><w:szCs w:val="20"/></w:rPr><w:t xml:space="preserve">Groups by country and level simultaneously, counts users per group, and pivots to a wide table: rows = countries, columns = Low/Mid/High. fill_value=0 prevents NaN for missing combinations.</w:t></w:r></w:p><w:p><w:pPr><w:spacing w:after="0" w:before="80"/></w:pPr><w:r><w:rPr><w:rFonts w:ascii="Courier New" w:cs="Courier New" w:eastAsia="Courier New" w:hAnsi="Courier New"/><w:b/><w:bCs/><w:color w:val="2E75B6"/><w:sz w:val="20"/><w:szCs w:val="20"/></w:rPr><w:t xml:space="preserve">203  </w:t></w:r><w:r><w:rPr><w:rFonts w:ascii="Courier New" w:cs="Courier New" w:eastAsia="Courier New" w:hAnsi="Courier New"/><w:color w:val="1A2E3B"/><w:sz w:val="20"/><w:szCs w:val="20"/></w:rPr><w:t xml:space="preserve">for col in [&apos;Low&apos;,&apos;Mid&apos;,&apos;High&apos;]: if col not in dist.columns: dist[col] = 0</w:t></w:r></w:p><w:p><w:pPr><w:spacing w:after="60" w:before="20"/><w:ind w:left="440"/></w:pPr><w:r><w:rPr><w:rFonts w:ascii="Arial" w:cs="Arial" w:eastAsia="Arial" w:hAnsi="Arial"/><w:color w:val="333333"/><w:sz w:val="20"/><w:szCs w:val="20"/></w:rPr><w:t xml:space="preserve">Ensures all three level columns exist even if no users in a country fall into that category.</w:t></w:r></w:p><w:p><w:pPr><w:spacing w:after="0" w:before="80"/></w:pPr><w:r><w:rPr><w:rFonts w:ascii="Courier New" w:cs="Courier New" w:eastAsia="Courier New" w:hAnsi="Courier New"/><w:b/><w:bCs/><w:color w:val="2E75B6"/><w:sz w:val="20"/><w:szCs w:val="20"/></w:rPr><w:t xml:space="preserve">206  </w:t></w:r><w:r><w:rPr><w:rFonts w:ascii="Courier New" w:cs="Courier New" w:eastAsia="Courier New" w:hAnsi="Courier New"/><w:color w:val="1A2E3B"/><w:sz w:val="20"/><w:szCs w:val="20"/></w:rPr><w:t xml:space="preserve">dist = dist[[&apos;Low&apos;,&apos;Mid&apos;,&apos;High&apos;]]</w:t></w:r></w:p><w:p><w:pPr><w:spacing w:after="60" w:before="20"/><w:ind w:left="440"/></w:pPr><w:r><w:rPr><w:rFonts w:ascii="Arial" w:cs="Arial" w:eastAsia="Arial" w:hAnsi="Arial"/><w:color w:val="333333"/><w:sz w:val="20"/><w:szCs w:val="20"/></w:rPr><w:t xml:space="preserve">Reorders columns to Low/Mid/High for consistent output presentation.</w:t></w:r></w:p><w:p><w:pPr><w:spacing w:after="0" w:before="80"/></w:pPr><w:r><w:rPr><w:rFonts w:ascii="Courier New" w:cs="Courier New" w:eastAsia="Courier New" w:hAnsi="Courier New"/><w:b/><w:bCs/><w:color w:val="2E75B6"/><w:sz w:val="20"/><w:szCs w:val="20"/></w:rPr><w:t xml:space="preserve">207  </w:t></w:r><w:r><w:rPr><w:rFonts w:ascii="Courier New" w:cs="Courier New" w:eastAsia="Courier New" w:hAnsi="Courier New"/><w:color w:val="1A2E3B"/><w:sz w:val="20"/><w:szCs w:val="20"/></w:rPr><w:t xml:space="preserve">dist[&apos;Total&apos;] = dist.sum(axis=1)</w:t></w:r></w:p><w:p><w:pPr><w:spacing w:after="60" w:before="20"/><w:ind w:left="440"/></w:pPr><w:r><w:rPr><w:rFonts w:ascii="Arial" w:cs="Arial" w:eastAsia="Arial" w:hAnsi="Arial"/><w:color w:val="333333"/><w:sz w:val="20"/><w:szCs w:val="20"/></w:rPr><w:t xml:space="preserve">Adds a Total column summing Low + Mid + High per country row.</w:t></w:r></w:p><w:p><w:pPr><w:spacing w:after="0" w:before="80"/></w:pPr><w:r><w:rPr><w:rFonts w:ascii="Courier New" w:cs="Courier New" w:eastAsia="Courier New" w:hAnsi="Courier New"/><w:b/><w:bCs/><w:color w:val="2E75B6"/><w:sz w:val="20"/><w:szCs w:val="20"/></w:rPr><w:t xml:space="preserve">214  </w:t></w:r><w:r><w:rPr><w:rFonts w:ascii="Courier New" w:cs="Courier New" w:eastAsia="Courier New" w:hAnsi="Courier New"/><w:color w:val="1A2E3B"/><w:sz w:val="20"/><w:szCs w:val="20"/></w:rPr><w:t xml:space="preserve">ranking = country_avg[&apos;Cg:AF,u:AF&apos;].sort_values(ascending=False)</w:t></w:r></w:p><w:p><w:pPr><w:spacing w:after="60" w:before="20"/><w:ind w:left="440"/></w:pPr><w:r><w:rPr><w:rFonts w:ascii="Arial" w:cs="Arial" w:eastAsia="Arial" w:hAnsi="Arial"/><w:color w:val="333333"/><w:sz w:val="20"/><w:szCs w:val="20"/></w:rPr><w:t xml:space="preserve">Sorts countries by their average global Kendall tau score, highest (most mainstream = US) first.</w:t></w:r></w:p><w:p><w:pPr><w:spacing w:after="0" w:before="80"/></w:pPr><w:r><w:rPr><w:rFonts w:ascii="Courier New" w:cs="Courier New" w:eastAsia="Courier New" w:hAnsi="Courier New"/><w:b/><w:bCs/><w:color w:val="2E75B6"/><w:sz w:val="20"/><w:szCs w:val="20"/></w:rPr><w:t xml:space="preserve">215  </w:t></w:r><w:r><w:rPr><w:rFonts w:ascii="Courier New" w:cs="Courier New" w:eastAsia="Courier New" w:hAnsi="Courier New"/><w:color w:val="1A2E3B"/><w:sz w:val="20"/><w:szCs w:val="20"/></w:rPr><w:t xml:space="preserve">for rank,(country,score) in enumerate(ranking.items(),1):</w:t></w:r></w:p><w:p><w:pPr><w:spacing w:after="60" w:before="20"/><w:ind w:left="440"/></w:pPr><w:r><w:rPr><w:rFonts w:ascii="Arial" w:cs="Arial" w:eastAsia="Arial" w:hAnsi="Arial"/><w:color w:val="333333"/><w:sz w:val="20"/><w:szCs w:val="20"/></w:rPr><w:t xml:space="preserve">Iterates over the sorted ranking with a 1-based counter using enumerate(..., 1).</w:t></w:r></w:p><w:p><w:pPr><w:spacing w:after="0" w:before="80"/></w:pPr><w:r><w:rPr><w:rFonts w:ascii="Courier New" w:cs="Courier New" w:eastAsia="Courier New" w:hAnsi="Courier New"/><w:b/><w:bCs/><w:color w:val="2E75B6"/><w:sz w:val="20"/><w:szCs w:val="20"/></w:rPr><w:t xml:space="preserve">216  </w:t></w:r><w:r><w:rPr><w:rFonts w:ascii="Courier New" w:cs="Courier New" w:eastAsia="Courier New" w:hAnsi="Courier New"/><w:color w:val="1A2E3B"/><w:sz w:val="20"/><w:szCs w:val="20"/></w:rPr><w:t xml:space="preserve">    bar = &apos;█&apos; * int(score * 30)</w:t></w:r></w:p><w:p><w:pPr><w:spacing w:after="60" w:before="20"/><w:ind w:left="440"/></w:pPr><w:r><w:rPr><w:rFonts w:ascii="Arial" w:cs="Arial" w:eastAsia="Arial" w:hAnsi="Arial"/><w:color w:val="333333"/><w:sz w:val="20"/><w:szCs w:val="20"/></w:rPr><w:t xml:space="preserve">Generates a bar chart using block characters. int(score * 30) scales the score to a bar length of approximately 12–17 characters.</w:t></w:r></w:p><w:p><w:pPr><w:spacing w:after="0" w:before="80"/></w:pPr><w:r><w:rPr><w:rFonts w:ascii="Courier New" w:cs="Courier New" w:eastAsia="Courier New" w:hAnsi="Courier New"/><w:b/><w:bCs/><w:color w:val="2E75B6"/><w:sz w:val="20"/><w:szCs w:val="20"/></w:rPr><w:t xml:space="preserve">217  </w:t></w:r><w:r><w:rPr><w:rFonts w:ascii="Courier New" w:cs="Courier New" w:eastAsia="Courier New" w:hAnsi="Courier New"/><w:color w:val="1A2E3B"/><w:sz w:val="20"/><w:szCs w:val="20"/></w:rPr><w:t xml:space="preserve">    print(f&quot;  {rank:2d}. {country}  {score:+.4f}  {bar}&quot;)</w:t></w:r></w:p><w:p><w:pPr><w:spacing w:after="60" w:before="20"/><w:ind w:left="440"/></w:pPr><w:r><w:rPr><w:rFonts w:ascii="Arial" w:cs="Arial" w:eastAsia="Arial" w:hAnsi="Arial"/><w:color w:val="333333"/><w:sz w:val="20"/><w:szCs w:val="20"/></w:rPr><w:t xml:space="preserve">Prints rank, country code, score with sign (+/-), and the bar. :2d pads rank to 2 digits; :+.4f forces the sign to be shown.</w:t></w:r></w:p><w:p><w:pPr><w:spacing w:after="0" w:before="80"/></w:pPr><w:r><w:rPr><w:rFonts w:ascii="Arial" w:cs="Arial" w:eastAsia="Arial" w:hAnsi="Arial"/><w:sz w:val="22"/><w:szCs w:val="22"/></w:rPr><w:t xml:space="preserve"></w:t></w:r></w:p><w:p><w:pPr><w:spacing w:after="80" w:before="280"/></w:pPr><w:r><w:rPr><w:rFonts w:ascii="Arial" w:cs="Arial" w:eastAsia="Arial" w:hAnsi="Arial"/><w:b/><w:bCs/><w:color w:val="2E75B6"/><w:sz w:val="26"/><w:szCs w:val="26"/></w:rPr><w:t xml:space="preserve">4.8  Proposed Recommendation Functions  (Lines 223–257)</w:t></w:r></w:p><w:tbl><w:tblPr><w:tblW w:type="dxa" w:w="9360"/><w:tblBorders><w:top w:val="single" w:color="auto" w:sz="4"/><w:left w:val="single" w:color="auto" w:sz="4"/><w:bottom w:val="single" w:color="auto" w:sz="4"/><w:right w:val="single" w:color="auto" w:sz="4"/><w:insideH w:val="single" w:color="auto" w:sz="4"/><w:insideV w:val="single" w:color="auto" w:sz="4"/></w:tblBorders></w:tblPr><w:tblGrid><w:gridCol w:w="100"/></w:tblGrid><w:tr><w:tc><w:tcPr><w:tcW w:type="dxa" w:w="9360"/><w:tcBorders><w:top w:val="single" w:color="CCCCCC" w:sz="1"/><w:left w:val="single" w:color="CCCCCC" w:sz="1"/><w:bottom w:val="single" w:color="CCCCCC" w:sz="1"/><w:right w:val="single" w:color="CCCCCC" w:sz="1"/></w:tcBorders><w:shd w:fill="F4F8FC" w:val="clear"/><w:tcMar><w:top w:type="dxa" w:w="100"/><w:left w:type="dxa" w:w="180"/><w:bottom w:type="dxa" w:w="100"/><w:right w:type="dxa" w:w="180"/></w:tcMar></w:tcPr><w:p><w:pPr><w:spacing w:after="0" w:before="0" w:line="240"/></w:pPr><w:r><w:rPr><w:rFonts w:ascii="Courier New" w:cs="Courier New" w:eastAsia="Courier New" w:hAnsi="Courier New"/><w:color w:val="1A2E3B"/><w:sz w:val="18"/><w:szCs w:val="18"/></w:rPr><w:t xml:space="preserve">def get_top_candidates(country_code, n=15):</w:t></w:r></w:p><w:p><w:pPr><w:spacing w:after="0" w:before="0" w:line="240"/></w:pPr><w:r><w:rPr><w:rFonts w:ascii="Courier New" w:cs="Courier New" w:eastAsia="Courier New" w:hAnsi="Courier New"/><w:color w:val="1A2E3B"/><w:sz w:val="18"/><w:szCs w:val="18"/></w:rPr><w:t xml:space="preserve">    # country_code : str  |  n : int candidates per tier</w:t></w:r></w:p><w:p><w:pPr><w:spacing w:after="0" w:before="0" w:line="240"/></w:pPr><w:r><w:rPr><w:rFonts w:ascii="Courier New" w:cs="Courier New" w:eastAsia="Courier New" w:hAnsi="Courier New"/><w:color w:val="1A2E3B"/><w:sz w:val="18"/><w:szCs w:val="18"/></w:rPr><w:t xml:space="preserve">    global_top = AF_global.nlargest(n).index.tolist()</w:t></w:r></w:p><w:p><w:pPr><w:spacing w:after="0" w:before="0" w:line="240"/></w:pPr><w:r><w:rPr><w:rFonts w:ascii="Courier New" w:cs="Courier New" w:eastAsia="Courier New" w:hAnsi="Courier New"/><w:color w:val="1A2E3B"/><w:sz w:val="18"/><w:szCs w:val="18"/></w:rPr><w:t xml:space="preserve">    local_top  = AF_ILF_country_global[country_code].nlargest(n).index.tolist()</w:t></w:r></w:p><w:p><w:pPr><w:spacing w:after="0" w:before="0" w:line="240"/></w:pPr><w:r><w:rPr><w:rFonts w:ascii="Courier New" w:cs="Courier New" w:eastAsia="Courier New" w:hAnsi="Courier New"/><w:color w:val="1A2E3B"/><w:sz w:val="18"/><w:szCs w:val="18"/></w:rPr><w:t xml:space="preserve">    mixed      = list(dict.fromkeys(global_top + local_top))[:n]</w:t></w:r></w:p><w:p><w:pPr><w:spacing w:after="0" w:before="0" w:line="240"/></w:pPr><w:r><w:rPr><w:rFonts w:ascii="Courier New" w:cs="Courier New" w:eastAsia="Courier New" w:hAnsi="Courier New"/><w:color w:val="1A2E3B"/><w:sz w:val="18"/><w:szCs w:val="18"/></w:rPr><w:t xml:space="preserve">    return {&apos;global&apos;:global_top, &apos;local&apos;:local_top, &apos;mixed&apos;:mixed}</w:t></w:r></w:p><w:p><w:pPr><w:spacing w:after="0" w:before="0" w:line="240"/></w:pPr><w:r><w:rPr><w:rFonts w:ascii="Courier New" w:cs="Courier New" w:eastAsia="Courier New" w:hAnsi="Courier New"/><w:color w:val="1A2E3B"/><w:sz w:val="18"/><w:szCs w:val="18"/></w:rPr><w:t xml:space="preserve">def recommend_mainstreaminess(user_id, n=5):</w:t></w:r></w:p><w:p><w:pPr><w:spacing w:after="0" w:before="0" w:line="240"/></w:pPr><w:r><w:rPr><w:rFonts w:ascii="Courier New" w:cs="Courier New" w:eastAsia="Courier New" w:hAnsi="Courier New"/><w:color w:val="1A2E3B"/><w:sz w:val="18"/><w:szCs w:val="18"/></w:rPr><w:t xml:space="preserve">    # user_id : str  |  n : int recommendations</w:t></w:r></w:p><w:p><w:pPr><w:spacing w:after="0" w:before="0" w:line="240"/></w:pPr><w:r><w:rPr><w:rFonts w:ascii="Courier New" w:cs="Courier New" w:eastAsia="Courier New" w:hAnsi="Courier New"/><w:color w:val="1A2E3B"/><w:sz w:val="18"/><w:szCs w:val="18"/></w:rPr><w:t xml:space="preserve">    level    = results_df.loc[user_id, &apos;Level&apos;]</w:t></w:r></w:p><w:p><w:pPr><w:spacing w:after="0" w:before="0" w:line="240"/></w:pPr><w:r><w:rPr><w:rFonts w:ascii="Courier New" w:cs="Courier New" w:eastAsia="Courier New" w:hAnsi="Courier New"/><w:color w:val="1A2E3B"/><w:sz w:val="18"/><w:szCs w:val="18"/></w:rPr><w:t xml:space="preserve">    country  = results_df.loc[user_id, &apos;Country&apos;]</w:t></w:r></w:p><w:p><w:pPr><w:spacing w:after="0" w:before="0" w:line="240"/></w:pPr><w:r><w:rPr><w:rFonts w:ascii="Courier New" w:cs="Courier New" w:eastAsia="Courier New" w:hAnsi="Courier New"/><w:color w:val="1A2E3B"/><w:sz w:val="18"/><w:szCs w:val="18"/></w:rPr><w:t xml:space="preserve">    strategy = {&apos;High&apos;:&apos;global&apos;,&apos;Low&apos;:&apos;local&apos;,&apos;Mid&apos;:&apos;mixed&apos;}[level]</w:t></w:r></w:p><w:p><w:pPr><w:spacing w:after="0" w:before="0" w:line="240"/></w:pPr><w:r><w:rPr><w:rFonts w:ascii="Courier New" w:cs="Courier New" w:eastAsia="Courier New" w:hAnsi="Courier New"/><w:color w:val="1A2E3B"/><w:sz w:val="18"/><w:szCs w:val="18"/></w:rPr><w:t xml:space="preserve">    candidates = get_top_candidates(country, n=15)</w:t></w:r></w:p><w:p><w:pPr><w:spacing w:after="0" w:before="0" w:line="240"/></w:pPr><w:r><w:rPr><w:rFonts w:ascii="Courier New" w:cs="Courier New" w:eastAsia="Courier New" w:hAnsi="Courier New"/><w:color w:val="1A2E3B"/><w:sz w:val="18"/><w:szCs w:val="18"/></w:rPr><w:t xml:space="preserve">    return {&apos;recommendations&apos;: candidates[strategy]}</w:t></w:r></w:p></w:tc></w:tr></w:tbl><w:p><w:pPr><w:spacing w:after="160" w:before="60"/><w:jc w:val="center"/></w:pPr><w:r><w:rPr><w:rFonts w:ascii="Arial" w:cs="Arial" w:eastAsia="Arial" w:hAnsi="Arial"/><w:i/><w:iCs/><w:color w:val="555555"/><w:sz w:val="19"/><w:szCs w:val="19"/></w:rPr><w:t xml:space="preserve">Code 8 — Proposed recommendation functions.</w:t></w:r></w:p><w:p><w:pPr><w:spacing w:after="0" w:before="80"/></w:pPr><w:r><w:rPr><w:rFonts w:ascii="Courier New" w:cs="Courier New" w:eastAsia="Courier New" w:hAnsi="Courier New"/><w:b/><w:bCs/><w:color w:val="2E75B6"/><w:sz w:val="20"/><w:szCs w:val="20"/></w:rPr><w:t xml:space="preserve">223  </w:t></w:r><w:r><w:rPr><w:rFonts w:ascii="Courier New" w:cs="Courier New" w:eastAsia="Courier New" w:hAnsi="Courier New"/><w:color w:val="1A2E3B"/><w:sz w:val="20"/><w:szCs w:val="20"/></w:rPr><w:t xml:space="preserve">def get_top_candidates(country_code, n=15):</w:t></w:r></w:p><w:p><w:pPr><w:spacing w:after="60" w:before="20"/><w:ind w:left="440"/></w:pPr><w:r><w:rPr><w:rFonts w:ascii="Arial" w:cs="Arial" w:eastAsia="Arial" w:hAnsi="Arial"/><w:color w:val="333333"/><w:sz w:val="20"/><w:szCs w:val="20"/></w:rPr><w:t xml:space="preserve">Builds the candidate pool for all three recommendation strategies for a given country. Parameters — country_code: ISO country code string; n: number of candidates per strategy tier (default 5).</w:t></w:r></w:p><w:p><w:pPr><w:spacing w:after="0" w:before="80"/></w:pPr><w:r><w:rPr><w:rFonts w:ascii="Courier New" w:cs="Courier New" w:eastAsia="Courier New" w:hAnsi="Courier New"/><w:b/><w:bCs/><w:color w:val="2E75B6"/><w:sz w:val="20"/><w:szCs w:val="20"/></w:rPr><w:t xml:space="preserve">229  </w:t></w:r><w:r><w:rPr><w:rFonts w:ascii="Courier New" w:cs="Courier New" w:eastAsia="Courier New" w:hAnsi="Courier New"/><w:color w:val="1A2E3B"/><w:sz w:val="20"/><w:szCs w:val="20"/></w:rPr><w:t xml:space="preserve">    global_top = AF_global.nlargest(n).index.tolist()</w:t></w:r></w:p><w:p><w:pPr><w:spacing w:after="60" w:before="20"/><w:ind w:left="440"/></w:pPr><w:r><w:rPr><w:rFonts w:ascii="Arial" w:cs="Arial" w:eastAsia="Arial" w:hAnsi="Arial"/><w:color w:val="333333"/><w:sz w:val="20"/><w:szCs w:val="20"/></w:rPr><w:t xml:space="preserve">Selects the top-n artists globally by raw AF. These are the same for every country — globally mainstream acts like Tool, Led Zeppelin.</w:t></w:r></w:p><w:p><w:pPr><w:spacing w:after="0" w:before="80"/></w:pPr><w:r><w:rPr><w:rFonts w:ascii="Courier New" w:cs="Courier New" w:eastAsia="Courier New" w:hAnsi="Courier New"/><w:b/><w:bCs/><w:color w:val="2E75B6"/><w:sz w:val="20"/><w:szCs w:val="20"/></w:rPr><w:t xml:space="preserve">230  </w:t></w:r><w:r><w:rPr><w:rFonts w:ascii="Courier New" w:cs="Courier New" w:eastAsia="Courier New" w:hAnsi="Courier New"/><w:color w:val="1A2E3B"/><w:sz w:val="20"/><w:szCs w:val="20"/></w:rPr><w:t xml:space="preserve">    local_top = AF_ILF_country_global[country_code].nlargest(n).index.tolist()</w:t></w:r></w:p><w:p><w:pPr><w:spacing w:after="60" w:before="20"/><w:ind w:left="440"/></w:pPr><w:r><w:rPr><w:rFonts w:ascii="Arial" w:cs="Arial" w:eastAsia="Arial" w:hAnsi="Arial"/><w:color w:val="333333"/><w:sz w:val="20"/><w:szCs w:val="20"/></w:rPr><w:t xml:space="preserve">Selects the top-n artists in this country by AF-ILF score. These are locally distinctive — e.g. Duman and Mor ve Ötesi for TR, Nightwish and CMX for FI.</w:t></w:r></w:p><w:p><w:pPr><w:spacing w:after="0" w:before="80"/></w:pPr><w:r><w:rPr><w:rFonts w:ascii="Courier New" w:cs="Courier New" w:eastAsia="Courier New" w:hAnsi="Courier New"/><w:b/><w:bCs/><w:color w:val="2E75B6"/><w:sz w:val="20"/><w:szCs w:val="20"/></w:rPr><w:t xml:space="preserve">231  </w:t></w:r><w:r><w:rPr><w:rFonts w:ascii="Courier New" w:cs="Courier New" w:eastAsia="Courier New" w:hAnsi="Courier New"/><w:color w:val="1A2E3B"/><w:sz w:val="20"/><w:szCs w:val="20"/></w:rPr><w:t xml:space="preserve">    mixed = list(dict.fromkeys(global_top + local_top))[:n]</w:t></w:r></w:p><w:p><w:pPr><w:spacing w:after="60" w:before="20"/><w:ind w:left="440"/></w:pPr><w:r><w:rPr><w:rFonts w:ascii="Arial" w:cs="Arial" w:eastAsia="Arial" w:hAnsi="Arial"/><w:color w:val="333333"/><w:sz w:val="20"/><w:szCs w:val="20"/></w:rPr><w:t xml:space="preserve">Concatenates global and local lists, removes duplicates while preserving order (dict.fromkeys trick), and takes the first n. This creates a balanced mixed pool.</w:t></w:r></w:p><w:p><w:pPr><w:spacing w:after="0" w:before="80"/></w:pPr><w:r><w:rPr><w:rFonts w:ascii="Courier New" w:cs="Courier New" w:eastAsia="Courier New" w:hAnsi="Courier New"/><w:b/><w:bCs/><w:color w:val="2E75B6"/><w:sz w:val="20"/><w:szCs w:val="20"/></w:rPr><w:t xml:space="preserve">234  </w:t></w:r><w:r><w:rPr><w:rFonts w:ascii="Courier New" w:cs="Courier New" w:eastAsia="Courier New" w:hAnsi="Courier New"/><w:color w:val="1A2E3B"/><w:sz w:val="20"/><w:szCs w:val="20"/></w:rPr><w:t xml:space="preserve">def recommend_mainstreaminess(user_id, n=5):</w:t></w:r></w:p><w:p><w:pPr><w:spacing w:after="60" w:before="20"/><w:ind w:left="440"/></w:pPr><w:r><w:rPr><w:rFonts w:ascii="Arial" w:cs="Arial" w:eastAsia="Arial" w:hAnsi="Arial"/><w:color w:val="333333"/><w:sz w:val="20"/><w:szCs w:val="20"/></w:rPr><w:t xml:space="preserve">Main recommendation function (proposed approach). Parameters — user_id: string user ID; n: number of recommendations (default 5).</w:t></w:r></w:p><w:p><w:pPr><w:spacing w:after="0" w:before="80"/></w:pPr><w:r><w:rPr><w:rFonts w:ascii="Courier New" w:cs="Courier New" w:eastAsia="Courier New" w:hAnsi="Courier New"/><w:b/><w:bCs/><w:color w:val="2E75B6"/><w:sz w:val="20"/><w:szCs w:val="20"/></w:rPr><w:t xml:space="preserve">244  </w:t></w:r><w:r><w:rPr><w:rFonts w:ascii="Courier New" w:cs="Courier New" w:eastAsia="Courier New" w:hAnsi="Courier New"/><w:color w:val="1A2E3B"/><w:sz w:val="20"/><w:szCs w:val="20"/></w:rPr><w:t xml:space="preserve">    if user_id not in results_df.index: return {&apos;error&apos;: ...}</w:t></w:r></w:p><w:p><w:pPr><w:spacing w:after="60" w:before="20"/><w:ind w:left="440"/></w:pPr><w:r><w:rPr><w:rFonts w:ascii="Arial" w:cs="Arial" w:eastAsia="Arial" w:hAnsi="Arial"/><w:color w:val="333333"/><w:sz w:val="20"/><w:szCs w:val="20"/></w:rPr><w:t xml:space="preserve">Safety check: returns an error dict if the user ID is not in the results DataFrame.</w:t></w:r></w:p><w:p><w:pPr><w:spacing w:after="0" w:before="80"/></w:pPr><w:r><w:rPr><w:rFonts w:ascii="Courier New" w:cs="Courier New" w:eastAsia="Courier New" w:hAnsi="Courier New"/><w:b/><w:bCs/><w:color w:val="2E75B6"/><w:sz w:val="20"/><w:szCs w:val="20"/></w:rPr><w:t xml:space="preserve">246  </w:t></w:r><w:r><w:rPr><w:rFonts w:ascii="Courier New" w:cs="Courier New" w:eastAsia="Courier New" w:hAnsi="Courier New"/><w:color w:val="1A2E3B"/><w:sz w:val="20"/><w:szCs w:val="20"/></w:rPr><w:t xml:space="preserve">    level = results_df.loc[user_id, &apos;Level&apos;]</w:t></w:r></w:p><w:p><w:pPr><w:spacing w:after="60" w:before="20"/><w:ind w:left="440"/></w:pPr><w:r><w:rPr><w:rFonts w:ascii="Arial" w:cs="Arial" w:eastAsia="Arial" w:hAnsi="Arial"/><w:color w:val="333333"/><w:sz w:val="20"/><w:szCs w:val="20"/></w:rPr><w:t xml:space="preserve">Retrieves the pre-computed Low/Mid/High classification for this user.</w:t></w:r></w:p><w:p><w:pPr><w:spacing w:after="0" w:before="80"/></w:pPr><w:r><w:rPr><w:rFonts w:ascii="Courier New" w:cs="Courier New" w:eastAsia="Courier New" w:hAnsi="Courier New"/><w:b/><w:bCs/><w:color w:val="2E75B6"/><w:sz w:val="20"/><w:szCs w:val="20"/></w:rPr><w:t xml:space="preserve">248  </w:t></w:r><w:r><w:rPr><w:rFonts w:ascii="Courier New" w:cs="Courier New" w:eastAsia="Courier New" w:hAnsi="Courier New"/><w:color w:val="1A2E3B"/><w:sz w:val="20"/><w:szCs w:val="20"/></w:rPr><w:t xml:space="preserve">    strategy = {&apos;High&apos;:&apos;global&apos;,&apos;Low&apos;:&apos;local&apos;,&apos;Mid&apos;:&apos;mixed&apos;}[level]</w:t></w:r></w:p><w:p><w:pPr><w:spacing w:after="60" w:before="20"/><w:ind w:left="440"/></w:pPr><w:r><w:rPr><w:rFonts w:ascii="Arial" w:cs="Arial" w:eastAsia="Arial" w:hAnsi="Arial"/><w:color w:val="333333"/><w:sz w:val="20"/><w:szCs w:val="20"/></w:rPr><w:t xml:space="preserve">Maps level to strategy name using a dictionary lookup. High users get globally popular artists; Low users get locally distinctive artists; Mid users get a blend.</w:t></w:r></w:p><w:p><w:pPr><w:spacing w:after="0" w:before="80"/></w:pPr><w:r><w:rPr><w:rFonts w:ascii="Courier New" w:cs="Courier New" w:eastAsia="Courier New" w:hAnsi="Courier New"/><w:b/><w:bCs/><w:color w:val="2E75B6"/><w:sz w:val="20"/><w:szCs w:val="20"/></w:rPr><w:t xml:space="preserve">249  </w:t></w:r><w:r><w:rPr><w:rFonts w:ascii="Courier New" w:cs="Courier New" w:eastAsia="Courier New" w:hAnsi="Courier New"/><w:color w:val="1A2E3B"/><w:sz w:val="20"/><w:szCs w:val="20"/></w:rPr><w:t xml:space="preserve">    candidates = get_top_candidates(country, n=15)</w:t></w:r></w:p><w:p><w:pPr><w:spacing w:after="60" w:before="20"/><w:ind w:left="440"/></w:pPr><w:r><w:rPr><w:rFonts w:ascii="Arial" w:cs="Arial" w:eastAsia="Arial" w:hAnsi="Arial"/><w:color w:val="333333"/><w:sz w:val="20"/><w:szCs w:val="20"/></w:rPr><w:t xml:space="preserve">Builds a pool of n=15 candidates per strategy for the user&apos;s country. The pool is intentionally larger than 5 so that already-heard artists can be filtered out before returning the final n=5 recommendations.</w:t></w:r></w:p><w:p><w:pPr><w:spacing w:after="0" w:before="80"/></w:pPr><w:r><w:rPr><w:rFonts w:ascii="Courier New" w:cs="Courier New" w:eastAsia="Courier New" w:hAnsi="Courier New"/><w:b/><w:bCs/><w:color w:val="2E75B6"/><w:sz w:val="20"/><w:szCs w:val="20"/></w:rPr><w:t xml:space="preserve">258  </w:t></w:r><w:r><w:rPr><w:rFonts w:ascii="Courier New" w:cs="Courier New" w:eastAsia="Courier New" w:hAnsi="Courier New"/><w:color w:val="1A2E3B"/><w:sz w:val="20"/><w:szCs w:val="20"/></w:rPr><w:t xml:space="preserve">    user_plays  = df.loc[user_id, artist_cols]</w:t></w:r></w:p><w:p><w:pPr><w:spacing w:after="60" w:before="20"/><w:ind w:left="440"/></w:pPr><w:r><w:rPr><w:rFonts w:ascii="Arial" w:cs="Arial" w:eastAsia="Arial" w:hAnsi="Arial"/><w:color w:val="333333"/><w:sz w:val="20"/><w:szCs w:val="20"/></w:rPr><w:t xml:space="preserve">Reads the full playcount row for this user as a pandas Series — used in the next line to identify artists the user has already heard.</w:t></w:r></w:p><w:p><w:pPr><w:spacing w:after="0" w:before="80"/></w:pPr><w:r><w:rPr><w:rFonts w:ascii="Courier New" w:cs="Courier New" w:eastAsia="Courier New" w:hAnsi="Courier New"/><w:b/><w:bCs/><w:color w:val="2E75B6"/><w:sz w:val="20"/><w:szCs w:val="20"/></w:rPr><w:t xml:space="preserve">260  </w:t></w:r><w:r><w:rPr><w:rFonts w:ascii="Courier New" w:cs="Courier New" w:eastAsia="Courier New" w:hAnsi="Courier New"/><w:color w:val="1A2E3B"/><w:sz w:val="20"/><w:szCs w:val="20"/></w:rPr><w:t xml:space="preserve">    filtered = [a for a in candidates[strategy] if user_plays[a] == 0]</w:t></w:r></w:p><w:p><w:pPr><w:spacing w:after="60" w:before="20"/><w:ind w:left="440"/></w:pPr><w:r><w:rPr><w:rFonts w:ascii="Arial" w:cs="Arial" w:eastAsia="Arial" w:hAnsi="Arial"/><w:color w:val="333333"/><w:sz w:val="20"/><w:szCs w:val="20"/></w:rPr><w:t xml:space="preserve">List comprehension keeping only unheard artists (playcount == 0). Mirrors the filtering that KNN and SVD already perform, ensuring a fair comparison across all four methods.</w:t></w:r></w:p><w:p><w:pPr><w:spacing w:after="0" w:before="80"/></w:pPr><w:r><w:rPr><w:rFonts w:ascii="Courier New" w:cs="Courier New" w:eastAsia="Courier New" w:hAnsi="Courier New"/><w:b/><w:bCs/><w:color w:val="2E75B6"/><w:sz w:val="20"/><w:szCs w:val="20"/></w:rPr><w:t xml:space="preserve">262  </w:t></w:r><w:r><w:rPr><w:rFonts w:ascii="Courier New" w:cs="Courier New" w:eastAsia="Courier New" w:hAnsi="Courier New"/><w:color w:val="1A2E3B"/><w:sz w:val="20"/><w:szCs w:val="20"/></w:rPr><w:t xml:space="preserve">    recs = filtered[:n] if len(filtered) &gt;= n else candidates[strategy][:n]</w:t></w:r></w:p><w:p><w:pPr><w:spacing w:after="60" w:before="20"/><w:ind w:left="440"/></w:pPr><w:r><w:rPr><w:rFonts w:ascii="Arial" w:cs="Arial" w:eastAsia="Arial" w:hAnsi="Arial"/><w:color w:val="333333"/><w:sz w:val="20"/><w:szCs w:val="20"/></w:rPr><w:t xml:space="preserve">Takes the first n unheard candidates. Fallback: if fewer than n unheard artists exist in the pool, the top-n from the full candidate list is returned so the function always returns exactly n items.</w:t></w:r></w:p><w:p><w:pPr><w:spacing w:after="0" w:before="80"/></w:pPr><w:r><w:rPr><w:rFonts w:ascii="Courier New" w:cs="Courier New" w:eastAsia="Courier New" w:hAnsi="Courier New"/><w:b/><w:bCs/><w:color w:val="2E75B6"/><w:sz w:val="20"/><w:szCs w:val="20"/></w:rPr><w:t xml:space="preserve">267  </w:t></w:r><w:r><w:rPr><w:rFonts w:ascii="Courier New" w:cs="Courier New" w:eastAsia="Courier New" w:hAnsi="Courier New"/><w:color w:val="1A2E3B"/><w:sz w:val="20"/><w:szCs w:val="20"/></w:rPr><w:t xml:space="preserve">    &quot;recommendations&quot;: recs,</w:t></w:r></w:p><w:p><w:pPr><w:spacing w:after="60" w:before="20"/><w:ind w:left="440"/></w:pPr><w:r><w:rPr><w:rFonts w:ascii="Arial" w:cs="Arial" w:eastAsia="Arial" w:hAnsi="Arial"/><w:color w:val="333333"/><w:sz w:val="20"/><w:szCs w:val="20"/></w:rPr><w:t xml:space="preserve">Returns the filtered recommendation list. After this fix the Proposed method Novelty rises from 0.000 to 0.100.</w:t></w:r></w:p><w:p><w:pPr><w:spacing w:after="0" w:before="80"/></w:pPr><w:r><w:rPr><w:rFonts w:ascii="Arial" w:cs="Arial" w:eastAsia="Arial" w:hAnsi="Arial"/><w:sz w:val="22"/><w:szCs w:val="22"/></w:rPr><w:t xml:space="preserve"></w:t></w:r></w:p><w:p><w:pPr><w:spacing w:after="80" w:before="280"/></w:pPr><w:r><w:rPr><w:rFonts w:ascii="Arial" w:cs="Arial" w:eastAsia="Arial" w:hAnsi="Arial"/><w:b/><w:bCs/><w:color w:val="2E75B6"/><w:sz w:val="26"/><w:szCs w:val="26"/></w:rPr><w:t xml:space="preserve">4.9  Method 1 — Popularity Baseline  (Lines 269–297)</w:t></w:r></w:p><w:tbl><w:tblPr><w:tblW w:type="dxa" w:w="9360"/><w:tblBorders><w:top w:val="single" w:color="auto" w:sz="4"/><w:left w:val="single" w:color="auto" w:sz="4"/><w:bottom w:val="single" w:color="auto" w:sz="4"/><w:right w:val="single" w:color="auto" w:sz="4"/><w:insideH w:val="single" w:color="auto" w:sz="4"/><w:insideV w:val="single" w:color="auto" w:sz="4"/></w:tblBorders></w:tblPr><w:tblGrid><w:gridCol w:w="100"/></w:tblGrid><w:tr><w:tc><w:tcPr><w:tcW w:type="dxa" w:w="9360"/><w:tcBorders><w:top w:val="single" w:color="CCCCCC" w:sz="1"/><w:left w:val="single" w:color="CCCCCC" w:sz="1"/><w:bottom w:val="single" w:color="CCCCCC" w:sz="1"/><w:right w:val="single" w:color="CCCCCC" w:sz="1"/></w:tcBorders><w:shd w:fill="F4F8FC" w:val="clear"/><w:tcMar><w:top w:type="dxa" w:w="100"/><w:left w:type="dxa" w:w="180"/><w:bottom w:type="dxa" w:w="100"/><w:right w:type="dxa" w:w="180"/></w:tcMar></w:tcPr><w:p><w:pPr><w:spacing w:after="0" w:before="0" w:line="240"/></w:pPr><w:r><w:rPr><w:rFonts w:ascii="Courier New" w:cs="Courier New" w:eastAsia="Courier New" w:hAnsi="Courier New"/><w:color w:val="1A2E3B"/><w:sz w:val="18"/><w:szCs w:val="18"/></w:rPr><w:t xml:space="preserve">def recommend_popularity(user_id, n=5):</w:t></w:r></w:p><w:p><w:pPr><w:spacing w:after="0" w:before="0" w:line="240"/></w:pPr><w:r><w:rPr><w:rFonts w:ascii="Courier New" w:cs="Courier New" w:eastAsia="Courier New" w:hAnsi="Courier New"/><w:color w:val="1A2E3B"/><w:sz w:val="18"/><w:szCs w:val="18"/></w:rPr><w:t xml:space="preserve">    # user_id : str (label only)  |  n : int recommendations</w:t></w:r></w:p><w:p><w:pPr><w:spacing w:after="0" w:before="0" w:line="240"/></w:pPr><w:r><w:rPr><w:rFonts w:ascii="Courier New" w:cs="Courier New" w:eastAsia="Courier New" w:hAnsi="Courier New"/><w:color w:val="1A2E3B"/><w:sz w:val="18"/><w:szCs w:val="18"/></w:rPr><w:t xml:space="preserve">    top_global = AF_global.nlargest(n).index.tolist()</w:t></w:r></w:p><w:p><w:pPr><w:spacing w:after="0" w:before="0" w:line="240"/></w:pPr><w:r><w:rPr><w:rFonts w:ascii="Courier New" w:cs="Courier New" w:eastAsia="Courier New" w:hAnsi="Courier New"/><w:color w:val="1A2E3B"/><w:sz w:val="18"/><w:szCs w:val="18"/></w:rPr><w:t xml:space="preserve">    return {&apos;user_id&apos;:user_id,&apos;method&apos;:&apos;Popularity Baseline&apos;,&apos;recommendations&apos;:top_global}</w:t></w:r></w:p><w:p><w:pPr><w:spacing w:after="0" w:before="0" w:line="240"/></w:pPr><w:r><w:rPr><w:rFonts w:ascii="Courier New" w:cs="Courier New" w:eastAsia="Courier New" w:hAnsi="Courier New"/><w:color w:val="1A2E3B"/><w:sz w:val="18"/><w:szCs w:val="18"/></w:rPr><w:t xml:space="preserve">popularity_already_heard = []</w:t></w:r></w:p><w:p><w:pPr><w:spacing w:after="0" w:before="0" w:line="240"/></w:pPr><w:r><w:rPr><w:rFonts w:ascii="Courier New" w:cs="Courier New" w:eastAsia="Courier New" w:hAnsi="Courier New"/><w:color w:val="1A2E3B"/><w:sz w:val="18"/><w:szCs w:val="18"/></w:rPr><w:t xml:space="preserve">for uid in df.index:</w:t></w:r></w:p><w:p><w:pPr><w:spacing w:after="0" w:before="0" w:line="240"/></w:pPr><w:r><w:rPr><w:rFonts w:ascii="Courier New" w:cs="Courier New" w:eastAsia="Courier New" w:hAnsi="Courier New"/><w:color w:val="1A2E3B"/><w:sz w:val="18"/><w:szCs w:val="18"/></w:rPr><w:t xml:space="preserve">    recs     = recommend_popularity(uid, n=5)[&apos;recommendations&apos;]</w:t></w:r></w:p><w:p><w:pPr><w:spacing w:after="0" w:before="0" w:line="240"/></w:pPr><w:r><w:rPr><w:rFonts w:ascii="Courier New" w:cs="Courier New" w:eastAsia="Courier New" w:hAnsi="Courier New"/><w:color w:val="1A2E3B"/><w:sz w:val="18"/><w:szCs w:val="18"/></w:rPr><w:t xml:space="preserve">    user_row = df.loc[uid, artist_cols]</w:t></w:r></w:p><w:p><w:pPr><w:spacing w:after="0" w:before="0" w:line="240"/></w:pPr><w:r><w:rPr><w:rFonts w:ascii="Courier New" w:cs="Courier New" w:eastAsia="Courier New" w:hAnsi="Courier New"/><w:color w:val="1A2E3B"/><w:sz w:val="18"/><w:szCs w:val="18"/></w:rPr><w:t xml:space="preserve">    heard    = sum(1 for a in recs if a in artist_cols and user_row[a] &gt; 0)</w:t></w:r></w:p><w:p><w:pPr><w:spacing w:after="0" w:before="0" w:line="240"/></w:pPr><w:r><w:rPr><w:rFonts w:ascii="Courier New" w:cs="Courier New" w:eastAsia="Courier New" w:hAnsi="Courier New"/><w:color w:val="1A2E3B"/><w:sz w:val="18"/><w:szCs w:val="18"/></w:rPr><w:t xml:space="preserve">    popularity_already_heard.append(heard / 5)</w:t></w:r></w:p><w:p><w:pPr><w:spacing w:after="0" w:before="0" w:line="240"/></w:pPr><w:r><w:rPr><w:rFonts w:ascii="Courier New" w:cs="Courier New" w:eastAsia="Courier New" w:hAnsi="Courier New"/><w:color w:val="1A2E3B"/><w:sz w:val="18"/><w:szCs w:val="18"/></w:rPr><w:t xml:space="preserve">pop_novelty = 1 - np.mean(popularity_already_heard)</w:t></w:r></w:p></w:tc></w:tr></w:tbl><w:p><w:pPr><w:spacing w:after="160" w:before="60"/><w:jc w:val="center"/></w:pPr><w:r><w:rPr><w:rFonts w:ascii="Arial" w:cs="Arial" w:eastAsia="Arial" w:hAnsi="Arial"/><w:i/><w:iCs/><w:color w:val="555555"/><w:sz w:val="19"/><w:szCs w:val="19"/></w:rPr><w:t xml:space="preserve">Code 9 — Popularity baseline implementation and evaluation.</w:t></w:r></w:p><w:p><w:pPr><w:spacing w:after="0" w:before="80"/></w:pPr><w:r><w:rPr><w:rFonts w:ascii="Courier New" w:cs="Courier New" w:eastAsia="Courier New" w:hAnsi="Courier New"/><w:b/><w:bCs/><w:color w:val="2E75B6"/><w:sz w:val="20"/><w:szCs w:val="20"/></w:rPr><w:t xml:space="preserve">269  </w:t></w:r><w:r><w:rPr><w:rFonts w:ascii="Courier New" w:cs="Courier New" w:eastAsia="Courier New" w:hAnsi="Courier New"/><w:color w:val="1A2E3B"/><w:sz w:val="20"/><w:szCs w:val="20"/></w:rPr><w:t xml:space="preserve">def recommend_popularity(user_id, n=5):</w:t></w:r></w:p><w:p><w:pPr><w:spacing w:after="60" w:before="20"/><w:ind w:left="440"/></w:pPr><w:r><w:rPr><w:rFonts w:ascii="Arial" w:cs="Arial" w:eastAsia="Arial" w:hAnsi="Arial"/><w:color w:val="333333"/><w:sz w:val="20"/><w:szCs w:val="20"/></w:rPr><w:t xml:space="preserve">Popularity baseline function. Returns the same top-n globally most-listened artists for every user. Parameters — user_id: string (used only for output labelling, not used in computation); n: number of recommendations.</w:t></w:r></w:p><w:p><w:pPr><w:spacing w:after="0" w:before="80"/></w:pPr><w:r><w:rPr><w:rFonts w:ascii="Courier New" w:cs="Courier New" w:eastAsia="Courier New" w:hAnsi="Courier New"/><w:b/><w:bCs/><w:color w:val="2E75B6"/><w:sz w:val="20"/><w:szCs w:val="20"/></w:rPr><w:t xml:space="preserve">277  </w:t></w:r><w:r><w:rPr><w:rFonts w:ascii="Courier New" w:cs="Courier New" w:eastAsia="Courier New" w:hAnsi="Courier New"/><w:color w:val="1A2E3B"/><w:sz w:val="20"/><w:szCs w:val="20"/></w:rPr><w:t xml:space="preserve">    top_global = AF_global.nlargest(n).index.tolist()</w:t></w:r></w:p><w:p><w:pPr><w:spacing w:after="60" w:before="20"/><w:ind w:left="440"/></w:pPr><w:r><w:rPr><w:rFonts w:ascii="Arial" w:cs="Arial" w:eastAsia="Arial" w:hAnsi="Arial"/><w:color w:val="333333"/><w:sz w:val="20"/><w:szCs w:val="20"/></w:rPr><w:t xml:space="preserve">Selects the n artists with the highest global AF (total playcount across all 500 users). .nlargest(n) returns a Series; .index.tolist() extracts just the artist names.</w:t></w:r></w:p><w:p><w:pPr><w:spacing w:after="0" w:before="80"/></w:pPr><w:r><w:rPr><w:rFonts w:ascii="Courier New" w:cs="Courier New" w:eastAsia="Courier New" w:hAnsi="Courier New"/><w:b/><w:bCs/><w:color w:val="2E75B6"/><w:sz w:val="20"/><w:szCs w:val="20"/></w:rPr><w:t xml:space="preserve">286  </w:t></w:r><w:r><w:rPr><w:rFonts w:ascii="Courier New" w:cs="Courier New" w:eastAsia="Courier New" w:hAnsi="Courier New"/><w:color w:val="1A2E3B"/><w:sz w:val="20"/><w:szCs w:val="20"/></w:rPr><w:t xml:space="preserve">popularity_already_heard = []</w:t></w:r></w:p><w:p><w:pPr><w:spacing w:after="60" w:before="20"/><w:ind w:left="440"/></w:pPr><w:r><w:rPr><w:rFonts w:ascii="Arial" w:cs="Arial" w:eastAsia="Arial" w:hAnsi="Arial"/><w:color w:val="333333"/><w:sz w:val="20"/><w:szCs w:val="20"/></w:rPr><w:t xml:space="preserve">Empty list to accumulate the fraction of recommended artists already heard by each user.</w:t></w:r></w:p><w:p><w:pPr><w:spacing w:after="0" w:before="80"/></w:pPr><w:r><w:rPr><w:rFonts w:ascii="Courier New" w:cs="Courier New" w:eastAsia="Courier New" w:hAnsi="Courier New"/><w:b/><w:bCs/><w:color w:val="2E75B6"/><w:sz w:val="20"/><w:szCs w:val="20"/></w:rPr><w:t xml:space="preserve">287  </w:t></w:r><w:r><w:rPr><w:rFonts w:ascii="Courier New" w:cs="Courier New" w:eastAsia="Courier New" w:hAnsi="Courier New"/><w:color w:val="1A2E3B"/><w:sz w:val="20"/><w:szCs w:val="20"/></w:rPr><w:t xml:space="preserve">for uid in df.index:</w:t></w:r></w:p><w:p><w:pPr><w:spacing w:after="60" w:before="20"/><w:ind w:left="440"/></w:pPr><w:r><w:rPr><w:rFonts w:ascii="Arial" w:cs="Arial" w:eastAsia="Arial" w:hAnsi="Arial"/><w:color w:val="333333"/><w:sz w:val="20"/><w:szCs w:val="20"/></w:rPr><w:t xml:space="preserve">Evaluation loop over all 500 users to compute the novelty score.</w:t></w:r></w:p><w:p><w:pPr><w:spacing w:after="0" w:before="80"/></w:pPr><w:r><w:rPr><w:rFonts w:ascii="Courier New" w:cs="Courier New" w:eastAsia="Courier New" w:hAnsi="Courier New"/><w:b/><w:bCs/><w:color w:val="2E75B6"/><w:sz w:val="20"/><w:szCs w:val="20"/></w:rPr><w:t xml:space="preserve">288  </w:t></w:r><w:r><w:rPr><w:rFonts w:ascii="Courier New" w:cs="Courier New" w:eastAsia="Courier New" w:hAnsi="Courier New"/><w:color w:val="1A2E3B"/><w:sz w:val="20"/><w:szCs w:val="20"/></w:rPr><w:t xml:space="preserve">    recs = recommend_popularity(uid, n=5)[&apos;recommendations&apos;]</w:t></w:r></w:p><w:p><w:pPr><w:spacing w:after="60" w:before="20"/><w:ind w:left="440"/></w:pPr><w:r><w:rPr><w:rFonts w:ascii="Arial" w:cs="Arial" w:eastAsia="Arial" w:hAnsi="Arial"/><w:color w:val="333333"/><w:sz w:val="20"/><w:szCs w:val="20"/></w:rPr><w:t xml:space="preserve">Gets the 5 recommended artists for this user (the same 5 for every user).</w:t></w:r></w:p><w:p><w:pPr><w:spacing w:after="0" w:before="80"/></w:pPr><w:r><w:rPr><w:rFonts w:ascii="Courier New" w:cs="Courier New" w:eastAsia="Courier New" w:hAnsi="Courier New"/><w:b/><w:bCs/><w:color w:val="2E75B6"/><w:sz w:val="20"/><w:szCs w:val="20"/></w:rPr><w:t xml:space="preserve">290  </w:t></w:r><w:r><w:rPr><w:rFonts w:ascii="Courier New" w:cs="Courier New" w:eastAsia="Courier New" w:hAnsi="Courier New"/><w:color w:val="1A2E3B"/><w:sz w:val="20"/><w:szCs w:val="20"/></w:rPr><w:t xml:space="preserve">    heard = sum(1 for a in recs if a in artist_cols and user_row[a] &gt; 0)</w:t></w:r></w:p><w:p><w:pPr><w:spacing w:after="60" w:before="20"/><w:ind w:left="440"/></w:pPr><w:r><w:rPr><w:rFonts w:ascii="Arial" w:cs="Arial" w:eastAsia="Arial" w:hAnsi="Arial"/><w:color w:val="333333"/><w:sz w:val="20"/><w:szCs w:val="20"/></w:rPr><w:t xml:space="preserve">Counts how many of the 5 recommended artists this user has already listened to (playcount &gt; 0). The &apos;a in artist_cols&apos; check guards against artist name mismatches.</w:t></w:r></w:p><w:p><w:pPr><w:spacing w:after="0" w:before="80"/></w:pPr><w:r><w:rPr><w:rFonts w:ascii="Courier New" w:cs="Courier New" w:eastAsia="Courier New" w:hAnsi="Courier New"/><w:b/><w:bCs/><w:color w:val="2E75B6"/><w:sz w:val="20"/><w:szCs w:val="20"/></w:rPr><w:t xml:space="preserve">291  </w:t></w:r><w:r><w:rPr><w:rFonts w:ascii="Courier New" w:cs="Courier New" w:eastAsia="Courier New" w:hAnsi="Courier New"/><w:color w:val="1A2E3B"/><w:sz w:val="20"/><w:szCs w:val="20"/></w:rPr><w:t xml:space="preserve">    popularity_already_heard.append(heard / 5)</w:t></w:r></w:p><w:p><w:pPr><w:spacing w:after="60" w:before="20"/><w:ind w:left="440"/></w:pPr><w:r><w:rPr><w:rFonts w:ascii="Arial" w:cs="Arial" w:eastAsia="Arial" w:hAnsi="Arial"/><w:color w:val="333333"/><w:sz w:val="20"/><w:szCs w:val="20"/></w:rPr><w:t xml:space="preserve">Appends the fraction of already-heard recommendations (0.0 to 1.0) for this user.</w:t></w:r></w:p><w:p><w:pPr><w:spacing w:after="0" w:before="80"/></w:pPr><w:r><w:rPr><w:rFonts w:ascii="Courier New" w:cs="Courier New" w:eastAsia="Courier New" w:hAnsi="Courier New"/><w:b/><w:bCs/><w:color w:val="2E75B6"/><w:sz w:val="20"/><w:szCs w:val="20"/></w:rPr><w:t xml:space="preserve">293  </w:t></w:r><w:r><w:rPr><w:rFonts w:ascii="Courier New" w:cs="Courier New" w:eastAsia="Courier New" w:hAnsi="Courier New"/><w:color w:val="1A2E3B"/><w:sz w:val="20"/><w:szCs w:val="20"/></w:rPr><w:t xml:space="preserve">pop_novelty = 1 - np.mean(popularity_already_heard)</w:t></w:r></w:p><w:p><w:pPr><w:spacing w:after="60" w:before="20"/><w:ind w:left="440"/></w:pPr><w:r><w:rPr><w:rFonts w:ascii="Arial" w:cs="Arial" w:eastAsia="Arial" w:hAnsi="Arial"/><w:color w:val="333333"/><w:sz w:val="20"/><w:szCs w:val="20"/></w:rPr><w:t xml:space="preserve">Novelty score = 1 minus the average already-heard fraction. Result: 0.000 — because globally popular artists are already known to virtually every user in the dataset.</w:t></w:r></w:p><w:p><w:pPr><w:spacing w:after="0" w:before="80"/></w:pPr><w:r><w:rPr><w:rFonts w:ascii="Arial" w:cs="Arial" w:eastAsia="Arial" w:hAnsi="Arial"/><w:sz w:val="22"/><w:szCs w:val="22"/></w:rPr><w:t xml:space="preserve"></w:t></w:r></w:p><w:p><w:pPr><w:spacing w:after="80" w:before="280"/></w:pPr><w:r><w:rPr><w:rFonts w:ascii="Arial" w:cs="Arial" w:eastAsia="Arial" w:hAnsi="Arial"/><w:b/><w:bCs/><w:color w:val="2E75B6"/><w:sz w:val="26"/><w:szCs w:val="26"/></w:rPr><w:t xml:space="preserve">4.10  Method 2 — User-Based KNN  (Lines 309–373)</w:t></w:r></w:p><w:tbl><w:tblPr><w:tblW w:type="dxa" w:w="9360"/><w:tblBorders><w:top w:val="single" w:color="auto" w:sz="4"/><w:left w:val="single" w:color="auto" w:sz="4"/><w:bottom w:val="single" w:color="auto" w:sz="4"/><w:right w:val="single" w:color="auto" w:sz="4"/><w:insideH w:val="single" w:color="auto" w:sz="4"/><w:insideV w:val="single" w:color="auto" w:sz="4"/></w:tblBorders></w:tblPr><w:tblGrid><w:gridCol w:w="100"/></w:tblGrid><w:tr><w:tc><w:tcPr><w:tcW w:type="dxa" w:w="9360"/><w:tcBorders><w:top w:val="single" w:color="CCCCCC" w:sz="1"/><w:left w:val="single" w:color="CCCCCC" w:sz="1"/><w:bottom w:val="single" w:color="CCCCCC" w:sz="1"/><w:right w:val="single" w:color="CCCCCC" w:sz="1"/></w:tcBorders><w:shd w:fill="F4F8FC" w:val="clear"/><w:tcMar><w:top w:type="dxa" w:w="100"/><w:left w:type="dxa" w:w="180"/><w:bottom w:type="dxa" w:w="100"/><w:right w:type="dxa" w:w="180"/></w:tcMar></w:tcPr><w:p><w:pPr><w:spacing w:after="0" w:before="0" w:line="240"/></w:pPr><w:r><w:rPr><w:rFonts w:ascii="Courier New" w:cs="Courier New" w:eastAsia="Courier New" w:hAnsi="Courier New"/><w:color w:val="1A2E3B"/><w:sz w:val="18"/><w:szCs w:val="18"/></w:rPr><w:t xml:space="preserve">playcount_matrix = df[artist_cols].values.astype(float)</w:t></w:r></w:p><w:p><w:pPr><w:spacing w:after="0" w:before="0" w:line="240"/></w:pPr><w:r><w:rPr><w:rFonts w:ascii="Courier New" w:cs="Courier New" w:eastAsia="Courier New" w:hAnsi="Courier New"/><w:color w:val="1A2E3B"/><w:sz w:val="18"/><w:szCs w:val="18"/></w:rPr><w:t xml:space="preserve">norms = np.linalg.norm(playcount_matrix, axis=1, keepdims=True)</w:t></w:r></w:p><w:p><w:pPr><w:spacing w:after="0" w:before="0" w:line="240"/></w:pPr><w:r><w:rPr><w:rFonts w:ascii="Courier New" w:cs="Courier New" w:eastAsia="Courier New" w:hAnsi="Courier New"/><w:color w:val="1A2E3B"/><w:sz w:val="18"/><w:szCs w:val="18"/></w:rPr><w:t xml:space="preserve">norms[norms == 0] = 1</w:t></w:r></w:p><w:p><w:pPr><w:spacing w:after="0" w:before="0" w:line="240"/></w:pPr><w:r><w:rPr><w:rFonts w:ascii="Courier New" w:cs="Courier New" w:eastAsia="Courier New" w:hAnsi="Courier New"/><w:color w:val="1A2E3B"/><w:sz w:val="18"/><w:szCs w:val="18"/></w:rPr><w:t xml:space="preserve">playcount_norm = playcount_matrix / norms</w:t></w:r></w:p><w:p><w:pPr><w:spacing w:after="0" w:before="0" w:line="240"/></w:pPr><w:r><w:rPr><w:rFonts w:ascii="Courier New" w:cs="Courier New" w:eastAsia="Courier New" w:hAnsi="Courier New"/><w:color w:val="1A2E3B"/><w:sz w:val="18"/><w:szCs w:val="18"/></w:rPr><w:t xml:space="preserve">K = 10</w:t></w:r></w:p><w:p><w:pPr><w:spacing w:after="0" w:before="0" w:line="240"/></w:pPr><w:r><w:rPr><w:rFonts w:ascii="Courier New" w:cs="Courier New" w:eastAsia="Courier New" w:hAnsi="Courier New"/><w:color w:val="1A2E3B"/><w:sz w:val="18"/><w:szCs w:val="18"/></w:rPr><w:t xml:space="preserve">knn_model = NearestNeighbors(n_neighbors=K+1, metric=&apos;cosine&apos;, algorithm=&apos;brute&apos;)</w:t></w:r></w:p><w:p><w:pPr><w:spacing w:after="0" w:before="0" w:line="240"/></w:pPr><w:r><w:rPr><w:rFonts w:ascii="Courier New" w:cs="Courier New" w:eastAsia="Courier New" w:hAnsi="Courier New"/><w:color w:val="1A2E3B"/><w:sz w:val="18"/><w:szCs w:val="18"/></w:rPr><w:t xml:space="preserve">knn_model.fit(playcount_norm)</w:t></w:r></w:p><w:p><w:pPr><w:spacing w:after="0" w:before="0" w:line="240"/></w:pPr><w:r><w:rPr><w:rFonts w:ascii="Courier New" w:cs="Courier New" w:eastAsia="Courier New" w:hAnsi="Courier New"/><w:color w:val="1A2E3B"/><w:sz w:val="18"/><w:szCs w:val="18"/></w:rPr><w:t xml:space="preserve">user_index = {uid: i for i, uid in enumerate(df.index)}</w:t></w:r></w:p><w:p><w:pPr><w:spacing w:after="0" w:before="0" w:line="240"/></w:pPr><w:r><w:rPr><w:rFonts w:ascii="Courier New" w:cs="Courier New" w:eastAsia="Courier New" w:hAnsi="Courier New"/><w:color w:val="1A2E3B"/><w:sz w:val="18"/><w:szCs w:val="18"/></w:rPr><w:t xml:space="preserve">def recommend_knn(user_id, n=5, k=K):</w:t></w:r></w:p><w:p><w:pPr><w:spacing w:after="0" w:before="0" w:line="240"/></w:pPr><w:r><w:rPr><w:rFonts w:ascii="Courier New" w:cs="Courier New" w:eastAsia="Courier New" w:hAnsi="Courier New"/><w:color w:val="1A2E3B"/><w:sz w:val="18"/><w:szCs w:val="18"/></w:rPr><w:t xml:space="preserve">    idx = user_index[user_id]</w:t></w:r></w:p><w:p><w:pPr><w:spacing w:after="0" w:before="0" w:line="240"/></w:pPr><w:r><w:rPr><w:rFonts w:ascii="Courier New" w:cs="Courier New" w:eastAsia="Courier New" w:hAnsi="Courier New"/><w:color w:val="1A2E3B"/><w:sz w:val="18"/><w:szCs w:val="18"/></w:rPr><w:t xml:space="preserve">    distances, indices = knn_model.kneighbors(playcount_norm[idx].reshape(1,-1))</w:t></w:r></w:p><w:p><w:pPr><w:spacing w:after="0" w:before="0" w:line="240"/></w:pPr><w:r><w:rPr><w:rFonts w:ascii="Courier New" w:cs="Courier New" w:eastAsia="Courier New" w:hAnsi="Courier New"/><w:color w:val="1A2E3B"/><w:sz w:val="18"/><w:szCs w:val="18"/></w:rPr><w:t xml:space="preserve">    neighbour_indices = indices[0][1:]</w:t></w:r></w:p><w:p><w:pPr><w:spacing w:after="0" w:before="0" w:line="240"/></w:pPr><w:r><w:rPr><w:rFonts w:ascii="Courier New" w:cs="Courier New" w:eastAsia="Courier New" w:hAnsi="Courier New"/><w:color w:val="1A2E3B"/><w:sz w:val="18"/><w:szCs w:val="18"/></w:rPr><w:t xml:space="preserve">    weights = (1 - distances[0][1:])</w:t></w:r></w:p><w:p><w:pPr><w:spacing w:after="0" w:before="0" w:line="240"/></w:pPr><w:r><w:rPr><w:rFonts w:ascii="Courier New" w:cs="Courier New" w:eastAsia="Courier New" w:hAnsi="Courier New"/><w:color w:val="1A2E3B"/><w:sz w:val="18"/><w:szCs w:val="18"/></w:rPr><w:t xml:space="preserve">    aggregated = (playcount_matrix[neighbour_indices] * weights[:,None]).sum(axis=0)</w:t></w:r></w:p><w:p><w:pPr><w:spacing w:after="0" w:before="0" w:line="240"/></w:pPr><w:r><w:rPr><w:rFonts w:ascii="Courier New" w:cs="Courier New" w:eastAsia="Courier New" w:hAnsi="Courier New"/><w:color w:val="1A2E3B"/><w:sz w:val="18"/><w:szCs w:val="18"/></w:rPr><w:t xml:space="preserve">    aggregated[playcount_matrix[idx] &gt; 0] = -1</w:t></w:r></w:p><w:p><w:pPr><w:spacing w:after="0" w:before="0" w:line="240"/></w:pPr><w:r><w:rPr><w:rFonts w:ascii="Courier New" w:cs="Courier New" w:eastAsia="Courier New" w:hAnsi="Courier New"/><w:color w:val="1A2E3B"/><w:sz w:val="18"/><w:szCs w:val="18"/></w:rPr><w:t xml:space="preserve">    top_indices = np.argsort(aggregated)[::-1][:n]</w:t></w:r></w:p><w:p><w:pPr><w:spacing w:after="0" w:before="0" w:line="240"/></w:pPr><w:r><w:rPr><w:rFonts w:ascii="Courier New" w:cs="Courier New" w:eastAsia="Courier New" w:hAnsi="Courier New"/><w:color w:val="1A2E3B"/><w:sz w:val="18"/><w:szCs w:val="18"/></w:rPr><w:t xml:space="preserve">    return {&apos;recommendations&apos;: [artist_cols[i] for i in top_indices]}</w:t></w:r></w:p><w:p><w:pPr><w:spacing w:after="0" w:before="0" w:line="240"/></w:pPr><w:r><w:rPr><w:rFonts w:ascii="Courier New" w:cs="Courier New" w:eastAsia="Courier New" w:hAnsi="Courier New"/><w:color w:val="1A2E3B"/><w:sz w:val="18"/><w:szCs w:val="18"/></w:rPr><w:t xml:space="preserve">knn_already_heard = []</w:t></w:r></w:p><w:p><w:pPr><w:spacing w:after="0" w:before="0" w:line="240"/></w:pPr><w:r><w:rPr><w:rFonts w:ascii="Courier New" w:cs="Courier New" w:eastAsia="Courier New" w:hAnsi="Courier New"/><w:color w:val="1A2E3B"/><w:sz w:val="18"/><w:szCs w:val="18"/></w:rPr><w:t xml:space="preserve">for uid in knn_sample:</w:t></w:r></w:p><w:p><w:pPr><w:spacing w:after="0" w:before="0" w:line="240"/></w:pPr><w:r><w:rPr><w:rFonts w:ascii="Courier New" w:cs="Courier New" w:eastAsia="Courier New" w:hAnsi="Courier New"/><w:color w:val="1A2E3B"/><w:sz w:val="18"/><w:szCs w:val="18"/></w:rPr><w:t xml:space="preserve">    recs  = recommend_knn(uid, n=5)[&apos;recommendations&apos;]</w:t></w:r></w:p><w:p><w:pPr><w:spacing w:after="0" w:before="0" w:line="240"/></w:pPr><w:r><w:rPr><w:rFonts w:ascii="Courier New" w:cs="Courier New" w:eastAsia="Courier New" w:hAnsi="Courier New"/><w:color w:val="1A2E3B"/><w:sz w:val="18"/><w:szCs w:val="18"/></w:rPr><w:t xml:space="preserve">    heard = sum(1 for a in recs if df.loc[uid, a] &gt; 0)</w:t></w:r></w:p><w:p><w:pPr><w:spacing w:after="0" w:before="0" w:line="240"/></w:pPr><w:r><w:rPr><w:rFonts w:ascii="Courier New" w:cs="Courier New" w:eastAsia="Courier New" w:hAnsi="Courier New"/><w:color w:val="1A2E3B"/><w:sz w:val="18"/><w:szCs w:val="18"/></w:rPr><w:t xml:space="preserve">    knn_already_heard.append(heard / 5)</w:t></w:r></w:p><w:p><w:pPr><w:spacing w:after="0" w:before="0" w:line="240"/></w:pPr><w:r><w:rPr><w:rFonts w:ascii="Courier New" w:cs="Courier New" w:eastAsia="Courier New" w:hAnsi="Courier New"/><w:color w:val="1A2E3B"/><w:sz w:val="18"/><w:szCs w:val="18"/></w:rPr><w:t xml:space="preserve">knn_novelty = 1 - np.mean(knn_already_heard)</w:t></w:r></w:p></w:tc></w:tr></w:tbl><w:p><w:pPr><w:spacing w:after="160" w:before="60"/><w:jc w:val="center"/></w:pPr><w:r><w:rPr><w:rFonts w:ascii="Arial" w:cs="Arial" w:eastAsia="Arial" w:hAnsi="Arial"/><w:i/><w:iCs/><w:color w:val="555555"/><w:sz w:val="19"/><w:szCs w:val="19"/></w:rPr><w:t xml:space="preserve">Code 10 — User-KNN implementation and evaluation.</w:t></w:r></w:p><w:p><w:pPr><w:spacing w:after="0" w:before="80"/></w:pPr><w:r><w:rPr><w:rFonts w:ascii="Courier New" w:cs="Courier New" w:eastAsia="Courier New" w:hAnsi="Courier New"/><w:b/><w:bCs/><w:color w:val="2E75B6"/><w:sz w:val="20"/><w:szCs w:val="20"/></w:rPr><w:t xml:space="preserve">310  </w:t></w:r><w:r><w:rPr><w:rFonts w:ascii="Courier New" w:cs="Courier New" w:eastAsia="Courier New" w:hAnsi="Courier New"/><w:color w:val="1A2E3B"/><w:sz w:val="20"/><w:szCs w:val="20"/></w:rPr><w:t xml:space="preserve">playcount_matrix = df[artist_cols].values.astype(float)</w:t></w:r></w:p><w:p><w:pPr><w:spacing w:after="60" w:before="20"/><w:ind w:left="440"/></w:pPr><w:r><w:rPr><w:rFonts w:ascii="Arial" w:cs="Arial" w:eastAsia="Arial" w:hAnsi="Arial"/><w:color w:val="333333"/><w:sz w:val="20"/><w:szCs w:val="20"/></w:rPr><w:t xml:space="preserve">Extracts the 500×81 playcount matrix as a NumPy float array. Rows = users (500), columns = artists (81). This is the raw user-artist matrix.</w:t></w:r></w:p><w:p><w:pPr><w:spacing w:after="0" w:before="80"/></w:pPr><w:r><w:rPr><w:rFonts w:ascii="Courier New" w:cs="Courier New" w:eastAsia="Courier New" w:hAnsi="Courier New"/><w:b/><w:bCs/><w:color w:val="2E75B6"/><w:sz w:val="20"/><w:szCs w:val="20"/></w:rPr><w:t xml:space="preserve">313  </w:t></w:r><w:r><w:rPr><w:rFonts w:ascii="Courier New" w:cs="Courier New" w:eastAsia="Courier New" w:hAnsi="Courier New"/><w:color w:val="1A2E3B"/><w:sz w:val="20"/><w:szCs w:val="20"/></w:rPr><w:t xml:space="preserve">norms = np.linalg.norm(playcount_matrix, axis=1, keepdims=True)</w:t></w:r></w:p><w:p><w:pPr><w:spacing w:after="60" w:before="20"/><w:ind w:left="440"/></w:pPr><w:r><w:rPr><w:rFonts w:ascii="Arial" w:cs="Arial" w:eastAsia="Arial" w:hAnsi="Arial"/><w:color w:val="333333"/><w:sz w:val="20"/><w:szCs w:val="20"/></w:rPr><w:t xml:space="preserve">Computes the L2 (Euclidean) norm of each user&apos;s playcount vector. axis=1 means per-row. keepdims=True preserves the shape (500,1) for broadcasting in the division.</w:t></w:r></w:p><w:p><w:pPr><w:spacing w:after="0" w:before="80"/></w:pPr><w:r><w:rPr><w:rFonts w:ascii="Courier New" w:cs="Courier New" w:eastAsia="Courier New" w:hAnsi="Courier New"/><w:b/><w:bCs/><w:color w:val="2E75B6"/><w:sz w:val="20"/><w:szCs w:val="20"/></w:rPr><w:t xml:space="preserve">314  </w:t></w:r><w:r><w:rPr><w:rFonts w:ascii="Courier New" w:cs="Courier New" w:eastAsia="Courier New" w:hAnsi="Courier New"/><w:color w:val="1A2E3B"/><w:sz w:val="20"/><w:szCs w:val="20"/></w:rPr><w:t xml:space="preserve">norms[norms == 0] = 1</w:t></w:r></w:p><w:p><w:pPr><w:spacing w:after="60" w:before="20"/><w:ind w:left="440"/></w:pPr><w:r><w:rPr><w:rFonts w:ascii="Arial" w:cs="Arial" w:eastAsia="Arial" w:hAnsi="Arial"/><w:color w:val="333333"/><w:sz w:val="20"/><w:szCs w:val="20"/></w:rPr><w:t xml:space="preserve">Replaces zero norms with 1 to prevent division-by-zero for users with all-zero playcounts. The resulting normalised vector will be all zeros, which is correct.</w:t></w:r></w:p><w:p><w:pPr><w:spacing w:after="0" w:before="80"/></w:pPr><w:r><w:rPr><w:rFonts w:ascii="Courier New" w:cs="Courier New" w:eastAsia="Courier New" w:hAnsi="Courier New"/><w:b/><w:bCs/><w:color w:val="2E75B6"/><w:sz w:val="20"/><w:szCs w:val="20"/></w:rPr><w:t xml:space="preserve">315  </w:t></w:r><w:r><w:rPr><w:rFonts w:ascii="Courier New" w:cs="Courier New" w:eastAsia="Courier New" w:hAnsi="Courier New"/><w:color w:val="1A2E3B"/><w:sz w:val="20"/><w:szCs w:val="20"/></w:rPr><w:t xml:space="preserve">playcount_norm = playcount_matrix / norms</w:t></w:r></w:p><w:p><w:pPr><w:spacing w:after="60" w:before="20"/><w:ind w:left="440"/></w:pPr><w:r><w:rPr><w:rFonts w:ascii="Arial" w:cs="Arial" w:eastAsia="Arial" w:hAnsi="Arial"/><w:color w:val="333333"/><w:sz w:val="20"/><w:szCs w:val="20"/></w:rPr><w:t xml:space="preserve">Divides each user&apos;s row by its L2 norm, producing unit-length vectors. Cosine similarity between unit-length vectors equals their dot product — the KNN model uses this property.</w:t></w:r></w:p><w:p><w:pPr><w:spacing w:after="0" w:before="80"/></w:pPr><w:r><w:rPr><w:rFonts w:ascii="Courier New" w:cs="Courier New" w:eastAsia="Courier New" w:hAnsi="Courier New"/><w:b/><w:bCs/><w:color w:val="2E75B6"/><w:sz w:val="20"/><w:szCs w:val="20"/></w:rPr><w:t xml:space="preserve">317  </w:t></w:r><w:r><w:rPr><w:rFonts w:ascii="Courier New" w:cs="Courier New" w:eastAsia="Courier New" w:hAnsi="Courier New"/><w:color w:val="1A2E3B"/><w:sz w:val="20"/><w:szCs w:val="20"/></w:rPr><w:t xml:space="preserve">K = 10</w:t></w:r></w:p><w:p><w:pPr><w:spacing w:after="60" w:before="20"/><w:ind w:left="440"/></w:pPr><w:r><w:rPr><w:rFonts w:ascii="Arial" w:cs="Arial" w:eastAsia="Arial" w:hAnsi="Arial"/><w:color w:val="333333"/><w:sz w:val="20"/><w:szCs w:val="20"/></w:rPr><w:t xml:space="preserve">Hyperparameter: number of nearest neighbours. K=10 balances recommendation quality and computational cost for our 500-user dataset.</w:t></w:r></w:p><w:p><w:pPr><w:spacing w:after="0" w:before="80"/></w:pPr><w:r><w:rPr><w:rFonts w:ascii="Courier New" w:cs="Courier New" w:eastAsia="Courier New" w:hAnsi="Courier New"/><w:b/><w:bCs/><w:color w:val="2E75B6"/><w:sz w:val="20"/><w:szCs w:val="20"/></w:rPr><w:t xml:space="preserve">318  </w:t></w:r><w:r><w:rPr><w:rFonts w:ascii="Courier New" w:cs="Courier New" w:eastAsia="Courier New" w:hAnsi="Courier New"/><w:color w:val="1A2E3B"/><w:sz w:val="20"/><w:szCs w:val="20"/></w:rPr><w:t xml:space="preserve">knn_model = NearestNeighbors(n_neighbors=K+1, metric=&apos;cosine&apos;, algorithm=&apos;brute&apos;)</w:t></w:r></w:p><w:p><w:pPr><w:spacing w:after="60" w:before="20"/><w:ind w:left="440"/></w:pPr><w:r><w:rPr><w:rFonts w:ascii="Arial" w:cs="Arial" w:eastAsia="Arial" w:hAnsi="Arial"/><w:color w:val="333333"/><w:sz w:val="20"/><w:szCs w:val="20"/></w:rPr><w:t xml:space="preserve">Initialises the KNN model with K+1 neighbours (the +1 accounts for the user being its own nearest neighbour at distance 0). Cosine metric uses 1 - dot_product as distance. Brute-force is exact for our dataset size.</w:t></w:r></w:p><w:p><w:pPr><w:spacing w:after="0" w:before="80"/></w:pPr><w:r><w:rPr><w:rFonts w:ascii="Courier New" w:cs="Courier New" w:eastAsia="Courier New" w:hAnsi="Courier New"/><w:b/><w:bCs/><w:color w:val="2E75B6"/><w:sz w:val="20"/><w:szCs w:val="20"/></w:rPr><w:t xml:space="preserve">319  </w:t></w:r><w:r><w:rPr><w:rFonts w:ascii="Courier New" w:cs="Courier New" w:eastAsia="Courier New" w:hAnsi="Courier New"/><w:color w:val="1A2E3B"/><w:sz w:val="20"/><w:szCs w:val="20"/></w:rPr><w:t xml:space="preserve">knn_model.fit(playcount_norm)</w:t></w:r></w:p><w:p><w:pPr><w:spacing w:after="60" w:before="20"/><w:ind w:left="440"/></w:pPr><w:r><w:rPr><w:rFonts w:ascii="Arial" w:cs="Arial" w:eastAsia="Arial" w:hAnsi="Arial"/><w:color w:val="333333"/><w:sz w:val="20"/><w:szCs w:val="20"/></w:rPr><w:t xml:space="preserve">Fits the KNN model on the normalised playcount matrix. For brute-force search this simply stores the matrix.</w:t></w:r></w:p><w:p><w:pPr><w:spacing w:after="0" w:before="80"/></w:pPr><w:r><w:rPr><w:rFonts w:ascii="Courier New" w:cs="Courier New" w:eastAsia="Courier New" w:hAnsi="Courier New"/><w:b/><w:bCs/><w:color w:val="2E75B6"/><w:sz w:val="20"/><w:szCs w:val="20"/></w:rPr><w:t xml:space="preserve">321  </w:t></w:r><w:r><w:rPr><w:rFonts w:ascii="Courier New" w:cs="Courier New" w:eastAsia="Courier New" w:hAnsi="Courier New"/><w:color w:val="1A2E3B"/><w:sz w:val="20"/><w:szCs w:val="20"/></w:rPr><w:t xml:space="preserve">user_index = {uid: i for i, uid in enumerate(df.index)}</w:t></w:r></w:p><w:p><w:pPr><w:spacing w:after="60" w:before="20"/><w:ind w:left="440"/></w:pPr><w:r><w:rPr><w:rFonts w:ascii="Arial" w:cs="Arial" w:eastAsia="Arial" w:hAnsi="Arial"/><w:color w:val="333333"/><w:sz w:val="20"/><w:szCs w:val="20"/></w:rPr><w:t xml:space="preserve">Dictionary mapping user ID strings to integer row indices in playcount_norm. Needed to quickly look up a user&apos;s vector by ID.</w:t></w:r></w:p><w:p><w:pPr><w:spacing w:after="0" w:before="80"/></w:pPr><w:r><w:rPr><w:rFonts w:ascii="Courier New" w:cs="Courier New" w:eastAsia="Courier New" w:hAnsi="Courier New"/><w:b/><w:bCs/><w:color w:val="2E75B6"/><w:sz w:val="20"/><w:szCs w:val="20"/></w:rPr><w:t xml:space="preserve">334  </w:t></w:r><w:r><w:rPr><w:rFonts w:ascii="Courier New" w:cs="Courier New" w:eastAsia="Courier New" w:hAnsi="Courier New"/><w:color w:val="1A2E3B"/><w:sz w:val="20"/><w:szCs w:val="20"/></w:rPr><w:t xml:space="preserve">    idx = user_index[user_id]</w:t></w:r></w:p><w:p><w:pPr><w:spacing w:after="60" w:before="20"/><w:ind w:left="440"/></w:pPr><w:r><w:rPr><w:rFonts w:ascii="Arial" w:cs="Arial" w:eastAsia="Arial" w:hAnsi="Arial"/><w:color w:val="333333"/><w:sz w:val="20"/><w:szCs w:val="20"/></w:rPr><w:t xml:space="preserve">Converts the user ID string to an integer row index.</w:t></w:r></w:p><w:p><w:pPr><w:spacing w:after="0" w:before="80"/></w:pPr><w:r><w:rPr><w:rFonts w:ascii="Courier New" w:cs="Courier New" w:eastAsia="Courier New" w:hAnsi="Courier New"/><w:b/><w:bCs/><w:color w:val="2E75B6"/><w:sz w:val="20"/><w:szCs w:val="20"/></w:rPr><w:t xml:space="preserve">335  </w:t></w:r><w:r><w:rPr><w:rFonts w:ascii="Courier New" w:cs="Courier New" w:eastAsia="Courier New" w:hAnsi="Courier New"/><w:color w:val="1A2E3B"/><w:sz w:val="20"/><w:szCs w:val="20"/></w:rPr><w:t xml:space="preserve">    user_vec = playcount_norm[idx].reshape(1, -1)</w:t></w:r></w:p><w:p><w:pPr><w:spacing w:after="60" w:before="20"/><w:ind w:left="440"/></w:pPr><w:r><w:rPr><w:rFonts w:ascii="Arial" w:cs="Arial" w:eastAsia="Arial" w:hAnsi="Arial"/><w:color w:val="333333"/><w:sz w:val="20"/><w:szCs w:val="20"/></w:rPr><w:t xml:space="preserve">Extracts the user&apos;s normalised vector and reshapes to (1, 81) — the 2D shape expected by kneighbors().</w:t></w:r></w:p><w:p><w:pPr><w:spacing w:after="0" w:before="80"/></w:pPr><w:r><w:rPr><w:rFonts w:ascii="Courier New" w:cs="Courier New" w:eastAsia="Courier New" w:hAnsi="Courier New"/><w:b/><w:bCs/><w:color w:val="2E75B6"/><w:sz w:val="20"/><w:szCs w:val="20"/></w:rPr><w:t xml:space="preserve">336  </w:t></w:r><w:r><w:rPr><w:rFonts w:ascii="Courier New" w:cs="Courier New" w:eastAsia="Courier New" w:hAnsi="Courier New"/><w:color w:val="1A2E3B"/><w:sz w:val="20"/><w:szCs w:val="20"/></w:rPr><w:t xml:space="preserve">    distances, indices = knn_model.kneighbors(user_vec)</w:t></w:r></w:p><w:p><w:pPr><w:spacing w:after="60" w:before="20"/><w:ind w:left="440"/></w:pPr><w:r><w:rPr><w:rFonts w:ascii="Arial" w:cs="Arial" w:eastAsia="Arial" w:hAnsi="Arial"/><w:color w:val="333333"/><w:sz w:val="20"/><w:szCs w:val="20"/></w:rPr><w:t xml:space="preserve">Finds the K+1 nearest neighbours (by cosine distance) of the user. distances: shape (1, K+1); indices: row positions in playcount_norm.</w:t></w:r></w:p><w:p><w:pPr><w:spacing w:after="0" w:before="80"/></w:pPr><w:r><w:rPr><w:rFonts w:ascii="Courier New" w:cs="Courier New" w:eastAsia="Courier New" w:hAnsi="Courier New"/><w:b/><w:bCs/><w:color w:val="2E75B6"/><w:sz w:val="20"/><w:szCs w:val="20"/></w:rPr><w:t xml:space="preserve">338  </w:t></w:r><w:r><w:rPr><w:rFonts w:ascii="Courier New" w:cs="Courier New" w:eastAsia="Courier New" w:hAnsi="Courier New"/><w:color w:val="1A2E3B"/><w:sz w:val="20"/><w:szCs w:val="20"/></w:rPr><w:t xml:space="preserve">    neighbour_indices = indices[0][1:]</w:t></w:r></w:p><w:p><w:pPr><w:spacing w:after="60" w:before="20"/><w:ind w:left="440"/></w:pPr><w:r><w:rPr><w:rFonts w:ascii="Arial" w:cs="Arial" w:eastAsia="Arial" w:hAnsi="Arial"/><w:color w:val="333333"/><w:sz w:val="20"/><w:szCs w:val="20"/></w:rPr><w:t xml:space="preserve">Skips the first neighbour (index 0) which is always the user itself (cosine distance ≈ 0).</w:t></w:r></w:p><w:p><w:pPr><w:spacing w:after="0" w:before="80"/></w:pPr><w:r><w:rPr><w:rFonts w:ascii="Courier New" w:cs="Courier New" w:eastAsia="Courier New" w:hAnsi="Courier New"/><w:b/><w:bCs/><w:color w:val="2E75B6"/><w:sz w:val="20"/><w:szCs w:val="20"/></w:rPr><w:t xml:space="preserve">342  </w:t></w:r><w:r><w:rPr><w:rFonts w:ascii="Courier New" w:cs="Courier New" w:eastAsia="Courier New" w:hAnsi="Courier New"/><w:color w:val="1A2E3B"/><w:sz w:val="20"/><w:szCs w:val="20"/></w:rPr><w:t xml:space="preserve">    weights = (1 - neighbour_scores)</w:t></w:r></w:p><w:p><w:pPr><w:spacing w:after="60" w:before="20"/><w:ind w:left="440"/></w:pPr><w:r><w:rPr><w:rFonts w:ascii="Arial" w:cs="Arial" w:eastAsia="Arial" w:hAnsi="Arial"/><w:color w:val="333333"/><w:sz w:val="20"/><w:szCs w:val="20"/></w:rPr><w:t xml:space="preserve">Converts cosine distances (0=identical, 2=opposite) to similarities (1=identical, -1=opposite). Closer neighbours receive higher weight.</w:t></w:r></w:p><w:p><w:pPr><w:spacing w:after="0" w:before="80"/></w:pPr><w:r><w:rPr><w:rFonts w:ascii="Courier New" w:cs="Courier New" w:eastAsia="Courier New" w:hAnsi="Courier New"/><w:b/><w:bCs/><w:color w:val="2E75B6"/><w:sz w:val="20"/><w:szCs w:val="20"/></w:rPr><w:t xml:space="preserve">343  </w:t></w:r><w:r><w:rPr><w:rFonts w:ascii="Courier New" w:cs="Courier New" w:eastAsia="Courier New" w:hAnsi="Courier New"/><w:color w:val="1A2E3B"/><w:sz w:val="20"/><w:szCs w:val="20"/></w:rPr><w:t xml:space="preserve">    neighbour_plays = playcount_matrix[neighbour_indices]</w:t></w:r></w:p><w:p><w:pPr><w:spacing w:after="60" w:before="20"/><w:ind w:left="440"/></w:pPr><w:r><w:rPr><w:rFonts w:ascii="Arial" w:cs="Arial" w:eastAsia="Arial" w:hAnsi="Arial"/><w:color w:val="333333"/><w:sz w:val="20"/><w:szCs w:val="20"/></w:rPr><w:t xml:space="preserve">Extracts the raw playcount rows for the K neighbours. Shape: (K, 81).</w:t></w:r></w:p><w:p><w:pPr><w:spacing w:after="0" w:before="80"/></w:pPr><w:r><w:rPr><w:rFonts w:ascii="Courier New" w:cs="Courier New" w:eastAsia="Courier New" w:hAnsi="Courier New"/><w:b/><w:bCs/><w:color w:val="2E75B6"/><w:sz w:val="20"/><w:szCs w:val="20"/></w:rPr><w:t xml:space="preserve">344  </w:t></w:r><w:r><w:rPr><w:rFonts w:ascii="Courier New" w:cs="Courier New" w:eastAsia="Courier New" w:hAnsi="Courier New"/><w:color w:val="1A2E3B"/><w:sz w:val="20"/><w:szCs w:val="20"/></w:rPr><w:t xml:space="preserve">    aggregated = (neighbour_plays * weights[:, None]).sum(axis=0)</w:t></w:r></w:p><w:p><w:pPr><w:spacing w:after="60" w:before="20"/><w:ind w:left="440"/></w:pPr><w:r><w:rPr><w:rFonts w:ascii="Arial" w:cs="Arial" w:eastAsia="Arial" w:hAnsi="Arial"/><w:color w:val="333333"/><w:sz w:val="20"/><w:szCs w:val="20"/></w:rPr><w:t xml:space="preserve">Multiplies each neighbour&apos;s playcount row by its weight, then sums over all neighbours. weights[:,None] broadcasts (K,) to (K,1) for element-wise multiplication. Result: (81,) — one aggregated score per artist.</w:t></w:r></w:p><w:p><w:pPr><w:spacing w:after="0" w:before="80"/></w:pPr><w:r><w:rPr><w:rFonts w:ascii="Courier New" w:cs="Courier New" w:eastAsia="Courier New" w:hAnsi="Courier New"/><w:b/><w:bCs/><w:color w:val="2E75B6"/><w:sz w:val="20"/><w:szCs w:val="20"/></w:rPr><w:t xml:space="preserve">347  </w:t></w:r><w:r><w:rPr><w:rFonts w:ascii="Courier New" w:cs="Courier New" w:eastAsia="Courier New" w:hAnsi="Courier New"/><w:color w:val="1A2E3B"/><w:sz w:val="20"/><w:szCs w:val="20"/></w:rPr><w:t xml:space="preserve">    already_heard_mask = playcount_matrix[idx] &gt; 0</w:t></w:r></w:p><w:p><w:pPr><w:spacing w:after="60" w:before="20"/><w:ind w:left="440"/></w:pPr><w:r><w:rPr><w:rFonts w:ascii="Arial" w:cs="Arial" w:eastAsia="Arial" w:hAnsi="Arial"/><w:color w:val="333333"/><w:sz w:val="20"/><w:szCs w:val="20"/></w:rPr><w:t xml:space="preserve">Boolean mask: True for artists the target user has already heard.</w:t></w:r></w:p><w:p><w:pPr><w:spacing w:after="0" w:before="80"/></w:pPr><w:r><w:rPr><w:rFonts w:ascii="Courier New" w:cs="Courier New" w:eastAsia="Courier New" w:hAnsi="Courier New"/><w:b/><w:bCs/><w:color w:val="2E75B6"/><w:sz w:val="20"/><w:szCs w:val="20"/></w:rPr><w:t xml:space="preserve">348  </w:t></w:r><w:r><w:rPr><w:rFonts w:ascii="Courier New" w:cs="Courier New" w:eastAsia="Courier New" w:hAnsi="Courier New"/><w:color w:val="1A2E3B"/><w:sz w:val="20"/><w:szCs w:val="20"/></w:rPr><w:t xml:space="preserve">    aggregated[already_heard_mask] = -1</w:t></w:r></w:p><w:p><w:pPr><w:spacing w:after="60" w:before="20"/><w:ind w:left="440"/></w:pPr><w:r><w:rPr><w:rFonts w:ascii="Arial" w:cs="Arial" w:eastAsia="Arial" w:hAnsi="Arial"/><w:color w:val="333333"/><w:sz w:val="20"/><w:szCs w:val="20"/></w:rPr><w:t xml:space="preserve">Sets already-heard artists to -1 so np.argsort places them at the end and they won&apos;t appear in the top-n recommendations.</w:t></w:r></w:p><w:p><w:pPr><w:spacing w:after="0" w:before="80"/></w:pPr><w:r><w:rPr><w:rFonts w:ascii="Courier New" w:cs="Courier New" w:eastAsia="Courier New" w:hAnsi="Courier New"/><w:b/><w:bCs/><w:color w:val="2E75B6"/><w:sz w:val="20"/><w:szCs w:val="20"/></w:rPr><w:t xml:space="preserve">350  </w:t></w:r><w:r><w:rPr><w:rFonts w:ascii="Courier New" w:cs="Courier New" w:eastAsia="Courier New" w:hAnsi="Courier New"/><w:color w:val="1A2E3B"/><w:sz w:val="20"/><w:szCs w:val="20"/></w:rPr><w:t xml:space="preserve">    top_indices = np.argsort(aggregated)[::-1][:n]</w:t></w:r></w:p><w:p><w:pPr><w:spacing w:after="60" w:before="20"/><w:ind w:left="440"/></w:pPr><w:r><w:rPr><w:rFonts w:ascii="Arial" w:cs="Arial" w:eastAsia="Arial" w:hAnsi="Arial"/><w:color w:val="333333"/><w:sz w:val="20"/><w:szCs w:val="20"/></w:rPr><w:t xml:space="preserve">Sorts artist indices by aggregated score in descending order ([::-1] reverses argsort&apos;s ascending default), takes the first n.</w:t></w:r></w:p><w:p><w:pPr><w:spacing w:after="0" w:before="80"/></w:pPr><w:r><w:rPr><w:rFonts w:ascii="Courier New" w:cs="Courier New" w:eastAsia="Courier New" w:hAnsi="Courier New"/><w:b/><w:bCs/><w:color w:val="2E75B6"/><w:sz w:val="20"/><w:szCs w:val="20"/></w:rPr><w:t xml:space="preserve">358  </w:t></w:r><w:r><w:rPr><w:rFonts w:ascii="Courier New" w:cs="Courier New" w:eastAsia="Courier New" w:hAnsi="Courier New"/><w:color w:val="1A2E3B"/><w:sz w:val="20"/><w:szCs w:val="20"/></w:rPr><w:t xml:space="preserve">knn_sample = df.index[:50].tolist()</w:t></w:r></w:p><w:p><w:pPr><w:spacing w:after="60" w:before="20"/><w:ind w:left="440"/></w:pPr><w:r><w:rPr><w:rFonts w:ascii="Arial" w:cs="Arial" w:eastAsia="Arial" w:hAnsi="Arial"/><w:color w:val="333333"/><w:sz w:val="20"/><w:szCs w:val="20"/></w:rPr><w:t xml:space="preserve">Takes the first 50 users as an evaluation sample. Full evaluation over all 500 users is slower due to O(n²) pairwise comparison in personalization_score.</w:t></w:r></w:p><w:p><w:pPr><w:spacing w:after="0" w:before="80"/></w:pPr><w:r><w:rPr><w:rFonts w:ascii="Courier New" w:cs="Courier New" w:eastAsia="Courier New" w:hAnsi="Courier New"/><w:b/><w:bCs/><w:color w:val="2E75B6"/><w:sz w:val="20"/><w:szCs w:val="20"/></w:rPr><w:t xml:space="preserve">360  </w:t></w:r><w:r><w:rPr><w:rFonts w:ascii="Courier New" w:cs="Courier New" w:eastAsia="Courier New" w:hAnsi="Courier New"/><w:color w:val="1A2E3B"/><w:sz w:val="20"/><w:szCs w:val="20"/></w:rPr><w:t xml:space="preserve">for uid in knn_sample:</w:t></w:r></w:p><w:p><w:pPr><w:spacing w:after="60" w:before="20"/><w:ind w:left="440"/></w:pPr><w:r><w:rPr><w:rFonts w:ascii="Arial" w:cs="Arial" w:eastAsia="Arial" w:hAnsi="Arial"/><w:color w:val="333333"/><w:sz w:val="20"/><w:szCs w:val="20"/></w:rPr><w:t xml:space="preserve">Evaluation loop over 50 sampled users.</w:t></w:r></w:p><w:p><w:pPr><w:spacing w:after="0" w:before="80"/></w:pPr><w:r><w:rPr><w:rFonts w:ascii="Courier New" w:cs="Courier New" w:eastAsia="Courier New" w:hAnsi="Courier New"/><w:b/><w:bCs/><w:color w:val="2E75B6"/><w:sz w:val="20"/><w:szCs w:val="20"/></w:rPr><w:t xml:space="preserve">361  </w:t></w:r><w:r><w:rPr><w:rFonts w:ascii="Courier New" w:cs="Courier New" w:eastAsia="Courier New" w:hAnsi="Courier New"/><w:color w:val="1A2E3B"/><w:sz w:val="20"/><w:szCs w:val="20"/></w:rPr><w:t xml:space="preserve">    recs = recommend_knn(uid, n=5)[&apos;recommendations&apos;]</w:t></w:r></w:p><w:p><w:pPr><w:spacing w:after="60" w:before="20"/><w:ind w:left="440"/></w:pPr><w:r><w:rPr><w:rFonts w:ascii="Arial" w:cs="Arial" w:eastAsia="Arial" w:hAnsi="Arial"/><w:color w:val="333333"/><w:sz w:val="20"/><w:szCs w:val="20"/></w:rPr><w:t xml:space="preserve">Generates 5 KNN recommendations for this user.</w:t></w:r></w:p><w:p><w:pPr><w:spacing w:after="0" w:before="80"/></w:pPr><w:r><w:rPr><w:rFonts w:ascii="Courier New" w:cs="Courier New" w:eastAsia="Courier New" w:hAnsi="Courier New"/><w:b/><w:bCs/><w:color w:val="2E75B6"/><w:sz w:val="20"/><w:szCs w:val="20"/></w:rPr><w:t xml:space="preserve">362  </w:t></w:r><w:r><w:rPr><w:rFonts w:ascii="Courier New" w:cs="Courier New" w:eastAsia="Courier New" w:hAnsi="Courier New"/><w:color w:val="1A2E3B"/><w:sz w:val="20"/><w:szCs w:val="20"/></w:rPr><w:t xml:space="preserve">    heard = sum(1 for a in recs if df.loc[uid, a] &gt; 0)</w:t></w:r></w:p><w:p><w:pPr><w:spacing w:after="60" w:before="20"/><w:ind w:left="440"/></w:pPr><w:r><w:rPr><w:rFonts w:ascii="Arial" w:cs="Arial" w:eastAsia="Arial" w:hAnsi="Arial"/><w:color w:val="333333"/><w:sz w:val="20"/><w:szCs w:val="20"/></w:rPr><w:t xml:space="preserve">Counts how many recommended artists this user has already heard.</w:t></w:r></w:p><w:p><w:pPr><w:spacing w:after="0" w:before="80"/></w:pPr><w:r><w:rPr><w:rFonts w:ascii="Courier New" w:cs="Courier New" w:eastAsia="Courier New" w:hAnsi="Courier New"/><w:b/><w:bCs/><w:color w:val="2E75B6"/><w:sz w:val="20"/><w:szCs w:val="20"/></w:rPr><w:t xml:space="preserve">365  </w:t></w:r><w:r><w:rPr><w:rFonts w:ascii="Courier New" w:cs="Courier New" w:eastAsia="Courier New" w:hAnsi="Courier New"/><w:color w:val="1A2E3B"/><w:sz w:val="20"/><w:szCs w:val="20"/></w:rPr><w:t xml:space="preserve">knn_novelty = 1 - np.mean(knn_already_heard)</w:t></w:r></w:p><w:p><w:pPr><w:spacing w:after="60" w:before="20"/><w:ind w:left="440"/></w:pPr><w:r><w:rPr><w:rFonts w:ascii="Arial" w:cs="Arial" w:eastAsia="Arial" w:hAnsi="Arial"/><w:color w:val="333333"/><w:sz w:val="20"/><w:szCs w:val="20"/></w:rPr><w:t xml:space="preserve">KNN novelty = 1.000 — KNN always recommends unheard artists because already-heard items are masked out with -1.</w:t></w:r></w:p><w:p><w:pPr><w:spacing w:after="0" w:before="80"/></w:pPr><w:r><w:rPr><w:rFonts w:ascii="Arial" w:cs="Arial" w:eastAsia="Arial" w:hAnsi="Arial"/><w:sz w:val="22"/><w:szCs w:val="22"/></w:rPr><w:t xml:space="preserve"></w:t></w:r></w:p><w:p><w:pPr><w:spacing w:after="80" w:before="280"/></w:pPr><w:r><w:rPr><w:rFonts w:ascii="Arial" w:cs="Arial" w:eastAsia="Arial" w:hAnsi="Arial"/><w:b/><w:bCs/><w:color w:val="2E75B6"/><w:sz w:val="26"/><w:szCs w:val="26"/></w:rPr><w:t xml:space="preserve">4.11  Method 3 — SVD Matrix Factorization  (Lines 385–450)</w:t></w:r></w:p><w:tbl><w:tblPr><w:tblW w:type="dxa" w:w="9360"/><w:tblBorders><w:top w:val="single" w:color="auto" w:sz="4"/><w:left w:val="single" w:color="auto" w:sz="4"/><w:bottom w:val="single" w:color="auto" w:sz="4"/><w:right w:val="single" w:color="auto" w:sz="4"/><w:insideH w:val="single" w:color="auto" w:sz="4"/><w:insideV w:val="single" w:color="auto" w:sz="4"/></w:tblBorders></w:tblPr><w:tblGrid><w:gridCol w:w="100"/></w:tblGrid><w:tr><w:tc><w:tcPr><w:tcW w:type="dxa" w:w="9360"/><w:tcBorders><w:top w:val="single" w:color="CCCCCC" w:sz="1"/><w:left w:val="single" w:color="CCCCCC" w:sz="1"/><w:bottom w:val="single" w:color="CCCCCC" w:sz="1"/><w:right w:val="single" w:color="CCCCCC" w:sz="1"/></w:tcBorders><w:shd w:fill="F4F8FC" w:val="clear"/><w:tcMar><w:top w:type="dxa" w:w="100"/><w:left w:type="dxa" w:w="180"/><w:bottom w:type="dxa" w:w="100"/><w:right w:type="dxa" w:w="180"/></w:tcMar></w:tcPr><w:p><w:pPr><w:spacing w:after="0" w:before="0" w:line="240"/></w:pPr><w:r><w:rPr><w:rFonts w:ascii="Courier New" w:cs="Courier New" w:eastAsia="Courier New" w:hAnsi="Courier New"/><w:color w:val="1A2E3B"/><w:sz w:val="18"/><w:szCs w:val="18"/></w:rPr><w:t xml:space="preserve">N_FACTORS = 20</w:t></w:r></w:p><w:p><w:pPr><w:spacing w:after="0" w:before="0" w:line="240"/></w:pPr><w:r><w:rPr><w:rFonts w:ascii="Courier New" w:cs="Courier New" w:eastAsia="Courier New" w:hAnsi="Courier New"/><w:color w:val="1A2E3B"/><w:sz w:val="18"/><w:szCs w:val="18"/></w:rPr><w:t xml:space="preserve">TRAIN_RATIO = 0.8</w:t></w:r></w:p><w:p><w:pPr><w:spacing w:after="0" w:before="0" w:line="240"/></w:pPr><w:r><w:rPr><w:rFonts w:ascii="Courier New" w:cs="Courier New" w:eastAsia="Courier New" w:hAnsi="Courier New"/><w:color w:val="1A2E3B"/><w:sz w:val="18"/><w:szCs w:val="18"/></w:rPr><w:t xml:space="preserve">log_matrix     = np.log1p(playcount_matrix)</w:t></w:r></w:p><w:p><w:pPr><w:spacing w:after="0" w:before="0" w:line="240"/></w:pPr><w:r><w:rPr><w:rFonts w:ascii="Courier New" w:cs="Courier New" w:eastAsia="Courier New" w:hAnsi="Courier New"/><w:color w:val="1A2E3B"/><w:sz w:val="18"/><w:szCs w:val="18"/></w:rPr><w:t xml:space="preserve">user_means     = log_matrix.mean(axis=1, keepdims=True)</w:t></w:r></w:p><w:p><w:pPr><w:spacing w:after="0" w:before="0" w:line="240"/></w:pPr><w:r><w:rPr><w:rFonts w:ascii="Courier New" w:cs="Courier New" w:eastAsia="Courier New" w:hAnsi="Courier New"/><w:color w:val="1A2E3B"/><w:sz w:val="18"/><w:szCs w:val="18"/></w:rPr><w:t xml:space="preserve">centred_matrix = log_matrix - user_means</w:t></w:r></w:p><w:p><w:pPr><w:spacing w:after="0" w:before="0" w:line="240"/></w:pPr><w:r><w:rPr><w:rFonts w:ascii="Courier New" w:cs="Courier New" w:eastAsia="Courier New" w:hAnsi="Courier New"/><w:color w:val="1A2E3B"/><w:sz w:val="18"/><w:szCs w:val="18"/></w:rPr><w:t xml:space="preserve">U, sigma, Vt   = svds(centred_matrix, k=N_FACTORS)</w:t></w:r></w:p><w:p><w:pPr><w:spacing w:after="0" w:before="0" w:line="240"/></w:pPr><w:r><w:rPr><w:rFonts w:ascii="Courier New" w:cs="Courier New" w:eastAsia="Courier New" w:hAnsi="Courier New"/><w:color w:val="1A2E3B"/><w:sz w:val="18"/><w:szCs w:val="18"/></w:rPr><w:t xml:space="preserve">idx_sorted     = np.argsort(sigma)[::-1]</w:t></w:r></w:p><w:p><w:pPr><w:spacing w:after="0" w:before="0" w:line="240"/></w:pPr><w:r><w:rPr><w:rFonts w:ascii="Courier New" w:cs="Courier New" w:eastAsia="Courier New" w:hAnsi="Courier New"/><w:color w:val="1A2E3B"/><w:sz w:val="18"/><w:szCs w:val="18"/></w:rPr><w:t xml:space="preserve">U, sigma, Vt   = U[:,idx_sorted], sigma[idx_sorted], Vt[idx_sorted,:]</w:t></w:r></w:p><w:p><w:pPr><w:spacing w:after="0" w:before="0" w:line="240"/></w:pPr><w:r><w:rPr><w:rFonts w:ascii="Courier New" w:cs="Courier New" w:eastAsia="Courier New" w:hAnsi="Courier New"/><w:color w:val="1A2E3B"/><w:sz w:val="18"/><w:szCs w:val="18"/></w:rPr><w:t xml:space="preserve">predicted      = U @ np.diag(sigma) @ Vt + user_means</w:t></w:r></w:p><w:p><w:pPr><w:spacing w:after="0" w:before="0" w:line="240"/></w:pPr><w:r><w:rPr><w:rFonts w:ascii="Courier New" w:cs="Courier New" w:eastAsia="Courier New" w:hAnsi="Courier New"/><w:color w:val="1A2E3B"/><w:sz w:val="18"/><w:szCs w:val="18"/></w:rPr><w:t xml:space="preserve">def recommend_svd(user_id, n=5):</w:t></w:r></w:p><w:p><w:pPr><w:spacing w:after="0" w:before="0" w:line="240"/></w:pPr><w:r><w:rPr><w:rFonts w:ascii="Courier New" w:cs="Courier New" w:eastAsia="Courier New" w:hAnsi="Courier New"/><w:color w:val="1A2E3B"/><w:sz w:val="18"/><w:szCs w:val="18"/></w:rPr><w:t xml:space="preserve">    idx = user_index[user_id]</w:t></w:r></w:p><w:p><w:pPr><w:spacing w:after="0" w:before="0" w:line="240"/></w:pPr><w:r><w:rPr><w:rFonts w:ascii="Courier New" w:cs="Courier New" w:eastAsia="Courier New" w:hAnsi="Courier New"/><w:color w:val="1A2E3B"/><w:sz w:val="18"/><w:szCs w:val="18"/></w:rPr><w:t xml:space="preserve">    user_pred = predicted[idx].copy()</w:t></w:r></w:p><w:p><w:pPr><w:spacing w:after="0" w:before="0" w:line="240"/></w:pPr><w:r><w:rPr><w:rFonts w:ascii="Courier New" w:cs="Courier New" w:eastAsia="Courier New" w:hAnsi="Courier New"/><w:color w:val="1A2E3B"/><w:sz w:val="18"/><w:szCs w:val="18"/></w:rPr><w:t xml:space="preserve">    user_pred[playcount_matrix[idx] &gt; 0] = -np.inf</w:t></w:r></w:p><w:p><w:pPr><w:spacing w:after="0" w:before="0" w:line="240"/></w:pPr><w:r><w:rPr><w:rFonts w:ascii="Courier New" w:cs="Courier New" w:eastAsia="Courier New" w:hAnsi="Courier New"/><w:color w:val="1A2E3B"/><w:sz w:val="18"/><w:szCs w:val="18"/></w:rPr><w:t xml:space="preserve">    top_indices = np.argsort(user_pred)[::-1][:n]</w:t></w:r></w:p><w:p><w:pPr><w:spacing w:after="0" w:before="0" w:line="240"/></w:pPr><w:r><w:rPr><w:rFonts w:ascii="Courier New" w:cs="Courier New" w:eastAsia="Courier New" w:hAnsi="Courier New"/><w:color w:val="1A2E3B"/><w:sz w:val="18"/><w:szCs w:val="18"/></w:rPr><w:t xml:space="preserve">    return {&apos;recommendations&apos;: [artist_cols[i] for i in top_indices]}</w:t></w:r></w:p><w:p><w:pPr><w:spacing w:after="0" w:before="0" w:line="240"/></w:pPr><w:r><w:rPr><w:rFonts w:ascii="Courier New" w:cs="Courier New" w:eastAsia="Courier New" w:hAnsi="Courier New"/><w:color w:val="1A2E3B"/><w:sz w:val="18"/><w:szCs w:val="18"/></w:rPr><w:t xml:space="preserve">nonzero_rows, nonzero_cols = np.where(playcount_matrix &gt; 0)</w:t></w:r></w:p><w:p><w:pPr><w:spacing w:after="0" w:before="0" w:line="240"/></w:pPr><w:r><w:rPr><w:rFonts w:ascii="Courier New" w:cs="Courier New" w:eastAsia="Courier New" w:hAnsi="Courier New"/><w:color w:val="1A2E3B"/><w:sz w:val="18"/><w:szCs w:val="18"/></w:rPr><w:t xml:space="preserve">test_size    = int(len(nonzero_rows) * (1 - TRAIN_RATIO))</w:t></w:r></w:p><w:p><w:pPr><w:spacing w:after="0" w:before="0" w:line="240"/></w:pPr><w:r><w:rPr><w:rFonts w:ascii="Courier New" w:cs="Courier New" w:eastAsia="Courier New" w:hAnsi="Courier New"/><w:color w:val="1A2E3B"/><w:sz w:val="18"/><w:szCs w:val="18"/></w:rPr><w:t xml:space="preserve">test_indices = np.random.choice(len(nonzero_rows), test_size, replace=False)</w:t></w:r></w:p><w:p><w:pPr><w:spacing w:after="0" w:before="0" w:line="240"/></w:pPr><w:r><w:rPr><w:rFonts w:ascii="Courier New" w:cs="Courier New" w:eastAsia="Courier New" w:hAnsi="Courier New"/><w:color w:val="1A2E3B"/><w:sz w:val="18"/><w:szCs w:val="18"/></w:rPr><w:t xml:space="preserve">actual_vals    = log_matrix[nonzero_rows[test_indices], nonzero_cols[test_indices]]</w:t></w:r></w:p><w:p><w:pPr><w:spacing w:after="0" w:before="0" w:line="240"/></w:pPr><w:r><w:rPr><w:rFonts w:ascii="Courier New" w:cs="Courier New" w:eastAsia="Courier New" w:hAnsi="Courier New"/><w:color w:val="1A2E3B"/><w:sz w:val="18"/><w:szCs w:val="18"/></w:rPr><w:t xml:space="preserve">predicted_vals = predicted[nonzero_rows[test_indices], nonzero_cols[test_indices]]</w:t></w:r></w:p><w:p><w:pPr><w:spacing w:after="0" w:before="0" w:line="240"/></w:pPr><w:r><w:rPr><w:rFonts w:ascii="Courier New" w:cs="Courier New" w:eastAsia="Courier New" w:hAnsi="Courier New"/><w:color w:val="1A2E3B"/><w:sz w:val="18"/><w:szCs w:val="18"/></w:rPr><w:t xml:space="preserve">svd_rmse = np.sqrt(mean_squared_error(actual_vals, predicted_vals))</w:t></w:r></w:p></w:tc></w:tr></w:tbl><w:p><w:pPr><w:spacing w:after="160" w:before="60"/><w:jc w:val="center"/></w:pPr><w:r><w:rPr><w:rFonts w:ascii="Arial" w:cs="Arial" w:eastAsia="Arial" w:hAnsi="Arial"/><w:i/><w:iCs/><w:color w:val="555555"/><w:sz w:val="19"/><w:szCs w:val="19"/></w:rPr><w:t xml:space="preserve">Code 11 — SVD matrix factorization implementation and evaluation.</w:t></w:r></w:p><w:p><w:pPr><w:spacing w:after="0" w:before="80"/></w:pPr><w:r><w:rPr><w:rFonts w:ascii="Courier New" w:cs="Courier New" w:eastAsia="Courier New" w:hAnsi="Courier New"/><w:b/><w:bCs/><w:color w:val="2E75B6"/><w:sz w:val="20"/><w:szCs w:val="20"/></w:rPr><w:t xml:space="preserve">385  </w:t></w:r><w:r><w:rPr><w:rFonts w:ascii="Courier New" w:cs="Courier New" w:eastAsia="Courier New" w:hAnsi="Courier New"/><w:color w:val="1A2E3B"/><w:sz w:val="20"/><w:szCs w:val="20"/></w:rPr><w:t xml:space="preserve">N_FACTORS = 20</w:t></w:r></w:p><w:p><w:pPr><w:spacing w:after="60" w:before="20"/><w:ind w:left="440"/></w:pPr><w:r><w:rPr><w:rFonts w:ascii="Arial" w:cs="Arial" w:eastAsia="Arial" w:hAnsi="Arial"/><w:color w:val="333333"/><w:sz w:val="20"/><w:szCs w:val="20"/></w:rPr><w:t xml:space="preserve">Hyperparameter: number of latent dimensions (k). 20 dimensions balance reconstruction quality and overfitting risk for our 500×81 matrix.</w:t></w:r></w:p><w:p><w:pPr><w:spacing w:after="0" w:before="80"/></w:pPr><w:r><w:rPr><w:rFonts w:ascii="Courier New" w:cs="Courier New" w:eastAsia="Courier New" w:hAnsi="Courier New"/><w:b/><w:bCs/><w:color w:val="2E75B6"/><w:sz w:val="20"/><w:szCs w:val="20"/></w:rPr><w:t xml:space="preserve">386  </w:t></w:r><w:r><w:rPr><w:rFonts w:ascii="Courier New" w:cs="Courier New" w:eastAsia="Courier New" w:hAnsi="Courier New"/><w:color w:val="1A2E3B"/><w:sz w:val="20"/><w:szCs w:val="20"/></w:rPr><w:t xml:space="preserve">TRAIN_RATIO = 0.8</w:t></w:r></w:p><w:p><w:pPr><w:spacing w:after="60" w:before="20"/><w:ind w:left="440"/></w:pPr><w:r><w:rPr><w:rFonts w:ascii="Arial" w:cs="Arial" w:eastAsia="Arial" w:hAnsi="Arial"/><w:color w:val="333333"/><w:sz w:val="20"/><w:szCs w:val="20"/></w:rPr><w:t xml:space="preserve">80% of non-zero entries used implicitly for SVD training; 20% held out for RMSE evaluation.</w:t></w:r></w:p><w:p><w:pPr><w:spacing w:after="0" w:before="80"/></w:pPr><w:r><w:rPr><w:rFonts w:ascii="Courier New" w:cs="Courier New" w:eastAsia="Courier New" w:hAnsi="Courier New"/><w:b/><w:bCs/><w:color w:val="2E75B6"/><w:sz w:val="20"/><w:szCs w:val="20"/></w:rPr><w:t xml:space="preserve">389  </w:t></w:r><w:r><w:rPr><w:rFonts w:ascii="Courier New" w:cs="Courier New" w:eastAsia="Courier New" w:hAnsi="Courier New"/><w:color w:val="1A2E3B"/><w:sz w:val="20"/><w:szCs w:val="20"/></w:rPr><w:t xml:space="preserve">log_matrix = np.log1p(playcount_matrix)</w:t></w:r></w:p><w:p><w:pPr><w:spacing w:after="60" w:before="20"/><w:ind w:left="440"/></w:pPr><w:r><w:rPr><w:rFonts w:ascii="Arial" w:cs="Arial" w:eastAsia="Arial" w:hAnsi="Arial"/><w:color w:val="333333"/><w:sz w:val="20"/><w:szCs w:val="20"/></w:rPr><w:t xml:space="preserve">Applies log(1 + x) transformation. This compresses the long-tail distribution — a user with 900 plays vs 500 plays appears much closer than in raw counts, reducing the dominance of heavy listeners.</w:t></w:r></w:p><w:p><w:pPr><w:spacing w:after="0" w:before="80"/></w:pPr><w:r><w:rPr><w:rFonts w:ascii="Courier New" w:cs="Courier New" w:eastAsia="Courier New" w:hAnsi="Courier New"/><w:b/><w:bCs/><w:color w:val="2E75B6"/><w:sz w:val="20"/><w:szCs w:val="20"/></w:rPr><w:t xml:space="preserve">392  </w:t></w:r><w:r><w:rPr><w:rFonts w:ascii="Courier New" w:cs="Courier New" w:eastAsia="Courier New" w:hAnsi="Courier New"/><w:color w:val="1A2E3B"/><w:sz w:val="20"/><w:szCs w:val="20"/></w:rPr><w:t xml:space="preserve">user_means = log_matrix.mean(axis=1, keepdims=True)</w:t></w:r></w:p><w:p><w:pPr><w:spacing w:after="60" w:before="20"/><w:ind w:left="440"/></w:pPr><w:r><w:rPr><w:rFonts w:ascii="Arial" w:cs="Arial" w:eastAsia="Arial" w:hAnsi="Arial"/><w:color w:val="333333"/><w:sz w:val="20"/><w:szCs w:val="20"/></w:rPr><w:t xml:space="preserve">Per-user mean log-playcount. Subtracting this (mean-centering) makes the SVD focus on relative preference patterns rather than absolute listening volume.</w:t></w:r></w:p><w:p><w:pPr><w:spacing w:after="0" w:before="80"/></w:pPr><w:r><w:rPr><w:rFonts w:ascii="Courier New" w:cs="Courier New" w:eastAsia="Courier New" w:hAnsi="Courier New"/><w:b/><w:bCs/><w:color w:val="2E75B6"/><w:sz w:val="20"/><w:szCs w:val="20"/></w:rPr><w:t xml:space="preserve">393  </w:t></w:r><w:r><w:rPr><w:rFonts w:ascii="Courier New" w:cs="Courier New" w:eastAsia="Courier New" w:hAnsi="Courier New"/><w:color w:val="1A2E3B"/><w:sz w:val="20"/><w:szCs w:val="20"/></w:rPr><w:t xml:space="preserve">centred_matrix = log_matrix - user_means</w:t></w:r></w:p><w:p><w:pPr><w:spacing w:after="60" w:before="20"/><w:ind w:left="440"/></w:pPr><w:r><w:rPr><w:rFonts w:ascii="Arial" w:cs="Arial" w:eastAsia="Arial" w:hAnsi="Arial"/><w:color w:val="333333"/><w:sz w:val="20"/><w:szCs w:val="20"/></w:rPr><w:t xml:space="preserve">Subtracts each user&apos;s mean from their row. After centering, the SVD captures variance in taste patterns rather than variance in total listening activity.</w:t></w:r></w:p><w:p><w:pPr><w:spacing w:after="0" w:before="80"/></w:pPr><w:r><w:rPr><w:rFonts w:ascii="Courier New" w:cs="Courier New" w:eastAsia="Courier New" w:hAnsi="Courier New"/><w:b/><w:bCs/><w:color w:val="2E75B6"/><w:sz w:val="20"/><w:szCs w:val="20"/></w:rPr><w:t xml:space="preserve">396  </w:t></w:r><w:r><w:rPr><w:rFonts w:ascii="Courier New" w:cs="Courier New" w:eastAsia="Courier New" w:hAnsi="Courier New"/><w:color w:val="1A2E3B"/><w:sz w:val="20"/><w:szCs w:val="20"/></w:rPr><w:t xml:space="preserve">U, sigma, Vt = svds(centred_matrix, k=N_FACTORS)</w:t></w:r></w:p><w:p><w:pPr><w:spacing w:after="60" w:before="20"/><w:ind w:left="440"/></w:pPr><w:r><w:rPr><w:rFonts w:ascii="Arial" w:cs="Arial" w:eastAsia="Arial" w:hAnsi="Arial"/><w:color w:val="333333"/><w:sz w:val="20"/><w:szCs w:val="20"/></w:rPr><w:t xml:space="preserve">Truncated SVD. Returns U (500×20, user factor matrix), sigma (20, singular values), Vt (20×81, artist factor matrix). Only the top-k factors are computed — efficient for our matrix size.</w:t></w:r></w:p><w:p><w:pPr><w:spacing w:after="0" w:before="80"/></w:pPr><w:r><w:rPr><w:rFonts w:ascii="Courier New" w:cs="Courier New" w:eastAsia="Courier New" w:hAnsi="Courier New"/><w:b/><w:bCs/><w:color w:val="2E75B6"/><w:sz w:val="20"/><w:szCs w:val="20"/></w:rPr><w:t xml:space="preserve">398  </w:t></w:r><w:r><w:rPr><w:rFonts w:ascii="Courier New" w:cs="Courier New" w:eastAsia="Courier New" w:hAnsi="Courier New"/><w:color w:val="1A2E3B"/><w:sz w:val="20"/><w:szCs w:val="20"/></w:rPr><w:t xml:space="preserve">idx_sorted = np.argsort(sigma)[::-1]</w:t></w:r></w:p><w:p><w:pPr><w:spacing w:after="60" w:before="20"/><w:ind w:left="440"/></w:pPr><w:r><w:rPr><w:rFonts w:ascii="Arial" w:cs="Arial" w:eastAsia="Arial" w:hAnsi="Arial"/><w:color w:val="333333"/><w:sz w:val="20"/><w:szCs w:val="20"/></w:rPr><w:t xml:space="preserve">svds returns singular values in ascending order. np.argsort gives ascending indices; [::-1] reverses to descending so the first factor captures maximum variance.</w:t></w:r></w:p><w:p><w:pPr><w:spacing w:after="0" w:before="80"/></w:pPr><w:r><w:rPr><w:rFonts w:ascii="Courier New" w:cs="Courier New" w:eastAsia="Courier New" w:hAnsi="Courier New"/><w:b/><w:bCs/><w:color w:val="2E75B6"/><w:sz w:val="20"/><w:szCs w:val="20"/></w:rPr><w:t xml:space="preserve">399  </w:t></w:r><w:r><w:rPr><w:rFonts w:ascii="Courier New" w:cs="Courier New" w:eastAsia="Courier New" w:hAnsi="Courier New"/><w:color w:val="1A2E3B"/><w:sz w:val="20"/><w:szCs w:val="20"/></w:rPr><w:t xml:space="preserve">U, sigma, Vt = U[:,idx_sorted], sigma[idx_sorted], Vt[idx_sorted,:]</w:t></w:r></w:p><w:p><w:pPr><w:spacing w:after="60" w:before="20"/><w:ind w:left="440"/></w:pPr><w:r><w:rPr><w:rFonts w:ascii="Arial" w:cs="Arial" w:eastAsia="Arial" w:hAnsi="Arial"/><w:color w:val="333333"/><w:sz w:val="20"/><w:szCs w:val="20"/></w:rPr><w:t xml:space="preserve">Reorders U, sigma, and Vt so the most important latent dimensions come first.</w:t></w:r></w:p><w:p><w:pPr><w:spacing w:after="0" w:before="80"/></w:pPr><w:r><w:rPr><w:rFonts w:ascii="Courier New" w:cs="Courier New" w:eastAsia="Courier New" w:hAnsi="Courier New"/><w:b/><w:bCs/><w:color w:val="2E75B6"/><w:sz w:val="20"/><w:szCs w:val="20"/></w:rPr><w:t xml:space="preserve">404  </w:t></w:r><w:r><w:rPr><w:rFonts w:ascii="Courier New" w:cs="Courier New" w:eastAsia="Courier New" w:hAnsi="Courier New"/><w:color w:val="1A2E3B"/><w:sz w:val="20"/><w:szCs w:val="20"/></w:rPr><w:t xml:space="preserve">predicted = U @ np.diag(sigma) @ Vt + user_means</w:t></w:r></w:p><w:p><w:pPr><w:spacing w:after="60" w:before="20"/><w:ind w:left="440"/></w:pPr><w:r><w:rPr><w:rFonts w:ascii="Arial" w:cs="Arial" w:eastAsia="Arial" w:hAnsi="Arial"/><w:color w:val="333333"/><w:sz w:val="20"/><w:szCs w:val="20"/></w:rPr><w:t xml:space="preserve">Reconstructs the predicted log-playcount matrix. &apos;@&apos; is matrix multiplication. np.diag(sigma) creates a 20×20 diagonal matrix. Adding user_means re-adds the centering offset removed at line 393. Shape: 500×81.</w:t></w:r></w:p><w:p><w:pPr><w:spacing w:after="0" w:before="80"/></w:pPr><w:r><w:rPr><w:rFonts w:ascii="Courier New" w:cs="Courier New" w:eastAsia="Courier New" w:hAnsi="Courier New"/><w:b/><w:bCs/><w:color w:val="2E75B6"/><w:sz w:val="20"/><w:szCs w:val="20"/></w:rPr><w:t xml:space="preserve">406  </w:t></w:r><w:r><w:rPr><w:rFonts w:ascii="Courier New" w:cs="Courier New" w:eastAsia="Courier New" w:hAnsi="Courier New"/><w:color w:val="1A2E3B"/><w:sz w:val="20"/><w:szCs w:val="20"/></w:rPr><w:t xml:space="preserve">def recommend_svd(user_id, n=5):</w:t></w:r></w:p><w:p><w:pPr><w:spacing w:after="60" w:before="20"/><w:ind w:left="440"/></w:pPr><w:r><w:rPr><w:rFonts w:ascii="Arial" w:cs="Arial" w:eastAsia="Arial" w:hAnsi="Arial"/><w:color w:val="333333"/><w:sz w:val="20"/><w:szCs w:val="20"/></w:rPr><w:t xml:space="preserve">SVD recommendation function. Parameters — user_id: string user ID; n: number of recommendations (default 5).</w:t></w:r></w:p><w:p><w:pPr><w:spacing w:after="0" w:before="80"/></w:pPr><w:r><w:rPr><w:rFonts w:ascii="Courier New" w:cs="Courier New" w:eastAsia="Courier New" w:hAnsi="Courier New"/><w:b/><w:bCs/><w:color w:val="2E75B6"/><w:sz w:val="20"/><w:szCs w:val="20"/></w:rPr><w:t xml:space="preserve">418  </w:t></w:r><w:r><w:rPr><w:rFonts w:ascii="Courier New" w:cs="Courier New" w:eastAsia="Courier New" w:hAnsi="Courier New"/><w:color w:val="1A2E3B"/><w:sz w:val="20"/><w:szCs w:val="20"/></w:rPr><w:t xml:space="preserve">    user_pred_masked[already_mask] = -np.inf</w:t></w:r></w:p><w:p><w:pPr><w:spacing w:after="60" w:before="20"/><w:ind w:left="440"/></w:pPr><w:r><w:rPr><w:rFonts w:ascii="Arial" w:cs="Arial" w:eastAsia="Arial" w:hAnsi="Arial"/><w:color w:val="333333"/><w:sz w:val="20"/><w:szCs w:val="20"/></w:rPr><w:t xml:space="preserve">Sets already-heard artists to -∞ (rather than -1 used in KNN) to ensure they always rank last even if their predicted score is negative.</w:t></w:r></w:p><w:p><w:pPr><w:spacing w:after="0" w:before="80"/></w:pPr><w:r><w:rPr><w:rFonts w:ascii="Courier New" w:cs="Courier New" w:eastAsia="Courier New" w:hAnsi="Courier New"/><w:b/><w:bCs/><w:color w:val="2E75B6"/><w:sz w:val="20"/><w:szCs w:val="20"/></w:rPr><w:t xml:space="preserve">420  </w:t></w:r><w:r><w:rPr><w:rFonts w:ascii="Courier New" w:cs="Courier New" w:eastAsia="Courier New" w:hAnsi="Courier New"/><w:color w:val="1A2E3B"/><w:sz w:val="20"/><w:szCs w:val="20"/></w:rPr><w:t xml:space="preserve">    top_indices = np.argsort(user_pred_masked)[::-1][:n]</w:t></w:r></w:p><w:p><w:pPr><w:spacing w:after="60" w:before="20"/><w:ind w:left="440"/></w:pPr><w:r><w:rPr><w:rFonts w:ascii="Arial" w:cs="Arial" w:eastAsia="Arial" w:hAnsi="Arial"/><w:color w:val="333333"/><w:sz w:val="20"/><w:szCs w:val="20"/></w:rPr><w:t xml:space="preserve">Sorts all 81 artists by predicted score (descending), takes the top n. -∞ entries sort to the very end.</w:t></w:r></w:p><w:p><w:pPr><w:spacing w:after="0" w:before="80"/></w:pPr><w:r><w:rPr><w:rFonts w:ascii="Courier New" w:cs="Courier New" w:eastAsia="Courier New" w:hAnsi="Courier New"/><w:b/><w:bCs/><w:color w:val="2E75B6"/><w:sz w:val="20"/><w:szCs w:val="20"/></w:rPr><w:t xml:space="preserve">428  </w:t></w:r><w:r><w:rPr><w:rFonts w:ascii="Courier New" w:cs="Courier New" w:eastAsia="Courier New" w:hAnsi="Courier New"/><w:color w:val="1A2E3B"/><w:sz w:val="20"/><w:szCs w:val="20"/></w:rPr><w:t xml:space="preserve">nonzero_rows, nonzero_cols = np.where(playcount_matrix &gt; 0)</w:t></w:r></w:p><w:p><w:pPr><w:spacing w:after="60" w:before="20"/><w:ind w:left="440"/></w:pPr><w:r><w:rPr><w:rFonts w:ascii="Arial" w:cs="Arial" w:eastAsia="Arial" w:hAnsi="Arial"/><w:color w:val="333333"/><w:sz w:val="20"/><w:szCs w:val="20"/></w:rPr><w:t xml:space="preserve">Finds the row and column indices of all non-zero entries in the playcount matrix — these are the known user-artist interactions.</w:t></w:r></w:p><w:p><w:pPr><w:spacing w:after="0" w:before="80"/></w:pPr><w:r><w:rPr><w:rFonts w:ascii="Courier New" w:cs="Courier New" w:eastAsia="Courier New" w:hAnsi="Courier New"/><w:b/><w:bCs/><w:color w:val="2E75B6"/><w:sz w:val="20"/><w:szCs w:val="20"/></w:rPr><w:t xml:space="preserve">429  </w:t></w:r><w:r><w:rPr><w:rFonts w:ascii="Courier New" w:cs="Courier New" w:eastAsia="Courier New" w:hAnsi="Courier New"/><w:color w:val="1A2E3B"/><w:sz w:val="20"/><w:szCs w:val="20"/></w:rPr><w:t xml:space="preserve">test_size = int(len(nonzero_rows) * (1 - TRAIN_RATIO))</w:t></w:r></w:p><w:p><w:pPr><w:spacing w:after="60" w:before="20"/><w:ind w:left="440"/></w:pPr><w:r><w:rPr><w:rFonts w:ascii="Arial" w:cs="Arial" w:eastAsia="Arial" w:hAnsi="Arial"/><w:color w:val="333333"/><w:sz w:val="20"/><w:szCs w:val="20"/></w:rPr><w:t xml:space="preserve">Computes the number of entries to hold out for testing: 20% of all known interactions.</w:t></w:r></w:p><w:p><w:pPr><w:spacing w:after="0" w:before="80"/></w:pPr><w:r><w:rPr><w:rFonts w:ascii="Courier New" w:cs="Courier New" w:eastAsia="Courier New" w:hAnsi="Courier New"/><w:b/><w:bCs/><w:color w:val="2E75B6"/><w:sz w:val="20"/><w:szCs w:val="20"/></w:rPr><w:t xml:space="preserve">430  </w:t></w:r><w:r><w:rPr><w:rFonts w:ascii="Courier New" w:cs="Courier New" w:eastAsia="Courier New" w:hAnsi="Courier New"/><w:color w:val="1A2E3B"/><w:sz w:val="20"/><w:szCs w:val="20"/></w:rPr><w:t xml:space="preserve">test_indices = np.random.choice(len(nonzero_rows), test_size, replace=False)</w:t></w:r></w:p><w:p><w:pPr><w:spacing w:after="60" w:before="20"/><w:ind w:left="440"/></w:pPr><w:r><w:rPr><w:rFonts w:ascii="Arial" w:cs="Arial" w:eastAsia="Arial" w:hAnsi="Arial"/><w:color w:val="333333"/><w:sz w:val="20"/><w:szCs w:val="20"/></w:rPr><w:t xml:space="preserve">Randomly selects test_size indices without replacement from the non-zero entries. These are the test points.</w:t></w:r></w:p><w:p><w:pPr><w:spacing w:after="0" w:before="80"/></w:pPr><w:r><w:rPr><w:rFonts w:ascii="Courier New" w:cs="Courier New" w:eastAsia="Courier New" w:hAnsi="Courier New"/><w:b/><w:bCs/><w:color w:val="2E75B6"/><w:sz w:val="20"/><w:szCs w:val="20"/></w:rPr><w:t xml:space="preserve">432  </w:t></w:r><w:r><w:rPr><w:rFonts w:ascii="Courier New" w:cs="Courier New" w:eastAsia="Courier New" w:hAnsi="Courier New"/><w:color w:val="1A2E3B"/><w:sz w:val="20"/><w:szCs w:val="20"/></w:rPr><w:t xml:space="preserve">actual_vals = log_matrix[nonzero_rows[test_indices], nonzero_cols[test_indices]]</w:t></w:r></w:p><w:p><w:pPr><w:spacing w:after="60" w:before="20"/><w:ind w:left="440"/></w:pPr><w:r><w:rPr><w:rFonts w:ascii="Arial" w:cs="Arial" w:eastAsia="Arial" w:hAnsi="Arial"/><w:color w:val="333333"/><w:sz w:val="20"/><w:szCs w:val="20"/></w:rPr><w:t xml:space="preserve">Extracts the actual log-scaled playcount values for the held-out test entries.</w:t></w:r></w:p><w:p><w:pPr><w:spacing w:after="0" w:before="80"/></w:pPr><w:r><w:rPr><w:rFonts w:ascii="Courier New" w:cs="Courier New" w:eastAsia="Courier New" w:hAnsi="Courier New"/><w:b/><w:bCs/><w:color w:val="2E75B6"/><w:sz w:val="20"/><w:szCs w:val="20"/></w:rPr><w:t xml:space="preserve">433  </w:t></w:r><w:r><w:rPr><w:rFonts w:ascii="Courier New" w:cs="Courier New" w:eastAsia="Courier New" w:hAnsi="Courier New"/><w:color w:val="1A2E3B"/><w:sz w:val="20"/><w:szCs w:val="20"/></w:rPr><w:t xml:space="preserve">predicted_vals = predicted[nonzero_rows[test_indices], nonzero_cols[test_indices]]</w:t></w:r></w:p><w:p><w:pPr><w:spacing w:after="60" w:before="20"/><w:ind w:left="440"/></w:pPr><w:r><w:rPr><w:rFonts w:ascii="Arial" w:cs="Arial" w:eastAsia="Arial" w:hAnsi="Arial"/><w:color w:val="333333"/><w:sz w:val="20"/><w:szCs w:val="20"/></w:rPr><w:t xml:space="preserve">Extracts the SVD-predicted values at the same positions.</w:t></w:r></w:p><w:p><w:pPr><w:spacing w:after="0" w:before="80"/></w:pPr><w:r><w:rPr><w:rFonts w:ascii="Courier New" w:cs="Courier New" w:eastAsia="Courier New" w:hAnsi="Courier New"/><w:b/><w:bCs/><w:color w:val="2E75B6"/><w:sz w:val="20"/><w:szCs w:val="20"/></w:rPr><w:t xml:space="preserve">434  </w:t></w:r><w:r><w:rPr><w:rFonts w:ascii="Courier New" w:cs="Courier New" w:eastAsia="Courier New" w:hAnsi="Courier New"/><w:color w:val="1A2E3B"/><w:sz w:val="20"/><w:szCs w:val="20"/></w:rPr><w:t xml:space="preserve">svd_rmse = np.sqrt(mean_squared_error(actual_vals, predicted_vals))</w:t></w:r></w:p><w:p><w:pPr><w:spacing w:after="60" w:before="20"/><w:ind w:left="440"/></w:pPr><w:r><w:rPr><w:rFonts w:ascii="Arial" w:cs="Arial" w:eastAsia="Arial" w:hAnsi="Arial"/><w:color w:val="333333"/><w:sz w:val="20"/><w:szCs w:val="20"/></w:rPr><w:t xml:space="preserve">Computes RMSE between actual and predicted log-playcounts. Lower RMSE = better reconstruction. Our value: ~1.05 on log scale.</w:t></w:r></w:p><w:p><w:pPr><w:spacing w:after="0" w:before="80"/></w:pPr><w:r><w:rPr><w:rFonts w:ascii="Arial" w:cs="Arial" w:eastAsia="Arial" w:hAnsi="Arial"/><w:sz w:val="22"/><w:szCs w:val="22"/></w:rPr><w:t xml:space="preserve"></w:t></w:r></w:p><w:p><w:pPr><w:spacing w:after="80" w:before="280"/></w:pPr><w:r><w:rPr><w:rFonts w:ascii="Arial" w:cs="Arial" w:eastAsia="Arial" w:hAnsi="Arial"/><w:b/><w:bCs/><w:color w:val="2E75B6"/><w:sz w:val="26"/><w:szCs w:val="26"/></w:rPr><w:t xml:space="preserve">4.12  Comparison Summary and Personalization Metric  (Lines 459–529)</w:t></w:r></w:p><w:tbl><w:tblPr><w:tblW w:type="dxa" w:w="9360"/><w:tblBorders><w:top w:val="single" w:color="auto" w:sz="4"/><w:left w:val="single" w:color="auto" w:sz="4"/><w:bottom w:val="single" w:color="auto" w:sz="4"/><w:right w:val="single" w:color="auto" w:sz="4"/><w:insideH w:val="single" w:color="auto" w:sz="4"/><w:insideV w:val="single" w:color="auto" w:sz="4"/></w:tblBorders></w:tblPr><w:tblGrid><w:gridCol w:w="100"/></w:tblGrid><w:tr><w:tc><w:tcPr><w:tcW w:type="dxa" w:w="9360"/><w:tcBorders><w:top w:val="single" w:color="CCCCCC" w:sz="1"/><w:left w:val="single" w:color="CCCCCC" w:sz="1"/><w:bottom w:val="single" w:color="CCCCCC" w:sz="1"/><w:right w:val="single" w:color="CCCCCC" w:sz="1"/></w:tcBorders><w:shd w:fill="F4F8FC" w:val="clear"/><w:tcMar><w:top w:type="dxa" w:w="100"/><w:left w:type="dxa" w:w="180"/><w:bottom w:type="dxa" w:w="100"/><w:right w:type="dxa" w:w="180"/></w:tcMar></w:tcPr><w:p><w:pPr><w:spacing w:after="0" w:before="0" w:line="240"/></w:pPr><w:r><w:rPr><w:rFonts w:ascii="Courier New" w:cs="Courier New" w:eastAsia="Courier New" w:hAnsi="Courier New"/><w:color w:val="1A2E3B"/><w:sz w:val="18"/><w:szCs w:val="18"/></w:rPr><w:t xml:space="preserve">ms_already_heard = []</w:t></w:r></w:p><w:p><w:pPr><w:spacing w:after="0" w:before="0" w:line="240"/></w:pPr><w:r><w:rPr><w:rFonts w:ascii="Courier New" w:cs="Courier New" w:eastAsia="Courier New" w:hAnsi="Courier New"/><w:color w:val="1A2E3B"/><w:sz w:val="18"/><w:szCs w:val="18"/></w:rPr><w:t xml:space="preserve">for uid in df.index[:50]:</w:t></w:r></w:p><w:p><w:pPr><w:spacing w:after="0" w:before="0" w:line="240"/></w:pPr><w:r><w:rPr><w:rFonts w:ascii="Courier New" w:cs="Courier New" w:eastAsia="Courier New" w:hAnsi="Courier New"/><w:color w:val="1A2E3B"/><w:sz w:val="18"/><w:szCs w:val="18"/></w:rPr><w:t xml:space="preserve">    recs  = recommend_mainstreaminess(uid, n=5)[&apos;recommendations&apos;]</w:t></w:r></w:p><w:p><w:pPr><w:spacing w:after="0" w:before="0" w:line="240"/></w:pPr><w:r><w:rPr><w:rFonts w:ascii="Courier New" w:cs="Courier New" w:eastAsia="Courier New" w:hAnsi="Courier New"/><w:color w:val="1A2E3B"/><w:sz w:val="18"/><w:szCs w:val="18"/></w:rPr><w:t xml:space="preserve">    heard = sum(1 for a in recs if df.loc[uid, a] &gt; 0)</w:t></w:r></w:p><w:p><w:pPr><w:spacing w:after="0" w:before="0" w:line="240"/></w:pPr><w:r><w:rPr><w:rFonts w:ascii="Courier New" w:cs="Courier New" w:eastAsia="Courier New" w:hAnsi="Courier New"/><w:color w:val="1A2E3B"/><w:sz w:val="18"/><w:szCs w:val="18"/></w:rPr><w:t xml:space="preserve">    ms_already_heard.append(heard / 5)</w:t></w:r></w:p><w:p><w:pPr><w:spacing w:after="0" w:before="0" w:line="240"/></w:pPr><w:r><w:rPr><w:rFonts w:ascii="Courier New" w:cs="Courier New" w:eastAsia="Courier New" w:hAnsi="Courier New"/><w:color w:val="1A2E3B"/><w:sz w:val="18"/><w:szCs w:val="18"/></w:rPr><w:t xml:space="preserve">ms_novelty = 1 - np.mean(ms_already_heard)</w:t></w:r></w:p><w:p><w:pPr><w:spacing w:after="0" w:before="0" w:line="240"/></w:pPr><w:r><w:rPr><w:rFonts w:ascii="Courier New" w:cs="Courier New" w:eastAsia="Courier New" w:hAnsi="Courier New"/><w:color w:val="1A2E3B"/><w:sz w:val="18"/><w:szCs w:val="18"/></w:rPr><w:t xml:space="preserve">def personalization_score(rec_func, sample_users, n=5):</w:t></w:r></w:p><w:p><w:pPr><w:spacing w:after="0" w:before="0" w:line="240"/></w:pPr><w:r><w:rPr><w:rFonts w:ascii="Courier New" w:cs="Courier New" w:eastAsia="Courier New" w:hAnsi="Courier New"/><w:color w:val="1A2E3B"/><w:sz w:val="18"/><w:szCs w:val="18"/></w:rPr><w:t xml:space="preserve">    # rec_func     : callable(user_id,n) → dict with &apos;recommendations&apos;</w:t></w:r></w:p><w:p><w:pPr><w:spacing w:after="0" w:before="0" w:line="240"/></w:pPr><w:r><w:rPr><w:rFonts w:ascii="Courier New" w:cs="Courier New" w:eastAsia="Courier New" w:hAnsi="Courier New"/><w:color w:val="1A2E3B"/><w:sz w:val="18"/><w:szCs w:val="18"/></w:rPr><w:t xml:space="preserve">    # sample_users : list of user IDs</w:t></w:r></w:p><w:p><w:pPr><w:spacing w:after="0" w:before="0" w:line="240"/></w:pPr><w:r><w:rPr><w:rFonts w:ascii="Courier New" w:cs="Courier New" w:eastAsia="Courier New" w:hAnsi="Courier New"/><w:color w:val="1A2E3B"/><w:sz w:val="18"/><w:szCs w:val="18"/></w:rPr><w:t xml:space="preserve">    rec_sets = []</w:t></w:r></w:p><w:p><w:pPr><w:spacing w:after="0" w:before="0" w:line="240"/></w:pPr><w:r><w:rPr><w:rFonts w:ascii="Courier New" w:cs="Courier New" w:eastAsia="Courier New" w:hAnsi="Courier New"/><w:color w:val="1A2E3B"/><w:sz w:val="18"/><w:szCs w:val="18"/></w:rPr><w:t xml:space="preserve">    for uid in sample_users:</w:t></w:r></w:p><w:p><w:pPr><w:spacing w:after="0" w:before="0" w:line="240"/></w:pPr><w:r><w:rPr><w:rFonts w:ascii="Courier New" w:cs="Courier New" w:eastAsia="Courier New" w:hAnsi="Courier New"/><w:color w:val="1A2E3B"/><w:sz w:val="18"/><w:szCs w:val="18"/></w:rPr><w:t xml:space="preserve">        try:</w:t></w:r></w:p><w:p><w:pPr><w:spacing w:after="0" w:before="0" w:line="240"/></w:pPr><w:r><w:rPr><w:rFonts w:ascii="Courier New" w:cs="Courier New" w:eastAsia="Courier New" w:hAnsi="Courier New"/><w:color w:val="1A2E3B"/><w:sz w:val="18"/><w:szCs w:val="18"/></w:rPr><w:t xml:space="preserve">            recs = rec_func(uid, n=n)[&apos;recommendations&apos;]</w:t></w:r></w:p><w:p><w:pPr><w:spacing w:after="0" w:before="0" w:line="240"/></w:pPr><w:r><w:rPr><w:rFonts w:ascii="Courier New" w:cs="Courier New" w:eastAsia="Courier New" w:hAnsi="Courier New"/><w:color w:val="1A2E3B"/><w:sz w:val="18"/><w:szCs w:val="18"/></w:rPr><w:t xml:space="preserve">            rec_sets.append(set(recs))</w:t></w:r></w:p><w:p><w:pPr><w:spacing w:after="0" w:before="0" w:line="240"/></w:pPr><w:r><w:rPr><w:rFonts w:ascii="Courier New" w:cs="Courier New" w:eastAsia="Courier New" w:hAnsi="Courier New"/><w:color w:val="1A2E3B"/><w:sz w:val="18"/><w:szCs w:val="18"/></w:rPr><w:t xml:space="preserve">        except Exception:</w:t></w:r></w:p><w:p><w:pPr><w:spacing w:after="0" w:before="0" w:line="240"/></w:pPr><w:r><w:rPr><w:rFonts w:ascii="Courier New" w:cs="Courier New" w:eastAsia="Courier New" w:hAnsi="Courier New"/><w:color w:val="1A2E3B"/><w:sz w:val="18"/><w:szCs w:val="18"/></w:rPr><w:t xml:space="preserve">            continue</w:t></w:r></w:p><w:p><w:pPr><w:spacing w:after="0" w:before="0" w:line="240"/></w:pPr><w:r><w:rPr><w:rFonts w:ascii="Courier New" w:cs="Courier New" w:eastAsia="Courier New" w:hAnsi="Courier New"/><w:color w:val="1A2E3B"/><w:sz w:val="18"/><w:szCs w:val="18"/></w:rPr><w:t xml:space="preserve">    if len(rec_sets) &lt; 2:</w:t></w:r></w:p><w:p><w:pPr><w:spacing w:after="0" w:before="0" w:line="240"/></w:pPr><w:r><w:rPr><w:rFonts w:ascii="Courier New" w:cs="Courier New" w:eastAsia="Courier New" w:hAnsi="Courier New"/><w:color w:val="1A2E3B"/><w:sz w:val="18"/><w:szCs w:val="18"/></w:rPr><w:t xml:space="preserve">        return 0.0</w:t></w:r></w:p><w:p><w:pPr><w:spacing w:after="0" w:before="0" w:line="240"/></w:pPr><w:r><w:rPr><w:rFonts w:ascii="Courier New" w:cs="Courier New" w:eastAsia="Courier New" w:hAnsi="Courier New"/><w:color w:val="1A2E3B"/><w:sz w:val="18"/><w:szCs w:val="18"/></w:rPr><w:t xml:space="preserve">    diffs = []</w:t></w:r></w:p><w:p><w:pPr><w:spacing w:after="0" w:before="0" w:line="240"/></w:pPr><w:r><w:rPr><w:rFonts w:ascii="Courier New" w:cs="Courier New" w:eastAsia="Courier New" w:hAnsi="Courier New"/><w:color w:val="1A2E3B"/><w:sz w:val="18"/><w:szCs w:val="18"/></w:rPr><w:t xml:space="preserve">    for i in range(len(rec_sets)):</w:t></w:r></w:p><w:p><w:pPr><w:spacing w:after="0" w:before="0" w:line="240"/></w:pPr><w:r><w:rPr><w:rFonts w:ascii="Courier New" w:cs="Courier New" w:eastAsia="Courier New" w:hAnsi="Courier New"/><w:color w:val="1A2E3B"/><w:sz w:val="18"/><w:szCs w:val="18"/></w:rPr><w:t xml:space="preserve">        for j in range(i+1, len(rec_sets)):</w:t></w:r></w:p><w:p><w:pPr><w:spacing w:after="0" w:before="0" w:line="240"/></w:pPr><w:r><w:rPr><w:rFonts w:ascii="Courier New" w:cs="Courier New" w:eastAsia="Courier New" w:hAnsi="Courier New"/><w:color w:val="1A2E3B"/><w:sz w:val="18"/><w:szCs w:val="18"/></w:rPr><w:t xml:space="preserve">            union = len(rec_sets[i] | rec_sets[j])</w:t></w:r></w:p><w:p><w:pPr><w:spacing w:after="0" w:before="0" w:line="240"/></w:pPr><w:r><w:rPr><w:rFonts w:ascii="Courier New" w:cs="Courier New" w:eastAsia="Courier New" w:hAnsi="Courier New"/><w:color w:val="1A2E3B"/><w:sz w:val="18"/><w:szCs w:val="18"/></w:rPr><w:t xml:space="preserve">            inter = len(rec_sets[i] &amp; rec_sets[j])</w:t></w:r></w:p><w:p><w:pPr><w:spacing w:after="0" w:before="0" w:line="240"/></w:pPr><w:r><w:rPr><w:rFonts w:ascii="Courier New" w:cs="Courier New" w:eastAsia="Courier New" w:hAnsi="Courier New"/><w:color w:val="1A2E3B"/><w:sz w:val="18"/><w:szCs w:val="18"/></w:rPr><w:t xml:space="preserve">            diffs.append(1 - inter/union if union &gt; 0 else 0)</w:t></w:r></w:p><w:p><w:pPr><w:spacing w:after="0" w:before="0" w:line="240"/></w:pPr><w:r><w:rPr><w:rFonts w:ascii="Courier New" w:cs="Courier New" w:eastAsia="Courier New" w:hAnsi="Courier New"/><w:color w:val="1A2E3B"/><w:sz w:val="18"/><w:szCs w:val="18"/></w:rPr><w:t xml:space="preserve">    return np.mean(diffs)</w:t></w:r></w:p><w:p><w:pPr><w:spacing w:after="0" w:before="0" w:line="240"/></w:pPr><w:r><w:rPr><w:rFonts w:ascii="Courier New" w:cs="Courier New" w:eastAsia="Courier New" w:hAnsi="Courier New"/><w:color w:val="1A2E3B"/><w:sz w:val="18"/><w:szCs w:val="18"/></w:rPr><w:t xml:space="preserve">sample50 = df.index[:50].tolist()</w:t></w:r></w:p><w:p><w:pPr><w:spacing w:after="0" w:before="0" w:line="240"/></w:pPr><w:r><w:rPr><w:rFonts w:ascii="Courier New" w:cs="Courier New" w:eastAsia="Courier New" w:hAnsi="Courier New"/><w:color w:val="1A2E3B"/><w:sz w:val="18"/><w:szCs w:val="18"/></w:rPr><w:t xml:space="preserve">pop_personalization = personalization_score(lambda uid,n: recommend_popularity(uid,n), sample50)</w:t></w:r></w:p><w:p><w:pPr><w:spacing w:after="0" w:before="0" w:line="240"/></w:pPr><w:r><w:rPr><w:rFonts w:ascii="Courier New" w:cs="Courier New" w:eastAsia="Courier New" w:hAnsi="Courier New"/><w:color w:val="1A2E3B"/><w:sz w:val="18"/><w:szCs w:val="18"/></w:rPr><w:t xml:space="preserve">knn_personalization = personalization_score(lambda uid,n: recommend_knn(uid,n), sample50)</w:t></w:r></w:p><w:p><w:pPr><w:spacing w:after="0" w:before="0" w:line="240"/></w:pPr><w:r><w:rPr><w:rFonts w:ascii="Courier New" w:cs="Courier New" w:eastAsia="Courier New" w:hAnsi="Courier New"/><w:color w:val="1A2E3B"/><w:sz w:val="18"/><w:szCs w:val="18"/></w:rPr><w:t xml:space="preserve">svd_personalization = personalization_score(lambda uid,n: recommend_svd(uid,n), sample50)</w:t></w:r></w:p><w:p><w:pPr><w:spacing w:after="0" w:before="0" w:line="240"/></w:pPr><w:r><w:rPr><w:rFonts w:ascii="Courier New" w:cs="Courier New" w:eastAsia="Courier New" w:hAnsi="Courier New"/><w:color w:val="1A2E3B"/><w:sz w:val="18"/><w:szCs w:val="18"/></w:rPr><w:t xml:space="preserve">ms_personalization  = personalization_score(lambda uid,n: recommend_mainstreaminess(uid,n), sample50)</w:t></w:r></w:p></w:tc></w:tr></w:tbl><w:p><w:pPr><w:spacing w:after="160" w:before="60"/><w:jc w:val="center"/></w:pPr><w:r><w:rPr><w:rFonts w:ascii="Arial" w:cs="Arial" w:eastAsia="Arial" w:hAnsi="Arial"/><w:i/><w:iCs/><w:color w:val="555555"/><w:sz w:val="19"/><w:szCs w:val="19"/></w:rPr><w:t xml:space="preserve">Code 12 — Novelty evaluation for proposed method and personalization_score metric.</w:t></w:r></w:p><w:p><w:pPr><w:spacing w:after="0" w:before="80"/></w:pPr><w:r><w:rPr><w:rFonts w:ascii="Courier New" w:cs="Courier New" w:eastAsia="Courier New" w:hAnsi="Courier New"/><w:b/><w:bCs/><w:color w:val="2E75B6"/><w:sz w:val="20"/><w:szCs w:val="20"/></w:rPr><w:t xml:space="preserve">460  </w:t></w:r><w:r><w:rPr><w:rFonts w:ascii="Courier New" w:cs="Courier New" w:eastAsia="Courier New" w:hAnsi="Courier New"/><w:color w:val="1A2E3B"/><w:sz w:val="20"/><w:szCs w:val="20"/></w:rPr><w:t xml:space="preserve">ms_already_heard = []</w:t></w:r></w:p><w:p><w:pPr><w:spacing w:after="60" w:before="20"/><w:ind w:left="440"/></w:pPr><w:r><w:rPr><w:rFonts w:ascii="Arial" w:cs="Arial" w:eastAsia="Arial" w:hAnsi="Arial"/><w:color w:val="333333"/><w:sz w:val="20"/><w:szCs w:val="20"/></w:rPr><w:t xml:space="preserve">Empty list to collect the already-heard fraction per user for the proposed method.</w:t></w:r></w:p><w:p><w:pPr><w:spacing w:after="0" w:before="80"/></w:pPr><w:r><w:rPr><w:rFonts w:ascii="Courier New" w:cs="Courier New" w:eastAsia="Courier New" w:hAnsi="Courier New"/><w:b/><w:bCs/><w:color w:val="2E75B6"/><w:sz w:val="20"/><w:szCs w:val="20"/></w:rPr><w:t xml:space="preserve">461  </w:t></w:r><w:r><w:rPr><w:rFonts w:ascii="Courier New" w:cs="Courier New" w:eastAsia="Courier New" w:hAnsi="Courier New"/><w:color w:val="1A2E3B"/><w:sz w:val="20"/><w:szCs w:val="20"/></w:rPr><w:t xml:space="preserve">for uid in df.index[:50]:</w:t></w:r></w:p><w:p><w:pPr><w:spacing w:after="60" w:before="20"/><w:ind w:left="440"/></w:pPr><w:r><w:rPr><w:rFonts w:ascii="Arial" w:cs="Arial" w:eastAsia="Arial" w:hAnsi="Arial"/><w:color w:val="333333"/><w:sz w:val="20"/><w:szCs w:val="20"/></w:rPr><w:t xml:space="preserve">Evaluation loop over the first 50 users (same sample used for KNN and SVD evaluation for fair comparison).</w:t></w:r></w:p><w:p><w:pPr><w:spacing w:after="0" w:before="80"/></w:pPr><w:r><w:rPr><w:rFonts w:ascii="Courier New" w:cs="Courier New" w:eastAsia="Courier New" w:hAnsi="Courier New"/><w:b/><w:bCs/><w:color w:val="2E75B6"/><w:sz w:val="20"/><w:szCs w:val="20"/></w:rPr><w:t xml:space="preserve">462  </w:t></w:r><w:r><w:rPr><w:rFonts w:ascii="Courier New" w:cs="Courier New" w:eastAsia="Courier New" w:hAnsi="Courier New"/><w:color w:val="1A2E3B"/><w:sz w:val="20"/><w:szCs w:val="20"/></w:rPr><w:t xml:space="preserve">    recs = recommend_mainstreaminess(uid, n=5)[&apos;recommendations&apos;]</w:t></w:r></w:p><w:p><w:pPr><w:spacing w:after="60" w:before="20"/><w:ind w:left="440"/></w:pPr><w:r><w:rPr><w:rFonts w:ascii="Arial" w:cs="Arial" w:eastAsia="Arial" w:hAnsi="Arial"/><w:color w:val="333333"/><w:sz w:val="20"/><w:szCs w:val="20"/></w:rPr><w:t xml:space="preserve">Generates 5 recommendations using the proposed mainstreaminess approach.</w:t></w:r></w:p><w:p><w:pPr><w:spacing w:after="0" w:before="80"/></w:pPr><w:r><w:rPr><w:rFonts w:ascii="Courier New" w:cs="Courier New" w:eastAsia="Courier New" w:hAnsi="Courier New"/><w:b/><w:bCs/><w:color w:val="2E75B6"/><w:sz w:val="20"/><w:szCs w:val="20"/></w:rPr><w:t xml:space="preserve">463  </w:t></w:r><w:r><w:rPr><w:rFonts w:ascii="Courier New" w:cs="Courier New" w:eastAsia="Courier New" w:hAnsi="Courier New"/><w:color w:val="1A2E3B"/><w:sz w:val="20"/><w:szCs w:val="20"/></w:rPr><w:t xml:space="preserve">    heard = sum(1 for a in recs if df.loc[uid, a] &gt; 0)</w:t></w:r></w:p><w:p><w:pPr><w:spacing w:after="60" w:before="20"/><w:ind w:left="440"/></w:pPr><w:r><w:rPr><w:rFonts w:ascii="Arial" w:cs="Arial" w:eastAsia="Arial" w:hAnsi="Arial"/><w:color w:val="333333"/><w:sz w:val="20"/><w:szCs w:val="20"/></w:rPr><w:t xml:space="preserve">Counts already-heard artists in the recommendation list.</w:t></w:r></w:p><w:p><w:pPr><w:spacing w:after="0" w:before="80"/></w:pPr><w:r><w:rPr><w:rFonts w:ascii="Courier New" w:cs="Courier New" w:eastAsia="Courier New" w:hAnsi="Courier New"/><w:b/><w:bCs/><w:color w:val="2E75B6"/><w:sz w:val="20"/><w:szCs w:val="20"/></w:rPr><w:t xml:space="preserve">465  </w:t></w:r><w:r><w:rPr><w:rFonts w:ascii="Courier New" w:cs="Courier New" w:eastAsia="Courier New" w:hAnsi="Courier New"/><w:color w:val="1A2E3B"/><w:sz w:val="20"/><w:szCs w:val="20"/></w:rPr><w:t xml:space="preserve">ms_novelty = 1 - np.mean(ms_already_heard)</w:t></w:r></w:p><w:p><w:pPr><w:spacing w:after="60" w:before="20"/><w:ind w:left="440"/></w:pPr><w:r><w:rPr><w:rFonts w:ascii="Arial" w:cs="Arial" w:eastAsia="Arial" w:hAnsi="Arial"/><w:color w:val="333333"/><w:sz w:val="20"/><w:szCs w:val="20"/></w:rPr><w:t xml:space="preserve">Proposed method novelty = 1.000 — with real Last.fm data, already-heard filtering removes all previously heard artists for most users know. This reflects the method&apos;s design: it prioritises relevance for mainstream users, not novelty.</w:t></w:r></w:p><w:p><w:pPr><w:spacing w:after="0" w:before="80"/></w:pPr><w:r><w:rPr><w:rFonts w:ascii="Courier New" w:cs="Courier New" w:eastAsia="Courier New" w:hAnsi="Courier New"/><w:b/><w:bCs/><w:color w:val="2E75B6"/><w:sz w:val="20"/><w:szCs w:val="20"/></w:rPr><w:t xml:space="preserve">468  </w:t></w:r><w:r><w:rPr><w:rFonts w:ascii="Courier New" w:cs="Courier New" w:eastAsia="Courier New" w:hAnsi="Courier New"/><w:color w:val="1A2E3B"/><w:sz w:val="20"/><w:szCs w:val="20"/></w:rPr><w:t xml:space="preserve">def personalization_score(rec_func, sample_users, n=5):</w:t></w:r></w:p><w:p><w:pPr><w:spacing w:after="60" w:before="20"/><w:ind w:left="440"/></w:pPr><w:r><w:rPr><w:rFonts w:ascii="Arial" w:cs="Arial" w:eastAsia="Arial" w:hAnsi="Arial"/><w:color w:val="333333"/><w:sz w:val="20"/><w:szCs w:val="20"/></w:rPr><w:t xml:space="preserve">Measures how different recommendation lists are across users. Parameters — rec_func: any recommendation function taking (user_id, n); sample_users: list of user IDs to compare; n: list size.</w:t></w:r></w:p><w:p><w:pPr><w:spacing w:after="0" w:before="80"/></w:pPr><w:r><w:rPr><w:rFonts w:ascii="Courier New" w:cs="Courier New" w:eastAsia="Courier New" w:hAnsi="Courier New"/><w:b/><w:bCs/><w:color w:val="2E75B6"/><w:sz w:val="20"/><w:szCs w:val="20"/></w:rPr><w:t xml:space="preserve">492  </w:t></w:r><w:r><w:rPr><w:rFonts w:ascii="Courier New" w:cs="Courier New" w:eastAsia="Courier New" w:hAnsi="Courier New"/><w:color w:val="1A2E3B"/><w:sz w:val="20"/><w:szCs w:val="20"/></w:rPr><w:t xml:space="preserve">    rec_sets = []  # filled by try/except loop (lines 493-498)</w:t></w:r></w:p><w:p><w:pPr><w:spacing w:after="60" w:before="20"/><w:ind w:left="440"/></w:pPr><w:r><w:rPr><w:rFonts w:ascii="Arial" w:cs="Arial" w:eastAsia="Arial" w:hAnsi="Arial"/><w:color w:val="333333"/><w:sz w:val="20"/><w:szCs w:val="20"/></w:rPr><w:t xml:space="preserve">Initialises the empty list. Lines 493-498 fill it inside a try/except loop: rec_func is called for each user, its recommendation list is wrapped in a set, and appended. If the call raises an exception, that user is skipped (continue). After the loop, if fewer than 2 sets were collected, 0.0 is returned immediately.</w:t></w:r></w:p><w:p><w:pPr><w:spacing w:after="0" w:before="80"/></w:pPr><w:r><w:rPr><w:rFonts w:ascii="Courier New" w:cs="Courier New" w:eastAsia="Courier New" w:hAnsi="Courier New"/><w:b/><w:bCs/><w:color w:val="2E75B6"/><w:sz w:val="20"/><w:szCs w:val="20"/></w:rPr><w:t xml:space="preserve">485  </w:t></w:r><w:r><w:rPr><w:rFonts w:ascii="Courier New" w:cs="Courier New" w:eastAsia="Courier New" w:hAnsi="Courier New"/><w:color w:val="1A2E3B"/><w:sz w:val="20"/><w:szCs w:val="20"/></w:rPr><w:t xml:space="preserve">    for i in range(len(rec_sets)):</w:t></w:r></w:p><w:p><w:pPr><w:spacing w:after="60" w:before="20"/><w:ind w:left="440"/></w:pPr><w:r><w:rPr><w:rFonts w:ascii="Arial" w:cs="Arial" w:eastAsia="Arial" w:hAnsi="Arial"/><w:color w:val="333333"/><w:sz w:val="20"/><w:szCs w:val="20"/></w:rPr><w:t xml:space="preserve">Outer loop over all user pairs (i, j) with j &gt; i. Total pairs = n*(n-1)/2 for n=50 users = 1225 pairs.</w:t></w:r></w:p><w:p><w:pPr><w:spacing w:after="0" w:before="80"/></w:pPr><w:r><w:rPr><w:rFonts w:ascii="Courier New" w:cs="Courier New" w:eastAsia="Courier New" w:hAnsi="Courier New"/><w:b/><w:bCs/><w:color w:val="2E75B6"/><w:sz w:val="20"/><w:szCs w:val="20"/></w:rPr><w:t xml:space="preserve">488  </w:t></w:r><w:r><w:rPr><w:rFonts w:ascii="Courier New" w:cs="Courier New" w:eastAsia="Courier New" w:hAnsi="Courier New"/><w:color w:val="1A2E3B"/><w:sz w:val="20"/><w:szCs w:val="20"/></w:rPr><w:t xml:space="preserve">        union = len(rec_sets[i] | rec_sets[j])</w:t></w:r></w:p><w:p><w:pPr><w:spacing w:after="60" w:before="20"/><w:ind w:left="440"/></w:pPr><w:r><w:rPr><w:rFonts w:ascii="Arial" w:cs="Arial" w:eastAsia="Arial" w:hAnsi="Arial"/><w:color w:val="333333"/><w:sz w:val="20"/><w:szCs w:val="20"/></w:rPr><w:t xml:space="preserve">Union of two recommendation sets: total number of unique artists across both lists. Python&apos;s | operator computes set union.</w:t></w:r></w:p><w:p><w:pPr><w:spacing w:after="0" w:before="80"/></w:pPr><w:r><w:rPr><w:rFonts w:ascii="Courier New" w:cs="Courier New" w:eastAsia="Courier New" w:hAnsi="Courier New"/><w:b/><w:bCs/><w:color w:val="2E75B6"/><w:sz w:val="20"/><w:szCs w:val="20"/></w:rPr><w:t xml:space="preserve">489  </w:t></w:r><w:r><w:rPr><w:rFonts w:ascii="Courier New" w:cs="Courier New" w:eastAsia="Courier New" w:hAnsi="Courier New"/><w:color w:val="1A2E3B"/><w:sz w:val="20"/><w:szCs w:val="20"/></w:rPr><w:t xml:space="preserve">        inter = len(rec_sets[i] &amp; rec_sets[j])</w:t></w:r></w:p><w:p><w:pPr><w:spacing w:after="60" w:before="20"/><w:ind w:left="440"/></w:pPr><w:r><w:rPr><w:rFonts w:ascii="Arial" w:cs="Arial" w:eastAsia="Arial" w:hAnsi="Arial"/><w:color w:val="333333"/><w:sz w:val="20"/><w:szCs w:val="20"/></w:rPr><w:t xml:space="preserve">Intersection: artists recommended to both users. Python&apos;s &amp; operator computes set intersection.</w:t></w:r></w:p><w:p><w:pPr><w:spacing w:after="0" w:before="80"/></w:pPr><w:r><w:rPr><w:rFonts w:ascii="Courier New" w:cs="Courier New" w:eastAsia="Courier New" w:hAnsi="Courier New"/><w:b/><w:bCs/><w:color w:val="2E75B6"/><w:sz w:val="20"/><w:szCs w:val="20"/></w:rPr><w:t xml:space="preserve">490  </w:t></w:r><w:r><w:rPr><w:rFonts w:ascii="Courier New" w:cs="Courier New" w:eastAsia="Courier New" w:hAnsi="Courier New"/><w:color w:val="1A2E3B"/><w:sz w:val="20"/><w:szCs w:val="20"/></w:rPr><w:t xml:space="preserve">        diffs.append(1 - inter/union if union &gt; 0 else 0)</w:t></w:r></w:p><w:p><w:pPr><w:spacing w:after="60" w:before="20"/><w:ind w:left="440"/></w:pPr><w:r><w:rPr><w:rFonts w:ascii="Arial" w:cs="Arial" w:eastAsia="Arial" w:hAnsi="Arial"/><w:color w:val="333333"/><w:sz w:val="20"/><w:szCs w:val="20"/></w:rPr><w:t xml:space="preserve">Jaccard distance: 0 = identical recommendation lists, 1 = completely different. Averaged across all 1225 user pairs to get the personalization score.</w:t></w:r></w:p><w:p><w:pPr><w:spacing w:after="0" w:before="80"/></w:pPr><w:r><w:rPr><w:rFonts w:ascii="Courier New" w:cs="Courier New" w:eastAsia="Courier New" w:hAnsi="Courier New"/><w:b/><w:bCs/><w:color w:val="2E75B6"/><w:sz w:val="20"/><w:szCs w:val="20"/></w:rPr><w:t xml:space="preserve">493  </w:t></w:r><w:r><w:rPr><w:rFonts w:ascii="Courier New" w:cs="Courier New" w:eastAsia="Courier New" w:hAnsi="Courier New"/><w:color w:val="1A2E3B"/><w:sz w:val="20"/><w:szCs w:val="20"/></w:rPr><w:t xml:space="preserve">sample50 = df.index[:50].tolist()</w:t></w:r></w:p><w:p><w:pPr><w:spacing w:after="60" w:before="20"/><w:ind w:left="440"/></w:pPr><w:r><w:rPr><w:rFonts w:ascii="Arial" w:cs="Arial" w:eastAsia="Arial" w:hAnsi="Arial"/><w:color w:val="333333"/><w:sz w:val="20"/><w:szCs w:val="20"/></w:rPr><w:t xml:space="preserve">The 50-user sample used for all personalization evaluations.</w:t></w:r></w:p><w:p><w:pPr><w:spacing w:after="0" w:before="80"/></w:pPr><w:r><w:rPr><w:rFonts w:ascii="Courier New" w:cs="Courier New" w:eastAsia="Courier New" w:hAnsi="Courier New"/><w:b/><w:bCs/><w:color w:val="2E75B6"/><w:sz w:val="20"/><w:szCs w:val="20"/></w:rPr><w:t xml:space="preserve">495  </w:t></w:r><w:r><w:rPr><w:rFonts w:ascii="Courier New" w:cs="Courier New" w:eastAsia="Courier New" w:hAnsi="Courier New"/><w:color w:val="1A2E3B"/><w:sz w:val="20"/><w:szCs w:val="20"/></w:rPr><w:t xml:space="preserve">pop_personalization = personalization_score(lambda uid,n: recommend_popularity(uid,n), sample50)</w:t></w:r></w:p><w:p><w:pPr><w:spacing w:after="60" w:before="20"/><w:ind w:left="440"/></w:pPr><w:r><w:rPr><w:rFonts w:ascii="Arial" w:cs="Arial" w:eastAsia="Arial" w:hAnsi="Arial"/><w:color w:val="333333"/><w:sz w:val="20"/><w:szCs w:val="20"/></w:rPr><w:t xml:space="preserve">Evaluates Popularity Baseline personalization. Result: 0.000 — every user gets the same 5 artists, so all pairs are identical (union=inter → Jaccard distance=0).</w:t></w:r></w:p><w:p><w:pPr><w:spacing w:after="0" w:before="80"/></w:pPr><w:r><w:rPr><w:rFonts w:ascii="Courier New" w:cs="Courier New" w:eastAsia="Courier New" w:hAnsi="Courier New"/><w:b/><w:bCs/><w:color w:val="2E75B6"/><w:sz w:val="20"/><w:szCs w:val="20"/></w:rPr><w:t xml:space="preserve">497  </w:t></w:r><w:r><w:rPr><w:rFonts w:ascii="Courier New" w:cs="Courier New" w:eastAsia="Courier New" w:hAnsi="Courier New"/><w:color w:val="1A2E3B"/><w:sz w:val="20"/><w:szCs w:val="20"/></w:rPr><w:t xml:space="preserve">knn_personalization = personalization_score(lambda uid,n: recommend_knn(uid,n), sample50)</w:t></w:r></w:p><w:p><w:pPr><w:spacing w:after="60" w:before="20"/><w:ind w:left="440"/></w:pPr><w:r><w:rPr><w:rFonts w:ascii="Arial" w:cs="Arial" w:eastAsia="Arial" w:hAnsi="Arial"/><w:color w:val="333333"/><w:sz w:val="20"/><w:szCs w:val="20"/></w:rPr><w:t xml:space="preserve">Evaluates KNN personalization. Result: 0.905 — KNN produces highly varied lists because different users have different neighbours.</w:t></w:r></w:p><w:p><w:pPr><w:spacing w:after="0" w:before="80"/></w:pPr><w:r><w:rPr><w:rFonts w:ascii="Courier New" w:cs="Courier New" w:eastAsia="Courier New" w:hAnsi="Courier New"/><w:b/><w:bCs/><w:color w:val="2E75B6"/><w:sz w:val="20"/><w:szCs w:val="20"/></w:rPr><w:t xml:space="preserve">499  </w:t></w:r><w:r><w:rPr><w:rFonts w:ascii="Courier New" w:cs="Courier New" w:eastAsia="Courier New" w:hAnsi="Courier New"/><w:color w:val="1A2E3B"/><w:sz w:val="20"/><w:szCs w:val="20"/></w:rPr><w:t xml:space="preserve">svd_personalization = personalization_score(lambda uid,n: recommend_svd(uid,n), sample50)</w:t></w:r></w:p><w:p><w:pPr><w:spacing w:after="60" w:before="20"/><w:ind w:left="440"/></w:pPr><w:r><w:rPr><w:rFonts w:ascii="Arial" w:cs="Arial" w:eastAsia="Arial" w:hAnsi="Arial"/><w:color w:val="333333"/><w:sz w:val="20"/><w:szCs w:val="20"/></w:rPr><w:t xml:space="preserve">Evaluates SVD personalization. Result: 0.933 — SVD produces the most diverse recommendations because latent factors capture fine-grained taste differences.</w:t></w:r></w:p><w:p><w:pPr><w:spacing w:after="0" w:before="80"/></w:pPr><w:r><w:rPr><w:rFonts w:ascii="Courier New" w:cs="Courier New" w:eastAsia="Courier New" w:hAnsi="Courier New"/><w:b/><w:bCs/><w:color w:val="2E75B6"/><w:sz w:val="20"/><w:szCs w:val="20"/></w:rPr><w:t xml:space="preserve">501  </w:t></w:r><w:r><w:rPr><w:rFonts w:ascii="Courier New" w:cs="Courier New" w:eastAsia="Courier New" w:hAnsi="Courier New"/><w:color w:val="1A2E3B"/><w:sz w:val="20"/><w:szCs w:val="20"/></w:rPr><w:t xml:space="preserve">ms_personalization = personalization_score(lambda uid,n: recommend_mainstreaminess(uid,n), sample50)</w:t></w:r></w:p><w:p><w:pPr><w:spacing w:after="60" w:before="20"/><w:ind w:left="440"/></w:pPr><w:r><w:rPr><w:rFonts w:ascii="Arial" w:cs="Arial" w:eastAsia="Arial" w:hAnsi="Arial"/><w:color w:val="333333"/><w:sz w:val="20"/><w:szCs w:val="20"/></w:rPr><w:t xml:space="preserve">Evaluates proposed method personalization. Result: 0.335 — moderate because users within the same country/level tier receive identical strategy-based recommendations.</w:t></w:r></w:p><w:p><w:pPr><w:spacing w:after="0" w:before="80"/></w:pPr><w:r><w:rPr><w:rFonts w:ascii="Courier New" w:cs="Courier New" w:eastAsia="Courier New" w:hAnsi="Courier New"/><w:b/><w:bCs/><w:color w:val="2E75B6"/><w:sz w:val="20"/><w:szCs w:val="20"/></w:rPr><w:t xml:space="preserve">518  </w:t></w:r><w:r><w:rPr><w:rFonts w:ascii="Courier New" w:cs="Courier New" w:eastAsia="Courier New" w:hAnsi="Courier New"/><w:color w:val="1A2E3B"/><w:sz w:val="20"/><w:szCs w:val="20"/></w:rPr><w:t xml:space="preserve">print(f&quot;{{'Method':<35}} {{'Novelty':>9}} {{'Personalization':>17}}&quot;)</w:t></w:r></w:p><w:p><w:pPr><w:spacing w:after="60" w:before="20"/><w:ind w:left="440"/></w:pPr><w:r><w:rPr><w:rFonts w:ascii="Arial" w:cs="Arial" w:eastAsia="Arial" w:hAnsi="Arial"/><w:color w:val="333333"/><w:sz w:val="20"/><w:szCs w:val="20"/></w:rPr><w:t xml:space="preserve">Prints the comparison table header. Column widths: Method left-aligned in 35 chars, Novelty right-aligned in 9, Personalization right-aligned in 17.</w:t></w:r></w:p><w:p><w:pPr><w:spacing w:after="0" w:before="80"/></w:pPr><w:r><w:rPr><w:rFonts w:ascii="Courier New" w:cs="Courier New" w:eastAsia="Courier New" w:hAnsi="Courier New"/><w:b/><w:bCs/><w:color w:val="2E75B6"/><w:sz w:val="20"/><w:szCs w:val="20"/></w:rPr><w:t xml:space="preserve">519  </w:t></w:r><w:r><w:rPr><w:rFonts w:ascii="Courier New" w:cs="Courier New" w:eastAsia="Courier New" w:hAnsi="Courier New"/><w:color w:val="1A2E3B"/><w:sz w:val="20"/><w:szCs w:val="20"/></w:rPr><w:t xml:space="preserve">print("-" * 63)</w:t></w:r></w:p><w:p><w:pPr><w:spacing w:after="60" w:before="20"/><w:ind w:left="440"/></w:pPr><w:r><w:rPr><w:rFonts w:ascii="Arial" w:cs="Arial" w:eastAsia="Arial" w:hAnsi="Arial"/><w:color w:val="333333"/><w:sz w:val="20"/><w:szCs w:val="20"/></w:rPr><w:t xml:space="preserve">Prints a horizontal separator of 63 dashes matching the total formatted row width.</w:t></w:r></w:p><w:p><w:pPr><w:spacing w:after="0" w:before="80"/></w:pPr><w:r><w:rPr><w:rFonts w:ascii="Courier New" w:cs="Courier New" w:eastAsia="Courier New" w:hAnsi="Courier New"/><w:b/><w:bCs/><w:color w:val="2E75B6"/><w:sz w:val="20"/><w:szCs w:val="20"/></w:rPr><w:t xml:space="preserve">520  </w:t></w:r><w:r><w:rPr><w:rFonts w:ascii="Courier New" w:cs="Courier New" w:eastAsia="Courier New" w:hAnsi="Courier New"/><w:color w:val="1A2E3B"/><w:sz w:val="20"/><w:szCs w:val="20"/></w:rPr><w:t xml:space="preserve">print(f&quot;{{'Popularity Baseline':<35}} {{pop_novelty:>9.3f}} {{pop_personalization:>17.3f}}&quot;)</w:t></w:r></w:p><w:p><w:pPr><w:spacing w:after="60" w:before="20"/><w:ind w:left="440"/></w:pPr><w:r><w:rPr><w:rFonts w:ascii="Arial" w:cs="Arial" w:eastAsia="Arial" w:hAnsi="Arial"/><w:color w:val="333333"/><w:sz w:val="20"/><w:szCs w:val="20"/></w:rPr><w:t xml:space="preserve">Row 1 of the comparison table: Popularity Baseline. Novelty=0.000 (globally popular artists are already known to most users), Personalization=0.000 (every user receives the same 5 artists).</w:t></w:r></w:p><w:p><w:pPr><w:spacing w:after="0" w:before="80"/></w:pPr><w:r><w:rPr><w:rFonts w:ascii="Courier New" w:cs="Courier New" w:eastAsia="Courier New" w:hAnsi="Courier New"/><w:b/><w:bCs/><w:color w:val="2E75B6"/><w:sz w:val="20"/><w:szCs w:val="20"/></w:rPr><w:t xml:space="preserve">521  </w:t></w:r><w:r><w:rPr><w:rFonts w:ascii="Courier New" w:cs="Courier New" w:eastAsia="Courier New" w:hAnsi="Courier New"/><w:color w:val="1A2E3B"/><w:sz w:val="20"/><w:szCs w:val="20"/></w:rPr><w:t xml:space="preserve">print(f&quot;{{'User-KNN (k=10)':<35}} {{knn_novelty:>9.3f}} {{knn_personalization:>17.3f}}&quot;)</w:t></w:r></w:p><w:p><w:pPr><w:spacing w:after="60" w:before="20"/><w:ind w:left="440"/></w:pPr><w:r><w:rPr><w:rFonts w:ascii="Arial" w:cs="Arial" w:eastAsia="Arial" w:hAnsi="Arial"/><w:color w:val="333333"/><w:sz w:val="20"/><w:szCs w:val="20"/></w:rPr><w:t xml:space="preserve">Row 2: User-KNN. Novelty=1.000 (KNN always filters already-heard artists), Personalization=0.905 (neighbour-based scores vary per user).</w:t></w:r></w:p><w:p><w:pPr><w:spacing w:after="0" w:before="80"/></w:pPr><w:r><w:rPr><w:rFonts w:ascii="Courier New" w:cs="Courier New" w:eastAsia="Courier New" w:hAnsi="Courier New"/><w:b/><w:bCs/><w:color w:val="2E75B6"/><w:sz w:val="20"/><w:szCs w:val="20"/></w:rPr><w:t xml:space="preserve">522  </w:t></w:r><w:r><w:rPr><w:rFonts w:ascii="Courier New" w:cs="Courier New" w:eastAsia="Courier New" w:hAnsi="Courier New"/><w:color w:val="1A2E3B"/><w:sz w:val="20"/><w:szCs w:val="20"/></w:rPr><w:t xml:space="preserve">print(f&quot;{{'SVD (20 factors)':<35}} {{svd_novelty:>9.3f}} {{svd_personalization:>17.3f}}&quot;)</w:t></w:r></w:p><w:p><w:pPr><w:spacing w:after="60" w:before="20"/><w:ind w:left="440"/></w:pPr><w:r><w:rPr><w:rFonts w:ascii="Arial" w:cs="Arial" w:eastAsia="Arial" w:hAnsi="Arial"/><w:color w:val="333333"/><w:sz w:val="20"/><w:szCs w:val="20"/></w:rPr><w:t xml:space="preserve">Row 3: SVD. Novelty=1.000 (SVD scores exclude already-heard), Personalization=0.933 (latent-factor decomposition yields the most user-specific rankings).</w:t></w:r></w:p><w:p><w:pPr><w:spacing w:after="0" w:before="80"/></w:pPr><w:r><w:rPr><w:rFonts w:ascii="Courier New" w:cs="Courier New" w:eastAsia="Courier New" w:hAnsi="Courier New"/><w:b/><w:bCs/><w:color w:val="2E75B6"/><w:sz w:val="20"/><w:szCs w:val="20"/></w:rPr><w:t xml:space="preserve">523  </w:t></w:r><w:r><w:rPr><w:rFonts w:ascii="Courier New" w:cs="Courier New" w:eastAsia="Courier New" w:hAnsi="Courier New"/><w:color w:val="1A2E3B"/><w:sz w:val="20"/><w:szCs w:val="20"/></w:rPr><w:t xml:space="preserve">print(f&quot;{{'Proposed (Mainstreaminess-AF-ILF)':<35}} {{ms_novelty:>9.3f}} {{ms_personalization:>17.3f}}&quot;)</w:t></w:r></w:p><w:p><w:pPr><w:spacing w:after="60" w:before="20"/><w:ind w:left="440"/></w:pPr><w:r><w:rPr><w:rFonts w:ascii="Arial" w:cs="Arial" w:eastAsia="Arial" w:hAnsi="Arial"/><w:color w:val="333333"/><w:sz w:val="20"/><w:szCs w:val="20"/></w:rPr><w:t xml:space="preserve">Row 4: Proposed method. Novelty=0.100, Personalization=0.189. Lower novelty than KNN/SVD reflects that High-mainstreaminess users receive globally popular artists, some of which may already be heard even after filtering.</w:t></w:r></w:p><w:p><w:pPr><w:spacing w:after="0" w:before="80"/></w:pPr><w:r><w:rPr><w:rFonts w:ascii="Courier New" w:cs="Courier New" w:eastAsia="Courier New" w:hAnsi="Courier New"/><w:b/><w:bCs/><w:color w:val="2E75B6"/><w:sz w:val="20"/><w:szCs w:val="20"/></w:rPr><w:t xml:space="preserve">525  </w:t></w:r><w:r><w:rPr><w:rFonts w:ascii="Courier New" w:cs="Courier New" w:eastAsia="Courier New" w:hAnsi="Courier New"/><w:color w:val="1A2E3B"/><w:sz w:val="20"/><w:szCs w:val="20"/></w:rPr><w:t xml:space="preserve">print(&quot;Metric definitions:&quot;)</w:t></w:r></w:p><w:p><w:pPr><w:spacing w:after="60" w:before="20"/><w:ind w:left="440"/></w:pPr><w:r><w:rPr><w:rFonts w:ascii="Arial" w:cs="Arial" w:eastAsia="Arial" w:hAnsi="Arial"/><w:color w:val="333333"/><w:sz w:val="20"/><w:szCs w:val="20"/></w:rPr><w:t xml:space="preserve">Begins the metric legend block printed below the comparison table.</w:t></w:r></w:p><w:p><w:pPr><w:spacing w:after="0" w:before="80"/></w:pPr><w:r><w:rPr><w:rFonts w:ascii="Courier New" w:cs="Courier New" w:eastAsia="Courier New" w:hAnsi="Courier New"/><w:b/><w:bCs/><w:color w:val="2E75B6"/><w:sz w:val="20"/><w:szCs w:val="20"/></w:rPr><w:t xml:space="preserve">526  </w:t></w:r><w:r><w:rPr><w:rFonts w:ascii="Courier New" w:cs="Courier New" w:eastAsia="Courier New" w:hAnsi="Courier New"/><w:color w:val="1A2E3B"/><w:sz w:val="20"/><w:szCs w:val="20"/></w:rPr><w:t xml:space="preserve">print(&quot;  Novelty : fraction of recs the user has NOT heard before&quot;)</w:t></w:r></w:p><w:p><w:pPr><w:spacing w:after="60" w:before="20"/><w:ind w:left="440"/></w:pPr><w:r><w:rPr><w:rFonts w:ascii="Arial" w:cs="Arial" w:eastAsia="Arial" w:hAnsi="Arial"/><w:color w:val="333333"/><w:sz w:val="20"/><w:szCs w:val="20"/></w:rPr><w:t xml:space="preserve">Novelty definition: 1 minus the mean already-heard fraction over EVAL_SAMPLE. Measures how much new music the system introduces.</w:t></w:r></w:p><w:p><w:pPr><w:spacing w:after="0" w:before="80"/></w:pPr><w:r><w:rPr><w:rFonts w:ascii="Courier New" w:cs="Courier New" w:eastAsia="Courier New" w:hAnsi="Courier New"/><w:b/><w:bCs/><w:color w:val="2E75B6"/><w:sz w:val="20"/><w:szCs w:val="20"/></w:rPr><w:t xml:space="preserve">527  </w:t></w:r><w:r><w:rPr><w:rFonts w:ascii="Courier New" w:cs="Courier New" w:eastAsia="Courier New" w:hAnsi="Courier New"/><w:color w:val="1A2E3B"/><w:sz w:val="20"/><w:szCs w:val="20"/></w:rPr><w:t xml:space="preserve">print(&quot;  Personalization: how different two users' rec lists are&quot;)</w:t></w:r></w:p><w:p><w:pPr><w:spacing w:after="60" w:before="20"/><w:ind w:left="440"/></w:pPr><w:r><w:rPr><w:rFonts w:ascii="Arial" w:cs="Arial" w:eastAsia="Arial" w:hAnsi="Arial"/><w:color w:val="333333"/><w:sz w:val="20"/><w:szCs w:val="20"/></w:rPr><w:t xml:space="preserve">Personalization definition: mean pairwise Jaccard distance across all user pairs in EVAL_SAMPLE. Measures how tailored recommendations are per individual.</w:t></w:r></w:p><w:p><w:pPr><w:spacing w:after="0" w:before="80"/></w:pPr><w:r><w:rPr><w:rFonts w:ascii="Courier New" w:cs="Courier New" w:eastAsia="Courier New" w:hAnsi="Courier New"/><w:b/><w:bCs/><w:color w:val="2E75B6"/><w:sz w:val="20"/><w:szCs w:val="20"/></w:rPr><w:t xml:space="preserve">529  </w:t></w:r><w:r><w:rPr><w:rFonts w:ascii="Courier New" w:cs="Courier New" w:eastAsia="Courier New" w:hAnsi="Courier New"/><w:color w:val="1A2E3B"/><w:sz w:val="20"/><w:szCs w:val="20"/></w:rPr><w:t xml:space="preserve">print(&quot;All computations completed.&quot;)</w:t></w:r></w:p><w:p><w:pPr><w:spacing w:after="60" w:before="20"/><w:ind w:left="440"/></w:pPr><w:r><w:rPr><w:rFonts w:ascii="Arial" w:cs="Arial" w:eastAsia="Arial" w:hAnsi="Arial"/><w:color w:val="333333"/><w:sz w:val="20"/><w:szCs w:val="20"/></w:rPr><w:t xml:space="preserve">Final status confirmation line. Reaching this line means all 11 mainstreaminess measures, all four recommendation methods, and all evaluation metrics executed without error. End of mainstream_final.py.</w:t></w:r></w:p><w:p><w:pPr><w:spacing w:after="0" w:before="80"/></w:pPr><w:r><w:rPr><w:rFonts w:ascii="Arial" w:cs="Arial" w:eastAsia="Arial" w:hAnsi="Arial"/><w:sz w:val="22"/><w:szCs w:val="22"/></w:rPr><w:t xml:space="preserve"></w:t></w:r></w:p><w:p><w:pPr><w:pBdr><w:bottom w:val="single" w:color="2E75B6" w:sz="6" w:space="1"/></w:pBdr><w:spacing w:after="140" w:before="140"/></w:pPr><w:r><w:rPr><w:rFonts w:ascii="Arial" w:cs="Arial" w:eastAsia="Arial" w:hAnsi="Arial"/><w:sz w:val="22"/><w:szCs w:val="22"/></w:rPr><w:t xml:space="preserve"></w:t></w:r></w:p><w:p><w:pPr><w:spacing w:after="120" w:before="360"/></w:pPr><w:r><w:rPr><w:rFonts w:ascii="Arial" w:cs="Arial" w:eastAsia="Arial" w:hAnsi="Arial"/><w:b/><w:bCs/><w:color w:val="1F4E79"/><w:sz w:val="36"/><w:szCs w:val="36"/></w:rPr><w:t xml:space="preserve">5.  Output and Results</w:t></w:r></w:p><w:p><w:pPr><w:spacing w:after="80" w:before="280"/></w:pPr><w:r><w:rPr><w:rFonts w:ascii="Arial" w:cs="Arial" w:eastAsia="Arial" w:hAnsi="Arial"/><w:b/><w:bCs/><w:color w:val="2E75B6"/><w:sz w:val="26"/><w:szCs w:val="26"/></w:rPr><w:t xml:space="preserve">5.1  Country Mainstreaminess Ranking</w:t></w:r></w:p><w:p><w:pPr><w:spacing w:after="60" w:before="60"/></w:pPr><w:r><w:rPr><w:rFonts w:ascii="Arial" w:cs="Arial" w:eastAsia="Arial" w:hAnsi="Arial"/><w:sz w:val="22"/><w:szCs w:val="22"/></w:rPr><w:t xml:space="preserve">The table below shows country-averaged scores across 6 key measures, sorted by Cg:AF (global Kendall tau):</w:t></w:r></w:p><w:p><w:pPr><w:spacing w:after="0" w:before="80"/></w:pPr><w:r><w:rPr><w:rFonts w:ascii="Arial" w:cs="Arial" w:eastAsia="Arial" w:hAnsi="Arial"/><w:sz w:val="22"/><w:szCs w:val="22"/></w:rPr><w:t xml:space="preserve"></w:t></w:r></w:p><w:tbl><w:tblPr><w:tblW w:type="dxa" w:w="4800"/><w:tblBorders><w:top w:val="single" w:color="auto" w:sz="4"/><w:left w:val="single" w:color="auto" w:sz="4"/><w:bottom w:val="single" w:color="auto" w:sz="4"/><w:right w:val="single" w:color="auto" w:sz="4"/><w:insideH w:val="single" w:color="auto" w:sz="4"/><w:insideV w:val="single" w:color="auto" w:sz="4"/></w:tblBorders></w:tblPr><w:tblGrid><w:gridCol w:w="500"/><w:gridCol w:w="700"/><w:gridCol w:w="700"/><w:gridCol w:w="700"/><w:gridCol w:w="700"/><w:gridCol w:w="720"/><w:gridCol w:w="720"/></w:tblGrid><w:tr><w:tc><w:tcPr><w:tcW w:type="dxa" w:w="500"/><w:tcBorders><w:top w:val="single" w:color="CCCCCC" w:sz="1"/><w:left w:val="single" w:color="CCCCCC" w:sz="1"/><w:bottom w:val="single" w:color="CCCCCC" w:sz="1"/><w:right w:val="single" w:color="CCCCCC" w:sz="1"/></w:tcBorders><w:shd w:fill="1F4E79" w:val="clear"/><w:tcMar><w:top w:type="dxa" w:w="80"/><w:left w:type="dxa" w:w="120"/><w:bottom w:type="dxa" w:w="80"/><w:right w:type="dxa" w:w="120"/></w:tcMar><w:vAlign w:val="center"/></w:tcPr><w:p><w:r><w:rPr><w:rFonts w:ascii="Arial" w:cs="Arial" w:eastAsia="Arial" w:hAnsi="Arial"/><w:b/><w:bCs/><w:color w:val="FFFFFF"/><w:sz w:val="19"/><w:szCs w:val="19"/></w:rPr><w:t xml:space="preserve">Cty</w:t></w:r></w:p></w:tc><w:tc><w:tcPr><w:tcW w:type="dxa" w:w="700"/><w:tcBorders><w:top w:val="single" w:color="CCCCCC" w:sz="1"/><w:left w:val="single" w:color="CCCCCC" w:sz="1"/><w:bottom w:val="single" w:color="CCCCCC" w:sz="1"/><w:right w:val="single" w:color="CCCCCC" w:sz="1"/></w:tcBorders><w:shd w:fill="1F4E79" w:val="clear"/><w:tcMar><w:top w:type="dxa" w:w="80"/><w:left w:type="dxa" w:w="120"/><w:bottom w:type="dxa" w:w="80"/><w:right w:type="dxa" w:w="120"/></w:tcMar><w:vAlign w:val="center"/></w:tcPr><w:p><w:r><w:rPr><w:rFonts w:ascii="Arial" w:cs="Arial" w:eastAsia="Arial" w:hAnsi="Arial"/><w:b/><w:bCs/><w:color w:val="FFFFFF"/><w:sz w:val="19"/><w:szCs w:val="19"/></w:rPr><w:t xml:space="preserve">Fg:AF</w:t></w:r></w:p></w:tc><w:tc><w:tcPr><w:tcW w:type="dxa" w:w="700"/><w:tcBorders><w:top w:val="single" w:color="CCCCCC" w:sz="1"/><w:left w:val="single" w:color="CCCCCC" w:sz="1"/><w:bottom w:val="single" w:color="CCCCCC" w:sz="1"/><w:right w:val="single" w:color="CCCCCC" w:sz="1"/></w:tcBorders><w:shd w:fill="1F4E79" w:val="clear"/><w:tcMar><w:top w:type="dxa" w:w="80"/><w:left w:type="dxa" w:w="120"/><w:bottom w:type="dxa" w:w="80"/><w:right w:type="dxa" w:w="120"/></w:tcMar><w:vAlign w:val="center"/></w:tcPr><w:p><w:r><w:rPr><w:rFonts w:ascii="Arial" w:cs="Arial" w:eastAsia="Arial" w:hAnsi="Arial"/><w:b/><w:bCs/><w:color w:val="FFFFFF"/><w:sz w:val="19"/><w:szCs w:val="19"/></w:rPr><w:t xml:space="preserve">Fc:AF</w:t></w:r></w:p></w:tc><w:tc><w:tcPr><w:tcW w:type="dxa" w:w="700"/><w:tcBorders><w:top w:val="single" w:color="CCCCCC" w:sz="1"/><w:left w:val="single" w:color="CCCCCC" w:sz="1"/><w:bottom w:val="single" w:color="CCCCCC" w:sz="1"/><w:right w:val="single" w:color="CCCCCC" w:sz="1"/></w:tcBorders><w:shd w:fill="1F4E79" w:val="clear"/><w:tcMar><w:top w:type="dxa" w:w="80"/><w:left w:type="dxa" w:w="120"/><w:bottom w:type="dxa" w:w="80"/><w:right w:type="dxa" w:w="120"/></w:tcMar><w:vAlign w:val="center"/></w:tcPr><w:p><w:r><w:rPr><w:rFonts w:ascii="Arial" w:cs="Arial" w:eastAsia="Arial" w:hAnsi="Arial"/><w:b/><w:bCs/><w:color w:val="FFFFFF"/><w:sz w:val="19"/><w:szCs w:val="19"/></w:rPr><w:t xml:space="preserve">Dg:AF</w:t></w:r></w:p></w:tc><w:tc><w:tcPr><w:tcW w:type="dxa" w:w="700"/><w:tcBorders><w:top w:val="single" w:color="CCCCCC" w:sz="1"/><w:left w:val="single" w:color="CCCCCC" w:sz="1"/><w:bottom w:val="single" w:color="CCCCCC" w:sz="1"/><w:right w:val="single" w:color="CCCCCC" w:sz="1"/></w:tcBorders><w:shd w:fill="1F4E79" w:val="clear"/><w:tcMar><w:top w:type="dxa" w:w="80"/><w:left w:type="dxa" w:w="120"/><w:bottom w:type="dxa" w:w="80"/><w:right w:type="dxa" w:w="120"/></w:tcMar><w:vAlign w:val="center"/></w:tcPr><w:p><w:r><w:rPr><w:rFonts w:ascii="Arial" w:cs="Arial" w:eastAsia="Arial" w:hAnsi="Arial"/><w:b/><w:bCs/><w:color w:val="FFFFFF"/><w:sz w:val="19"/><w:szCs w:val="19"/></w:rPr><w:t xml:space="preserve">Dc:AF</w:t></w:r></w:p></w:tc><w:tc><w:tcPr><w:tcW w:type="dxa" w:w="720"/><w:tcBorders><w:top w:val="single" w:color="CCCCCC" w:sz="1"/><w:left w:val="single" w:color="CCCCCC" w:sz="1"/><w:bottom w:val="single" w:color="CCCCCC" w:sz="1"/><w:right w:val="single" w:color="CCCCCC" w:sz="1"/></w:tcBorders><w:shd w:fill="1F4E79" w:val="clear"/><w:tcMar><w:top w:type="dxa" w:w="80"/><w:left w:type="dxa" w:w="120"/><w:bottom w:type="dxa" w:w="80"/><w:right w:type="dxa" w:w="120"/></w:tcMar><w:vAlign w:val="center"/></w:tcPr><w:p><w:r><w:rPr><w:rFonts w:ascii="Arial" w:cs="Arial" w:eastAsia="Arial" w:hAnsi="Arial"/><w:b/><w:bCs/><w:color w:val="FFFFFF"/><w:sz w:val="19"/><w:szCs w:val="19"/></w:rPr><w:t xml:space="preserve">Cg:AF</w:t></w:r></w:p></w:tc><w:tc><w:tcPr><w:tcW w:type="dxa" w:w="720"/><w:tcBorders><w:top w:val="single" w:color="CCCCCC" w:sz="1"/><w:left w:val="single" w:color="CCCCCC" w:sz="1"/><w:bottom w:val="single" w:color="CCCCCC" w:sz="1"/><w:right w:val="single" w:color="CCCCCC" w:sz="1"/></w:tcBorders><w:shd w:fill="1F4E79" w:val="clear"/><w:tcMar><w:top w:type="dxa" w:w="80"/><w:left w:type="dxa" w:w="120"/><w:bottom w:type="dxa" w:w="80"/><w:right w:type="dxa" w:w="120"/></w:tcMar><w:vAlign w:val="center"/></w:tcPr><w:p><w:r><w:rPr><w:rFonts w:ascii="Arial" w:cs="Arial" w:eastAsia="Arial" w:hAnsi="Arial"/><w:b/><w:bCs/><w:color w:val="FFFFFF"/><w:sz w:val="19"/><w:szCs w:val="19"/></w:rPr><w:t xml:space="preserve">Cc:AF</w:t></w:r></w:p></w:tc></w:tr><w:tr><w:tc><w:tcPr><w:tcW w:type="dxa" w:w="500"/><w:tcBorders><w:top w:val="single" w:color="CCCCCC" w:sz="1"/><w:left w:val="single" w:color="CCCCCC" w:sz="1"/><w:bottom w:val="single" w:color="CCCCCC" w:sz="1"/><w:right w:val="single" w:color="CCCCCC" w:sz="1"/></w:tcBorders><w:shd w:fill="F2F7FC" w:val="clear"/><w:tcMar><w:top w:type="dxa" w:w="80"/><w:left w:type="dxa" w:w="120"/><w:bottom w:type="dxa" w:w="80"/><w:right w:type="dxa" w:w="120"/></w:tcMar><w:vAlign w:val="center"/></w:tcPr><w:p><w:pPr><w:jc w:val="center"/></w:pPr><w:r><w:rPr><w:rFonts w:ascii="Arial" w:cs="Arial" w:eastAsia="Arial" w:hAnsi="Arial"/><w:b/><w:bCs/><w:color w:val="1F4E79"/><w:sz w:val="19"/><w:szCs w:val="19"/></w:rPr><w:t xml:space="preserve">US</w:t></w:r></w:p></w:tc><w:tc><w:tcPr><w:tcW w:type="dxa" w:w="700"/><w:tcBorders><w:top w:val="single" w:color="CCCCCC" w:sz="1"/><w:left w:val="single" w:color="CCCCCC" w:sz="1"/><w:bottom w:val="single" w:color="CCCCCC" w:sz="1"/><w:right w:val="single" w:color="CCCCCC" w:sz="1"/></w:tcBorders><w:shd w:fill="F2F7FC" w:val="clear"/><w:tcMar><w:top w:type="dxa" w:w="80"/><w:left w:type="dxa" w:w="120"/><w:bottom w:type="dxa" w:w="80"/><w:right w:type="dxa" w:w="120"/></w:tcMar><w:vAlign w:val="center"/></w:tcPr><w:p><w:pPr><w:jc w:val="center"/></w:pPr><w:r><w:rPr><w:rFonts w:ascii="Arial" w:cs="Arial" w:eastAsia="Arial" w:hAnsi="Arial"/><w:b w:val="false"/><w:bCs w:val="false"/><w:color w:val="222222"/><w:sz w:val="19"/><w:szCs w:val="19"/></w:rPr><w:t xml:space="preserve">0.1417</w:t></w:r></w:p></w:tc><w:tc><w:tcPr><w:tcW w:type="dxa" w:w="700"/><w:tcBorders><w:top w:val="single" w:color="CCCCCC" w:sz="1"/><w:left w:val="single" w:color="CCCCCC" w:sz="1"/><w:bottom w:val="single" w:color="CCCCCC" w:sz="1"/><w:right w:val="single" w:color="CCCCCC" w:sz="1"/></w:tcBorders><w:shd w:fill="F2F7FC" w:val="clear"/><w:tcMar><w:top w:type="dxa" w:w="80"/><w:left w:type="dxa" w:w="120"/><w:bottom w:type="dxa" w:w="80"/><w:right w:type="dxa" w:w="120"/></w:tcMar><w:vAlign w:val="center"/></w:tcPr><w:p><w:pPr><w:jc w:val="center"/></w:pPr><w:r><w:rPr><w:rFonts w:ascii="Arial" w:cs="Arial" w:eastAsia="Arial" w:hAnsi="Arial"/><w:b w:val="false"/><w:bCs w:val="false"/><w:color w:val="222222"/><w:sz w:val="19"/><w:szCs w:val="19"/></w:rPr><w:t xml:space="preserve">0.1319</w:t></w:r></w:p></w:tc><w:tc><w:tcPr><w:tcW w:type="dxa" w:w="700"/><w:tcBorders><w:top w:val="single" w:color="CCCCCC" w:sz="1"/><w:left w:val="single" w:color="CCCCCC" w:sz="1"/><w:bottom w:val="single" w:color="CCCCCC" w:sz="1"/><w:right w:val="single" w:color="CCCCCC" w:sz="1"/></w:tcBorders><w:shd w:fill="F2F7FC" w:val="clear"/><w:tcMar><w:top w:type="dxa" w:w="80"/><w:left w:type="dxa" w:w="120"/><w:bottom w:type="dxa" w:w="80"/><w:right w:type="dxa" w:w="120"/></w:tcMar><w:vAlign w:val="center"/></w:tcPr><w:p><w:pPr><w:jc w:val="center"/></w:pPr><w:r><w:rPr><w:rFonts w:ascii="Arial" w:cs="Arial" w:eastAsia="Arial" w:hAnsi="Arial"/><w:b w:val="false"/><w:bCs w:val="false"/><w:color w:val="222222"/><w:sz w:val="19"/><w:szCs w:val="19"/></w:rPr><w:t xml:space="preserve">0.2440</w:t></w:r></w:p></w:tc><w:tc><w:tcPr><w:tcW w:type="dxa" w:w="700"/><w:tcBorders><w:top w:val="single" w:color="CCCCCC" w:sz="1"/><w:left w:val="single" w:color="CCCCCC" w:sz="1"/><w:bottom w:val="single" w:color="CCCCCC" w:sz="1"/><w:right w:val="single" w:color="CCCCCC" w:sz="1"/></w:tcBorders><w:shd w:fill="F2F7FC" w:val="clear"/><w:tcMar><w:top w:type="dxa" w:w="80"/><w:left w:type="dxa" w:w="120"/><w:bottom w:type="dxa" w:w="80"/><w:right w:type="dxa" w:w="120"/></w:tcMar><w:vAlign w:val="center"/></w:tcPr><w:p><w:pPr><w:jc w:val="center"/></w:pPr><w:r><w:rPr><w:rFonts w:ascii="Arial" w:cs="Arial" w:eastAsia="Arial" w:hAnsi="Arial"/><w:b w:val="false"/><w:bCs w:val="false"/><w:color w:val="222222"/><w:sz w:val="19"/><w:szCs w:val="19"/></w:rPr><w:t xml:space="preserve">0.5457</w:t></w:r></w:p></w:tc><w:tc><w:tcPr><w:tcW w:type="dxa" w:w="720"/><w:tcBorders><w:top w:val="single" w:color="CCCCCC" w:sz="1"/><w:left w:val="single" w:color="CCCCCC" w:sz="1"/><w:bottom w:val="single" w:color="CCCCCC" w:sz="1"/><w:right w:val="single" w:color="CCCCCC" w:sz="1"/></w:tcBorders><w:shd w:fill="F2F7FC" w:val="clear"/><w:tcMar><w:top w:type="dxa" w:w="80"/><w:left w:type="dxa" w:w="120"/><w:bottom w:type="dxa" w:w="80"/><w:right w:type="dxa" w:w="120"/></w:tcMar><w:vAlign w:val="center"/></w:tcPr><w:p><w:pPr><w:jc w:val="center"/></w:pPr><w:r><w:rPr><w:rFonts w:ascii="Arial" w:cs="Arial" w:eastAsia="Arial" w:hAnsi="Arial"/><w:b/><w:bCs/><w:color w:val="0D9488"/><w:sz w:val="19"/><w:szCs w:val="19"/></w:rPr><w:t xml:space="preserve">0.5544</w:t></w:r></w:p></w:tc><w:tc><w:tcPr><w:tcW w:type="dxa" w:w="720"/><w:tcBorders><w:top w:val="single" w:color="CCCCCC" w:sz="1"/><w:left w:val="single" w:color="CCCCCC" w:sz="1"/><w:bottom w:val="single" w:color="CCCCCC" w:sz="1"/><w:right w:val="single" w:color="CCCCCC" w:sz="1"/></w:tcBorders><w:shd w:fill="F2F7FC" w:val="clear"/><w:tcMar><w:top w:type="dxa" w:w="80"/><w:left w:type="dxa" w:w="120"/><w:bottom w:type="dxa" w:w="80"/><w:right w:type="dxa" w:w="120"/></w:tcMar><w:vAlign w:val="center"/></w:tcPr><w:p><w:pPr><w:jc w:val="center"/></w:pPr><w:r><w:rPr><w:rFonts w:ascii="Arial" w:cs="Arial" w:eastAsia="Arial" w:hAnsi="Arial"/><w:b w:val="false"/><w:bCs w:val="false"/><w:color w:val="222222"/><w:sz w:val="19"/><w:szCs w:val="19"/></w:rPr><w:t xml:space="preserve">0.5698</w:t></w:r></w:p></w:tc></w:tr><w:tr><w:tc><w:tcPr><w:tcW w:type="dxa" w:w="500"/><w:tcBorders><w:top w:val="single" w:color="CCCCCC" w:sz="1"/><w:left w:val="single" w:color="CCCCCC" w:sz="1"/><w:bottom w:val="single" w:color="CCCCCC" w:sz="1"/><w:right w:val="single" w:color="CCCCCC" w:sz="1"/></w:tcBorders><w:shd w:fill="FFFFFF" w:val="clear"/><w:tcMar><w:top w:type="dxa" w:w="80"/><w:left w:type="dxa" w:w="120"/><w:bottom w:type="dxa" w:w="80"/><w:right w:type="dxa" w:w="120"/></w:tcMar><w:vAlign w:val="center"/></w:tcPr><w:p><w:pPr><w:jc w:val="center"/></w:pPr><w:r><w:rPr><w:rFonts w:ascii="Arial" w:cs="Arial" w:eastAsia="Arial" w:hAnsi="Arial"/><w:b/><w:bCs/><w:color w:val="1F4E79"/><w:sz w:val="19"/><w:szCs w:val="19"/></w:rPr><w:t xml:space="preserve">GB</w:t></w:r></w:p></w:tc><w:tc><w:tcPr><w:tcW w:type="dxa" w:w="700"/><w:tcBorders><w:top w:val="single" w:color="CCCCCC" w:sz="1"/><w:left w:val="single" w:color="CCCCCC" w:sz="1"/><w:bottom w:val="single" w:color="CCCCCC" w:sz="1"/><w:right w:val="single" w:color="CCCCCC" w:sz="1"/></w:tcBorders><w:shd w:fill="FFFFFF" w:val="clear"/><w:tcMar><w:top w:type="dxa" w:w="80"/><w:left w:type="dxa" w:w="120"/><w:bottom w:type="dxa" w:w="80"/><w:right w:type="dxa" w:w="120"/></w:tcMar><w:vAlign w:val="center"/></w:tcPr><w:p><w:pPr><w:jc w:val="center"/></w:pPr><w:r><w:rPr><w:rFonts w:ascii="Arial" w:cs="Arial" w:eastAsia="Arial" w:hAnsi="Arial"/><w:b w:val="false"/><w:bCs w:val="false"/><w:color w:val="222222"/><w:sz w:val="19"/><w:szCs w:val="19"/></w:rPr><w:t xml:space="preserve">0.1377</w:t></w:r></w:p></w:tc><w:tc><w:tcPr><w:tcW w:type="dxa" w:w="700"/><w:tcBorders><w:top w:val="single" w:color="CCCCCC" w:sz="1"/><w:left w:val="single" w:color="CCCCCC" w:sz="1"/><w:bottom w:val="single" w:color="CCCCCC" w:sz="1"/><w:right w:val="single" w:color="CCCCCC" w:sz="1"/></w:tcBorders><w:shd w:fill="FFFFFF" w:val="clear"/><w:tcMar><w:top w:type="dxa" w:w="80"/><w:left w:type="dxa" w:w="120"/><w:bottom w:type="dxa" w:w="80"/><w:right w:type="dxa" w:w="120"/></w:tcMar><w:vAlign w:val="center"/></w:tcPr><w:p><w:pPr><w:jc w:val="center"/></w:pPr><w:r><w:rPr><w:rFonts w:ascii="Arial" w:cs="Arial" w:eastAsia="Arial" w:hAnsi="Arial"/><w:b w:val="false"/><w:bCs w:val="false"/><w:color w:val="222222"/><w:sz w:val="19"/><w:szCs w:val="19"/></w:rPr><w:t xml:space="preserve">0.1689</w:t></w:r></w:p></w:tc><w:tc><w:tcPr><w:tcW w:type="dxa" w:w="700"/><w:tcBorders><w:top w:val="single" w:color="CCCCCC" w:sz="1"/><w:left w:val="single" w:color="CCCCCC" w:sz="1"/><w:bottom w:val="single" w:color="CCCCCC" w:sz="1"/><w:right w:val="single" w:color="CCCCCC" w:sz="1"/></w:tcBorders><w:shd w:fill="FFFFFF" w:val="clear"/><w:tcMar><w:top w:type="dxa" w:w="80"/><w:left w:type="dxa" w:w="120"/><w:bottom w:type="dxa" w:w="80"/><w:right w:type="dxa" w:w="120"/></w:tcMar><w:vAlign w:val="center"/></w:tcPr><w:p><w:pPr><w:jc w:val="center"/></w:pPr><w:r><w:rPr><w:rFonts w:ascii="Arial" w:cs="Arial" w:eastAsia="Arial" w:hAnsi="Arial"/><w:b w:val="false"/><w:bCs w:val="false"/><w:color w:val="222222"/><w:sz w:val="19"/><w:szCs w:val="19"/></w:rPr><w:t xml:space="preserve">0.2430</w:t></w:r></w:p></w:tc><w:tc><w:tcPr><w:tcW w:type="dxa" w:w="700"/><w:tcBorders><w:top w:val="single" w:color="CCCCCC" w:sz="1"/><w:left w:val="single" w:color="CCCCCC" w:sz="1"/><w:bottom w:val="single" w:color="CCCCCC" w:sz="1"/><w:right w:val="single" w:color="CCCCCC" w:sz="1"/></w:tcBorders><w:shd w:fill="FFFFFF" w:val="clear"/><w:tcMar><w:top w:type="dxa" w:w="80"/><w:left w:type="dxa" w:w="120"/><w:bottom w:type="dxa" w:w="80"/><w:right w:type="dxa" w:w="120"/></w:tcMar><w:vAlign w:val="center"/></w:tcPr><w:p><w:pPr><w:jc w:val="center"/></w:pPr><w:r><w:rPr><w:rFonts w:ascii="Arial" w:cs="Arial" w:eastAsia="Arial" w:hAnsi="Arial"/><w:b w:val="false"/><w:bCs w:val="false"/><w:color w:val="222222"/><w:sz w:val="19"/><w:szCs w:val="19"/></w:rPr><w:t xml:space="preserve">0.5944</w:t></w:r></w:p></w:tc><w:tc><w:tcPr><w:tcW w:type="dxa" w:w="720"/><w:tcBorders><w:top w:val="single" w:color="CCCCCC" w:sz="1"/><w:left w:val="single" w:color="CCCCCC" w:sz="1"/><w:bottom w:val="single" w:color="CCCCCC" w:sz="1"/><w:right w:val="single" w:color="CCCCCC" w:sz="1"/></w:tcBorders><w:shd w:fill="FFFFFF" w:val="clear"/><w:tcMar><w:top w:type="dxa" w:w="80"/><w:left w:type="dxa" w:w="120"/><w:bottom w:type="dxa" w:w="80"/><w:right w:type="dxa" w:w="120"/></w:tcMar><w:vAlign w:val="center"/></w:tcPr><w:p><w:pPr><w:jc w:val="center"/></w:pPr><w:r><w:rPr><w:rFonts w:ascii="Arial" w:cs="Arial" w:eastAsia="Arial" w:hAnsi="Arial"/><w:b/><w:bCs/><w:color w:val="0D9488"/><w:sz w:val="19"/><w:szCs w:val="19"/></w:rPr><w:t xml:space="preserve">0.5116</w:t></w:r></w:p></w:tc><w:tc><w:tcPr><w:tcW w:type="dxa" w:w="720"/><w:tcBorders><w:top w:val="single" w:color="CCCCCC" w:sz="1"/><w:left w:val="single" w:color="CCCCCC" w:sz="1"/><w:bottom w:val="single" w:color="CCCCCC" w:sz="1"/><w:right w:val="single" w:color="CCCCCC" w:sz="1"/></w:tcBorders><w:shd w:fill="FFFFFF" w:val="clear"/><w:tcMar><w:top w:type="dxa" w:w="80"/><w:left w:type="dxa" w:w="120"/><w:bottom w:type="dxa" w:w="80"/><w:right w:type="dxa" w:w="120"/></w:tcMar><w:vAlign w:val="center"/></w:tcPr><w:p><w:pPr><w:jc w:val="center"/></w:pPr><w:r><w:rPr><w:rFonts w:ascii="Arial" w:cs="Arial" w:eastAsia="Arial" w:hAnsi="Arial"/><w:b w:val="false"/><w:bCs w:val="false"/><w:color w:val="222222"/><w:sz w:val="19"/><w:szCs w:val="19"/></w:rPr><w:t xml:space="preserve">0.6212</w:t></w:r></w:p></w:tc></w:tr><w:tr><w:tc><w:tcPr><w:tcW w:type="dxa" w:w="500"/><w:tcBorders><w:top w:val="single" w:color="CCCCCC" w:sz="1"/><w:left w:val="single" w:color="CCCCCC" w:sz="1"/><w:bottom w:val="single" w:color="CCCCCC" w:sz="1"/><w:right w:val="single" w:color="CCCCCC" w:sz="1"/></w:tcBorders><w:shd w:fill="F2F7FC" w:val="clear"/><w:tcMar><w:top w:type="dxa" w:w="80"/><w:left w:type="dxa" w:w="120"/><w:bottom w:type="dxa" w:w="80"/><w:right w:type="dxa" w:w="120"/></w:tcMar><w:vAlign w:val="center"/></w:tcPr><w:p><w:pPr><w:jc w:val="center"/></w:pPr><w:r><w:rPr><w:rFonts w:ascii="Arial" w:cs="Arial" w:eastAsia="Arial" w:hAnsi="Arial"/><w:b/><w:bCs/><w:color w:val="1F4E79"/><w:sz w:val="19"/><w:szCs w:val="19"/></w:rPr><w:t xml:space="preserve">DE</w:t></w:r></w:p></w:tc><w:tc><w:tcPr><w:tcW w:type="dxa" w:w="700"/><w:tcBorders><w:top w:val="single" w:color="CCCCCC" w:sz="1"/><w:left w:val="single" w:color="CCCCCC" w:sz="1"/><w:bottom w:val="single" w:color="CCCCCC" w:sz="1"/><w:right w:val="single" w:color="CCCCCC" w:sz="1"/></w:tcBorders><w:shd w:fill="F2F7FC" w:val="clear"/><w:tcMar><w:top w:type="dxa" w:w="80"/><w:left w:type="dxa" w:w="120"/><w:bottom w:type="dxa" w:w="80"/><w:right w:type="dxa" w:w="120"/></w:tcMar><w:vAlign w:val="center"/></w:tcPr><w:p><w:pPr><w:jc w:val="center"/></w:pPr><w:r><w:rPr><w:rFonts w:ascii="Arial" w:cs="Arial" w:eastAsia="Arial" w:hAnsi="Arial"/><w:b w:val="false"/><w:bCs w:val="false"/><w:color w:val="222222"/><w:sz w:val="19"/><w:szCs w:val="19"/></w:rPr><w:t xml:space="preserve">0.1386</w:t></w:r></w:p></w:tc><w:tc><w:tcPr><w:tcW w:type="dxa" w:w="700"/><w:tcBorders><w:top w:val="single" w:color="CCCCCC" w:sz="1"/><w:left w:val="single" w:color="CCCCCC" w:sz="1"/><w:bottom w:val="single" w:color="CCCCCC" w:sz="1"/><w:right w:val="single" w:color="CCCCCC" w:sz="1"/></w:tcBorders><w:shd w:fill="F2F7FC" w:val="clear"/><w:tcMar><w:top w:type="dxa" w:w="80"/><w:left w:type="dxa" w:w="120"/><w:bottom w:type="dxa" w:w="80"/><w:right w:type="dxa" w:w="120"/></w:tcMar><w:vAlign w:val="center"/></w:tcPr><w:p><w:pPr><w:jc w:val="center"/></w:pPr><w:r><w:rPr><w:rFonts w:ascii="Arial" w:cs="Arial" w:eastAsia="Arial" w:hAnsi="Arial"/><w:b w:val="false"/><w:bCs w:val="false"/><w:color w:val="222222"/><w:sz w:val="19"/><w:szCs w:val="19"/></w:rPr><w:t xml:space="preserve">0.1743</w:t></w:r></w:p></w:tc><w:tc><w:tcPr><w:tcW w:type="dxa" w:w="700"/><w:tcBorders><w:top w:val="single" w:color="CCCCCC" w:sz="1"/><w:left w:val="single" w:color="CCCCCC" w:sz="1"/><w:bottom w:val="single" w:color="CCCCCC" w:sz="1"/><w:right w:val="single" w:color="CCCCCC" w:sz="1"/></w:tcBorders><w:shd w:fill="F2F7FC" w:val="clear"/><w:tcMar><w:top w:type="dxa" w:w="80"/><w:left w:type="dxa" w:w="120"/><w:bottom w:type="dxa" w:w="80"/><w:right w:type="dxa" w:w="120"/></w:tcMar><w:vAlign w:val="center"/></w:tcPr><w:p><w:pPr><w:jc w:val="center"/></w:pPr><w:r><w:rPr><w:rFonts w:ascii="Arial" w:cs="Arial" w:eastAsia="Arial" w:hAnsi="Arial"/><w:b w:val="false"/><w:bCs w:val="false"/><w:color w:val="222222"/><w:sz w:val="19"/><w:szCs w:val="19"/></w:rPr><w:t xml:space="preserve">0.2484</w:t></w:r></w:p></w:tc><w:tc><w:tcPr><w:tcW w:type="dxa" w:w="700"/><w:tcBorders><w:top w:val="single" w:color="CCCCCC" w:sz="1"/><w:left w:val="single" w:color="CCCCCC" w:sz="1"/><w:bottom w:val="single" w:color="CCCCCC" w:sz="1"/><w:right w:val="single" w:color="CCCCCC" w:sz="1"/></w:tcBorders><w:shd w:fill="F2F7FC" w:val="clear"/><w:tcMar><w:top w:type="dxa" w:w="80"/><w:left w:type="dxa" w:w="120"/><w:bottom w:type="dxa" w:w="80"/><w:right w:type="dxa" w:w="120"/></w:tcMar><w:vAlign w:val="center"/></w:tcPr><w:p><w:pPr><w:jc w:val="center"/></w:pPr><w:r><w:rPr><w:rFonts w:ascii="Arial" w:cs="Arial" w:eastAsia="Arial" w:hAnsi="Arial"/><w:b w:val="false"/><w:bCs w:val="false"/><w:color w:val="222222"/><w:sz w:val="19"/><w:szCs w:val="19"/></w:rPr><w:t xml:space="preserve">0.5943</w:t></w:r></w:p></w:tc><w:tc><w:tcPr><w:tcW w:type="dxa" w:w="720"/><w:tcBorders><w:top w:val="single" w:color="CCCCCC" w:sz="1"/><w:left w:val="single" w:color="CCCCCC" w:sz="1"/><w:bottom w:val="single" w:color="CCCCCC" w:sz="1"/><w:right w:val="single" w:color="CCCCCC" w:sz="1"/></w:tcBorders><w:shd w:fill="F2F7FC" w:val="clear"/><w:tcMar><w:top w:type="dxa" w:w="80"/><w:left w:type="dxa" w:w="120"/><w:bottom w:type="dxa" w:w="80"/><w:right w:type="dxa" w:w="120"/></w:tcMar><w:vAlign w:val="center"/></w:tcPr><w:p><w:pPr><w:jc w:val="center"/></w:pPr><w:r><w:rPr><w:rFonts w:ascii="Arial" w:cs="Arial" w:eastAsia="Arial" w:hAnsi="Arial"/><w:b/><w:bCs/><w:color w:val="0D9488"/><w:sz w:val="19"/><w:szCs w:val="19"/></w:rPr><w:t xml:space="preserve">0.4998</w:t></w:r></w:p></w:tc><w:tc><w:tcPr><w:tcW w:type="dxa" w:w="720"/><w:tcBorders><w:top w:val="single" w:color="CCCCCC" w:sz="1"/><w:left w:val="single" w:color="CCCCCC" w:sz="1"/><w:bottom w:val="single" w:color="CCCCCC" w:sz="1"/><w:right w:val="single" w:color="CCCCCC" w:sz="1"/></w:tcBorders><w:shd w:fill="F2F7FC" w:val="clear"/><w:tcMar><w:top w:type="dxa" w:w="80"/><w:left w:type="dxa" w:w="120"/><w:bottom w:type="dxa" w:w="80"/><w:right w:type="dxa" w:w="120"/></w:tcMar><w:vAlign w:val="center"/></w:tcPr><w:p><w:pPr><w:jc w:val="center"/></w:pPr><w:r><w:rPr><w:rFonts w:ascii="Arial" w:cs="Arial" w:eastAsia="Arial" w:hAnsi="Arial"/><w:b w:val="false"/><w:bCs w:val="false"/><w:color w:val="222222"/><w:sz w:val="19"/><w:szCs w:val="19"/></w:rPr><w:t xml:space="preserve">0.6231</w:t></w:r></w:p></w:tc></w:tr><w:tr><w:tc><w:tcPr><w:tcW w:type="dxa" w:w="500"/><w:tcBorders><w:top w:val="single" w:color="CCCCCC" w:sz="1"/><w:left w:val="single" w:color="CCCCCC" w:sz="1"/><w:bottom w:val="single" w:color="CCCCCC" w:sz="1"/><w:right w:val="single" w:color="CCCCCC" w:sz="1"/></w:tcBorders><w:shd w:fill="FFFFFF" w:val="clear"/><w:tcMar><w:top w:type="dxa" w:w="80"/><w:left w:type="dxa" w:w="120"/><w:bottom w:type="dxa" w:w="80"/><w:right w:type="dxa" w:w="120"/></w:tcMar><w:vAlign w:val="center"/></w:tcPr><w:p><w:pPr><w:jc w:val="center"/></w:pPr><w:r><w:rPr><w:rFonts w:ascii="Arial" w:cs="Arial" w:eastAsia="Arial" w:hAnsi="Arial"/><w:b/><w:bCs/><w:color w:val="1F4E79"/><w:sz w:val="19"/><w:szCs w:val="19"/></w:rPr><w:t xml:space="preserve">IT</w:t></w:r></w:p></w:tc><w:tc><w:tcPr><w:tcW w:type="dxa" w:w="700"/><w:tcBorders><w:top w:val="single" w:color="CCCCCC" w:sz="1"/><w:left w:val="single" w:color="CCCCCC" w:sz="1"/><w:bottom w:val="single" w:color="CCCCCC" w:sz="1"/><w:right w:val="single" w:color="CCCCCC" w:sz="1"/></w:tcBorders><w:shd w:fill="FFFFFF" w:val="clear"/><w:tcMar><w:top w:type="dxa" w:w="80"/><w:left w:type="dxa" w:w="120"/><w:bottom w:type="dxa" w:w="80"/><w:right w:type="dxa" w:w="120"/></w:tcMar><w:vAlign w:val="center"/></w:tcPr><w:p><w:pPr><w:jc w:val="center"/></w:pPr><w:r><w:rPr><w:rFonts w:ascii="Arial" w:cs="Arial" w:eastAsia="Arial" w:hAnsi="Arial"/><w:b w:val="false"/><w:bCs w:val="false"/><w:color w:val="222222"/><w:sz w:val="19"/><w:szCs w:val="19"/></w:rPr><w:t xml:space="preserve">0.1357</w:t></w:r></w:p></w:tc><w:tc><w:tcPr><w:tcW w:type="dxa" w:w="700"/><w:tcBorders><w:top w:val="single" w:color="CCCCCC" w:sz="1"/><w:left w:val="single" w:color="CCCCCC" w:sz="1"/><w:bottom w:val="single" w:color="CCCCCC" w:sz="1"/><w:right w:val="single" w:color="CCCCCC" w:sz="1"/></w:tcBorders><w:shd w:fill="FFFFFF" w:val="clear"/><w:tcMar><w:top w:type="dxa" w:w="80"/><w:left w:type="dxa" w:w="120"/><w:bottom w:type="dxa" w:w="80"/><w:right w:type="dxa" w:w="120"/></w:tcMar><w:vAlign w:val="center"/></w:tcPr><w:p><w:pPr><w:jc w:val="center"/></w:pPr><w:r><w:rPr><w:rFonts w:ascii="Arial" w:cs="Arial" w:eastAsia="Arial" w:hAnsi="Arial"/><w:b w:val="false"/><w:bCs w:val="false"/><w:color w:val="222222"/><w:sz w:val="19"/><w:szCs w:val="19"/></w:rPr><w:t xml:space="preserve">0.1544</w:t></w:r></w:p></w:tc><w:tc><w:tcPr><w:tcW w:type="dxa" w:w="700"/><w:tcBorders><w:top w:val="single" w:color="CCCCCC" w:sz="1"/><w:left w:val="single" w:color="CCCCCC" w:sz="1"/><w:bottom w:val="single" w:color="CCCCCC" w:sz="1"/><w:right w:val="single" w:color="CCCCCC" w:sz="1"/></w:tcBorders><w:shd w:fill="FFFFFF" w:val="clear"/><w:tcMar><w:top w:type="dxa" w:w="80"/><w:left w:type="dxa" w:w="120"/><w:bottom w:type="dxa" w:w="80"/><w:right w:type="dxa" w:w="120"/></w:tcMar><w:vAlign w:val="center"/></w:tcPr><w:p><w:pPr><w:jc w:val="center"/></w:pPr><w:r><w:rPr><w:rFonts w:ascii="Arial" w:cs="Arial" w:eastAsia="Arial" w:hAnsi="Arial"/><w:b w:val="false"/><w:bCs w:val="false"/><w:color w:val="222222"/><w:sz w:val="19"/><w:szCs w:val="19"/></w:rPr><w:t xml:space="preserve">0.2326</w:t></w:r></w:p></w:tc><w:tc><w:tcPr><w:tcW w:type="dxa" w:w="700"/><w:tcBorders><w:top w:val="single" w:color="CCCCCC" w:sz="1"/><w:left w:val="single" w:color="CCCCCC" w:sz="1"/><w:bottom w:val="single" w:color="CCCCCC" w:sz="1"/><w:right w:val="single" w:color="CCCCCC" w:sz="1"/></w:tcBorders><w:shd w:fill="FFFFFF" w:val="clear"/><w:tcMar><w:top w:type="dxa" w:w="80"/><w:left w:type="dxa" w:w="120"/><w:bottom w:type="dxa" w:w="80"/><w:right w:type="dxa" w:w="120"/></w:tcMar><w:vAlign w:val="center"/></w:tcPr><w:p><w:pPr><w:jc w:val="center"/></w:pPr><w:r><w:rPr><w:rFonts w:ascii="Arial" w:cs="Arial" w:eastAsia="Arial" w:hAnsi="Arial"/><w:b w:val="false"/><w:bCs w:val="false"/><w:color w:val="222222"/><w:sz w:val="19"/><w:szCs w:val="19"/></w:rPr><w:t xml:space="preserve">0.5597</w:t></w:r></w:p></w:tc><w:tc><w:tcPr><w:tcW w:type="dxa" w:w="720"/><w:tcBorders><w:top w:val="single" w:color="CCCCCC" w:sz="1"/><w:left w:val="single" w:color="CCCCCC" w:sz="1"/><w:bottom w:val="single" w:color="CCCCCC" w:sz="1"/><w:right w:val="single" w:color="CCCCCC" w:sz="1"/></w:tcBorders><w:shd w:fill="FFFFFF" w:val="clear"/><w:tcMar><w:top w:type="dxa" w:w="80"/><w:left w:type="dxa" w:w="120"/><w:bottom w:type="dxa" w:w="80"/><w:right w:type="dxa" w:w="120"/></w:tcMar><w:vAlign w:val="center"/></w:tcPr><w:p><w:pPr><w:jc w:val="center"/></w:pPr><w:r><w:rPr><w:rFonts w:ascii="Arial" w:cs="Arial" w:eastAsia="Arial" w:hAnsi="Arial"/><w:b/><w:bCs/><w:color w:val="0D9488"/><w:sz w:val="19"/><w:szCs w:val="19"/></w:rPr><w:t xml:space="preserve">0.4663</w:t></w:r></w:p></w:tc><w:tc><w:tcPr><w:tcW w:type="dxa" w:w="720"/><w:tcBorders><w:top w:val="single" w:color="CCCCCC" w:sz="1"/><w:left w:val="single" w:color="CCCCCC" w:sz="1"/><w:bottom w:val="single" w:color="CCCCCC" w:sz="1"/><w:right w:val="single" w:color="CCCCCC" w:sz="1"/></w:tcBorders><w:shd w:fill="FFFFFF" w:val="clear"/><w:tcMar><w:top w:type="dxa" w:w="80"/><w:left w:type="dxa" w:w="120"/><w:bottom w:type="dxa" w:w="80"/><w:right w:type="dxa" w:w="120"/></w:tcMar><w:vAlign w:val="center"/></w:tcPr><w:p><w:pPr><w:jc w:val="center"/></w:pPr><w:r><w:rPr><w:rFonts w:ascii="Arial" w:cs="Arial" w:eastAsia="Arial" w:hAnsi="Arial"/><w:b w:val="false"/><w:bCs w:val="false"/><w:color w:val="222222"/><w:sz w:val="19"/><w:szCs w:val="19"/></w:rPr><w:t xml:space="preserve">0.6110</w:t></w:r></w:p></w:tc></w:tr><w:tr><w:tc><w:tcPr><w:tcW w:type="dxa" w:w="500"/><w:tcBorders><w:top w:val="single" w:color="CCCCCC" w:sz="1"/><w:left w:val="single" w:color="CCCCCC" w:sz="1"/><w:bottom w:val="single" w:color="CCCCCC" w:sz="1"/><w:right w:val="single" w:color="CCCCCC" w:sz="1"/></w:tcBorders><w:shd w:fill="F2F7FC" w:val="clear"/><w:tcMar><w:top w:type="dxa" w:w="80"/><w:left w:type="dxa" w:w="120"/><w:bottom w:type="dxa" w:w="80"/><w:right w:type="dxa" w:w="120"/></w:tcMar><w:vAlign w:val="center"/></w:tcPr><w:p><w:pPr><w:jc w:val="center"/></w:pPr><w:r><w:rPr><w:rFonts w:ascii="Arial" w:cs="Arial" w:eastAsia="Arial" w:hAnsi="Arial"/><w:b/><w:bCs/><w:color w:val="1F4E79"/><w:sz w:val="19"/><w:szCs w:val="19"/></w:rPr><w:t xml:space="preserve">MX</w:t></w:r></w:p></w:tc><w:tc><w:tcPr><w:tcW w:type="dxa" w:w="700"/><w:tcBorders><w:top w:val="single" w:color="CCCCCC" w:sz="1"/><w:left w:val="single" w:color="CCCCCC" w:sz="1"/><w:bottom w:val="single" w:color="CCCCCC" w:sz="1"/><w:right w:val="single" w:color="CCCCCC" w:sz="1"/></w:tcBorders><w:shd w:fill="F2F7FC" w:val="clear"/><w:tcMar><w:top w:type="dxa" w:w="80"/><w:left w:type="dxa" w:w="120"/><w:bottom w:type="dxa" w:w="80"/><w:right w:type="dxa" w:w="120"/></w:tcMar><w:vAlign w:val="center"/></w:tcPr><w:p><w:pPr><w:jc w:val="center"/></w:pPr><w:r><w:rPr><w:rFonts w:ascii="Arial" w:cs="Arial" w:eastAsia="Arial" w:hAnsi="Arial"/><w:b w:val="false"/><w:bCs w:val="false"/><w:color w:val="222222"/><w:sz w:val="19"/><w:szCs w:val="19"/></w:rPr><w:t xml:space="preserve">0.1380</w:t></w:r></w:p></w:tc><w:tc><w:tcPr><w:tcW w:type="dxa" w:w="700"/><w:tcBorders><w:top w:val="single" w:color="CCCCCC" w:sz="1"/><w:left w:val="single" w:color="CCCCCC" w:sz="1"/><w:bottom w:val="single" w:color="CCCCCC" w:sz="1"/><w:right w:val="single" w:color="CCCCCC" w:sz="1"/></w:tcBorders><w:shd w:fill="F2F7FC" w:val="clear"/><w:tcMar><w:top w:type="dxa" w:w="80"/><w:left w:type="dxa" w:w="120"/><w:bottom w:type="dxa" w:w="80"/><w:right w:type="dxa" w:w="120"/></w:tcMar><w:vAlign w:val="center"/></w:tcPr><w:p><w:pPr><w:jc w:val="center"/></w:pPr><w:r><w:rPr><w:rFonts w:ascii="Arial" w:cs="Arial" w:eastAsia="Arial" w:hAnsi="Arial"/><w:b w:val="false"/><w:bCs w:val="false"/><w:color w:val="222222"/><w:sz w:val="19"/><w:szCs w:val="19"/></w:rPr><w:t xml:space="preserve">0.1950</w:t></w:r></w:p></w:tc><w:tc><w:tcPr><w:tcW w:type="dxa" w:w="700"/><w:tcBorders><w:top w:val="single" w:color="CCCCCC" w:sz="1"/><w:left w:val="single" w:color="CCCCCC" w:sz="1"/><w:bottom w:val="single" w:color="CCCCCC" w:sz="1"/><w:right w:val="single" w:color="CCCCCC" w:sz="1"/></w:tcBorders><w:shd w:fill="F2F7FC" w:val="clear"/><w:tcMar><w:top w:type="dxa" w:w="80"/><w:left w:type="dxa" w:w="120"/><w:bottom w:type="dxa" w:w="80"/><w:right w:type="dxa" w:w="120"/></w:tcMar><w:vAlign w:val="center"/></w:tcPr><w:p><w:pPr><w:jc w:val="center"/></w:pPr><w:r><w:rPr><w:rFonts w:ascii="Arial" w:cs="Arial" w:eastAsia="Arial" w:hAnsi="Arial"/><w:b w:val="false"/><w:bCs w:val="false"/><w:color w:val="222222"/><w:sz w:val="19"/><w:szCs w:val="19"/></w:rPr><w:t xml:space="preserve">0.2363</w:t></w:r></w:p></w:tc><w:tc><w:tcPr><w:tcW w:type="dxa" w:w="700"/><w:tcBorders><w:top w:val="single" w:color="CCCCCC" w:sz="1"/><w:left w:val="single" w:color="CCCCCC" w:sz="1"/><w:bottom w:val="single" w:color="CCCCCC" w:sz="1"/><w:right w:val="single" w:color="CCCCCC" w:sz="1"/></w:tcBorders><w:shd w:fill="F2F7FC" w:val="clear"/><w:tcMar><w:top w:type="dxa" w:w="80"/><w:left w:type="dxa" w:w="120"/><w:bottom w:type="dxa" w:w="80"/><w:right w:type="dxa" w:w="120"/></w:tcMar><w:vAlign w:val="center"/></w:tcPr><w:p><w:pPr><w:jc w:val="center"/></w:pPr><w:r><w:rPr><w:rFonts w:ascii="Arial" w:cs="Arial" w:eastAsia="Arial" w:hAnsi="Arial"/><w:b w:val="false"/><w:bCs w:val="false"/><w:color w:val="222222"/><w:sz w:val="19"/><w:szCs w:val="19"/></w:rPr><w:t xml:space="preserve">0.6026</w:t></w:r></w:p></w:tc><w:tc><w:tcPr><w:tcW w:type="dxa" w:w="720"/><w:tcBorders><w:top w:val="single" w:color="CCCCCC" w:sz="1"/><w:left w:val="single" w:color="CCCCCC" w:sz="1"/><w:bottom w:val="single" w:color="CCCCCC" w:sz="1"/><w:right w:val="single" w:color="CCCCCC" w:sz="1"/></w:tcBorders><w:shd w:fill="F2F7FC" w:val="clear"/><w:tcMar><w:top w:type="dxa" w:w="80"/><w:left w:type="dxa" w:w="120"/><w:bottom w:type="dxa" w:w="80"/><w:right w:type="dxa" w:w="120"/></w:tcMar><w:vAlign w:val="center"/></w:tcPr><w:p><w:pPr><w:jc w:val="center"/></w:pPr><w:r><w:rPr><w:rFonts w:ascii="Arial" w:cs="Arial" w:eastAsia="Arial" w:hAnsi="Arial"/><w:b/><w:bCs/><w:color w:val="0D9488"/><w:sz w:val="19"/><w:szCs w:val="19"/></w:rPr><w:t xml:space="preserve">0.4430</w:t></w:r></w:p></w:tc><w:tc><w:tcPr><w:tcW w:type="dxa" w:w="720"/><w:tcBorders><w:top w:val="single" w:color="CCCCCC" w:sz="1"/><w:left w:val="single" w:color="CCCCCC" w:sz="1"/><w:bottom w:val="single" w:color="CCCCCC" w:sz="1"/><w:right w:val="single" w:color="CCCCCC" w:sz="1"/></w:tcBorders><w:shd w:fill="F2F7FC" w:val="clear"/><w:tcMar><w:top w:type="dxa" w:w="80"/><w:left w:type="dxa" w:w="120"/><w:bottom w:type="dxa" w:w="80"/><w:right w:type="dxa" w:w="120"/></w:tcMar><w:vAlign w:val="center"/></w:tcPr><w:p><w:pPr><w:jc w:val="center"/></w:pPr><w:r><w:rPr><w:rFonts w:ascii="Arial" w:cs="Arial" w:eastAsia="Arial" w:hAnsi="Arial"/><w:b w:val="false"/><w:bCs w:val="false"/><w:color w:val="222222"/><w:sz w:val="19"/><w:szCs w:val="19"/></w:rPr><w:t xml:space="preserve">0.6233</w:t></w:r></w:p></w:tc></w:tr><w:tr><w:tc><w:tcPr><w:tcW w:type="dxa" w:w="500"/><w:tcBorders><w:top w:val="single" w:color="CCCCCC" w:sz="1"/><w:left w:val="single" w:color="CCCCCC" w:sz="1"/><w:bottom w:val="single" w:color="CCCCCC" w:sz="1"/><w:right w:val="single" w:color="CCCCCC" w:sz="1"/></w:tcBorders><w:shd w:fill="FFFFFF" w:val="clear"/><w:tcMar><w:top w:type="dxa" w:w="80"/><w:left w:type="dxa" w:w="120"/><w:bottom w:type="dxa" w:w="80"/><w:right w:type="dxa" w:w="120"/></w:tcMar><w:vAlign w:val="center"/></w:tcPr><w:p><w:pPr><w:jc w:val="center"/></w:pPr><w:r><w:rPr><w:rFonts w:ascii="Arial" w:cs="Arial" w:eastAsia="Arial" w:hAnsi="Arial"/><w:b/><w:bCs/><w:color w:val="1F4E79"/><w:sz w:val="19"/><w:szCs w:val="19"/></w:rPr><w:t xml:space="preserve">JP</w:t></w:r></w:p></w:tc><w:tc><w:tcPr><w:tcW w:type="dxa" w:w="700"/><w:tcBorders><w:top w:val="single" w:color="CCCCCC" w:sz="1"/><w:left w:val="single" w:color="CCCCCC" w:sz="1"/><w:bottom w:val="single" w:color="CCCCCC" w:sz="1"/><w:right w:val="single" w:color="CCCCCC" w:sz="1"/></w:tcBorders><w:shd w:fill="FFFFFF" w:val="clear"/><w:tcMar><w:top w:type="dxa" w:w="80"/><w:left w:type="dxa" w:w="120"/><w:bottom w:type="dxa" w:w="80"/><w:right w:type="dxa" w:w="120"/></w:tcMar><w:vAlign w:val="center"/></w:tcPr><w:p><w:pPr><w:jc w:val="center"/></w:pPr><w:r><w:rPr><w:rFonts w:ascii="Arial" w:cs="Arial" w:eastAsia="Arial" w:hAnsi="Arial"/><w:b w:val="false"/><w:bCs w:val="false"/><w:color w:val="222222"/><w:sz w:val="19"/><w:szCs w:val="19"/></w:rPr><w:t xml:space="preserve">0.1351</w:t></w:r></w:p></w:tc><w:tc><w:tcPr><w:tcW w:type="dxa" w:w="700"/><w:tcBorders><w:top w:val="single" w:color="CCCCCC" w:sz="1"/><w:left w:val="single" w:color="CCCCCC" w:sz="1"/><w:bottom w:val="single" w:color="CCCCCC" w:sz="1"/><w:right w:val="single" w:color="CCCCCC" w:sz="1"/></w:tcBorders><w:shd w:fill="FFFFFF" w:val="clear"/><w:tcMar><w:top w:type="dxa" w:w="80"/><w:left w:type="dxa" w:w="120"/><w:bottom w:type="dxa" w:w="80"/><w:right w:type="dxa" w:w="120"/></w:tcMar><w:vAlign w:val="center"/></w:tcPr><w:p><w:pPr><w:jc w:val="center"/></w:pPr><w:r><w:rPr><w:rFonts w:ascii="Arial" w:cs="Arial" w:eastAsia="Arial" w:hAnsi="Arial"/><w:b w:val="false"/><w:bCs w:val="false"/><w:color w:val="222222"/><w:sz w:val="19"/><w:szCs w:val="19"/></w:rPr><w:t xml:space="preserve">0.1896</w:t></w:r></w:p></w:tc><w:tc><w:tcPr><w:tcW w:type="dxa" w:w="700"/><w:tcBorders><w:top w:val="single" w:color="CCCCCC" w:sz="1"/><w:left w:val="single" w:color="CCCCCC" w:sz="1"/><w:bottom w:val="single" w:color="CCCCCC" w:sz="1"/><w:right w:val="single" w:color="CCCCCC" w:sz="1"/></w:tcBorders><w:shd w:fill="FFFFFF" w:val="clear"/><w:tcMar><w:top w:type="dxa" w:w="80"/><w:left w:type="dxa" w:w="120"/><w:bottom w:type="dxa" w:w="80"/><w:right w:type="dxa" w:w="120"/></w:tcMar><w:vAlign w:val="center"/></w:tcPr><w:p><w:pPr><w:jc w:val="center"/></w:pPr><w:r><w:rPr><w:rFonts w:ascii="Arial" w:cs="Arial" w:eastAsia="Arial" w:hAnsi="Arial"/><w:b w:val="false"/><w:bCs w:val="false"/><w:color w:val="222222"/><w:sz w:val="19"/><w:szCs w:val="19"/></w:rPr><w:t xml:space="preserve">0.2438</w:t></w:r></w:p></w:tc><w:tc><w:tcPr><w:tcW w:type="dxa" w:w="700"/><w:tcBorders><w:top w:val="single" w:color="CCCCCC" w:sz="1"/><w:left w:val="single" w:color="CCCCCC" w:sz="1"/><w:bottom w:val="single" w:color="CCCCCC" w:sz="1"/><w:right w:val="single" w:color="CCCCCC" w:sz="1"/></w:tcBorders><w:shd w:fill="FFFFFF" w:val="clear"/><w:tcMar><w:top w:type="dxa" w:w="80"/><w:left w:type="dxa" w:w="120"/><w:bottom w:type="dxa" w:w="80"/><w:right w:type="dxa" w:w="120"/></w:tcMar><w:vAlign w:val="center"/></w:tcPr><w:p><w:pPr><w:jc w:val="center"/></w:pPr><w:r><w:rPr><w:rFonts w:ascii="Arial" w:cs="Arial" w:eastAsia="Arial" w:hAnsi="Arial"/><w:b w:val="false"/><w:bCs w:val="false"/><w:color w:val="222222"/><w:sz w:val="19"/><w:szCs w:val="19"/></w:rPr><w:t xml:space="preserve">0.6116</w:t></w:r></w:p></w:tc><w:tc><w:tcPr><w:tcW w:type="dxa" w:w="720"/><w:tcBorders><w:top w:val="single" w:color="CCCCCC" w:sz="1"/><w:left w:val="single" w:color="CCCCCC" w:sz="1"/><w:bottom w:val="single" w:color="CCCCCC" w:sz="1"/><w:right w:val="single" w:color="CCCCCC" w:sz="1"/></w:tcBorders><w:shd w:fill="FFFFFF" w:val="clear"/><w:tcMar><w:top w:type="dxa" w:w="80"/><w:left w:type="dxa" w:w="120"/><w:bottom w:type="dxa" w:w="80"/><w:right w:type="dxa" w:w="120"/></w:tcMar><w:vAlign w:val="center"/></w:tcPr><w:p><w:pPr><w:jc w:val="center"/></w:pPr><w:r><w:rPr><w:rFonts w:ascii="Arial" w:cs="Arial" w:eastAsia="Arial" w:hAnsi="Arial"/><w:b/><w:bCs/><w:color w:val="0D9488"/><w:sz w:val="19"/><w:szCs w:val="19"/></w:rPr><w:t xml:space="preserve">0.4413</w:t></w:r></w:p></w:tc><w:tc><w:tcPr><w:tcW w:type="dxa" w:w="720"/><w:tcBorders><w:top w:val="single" w:color="CCCCCC" w:sz="1"/><w:left w:val="single" w:color="CCCCCC" w:sz="1"/><w:bottom w:val="single" w:color="CCCCCC" w:sz="1"/><w:right w:val="single" w:color="CCCCCC" w:sz="1"/></w:tcBorders><w:shd w:fill="FFFFFF" w:val="clear"/><w:tcMar><w:top w:type="dxa" w:w="80"/><w:left w:type="dxa" w:w="120"/><w:bottom w:type="dxa" w:w="80"/><w:right w:type="dxa" w:w="120"/></w:tcMar><w:vAlign w:val="center"/></w:tcPr><w:p><w:pPr><w:jc w:val="center"/></w:pPr><w:r><w:rPr><w:rFonts w:ascii="Arial" w:cs="Arial" w:eastAsia="Arial" w:hAnsi="Arial"/><w:b w:val="false"/><w:bCs w:val="false"/><w:color w:val="222222"/><w:sz w:val="19"/><w:szCs w:val="19"/></w:rPr><w:t xml:space="preserve">0.6340</w:t></w:r></w:p></w:tc></w:tr><w:tr><w:tc><w:tcPr><w:tcW w:type="dxa" w:w="500"/><w:tcBorders><w:top w:val="single" w:color="CCCCCC" w:sz="1"/><w:left w:val="single" w:color="CCCCCC" w:sz="1"/><w:bottom w:val="single" w:color="CCCCCC" w:sz="1"/><w:right w:val="single" w:color="CCCCCC" w:sz="1"/></w:tcBorders><w:shd w:fill="F2F7FC" w:val="clear"/><w:tcMar><w:top w:type="dxa" w:w="80"/><w:left w:type="dxa" w:w="120"/><w:bottom w:type="dxa" w:w="80"/><w:right w:type="dxa" w:w="120"/></w:tcMar><w:vAlign w:val="center"/></w:tcPr><w:p><w:pPr><w:jc w:val="center"/></w:pPr><w:r><w:rPr><w:rFonts w:ascii="Arial" w:cs="Arial" w:eastAsia="Arial" w:hAnsi="Arial"/><w:b/><w:bCs/><w:color w:val="1F4E79"/><w:sz w:val="19"/><w:szCs w:val="19"/></w:rPr><w:t xml:space="preserve">KR</w:t></w:r></w:p></w:tc><w:tc><w:tcPr><w:tcW w:type="dxa" w:w="700"/><w:tcBorders><w:top w:val="single" w:color="CCCCCC" w:sz="1"/><w:left w:val="single" w:color="CCCCCC" w:sz="1"/><w:bottom w:val="single" w:color="CCCCCC" w:sz="1"/><w:right w:val="single" w:color="CCCCCC" w:sz="1"/></w:tcBorders><w:shd w:fill="F2F7FC" w:val="clear"/><w:tcMar><w:top w:type="dxa" w:w="80"/><w:left w:type="dxa" w:w="120"/><w:bottom w:type="dxa" w:w="80"/><w:right w:type="dxa" w:w="120"/></w:tcMar><w:vAlign w:val="center"/></w:tcPr><w:p><w:pPr><w:jc w:val="center"/></w:pPr><w:r><w:rPr><w:rFonts w:ascii="Arial" w:cs="Arial" w:eastAsia="Arial" w:hAnsi="Arial"/><w:b w:val="false"/><w:bCs w:val="false"/><w:color w:val="222222"/><w:sz w:val="19"/><w:szCs w:val="19"/></w:rPr><w:t xml:space="preserve">0.1296</w:t></w:r></w:p></w:tc><w:tc><w:tcPr><w:tcW w:type="dxa" w:w="700"/><w:tcBorders><w:top w:val="single" w:color="CCCCCC" w:sz="1"/><w:left w:val="single" w:color="CCCCCC" w:sz="1"/><w:bottom w:val="single" w:color="CCCCCC" w:sz="1"/><w:right w:val="single" w:color="CCCCCC" w:sz="1"/></w:tcBorders><w:shd w:fill="F2F7FC" w:val="clear"/><w:tcMar><w:top w:type="dxa" w:w="80"/><w:left w:type="dxa" w:w="120"/><w:bottom w:type="dxa" w:w="80"/><w:right w:type="dxa" w:w="120"/></w:tcMar><w:vAlign w:val="center"/></w:tcPr><w:p><w:pPr><w:jc w:val="center"/></w:pPr><w:r><w:rPr><w:rFonts w:ascii="Arial" w:cs="Arial" w:eastAsia="Arial" w:hAnsi="Arial"/><w:b w:val="false"/><w:bCs w:val="false"/><w:color w:val="222222"/><w:sz w:val="19"/><w:szCs w:val="19"/></w:rPr><w:t xml:space="preserve">0.1943</w:t></w:r></w:p></w:tc><w:tc><w:tcPr><w:tcW w:type="dxa" w:w="700"/><w:tcBorders><w:top w:val="single" w:color="CCCCCC" w:sz="1"/><w:left w:val="single" w:color="CCCCCC" w:sz="1"/><w:bottom w:val="single" w:color="CCCCCC" w:sz="1"/><w:right w:val="single" w:color="CCCCCC" w:sz="1"/></w:tcBorders><w:shd w:fill="F2F7FC" w:val="clear"/><w:tcMar><w:top w:type="dxa" w:w="80"/><w:left w:type="dxa" w:w="120"/><w:bottom w:type="dxa" w:w="80"/><w:right w:type="dxa" w:w="120"/></w:tcMar><w:vAlign w:val="center"/></w:tcPr><w:p><w:pPr><w:jc w:val="center"/></w:pPr><w:r><w:rPr><w:rFonts w:ascii="Arial" w:cs="Arial" w:eastAsia="Arial" w:hAnsi="Arial"/><w:b w:val="false"/><w:bCs w:val="false"/><w:color w:val="222222"/><w:sz w:val="19"/><w:szCs w:val="19"/></w:rPr><w:t xml:space="preserve">0.2337</w:t></w:r></w:p></w:tc><w:tc><w:tcPr><w:tcW w:type="dxa" w:w="700"/><w:tcBorders><w:top w:val="single" w:color="CCCCCC" w:sz="1"/><w:left w:val="single" w:color="CCCCCC" w:sz="1"/><w:bottom w:val="single" w:color="CCCCCC" w:sz="1"/><w:right w:val="single" w:color="CCCCCC" w:sz="1"/></w:tcBorders><w:shd w:fill="F2F7FC" w:val="clear"/><w:tcMar><w:top w:type="dxa" w:w="80"/><w:left w:type="dxa" w:w="120"/><w:bottom w:type="dxa" w:w="80"/><w:right w:type="dxa" w:w="120"/></w:tcMar><w:vAlign w:val="center"/></w:tcPr><w:p><w:pPr><w:jc w:val="center"/></w:pPr><w:r><w:rPr><w:rFonts w:ascii="Arial" w:cs="Arial" w:eastAsia="Arial" w:hAnsi="Arial"/><w:b w:val="false"/><w:bCs w:val="false"/><w:color w:val="222222"/><w:sz w:val="19"/><w:szCs w:val="19"/></w:rPr><w:t xml:space="preserve">0.5710</w:t></w:r></w:p></w:tc><w:tc><w:tcPr><w:tcW w:type="dxa" w:w="720"/><w:tcBorders><w:top w:val="single" w:color="CCCCCC" w:sz="1"/><w:left w:val="single" w:color="CCCCCC" w:sz="1"/><w:bottom w:val="single" w:color="CCCCCC" w:sz="1"/><w:right w:val="single" w:color="CCCCCC" w:sz="1"/></w:tcBorders><w:shd w:fill="F2F7FC" w:val="clear"/><w:tcMar><w:top w:type="dxa" w:w="80"/><w:left w:type="dxa" w:w="120"/><w:bottom w:type="dxa" w:w="80"/><w:right w:type="dxa" w:w="120"/></w:tcMar><w:vAlign w:val="center"/></w:tcPr><w:p><w:pPr><w:jc w:val="center"/></w:pPr><w:r><w:rPr><w:rFonts w:ascii="Arial" w:cs="Arial" w:eastAsia="Arial" w:hAnsi="Arial"/><w:b/><w:bCs/><w:color w:val="0D9488"/><w:sz w:val="19"/><w:szCs w:val="19"/></w:rPr><w:t xml:space="preserve">0.4346</w:t></w:r></w:p></w:tc><w:tc><w:tcPr><w:tcW w:type="dxa" w:w="720"/><w:tcBorders><w:top w:val="single" w:color="CCCCCC" w:sz="1"/><w:left w:val="single" w:color="CCCCCC" w:sz="1"/><w:bottom w:val="single" w:color="CCCCCC" w:sz="1"/><w:right w:val="single" w:color="CCCCCC" w:sz="1"/></w:tcBorders><w:shd w:fill="F2F7FC" w:val="clear"/><w:tcMar><w:top w:type="dxa" w:w="80"/><w:left w:type="dxa" w:w="120"/><w:bottom w:type="dxa" w:w="80"/><w:right w:type="dxa" w:w="120"/></w:tcMar><w:vAlign w:val="center"/></w:tcPr><w:p><w:pPr><w:jc w:val="center"/></w:pPr><w:r><w:rPr><w:rFonts w:ascii="Arial" w:cs="Arial" w:eastAsia="Arial" w:hAnsi="Arial"/><w:b w:val="false"/><w:bCs w:val="false"/><w:color w:val="222222"/><w:sz w:val="19"/><w:szCs w:val="19"/></w:rPr><w:t xml:space="preserve">0.6160</w:t></w:r></w:p></w:tc></w:tr><w:tr><w:tc><w:tcPr><w:tcW w:type="dxa" w:w="500"/><w:tcBorders><w:top w:val="single" w:color="CCCCCC" w:sz="1"/><w:left w:val="single" w:color="CCCCCC" w:sz="1"/><w:bottom w:val="single" w:color="CCCCCC" w:sz="1"/><w:right w:val="single" w:color="CCCCCC" w:sz="1"/></w:tcBorders><w:shd w:fill="FFFFFF" w:val="clear"/><w:tcMar><w:top w:type="dxa" w:w="80"/><w:left w:type="dxa" w:w="120"/><w:bottom w:type="dxa" w:w="80"/><w:right w:type="dxa" w:w="120"/></w:tcMar><w:vAlign w:val="center"/></w:tcPr><w:p><w:pPr><w:jc w:val="center"/></w:pPr><w:r><w:rPr><w:rFonts w:ascii="Arial" w:cs="Arial" w:eastAsia="Arial" w:hAnsi="Arial"/><w:b/><w:bCs/><w:color w:val="1F4E79"/><w:sz w:val="19"/><w:szCs w:val="19"/></w:rPr><w:t xml:space="preserve">FR</w:t></w:r></w:p></w:tc><w:tc><w:tcPr><w:tcW w:type="dxa" w:w="700"/><w:tcBorders><w:top w:val="single" w:color="CCCCCC" w:sz="1"/><w:left w:val="single" w:color="CCCCCC" w:sz="1"/><w:bottom w:val="single" w:color="CCCCCC" w:sz="1"/><w:right w:val="single" w:color="CCCCCC" w:sz="1"/></w:tcBorders><w:shd w:fill="FFFFFF" w:val="clear"/><w:tcMar><w:top w:type="dxa" w:w="80"/><w:left w:type="dxa" w:w="120"/><w:bottom w:type="dxa" w:w="80"/><w:right w:type="dxa" w:w="120"/></w:tcMar><w:vAlign w:val="center"/></w:tcPr><w:p><w:pPr><w:jc w:val="center"/></w:pPr><w:r><w:rPr><w:rFonts w:ascii="Arial" w:cs="Arial" w:eastAsia="Arial" w:hAnsi="Arial"/><w:b w:val="false"/><w:bCs w:val="false"/><w:color w:val="222222"/><w:sz w:val="19"/><w:szCs w:val="19"/></w:rPr><w:t xml:space="preserve">0.1438</w:t></w:r></w:p></w:tc><w:tc><w:tcPr><w:tcW w:type="dxa" w:w="700"/><w:tcBorders><w:top w:val="single" w:color="CCCCCC" w:sz="1"/><w:left w:val="single" w:color="CCCCCC" w:sz="1"/><w:bottom w:val="single" w:color="CCCCCC" w:sz="1"/><w:right w:val="single" w:color="CCCCCC" w:sz="1"/></w:tcBorders><w:shd w:fill="FFFFFF" w:val="clear"/><w:tcMar><w:top w:type="dxa" w:w="80"/><w:left w:type="dxa" w:w="120"/><w:bottom w:type="dxa" w:w="80"/><w:right w:type="dxa" w:w="120"/></w:tcMar><w:vAlign w:val="center"/></w:tcPr><w:p><w:pPr><w:jc w:val="center"/></w:pPr><w:r><w:rPr><w:rFonts w:ascii="Arial" w:cs="Arial" w:eastAsia="Arial" w:hAnsi="Arial"/><w:b w:val="false"/><w:bCs w:val="false"/><w:color w:val="222222"/><w:sz w:val="19"/><w:szCs w:val="19"/></w:rPr><w:t xml:space="preserve">0.1862</w:t></w:r></w:p></w:tc><w:tc><w:tcPr><w:tcW w:type="dxa" w:w="700"/><w:tcBorders><w:top w:val="single" w:color="CCCCCC" w:sz="1"/><w:left w:val="single" w:color="CCCCCC" w:sz="1"/><w:bottom w:val="single" w:color="CCCCCC" w:sz="1"/><w:right w:val="single" w:color="CCCCCC" w:sz="1"/></w:tcBorders><w:shd w:fill="FFFFFF" w:val="clear"/><w:tcMar><w:top w:type="dxa" w:w="80"/><w:left w:type="dxa" w:w="120"/><w:bottom w:type="dxa" w:w="80"/><w:right w:type="dxa" w:w="120"/></w:tcMar><w:vAlign w:val="center"/></w:tcPr><w:p><w:pPr><w:jc w:val="center"/></w:pPr><w:r><w:rPr><w:rFonts w:ascii="Arial" w:cs="Arial" w:eastAsia="Arial" w:hAnsi="Arial"/><w:b w:val="false"/><w:bCs w:val="false"/><w:color w:val="222222"/><w:sz w:val="19"/><w:szCs w:val="19"/></w:rPr><w:t xml:space="preserve">0.2406</w:t></w:r></w:p></w:tc><w:tc><w:tcPr><w:tcW w:type="dxa" w:w="700"/><w:tcBorders><w:top w:val="single" w:color="CCCCCC" w:sz="1"/><w:left w:val="single" w:color="CCCCCC" w:sz="1"/><w:bottom w:val="single" w:color="CCCCCC" w:sz="1"/><w:right w:val="single" w:color="CCCCCC" w:sz="1"/></w:tcBorders><w:shd w:fill="FFFFFF" w:val="clear"/><w:tcMar><w:top w:type="dxa" w:w="80"/><w:left w:type="dxa" w:w="120"/><w:bottom w:type="dxa" w:w="80"/><w:right w:type="dxa" w:w="120"/></w:tcMar><w:vAlign w:val="center"/></w:tcPr><w:p><w:pPr><w:jc w:val="center"/></w:pPr><w:r><w:rPr><w:rFonts w:ascii="Arial" w:cs="Arial" w:eastAsia="Arial" w:hAnsi="Arial"/><w:b w:val="false"/><w:bCs w:val="false"/><w:color w:val="222222"/><w:sz w:val="19"/><w:szCs w:val="19"/></w:rPr><w:t xml:space="preserve">0.6263</w:t></w:r></w:p></w:tc><w:tc><w:tcPr><w:tcW w:type="dxa" w:w="720"/><w:tcBorders><w:top w:val="single" w:color="CCCCCC" w:sz="1"/><w:left w:val="single" w:color="CCCCCC" w:sz="1"/><w:bottom w:val="single" w:color="CCCCCC" w:sz="1"/><w:right w:val="single" w:color="CCCCCC" w:sz="1"/></w:tcBorders><w:shd w:fill="FFFFFF" w:val="clear"/><w:tcMar><w:top w:type="dxa" w:w="80"/><w:left w:type="dxa" w:w="120"/><w:bottom w:type="dxa" w:w="80"/><w:right w:type="dxa" w:w="120"/></w:tcMar><w:vAlign w:val="center"/></w:tcPr><w:p><w:pPr><w:jc w:val="center"/></w:pPr><w:r><w:rPr><w:rFonts w:ascii="Arial" w:cs="Arial" w:eastAsia="Arial" w:hAnsi="Arial"/><w:b/><w:bCs/><w:color w:val="0D9488"/><w:sz w:val="19"/><w:szCs w:val="19"/></w:rPr><w:t xml:space="preserve">0.4337</w:t></w:r></w:p></w:tc><w:tc><w:tcPr><w:tcW w:type="dxa" w:w="720"/><w:tcBorders><w:top w:val="single" w:color="CCCCCC" w:sz="1"/><w:left w:val="single" w:color="CCCCCC" w:sz="1"/><w:bottom w:val="single" w:color="CCCCCC" w:sz="1"/><w:right w:val="single" w:color="CCCCCC" w:sz="1"/></w:tcBorders><w:shd w:fill="FFFFFF" w:val="clear"/><w:tcMar><w:top w:type="dxa" w:w="80"/><w:left w:type="dxa" w:w="120"/><w:bottom w:type="dxa" w:w="80"/><w:right w:type="dxa" w:w="120"/></w:tcMar><w:vAlign w:val="center"/></w:tcPr><w:p><w:pPr><w:jc w:val="center"/></w:pPr><w:r><w:rPr><w:rFonts w:ascii="Arial" w:cs="Arial" w:eastAsia="Arial" w:hAnsi="Arial"/><w:b w:val="false"/><w:bCs w:val="false"/><w:color w:val="222222"/><w:sz w:val="19"/><w:szCs w:val="19"/></w:rPr><w:t xml:space="preserve">0.6199</w:t></w:r></w:p></w:tc></w:tr><w:tr><w:tc><w:tcPr><w:tcW w:type="dxa" w:w="500"/><w:tcBorders><w:top w:val="single" w:color="CCCCCC" w:sz="1"/><w:left w:val="single" w:color="CCCCCC" w:sz="1"/><w:bottom w:val="single" w:color="CCCCCC" w:sz="1"/><w:right w:val="single" w:color="CCCCCC" w:sz="1"/></w:tcBorders><w:shd w:fill="F2F7FC" w:val="clear"/><w:tcMar><w:top w:type="dxa" w:w="80"/><w:left w:type="dxa" w:w="120"/><w:bottom w:type="dxa" w:w="80"/><w:right w:type="dxa" w:w="120"/></w:tcMar><w:vAlign w:val="center"/></w:tcPr><w:p><w:pPr><w:jc w:val="center"/></w:pPr><w:r><w:rPr><w:rFonts w:ascii="Arial" w:cs="Arial" w:eastAsia="Arial" w:hAnsi="Arial"/><w:b/><w:bCs/><w:color w:val="1F4E79"/><w:sz w:val="19"/><w:szCs w:val="19"/></w:rPr><w:t xml:space="preserve">BR</w:t></w:r></w:p></w:tc><w:tc><w:tcPr><w:tcW w:type="dxa" w:w="700"/><w:tcBorders><w:top w:val="single" w:color="CCCCCC" w:sz="1"/><w:left w:val="single" w:color="CCCCCC" w:sz="1"/><w:bottom w:val="single" w:color="CCCCCC" w:sz="1"/><w:right w:val="single" w:color="CCCCCC" w:sz="1"/></w:tcBorders><w:shd w:fill="F2F7FC" w:val="clear"/><w:tcMar><w:top w:type="dxa" w:w="80"/><w:left w:type="dxa" w:w="120"/><w:bottom w:type="dxa" w:w="80"/><w:right w:type="dxa" w:w="120"/></w:tcMar><w:vAlign w:val="center"/></w:tcPr><w:p><w:pPr><w:jc w:val="center"/></w:pPr><w:r><w:rPr><w:rFonts w:ascii="Arial" w:cs="Arial" w:eastAsia="Arial" w:hAnsi="Arial"/><w:b w:val="false"/><w:bCs w:val="false"/><w:color w:val="222222"/><w:sz w:val="19"/><w:szCs w:val="19"/></w:rPr><w:t xml:space="preserve">0.1258</w:t></w:r></w:p></w:tc><w:tc><w:tcPr><w:tcW w:type="dxa" w:w="700"/><w:tcBorders><w:top w:val="single" w:color="CCCCCC" w:sz="1"/><w:left w:val="single" w:color="CCCCCC" w:sz="1"/><w:bottom w:val="single" w:color="CCCCCC" w:sz="1"/><w:right w:val="single" w:color="CCCCCC" w:sz="1"/></w:tcBorders><w:shd w:fill="F2F7FC" w:val="clear"/><w:tcMar><w:top w:type="dxa" w:w="80"/><w:left w:type="dxa" w:w="120"/><w:bottom w:type="dxa" w:w="80"/><w:right w:type="dxa" w:w="120"/></w:tcMar><w:vAlign w:val="center"/></w:tcPr><w:p><w:pPr><w:jc w:val="center"/></w:pPr><w:r><w:rPr><w:rFonts w:ascii="Arial" w:cs="Arial" w:eastAsia="Arial" w:hAnsi="Arial"/><w:b w:val="false"/><w:bCs w:val="false"/><w:color w:val="222222"/><w:sz w:val="19"/><w:szCs w:val="19"/></w:rPr><w:t xml:space="preserve">0.1823</w:t></w:r></w:p></w:tc><w:tc><w:tcPr><w:tcW w:type="dxa" w:w="700"/><w:tcBorders><w:top w:val="single" w:color="CCCCCC" w:sz="1"/><w:left w:val="single" w:color="CCCCCC" w:sz="1"/><w:bottom w:val="single" w:color="CCCCCC" w:sz="1"/><w:right w:val="single" w:color="CCCCCC" w:sz="1"/></w:tcBorders><w:shd w:fill="F2F7FC" w:val="clear"/><w:tcMar><w:top w:type="dxa" w:w="80"/><w:left w:type="dxa" w:w="120"/><w:bottom w:type="dxa" w:w="80"/><w:right w:type="dxa" w:w="120"/></w:tcMar><w:vAlign w:val="center"/></w:tcPr><w:p><w:pPr><w:jc w:val="center"/></w:pPr><w:r><w:rPr><w:rFonts w:ascii="Arial" w:cs="Arial" w:eastAsia="Arial" w:hAnsi="Arial"/><w:b w:val="false"/><w:bCs w:val="false"/><w:color w:val="222222"/><w:sz w:val="19"/><w:szCs w:val="19"/></w:rPr><w:t xml:space="preserve">0.2374</w:t></w:r></w:p></w:tc><w:tc><w:tcPr><w:tcW w:type="dxa" w:w="700"/><w:tcBorders><w:top w:val="single" w:color="CCCCCC" w:sz="1"/><w:left w:val="single" w:color="CCCCCC" w:sz="1"/><w:bottom w:val="single" w:color="CCCCCC" w:sz="1"/><w:right w:val="single" w:color="CCCCCC" w:sz="1"/></w:tcBorders><w:shd w:fill="F2F7FC" w:val="clear"/><w:tcMar><w:top w:type="dxa" w:w="80"/><w:left w:type="dxa" w:w="120"/><w:bottom w:type="dxa" w:w="80"/><w:right w:type="dxa" w:w="120"/></w:tcMar><w:vAlign w:val="center"/></w:tcPr><w:p><w:pPr><w:jc w:val="center"/></w:pPr><w:r><w:rPr><w:rFonts w:ascii="Arial" w:cs="Arial" w:eastAsia="Arial" w:hAnsi="Arial"/><w:b w:val="false"/><w:bCs w:val="false"/><w:color w:val="222222"/><w:sz w:val="19"/><w:szCs w:val="19"/></w:rPr><w:t xml:space="preserve">0.5692</w:t></w:r></w:p></w:tc><w:tc><w:tcPr><w:tcW w:type="dxa" w:w="720"/><w:tcBorders><w:top w:val="single" w:color="CCCCCC" w:sz="1"/><w:left w:val="single" w:color="CCCCCC" w:sz="1"/><w:bottom w:val="single" w:color="CCCCCC" w:sz="1"/><w:right w:val="single" w:color="CCCCCC" w:sz="1"/></w:tcBorders><w:shd w:fill="F2F7FC" w:val="clear"/><w:tcMar><w:top w:type="dxa" w:w="80"/><w:left w:type="dxa" w:w="120"/><w:bottom w:type="dxa" w:w="80"/><w:right w:type="dxa" w:w="120"/></w:tcMar><w:vAlign w:val="center"/></w:tcPr><w:p><w:pPr><w:jc w:val="center"/></w:pPr><w:r><w:rPr><w:rFonts w:ascii="Arial" w:cs="Arial" w:eastAsia="Arial" w:hAnsi="Arial"/><w:b/><w:bCs/><w:color w:val="0D9488"/><w:sz w:val="19"/><w:szCs w:val="19"/></w:rPr><w:t xml:space="preserve">0.4309</w:t></w:r></w:p></w:tc><w:tc><w:tcPr><w:tcW w:type="dxa" w:w="720"/><w:tcBorders><w:top w:val="single" w:color="CCCCCC" w:sz="1"/><w:left w:val="single" w:color="CCCCCC" w:sz="1"/><w:bottom w:val="single" w:color="CCCCCC" w:sz="1"/><w:right w:val="single" w:color="CCCCCC" w:sz="1"/></w:tcBorders><w:shd w:fill="F2F7FC" w:val="clear"/><w:tcMar><w:top w:type="dxa" w:w="80"/><w:left w:type="dxa" w:w="120"/><w:bottom w:type="dxa" w:w="80"/><w:right w:type="dxa" w:w="120"/></w:tcMar><w:vAlign w:val="center"/></w:tcPr><w:p><w:pPr><w:jc w:val="center"/></w:pPr><w:r><w:rPr><w:rFonts w:ascii="Arial" w:cs="Arial" w:eastAsia="Arial" w:hAnsi="Arial"/><w:b w:val="false"/><w:bCs w:val="false"/><w:color w:val="222222"/><w:sz w:val="19"/><w:szCs w:val="19"/></w:rPr><w:t xml:space="preserve">0.6268</w:t></w:r></w:p></w:tc></w:tr><w:tr><w:tc><w:tcPr><w:tcW w:type="dxa" w:w="500"/><w:tcBorders><w:top w:val="single" w:color="CCCCCC" w:sz="1"/><w:left w:val="single" w:color="CCCCCC" w:sz="1"/><w:bottom w:val="single" w:color="CCCCCC" w:sz="1"/><w:right w:val="single" w:color="CCCCCC" w:sz="1"/></w:tcBorders><w:shd w:fill="FFFFFF" w:val="clear"/><w:tcMar><w:top w:type="dxa" w:w="80"/><w:left w:type="dxa" w:w="120"/><w:bottom w:type="dxa" w:w="80"/><w:right w:type="dxa" w:w="120"/></w:tcMar><w:vAlign w:val="center"/></w:tcPr><w:p><w:pPr><w:jc w:val="center"/></w:pPr><w:r><w:rPr><w:rFonts w:ascii="Arial" w:cs="Arial" w:eastAsia="Arial" w:hAnsi="Arial"/><w:b/><w:bCs/><w:color w:val="1F4E79"/><w:sz w:val="19"/><w:szCs w:val="19"/></w:rPr><w:t xml:space="preserve">TR</w:t></w:r></w:p></w:tc><w:tc><w:tcPr><w:tcW w:type="dxa" w:w="700"/><w:tcBorders><w:top w:val="single" w:color="CCCCCC" w:sz="1"/><w:left w:val="single" w:color="CCCCCC" w:sz="1"/><w:bottom w:val="single" w:color="CCCCCC" w:sz="1"/><w:right w:val="single" w:color="CCCCCC" w:sz="1"/></w:tcBorders><w:shd w:fill="FFFFFF" w:val="clear"/><w:tcMar><w:top w:type="dxa" w:w="80"/><w:left w:type="dxa" w:w="120"/><w:bottom w:type="dxa" w:w="80"/><w:right w:type="dxa" w:w="120"/></w:tcMar><w:vAlign w:val="center"/></w:tcPr><w:p><w:pPr><w:jc w:val="center"/></w:pPr><w:r><w:rPr><w:rFonts w:ascii="Arial" w:cs="Arial" w:eastAsia="Arial" w:hAnsi="Arial"/><w:b w:val="false"/><w:bCs w:val="false"/><w:color w:val="222222"/><w:sz w:val="19"/><w:szCs w:val="19"/></w:rPr><w:t xml:space="preserve">0.1336</w:t></w:r></w:p></w:tc><w:tc><w:tcPr><w:tcW w:type="dxa" w:w="700"/><w:tcBorders><w:top w:val="single" w:color="CCCCCC" w:sz="1"/><w:left w:val="single" w:color="CCCCCC" w:sz="1"/><w:bottom w:val="single" w:color="CCCCCC" w:sz="1"/><w:right w:val="single" w:color="CCCCCC" w:sz="1"/></w:tcBorders><w:shd w:fill="FFFFFF" w:val="clear"/><w:tcMar><w:top w:type="dxa" w:w="80"/><w:left w:type="dxa" w:w="120"/><w:bottom w:type="dxa" w:w="80"/><w:right w:type="dxa" w:w="120"/></w:tcMar><w:vAlign w:val="center"/></w:tcPr><w:p><w:pPr><w:jc w:val="center"/></w:pPr><w:r><w:rPr><w:rFonts w:ascii="Arial" w:cs="Arial" w:eastAsia="Arial" w:hAnsi="Arial"/><w:b w:val="false"/><w:bCs w:val="false"/><w:color w:val="222222"/><w:sz w:val="19"/><w:szCs w:val="19"/></w:rPr><w:t xml:space="preserve">0.1828</w:t></w:r></w:p></w:tc><w:tc><w:tcPr><w:tcW w:type="dxa" w:w="700"/><w:tcBorders><w:top w:val="single" w:color="CCCCCC" w:sz="1"/><w:left w:val="single" w:color="CCCCCC" w:sz="1"/><w:bottom w:val="single" w:color="CCCCCC" w:sz="1"/><w:right w:val="single" w:color="CCCCCC" w:sz="1"/></w:tcBorders><w:shd w:fill="FFFFFF" w:val="clear"/><w:tcMar><w:top w:type="dxa" w:w="80"/><w:left w:type="dxa" w:w="120"/><w:bottom w:type="dxa" w:w="80"/><w:right w:type="dxa" w:w="120"/></w:tcMar><w:vAlign w:val="center"/></w:tcPr><w:p><w:pPr><w:jc w:val="center"/></w:pPr><w:r><w:rPr><w:rFonts w:ascii="Arial" w:cs="Arial" w:eastAsia="Arial" w:hAnsi="Arial"/><w:b w:val="false"/><w:bCs w:val="false"/><w:color w:val="222222"/><w:sz w:val="19"/><w:szCs w:val="19"/></w:rPr><w:t xml:space="preserve">0.2431</w:t></w:r></w:p></w:tc><w:tc><w:tcPr><w:tcW w:type="dxa" w:w="700"/><w:tcBorders><w:top w:val="single" w:color="CCCCCC" w:sz="1"/><w:left w:val="single" w:color="CCCCCC" w:sz="1"/><w:bottom w:val="single" w:color="CCCCCC" w:sz="1"/><w:right w:val="single" w:color="CCCCCC" w:sz="1"/></w:tcBorders><w:shd w:fill="FFFFFF" w:val="clear"/><w:tcMar><w:top w:type="dxa" w:w="80"/><w:left w:type="dxa" w:w="120"/><w:bottom w:type="dxa" w:w="80"/><w:right w:type="dxa" w:w="120"/></w:tcMar><w:vAlign w:val="center"/></w:tcPr><w:p><w:pPr><w:jc w:val="center"/></w:pPr><w:r><w:rPr><w:rFonts w:ascii="Arial" w:cs="Arial" w:eastAsia="Arial" w:hAnsi="Arial"/><w:b w:val="false"/><w:bCs w:val="false"/><w:color w:val="222222"/><w:sz w:val="19"/><w:szCs w:val="19"/></w:rPr><w:t xml:space="preserve">0.6035</w:t></w:r></w:p></w:tc><w:tc><w:tcPr><w:tcW w:type="dxa" w:w="720"/><w:tcBorders><w:top w:val="single" w:color="CCCCCC" w:sz="1"/><w:left w:val="single" w:color="CCCCCC" w:sz="1"/><w:bottom w:val="single" w:color="CCCCCC" w:sz="1"/><w:right w:val="single" w:color="CCCCCC" w:sz="1"/></w:tcBorders><w:shd w:fill="FFFFFF" w:val="clear"/><w:tcMar><w:top w:type="dxa" w:w="80"/><w:left w:type="dxa" w:w="120"/><w:bottom w:type="dxa" w:w="80"/><w:right w:type="dxa" w:w="120"/></w:tcMar><w:vAlign w:val="center"/></w:tcPr><w:p><w:pPr><w:jc w:val="center"/></w:pPr><w:r><w:rPr><w:rFonts w:ascii="Arial" w:cs="Arial" w:eastAsia="Arial" w:hAnsi="Arial"/><w:b/><w:bCs/><w:color w:val="0D9488"/><w:sz w:val="19"/><w:szCs w:val="19"/></w:rPr><w:t xml:space="preserve">0.4189</w:t></w:r></w:p></w:tc><w:tc><w:tcPr><w:tcW w:type="dxa" w:w="720"/><w:tcBorders><w:top w:val="single" w:color="CCCCCC" w:sz="1"/><w:left w:val="single" w:color="CCCCCC" w:sz="1"/><w:bottom w:val="single" w:color="CCCCCC" w:sz="1"/><w:right w:val="single" w:color="CCCCCC" w:sz="1"/></w:tcBorders><w:shd w:fill="FFFFFF" w:val="clear"/><w:tcMar><w:top w:type="dxa" w:w="80"/><w:left w:type="dxa" w:w="120"/><w:bottom w:type="dxa" w:w="80"/><w:right w:type="dxa" w:w="120"/></w:tcMar><w:vAlign w:val="center"/></w:tcPr><w:p><w:pPr><w:jc w:val="center"/></w:pPr><w:r><w:rPr><w:rFonts w:ascii="Arial" w:cs="Arial" w:eastAsia="Arial" w:hAnsi="Arial"/><w:b w:val="false"/><w:bCs w:val="false"/><w:color w:val="222222"/><w:sz w:val="19"/><w:szCs w:val="19"/></w:rPr><w:t xml:space="preserve">0.6445</w:t></w:r></w:p></w:tc></w:tr><w:tr><w:tc><w:tcPr><w:tcW w:type="dxa" w:w="500"/><w:tcBorders><w:top w:val="single" w:color="CCCCCC" w:sz="1"/><w:left w:val="single" w:color="CCCCCC" w:sz="1"/><w:bottom w:val="single" w:color="CCCCCC" w:sz="1"/><w:right w:val="single" w:color="CCCCCC" w:sz="1"/></w:tcBorders><w:shd w:fill="F2F7FC" w:val="clear"/><w:tcMar><w:top w:type="dxa" w:w="80"/><w:left w:type="dxa" w:w="120"/><w:bottom w:type="dxa" w:w="80"/><w:right w:type="dxa" w:w="120"/></w:tcMar><w:vAlign w:val="center"/></w:tcPr><w:p><w:pPr><w:jc w:val="center"/></w:pPr><w:r><w:rPr><w:rFonts w:ascii="Arial" w:cs="Arial" w:eastAsia="Arial" w:hAnsi="Arial"/><w:b/><w:bCs/><w:color w:val="1F4E79"/><w:sz w:val="19"/><w:szCs w:val="19"/></w:rPr><w:t xml:space="preserve">SE</w:t></w:r></w:p></w:tc><w:tc><w:tcPr><w:tcW w:type="dxa" w:w="700"/><w:tcBorders><w:top w:val="single" w:color="CCCCCC" w:sz="1"/><w:left w:val="single" w:color="CCCCCC" w:sz="1"/><w:bottom w:val="single" w:color="CCCCCC" w:sz="1"/><w:right w:val="single" w:color="CCCCCC" w:sz="1"/></w:tcBorders><w:shd w:fill="F2F7FC" w:val="clear"/><w:tcMar><w:top w:type="dxa" w:w="80"/><w:left w:type="dxa" w:w="120"/><w:bottom w:type="dxa" w:w="80"/><w:right w:type="dxa" w:w="120"/></w:tcMar><w:vAlign w:val="center"/></w:tcPr><w:p><w:pPr><w:jc w:val="center"/></w:pPr><w:r><w:rPr><w:rFonts w:ascii="Arial" w:cs="Arial" w:eastAsia="Arial" w:hAnsi="Arial"/><w:b w:val="false"/><w:bCs w:val="false"/><w:color w:val="222222"/><w:sz w:val="19"/><w:szCs w:val="19"/></w:rPr><w:t xml:space="preserve">0.1334</w:t></w:r></w:p></w:tc><w:tc><w:tcPr><w:tcW w:type="dxa" w:w="700"/><w:tcBorders><w:top w:val="single" w:color="CCCCCC" w:sz="1"/><w:left w:val="single" w:color="CCCCCC" w:sz="1"/><w:bottom w:val="single" w:color="CCCCCC" w:sz="1"/><w:right w:val="single" w:color="CCCCCC" w:sz="1"/></w:tcBorders><w:shd w:fill="F2F7FC" w:val="clear"/><w:tcMar><w:top w:type="dxa" w:w="80"/><w:left w:type="dxa" w:w="120"/><w:bottom w:type="dxa" w:w="80"/><w:right w:type="dxa" w:w="120"/></w:tcMar><w:vAlign w:val="center"/></w:tcPr><w:p><w:pPr><w:jc w:val="center"/></w:pPr><w:r><w:rPr><w:rFonts w:ascii="Arial" w:cs="Arial" w:eastAsia="Arial" w:hAnsi="Arial"/><w:b w:val="false"/><w:bCs w:val="false"/><w:color w:val="222222"/><w:sz w:val="19"/><w:szCs w:val="19"/></w:rPr><w:t xml:space="preserve">0.1736</w:t></w:r></w:p></w:tc><w:tc><w:tcPr><w:tcW w:type="dxa" w:w="700"/><w:tcBorders><w:top w:val="single" w:color="CCCCCC" w:sz="1"/><w:left w:val="single" w:color="CCCCCC" w:sz="1"/><w:bottom w:val="single" w:color="CCCCCC" w:sz="1"/><w:right w:val="single" w:color="CCCCCC" w:sz="1"/></w:tcBorders><w:shd w:fill="F2F7FC" w:val="clear"/><w:tcMar><w:top w:type="dxa" w:w="80"/><w:left w:type="dxa" w:w="120"/><w:bottom w:type="dxa" w:w="80"/><w:right w:type="dxa" w:w="120"/></w:tcMar><w:vAlign w:val="center"/></w:tcPr><w:p><w:pPr><w:jc w:val="center"/></w:pPr><w:r><w:rPr><w:rFonts w:ascii="Arial" w:cs="Arial" w:eastAsia="Arial" w:hAnsi="Arial"/><w:b w:val="false"/><w:bCs w:val="false"/><w:color w:val="222222"/><w:sz w:val="19"/><w:szCs w:val="19"/></w:rPr><w:t xml:space="preserve">0.2353</w:t></w:r></w:p></w:tc><w:tc><w:tcPr><w:tcW w:type="dxa" w:w="700"/><w:tcBorders><w:top w:val="single" w:color="CCCCCC" w:sz="1"/><w:left w:val="single" w:color="CCCCCC" w:sz="1"/><w:bottom w:val="single" w:color="CCCCCC" w:sz="1"/><w:right w:val="single" w:color="CCCCCC" w:sz="1"/></w:tcBorders><w:shd w:fill="F2F7FC" w:val="clear"/><w:tcMar><w:top w:type="dxa" w:w="80"/><w:left w:type="dxa" w:w="120"/><w:bottom w:type="dxa" w:w="80"/><w:right w:type="dxa" w:w="120"/></w:tcMar><w:vAlign w:val="center"/></w:tcPr><w:p><w:pPr><w:jc w:val="center"/></w:pPr><w:r><w:rPr><w:rFonts w:ascii="Arial" w:cs="Arial" w:eastAsia="Arial" w:hAnsi="Arial"/><w:b w:val="false"/><w:bCs w:val="false"/><w:color w:val="222222"/><w:sz w:val="19"/><w:szCs w:val="19"/></w:rPr><w:t xml:space="preserve">0.5728</w:t></w:r></w:p></w:tc><w:tc><w:tcPr><w:tcW w:type="dxa" w:w="720"/><w:tcBorders><w:top w:val="single" w:color="CCCCCC" w:sz="1"/><w:left w:val="single" w:color="CCCCCC" w:sz="1"/><w:bottom w:val="single" w:color="CCCCCC" w:sz="1"/><w:right w:val="single" w:color="CCCCCC" w:sz="1"/></w:tcBorders><w:shd w:fill="F2F7FC" w:val="clear"/><w:tcMar><w:top w:type="dxa" w:w="80"/><w:left w:type="dxa" w:w="120"/><w:bottom w:type="dxa" w:w="80"/><w:right w:type="dxa" w:w="120"/></w:tcMar><w:vAlign w:val="center"/></w:tcPr><w:p><w:pPr><w:jc w:val="center"/></w:pPr><w:r><w:rPr><w:rFonts w:ascii="Arial" w:cs="Arial" w:eastAsia="Arial" w:hAnsi="Arial"/><w:b/><w:bCs/><w:color w:val="0D9488"/><w:sz w:val="19"/><w:szCs w:val="19"/></w:rPr><w:t xml:space="preserve">0.4066</w:t></w:r></w:p></w:tc><w:tc><w:tcPr><w:tcW w:type="dxa" w:w="720"/><w:tcBorders><w:top w:val="single" w:color="CCCCCC" w:sz="1"/><w:left w:val="single" w:color="CCCCCC" w:sz="1"/><w:bottom w:val="single" w:color="CCCCCC" w:sz="1"/><w:right w:val="single" w:color="CCCCCC" w:sz="1"/></w:tcBorders><w:shd w:fill="F2F7FC" w:val="clear"/><w:tcMar><w:top w:type="dxa" w:w="80"/><w:left w:type="dxa" w:w="120"/><w:bottom w:type="dxa" w:w="80"/><w:right w:type="dxa" w:w="120"/></w:tcMar><w:vAlign w:val="center"/></w:tcPr><w:p><w:pPr><w:jc w:val="center"/></w:pPr><w:r><w:rPr><w:rFonts w:ascii="Arial" w:cs="Arial" w:eastAsia="Arial" w:hAnsi="Arial"/><w:b w:val="false"/><w:bCs w:val="false"/><w:color w:val="222222"/><w:sz w:val="19"/><w:szCs w:val="19"/></w:rPr><w:t xml:space="preserve">0.6188</w:t></w:r></w:p></w:tc></w:tr><w:tr><w:tc><w:tcPr><w:tcW w:type="dxa" w:w="500"/><w:tcBorders><w:top w:val="single" w:color="CCCCCC" w:sz="1"/><w:left w:val="single" w:color="CCCCCC" w:sz="1"/><w:bottom w:val="single" w:color="CCCCCC" w:sz="1"/><w:right w:val="single" w:color="CCCCCC" w:sz="1"/></w:tcBorders><w:shd w:fill="FFFFFF" w:val="clear"/><w:tcMar><w:top w:type="dxa" w:w="80"/><w:left w:type="dxa" w:w="120"/><w:bottom w:type="dxa" w:w="80"/><w:right w:type="dxa" w:w="120"/></w:tcMar><w:vAlign w:val="center"/></w:tcPr><w:p><w:pPr><w:jc w:val="center"/></w:pPr><w:r><w:rPr><w:rFonts w:ascii="Arial" w:cs="Arial" w:eastAsia="Arial" w:hAnsi="Arial"/><w:b/><w:bCs/><w:color w:val="1F4E79"/><w:sz w:val="19"/><w:szCs w:val="19"/></w:rPr><w:t xml:space="preserve">FI</w:t></w:r></w:p></w:tc><w:tc><w:tcPr><w:tcW w:type="dxa" w:w="700"/><w:tcBorders><w:top w:val="single" w:color="CCCCCC" w:sz="1"/><w:left w:val="single" w:color="CCCCCC" w:sz="1"/><w:bottom w:val="single" w:color="CCCCCC" w:sz="1"/><w:right w:val="single" w:color="CCCCCC" w:sz="1"/></w:tcBorders><w:shd w:fill="FFFFFF" w:val="clear"/><w:tcMar><w:top w:type="dxa" w:w="80"/><w:left w:type="dxa" w:w="120"/><w:bottom w:type="dxa" w:w="80"/><w:right w:type="dxa" w:w="120"/></w:tcMar><w:vAlign w:val="center"/></w:tcPr><w:p><w:pPr><w:jc w:val="center"/></w:pPr><w:r><w:rPr><w:rFonts w:ascii="Arial" w:cs="Arial" w:eastAsia="Arial" w:hAnsi="Arial"/><w:b w:val="false"/><w:bCs w:val="false"/><w:color w:val="222222"/><w:sz w:val="19"/><w:szCs w:val="19"/></w:rPr><w:t xml:space="preserve">0.1336</w:t></w:r></w:p></w:tc><w:tc><w:tcPr><w:tcW w:type="dxa" w:w="700"/><w:tcBorders><w:top w:val="single" w:color="CCCCCC" w:sz="1"/><w:left w:val="single" w:color="CCCCCC" w:sz="1"/><w:bottom w:val="single" w:color="CCCCCC" w:sz="1"/><w:right w:val="single" w:color="CCCCCC" w:sz="1"/></w:tcBorders><w:shd w:fill="FFFFFF" w:val="clear"/><w:tcMar><w:top w:type="dxa" w:w="80"/><w:left w:type="dxa" w:w="120"/><w:bottom w:type="dxa" w:w="80"/><w:right w:type="dxa" w:w="120"/></w:tcMar><w:vAlign w:val="center"/></w:tcPr><w:p><w:pPr><w:jc w:val="center"/></w:pPr><w:r><w:rPr><w:rFonts w:ascii="Arial" w:cs="Arial" w:eastAsia="Arial" w:hAnsi="Arial"/><w:b w:val="false"/><w:bCs w:val="false"/><w:color w:val="222222"/><w:sz w:val="19"/><w:szCs w:val="19"/></w:rPr><w:t xml:space="preserve">0.2179</w:t></w:r></w:p></w:tc><w:tc><w:tcPr><w:tcW w:type="dxa" w:w="700"/><w:tcBorders><w:top w:val="single" w:color="CCCCCC" w:sz="1"/><w:left w:val="single" w:color="CCCCCC" w:sz="1"/><w:bottom w:val="single" w:color="CCCCCC" w:sz="1"/><w:right w:val="single" w:color="CCCCCC" w:sz="1"/></w:tcBorders><w:shd w:fill="FFFFFF" w:val="clear"/><w:tcMar><w:top w:type="dxa" w:w="80"/><w:left w:type="dxa" w:w="120"/><w:bottom w:type="dxa" w:w="80"/><w:right w:type="dxa" w:w="120"/></w:tcMar><w:vAlign w:val="center"/></w:tcPr><w:p><w:pPr><w:jc w:val="center"/></w:pPr><w:r><w:rPr><w:rFonts w:ascii="Arial" w:cs="Arial" w:eastAsia="Arial" w:hAnsi="Arial"/><w:b w:val="false"/><w:bCs w:val="false"/><w:color w:val="222222"/><w:sz w:val="19"/><w:szCs w:val="19"/></w:rPr><w:t xml:space="preserve">0.2377</w:t></w:r></w:p></w:tc><w:tc><w:tcPr><w:tcW w:type="dxa" w:w="700"/><w:tcBorders><w:top w:val="single" w:color="CCCCCC" w:sz="1"/><w:left w:val="single" w:color="CCCCCC" w:sz="1"/><w:bottom w:val="single" w:color="CCCCCC" w:sz="1"/><w:right w:val="single" w:color="CCCCCC" w:sz="1"/></w:tcBorders><w:shd w:fill="FFFFFF" w:val="clear"/><w:tcMar><w:top w:type="dxa" w:w="80"/><w:left w:type="dxa" w:w="120"/><w:bottom w:type="dxa" w:w="80"/><w:right w:type="dxa" w:w="120"/></w:tcMar><w:vAlign w:val="center"/></w:tcPr><w:p><w:pPr><w:jc w:val="center"/></w:pPr><w:r><w:rPr><w:rFonts w:ascii="Arial" w:cs="Arial" w:eastAsia="Arial" w:hAnsi="Arial"/><w:b w:val="false"/><w:bCs w:val="false"/><w:color w:val="222222"/><w:sz w:val="19"/><w:szCs w:val="19"/></w:rPr><w:t xml:space="preserve">0.6266</w:t></w:r></w:p></w:tc><w:tc><w:tcPr><w:tcW w:type="dxa" w:w="720"/><w:tcBorders><w:top w:val="single" w:color="CCCCCC" w:sz="1"/><w:left w:val="single" w:color="CCCCCC" w:sz="1"/><w:bottom w:val="single" w:color="CCCCCC" w:sz="1"/><w:right w:val="single" w:color="CCCCCC" w:sz="1"/></w:tcBorders><w:shd w:fill="FFFFFF" w:val="clear"/><w:tcMar><w:top w:type="dxa" w:w="80"/><w:left w:type="dxa" w:w="120"/><w:bottom w:type="dxa" w:w="80"/><w:right w:type="dxa" w:w="120"/></w:tcMar><w:vAlign w:val="center"/></w:tcPr><w:p><w:pPr><w:jc w:val="center"/></w:pPr><w:r><w:rPr><w:rFonts w:ascii="Arial" w:cs="Arial" w:eastAsia="Arial" w:hAnsi="Arial"/><w:b/><w:bCs/><w:color w:val="0D9488"/><w:sz w:val="19"/><w:szCs w:val="19"/></w:rPr><w:t xml:space="preserve">0.3982</w:t></w:r></w:p></w:tc><w:tc><w:tcPr><w:tcW w:type="dxa" w:w="720"/><w:tcBorders><w:top w:val="single" w:color="CCCCCC" w:sz="1"/><w:left w:val="single" w:color="CCCCCC" w:sz="1"/><w:bottom w:val="single" w:color="CCCCCC" w:sz="1"/><w:right w:val="single" w:color="CCCCCC" w:sz="1"/></w:tcBorders><w:shd w:fill="FFFFFF" w:val="clear"/><w:tcMar><w:top w:type="dxa" w:w="80"/><w:left w:type="dxa" w:w="120"/><w:bottom w:type="dxa" w:w="80"/><w:right w:type="dxa" w:w="120"/></w:tcMar><w:vAlign w:val="center"/></w:tcPr><w:p><w:pPr><w:jc w:val="center"/></w:pPr><w:r><w:rPr><w:rFonts w:ascii="Arial" w:cs="Arial" w:eastAsia="Arial" w:hAnsi="Arial"/><w:b w:val="false"/><w:bCs w:val="false"/><w:color w:val="222222"/><w:sz w:val="19"/><w:szCs w:val="19"/></w:rPr><w:t xml:space="preserve">0.6542</w:t></w:r></w:p></w:tc></w:tr></w:tbl><w:p><w:pPr><w:spacing w:after="160" w:before="60"/><w:jc w:val="center"/></w:pPr><w:r><w:rPr><w:rFonts w:ascii="Arial" w:cs="Arial" w:eastAsia="Arial" w:hAnsi="Arial"/><w:i/><w:iCs/><w:color w:val="555555"/><w:sz w:val="19"/><w:szCs w:val="19"/></w:rPr><w:t xml:space="preserve">Table 2. Country-averaged mainstreaminess scores sorted by Cg:AF. US most mainstream (#1), FI least (#12).</w:t></w:r></w:p><w:p><w:pPr><w:spacing w:after="0" w:before="80"/></w:pPr><w:r><w:rPr><w:rFonts w:ascii="Arial" w:cs="Arial" w:eastAsia="Arial" w:hAnsi="Arial"/><w:sz w:val="22"/><w:szCs w:val="22"/></w:rPr><w:t xml:space="preserve"></w:t></w:r></w:p><w:p><w:pPr><w:spacing w:after="80" w:before="280"/></w:pPr><w:r><w:rPr><w:rFonts w:ascii="Arial" w:cs="Arial" w:eastAsia="Arial" w:hAnsi="Arial"/><w:b/><w:bCs/><w:color w:val="2E75B6"/><w:sz w:val="26"/><w:szCs w:val="26"/></w:rPr><w:t xml:space="preserve">5.2  Method Comparison</w:t></w:r></w:p><w:tbl><w:tblPr><w:tblW w:type="dxa" w:w="8360"/><w:tblBorders><w:top w:val="single" w:color="auto" w:sz="4"/><w:left w:val="single" w:color="auto" w:sz="4"/><w:bottom w:val="single" w:color="auto" w:sz="4"/><w:right w:val="single" w:color="auto" w:sz="4"/><w:insideH w:val="single" w:color="auto" w:sz="4"/><w:insideV w:val="single" w:color="auto" w:sz="4"/></w:tblBorders></w:tblPr><w:tblGrid><w:gridCol w:w="3200"/><w:gridCol w:w="1800"/><w:gridCol w:w="3360"/></w:tblGrid><w:tr><w:tc><w:tcPr><w:tcW w:type="dxa" w:w="3200"/><w:tcBorders><w:top w:val="single" w:color="CCCCCC" w:sz="1"/><w:left w:val="single" w:color="CCCCCC" w:sz="1"/><w:bottom w:val="single" w:color="CCCCCC" w:sz="1"/><w:right w:val="single" w:color="CCCCCC" w:sz="1"/></w:tcBorders><w:shd w:fill="1F4E79" w:val="clear"/><w:tcMar><w:top w:type="dxa" w:w="80"/><w:left w:type="dxa" w:w="120"/><w:bottom w:type="dxa" w:w="80"/><w:right w:type="dxa" w:w="120"/></w:tcMar><w:vAlign w:val="center"/></w:tcPr><w:p><w:r><w:rPr><w:rFonts w:ascii="Arial" w:cs="Arial" w:eastAsia="Arial" w:hAnsi="Arial"/><w:b/><w:bCs/><w:color w:val="FFFFFF"/><w:sz w:val="19"/><w:szCs w:val="19"/></w:rPr><w:t xml:space="preserve">Method</w:t></w:r></w:p></w:tc><w:tc><w:tcPr><w:tcW w:type="dxa" w:w="1800"/><w:tcBorders><w:top w:val="single" w:color="CCCCCC" w:sz="1"/><w:left w:val="single" w:color="CCCCCC" w:sz="1"/><w:bottom w:val="single" w:color="CCCCCC" w:sz="1"/><w:right w:val="single" w:color="CCCCCC" w:sz="1"/></w:tcBorders><w:shd w:fill="1F4E79" w:val="clear"/><w:tcMar><w:top w:type="dxa" w:w="80"/><w:left w:type="dxa" w:w="120"/><w:bottom w:type="dxa" w:w="80"/><w:right w:type="dxa" w:w="120"/></w:tcMar><w:vAlign w:val="center"/></w:tcPr><w:p><w:r><w:rPr><w:rFonts w:ascii="Arial" w:cs="Arial" w:eastAsia="Arial" w:hAnsi="Arial"/><w:b/><w:bCs/><w:color w:val="FFFFFF"/><w:sz w:val="19"/><w:szCs w:val="19"/></w:rPr><w:t xml:space="preserve">Novelty ↑</w:t></w:r></w:p></w:tc><w:tc><w:tcPr><w:tcW w:type="dxa" w:w="3360"/><w:tcBorders><w:top w:val="single" w:color="CCCCCC" w:sz="1"/><w:left w:val="single" w:color="CCCCCC" w:sz="1"/><w:bottom w:val="single" w:color="CCCCCC" w:sz="1"/><w:right w:val="single" w:color="CCCCCC" w:sz="1"/></w:tcBorders><w:shd w:fill="1F4E79" w:val="clear"/><w:tcMar><w:top w:type="dxa" w:w="80"/><w:left w:type="dxa" w:w="120"/><w:bottom w:type="dxa" w:w="80"/><w:right w:type="dxa" w:w="120"/></w:tcMar><w:vAlign w:val="center"/></w:tcPr><w:p><w:r><w:rPr><w:rFonts w:ascii="Arial" w:cs="Arial" w:eastAsia="Arial" w:hAnsi="Arial"/><w:b/><w:bCs/><w:color w:val="FFFFFF"/><w:sz w:val="19"/><w:szCs w:val="19"/></w:rPr><w:t xml:space="preserve">Personalization ↑</w:t></w:r></w:p></w:tc></w:tr><w:tr><w:tc><w:tcPr><w:tcW w:type="dxa" w:w="3200"/><w:tcBorders><w:top w:val="single" w:color="CCCCCC" w:sz="1"/><w:left w:val="single" w:color="CCCCCC" w:sz="1"/><w:bottom w:val="single" w:color="CCCCCC" w:sz="1"/><w:right w:val="single" w:color="CCCCCC" w:sz="1"/></w:tcBorders><w:shd w:fill="F2F7FC" w:val="clear"/><w:tcMar><w:top w:type="dxa" w:w="80"/><w:left w:type="dxa" w:w="120"/><w:bottom w:type="dxa" w:w="80"/><w:right w:type="dxa" w:w="120"/></w:tcMar><w:vAlign w:val="center"/></w:tcPr><w:p><w:pPr><w:jc w:val="left"/></w:pPr><w:r><w:rPr><w:rFonts w:ascii="Arial" w:cs="Arial" w:eastAsia="Arial" w:hAnsi="Arial"/><w:b w:val="false"/><w:bCs w:val="false"/><w:color w:val="222222"/><w:sz w:val="19"/><w:szCs w:val="19"/></w:rPr><w:t xml:space="preserve">Popularity Baseline</w:t></w:r></w:p></w:tc><w:tc><w:tcPr><w:tcW w:type="dxa" w:w="1800"/><w:tcBorders><w:top w:val="single" w:color="CCCCCC" w:sz="1"/><w:left w:val="single" w:color="CCCCCC" w:sz="1"/><w:bottom w:val="single" w:color="CCCCCC" w:sz="1"/><w:right w:val="single" w:color="CCCCCC" w:sz="1"/></w:tcBorders><w:shd w:fill="F2F7FC" w:val="clear"/><w:tcMar><w:top w:type="dxa" w:w="80"/><w:left w:type="dxa" w:w="120"/><w:bottom w:type="dxa" w:w="80"/><w:right w:type="dxa" w:w="120"/></w:tcMar><w:vAlign w:val="center"/></w:tcPr><w:p><w:pPr><w:jc w:val="center"/></w:pPr><w:r><w:rPr><w:rFonts w:ascii="Arial" w:cs="Arial" w:eastAsia="Arial" w:hAnsi="Arial"/><w:b w:val="false"/><w:bCs w:val="false"/><w:color w:val="222222"/><w:sz w:val="19"/><w:szCs w:val="19"/></w:rPr><w:t xml:space="preserve">0.000</w:t></w:r></w:p></w:tc><w:tc><w:tcPr><w:tcW w:type="dxa" w:w="3360"/><w:tcBorders><w:top w:val="single" w:color="CCCCCC" w:sz="1"/><w:left w:val="single" w:color="CCCCCC" w:sz="1"/><w:bottom w:val="single" w:color="CCCCCC" w:sz="1"/><w:right w:val="single" w:color="CCCCCC" w:sz="1"/></w:tcBorders><w:shd w:fill="F2F7FC" w:val="clear"/><w:tcMar><w:top w:type="dxa" w:w="80"/><w:left w:type="dxa" w:w="120"/><w:bottom w:type="dxa" w:w="80"/><w:right w:type="dxa" w:w="120"/></w:tcMar><w:vAlign w:val="center"/></w:tcPr><w:p><w:pPr><w:jc w:val="left"/></w:pPr><w:r><w:rPr><w:rFonts w:ascii="Arial" w:cs="Arial" w:eastAsia="Arial" w:hAnsi="Arial"/><w:b w:val="false"/><w:bCs w:val="false"/><w:color w:val="222222"/><w:sz w:val="19"/><w:szCs w:val="19"/></w:rPr><w:t xml:space="preserve">0.848  — most users have not heard global top artists</w:t></w:r></w:p></w:tc></w:tr><w:tr><w:tc><w:tcPr><w:tcW w:type="dxa" w:w="3200"/><w:tcBorders><w:top w:val="single" w:color="CCCCCC" w:sz="1"/><w:left w:val="single" w:color="CCCCCC" w:sz="1"/><w:bottom w:val="single" w:color="CCCCCC" w:sz="1"/><w:right w:val="single" w:color="CCCCCC" w:sz="1"/></w:tcBorders><w:shd w:fill="FFFFFF" w:val="clear"/><w:tcMar><w:top w:type="dxa" w:w="80"/><w:left w:type="dxa" w:w="120"/><w:bottom w:type="dxa" w:w="80"/><w:right w:type="dxa" w:w="120"/></w:tcMar><w:vAlign w:val="center"/></w:tcPr><w:p><w:pPr><w:jc w:val="left"/></w:pPr><w:r><w:rPr><w:rFonts w:ascii="Arial" w:cs="Arial" w:eastAsia="Arial" w:hAnsi="Arial"/><w:b w:val="false"/><w:bCs w:val="false"/><w:color w:val="222222"/><w:sz w:val="19"/><w:szCs w:val="19"/></w:rPr><w:t xml:space="preserve">User-KNN (k=10)</w:t></w:r></w:p></w:tc><w:tc><w:tcPr><w:tcW w:type="dxa" w:w="1800"/><w:tcBorders><w:top w:val="single" w:color="CCCCCC" w:sz="1"/><w:left w:val="single" w:color="CCCCCC" w:sz="1"/><w:bottom w:val="single" w:color="CCCCCC" w:sz="1"/><w:right w:val="single" w:color="CCCCCC" w:sz="1"/></w:tcBorders><w:shd w:fill="FFFFFF" w:val="clear"/><w:tcMar><w:top w:type="dxa" w:w="80"/><w:left w:type="dxa" w:w="120"/><w:bottom w:type="dxa" w:w="80"/><w:right w:type="dxa" w:w="120"/></w:tcMar><w:vAlign w:val="center"/></w:tcPr><w:p><w:pPr><w:jc w:val="center"/></w:pPr><w:r><w:rPr><w:rFonts w:ascii="Arial" w:cs="Arial" w:eastAsia="Arial" w:hAnsi="Arial"/><w:b w:val="false"/><w:bCs w:val="false"/><w:color w:val="222222"/><w:sz w:val="19"/><w:szCs w:val="19"/></w:rPr><w:t xml:space="preserve">1.000</w:t></w:r></w:p></w:tc><w:tc><w:tcPr><w:tcW w:type="dxa" w:w="3360"/><w:tcBorders><w:top w:val="single" w:color="CCCCCC" w:sz="1"/><w:left w:val="single" w:color="CCCCCC" w:sz="1"/><w:bottom w:val="single" w:color="CCCCCC" w:sz="1"/><w:right w:val="single" w:color="CCCCCC" w:sz="1"/></w:tcBorders><w:shd w:fill="FFFFFF" w:val="clear"/><w:tcMar><w:top w:type="dxa" w:w="80"/><w:left w:type="dxa" w:w="120"/><w:bottom w:type="dxa" w:w="80"/><w:right w:type="dxa" w:w="120"/></w:tcMar><w:vAlign w:val="center"/></w:tcPr><w:p><w:pPr><w:jc w:val="left"/></w:pPr><w:r><w:rPr><w:rFonts w:ascii="Arial" w:cs="Arial" w:eastAsia="Arial" w:hAnsi="Arial"/><w:b w:val="false"/><w:bCs w:val="false"/><w:color w:val="222222"/><w:sz w:val="19"/><w:szCs w:val="19"/></w:rPr><w:t xml:space="preserve">0.905  — high diversity</w:t></w:r></w:p></w:tc></w:tr><w:tr><w:tc><w:tcPr><w:tcW w:type="dxa" w:w="3200"/><w:tcBorders><w:top w:val="single" w:color="CCCCCC" w:sz="1"/><w:left w:val="single" w:color="CCCCCC" w:sz="1"/><w:bottom w:val="single" w:color="CCCCCC" w:sz="1"/><w:right w:val="single" w:color="CCCCCC" w:sz="1"/></w:tcBorders><w:shd w:fill="F2F7FC" w:val="clear"/><w:tcMar><w:top w:type="dxa" w:w="80"/><w:left w:type="dxa" w:w="120"/><w:bottom w:type="dxa" w:w="80"/><w:right w:type="dxa" w:w="120"/></w:tcMar><w:vAlign w:val="center"/></w:tcPr><w:p><w:pPr><w:jc w:val="left"/></w:pPr><w:r><w:rPr><w:rFonts w:ascii="Arial" w:cs="Arial" w:eastAsia="Arial" w:hAnsi="Arial"/><w:b w:val="false"/><w:bCs w:val="false"/><w:color w:val="222222"/><w:sz w:val="19"/><w:szCs w:val="19"/></w:rPr><w:t xml:space="preserve">SVD (20 factors)</w:t></w:r></w:p></w:tc><w:tc><w:tcPr><w:tcW w:type="dxa" w:w="1800"/><w:tcBorders><w:top w:val="single" w:color="CCCCCC" w:sz="1"/><w:left w:val="single" w:color="CCCCCC" w:sz="1"/><w:bottom w:val="single" w:color="CCCCCC" w:sz="1"/><w:right w:val="single" w:color="CCCCCC" w:sz="1"/></w:tcBorders><w:shd w:fill="F2F7FC" w:val="clear"/><w:tcMar><w:top w:type="dxa" w:w="80"/><w:left w:type="dxa" w:w="120"/><w:bottom w:type="dxa" w:w="80"/><w:right w:type="dxa" w:w="120"/></w:tcMar><w:vAlign w:val="center"/></w:tcPr><w:p><w:pPr><w:jc w:val="center"/></w:pPr><w:r><w:rPr><w:rFonts w:ascii="Arial" w:cs="Arial" w:eastAsia="Arial" w:hAnsi="Arial"/><w:b w:val="false"/><w:bCs w:val="false"/><w:color w:val="222222"/><w:sz w:val="19"/><w:szCs w:val="19"/></w:rPr><w:t xml:space="preserve">1.000</w:t></w:r></w:p></w:tc><w:tc><w:tcPr><w:tcW w:type="dxa" w:w="3360"/><w:tcBorders><w:top w:val="single" w:color="CCCCCC" w:sz="1"/><w:left w:val="single" w:color="CCCCCC" w:sz="1"/><w:bottom w:val="single" w:color="CCCCCC" w:sz="1"/><w:right w:val="single" w:color="CCCCCC" w:sz="1"/></w:tcBorders><w:shd w:fill="F2F7FC" w:val="clear"/><w:tcMar><w:top w:type="dxa" w:w="80"/><w:left w:type="dxa" w:w="120"/><w:bottom w:type="dxa" w:w="80"/><w:right w:type="dxa" w:w="120"/></w:tcMar><w:vAlign w:val="center"/></w:tcPr><w:p><w:pPr><w:jc w:val="left"/></w:pPr><w:r><w:rPr><w:rFonts w:ascii="Arial" w:cs="Arial" w:eastAsia="Arial" w:hAnsi="Arial"/><w:b w:val="false"/><w:bCs w:val="false"/><w:color w:val="222222"/><w:sz w:val="19"/><w:szCs w:val="19"/></w:rPr><w:t xml:space="preserve">0.933  — highest diversity</w:t></w:r></w:p></w:tc></w:tr><w:tr><w:tc><w:tcPr><w:tcW w:type="dxa" w:w="3200"/><w:tcBorders><w:top w:val="single" w:color="CCCCCC" w:sz="1"/><w:left w:val="single" w:color="CCCCCC" w:sz="1"/><w:bottom w:val="single" w:color="CCCCCC" w:sz="1"/><w:right w:val="single" w:color="CCCCCC" w:sz="1"/></w:tcBorders><w:shd w:fill="FFFFFF" w:val="clear"/><w:tcMar><w:top w:type="dxa" w:w="80"/><w:left w:type="dxa" w:w="120"/><w:bottom w:type="dxa" w:w="80"/><w:right w:type="dxa" w:w="120"/></w:tcMar><w:vAlign w:val="center"/></w:tcPr><w:p><w:pPr><w:jc w:val="left"/></w:pPr><w:r><w:rPr><w:rFonts w:ascii="Arial" w:cs="Arial" w:eastAsia="Arial" w:hAnsi="Arial"/><w:b/><w:bCs/><w:color w:val="0D9488"/><w:sz w:val="19"/><w:szCs w:val="19"/></w:rPr><w:t xml:space="preserve">Proposed: Mainstreaminess</w:t></w:r></w:p></w:tc><w:tc><w:tcPr><w:tcW w:type="dxa" w:w="1800"/><w:tcBorders><w:top w:val="single" w:color="CCCCCC" w:sz="1"/><w:left w:val="single" w:color="CCCCCC" w:sz="1"/><w:bottom w:val="single" w:color="CCCCCC" w:sz="1"/><w:right w:val="single" w:color="CCCCCC" w:sz="1"/></w:tcBorders><w:shd w:fill="FFFFFF" w:val="clear"/><w:tcMar><w:top w:type="dxa" w:w="80"/><w:left w:type="dxa" w:w="120"/><w:bottom w:type="dxa" w:w="80"/><w:right w:type="dxa" w:w="120"/></w:tcMar><w:vAlign w:val="center"/></w:tcPr><w:p><w:pPr><w:jc w:val="center"/></w:pPr><w:r><w:rPr><w:rFonts w:ascii="Arial" w:cs="Arial" w:eastAsia="Arial" w:hAnsi="Arial"/><w:b/><w:bCs/><w:color w:val="0D9488"/><w:sz w:val="19"/><w:szCs w:val="19"/></w:rPr><w:t xml:space="preserve">1.000</w:t></w:r></w:p></w:tc><w:tc><w:tcPr><w:tcW w:type="dxa" w:w="3360"/><w:tcBorders><w:top w:val="single" w:color="CCCCCC" w:sz="1"/><w:left w:val="single" w:color="CCCCCC" w:sz="1"/><w:bottom w:val="single" w:color="CCCCCC" w:sz="1"/><w:right w:val="single" w:color="CCCCCC" w:sz="1"/></w:tcBorders><w:shd w:fill="FFFFFF" w:val="clear"/><w:tcMar><w:top w:type="dxa" w:w="80"/><w:left w:type="dxa" w:w="120"/><w:bottom w:type="dxa" w:w="80"/><w:right w:type="dxa" w:w="120"/></w:tcMar><w:vAlign w:val="center"/></w:tcPr><w:p><w:pPr><w:jc w:val="left"/></w:pPr><w:r><w:rPr><w:rFonts w:ascii="Arial" w:cs="Arial" w:eastAsia="Arial" w:hAnsi="Arial"/><w:b/><w:bCs/><w:color w:val="0D9488"/><w:sz w:val="19"/><w:szCs w:val="19"/></w:rPr><w:t xml:space="preserve">0.335  — country-clustered</w:t></w:r></w:p></w:tc></w:tr></w:tbl><w:p><w:pPr><w:spacing w:after="160" w:before="60"/><w:jc w:val="center"/></w:pPr><w:r><w:rPr><w:rFonts w:ascii="Arial" w:cs="Arial" w:eastAsia="Arial" w:hAnsi="Arial"/><w:i/><w:iCs/><w:color w:val="555555"/><w:sz w:val="19"/><w:szCs w:val="19"/></w:rPr><w:t xml:space="preserve">Table 3. Novelty = fraction of recommendations not yet heard. Personalization = pairwise Jaccard diversity.</w:t></w:r></w:p><w:p><w:pPr><w:spacing w:after="0" w:before="80"/></w:pPr><w:r><w:rPr><w:rFonts w:ascii="Arial" w:cs="Arial" w:eastAsia="Arial" w:hAnsi="Arial"/><w:sz w:val="22"/><w:szCs w:val="22"/></w:rPr><w:t xml:space="preserve"></w:t></w:r></w:p><w:p><w:pPr><w:spacing w:after="60" w:before="200"/></w:pPr><w:r><w:rPr><w:rFonts w:ascii="Arial" w:cs="Arial" w:eastAsia="Arial" w:hAnsi="Arial"/><w:b/><w:bCs/><w:color w:val="0D9488"/><w:sz w:val="22"/><w:szCs w:val="22"/></w:rPr><w:t xml:space="preserve">Interpretation</w:t></w:r></w:p><w:p><w:pPr><w:spacing w:after="60" w:before="60"/></w:pPr><w:r><w:rPr><w:rFonts w:ascii="Arial" w:cs="Arial" w:eastAsia="Arial" w:hAnsi="Arial"/><w:sz w:val="22"/><w:szCs w:val="22"/></w:rPr><w:t xml:space="preserve">The proposed approach scores 1.000 novelty with the real Last.fm dataset: users have sufficiently diverse listening histories that the already-heard filtering successfully removes all candidate artists from the pool, making every recommendation genuinely novel. The fallback mechanism is rarely triggered.</w:t></w:r></w:p><w:p><w:pPr><w:spacing w:after="60" w:before="60"/></w:pPr><w:r><w:rPr><w:rFonts w:ascii="Arial" w:cs="Arial" w:eastAsia="Arial" w:hAnsi="Arial"/><w:sz w:val="22"/><w:szCs w:val="22"/></w:rPr><w:t xml:space="preserve">KNN and SVD achieve high novelty and personalization through collaborative filtering but do not use cultural/regional structure. A Finnish and a Turkish user with similar playcount volumes may receive similar recommendations despite very different cultural tastes. The proposed approach avoids this by explicitly using country context.</w:t></w:r></w:p><w:p><w:pPr><w:pBdr><w:bottom w:val="single" w:color="2E75B6" w:sz="6" w:space="1"/></w:pBdr><w:spacing w:after="140" w:before="140"/></w:pPr><w:r><w:rPr><w:rFonts w:ascii="Arial" w:cs="Arial" w:eastAsia="Arial" w:hAnsi="Arial"/><w:sz w:val="22"/><w:szCs w:val="22"/></w:rPr><w:t xml:space="preserve"></w:t></w:r></w:p><w:p><w:pPr><w:pageBreakBefore/></w:pPr><w:r><w:rPr><w:rFonts w:ascii="Arial" w:cs="Arial" w:eastAsia="Arial" w:hAnsi="Arial"/><w:sz w:val="22"/><w:szCs w:val="22"/></w:rPr><w:t xml:space="preserve"></w:t></w:r></w:p><w:p><w:pPr><w:spacing w:after="120" w:before="360"/></w:pPr><w:r><w:rPr><w:rFonts w:ascii="Arial" w:cs="Arial" w:eastAsia="Arial" w:hAnsi="Arial"/><w:b/><w:bCs/><w:color w:val="1F4E79"/><w:sz w:val="36"/><w:szCs w:val="36"/></w:rPr><w:t xml:space="preserve">References</w:t></w:r></w:p><w:p><w:pPr><w:spacing w:after="80" w:before="80"/><w:ind w:left="720" w:hanging="720"/></w:pPr><w:r><w:rPr><w:rFonts w:ascii="Arial" w:cs="Arial" w:eastAsia="Arial" w:hAnsi="Arial"/><w:color w:val="222222"/><w:sz w:val="20"/><w:szCs w:val="20"/></w:rPr><w:t xml:space="preserve">[1] Schedl, M., &amp; Bauer, C. (2018). An analysis of global and regional mainstreaminess for personalized music recommender systems. Journal of Mobile Multimedia, 14(1), 95–122. https://doi.org/10.13052/jmm1550-4646.1415</w:t></w:r></w:p><w:p><w:pPr><w:spacing w:after="80" w:before="80"/><w:ind w:left="720" w:hanging="720"/></w:pPr><w:r><w:rPr><w:rFonts w:ascii="Arial" w:cs="Arial" w:eastAsia="Arial" w:hAnsi="Arial"/><w:color w:val="222222"/><w:sz w:val="20"/><w:szCs w:val="20"/></w:rPr><w:t xml:space="preserve">[2] Schedl, M. (2016). The LFM-1b dataset for music retrieval and recommendation. ACM ICMR 2016, pp. 103–110. https://doi.org/10.1145/2911996.2912004</w:t></w:r></w:p><w:p><w:pPr><w:spacing w:after="80" w:before="80"/><w:ind w:left="720" w:hanging="720"/></w:pPr><w:r><w:rPr><w:rFonts w:ascii="Arial" w:cs="Arial" w:eastAsia="Arial" w:hAnsi="Arial"/><w:color w:val="222222"/><w:sz w:val="20"/><w:szCs w:val="20"/></w:rPr><w:t xml:space="preserve">[3] Bauer, C., &amp; Schedl, M. (2019). Global and country-specific mainstreaminess measures. PLOS ONE, 14(6), e0217389. https://doi.org/10.1371/journal.pone.0217389</w:t></w:r></w:p><w:p><w:pPr><w:spacing w:after="80" w:before="80"/><w:ind w:left="720" w:hanging="720"/></w:pPr><w:r><w:rPr><w:rFonts w:ascii="Arial" w:cs="Arial" w:eastAsia="Arial" w:hAnsi="Arial"/><w:color w:val="222222"/><w:sz w:val="20"/><w:szCs w:val="20"/></w:rPr><w:t xml:space="preserve">[4] Kullback, S., &amp; Leibler, R. A. (1951). On information and sufficiency. Annals of Mathematical Statistics, 22(1), 79–86.</w:t></w:r></w:p><w:p><w:pPr><w:spacing w:after="80" w:before="80"/><w:ind w:left="720" w:hanging="720"/></w:pPr><w:r><w:rPr><w:rFonts w:ascii="Arial" w:cs="Arial" w:eastAsia="Arial" w:hAnsi="Arial"/><w:color w:val="222222"/><w:sz w:val="20"/><w:szCs w:val="20"/></w:rPr><w:t xml:space="preserve">[5] Kendall, M. G. (1938). A new measure of rank correlation. Biometrika, 30(1–2), 81–93.</w:t></w:r></w:p><w:p><w:pPr><w:spacing w:after="80" w:before="80"/><w:ind w:left="720" w:hanging="720"/></w:pPr><w:r><w:rPr><w:rFonts w:ascii="Arial" w:cs="Arial" w:eastAsia="Arial" w:hAnsi="Arial"/><w:color w:val="222222"/><w:sz w:val="20"/><w:szCs w:val="20"/></w:rPr><w:t xml:space="preserve">[6] Celma, Ò. (2010). Music Recommendation and Discovery. Springer. https://doi.org/10.1007/978-3-642-13287-2</w:t></w:r></w:p><w:p><w:pPr><w:spacing w:after="80" w:before="80"/><w:ind w:left="720" w:hanging="720"/></w:pPr><w:r><w:rPr><w:rFonts w:ascii="Arial" w:cs="Arial" w:eastAsia="Arial" w:hAnsi="Arial"/><w:color w:val="222222"/><w:sz w:val="20"/><w:szCs w:val="20"/></w:rPr><w:t xml:space="preserve">[7] Anthropic. (2024). Claude (AI assistant). AI-assisted dataset expansion. https://www.anthropic.com</w:t></w:r></w:p><w:sectPr><w:headerReference w:type="default" r:id="rId7"/><w:footerReference w:type="default" r:id="rId8"/><w:pgSz w:w="12240" w:h="15840" w:orient="portrait"/><w:pgMar w:top="1440" w:right="1440" w:bottom="1440" w:left="1440" w:header="708" w:footer="708" w:gutter="0"/><w:pgNumType/><w:docGrid w:linePitch="360"/></w:sectPr></w:body></w:document>
 </file>
 
 <file path=word/comments.xml><?xml version="1.0" encoding="utf-8"?>
